--- a/docs/07_중간평가_보고서.docx
+++ b/docs/07_중간평가_보고서.docx
@@ -426,6 +426,742 @@
           <w:sz w:val="32"/>
           <w:szCs w:val="32"/>
         </w:rPr>
+        <w:t xml:space="preserve">요약</w:t>
+      </w:r>
+    </w:p>
+    <w:p>
+      <w:pPr>
+        <w:spacing w:after="120" w:line="320"/>
+      </w:pPr>
+      <w:r>
+        <w:rPr>
+          <w:rFonts w:ascii="Malgun Gothic" w:cs="Malgun Gothic" w:eastAsia="Malgun Gothic" w:hAnsi="Malgun Gothic"/>
+          <w:b/>
+          <w:bCs/>
+        </w:rPr>
+        <w:t xml:space="preserve">문제. </w:t>
+      </w:r>
+      <w:r>
+        <w:rPr>
+          <w:rFonts w:ascii="Malgun Gothic" w:cs="Malgun Gothic" w:eastAsia="Malgun Gothic" w:hAnsi="Malgun Gothic"/>
+        </w:rPr>
+        <w:t xml:space="preserve">알바생은 주휴·야간을 더한 급여를 계산하기 어렵고(수당 안내 못 받음 33.2%), 덜 받아도 통장 총액만 봐서 알아채기 어렵고(임금 문제 경험 48.0%), 알아도 근거가 없어 말을 꺼내지 못한다(최저시급 미달 경험자 중 무대응 49.3%).</w:t>
+      </w:r>
+    </w:p>
+    <w:p>
+      <w:pPr>
+        <w:spacing w:after="120" w:line="320"/>
+      </w:pPr>
+      <w:r>
+        <w:rPr>
+          <w:rFonts w:ascii="Malgun Gothic" w:cs="Malgun Gothic" w:eastAsia="Malgun Gothic" w:hAnsi="Malgun Gothic"/>
+          <w:b/>
+          <w:bCs/>
+        </w:rPr>
+        <w:t xml:space="preserve">해결. </w:t>
+      </w:r>
+      <w:r>
+        <w:rPr>
+          <w:rFonts w:ascii="Malgun Gothic" w:cs="Malgun Gothic" w:eastAsia="Malgun Gothic" w:hAnsi="Malgun Gothic"/>
+        </w:rPr>
+        <w:t xml:space="preserve">사장 연동 없이 혼자 쓰는 모바일 웹앱. 출퇴근 기록 → 받았어야 할 돈과 실제 입금액 비교 → 요청 문구와 증빙 묶음. 기록마다 확인 번호와 서버 등록 시각이 남는다.</w:t>
+      </w:r>
+    </w:p>
+    <w:p>
+      <w:pPr>
+        <w:spacing w:after="120" w:line="320"/>
+      </w:pPr>
+      <w:r>
+        <w:rPr>
+          <w:rFonts w:ascii="Malgun Gothic" w:cs="Malgun Gothic" w:eastAsia="Malgun Gothic" w:hAnsi="Malgun Gothic"/>
+          <w:b/>
+          <w:bCs/>
+        </w:rPr>
+        <w:t xml:space="preserve">현황. </w:t>
+      </w:r>
+      <w:r>
+        <w:rPr>
+          <w:rFonts w:ascii="Malgun Gothic" w:cs="Malgun Gothic" w:eastAsia="Malgun Gothic" w:hAnsi="Malgun Gothic"/>
+        </w:rPr>
+        <w:t xml:space="preserve">10/13 MVP 기능 정의서의 포함 기능 8개가 모두 동작하는 수준으로 배포했다(2026.10). 완성도 평균 약 80%. 실제 폰 검증과 사용자 검증은 11월에 한다.</w:t>
+      </w:r>
+    </w:p>
+    <w:p>
+      <w:pPr>
+        <w:spacing w:after="120" w:line="320"/>
+      </w:pPr>
+      <w:r>
+        <w:rPr>
+          <w:rFonts w:ascii="Malgun Gothic" w:cs="Malgun Gothic" w:eastAsia="Malgun Gothic" w:hAnsi="Malgun Gothic"/>
+          <w:b/>
+          <w:bCs/>
+        </w:rPr>
+        <w:t xml:space="preserve">검증 계획. </w:t>
+      </w:r>
+      <w:r>
+        <w:rPr>
+          <w:rFonts w:ascii="Malgun Gothic" w:cs="Malgun Gothic" w:eastAsia="Malgun Gothic" w:hAnsi="Malgun Gothic"/>
+        </w:rPr>
+        <w:t xml:space="preserve">링크 설문 30명, 직접 인터뷰 5명. 확인할 가설 하나와 재는 법 다섯, 기준과 못 미쳤을 때의 결정은 5.2절.</w:t>
+      </w:r>
+    </w:p>
+    <w:p>
+      <w:pPr>
+        <w:spacing w:after="120" w:line="320"/>
+      </w:pPr>
+      <w:r>
+        <w:rPr>
+          <w:rFonts w:ascii="Malgun Gothic" w:cs="Malgun Gothic" w:eastAsia="Malgun Gothic" w:hAnsi="Malgun Gothic"/>
+          <w:b/>
+          <w:bCs/>
+        </w:rPr>
+        <w:t xml:space="preserve">수익. </w:t>
+      </w:r>
+      <w:r>
+        <w:rPr>
+          <w:rFonts w:ascii="Malgun Gothic" w:cs="Malgun Gothic" w:eastAsia="Malgun Gothic" w:hAnsi="Malgun Gothic"/>
+        </w:rPr>
+        <w:t xml:space="preserve">핵심 화면은 무료·광고 없음. 쉬는 틈 게임 화면 광고가 1차 가설, 편의 기능 구독이 2차 후보. 문서 유료화는 하지 않는다.</w:t>
+      </w:r>
+    </w:p>
+    <w:p>
+      <w:pPr>
+        <w:spacing w:after="120" w:line="320"/>
+      </w:pPr>
+      <w:r>
+        <w:rPr>
+          <w:rFonts w:ascii="Malgun Gothic" w:cs="Malgun Gothic" w:eastAsia="Malgun Gothic" w:hAnsi="Malgun Gothic"/>
+          <w:b/>
+          <w:bCs/>
+        </w:rPr>
+        <w:t xml:space="preserve">기말까지. </w:t>
+      </w:r>
+      <w:r>
+        <w:rPr>
+          <w:rFonts w:ascii="Malgun Gothic" w:cs="Malgun Gothic" w:eastAsia="Malgun Gothic" w:hAnsi="Malgun Gothic"/>
+        </w:rPr>
+        <w:t xml:space="preserve">실제 폰 검증, 피드백 반영, 기록 내용으로 확인 번호를 다시 계산해 맞춰 보는 방법. 마일스톤은 5.3절.</w:t>
+      </w:r>
+    </w:p>
+    <w:p>
+      <w:pPr>
+        <w:spacing w:after="120" w:before="240"/>
+      </w:pPr>
+      <w:r>
+        <w:rPr>
+          <w:rFonts w:ascii="Malgun Gothic" w:cs="Malgun Gothic" w:eastAsia="Malgun Gothic" w:hAnsi="Malgun Gothic"/>
+          <w:b/>
+          <w:bCs/>
+          <w:sz w:val="22"/>
+          <w:szCs w:val="22"/>
+        </w:rPr>
+        <w:t xml:space="preserve">평가 항목별 해당 절</w:t>
+      </w:r>
+    </w:p>
+    <w:tbl>
+      <w:tblPr>
+        <w:tblW w:type="dxa" w:w="9026"/>
+        <w:tblBorders>
+          <w:top w:val="single" w:color="DCD9D0" w:sz="4"/>
+          <w:left w:val="single" w:color="DCD9D0" w:sz="4"/>
+          <w:bottom w:val="single" w:color="DCD9D0" w:sz="4"/>
+          <w:right w:val="single" w:color="DCD9D0" w:sz="4"/>
+          <w:insideH w:val="single" w:color="DCD9D0" w:sz="4"/>
+          <w:insideV w:val="single" w:color="DCD9D0" w:sz="4"/>
+        </w:tblBorders>
+        <w:tblLayout w:type="fixed"/>
+      </w:tblPr>
+      <w:tblGrid>
+        <w:gridCol w:w="4000"/>
+        <w:gridCol w:w="5026"/>
+      </w:tblGrid>
+      <w:tr>
+        <w:trPr>
+          <w:tblHeader/>
+        </w:trPr>
+        <w:tc>
+          <w:tcPr>
+            <w:tcW w:type="dxa" w:w="4000"/>
+            <w:shd w:fill="F4F3EF" w:color="auto" w:val="clear"/>
+            <w:tcMar>
+              <w:top w:type="dxa" w:w="60"/>
+              <w:left w:type="dxa" w:w="100"/>
+              <w:bottom w:type="dxa" w:w="60"/>
+              <w:right w:type="dxa" w:w="100"/>
+            </w:tcMar>
+            <w:vAlign w:val="center"/>
+          </w:tcPr>
+          <w:p>
+            <w:pPr>
+              <w:spacing w:after="40" w:line="280"/>
+            </w:pPr>
+            <w:r>
+              <w:rPr>
+                <w:rFonts w:ascii="Malgun Gothic" w:cs="Malgun Gothic" w:eastAsia="Malgun Gothic" w:hAnsi="Malgun Gothic"/>
+                <w:b/>
+                <w:bCs/>
+                <w:color w:val="5D636D"/>
+                <w:sz w:val="19"/>
+                <w:szCs w:val="19"/>
+              </w:rPr>
+              <w:t xml:space="preserve">항목</w:t>
+            </w:r>
+          </w:p>
+        </w:tc>
+        <w:tc>
+          <w:tcPr>
+            <w:tcW w:type="dxa" w:w="5026"/>
+            <w:shd w:fill="F4F3EF" w:color="auto" w:val="clear"/>
+            <w:tcMar>
+              <w:top w:type="dxa" w:w="60"/>
+              <w:left w:type="dxa" w:w="100"/>
+              <w:bottom w:type="dxa" w:w="60"/>
+              <w:right w:type="dxa" w:w="100"/>
+            </w:tcMar>
+            <w:vAlign w:val="center"/>
+          </w:tcPr>
+          <w:p>
+            <w:pPr>
+              <w:spacing w:after="40" w:line="280"/>
+            </w:pPr>
+            <w:r>
+              <w:rPr>
+                <w:rFonts w:ascii="Malgun Gothic" w:cs="Malgun Gothic" w:eastAsia="Malgun Gothic" w:hAnsi="Malgun Gothic"/>
+                <w:b/>
+                <w:bCs/>
+                <w:color w:val="5D636D"/>
+                <w:sz w:val="19"/>
+                <w:szCs w:val="19"/>
+              </w:rPr>
+              <w:t xml:space="preserve">절</w:t>
+            </w:r>
+          </w:p>
+        </w:tc>
+      </w:tr>
+      <w:tr>
+        <w:tc>
+          <w:tcPr>
+            <w:tcW w:type="dxa" w:w="4000"/>
+            <w:tcMar>
+              <w:top w:type="dxa" w:w="60"/>
+              <w:left w:type="dxa" w:w="100"/>
+              <w:bottom w:type="dxa" w:w="60"/>
+              <w:right w:type="dxa" w:w="100"/>
+            </w:tcMar>
+            <w:vAlign w:val="center"/>
+          </w:tcPr>
+          <w:p>
+            <w:pPr>
+              <w:spacing w:after="40" w:line="280"/>
+            </w:pPr>
+            <w:r>
+              <w:rPr>
+                <w:rFonts w:ascii="Malgun Gothic" w:cs="Malgun Gothic" w:eastAsia="Malgun Gothic" w:hAnsi="Malgun Gothic"/>
+                <w:b w:val="false"/>
+                <w:bCs w:val="false"/>
+                <w:sz w:val="19"/>
+                <w:szCs w:val="19"/>
+              </w:rPr>
+              <w:t xml:space="preserve">팀명 · 팀원 R&amp;R</w:t>
+            </w:r>
+          </w:p>
+        </w:tc>
+        <w:tc>
+          <w:tcPr>
+            <w:tcW w:type="dxa" w:w="5026"/>
+            <w:tcMar>
+              <w:top w:type="dxa" w:w="60"/>
+              <w:left w:type="dxa" w:w="100"/>
+              <w:bottom w:type="dxa" w:w="60"/>
+              <w:right w:type="dxa" w:w="100"/>
+            </w:tcMar>
+            <w:vAlign w:val="center"/>
+          </w:tcPr>
+          <w:p>
+            <w:pPr>
+              <w:spacing w:after="40" w:line="280"/>
+            </w:pPr>
+            <w:r>
+              <w:rPr>
+                <w:rFonts w:ascii="Malgun Gothic" w:cs="Malgun Gothic" w:eastAsia="Malgun Gothic" w:hAnsi="Malgun Gothic"/>
+                <w:b w:val="false"/>
+                <w:bCs w:val="false"/>
+                <w:sz w:val="19"/>
+                <w:szCs w:val="19"/>
+              </w:rPr>
+              <w:t xml:space="preserve">1.2</w:t>
+            </w:r>
+          </w:p>
+        </w:tc>
+      </w:tr>
+      <w:tr>
+        <w:tc>
+          <w:tcPr>
+            <w:tcW w:type="dxa" w:w="4000"/>
+            <w:tcMar>
+              <w:top w:type="dxa" w:w="60"/>
+              <w:left w:type="dxa" w:w="100"/>
+              <w:bottom w:type="dxa" w:w="60"/>
+              <w:right w:type="dxa" w:w="100"/>
+            </w:tcMar>
+            <w:vAlign w:val="center"/>
+          </w:tcPr>
+          <w:p>
+            <w:pPr>
+              <w:spacing w:after="40" w:line="280"/>
+            </w:pPr>
+            <w:r>
+              <w:rPr>
+                <w:rFonts w:ascii="Malgun Gothic" w:cs="Malgun Gothic" w:eastAsia="Malgun Gothic" w:hAnsi="Malgun Gothic"/>
+                <w:b w:val="false"/>
+                <w:bCs w:val="false"/>
+                <w:sz w:val="19"/>
+                <w:szCs w:val="19"/>
+              </w:rPr>
+              <w:t xml:space="preserve">차별점</w:t>
+            </w:r>
+          </w:p>
+        </w:tc>
+        <w:tc>
+          <w:tcPr>
+            <w:tcW w:type="dxa" w:w="5026"/>
+            <w:tcMar>
+              <w:top w:type="dxa" w:w="60"/>
+              <w:left w:type="dxa" w:w="100"/>
+              <w:bottom w:type="dxa" w:w="60"/>
+              <w:right w:type="dxa" w:w="100"/>
+            </w:tcMar>
+            <w:vAlign w:val="center"/>
+          </w:tcPr>
+          <w:p>
+            <w:pPr>
+              <w:spacing w:after="40" w:line="280"/>
+            </w:pPr>
+            <w:r>
+              <w:rPr>
+                <w:rFonts w:ascii="Malgun Gothic" w:cs="Malgun Gothic" w:eastAsia="Malgun Gothic" w:hAnsi="Malgun Gothic"/>
+                <w:b w:val="false"/>
+                <w:bCs w:val="false"/>
+                <w:sz w:val="19"/>
+                <w:szCs w:val="19"/>
+              </w:rPr>
+              <w:t xml:space="preserve">4.3</w:t>
+            </w:r>
+          </w:p>
+        </w:tc>
+      </w:tr>
+      <w:tr>
+        <w:tc>
+          <w:tcPr>
+            <w:tcW w:type="dxa" w:w="4000"/>
+            <w:tcMar>
+              <w:top w:type="dxa" w:w="60"/>
+              <w:left w:type="dxa" w:w="100"/>
+              <w:bottom w:type="dxa" w:w="60"/>
+              <w:right w:type="dxa" w:w="100"/>
+            </w:tcMar>
+            <w:vAlign w:val="center"/>
+          </w:tcPr>
+          <w:p>
+            <w:pPr>
+              <w:spacing w:after="40" w:line="280"/>
+            </w:pPr>
+            <w:r>
+              <w:rPr>
+                <w:rFonts w:ascii="Malgun Gothic" w:cs="Malgun Gothic" w:eastAsia="Malgun Gothic" w:hAnsi="Malgun Gothic"/>
+                <w:b w:val="false"/>
+                <w:bCs w:val="false"/>
+                <w:sz w:val="19"/>
+                <w:szCs w:val="19"/>
+              </w:rPr>
+              <w:t xml:space="preserve">시스템 구성도 · 데이터 흐름도</w:t>
+            </w:r>
+          </w:p>
+        </w:tc>
+        <w:tc>
+          <w:tcPr>
+            <w:tcW w:type="dxa" w:w="5026"/>
+            <w:tcMar>
+              <w:top w:type="dxa" w:w="60"/>
+              <w:left w:type="dxa" w:w="100"/>
+              <w:bottom w:type="dxa" w:w="60"/>
+              <w:right w:type="dxa" w:w="100"/>
+            </w:tcMar>
+            <w:vAlign w:val="center"/>
+          </w:tcPr>
+          <w:p>
+            <w:pPr>
+              <w:spacing w:after="40" w:line="280"/>
+            </w:pPr>
+            <w:r>
+              <w:rPr>
+                <w:rFonts w:ascii="Malgun Gothic" w:cs="Malgun Gothic" w:eastAsia="Malgun Gothic" w:hAnsi="Malgun Gothic"/>
+                <w:b w:val="false"/>
+                <w:bCs w:val="false"/>
+                <w:sz w:val="19"/>
+                <w:szCs w:val="19"/>
+              </w:rPr>
+              <w:t xml:space="preserve">3.1 그림 1</w:t>
+            </w:r>
+          </w:p>
+        </w:tc>
+      </w:tr>
+      <w:tr>
+        <w:tc>
+          <w:tcPr>
+            <w:tcW w:type="dxa" w:w="4000"/>
+            <w:tcMar>
+              <w:top w:type="dxa" w:w="60"/>
+              <w:left w:type="dxa" w:w="100"/>
+              <w:bottom w:type="dxa" w:w="60"/>
+              <w:right w:type="dxa" w:w="100"/>
+            </w:tcMar>
+            <w:vAlign w:val="center"/>
+          </w:tcPr>
+          <w:p>
+            <w:pPr>
+              <w:spacing w:after="40" w:line="280"/>
+            </w:pPr>
+            <w:r>
+              <w:rPr>
+                <w:rFonts w:ascii="Malgun Gothic" w:cs="Malgun Gothic" w:eastAsia="Malgun Gothic" w:hAnsi="Malgun Gothic"/>
+                <w:b w:val="false"/>
+                <w:bCs w:val="false"/>
+                <w:sz w:val="19"/>
+                <w:szCs w:val="19"/>
+              </w:rPr>
+              <w:t xml:space="preserve">계획 대비 구현 비율</w:t>
+            </w:r>
+          </w:p>
+        </w:tc>
+        <w:tc>
+          <w:tcPr>
+            <w:tcW w:type="dxa" w:w="5026"/>
+            <w:tcMar>
+              <w:top w:type="dxa" w:w="60"/>
+              <w:left w:type="dxa" w:w="100"/>
+              <w:bottom w:type="dxa" w:w="60"/>
+              <w:right w:type="dxa" w:w="100"/>
+            </w:tcMar>
+            <w:vAlign w:val="center"/>
+          </w:tcPr>
+          <w:p>
+            <w:pPr>
+              <w:spacing w:after="40" w:line="280"/>
+            </w:pPr>
+            <w:r>
+              <w:rPr>
+                <w:rFonts w:ascii="Malgun Gothic" w:cs="Malgun Gothic" w:eastAsia="Malgun Gothic" w:hAnsi="Malgun Gothic"/>
+                <w:b w:val="false"/>
+                <w:bCs w:val="false"/>
+                <w:sz w:val="19"/>
+                <w:szCs w:val="19"/>
+              </w:rPr>
+              <w:t xml:space="preserve">3.2 그림 2</w:t>
+            </w:r>
+          </w:p>
+        </w:tc>
+      </w:tr>
+      <w:tr>
+        <w:tc>
+          <w:tcPr>
+            <w:tcW w:type="dxa" w:w="4000"/>
+            <w:tcMar>
+              <w:top w:type="dxa" w:w="60"/>
+              <w:left w:type="dxa" w:w="100"/>
+              <w:bottom w:type="dxa" w:w="60"/>
+              <w:right w:type="dxa" w:w="100"/>
+            </w:tcMar>
+            <w:vAlign w:val="center"/>
+          </w:tcPr>
+          <w:p>
+            <w:pPr>
+              <w:spacing w:after="40" w:line="280"/>
+            </w:pPr>
+            <w:r>
+              <w:rPr>
+                <w:rFonts w:ascii="Malgun Gothic" w:cs="Malgun Gothic" w:eastAsia="Malgun Gothic" w:hAnsi="Malgun Gothic"/>
+                <w:b w:val="false"/>
+                <w:bCs w:val="false"/>
+                <w:sz w:val="19"/>
+                <w:szCs w:val="19"/>
+              </w:rPr>
+              <w:t xml:space="preserve">MVP 화면 캡처</w:t>
+            </w:r>
+          </w:p>
+        </w:tc>
+        <w:tc>
+          <w:tcPr>
+            <w:tcW w:type="dxa" w:w="5026"/>
+            <w:tcMar>
+              <w:top w:type="dxa" w:w="60"/>
+              <w:left w:type="dxa" w:w="100"/>
+              <w:bottom w:type="dxa" w:w="60"/>
+              <w:right w:type="dxa" w:w="100"/>
+            </w:tcMar>
+            <w:vAlign w:val="center"/>
+          </w:tcPr>
+          <w:p>
+            <w:pPr>
+              <w:spacing w:after="40" w:line="280"/>
+            </w:pPr>
+            <w:r>
+              <w:rPr>
+                <w:rFonts w:ascii="Malgun Gothic" w:cs="Malgun Gothic" w:eastAsia="Malgun Gothic" w:hAnsi="Malgun Gothic"/>
+                <w:b w:val="false"/>
+                <w:bCs w:val="false"/>
+                <w:sz w:val="19"/>
+                <w:szCs w:val="19"/>
+              </w:rPr>
+              <w:t xml:space="preserve">3.3</w:t>
+            </w:r>
+          </w:p>
+        </w:tc>
+      </w:tr>
+      <w:tr>
+        <w:tc>
+          <w:tcPr>
+            <w:tcW w:type="dxa" w:w="4000"/>
+            <w:tcMar>
+              <w:top w:type="dxa" w:w="60"/>
+              <w:left w:type="dxa" w:w="100"/>
+              <w:bottom w:type="dxa" w:w="60"/>
+              <w:right w:type="dxa" w:w="100"/>
+            </w:tcMar>
+            <w:vAlign w:val="center"/>
+          </w:tcPr>
+          <w:p>
+            <w:pPr>
+              <w:spacing w:after="40" w:line="280"/>
+            </w:pPr>
+            <w:r>
+              <w:rPr>
+                <w:rFonts w:ascii="Malgun Gothic" w:cs="Malgun Gothic" w:eastAsia="Malgun Gothic" w:hAnsi="Malgun Gothic"/>
+                <w:b w:val="false"/>
+                <w:bCs w:val="false"/>
+                <w:sz w:val="19"/>
+                <w:szCs w:val="19"/>
+              </w:rPr>
+              <w:t xml:space="preserve">비즈니스 모델</w:t>
+            </w:r>
+          </w:p>
+        </w:tc>
+        <w:tc>
+          <w:tcPr>
+            <w:tcW w:type="dxa" w:w="5026"/>
+            <w:tcMar>
+              <w:top w:type="dxa" w:w="60"/>
+              <w:left w:type="dxa" w:w="100"/>
+              <w:bottom w:type="dxa" w:w="60"/>
+              <w:right w:type="dxa" w:w="100"/>
+            </w:tcMar>
+            <w:vAlign w:val="center"/>
+          </w:tcPr>
+          <w:p>
+            <w:pPr>
+              <w:spacing w:after="40" w:line="280"/>
+            </w:pPr>
+            <w:r>
+              <w:rPr>
+                <w:rFonts w:ascii="Malgun Gothic" w:cs="Malgun Gothic" w:eastAsia="Malgun Gothic" w:hAnsi="Malgun Gothic"/>
+                <w:b w:val="false"/>
+                <w:bCs w:val="false"/>
+                <w:sz w:val="19"/>
+                <w:szCs w:val="19"/>
+              </w:rPr>
+              <w:t xml:space="preserve">4.2</w:t>
+            </w:r>
+          </w:p>
+        </w:tc>
+      </w:tr>
+      <w:tr>
+        <w:tc>
+          <w:tcPr>
+            <w:tcW w:type="dxa" w:w="4000"/>
+            <w:tcMar>
+              <w:top w:type="dxa" w:w="60"/>
+              <w:left w:type="dxa" w:w="100"/>
+              <w:bottom w:type="dxa" w:w="60"/>
+              <w:right w:type="dxa" w:w="100"/>
+            </w:tcMar>
+            <w:vAlign w:val="center"/>
+          </w:tcPr>
+          <w:p>
+            <w:pPr>
+              <w:spacing w:after="40" w:line="280"/>
+            </w:pPr>
+            <w:r>
+              <w:rPr>
+                <w:rFonts w:ascii="Malgun Gothic" w:cs="Malgun Gothic" w:eastAsia="Malgun Gothic" w:hAnsi="Malgun Gothic"/>
+                <w:b w:val="false"/>
+                <w:bCs w:val="false"/>
+                <w:sz w:val="19"/>
+                <w:szCs w:val="19"/>
+              </w:rPr>
+              <w:t xml:space="preserve">피드백 수집 계획</w:t>
+            </w:r>
+          </w:p>
+        </w:tc>
+        <w:tc>
+          <w:tcPr>
+            <w:tcW w:type="dxa" w:w="5026"/>
+            <w:tcMar>
+              <w:top w:type="dxa" w:w="60"/>
+              <w:left w:type="dxa" w:w="100"/>
+              <w:bottom w:type="dxa" w:w="60"/>
+              <w:right w:type="dxa" w:w="100"/>
+            </w:tcMar>
+            <w:vAlign w:val="center"/>
+          </w:tcPr>
+          <w:p>
+            <w:pPr>
+              <w:spacing w:after="40" w:line="280"/>
+            </w:pPr>
+            <w:r>
+              <w:rPr>
+                <w:rFonts w:ascii="Malgun Gothic" w:cs="Malgun Gothic" w:eastAsia="Malgun Gothic" w:hAnsi="Malgun Gothic"/>
+                <w:b w:val="false"/>
+                <w:bCs w:val="false"/>
+                <w:sz w:val="19"/>
+                <w:szCs w:val="19"/>
+              </w:rPr>
+              <w:t xml:space="preserve">5.2</w:t>
+            </w:r>
+          </w:p>
+        </w:tc>
+      </w:tr>
+      <w:tr>
+        <w:tc>
+          <w:tcPr>
+            <w:tcW w:type="dxa" w:w="4000"/>
+            <w:tcMar>
+              <w:top w:type="dxa" w:w="60"/>
+              <w:left w:type="dxa" w:w="100"/>
+              <w:bottom w:type="dxa" w:w="60"/>
+              <w:right w:type="dxa" w:w="100"/>
+            </w:tcMar>
+            <w:vAlign w:val="center"/>
+          </w:tcPr>
+          <w:p>
+            <w:pPr>
+              <w:spacing w:after="40" w:line="280"/>
+            </w:pPr>
+            <w:r>
+              <w:rPr>
+                <w:rFonts w:ascii="Malgun Gothic" w:cs="Malgun Gothic" w:eastAsia="Malgun Gothic" w:hAnsi="Malgun Gothic"/>
+                <w:b w:val="false"/>
+                <w:bCs w:val="false"/>
+                <w:sz w:val="19"/>
+                <w:szCs w:val="19"/>
+              </w:rPr>
+              <w:t xml:space="preserve">간트 차트 · 마일스톤</w:t>
+            </w:r>
+          </w:p>
+        </w:tc>
+        <w:tc>
+          <w:tcPr>
+            <w:tcW w:type="dxa" w:w="5026"/>
+            <w:tcMar>
+              <w:top w:type="dxa" w:w="60"/>
+              <w:left w:type="dxa" w:w="100"/>
+              <w:bottom w:type="dxa" w:w="60"/>
+              <w:right w:type="dxa" w:w="100"/>
+            </w:tcMar>
+            <w:vAlign w:val="center"/>
+          </w:tcPr>
+          <w:p>
+            <w:pPr>
+              <w:spacing w:after="40" w:line="280"/>
+            </w:pPr>
+            <w:r>
+              <w:rPr>
+                <w:rFonts w:ascii="Malgun Gothic" w:cs="Malgun Gothic" w:eastAsia="Malgun Gothic" w:hAnsi="Malgun Gothic"/>
+                <w:b w:val="false"/>
+                <w:bCs w:val="false"/>
+                <w:sz w:val="19"/>
+                <w:szCs w:val="19"/>
+              </w:rPr>
+              <w:t xml:space="preserve">5.3 그림 4</w:t>
+            </w:r>
+          </w:p>
+        </w:tc>
+      </w:tr>
+      <w:tr>
+        <w:tc>
+          <w:tcPr>
+            <w:tcW w:type="dxa" w:w="4000"/>
+            <w:tcMar>
+              <w:top w:type="dxa" w:w="60"/>
+              <w:left w:type="dxa" w:w="100"/>
+              <w:bottom w:type="dxa" w:w="60"/>
+              <w:right w:type="dxa" w:w="100"/>
+            </w:tcMar>
+            <w:vAlign w:val="center"/>
+          </w:tcPr>
+          <w:p>
+            <w:pPr>
+              <w:spacing w:after="40" w:line="280"/>
+            </w:pPr>
+            <w:r>
+              <w:rPr>
+                <w:rFonts w:ascii="Malgun Gothic" w:cs="Malgun Gothic" w:eastAsia="Malgun Gothic" w:hAnsi="Malgun Gothic"/>
+                <w:b w:val="false"/>
+                <w:bCs w:val="false"/>
+                <w:sz w:val="19"/>
+                <w:szCs w:val="19"/>
+              </w:rPr>
+              <w:t xml:space="preserve">위험과 대안</w:t>
+            </w:r>
+          </w:p>
+        </w:tc>
+        <w:tc>
+          <w:tcPr>
+            <w:tcW w:type="dxa" w:w="5026"/>
+            <w:tcMar>
+              <w:top w:type="dxa" w:w="60"/>
+              <w:left w:type="dxa" w:w="100"/>
+              <w:bottom w:type="dxa" w:w="60"/>
+              <w:right w:type="dxa" w:w="100"/>
+            </w:tcMar>
+            <w:vAlign w:val="center"/>
+          </w:tcPr>
+          <w:p>
+            <w:pPr>
+              <w:spacing w:after="40" w:line="280"/>
+            </w:pPr>
+            <w:r>
+              <w:rPr>
+                <w:rFonts w:ascii="Malgun Gothic" w:cs="Malgun Gothic" w:eastAsia="Malgun Gothic" w:hAnsi="Malgun Gothic"/>
+                <w:b w:val="false"/>
+                <w:bCs w:val="false"/>
+                <w:sz w:val="19"/>
+                <w:szCs w:val="19"/>
+              </w:rPr>
+              <w:t xml:space="preserve">5.4</w:t>
+            </w:r>
+          </w:p>
+        </w:tc>
+      </w:tr>
+    </w:tbl>
+    <w:p>
+      <w:pPr>
+        <w:spacing w:after="120"/>
+      </w:pPr>
+    </w:p>
+    <w:p>
+      <w:pPr>
+        <w:pageBreakBefore/>
+        <w:spacing w:after="240" w:before="200"/>
+      </w:pPr>
+      <w:r>
+        <w:rPr>
+          <w:rFonts w:ascii="Malgun Gothic" w:cs="Malgun Gothic" w:eastAsia="Malgun Gothic" w:hAnsi="Malgun Gothic"/>
+          <w:b/>
+          <w:bCs/>
+          <w:color w:val="2A3193"/>
+          <w:sz w:val="32"/>
+          <w:szCs w:val="32"/>
+        </w:rPr>
         <w:t xml:space="preserve">목차</w:t>
       </w:r>
     </w:p>
@@ -581,7 +1317,7 @@
           <w:sz w:val="19"/>
           <w:szCs w:val="19"/>
         </w:rPr>
-        <w:t xml:space="preserve">   5.1 기말 전 추가 개발 계획  5.2 시장 검증·피드백 수집 계획  5.3 개발 일정 간트 차트</w:t>
+        <w:t xml:space="preserve">   5.1 기말 전 추가 개발 계획  5.2 시장 검증·피드백 수집 계획  5.3 개발 일정 간트 차트  5.4 위험과 대안</w:t>
       </w:r>
     </w:p>
     <w:p>
@@ -850,7 +1586,7 @@
         <w:rPr>
           <w:rFonts w:ascii="Malgun Gothic" w:cs="Malgun Gothic" w:eastAsia="Malgun Gothic" w:hAnsi="Malgun Gothic"/>
         </w:rPr>
-        <w:t xml:space="preserve">노동절에 근무한 알바생 중 수당을 받는다는 응답은 38.5%였고, "안내받지 못해 모르겠다"가 33.2%였다 (알바천국, 749명, 2026.4).</w:t>
+        <w:t xml:space="preserve">노동절에 근무한 알바생 중 수당을 받는다는 응답은 38.5%였고, "안내받지 못해 모르겠다"가 33.2%였다 (알바천국, 749명, 2026.4). 수당 자체가 안내되지 않는다는 뜻이고, 주휴·야간 계산 기준을 아는지는 우리 설문 문항으로 직접 묻는다.</w:t>
       </w:r>
     </w:p>
     <w:p>
@@ -866,7 +1602,7 @@
         <w:rPr>
           <w:rFonts w:ascii="Malgun Gothic" w:cs="Malgun Gothic" w:eastAsia="Malgun Gothic" w:hAnsi="Malgun Gothic"/>
         </w:rPr>
-        <w:t xml:space="preserve">급여 계산기는 여러 곳에 있지만, 넣을 근무 기록이 남아 있지 않아 실제로는 쓰이지 못한다.</w:t>
+        <w:t xml:space="preserve">급여 계산기는 여러 곳에 있지만, 넣을 근무 기록이 없으면 계산기도 쓸 수 없다.</w:t>
       </w:r>
     </w:p>
     <w:p>
@@ -931,7 +1667,7 @@
         <w:rPr>
           <w:rFonts w:ascii="Malgun Gothic" w:cs="Malgun Gothic" w:eastAsia="Malgun Gothic" w:hAnsi="Malgun Gothic"/>
         </w:rPr>
-        <w:t xml:space="preserve">최저시급 미달을 겪은 응답자의 49%가 근로계약서를 아예 쓰지 않았다 (알바천국, 1,804명, 2026.6). 시급이 얼마로 약속됐는지 증명할 문서가 없다.</w:t>
+        <w:t xml:space="preserve">최저시급 미달을 겪은 응답자의 49%(근로계약서 미작성)가 계약서를 아예 쓰지 않았다 (알바천국, 응답 1,804명, 2026.6). 시급이 얼마로 약속됐는지 증명할 문서가 없다.</w:t>
       </w:r>
     </w:p>
     <w:p>
@@ -964,7 +1700,7 @@
         <w:rPr>
           <w:rFonts w:ascii="Malgun Gothic" w:cs="Malgun Gothic" w:eastAsia="Malgun Gothic" w:hAnsi="Malgun Gothic"/>
         </w:rPr>
-        <w:t xml:space="preserve">최저시급 미달 경험자 중 49.3%가 아무 대응도 하지 않았고, 사장과 직접 협의한 경우는 27.1%, 신고 등 공식 절차를 쓴 경우는 9.9%였다 (알바천국, 2026.6).</w:t>
+        <w:t xml:space="preserve">최저시급 미달 경험자 중 49.3%(무대응)가 아무 대응도 하지 않았고, 사장과 직접 협의한 경우는 27.1%, 신고 등 공식 절차를 쓴 경우는 9.9%였다 (알바천국, 2026.6).</w:t>
       </w:r>
     </w:p>
     <w:p>
@@ -980,7 +1716,7 @@
         <w:rPr>
           <w:rFonts w:ascii="Malgun Gothic" w:cs="Malgun Gothic" w:eastAsia="Malgun Gothic" w:hAnsi="Malgun Gothic"/>
         </w:rPr>
-        <w:t xml:space="preserve">관계가 불편해질 걱정, 금액이 작다는 생각, 근거가 없다는 점이 겹친다. 신고 창구가 없어서가 아니라, 말을 꺼낼 근거와 시점이 마땅치 않아 문제가 덮인다.</w:t>
+        <w:t xml:space="preserve">관계가 불편해질 걱정, 금액이 작다는 생각, 근거가 없다는 점이 겹친다. 메모장에 적은 기록은 "나중에 지어낸 것 아니냐"는 말 한마디에 무너진다. 신고 창구가 없어서가 아니라, 말을 꺼낼 근거와 시점이 마땅치 않아 문제가 덮인다.</w:t>
       </w:r>
     </w:p>
     <w:p>
@@ -1129,7 +1865,7 @@
         <w:rPr>
           <w:rFonts w:ascii="Malgun Gothic" w:cs="Malgun Gothic" w:eastAsia="Malgun Gothic" w:hAnsi="Malgun Gothic"/>
         </w:rPr>
-        <w:t xml:space="preserve">기록을 남기거나 고칠 때마다 기록 내용으로 만든 확인 번호와 서버 등록 시각이 남는다. 근무지, 시각, 금액은 서버로 가지 않는다. 누구나 확인 페이지에서 "그 내용이 그 시각에 있었고 그 뒤 바뀌지 않았다"를 확인할 수 있다.</w:t>
+        <w:t xml:space="preserve">기록을 남기거나 고칠 때마다 기록 내용으로 만든 확인 번호와 서버 등록 시각이 남는다. 근무지, 시각, 금액은 서버로 가지 않는다. 누구나 확인 페이지에서 그 번호가 서버에 등록된 시각을 볼 수 있다. 기록 내용에서 번호를 다시 계산해 "그 내용이 그 시각에 있었고 그 뒤 바뀌지 않았다"를 맞춰 보는 방법은 기말까지 만든다(3.2, 5.1). 지금은 앱과 백업 파일을 함께 봐야 하고, "그날 실제로 일했다"까지는 증명하지 못한다.</w:t>
       </w:r>
     </w:p>
     <w:p>
@@ -1686,7 +2422,7 @@
                 <w:sz w:val="19"/>
                 <w:szCs w:val="19"/>
               </w:rPr>
-              <w:t xml:space="preserve">기록 소유권은 사용자에게 둔다. 서버 표는 넣기만 되고 수정·삭제는 막았다(RLS). 등록 시각은 트리거가 서버 시각으로 강제한다.</w:t>
+              <w:t xml:space="preserve">기록 소유권은 사용자에게 둔다. 공개 키로는 서버 표에 넣기와 읽기만 되고 수정·삭제는 거부된다(RLS). 등록 시각은 트리거가 서버 시각으로 강제한다. 운영자 조작까지 막는 것은 아니다(외부 시점확인은 계획).</w:t>
             </w:r>
           </w:p>
         </w:tc>
@@ -2124,6 +2860,17 @@
     </w:p>
     <w:p>
       <w:pPr>
+        <w:spacing w:after="120" w:line="320"/>
+      </w:pPr>
+      <w:r>
+        <w:rPr>
+          <w:rFonts w:ascii="Malgun Gothic" w:cs="Malgun Gothic" w:eastAsia="Malgun Gothic" w:hAnsi="Malgun Gothic"/>
+        </w:rPr>
+        <w:t xml:space="preserve">확인 번호의 재료는 기록 번호, 근무지 번호(이름 아님), 출근·퇴근 시각, 입력 방식(버튼/나중에 입력), 추가 사유, 만든 시각, 삭제 여부, 수정 이력이다. 이것을 SHA-256으로 돌린 64자 중 앞 16자가 확인 번호이고, 번호에서 재료를 되돌릴 수 없다. 전송은 한 번에 하나씩이고, 실패하면 30초 뒤와 인터넷이 돌아올 때 다시 보낸다. 설문 응답은 같은 서버의 survey 표에 저장되고(알바 여부, 답 묶음, 서버 시각), 결과 페이지가 읽어 "몇 명 중 몇 명"으로 집계한다.</w:t>
+      </w:r>
+    </w:p>
+    <w:p>
+      <w:pPr>
         <w:pStyle w:val="Heading3"/>
         <w:keepNext/>
         <w:spacing w:after="100" w:before="200"/>
@@ -2152,7 +2899,7 @@
         <w:rPr>
           <w:rFonts w:ascii="Malgun Gothic" w:cs="Malgun Gothic" w:eastAsia="Malgun Gothic" w:hAnsi="Malgun Gothic"/>
         </w:rPr>
-        <w:t xml:space="preserve">서버에는 이름, 근무지, 시각, 금액이 가지 않는다. 확인 번호만으로는 내용을 되돌릴 수 없다.</w:t>
+        <w:t xml:space="preserve">서버에는 이름, 근무지, 시각, 금액이 가지 않는다. 기기 번호는 앱이 처음 열릴 때 만든 난수라 휴대전화 번호가 아니다. 확인 번호만으로는 내용을 되돌릴 수 없다.</w:t>
       </w:r>
     </w:p>
     <w:p>
@@ -2168,7 +2915,7 @@
         <w:rPr>
           <w:rFonts w:ascii="Malgun Gothic" w:cs="Malgun Gothic" w:eastAsia="Malgun Gothic" w:hAnsi="Malgun Gothic"/>
         </w:rPr>
-        <w:t xml:space="preserve">공개용 키만 코드에 두고, 쓰기 권한이 있는 키는 쓰지 않는다. 서버 표는 넣기만 허용한다.</w:t>
+        <w:t xml:space="preserve">코드에는 공개 키만 둔다. 공개 키로는 stamps와 survey 두 표 모두 넣기와 읽기만 되고 고치기·지우기는 거부된다(RLS, curl로 401 확인). 2000년 시각을 보내도 서버 시각으로 저장되는 것을 확인했다. 관리자 키는 받지도 쓰지도 않는다.</w:t>
       </w:r>
     </w:p>
     <w:p>
@@ -2189,6 +2936,103 @@
     </w:p>
     <w:p>
       <w:pPr>
+        <w:pStyle w:val="Heading3"/>
+        <w:keepNext/>
+        <w:spacing w:after="100" w:before="200"/>
+      </w:pPr>
+      <w:r>
+        <w:rPr>
+          <w:rFonts w:ascii="Malgun Gothic" w:cs="Malgun Gothic" w:eastAsia="Malgun Gothic" w:hAnsi="Malgun Gothic"/>
+          <w:b/>
+          <w:bCs/>
+          <w:sz w:val="22"/>
+          <w:szCs w:val="22"/>
+        </w:rPr>
+        <w:t xml:space="preserve">알고 있는 한계</w:t>
+      </w:r>
+    </w:p>
+    <w:p>
+      <w:pPr>
+        <w:pStyle w:val="ListParagraph"/>
+        <w:numPr>
+          <w:ilvl w:val="0"/>
+          <w:numId w:val="4"/>
+        </w:numPr>
+        <w:spacing w:after="60" w:line="300"/>
+      </w:pPr>
+      <w:r>
+        <w:rPr>
+          <w:rFonts w:ascii="Malgun Gothic" w:cs="Malgun Gothic" w:eastAsia="Malgun Gothic" w:hAnsi="Malgun Gothic"/>
+        </w:rPr>
+        <w:t xml:space="preserve">기록이 폰에만 있어 폰을 바꾸거나 브라우저 데이터를 지우면 사라진다. 지금은 백업 파일이 유일한 보호 수단이고, 2차 수익 모델(동기화·자동 백업 구독)이 이 자리에 있다.</w:t>
+      </w:r>
+    </w:p>
+    <w:p>
+      <w:pPr>
+        <w:pStyle w:val="ListParagraph"/>
+        <w:numPr>
+          <w:ilvl w:val="0"/>
+          <w:numId w:val="4"/>
+        </w:numPr>
+        <w:spacing w:after="60" w:line="300"/>
+      </w:pPr>
+      <w:r>
+        <w:rPr>
+          <w:rFonts w:ascii="Malgun Gothic" w:cs="Malgun Gothic" w:eastAsia="Malgun Gothic" w:hAnsi="Malgun Gothic"/>
+        </w:rPr>
+        <w:t xml:space="preserve">확인 번호만으로는 제3자가 내용을 되돌려 볼 수 없다. 11월 17일부터 증빙 PDF의 기록 내용으로 번호를 다시 계산해 서버 시각과 맞춰 보는 확인 방식을 만든다(계획).</w:t>
+      </w:r>
+    </w:p>
+    <w:p>
+      <w:pPr>
+        <w:pStyle w:val="ListParagraph"/>
+        <w:numPr>
+          <w:ilvl w:val="0"/>
+          <w:numId w:val="4"/>
+        </w:numPr>
+        <w:spacing w:after="60" w:line="300"/>
+      </w:pPr>
+      <w:r>
+        <w:rPr>
+          <w:rFonts w:ascii="Malgun Gothic" w:cs="Malgun Gothic" w:eastAsia="Malgun Gothic" w:hAnsi="Malgun Gothic"/>
+        </w:rPr>
+        <w:t xml:space="preserve">프로젝트 운영자 권한으로는 서버 표를 고칠 수 있다. 그래서 지금 보여 주는 것은 "사용자가 나중에 고칠 수 없다"까지이고, 운영자와 무관한 외부 기관의 시점확인(공인 타임스탬프 등)은 비용이 들어 향후 계획으로 둔다.</w:t>
+      </w:r>
+    </w:p>
+    <w:p>
+      <w:pPr>
+        <w:pStyle w:val="ListParagraph"/>
+        <w:numPr>
+          <w:ilvl w:val="0"/>
+          <w:numId w:val="4"/>
+        </w:numPr>
+        <w:spacing w:after="60" w:line="300"/>
+      </w:pPr>
+      <w:r>
+        <w:rPr>
+          <w:rFonts w:ascii="Malgun Gothic" w:cs="Malgun Gothic" w:eastAsia="Malgun Gothic" w:hAnsi="Malgun Gothic"/>
+        </w:rPr>
+        <w:t xml:space="preserve">공개 키로 누구나 넣을 수 있으므로 쓸모없는 줄이 쌓일 수 있다. 앱 쪽에서 따로 막는 장치는 아직 없다.</w:t>
+      </w:r>
+    </w:p>
+    <w:p>
+      <w:pPr>
+        <w:pStyle w:val="ListParagraph"/>
+        <w:numPr>
+          <w:ilvl w:val="0"/>
+          <w:numId w:val="4"/>
+        </w:numPr>
+        <w:spacing w:after="60" w:line="300"/>
+      </w:pPr>
+      <w:r>
+        <w:rPr>
+          <w:rFonts w:ascii="Malgun Gothic" w:cs="Malgun Gothic" w:eastAsia="Malgun Gothic" w:hAnsi="Malgun Gothic"/>
+        </w:rPr>
+        <w:t xml:space="preserve">무료 요금제 서버는 일주일 요청이 없으면 멈춘다. 멈춘 동안의 기록은 앱 대기열에 있다가 깨어나면 보내지고, 사용자가 늘면 유료 요금제로 바꾼다.</w:t>
+      </w:r>
+    </w:p>
+    <w:p>
+      <w:pPr>
         <w:pStyle w:val="Heading2"/>
         <w:keepNext/>
         <w:pageBreakBefore/>
@@ -2214,7 +3058,7 @@
         <w:rPr>
           <w:rFonts w:ascii="Malgun Gothic" w:cs="Malgun Gothic" w:eastAsia="Malgun Gothic" w:hAnsi="Malgun Gothic"/>
         </w:rPr>
-        <w:t xml:space="preserve">기능마다 [완료] / [진행 중 N%] / [설계]로 적었다. 100%는 쓰지 않고 남은 일을 같이 적었다.</w:t>
+        <w:t xml:space="preserve">기능마다 [완료] / [진행 중 N%] / [설계]로 적었다. 100%는 쓰지 않고 남은 일을 같이 적었다. 계획 기준은 10월 13일 MVP 기능 정의서의 포함 기능 8개와 제외 기능 6개(금액 자동 인식, 푸시 알림, AI 문구, 미니게임 광고·랭킹, 로그인·사장 연동, 진정서·유료화)이다. %는 구현, 실제 폰 확인, 사용자 검증을 100으로 보고 남은 일만큼 뺀 자체 평가다. 동작은 모두 컴퓨터의 폰 크기 화면에서 확인했고, 실제 폰은 설치까지 확인했다.</w:t>
       </w:r>
     </w:p>
     <w:tbl>
@@ -3042,7 +3886,7 @@
                 <w:sz w:val="19"/>
                 <w:szCs w:val="19"/>
               </w:rPr>
-              <w:t xml:space="preserve">완료</w:t>
+              <w:t xml:space="preserve">동작 (보조 기능)</w:t>
             </w:r>
           </w:p>
         </w:tc>
@@ -3069,7 +3913,7 @@
                 <w:sz w:val="19"/>
                 <w:szCs w:val="19"/>
               </w:rPr>
-              <w:t xml:space="preserve">보조 기능. 게임 기록은 증빙·요청 문서에 섞이지 않는다.</w:t>
+              <w:t xml:space="preserve">검증 대상이 아니다. 게임 기록은 증빙·요청 문서에 섞이지 않는다.</w:t>
             </w:r>
           </w:p>
         </w:tc>
@@ -3274,7 +4118,7 @@
       <w:r>
         <w:drawing>
           <wp:inline distT="0" distB="0" distL="0" distR="0">
-            <wp:extent cx="5715000" cy="2143125"/>
+            <wp:extent cx="5715000" cy="2333625"/>
             <wp:effectExtent t="0" r="0" b="0" l="0"/>
             <wp:docPr id="2" name=""/>
             <wp:cNvGraphicFramePr>
@@ -3299,7 +4143,7 @@
                   <pic:spPr bwMode="auto">
                     <a:xfrm>
                       <a:off x="0" y="0"/>
-                      <a:ext cx="5715000" cy="2143125"/>
+                      <a:ext cx="5715000" cy="2333625"/>
                     </a:xfrm>
                     <a:prstGeom prst="rect">
                       <a:avLst/>
@@ -3325,6 +4169,1495 @@
           <w:szCs w:val="18"/>
         </w:rPr>
         <w:t xml:space="preserve">그림 2. 기능별 완성도</w:t>
+      </w:r>
+    </w:p>
+    <w:p>
+      <w:pPr>
+        <w:pStyle w:val="Heading3"/>
+        <w:keepNext/>
+        <w:spacing w:after="100" w:before="200"/>
+      </w:pPr>
+      <w:r>
+        <w:rPr>
+          <w:rFonts w:ascii="Malgun Gothic" w:cs="Malgun Gothic" w:eastAsia="Malgun Gothic" w:hAnsi="Malgun Gothic"/>
+          <w:b/>
+          <w:bCs/>
+          <w:sz w:val="22"/>
+          <w:szCs w:val="22"/>
+        </w:rPr>
+        <w:t xml:space="preserve">만든 경과</w:t>
+      </w:r>
+    </w:p>
+    <w:p>
+      <w:pPr>
+        <w:pStyle w:val="ListParagraph"/>
+        <w:numPr>
+          <w:ilvl w:val="0"/>
+          <w:numId w:val="2"/>
+        </w:numPr>
+        <w:spacing w:after="60" w:line="300"/>
+      </w:pPr>
+      <w:r>
+        <w:rPr>
+          <w:rFonts w:ascii="Malgun Gothic" w:cs="Malgun Gothic" w:eastAsia="Malgun Gothic" w:hAnsi="Malgun Gothic"/>
+        </w:rPr>
+        <w:t xml:space="preserve">9월: 기획서와 경쟁 앱 네 개의 공식 소개·리뷰 조사 → 10월 5일 첫 커밋(근무 기록) → 10월 7일 아이폰 설치 확인, 앱 아이콘 → 10월 13일 기록 등록(서버 등록)과 MVP 기능 정의서 → 10월 23일 링크 설문 페이지 → 10월 25일 현재.</w:t>
+      </w:r>
+    </w:p>
+    <w:p>
+      <w:pPr>
+        <w:pStyle w:val="ListParagraph"/>
+        <w:numPr>
+          <w:ilvl w:val="0"/>
+          <w:numId w:val="2"/>
+        </w:numPr>
+        <w:spacing w:after="60" w:line="300"/>
+      </w:pPr>
+      <w:r>
+        <w:rPr>
+          <w:rFonts w:ascii="Malgun Gothic" w:cs="Malgun Gothic" w:eastAsia="Malgun Gothic" w:hAnsi="Malgun Gothic"/>
+        </w:rPr>
+        <w:t xml:space="preserve">10월 5일부터 25일까지 저장소 커밋 146회, 모두 팀장. main에 올리면 자동 배포되므로 배포 횟수는 커밋 횟수와 같다.</w:t>
+      </w:r>
+    </w:p>
+    <w:p>
+      <w:pPr>
+        <w:pStyle w:val="Heading3"/>
+        <w:keepNext/>
+        <w:spacing w:after="100" w:before="200"/>
+      </w:pPr>
+      <w:r>
+        <w:rPr>
+          <w:rFonts w:ascii="Malgun Gothic" w:cs="Malgun Gothic" w:eastAsia="Malgun Gothic" w:hAnsi="Malgun Gothic"/>
+          <w:b/>
+          <w:bCs/>
+          <w:sz w:val="22"/>
+          <w:szCs w:val="22"/>
+        </w:rPr>
+        <w:t xml:space="preserve">검증 현황 (2026.10.25 기준)</w:t>
+      </w:r>
+    </w:p>
+    <w:tbl>
+      <w:tblPr>
+        <w:tblW w:type="dxa" w:w="9026"/>
+        <w:tblBorders>
+          <w:top w:val="single" w:color="DCD9D0" w:sz="4"/>
+          <w:left w:val="single" w:color="DCD9D0" w:sz="4"/>
+          <w:bottom w:val="single" w:color="DCD9D0" w:sz="4"/>
+          <w:right w:val="single" w:color="DCD9D0" w:sz="4"/>
+          <w:insideH w:val="single" w:color="DCD9D0" w:sz="4"/>
+          <w:insideV w:val="single" w:color="DCD9D0" w:sz="4"/>
+        </w:tblBorders>
+        <w:tblLayout w:type="fixed"/>
+      </w:tblPr>
+      <w:tblGrid>
+        <w:gridCol w:w="3000"/>
+        <w:gridCol w:w="1600"/>
+        <w:gridCol w:w="1600"/>
+        <w:gridCol w:w="1400"/>
+        <w:gridCol w:w="1426"/>
+      </w:tblGrid>
+      <w:tr>
+        <w:trPr>
+          <w:tblHeader/>
+        </w:trPr>
+        <w:tc>
+          <w:tcPr>
+            <w:tcW w:type="dxa" w:w="3000"/>
+            <w:shd w:fill="F4F3EF" w:color="auto" w:val="clear"/>
+            <w:tcMar>
+              <w:top w:type="dxa" w:w="60"/>
+              <w:left w:type="dxa" w:w="100"/>
+              <w:bottom w:type="dxa" w:w="60"/>
+              <w:right w:type="dxa" w:w="100"/>
+            </w:tcMar>
+            <w:vAlign w:val="center"/>
+          </w:tcPr>
+          <w:p>
+            <w:pPr>
+              <w:spacing w:after="40" w:line="280"/>
+            </w:pPr>
+            <w:r>
+              <w:rPr>
+                <w:rFonts w:ascii="Malgun Gothic" w:cs="Malgun Gothic" w:eastAsia="Malgun Gothic" w:hAnsi="Malgun Gothic"/>
+                <w:b/>
+                <w:bCs/>
+                <w:color w:val="5D636D"/>
+                <w:sz w:val="19"/>
+                <w:szCs w:val="19"/>
+              </w:rPr>
+              <w:t xml:space="preserve">확인 항목</w:t>
+            </w:r>
+          </w:p>
+        </w:tc>
+        <w:tc>
+          <w:tcPr>
+            <w:tcW w:type="dxa" w:w="1600"/>
+            <w:shd w:fill="F4F3EF" w:color="auto" w:val="clear"/>
+            <w:tcMar>
+              <w:top w:type="dxa" w:w="60"/>
+              <w:left w:type="dxa" w:w="100"/>
+              <w:bottom w:type="dxa" w:w="60"/>
+              <w:right w:type="dxa" w:w="100"/>
+            </w:tcMar>
+            <w:vAlign w:val="center"/>
+          </w:tcPr>
+          <w:p>
+            <w:pPr>
+              <w:spacing w:after="40" w:line="280"/>
+            </w:pPr>
+            <w:r>
+              <w:rPr>
+                <w:rFonts w:ascii="Malgun Gothic" w:cs="Malgun Gothic" w:eastAsia="Malgun Gothic" w:hAnsi="Malgun Gothic"/>
+                <w:b/>
+                <w:bCs/>
+                <w:color w:val="5D636D"/>
+                <w:sz w:val="19"/>
+                <w:szCs w:val="19"/>
+              </w:rPr>
+              <w:t xml:space="preserve">컴퓨터 Chrome</w:t>
+            </w:r>
+          </w:p>
+        </w:tc>
+        <w:tc>
+          <w:tcPr>
+            <w:tcW w:type="dxa" w:w="1600"/>
+            <w:shd w:fill="F4F3EF" w:color="auto" w:val="clear"/>
+            <w:tcMar>
+              <w:top w:type="dxa" w:w="60"/>
+              <w:left w:type="dxa" w:w="100"/>
+              <w:bottom w:type="dxa" w:w="60"/>
+              <w:right w:type="dxa" w:w="100"/>
+            </w:tcMar>
+            <w:vAlign w:val="center"/>
+          </w:tcPr>
+          <w:p>
+            <w:pPr>
+              <w:spacing w:after="40" w:line="280"/>
+            </w:pPr>
+            <w:r>
+              <w:rPr>
+                <w:rFonts w:ascii="Malgun Gothic" w:cs="Malgun Gothic" w:eastAsia="Malgun Gothic" w:hAnsi="Malgun Gothic"/>
+                <w:b/>
+                <w:bCs/>
+                <w:color w:val="5D636D"/>
+                <w:sz w:val="19"/>
+                <w:szCs w:val="19"/>
+              </w:rPr>
+              <w:t xml:space="preserve">아이폰 Safari</w:t>
+            </w:r>
+          </w:p>
+        </w:tc>
+        <w:tc>
+          <w:tcPr>
+            <w:tcW w:type="dxa" w:w="1400"/>
+            <w:shd w:fill="F4F3EF" w:color="auto" w:val="clear"/>
+            <w:tcMar>
+              <w:top w:type="dxa" w:w="60"/>
+              <w:left w:type="dxa" w:w="100"/>
+              <w:bottom w:type="dxa" w:w="60"/>
+              <w:right w:type="dxa" w:w="100"/>
+            </w:tcMar>
+            <w:vAlign w:val="center"/>
+          </w:tcPr>
+          <w:p>
+            <w:pPr>
+              <w:spacing w:after="40" w:line="280"/>
+            </w:pPr>
+            <w:r>
+              <w:rPr>
+                <w:rFonts w:ascii="Malgun Gothic" w:cs="Malgun Gothic" w:eastAsia="Malgun Gothic" w:hAnsi="Malgun Gothic"/>
+                <w:b/>
+                <w:bCs/>
+                <w:color w:val="5D636D"/>
+                <w:sz w:val="19"/>
+                <w:szCs w:val="19"/>
+              </w:rPr>
+              <w:t xml:space="preserve">갤럭시</w:t>
+            </w:r>
+          </w:p>
+        </w:tc>
+        <w:tc>
+          <w:tcPr>
+            <w:tcW w:type="dxa" w:w="1426"/>
+            <w:shd w:fill="F4F3EF" w:color="auto" w:val="clear"/>
+            <w:tcMar>
+              <w:top w:type="dxa" w:w="60"/>
+              <w:left w:type="dxa" w:w="100"/>
+              <w:bottom w:type="dxa" w:w="60"/>
+              <w:right w:type="dxa" w:w="100"/>
+            </w:tcMar>
+            <w:vAlign w:val="center"/>
+          </w:tcPr>
+          <w:p>
+            <w:pPr>
+              <w:spacing w:after="40" w:line="280"/>
+            </w:pPr>
+            <w:r>
+              <w:rPr>
+                <w:rFonts w:ascii="Malgun Gothic" w:cs="Malgun Gothic" w:eastAsia="Malgun Gothic" w:hAnsi="Malgun Gothic"/>
+                <w:b/>
+                <w:bCs/>
+                <w:color w:val="5D636D"/>
+                <w:sz w:val="19"/>
+                <w:szCs w:val="19"/>
+              </w:rPr>
+              <w:t xml:space="preserve">비고</w:t>
+            </w:r>
+          </w:p>
+        </w:tc>
+      </w:tr>
+      <w:tr>
+        <w:tc>
+          <w:tcPr>
+            <w:tcW w:type="dxa" w:w="3000"/>
+            <w:tcMar>
+              <w:top w:type="dxa" w:w="60"/>
+              <w:left w:type="dxa" w:w="100"/>
+              <w:bottom w:type="dxa" w:w="60"/>
+              <w:right w:type="dxa" w:w="100"/>
+            </w:tcMar>
+            <w:vAlign w:val="center"/>
+          </w:tcPr>
+          <w:p>
+            <w:pPr>
+              <w:spacing w:after="40" w:line="280"/>
+            </w:pPr>
+            <w:r>
+              <w:rPr>
+                <w:rFonts w:ascii="Malgun Gothic" w:cs="Malgun Gothic" w:eastAsia="Malgun Gothic" w:hAnsi="Malgun Gothic"/>
+                <w:b w:val="false"/>
+                <w:bCs w:val="false"/>
+                <w:sz w:val="19"/>
+                <w:szCs w:val="19"/>
+              </w:rPr>
+              <w:t xml:space="preserve">홈 화면에 추가(설치)</w:t>
+            </w:r>
+          </w:p>
+        </w:tc>
+        <w:tc>
+          <w:tcPr>
+            <w:tcW w:type="dxa" w:w="1600"/>
+            <w:tcMar>
+              <w:top w:type="dxa" w:w="60"/>
+              <w:left w:type="dxa" w:w="100"/>
+              <w:bottom w:type="dxa" w:w="60"/>
+              <w:right w:type="dxa" w:w="100"/>
+            </w:tcMar>
+            <w:vAlign w:val="center"/>
+          </w:tcPr>
+          <w:p>
+            <w:pPr>
+              <w:spacing w:after="40" w:line="280"/>
+            </w:pPr>
+            <w:r>
+              <w:rPr>
+                <w:rFonts w:ascii="Malgun Gothic" w:cs="Malgun Gothic" w:eastAsia="Malgun Gothic" w:hAnsi="Malgun Gothic"/>
+                <w:b w:val="false"/>
+                <w:bCs w:val="false"/>
+                <w:sz w:val="19"/>
+                <w:szCs w:val="19"/>
+              </w:rPr>
+              <w:t xml:space="preserve">해당 없음</w:t>
+            </w:r>
+          </w:p>
+        </w:tc>
+        <w:tc>
+          <w:tcPr>
+            <w:tcW w:type="dxa" w:w="1600"/>
+            <w:tcMar>
+              <w:top w:type="dxa" w:w="60"/>
+              <w:left w:type="dxa" w:w="100"/>
+              <w:bottom w:type="dxa" w:w="60"/>
+              <w:right w:type="dxa" w:w="100"/>
+            </w:tcMar>
+            <w:vAlign w:val="center"/>
+          </w:tcPr>
+          <w:p>
+            <w:pPr>
+              <w:spacing w:after="40" w:line="280"/>
+            </w:pPr>
+            <w:r>
+              <w:rPr>
+                <w:rFonts w:ascii="Malgun Gothic" w:cs="Malgun Gothic" w:eastAsia="Malgun Gothic" w:hAnsi="Malgun Gothic"/>
+                <w:b w:val="false"/>
+                <w:bCs w:val="false"/>
+                <w:sz w:val="19"/>
+                <w:szCs w:val="19"/>
+              </w:rPr>
+              <w:t xml:space="preserve">확인 (10/7, 캡처)</w:t>
+            </w:r>
+          </w:p>
+        </w:tc>
+        <w:tc>
+          <w:tcPr>
+            <w:tcW w:type="dxa" w:w="1400"/>
+            <w:tcMar>
+              <w:top w:type="dxa" w:w="60"/>
+              <w:left w:type="dxa" w:w="100"/>
+              <w:bottom w:type="dxa" w:w="60"/>
+              <w:right w:type="dxa" w:w="100"/>
+            </w:tcMar>
+            <w:vAlign w:val="center"/>
+          </w:tcPr>
+          <w:p>
+            <w:pPr>
+              <w:spacing w:after="40" w:line="280"/>
+            </w:pPr>
+            <w:r>
+              <w:rPr>
+                <w:rFonts w:ascii="Malgun Gothic" w:cs="Malgun Gothic" w:eastAsia="Malgun Gothic" w:hAnsi="Malgun Gothic"/>
+                <w:b w:val="false"/>
+                <w:bCs w:val="false"/>
+                <w:sz w:val="19"/>
+                <w:szCs w:val="19"/>
+              </w:rPr>
+              <w:t xml:space="preserve">미확인</w:t>
+            </w:r>
+          </w:p>
+        </w:tc>
+        <w:tc>
+          <w:tcPr>
+            <w:tcW w:type="dxa" w:w="1426"/>
+            <w:tcMar>
+              <w:top w:type="dxa" w:w="60"/>
+              <w:left w:type="dxa" w:w="100"/>
+              <w:bottom w:type="dxa" w:w="60"/>
+              <w:right w:type="dxa" w:w="100"/>
+            </w:tcMar>
+            <w:vAlign w:val="center"/>
+          </w:tcPr>
+          <w:p>
+            <w:pPr>
+              <w:spacing w:after="40" w:line="280"/>
+            </w:pPr>
+            <w:r>
+              <w:rPr>
+                <w:rFonts w:ascii="Malgun Gothic" w:cs="Malgun Gothic" w:eastAsia="Malgun Gothic" w:hAnsi="Malgun Gothic"/>
+                <w:b w:val="false"/>
+                <w:bCs w:val="false"/>
+                <w:sz w:val="19"/>
+                <w:szCs w:val="19"/>
+              </w:rPr>
+              <w:t xml:space="preserve">삼성 인터넷·Chrome 메뉴 이름 미확인</w:t>
+            </w:r>
+          </w:p>
+        </w:tc>
+      </w:tr>
+      <w:tr>
+        <w:tc>
+          <w:tcPr>
+            <w:tcW w:type="dxa" w:w="3000"/>
+            <w:tcMar>
+              <w:top w:type="dxa" w:w="60"/>
+              <w:left w:type="dxa" w:w="100"/>
+              <w:bottom w:type="dxa" w:w="60"/>
+              <w:right w:type="dxa" w:w="100"/>
+            </w:tcMar>
+            <w:vAlign w:val="center"/>
+          </w:tcPr>
+          <w:p>
+            <w:pPr>
+              <w:spacing w:after="40" w:line="280"/>
+            </w:pPr>
+            <w:r>
+              <w:rPr>
+                <w:rFonts w:ascii="Malgun Gothic" w:cs="Malgun Gothic" w:eastAsia="Malgun Gothic" w:hAnsi="Malgun Gothic"/>
+                <w:b w:val="false"/>
+                <w:bCs w:val="false"/>
+                <w:sz w:val="19"/>
+                <w:szCs w:val="19"/>
+              </w:rPr>
+              <w:t xml:space="preserve">출근·퇴근·수정 기록 등록</w:t>
+            </w:r>
+          </w:p>
+        </w:tc>
+        <w:tc>
+          <w:tcPr>
+            <w:tcW w:type="dxa" w:w="1600"/>
+            <w:tcMar>
+              <w:top w:type="dxa" w:w="60"/>
+              <w:left w:type="dxa" w:w="100"/>
+              <w:bottom w:type="dxa" w:w="60"/>
+              <w:right w:type="dxa" w:w="100"/>
+            </w:tcMar>
+            <w:vAlign w:val="center"/>
+          </w:tcPr>
+          <w:p>
+            <w:pPr>
+              <w:spacing w:after="40" w:line="280"/>
+            </w:pPr>
+            <w:r>
+              <w:rPr>
+                <w:rFonts w:ascii="Malgun Gothic" w:cs="Malgun Gothic" w:eastAsia="Malgun Gothic" w:hAnsi="Malgun Gothic"/>
+                <w:b w:val="false"/>
+                <w:bCs w:val="false"/>
+                <w:sz w:val="19"/>
+                <w:szCs w:val="19"/>
+              </w:rPr>
+              <w:t xml:space="preserve">확인 (3건 모두 서버 등록)</w:t>
+            </w:r>
+          </w:p>
+        </w:tc>
+        <w:tc>
+          <w:tcPr>
+            <w:tcW w:type="dxa" w:w="1600"/>
+            <w:tcMar>
+              <w:top w:type="dxa" w:w="60"/>
+              <w:left w:type="dxa" w:w="100"/>
+              <w:bottom w:type="dxa" w:w="60"/>
+              <w:right w:type="dxa" w:w="100"/>
+            </w:tcMar>
+            <w:vAlign w:val="center"/>
+          </w:tcPr>
+          <w:p>
+            <w:pPr>
+              <w:spacing w:after="40" w:line="280"/>
+            </w:pPr>
+            <w:r>
+              <w:rPr>
+                <w:rFonts w:ascii="Malgun Gothic" w:cs="Malgun Gothic" w:eastAsia="Malgun Gothic" w:hAnsi="Malgun Gothic"/>
+                <w:b w:val="false"/>
+                <w:bCs w:val="false"/>
+                <w:sz w:val="19"/>
+                <w:szCs w:val="19"/>
+              </w:rPr>
+              <w:t xml:space="preserve">미확인</w:t>
+            </w:r>
+          </w:p>
+        </w:tc>
+        <w:tc>
+          <w:tcPr>
+            <w:tcW w:type="dxa" w:w="1400"/>
+            <w:tcMar>
+              <w:top w:type="dxa" w:w="60"/>
+              <w:left w:type="dxa" w:w="100"/>
+              <w:bottom w:type="dxa" w:w="60"/>
+              <w:right w:type="dxa" w:w="100"/>
+            </w:tcMar>
+            <w:vAlign w:val="center"/>
+          </w:tcPr>
+          <w:p>
+            <w:pPr>
+              <w:spacing w:after="40" w:line="280"/>
+            </w:pPr>
+            <w:r>
+              <w:rPr>
+                <w:rFonts w:ascii="Malgun Gothic" w:cs="Malgun Gothic" w:eastAsia="Malgun Gothic" w:hAnsi="Malgun Gothic"/>
+                <w:b w:val="false"/>
+                <w:bCs w:val="false"/>
+                <w:sz w:val="19"/>
+                <w:szCs w:val="19"/>
+              </w:rPr>
+              <w:t xml:space="preserve">미확인</w:t>
+            </w:r>
+          </w:p>
+        </w:tc>
+        <w:tc>
+          <w:tcPr>
+            <w:tcW w:type="dxa" w:w="1426"/>
+            <w:tcMar>
+              <w:top w:type="dxa" w:w="60"/>
+              <w:left w:type="dxa" w:w="100"/>
+              <w:bottom w:type="dxa" w:w="60"/>
+              <w:right w:type="dxa" w:w="100"/>
+            </w:tcMar>
+            <w:vAlign w:val="center"/>
+          </w:tcPr>
+          <w:p>
+            <w:pPr>
+              <w:spacing w:after="40" w:line="280"/>
+            </w:pPr>
+            <w:r>
+              <w:rPr>
+                <w:rFonts w:ascii="Malgun Gothic" w:cs="Malgun Gothic" w:eastAsia="Malgun Gothic" w:hAnsi="Malgun Gothic"/>
+                <w:b w:val="false"/>
+                <w:bCs w:val="false"/>
+                <w:sz w:val="19"/>
+                <w:szCs w:val="19"/>
+              </w:rPr>
+              <w:t xml:space="preserve"/>
+            </w:r>
+          </w:p>
+        </w:tc>
+      </w:tr>
+      <w:tr>
+        <w:tc>
+          <w:tcPr>
+            <w:tcW w:type="dxa" w:w="3000"/>
+            <w:tcMar>
+              <w:top w:type="dxa" w:w="60"/>
+              <w:left w:type="dxa" w:w="100"/>
+              <w:bottom w:type="dxa" w:w="60"/>
+              <w:right w:type="dxa" w:w="100"/>
+            </w:tcMar>
+            <w:vAlign w:val="center"/>
+          </w:tcPr>
+          <w:p>
+            <w:pPr>
+              <w:spacing w:after="40" w:line="280"/>
+            </w:pPr>
+            <w:r>
+              <w:rPr>
+                <w:rFonts w:ascii="Malgun Gothic" w:cs="Malgun Gothic" w:eastAsia="Malgun Gothic" w:hAnsi="Malgun Gothic"/>
+                <w:b w:val="false"/>
+                <w:bCs w:val="false"/>
+                <w:sz w:val="19"/>
+                <w:szCs w:val="19"/>
+              </w:rPr>
+              <w:t xml:space="preserve">오프라인 실행·PDF 저장·백업 파일 저장·사진 첨부</w:t>
+            </w:r>
+          </w:p>
+        </w:tc>
+        <w:tc>
+          <w:tcPr>
+            <w:tcW w:type="dxa" w:w="1600"/>
+            <w:tcMar>
+              <w:top w:type="dxa" w:w="60"/>
+              <w:left w:type="dxa" w:w="100"/>
+              <w:bottom w:type="dxa" w:w="60"/>
+              <w:right w:type="dxa" w:w="100"/>
+            </w:tcMar>
+            <w:vAlign w:val="center"/>
+          </w:tcPr>
+          <w:p>
+            <w:pPr>
+              <w:spacing w:after="40" w:line="280"/>
+            </w:pPr>
+            <w:r>
+              <w:rPr>
+                <w:rFonts w:ascii="Malgun Gothic" w:cs="Malgun Gothic" w:eastAsia="Malgun Gothic" w:hAnsi="Malgun Gothic"/>
+                <w:b w:val="false"/>
+                <w:bCs w:val="false"/>
+                <w:sz w:val="19"/>
+                <w:szCs w:val="19"/>
+              </w:rPr>
+              <w:t xml:space="preserve">확인</w:t>
+            </w:r>
+          </w:p>
+        </w:tc>
+        <w:tc>
+          <w:tcPr>
+            <w:tcW w:type="dxa" w:w="1600"/>
+            <w:tcMar>
+              <w:top w:type="dxa" w:w="60"/>
+              <w:left w:type="dxa" w:w="100"/>
+              <w:bottom w:type="dxa" w:w="60"/>
+              <w:right w:type="dxa" w:w="100"/>
+            </w:tcMar>
+            <w:vAlign w:val="center"/>
+          </w:tcPr>
+          <w:p>
+            <w:pPr>
+              <w:spacing w:after="40" w:line="280"/>
+            </w:pPr>
+            <w:r>
+              <w:rPr>
+                <w:rFonts w:ascii="Malgun Gothic" w:cs="Malgun Gothic" w:eastAsia="Malgun Gothic" w:hAnsi="Malgun Gothic"/>
+                <w:b w:val="false"/>
+                <w:bCs w:val="false"/>
+                <w:sz w:val="19"/>
+                <w:szCs w:val="19"/>
+              </w:rPr>
+              <w:t xml:space="preserve">미확인</w:t>
+            </w:r>
+          </w:p>
+        </w:tc>
+        <w:tc>
+          <w:tcPr>
+            <w:tcW w:type="dxa" w:w="1400"/>
+            <w:tcMar>
+              <w:top w:type="dxa" w:w="60"/>
+              <w:left w:type="dxa" w:w="100"/>
+              <w:bottom w:type="dxa" w:w="60"/>
+              <w:right w:type="dxa" w:w="100"/>
+            </w:tcMar>
+            <w:vAlign w:val="center"/>
+          </w:tcPr>
+          <w:p>
+            <w:pPr>
+              <w:spacing w:after="40" w:line="280"/>
+            </w:pPr>
+            <w:r>
+              <w:rPr>
+                <w:rFonts w:ascii="Malgun Gothic" w:cs="Malgun Gothic" w:eastAsia="Malgun Gothic" w:hAnsi="Malgun Gothic"/>
+                <w:b w:val="false"/>
+                <w:bCs w:val="false"/>
+                <w:sz w:val="19"/>
+                <w:szCs w:val="19"/>
+              </w:rPr>
+              <w:t xml:space="preserve">미확인</w:t>
+            </w:r>
+          </w:p>
+        </w:tc>
+        <w:tc>
+          <w:tcPr>
+            <w:tcW w:type="dxa" w:w="1426"/>
+            <w:tcMar>
+              <w:top w:type="dxa" w:w="60"/>
+              <w:left w:type="dxa" w:w="100"/>
+              <w:bottom w:type="dxa" w:w="60"/>
+              <w:right w:type="dxa" w:w="100"/>
+            </w:tcMar>
+            <w:vAlign w:val="center"/>
+          </w:tcPr>
+          <w:p>
+            <w:pPr>
+              <w:spacing w:after="40" w:line="280"/>
+            </w:pPr>
+            <w:r>
+              <w:rPr>
+                <w:rFonts w:ascii="Malgun Gothic" w:cs="Malgun Gothic" w:eastAsia="Malgun Gothic" w:hAnsi="Malgun Gothic"/>
+                <w:b w:val="false"/>
+                <w:bCs w:val="false"/>
+                <w:sz w:val="19"/>
+                <w:szCs w:val="19"/>
+              </w:rPr>
+              <w:t xml:space="preserve"/>
+            </w:r>
+          </w:p>
+        </w:tc>
+      </w:tr>
+      <w:tr>
+        <w:tc>
+          <w:tcPr>
+            <w:tcW w:type="dxa" w:w="3000"/>
+            <w:tcMar>
+              <w:top w:type="dxa" w:w="60"/>
+              <w:left w:type="dxa" w:w="100"/>
+              <w:bottom w:type="dxa" w:w="60"/>
+              <w:right w:type="dxa" w:w="100"/>
+            </w:tcMar>
+            <w:vAlign w:val="center"/>
+          </w:tcPr>
+          <w:p>
+            <w:pPr>
+              <w:spacing w:after="40" w:line="280"/>
+            </w:pPr>
+            <w:r>
+              <w:rPr>
+                <w:rFonts w:ascii="Malgun Gothic" w:cs="Malgun Gothic" w:eastAsia="Malgun Gothic" w:hAnsi="Malgun Gothic"/>
+                <w:b w:val="false"/>
+                <w:bCs w:val="false"/>
+                <w:sz w:val="19"/>
+                <w:szCs w:val="19"/>
+              </w:rPr>
+              <w:t xml:space="preserve">화면 너비 320·375·430 넘침 없음</w:t>
+            </w:r>
+          </w:p>
+        </w:tc>
+        <w:tc>
+          <w:tcPr>
+            <w:tcW w:type="dxa" w:w="1600"/>
+            <w:tcMar>
+              <w:top w:type="dxa" w:w="60"/>
+              <w:left w:type="dxa" w:w="100"/>
+              <w:bottom w:type="dxa" w:w="60"/>
+              <w:right w:type="dxa" w:w="100"/>
+            </w:tcMar>
+            <w:vAlign w:val="center"/>
+          </w:tcPr>
+          <w:p>
+            <w:pPr>
+              <w:spacing w:after="40" w:line="280"/>
+            </w:pPr>
+            <w:r>
+              <w:rPr>
+                <w:rFonts w:ascii="Malgun Gothic" w:cs="Malgun Gothic" w:eastAsia="Malgun Gothic" w:hAnsi="Malgun Gothic"/>
+                <w:b w:val="false"/>
+                <w:bCs w:val="false"/>
+                <w:sz w:val="19"/>
+                <w:szCs w:val="19"/>
+              </w:rPr>
+              <w:t xml:space="preserve">확인</w:t>
+            </w:r>
+          </w:p>
+        </w:tc>
+        <w:tc>
+          <w:tcPr>
+            <w:tcW w:type="dxa" w:w="1600"/>
+            <w:tcMar>
+              <w:top w:type="dxa" w:w="60"/>
+              <w:left w:type="dxa" w:w="100"/>
+              <w:bottom w:type="dxa" w:w="60"/>
+              <w:right w:type="dxa" w:w="100"/>
+            </w:tcMar>
+            <w:vAlign w:val="center"/>
+          </w:tcPr>
+          <w:p>
+            <w:pPr>
+              <w:spacing w:after="40" w:line="280"/>
+            </w:pPr>
+            <w:r>
+              <w:rPr>
+                <w:rFonts w:ascii="Malgun Gothic" w:cs="Malgun Gothic" w:eastAsia="Malgun Gothic" w:hAnsi="Malgun Gothic"/>
+                <w:b w:val="false"/>
+                <w:bCs w:val="false"/>
+                <w:sz w:val="19"/>
+                <w:szCs w:val="19"/>
+              </w:rPr>
+              <w:t xml:space="preserve">미확인</w:t>
+            </w:r>
+          </w:p>
+        </w:tc>
+        <w:tc>
+          <w:tcPr>
+            <w:tcW w:type="dxa" w:w="1400"/>
+            <w:tcMar>
+              <w:top w:type="dxa" w:w="60"/>
+              <w:left w:type="dxa" w:w="100"/>
+              <w:bottom w:type="dxa" w:w="60"/>
+              <w:right w:type="dxa" w:w="100"/>
+            </w:tcMar>
+            <w:vAlign w:val="center"/>
+          </w:tcPr>
+          <w:p>
+            <w:pPr>
+              <w:spacing w:after="40" w:line="280"/>
+            </w:pPr>
+            <w:r>
+              <w:rPr>
+                <w:rFonts w:ascii="Malgun Gothic" w:cs="Malgun Gothic" w:eastAsia="Malgun Gothic" w:hAnsi="Malgun Gothic"/>
+                <w:b w:val="false"/>
+                <w:bCs w:val="false"/>
+                <w:sz w:val="19"/>
+                <w:szCs w:val="19"/>
+              </w:rPr>
+              <w:t xml:space="preserve">미확인</w:t>
+            </w:r>
+          </w:p>
+        </w:tc>
+        <w:tc>
+          <w:tcPr>
+            <w:tcW w:type="dxa" w:w="1426"/>
+            <w:tcMar>
+              <w:top w:type="dxa" w:w="60"/>
+              <w:left w:type="dxa" w:w="100"/>
+              <w:bottom w:type="dxa" w:w="60"/>
+              <w:right w:type="dxa" w:w="100"/>
+            </w:tcMar>
+            <w:vAlign w:val="center"/>
+          </w:tcPr>
+          <w:p>
+            <w:pPr>
+              <w:spacing w:after="40" w:line="280"/>
+            </w:pPr>
+            <w:r>
+              <w:rPr>
+                <w:rFonts w:ascii="Malgun Gothic" w:cs="Malgun Gothic" w:eastAsia="Malgun Gothic" w:hAnsi="Malgun Gothic"/>
+                <w:b w:val="false"/>
+                <w:bCs w:val="false"/>
+                <w:sz w:val="19"/>
+                <w:szCs w:val="19"/>
+              </w:rPr>
+              <w:t xml:space="preserve"/>
+            </w:r>
+          </w:p>
+        </w:tc>
+      </w:tr>
+      <w:tr>
+        <w:tc>
+          <w:tcPr>
+            <w:tcW w:type="dxa" w:w="3000"/>
+            <w:tcMar>
+              <w:top w:type="dxa" w:w="60"/>
+              <w:left w:type="dxa" w:w="100"/>
+              <w:bottom w:type="dxa" w:w="60"/>
+              <w:right w:type="dxa" w:w="100"/>
+            </w:tcMar>
+            <w:vAlign w:val="center"/>
+          </w:tcPr>
+          <w:p>
+            <w:pPr>
+              <w:spacing w:after="40" w:line="280"/>
+            </w:pPr>
+            <w:r>
+              <w:rPr>
+                <w:rFonts w:ascii="Malgun Gothic" w:cs="Malgun Gothic" w:eastAsia="Malgun Gothic" w:hAnsi="Malgun Gothic"/>
+                <w:b w:val="false"/>
+                <w:bCs w:val="false"/>
+                <w:sz w:val="19"/>
+                <w:szCs w:val="19"/>
+              </w:rPr>
+              <w:t xml:space="preserve">어두운 화면 4탭</w:t>
+            </w:r>
+          </w:p>
+        </w:tc>
+        <w:tc>
+          <w:tcPr>
+            <w:tcW w:type="dxa" w:w="1600"/>
+            <w:tcMar>
+              <w:top w:type="dxa" w:w="60"/>
+              <w:left w:type="dxa" w:w="100"/>
+              <w:bottom w:type="dxa" w:w="60"/>
+              <w:right w:type="dxa" w:w="100"/>
+            </w:tcMar>
+            <w:vAlign w:val="center"/>
+          </w:tcPr>
+          <w:p>
+            <w:pPr>
+              <w:spacing w:after="40" w:line="280"/>
+            </w:pPr>
+            <w:r>
+              <w:rPr>
+                <w:rFonts w:ascii="Malgun Gothic" w:cs="Malgun Gothic" w:eastAsia="Malgun Gothic" w:hAnsi="Malgun Gothic"/>
+                <w:b w:val="false"/>
+                <w:bCs w:val="false"/>
+                <w:sz w:val="19"/>
+                <w:szCs w:val="19"/>
+              </w:rPr>
+              <w:t xml:space="preserve">확인 (10/6)</w:t>
+            </w:r>
+          </w:p>
+        </w:tc>
+        <w:tc>
+          <w:tcPr>
+            <w:tcW w:type="dxa" w:w="1600"/>
+            <w:tcMar>
+              <w:top w:type="dxa" w:w="60"/>
+              <w:left w:type="dxa" w:w="100"/>
+              <w:bottom w:type="dxa" w:w="60"/>
+              <w:right w:type="dxa" w:w="100"/>
+            </w:tcMar>
+            <w:vAlign w:val="center"/>
+          </w:tcPr>
+          <w:p>
+            <w:pPr>
+              <w:spacing w:after="40" w:line="280"/>
+            </w:pPr>
+            <w:r>
+              <w:rPr>
+                <w:rFonts w:ascii="Malgun Gothic" w:cs="Malgun Gothic" w:eastAsia="Malgun Gothic" w:hAnsi="Malgun Gothic"/>
+                <w:b w:val="false"/>
+                <w:bCs w:val="false"/>
+                <w:sz w:val="19"/>
+                <w:szCs w:val="19"/>
+              </w:rPr>
+              <w:t xml:space="preserve">미확인</w:t>
+            </w:r>
+          </w:p>
+        </w:tc>
+        <w:tc>
+          <w:tcPr>
+            <w:tcW w:type="dxa" w:w="1400"/>
+            <w:tcMar>
+              <w:top w:type="dxa" w:w="60"/>
+              <w:left w:type="dxa" w:w="100"/>
+              <w:bottom w:type="dxa" w:w="60"/>
+              <w:right w:type="dxa" w:w="100"/>
+            </w:tcMar>
+            <w:vAlign w:val="center"/>
+          </w:tcPr>
+          <w:p>
+            <w:pPr>
+              <w:spacing w:after="40" w:line="280"/>
+            </w:pPr>
+            <w:r>
+              <w:rPr>
+                <w:rFonts w:ascii="Malgun Gothic" w:cs="Malgun Gothic" w:eastAsia="Malgun Gothic" w:hAnsi="Malgun Gothic"/>
+                <w:b w:val="false"/>
+                <w:bCs w:val="false"/>
+                <w:sz w:val="19"/>
+                <w:szCs w:val="19"/>
+              </w:rPr>
+              <w:t xml:space="preserve">미확인</w:t>
+            </w:r>
+          </w:p>
+        </w:tc>
+        <w:tc>
+          <w:tcPr>
+            <w:tcW w:type="dxa" w:w="1426"/>
+            <w:tcMar>
+              <w:top w:type="dxa" w:w="60"/>
+              <w:left w:type="dxa" w:w="100"/>
+              <w:bottom w:type="dxa" w:w="60"/>
+              <w:right w:type="dxa" w:w="100"/>
+            </w:tcMar>
+            <w:vAlign w:val="center"/>
+          </w:tcPr>
+          <w:p>
+            <w:pPr>
+              <w:spacing w:after="40" w:line="280"/>
+            </w:pPr>
+            <w:r>
+              <w:rPr>
+                <w:rFonts w:ascii="Malgun Gothic" w:cs="Malgun Gothic" w:eastAsia="Malgun Gothic" w:hAnsi="Malgun Gothic"/>
+                <w:b w:val="false"/>
+                <w:bCs w:val="false"/>
+                <w:sz w:val="19"/>
+                <w:szCs w:val="19"/>
+              </w:rPr>
+              <w:t xml:space="preserve"/>
+            </w:r>
+          </w:p>
+        </w:tc>
+      </w:tr>
+      <w:tr>
+        <w:tc>
+          <w:tcPr>
+            <w:tcW w:type="dxa" w:w="3000"/>
+            <w:tcMar>
+              <w:top w:type="dxa" w:w="60"/>
+              <w:left w:type="dxa" w:w="100"/>
+              <w:bottom w:type="dxa" w:w="60"/>
+              <w:right w:type="dxa" w:w="100"/>
+            </w:tcMar>
+            <w:vAlign w:val="center"/>
+          </w:tcPr>
+          <w:p>
+            <w:pPr>
+              <w:spacing w:after="40" w:line="280"/>
+            </w:pPr>
+            <w:r>
+              <w:rPr>
+                <w:rFonts w:ascii="Malgun Gothic" w:cs="Malgun Gothic" w:eastAsia="Malgun Gothic" w:hAnsi="Malgun Gothic"/>
+                <w:b w:val="false"/>
+                <w:bCs w:val="false"/>
+                <w:sz w:val="19"/>
+                <w:szCs w:val="19"/>
+              </w:rPr>
+              <w:t xml:space="preserve">게임 3종 조작 크기</w:t>
+            </w:r>
+          </w:p>
+        </w:tc>
+        <w:tc>
+          <w:tcPr>
+            <w:tcW w:type="dxa" w:w="1600"/>
+            <w:tcMar>
+              <w:top w:type="dxa" w:w="60"/>
+              <w:left w:type="dxa" w:w="100"/>
+              <w:bottom w:type="dxa" w:w="60"/>
+              <w:right w:type="dxa" w:w="100"/>
+            </w:tcMar>
+            <w:vAlign w:val="center"/>
+          </w:tcPr>
+          <w:p>
+            <w:pPr>
+              <w:spacing w:after="40" w:line="280"/>
+            </w:pPr>
+            <w:r>
+              <w:rPr>
+                <w:rFonts w:ascii="Malgun Gothic" w:cs="Malgun Gothic" w:eastAsia="Malgun Gothic" w:hAnsi="Malgun Gothic"/>
+                <w:b w:val="false"/>
+                <w:bCs w:val="false"/>
+                <w:sz w:val="19"/>
+                <w:szCs w:val="19"/>
+              </w:rPr>
+              <w:t xml:space="preserve">폰 크기 화면에서만 확인</w:t>
+            </w:r>
+          </w:p>
+        </w:tc>
+        <w:tc>
+          <w:tcPr>
+            <w:tcW w:type="dxa" w:w="1600"/>
+            <w:tcMar>
+              <w:top w:type="dxa" w:w="60"/>
+              <w:left w:type="dxa" w:w="100"/>
+              <w:bottom w:type="dxa" w:w="60"/>
+              <w:right w:type="dxa" w:w="100"/>
+            </w:tcMar>
+            <w:vAlign w:val="center"/>
+          </w:tcPr>
+          <w:p>
+            <w:pPr>
+              <w:spacing w:after="40" w:line="280"/>
+            </w:pPr>
+            <w:r>
+              <w:rPr>
+                <w:rFonts w:ascii="Malgun Gothic" w:cs="Malgun Gothic" w:eastAsia="Malgun Gothic" w:hAnsi="Malgun Gothic"/>
+                <w:b w:val="false"/>
+                <w:bCs w:val="false"/>
+                <w:sz w:val="19"/>
+                <w:szCs w:val="19"/>
+              </w:rPr>
+              <w:t xml:space="preserve">미확인</w:t>
+            </w:r>
+          </w:p>
+        </w:tc>
+        <w:tc>
+          <w:tcPr>
+            <w:tcW w:type="dxa" w:w="1400"/>
+            <w:tcMar>
+              <w:top w:type="dxa" w:w="60"/>
+              <w:left w:type="dxa" w:w="100"/>
+              <w:bottom w:type="dxa" w:w="60"/>
+              <w:right w:type="dxa" w:w="100"/>
+            </w:tcMar>
+            <w:vAlign w:val="center"/>
+          </w:tcPr>
+          <w:p>
+            <w:pPr>
+              <w:spacing w:after="40" w:line="280"/>
+            </w:pPr>
+            <w:r>
+              <w:rPr>
+                <w:rFonts w:ascii="Malgun Gothic" w:cs="Malgun Gothic" w:eastAsia="Malgun Gothic" w:hAnsi="Malgun Gothic"/>
+                <w:b w:val="false"/>
+                <w:bCs w:val="false"/>
+                <w:sz w:val="19"/>
+                <w:szCs w:val="19"/>
+              </w:rPr>
+              <w:t xml:space="preserve">미확인</w:t>
+            </w:r>
+          </w:p>
+        </w:tc>
+        <w:tc>
+          <w:tcPr>
+            <w:tcW w:type="dxa" w:w="1426"/>
+            <w:tcMar>
+              <w:top w:type="dxa" w:w="60"/>
+              <w:left w:type="dxa" w:w="100"/>
+              <w:bottom w:type="dxa" w:w="60"/>
+              <w:right w:type="dxa" w:w="100"/>
+            </w:tcMar>
+            <w:vAlign w:val="center"/>
+          </w:tcPr>
+          <w:p>
+            <w:pPr>
+              <w:spacing w:after="40" w:line="280"/>
+            </w:pPr>
+            <w:r>
+              <w:rPr>
+                <w:rFonts w:ascii="Malgun Gothic" w:cs="Malgun Gothic" w:eastAsia="Malgun Gothic" w:hAnsi="Malgun Gothic"/>
+                <w:b w:val="false"/>
+                <w:bCs w:val="false"/>
+                <w:sz w:val="19"/>
+                <w:szCs w:val="19"/>
+              </w:rPr>
+              <w:t xml:space="preserve"/>
+            </w:r>
+          </w:p>
+        </w:tc>
+      </w:tr>
+      <w:tr>
+        <w:tc>
+          <w:tcPr>
+            <w:tcW w:type="dxa" w:w="3000"/>
+            <w:tcMar>
+              <w:top w:type="dxa" w:w="60"/>
+              <w:left w:type="dxa" w:w="100"/>
+              <w:bottom w:type="dxa" w:w="60"/>
+              <w:right w:type="dxa" w:w="100"/>
+            </w:tcMar>
+            <w:vAlign w:val="center"/>
+          </w:tcPr>
+          <w:p>
+            <w:pPr>
+              <w:spacing w:after="40" w:line="280"/>
+            </w:pPr>
+            <w:r>
+              <w:rPr>
+                <w:rFonts w:ascii="Malgun Gothic" w:cs="Malgun Gothic" w:eastAsia="Malgun Gothic" w:hAnsi="Malgun Gothic"/>
+                <w:b w:val="false"/>
+                <w:bCs w:val="false"/>
+                <w:sz w:val="19"/>
+                <w:szCs w:val="19"/>
+              </w:rPr>
+              <w:t xml:space="preserve">서버: 등록 시각을 서버 시각으로 강제</w:t>
+            </w:r>
+          </w:p>
+        </w:tc>
+        <w:tc>
+          <w:tcPr>
+            <w:tcW w:type="dxa" w:w="1600"/>
+            <w:tcMar>
+              <w:top w:type="dxa" w:w="60"/>
+              <w:left w:type="dxa" w:w="100"/>
+              <w:bottom w:type="dxa" w:w="60"/>
+              <w:right w:type="dxa" w:w="100"/>
+            </w:tcMar>
+            <w:vAlign w:val="center"/>
+          </w:tcPr>
+          <w:p>
+            <w:pPr>
+              <w:spacing w:after="40" w:line="280"/>
+            </w:pPr>
+            <w:r>
+              <w:rPr>
+                <w:rFonts w:ascii="Malgun Gothic" w:cs="Malgun Gothic" w:eastAsia="Malgun Gothic" w:hAnsi="Malgun Gothic"/>
+                <w:b w:val="false"/>
+                <w:bCs w:val="false"/>
+                <w:sz w:val="19"/>
+                <w:szCs w:val="19"/>
+              </w:rPr>
+              <w:t xml:space="preserve">확인</w:t>
+            </w:r>
+          </w:p>
+        </w:tc>
+        <w:tc>
+          <w:tcPr>
+            <w:tcW w:type="dxa" w:w="1600"/>
+            <w:tcMar>
+              <w:top w:type="dxa" w:w="60"/>
+              <w:left w:type="dxa" w:w="100"/>
+              <w:bottom w:type="dxa" w:w="60"/>
+              <w:right w:type="dxa" w:w="100"/>
+            </w:tcMar>
+            <w:vAlign w:val="center"/>
+          </w:tcPr>
+          <w:p>
+            <w:pPr>
+              <w:spacing w:after="40" w:line="280"/>
+            </w:pPr>
+            <w:r>
+              <w:rPr>
+                <w:rFonts w:ascii="Malgun Gothic" w:cs="Malgun Gothic" w:eastAsia="Malgun Gothic" w:hAnsi="Malgun Gothic"/>
+                <w:b w:val="false"/>
+                <w:bCs w:val="false"/>
+                <w:sz w:val="19"/>
+                <w:szCs w:val="19"/>
+              </w:rPr>
+              <w:t xml:space="preserve"/>
+            </w:r>
+          </w:p>
+        </w:tc>
+        <w:tc>
+          <w:tcPr>
+            <w:tcW w:type="dxa" w:w="1400"/>
+            <w:tcMar>
+              <w:top w:type="dxa" w:w="60"/>
+              <w:left w:type="dxa" w:w="100"/>
+              <w:bottom w:type="dxa" w:w="60"/>
+              <w:right w:type="dxa" w:w="100"/>
+            </w:tcMar>
+            <w:vAlign w:val="center"/>
+          </w:tcPr>
+          <w:p>
+            <w:pPr>
+              <w:spacing w:after="40" w:line="280"/>
+            </w:pPr>
+            <w:r>
+              <w:rPr>
+                <w:rFonts w:ascii="Malgun Gothic" w:cs="Malgun Gothic" w:eastAsia="Malgun Gothic" w:hAnsi="Malgun Gothic"/>
+                <w:b w:val="false"/>
+                <w:bCs w:val="false"/>
+                <w:sz w:val="19"/>
+                <w:szCs w:val="19"/>
+              </w:rPr>
+              <w:t xml:space="preserve"/>
+            </w:r>
+          </w:p>
+        </w:tc>
+        <w:tc>
+          <w:tcPr>
+            <w:tcW w:type="dxa" w:w="1426"/>
+            <w:tcMar>
+              <w:top w:type="dxa" w:w="60"/>
+              <w:left w:type="dxa" w:w="100"/>
+              <w:bottom w:type="dxa" w:w="60"/>
+              <w:right w:type="dxa" w:w="100"/>
+            </w:tcMar>
+            <w:vAlign w:val="center"/>
+          </w:tcPr>
+          <w:p>
+            <w:pPr>
+              <w:spacing w:after="40" w:line="280"/>
+            </w:pPr>
+            <w:r>
+              <w:rPr>
+                <w:rFonts w:ascii="Malgun Gothic" w:cs="Malgun Gothic" w:eastAsia="Malgun Gothic" w:hAnsi="Malgun Gothic"/>
+                <w:b w:val="false"/>
+                <w:bCs w:val="false"/>
+                <w:sz w:val="19"/>
+                <w:szCs w:val="19"/>
+              </w:rPr>
+              <w:t xml:space="preserve">2000년을 보내도 현재 시각으로 저장</w:t>
+            </w:r>
+          </w:p>
+        </w:tc>
+      </w:tr>
+      <w:tr>
+        <w:tc>
+          <w:tcPr>
+            <w:tcW w:type="dxa" w:w="3000"/>
+            <w:tcMar>
+              <w:top w:type="dxa" w:w="60"/>
+              <w:left w:type="dxa" w:w="100"/>
+              <w:bottom w:type="dxa" w:w="60"/>
+              <w:right w:type="dxa" w:w="100"/>
+            </w:tcMar>
+            <w:vAlign w:val="center"/>
+          </w:tcPr>
+          <w:p>
+            <w:pPr>
+              <w:spacing w:after="40" w:line="280"/>
+            </w:pPr>
+            <w:r>
+              <w:rPr>
+                <w:rFonts w:ascii="Malgun Gothic" w:cs="Malgun Gothic" w:eastAsia="Malgun Gothic" w:hAnsi="Malgun Gothic"/>
+                <w:b w:val="false"/>
+                <w:bCs w:val="false"/>
+                <w:sz w:val="19"/>
+                <w:szCs w:val="19"/>
+              </w:rPr>
+              <w:t xml:space="preserve">서버: 수정·삭제 거부</w:t>
+            </w:r>
+          </w:p>
+        </w:tc>
+        <w:tc>
+          <w:tcPr>
+            <w:tcW w:type="dxa" w:w="1600"/>
+            <w:tcMar>
+              <w:top w:type="dxa" w:w="60"/>
+              <w:left w:type="dxa" w:w="100"/>
+              <w:bottom w:type="dxa" w:w="60"/>
+              <w:right w:type="dxa" w:w="100"/>
+            </w:tcMar>
+            <w:vAlign w:val="center"/>
+          </w:tcPr>
+          <w:p>
+            <w:pPr>
+              <w:spacing w:after="40" w:line="280"/>
+            </w:pPr>
+            <w:r>
+              <w:rPr>
+                <w:rFonts w:ascii="Malgun Gothic" w:cs="Malgun Gothic" w:eastAsia="Malgun Gothic" w:hAnsi="Malgun Gothic"/>
+                <w:b w:val="false"/>
+                <w:bCs w:val="false"/>
+                <w:sz w:val="19"/>
+                <w:szCs w:val="19"/>
+              </w:rPr>
+              <w:t xml:space="preserve">확인 (401)</w:t>
+            </w:r>
+          </w:p>
+        </w:tc>
+        <w:tc>
+          <w:tcPr>
+            <w:tcW w:type="dxa" w:w="1600"/>
+            <w:tcMar>
+              <w:top w:type="dxa" w:w="60"/>
+              <w:left w:type="dxa" w:w="100"/>
+              <w:bottom w:type="dxa" w:w="60"/>
+              <w:right w:type="dxa" w:w="100"/>
+            </w:tcMar>
+            <w:vAlign w:val="center"/>
+          </w:tcPr>
+          <w:p>
+            <w:pPr>
+              <w:spacing w:after="40" w:line="280"/>
+            </w:pPr>
+            <w:r>
+              <w:rPr>
+                <w:rFonts w:ascii="Malgun Gothic" w:cs="Malgun Gothic" w:eastAsia="Malgun Gothic" w:hAnsi="Malgun Gothic"/>
+                <w:b w:val="false"/>
+                <w:bCs w:val="false"/>
+                <w:sz w:val="19"/>
+                <w:szCs w:val="19"/>
+              </w:rPr>
+              <w:t xml:space="preserve"/>
+            </w:r>
+          </w:p>
+        </w:tc>
+        <w:tc>
+          <w:tcPr>
+            <w:tcW w:type="dxa" w:w="1400"/>
+            <w:tcMar>
+              <w:top w:type="dxa" w:w="60"/>
+              <w:left w:type="dxa" w:w="100"/>
+              <w:bottom w:type="dxa" w:w="60"/>
+              <w:right w:type="dxa" w:w="100"/>
+            </w:tcMar>
+            <w:vAlign w:val="center"/>
+          </w:tcPr>
+          <w:p>
+            <w:pPr>
+              <w:spacing w:after="40" w:line="280"/>
+            </w:pPr>
+            <w:r>
+              <w:rPr>
+                <w:rFonts w:ascii="Malgun Gothic" w:cs="Malgun Gothic" w:eastAsia="Malgun Gothic" w:hAnsi="Malgun Gothic"/>
+                <w:b w:val="false"/>
+                <w:bCs w:val="false"/>
+                <w:sz w:val="19"/>
+                <w:szCs w:val="19"/>
+              </w:rPr>
+              <w:t xml:space="preserve"/>
+            </w:r>
+          </w:p>
+        </w:tc>
+        <w:tc>
+          <w:tcPr>
+            <w:tcW w:type="dxa" w:w="1426"/>
+            <w:tcMar>
+              <w:top w:type="dxa" w:w="60"/>
+              <w:left w:type="dxa" w:w="100"/>
+              <w:bottom w:type="dxa" w:w="60"/>
+              <w:right w:type="dxa" w:w="100"/>
+            </w:tcMar>
+            <w:vAlign w:val="center"/>
+          </w:tcPr>
+          <w:p>
+            <w:pPr>
+              <w:spacing w:after="40" w:line="280"/>
+            </w:pPr>
+            <w:r>
+              <w:rPr>
+                <w:rFonts w:ascii="Malgun Gothic" w:cs="Malgun Gothic" w:eastAsia="Malgun Gothic" w:hAnsi="Malgun Gothic"/>
+                <w:b w:val="false"/>
+                <w:bCs w:val="false"/>
+                <w:sz w:val="19"/>
+                <w:szCs w:val="19"/>
+              </w:rPr>
+              <w:t xml:space="preserve">RLS</w:t>
+            </w:r>
+          </w:p>
+        </w:tc>
+      </w:tr>
+      <w:tr>
+        <w:tc>
+          <w:tcPr>
+            <w:tcW w:type="dxa" w:w="3000"/>
+            <w:tcMar>
+              <w:top w:type="dxa" w:w="60"/>
+              <w:left w:type="dxa" w:w="100"/>
+              <w:bottom w:type="dxa" w:w="60"/>
+              <w:right w:type="dxa" w:w="100"/>
+            </w:tcMar>
+            <w:vAlign w:val="center"/>
+          </w:tcPr>
+          <w:p>
+            <w:pPr>
+              <w:spacing w:after="40" w:line="280"/>
+            </w:pPr>
+            <w:r>
+              <w:rPr>
+                <w:rFonts w:ascii="Malgun Gothic" w:cs="Malgun Gothic" w:eastAsia="Malgun Gothic" w:hAnsi="Malgun Gothic"/>
+                <w:b w:val="false"/>
+                <w:bCs w:val="false"/>
+                <w:sz w:val="19"/>
+                <w:szCs w:val="19"/>
+              </w:rPr>
+              <w:t xml:space="preserve">서버: 무료 요금제 잠듦</w:t>
+            </w:r>
+          </w:p>
+        </w:tc>
+        <w:tc>
+          <w:tcPr>
+            <w:tcW w:type="dxa" w:w="1600"/>
+            <w:tcMar>
+              <w:top w:type="dxa" w:w="60"/>
+              <w:left w:type="dxa" w:w="100"/>
+              <w:bottom w:type="dxa" w:w="60"/>
+              <w:right w:type="dxa" w:w="100"/>
+            </w:tcMar>
+            <w:vAlign w:val="center"/>
+          </w:tcPr>
+          <w:p>
+            <w:pPr>
+              <w:spacing w:after="40" w:line="280"/>
+            </w:pPr>
+            <w:r>
+              <w:rPr>
+                <w:rFonts w:ascii="Malgun Gothic" w:cs="Malgun Gothic" w:eastAsia="Malgun Gothic" w:hAnsi="Malgun Gothic"/>
+                <w:b w:val="false"/>
+                <w:bCs w:val="false"/>
+                <w:sz w:val="19"/>
+                <w:szCs w:val="19"/>
+              </w:rPr>
+              <w:t xml:space="preserve">10/23 확인, 같은 날 복구</w:t>
+            </w:r>
+          </w:p>
+        </w:tc>
+        <w:tc>
+          <w:tcPr>
+            <w:tcW w:type="dxa" w:w="1600"/>
+            <w:tcMar>
+              <w:top w:type="dxa" w:w="60"/>
+              <w:left w:type="dxa" w:w="100"/>
+              <w:bottom w:type="dxa" w:w="60"/>
+              <w:right w:type="dxa" w:w="100"/>
+            </w:tcMar>
+            <w:vAlign w:val="center"/>
+          </w:tcPr>
+          <w:p>
+            <w:pPr>
+              <w:spacing w:after="40" w:line="280"/>
+            </w:pPr>
+            <w:r>
+              <w:rPr>
+                <w:rFonts w:ascii="Malgun Gothic" w:cs="Malgun Gothic" w:eastAsia="Malgun Gothic" w:hAnsi="Malgun Gothic"/>
+                <w:b w:val="false"/>
+                <w:bCs w:val="false"/>
+                <w:sz w:val="19"/>
+                <w:szCs w:val="19"/>
+              </w:rPr>
+              <w:t xml:space="preserve"/>
+            </w:r>
+          </w:p>
+        </w:tc>
+        <w:tc>
+          <w:tcPr>
+            <w:tcW w:type="dxa" w:w="1400"/>
+            <w:tcMar>
+              <w:top w:type="dxa" w:w="60"/>
+              <w:left w:type="dxa" w:w="100"/>
+              <w:bottom w:type="dxa" w:w="60"/>
+              <w:right w:type="dxa" w:w="100"/>
+            </w:tcMar>
+            <w:vAlign w:val="center"/>
+          </w:tcPr>
+          <w:p>
+            <w:pPr>
+              <w:spacing w:after="40" w:line="280"/>
+            </w:pPr>
+            <w:r>
+              <w:rPr>
+                <w:rFonts w:ascii="Malgun Gothic" w:cs="Malgun Gothic" w:eastAsia="Malgun Gothic" w:hAnsi="Malgun Gothic"/>
+                <w:b w:val="false"/>
+                <w:bCs w:val="false"/>
+                <w:sz w:val="19"/>
+                <w:szCs w:val="19"/>
+              </w:rPr>
+              <w:t xml:space="preserve"/>
+            </w:r>
+          </w:p>
+        </w:tc>
+        <w:tc>
+          <w:tcPr>
+            <w:tcW w:type="dxa" w:w="1426"/>
+            <w:tcMar>
+              <w:top w:type="dxa" w:w="60"/>
+              <w:left w:type="dxa" w:w="100"/>
+              <w:bottom w:type="dxa" w:w="60"/>
+              <w:right w:type="dxa" w:w="100"/>
+            </w:tcMar>
+            <w:vAlign w:val="center"/>
+          </w:tcPr>
+          <w:p>
+            <w:pPr>
+              <w:spacing w:after="40" w:line="280"/>
+            </w:pPr>
+            <w:r>
+              <w:rPr>
+                <w:rFonts w:ascii="Malgun Gothic" w:cs="Malgun Gothic" w:eastAsia="Malgun Gothic" w:hAnsi="Malgun Gothic"/>
+                <w:b w:val="false"/>
+                <w:bCs w:val="false"/>
+                <w:sz w:val="19"/>
+                <w:szCs w:val="19"/>
+              </w:rPr>
+              <w:t xml:space="preserve">발표 전날 상태 확인</w:t>
+            </w:r>
+          </w:p>
+        </w:tc>
+      </w:tr>
+    </w:tbl>
+    <w:p>
+      <w:pPr>
+        <w:spacing w:after="120"/>
+      </w:pPr>
+    </w:p>
+    <w:p>
+      <w:pPr>
+        <w:spacing w:after="160" w:line="280"/>
+      </w:pPr>
+      <w:r>
+        <w:rPr>
+          <w:rFonts w:ascii="Malgun Gothic" w:cs="Malgun Gothic" w:eastAsia="Malgun Gothic" w:hAnsi="Malgun Gothic"/>
+          <w:color w:val="5D636D"/>
+          <w:sz w:val="18"/>
+          <w:szCs w:val="18"/>
+        </w:rPr>
+        <w:t xml:space="preserve">"미확인" 칸이 5.1절과 5.3절의 실제 폰 검증 일정에 그대로 이어진다.</w:t>
       </w:r>
     </w:p>
     <w:p>
@@ -3699,14 +6032,15 @@
         <w:tblLayout w:type="fixed"/>
       </w:tblPr>
       <w:tblGrid>
-        <w:gridCol w:w="3008"/>
-        <w:gridCol w:w="3008"/>
-        <w:gridCol w:w="3008"/>
+        <w:gridCol w:w="2256"/>
+        <w:gridCol w:w="2256"/>
+        <w:gridCol w:w="2256"/>
+        <w:gridCol w:w="2256"/>
       </w:tblGrid>
       <w:tr>
         <w:tc>
           <w:tcPr>
-            <w:tcW w:type="dxa" w:w="3008"/>
+            <w:tcW w:type="dxa" w:w="2256"/>
             <w:tcBorders>
               <w:top w:val="none" w:color="FFFFFF" w:sz="0"/>
               <w:left w:val="none" w:color="FFFFFF" w:sz="0"/>
@@ -3727,7 +6061,7 @@
             <w:r>
               <w:drawing>
                 <wp:inline distT="0" distB="0" distL="0" distR="0">
-                  <wp:extent cx="1571625" cy="3400425"/>
+                  <wp:extent cx="1285875" cy="2781300"/>
                   <wp:effectExtent t="0" r="0" b="0" l="0"/>
                   <wp:docPr id="6" name=""/>
                   <wp:cNvGraphicFramePr>
@@ -3752,7 +6086,7 @@
                         <pic:spPr bwMode="auto">
                           <a:xfrm>
                             <a:off x="0" y="0"/>
-                            <a:ext cx="1571625" cy="3400425"/>
+                            <a:ext cx="1285875" cy="2781300"/>
                           </a:xfrm>
                           <a:prstGeom prst="rect">
                             <a:avLst/>
@@ -3783,7 +6117,7 @@
         </w:tc>
         <w:tc>
           <w:tcPr>
-            <w:tcW w:type="dxa" w:w="3008"/>
+            <w:tcW w:type="dxa" w:w="2256"/>
             <w:tcBorders>
               <w:top w:val="none" w:color="FFFFFF" w:sz="0"/>
               <w:left w:val="none" w:color="FFFFFF" w:sz="0"/>
@@ -3804,7 +6138,7 @@
             <w:r>
               <w:drawing>
                 <wp:inline distT="0" distB="0" distL="0" distR="0">
-                  <wp:extent cx="1571625" cy="3400425"/>
+                  <wp:extent cx="1285875" cy="2781300"/>
                   <wp:effectExtent t="0" r="0" b="0" l="0"/>
                   <wp:docPr id="7" name=""/>
                   <wp:cNvGraphicFramePr>
@@ -3829,7 +6163,7 @@
                         <pic:spPr bwMode="auto">
                           <a:xfrm>
                             <a:off x="0" y="0"/>
-                            <a:ext cx="1571625" cy="3400425"/>
+                            <a:ext cx="1285875" cy="2781300"/>
                           </a:xfrm>
                           <a:prstGeom prst="rect">
                             <a:avLst/>
@@ -3860,7 +6194,7 @@
         </w:tc>
         <w:tc>
           <w:tcPr>
-            <w:tcW w:type="dxa" w:w="3008"/>
+            <w:tcW w:type="dxa" w:w="2256"/>
             <w:tcBorders>
               <w:top w:val="none" w:color="FFFFFF" w:sz="0"/>
               <w:left w:val="none" w:color="FFFFFF" w:sz="0"/>
@@ -3881,7 +6215,7 @@
             <w:r>
               <w:drawing>
                 <wp:inline distT="0" distB="0" distL="0" distR="0">
-                  <wp:extent cx="1571625" cy="3400425"/>
+                  <wp:extent cx="1285875" cy="2781300"/>
                   <wp:effectExtent t="0" r="0" b="0" l="0"/>
                   <wp:docPr id="8" name=""/>
                   <wp:cNvGraphicFramePr>
@@ -3906,7 +6240,7 @@
                         <pic:spPr bwMode="auto">
                           <a:xfrm>
                             <a:off x="0" y="0"/>
-                            <a:ext cx="1571625" cy="3400425"/>
+                            <a:ext cx="1285875" cy="2781300"/>
                           </a:xfrm>
                           <a:prstGeom prst="rect">
                             <a:avLst/>
@@ -3935,6 +6269,83 @@
             </w:r>
           </w:p>
         </w:tc>
+        <w:tc>
+          <w:tcPr>
+            <w:tcW w:type="dxa" w:w="2256"/>
+            <w:tcBorders>
+              <w:top w:val="none" w:color="FFFFFF" w:sz="0"/>
+              <w:left w:val="none" w:color="FFFFFF" w:sz="0"/>
+              <w:bottom w:val="none" w:color="FFFFFF" w:sz="0"/>
+              <w:right w:val="none" w:color="FFFFFF" w:sz="0"/>
+            </w:tcBorders>
+            <w:tcMar>
+              <w:top w:type="dxa" w:w="60"/>
+              <w:left w:type="dxa" w:w="60"/>
+              <w:bottom w:type="dxa" w:w="60"/>
+              <w:right w:type="dxa" w:w="60"/>
+            </w:tcMar>
+          </w:tcPr>
+          <w:p>
+            <w:pPr>
+              <w:jc w:val="center"/>
+            </w:pPr>
+            <w:r>
+              <w:drawing>
+                <wp:inline distT="0" distB="0" distL="0" distR="0">
+                  <wp:extent cx="1285875" cy="2781300"/>
+                  <wp:effectExtent t="0" r="0" b="0" l="0"/>
+                  <wp:docPr id="9" name=""/>
+                  <wp:cNvGraphicFramePr>
+                    <a:graphicFrameLocks xmlns:a="http://schemas.openxmlformats.org/drawingml/2006/main" noChangeAspect="1"/>
+                  </wp:cNvGraphicFramePr>
+                  <a:graphic xmlns:a="http://schemas.openxmlformats.org/drawingml/2006/main">
+                    <a:graphicData uri="http://schemas.openxmlformats.org/drawingml/2006/picture">
+                      <pic:pic xmlns:pic="http://schemas.openxmlformats.org/drawingml/2006/picture">
+                        <pic:nvPicPr>
+                          <pic:cNvPr id="0" name="" descr=""/>
+                          <pic:cNvPicPr>
+                            <a:picLocks noChangeAspect="1" noChangeArrowheads="1"/>
+                          </pic:cNvPicPr>
+                        </pic:nvPicPr>
+                        <pic:blipFill>
+                          <a:blip r:embed="rId15" cstate="none"/>
+                          <a:srcRect/>
+                          <a:stretch>
+                            <a:fillRect/>
+                          </a:stretch>
+                        </pic:blipFill>
+                        <pic:spPr bwMode="auto">
+                          <a:xfrm>
+                            <a:off x="0" y="0"/>
+                            <a:ext cx="1285875" cy="2781300"/>
+                          </a:xfrm>
+                          <a:prstGeom prst="rect">
+                            <a:avLst/>
+                          </a:prstGeom>
+                        </pic:spPr>
+                      </pic:pic>
+                    </a:graphicData>
+                  </a:graphic>
+                </wp:inline>
+              </w:drawing>
+            </w:r>
+          </w:p>
+          <w:p>
+            <w:pPr>
+              <w:spacing w:before="60"/>
+              <w:jc w:val="center"/>
+            </w:pPr>
+            <w:r>
+              <w:rPr>
+                <w:rFonts w:ascii="Malgun Gothic" w:cs="Malgun Gothic" w:eastAsia="Malgun Gothic" w:hAnsi="Malgun Gothic"/>
+                <w:color w:val="5D636D"/>
+                <w:sz w:val="17"/>
+                <w:szCs w:val="17"/>
+              </w:rPr>
+              <w:t xml:space="preserve">설정</w:t>
+            </w:r>
+          </w:p>
+        </w:tc>
       </w:tr>
     </w:tbl>
     <w:p>
@@ -4016,6 +6427,30 @@
     </w:p>
     <w:p>
       <w:pPr>
+        <w:pStyle w:val="ListParagraph"/>
+        <w:numPr>
+          <w:ilvl w:val="0"/>
+          <w:numId w:val="2"/>
+        </w:numPr>
+        <w:spacing w:after="60" w:line="300"/>
+      </w:pPr>
+      <w:r>
+        <w:rPr>
+          <w:rFonts w:ascii="Malgun Gothic" w:cs="Malgun Gothic" w:eastAsia="Malgun Gothic" w:hAnsi="Malgun Gothic"/>
+          <w:b/>
+          <w:bCs/>
+        </w:rPr>
+        <w:t xml:space="preserve">설정: </w:t>
+      </w:r>
+      <w:r>
+        <w:rPr>
+          <w:rFonts w:ascii="Malgun Gothic" w:cs="Malgun Gothic" w:eastAsia="Malgun Gothic" w:hAnsi="Malgun Gothic"/>
+        </w:rPr>
+        <w:t xml:space="preserve">근무지, 화면 밝기, 쉬는 틈 게임 보이기, 기록 등록 건수와 켜기·끄기, 무엇이 서버로 가는지, 백업 파일 만들기·불러오기.</w:t>
+      </w:r>
+    </w:p>
+    <w:p>
+      <w:pPr>
         <w:spacing w:after="160" w:line="280"/>
       </w:pPr>
       <w:r>
@@ -4025,7 +6460,7 @@
           <w:sz w:val="18"/>
           <w:szCs w:val="18"/>
         </w:rPr>
-        <w:t xml:space="preserve">디자인은 타겟 사용자(급여 계산 앱을 쓰는 친구)가 시안 12장 중 고른 통장 구성을 적용했다. 잉크 남색은 "기록을 잉크로 남긴다"는 뜻이다. 화면 캡처는 예시 데이터이다.</w:t>
+        <w:t xml:space="preserve">디자인은 타겟 사용자(급여 계산 앱을 쓰는 친구)가 시안 12장 중 고른 통장 구성을 적용했다. 잉크 남색은 "기록을 잉크로 남긴다"는 뜻이다. 화면 캡처는 2026년 10월 25일 기준 예시 데이터이고, 모두 배포 주소에서 지금 열린다.</w:t>
       </w:r>
     </w:p>
     <w:p>
@@ -4725,7 +7160,7 @@
         <w:rPr>
           <w:rFonts w:ascii="Malgun Gothic" w:cs="Malgun Gothic" w:eastAsia="Malgun Gothic" w:hAnsi="Malgun Gothic"/>
         </w:rPr>
-        <w:t xml:space="preserve">재적학생 약 307만 명 × 알바 경험률 약 70~80% → 약 200만 명 안팎이 알바를 경험한다. 알바 경험률은 학교 단위 조사(동의대 316명 중 88%, 동국대 200명 중 67.5%)에서 나온 값이라 전국 대표값은 아니다. 그중 주 15시간 이상(주휴수당 대상) 비율은 우리 설문에서 파악한다.</w:t>
+        <w:t xml:space="preserve">재적학생 약 307만 명(대학원 포함) → 알바 경험 67~88% → 지금 알바 중: 미상 → 주 15시간 이상: 미상. 알바 경험률은 학교 단위 조사(동의대 316명 중 88%, 동국대 200명 중 67.5%)에서 나온 값이라 전국 대표값은 아니고, 경험 기준 상한을 어림하면 약 210만~270만 명이다. 뒤 두 칸은 11월 설문(주당 근무 시간 문항)으로 채운다. 알바천국 설문은 플랫폼 이용자 대상이라 임금 문제를 겪은 쪽으로 치우쳤을 수 있어, 전국 통계(고용노동부 체불액)와 우리 설문을 함께 본다.</w:t>
       </w:r>
     </w:p>
     <w:p>
@@ -4744,7 +7179,7 @@
         <w:rPr>
           <w:rFonts w:ascii="Malgun Gothic" w:cs="Malgun Gothic" w:eastAsia="Malgun Gothic" w:hAnsi="Malgun Gothic"/>
         </w:rPr>
-        <w:t xml:space="preserve">2025년 9월 관계부처 합동 임금체불 근절 대책(대지급금 확대), 2025년 10월 23일 개정 근로기준법 시행(상습 체불 사업주 신용 제재 등)으로 증거만 갖추면 돌려받을 수 있는 길이 넓어졌다. 2026년 최저임금은 10,320원, 2027년은 10,700원으로 고시되어 주휴·야간을 포함한 계산은 더 복잡해진다.</w:t>
+        <w:t xml:space="preserve">2025년 9월 관계부처 합동 임금체불 근절 대책(대지급금 확대), 2025년 10월 23일 개정 근로기준법 시행(상습 체불 사업주 신용 제재 등)으로 체불 제재와 대지급금이 넓어지는 시점이라, 근거 자료를 갖추는 일의 가치가 커졌다. 최저임금은 2026년 10,320원, 2027년 10,700원으로 해마다 바뀌어 연도가 바뀌는 달은 계산 기준이 달라진다. 앱은 연도별 표로 그 달에 맞는 값을 쓴다.</w:t>
       </w:r>
     </w:p>
     <w:p>
@@ -4763,6 +7198,17 @@
           <w:szCs w:val="25"/>
         </w:rPr>
         <w:t xml:space="preserve">4.2 수익 창출 구조</w:t>
+      </w:r>
+    </w:p>
+    <w:p>
+      <w:pPr>
+        <w:spacing w:after="120" w:line="320"/>
+      </w:pPr>
+      <w:r>
+        <w:rPr>
+          <w:rFonts w:ascii="Malgun Gothic" w:cs="Malgun Gothic" w:eastAsia="Malgun Gothic" w:hAnsi="Malgun Gothic"/>
+        </w:rPr>
+        <w:t xml:space="preserve">핵심 기능은 한 달에 한 번, 급여일에 쓴다. 매일 열 이유를 만들려고 쉬는 틈 게임을 넣었고, 그 화면이 광고 자리다. 게임은 핵심 화면과 분리되어 설정에서 숨길 수 있고, 게임 기록은 증빙·요청 문서에 섞이지 않는다.</w:t>
       </w:r>
     </w:p>
     <w:p>
@@ -4786,7 +7232,7 @@
         <w:rPr>
           <w:rFonts w:ascii="Malgun Gothic" w:cs="Malgun Gothic" w:eastAsia="Malgun Gothic" w:hAnsi="Malgun Gothic"/>
         </w:rPr>
-        <w:t xml:space="preserve">기록, 비교, 요청, 증빙처럼 신뢰가 핵심인 화면에는 광고를 섞지 않는다.</w:t>
+        <w:t xml:space="preserve">기록, 비교, 요청, 증빙처럼 신뢰가 핵심인 화면에는 광고를 섞지 않는다. 사장님께 보낼 문서를 만드는 화면에 광고가 보이면 신뢰가 깎인다.</w:t>
       </w:r>
     </w:p>
     <w:p>
@@ -4810,7 +7256,7 @@
         <w:rPr>
           <w:rFonts w:ascii="Malgun Gothic" w:cs="Malgun Gothic" w:eastAsia="Malgun Gothic" w:hAnsi="Malgun Gothic"/>
         </w:rPr>
-        <w:t xml:space="preserve">스도쿠, 틀린 그림 찾기, 블록 채우기 화면에만 붙인다. 웹앱에서도 Google H5 Games Ads 같은 웹 게임용 광고로 배너, 전면, 보상형이 가능하다(승인 심사 필요, 아직 신청하지 않음).</w:t>
+        <w:t xml:space="preserve">스도쿠, 틀린 그림 찾기, 블록 채우기 화면에만 붙인다. 웹앱이라 배너·전면 광고가 기본이고, 보상형은 Google H5 Games Ads 승인을 받으면 가능하다(아직 신청하지 않음). 광고 단가와 게임 체류 시간은 측정 전이라 매출 추정은 적지 않는다. 가설 확인은 설문의 "게임 화면 광고" 문항과, 승인 뒤 게임 화면 열람 수로 한다.</w:t>
       </w:r>
     </w:p>
     <w:p>
@@ -4834,7 +7280,7 @@
         <w:rPr>
           <w:rFonts w:ascii="Malgun Gothic" w:cs="Malgun Gothic" w:eastAsia="Malgun Gothic" w:hAnsi="Malgun Gothic"/>
         </w:rPr>
-        <w:t xml:space="preserve">여러 폰 동기화, 자동 백업처럼 문서·법률과 무관한 편의 기능만 대상으로 한다.</w:t>
+        <w:t xml:space="preserve">여러 폰 동기화, 자동 백업처럼 "기록이 폰에만 있다"는 약점을 돈 내고 없애는 선택 기능. 원하는 사람만 쓰므로 "근무 내용은 폰 안에만" 원칙과 충돌하지 않는다. 문서·법률과는 무관하다.</w:t>
       </w:r>
     </w:p>
     <w:p>
@@ -4882,7 +7328,7 @@
         <w:rPr>
           <w:rFonts w:ascii="Malgun Gothic" w:cs="Malgun Gothic" w:eastAsia="Malgun Gothic" w:hAnsi="Malgun Gothic"/>
         </w:rPr>
-        <w:t xml:space="preserve">서버는 Supabase 무료 요금제로 시작하고 사용자가 늘면 유료로 바꾼다. 인건비는 팀 3명.</w:t>
+        <w:t xml:space="preserve">지금은 서버 0원(Supabase 무료 요금제), 배포 0원(GitHub Pages), 광고 신청 0원이고 인건비는 팀 3명이다. 수익이 0이어도 서비스는 돌아간다. 사용자가 생기면 유료 요금제로 바꾼다.</w:t>
       </w:r>
     </w:p>
     <w:p>
@@ -5367,68 +7813,6 @@
     </w:p>
     <w:p>
       <w:pPr>
-        <w:keepNext/>
-        <w:spacing w:after="60" w:before="120"/>
-        <w:jc w:val="center"/>
-      </w:pPr>
-      <w:r>
-        <w:drawing>
-          <wp:inline distT="0" distB="0" distL="0" distR="0">
-            <wp:extent cx="4000500" cy="2581275"/>
-            <wp:effectExtent t="0" r="0" b="0" l="0"/>
-            <wp:docPr id="9" name=""/>
-            <wp:cNvGraphicFramePr>
-              <a:graphicFrameLocks xmlns:a="http://schemas.openxmlformats.org/drawingml/2006/main" noChangeAspect="1"/>
-            </wp:cNvGraphicFramePr>
-            <a:graphic xmlns:a="http://schemas.openxmlformats.org/drawingml/2006/main">
-              <a:graphicData uri="http://schemas.openxmlformats.org/drawingml/2006/picture">
-                <pic:pic xmlns:pic="http://schemas.openxmlformats.org/drawingml/2006/picture">
-                  <pic:nvPicPr>
-                    <pic:cNvPr id="0" name="" descr=""/>
-                    <pic:cNvPicPr>
-                      <a:picLocks noChangeAspect="1" noChangeArrowheads="1"/>
-                    </pic:cNvPicPr>
-                  </pic:nvPicPr>
-                  <pic:blipFill>
-                    <a:blip r:embed="rId15" cstate="none"/>
-                    <a:srcRect/>
-                    <a:stretch>
-                      <a:fillRect/>
-                    </a:stretch>
-                  </pic:blipFill>
-                  <pic:spPr bwMode="auto">
-                    <a:xfrm>
-                      <a:off x="0" y="0"/>
-                      <a:ext cx="4000500" cy="2581275"/>
-                    </a:xfrm>
-                    <a:prstGeom prst="rect">
-                      <a:avLst/>
-                    </a:prstGeom>
-                  </pic:spPr>
-                </pic:pic>
-              </a:graphicData>
-            </a:graphic>
-          </wp:inline>
-        </w:drawing>
-      </w:r>
-    </w:p>
-    <w:p>
-      <w:pPr>
-        <w:spacing w:after="240" w:before="60"/>
-        <w:jc w:val="center"/>
-      </w:pPr>
-      <w:r>
-        <w:rPr>
-          <w:rFonts w:ascii="Malgun Gothic" w:cs="Malgun Gothic" w:eastAsia="Malgun Gothic" w:hAnsi="Malgun Gothic"/>
-          <w:color w:val="5D636D"/>
-          <w:sz w:val="18"/>
-          <w:szCs w:val="18"/>
-        </w:rPr>
-        <w:t xml:space="preserve">그림 3. 경쟁 서비스 포지션. 혼자 쓰면서 대응까지 가는 자리가 비어 있다</w:t>
-      </w:r>
-    </w:p>
-    <w:p>
-      <w:pPr>
         <w:pStyle w:val="Heading3"/>
         <w:keepNext/>
         <w:spacing w:after="100" w:before="200"/>
@@ -5441,443 +7825,1541 @@
           <w:sz w:val="22"/>
           <w:szCs w:val="22"/>
         </w:rPr>
-        <w:t xml:space="preserve">알바가드의 차별점</w:t>
-      </w:r>
-    </w:p>
-    <w:p>
-      <w:pPr>
-        <w:pStyle w:val="ListParagraph"/>
-        <w:numPr>
-          <w:ilvl w:val="0"/>
-          <w:numId w:val="5"/>
-        </w:numPr>
-        <w:spacing w:after="60" w:line="300"/>
-      </w:pPr>
-      <w:r>
-        <w:rPr>
-          <w:rFonts w:ascii="Malgun Gothic" w:cs="Malgun Gothic" w:eastAsia="Malgun Gothic" w:hAnsi="Malgun Gothic"/>
-        </w:rPr>
-        <w:t xml:space="preserve">사장 연동 없이 혼자 쓴다.</w:t>
-      </w:r>
-    </w:p>
-    <w:p>
-      <w:pPr>
-        <w:pStyle w:val="ListParagraph"/>
-        <w:numPr>
-          <w:ilvl w:val="0"/>
-          <w:numId w:val="5"/>
-        </w:numPr>
-        <w:spacing w:after="60" w:line="300"/>
-      </w:pPr>
-      <w:r>
-        <w:rPr>
-          <w:rFonts w:ascii="Malgun Gothic" w:cs="Malgun Gothic" w:eastAsia="Malgun Gothic" w:hAnsi="Malgun Gothic"/>
-        </w:rPr>
-        <w:t xml:space="preserve">실제 입금액과 비교해 차액을 찾고, 요청 문구와 증빙 묶음까지 한 흐름으로 잇는다 (네 서비스 모두 없음).</w:t>
-      </w:r>
-    </w:p>
-    <w:p>
-      <w:pPr>
-        <w:pStyle w:val="ListParagraph"/>
-        <w:numPr>
-          <w:ilvl w:val="0"/>
-          <w:numId w:val="5"/>
-        </w:numPr>
-        <w:spacing w:after="60" w:line="300"/>
-      </w:pPr>
-      <w:r>
-        <w:rPr>
-          <w:rFonts w:ascii="Malgun Gothic" w:cs="Malgun Gothic" w:eastAsia="Malgun Gothic" w:hAnsi="Malgun Gothic"/>
-        </w:rPr>
-        <w:t xml:space="preserve">수정 이력과 기록 등록(확인 번호·등록 시각)으로 "그때 기록한 그대로"를 제3자가 확인할 수 있다 (네 서비스 모두 없음).</w:t>
-      </w:r>
-    </w:p>
-    <w:p>
-      <w:pPr>
-        <w:pStyle w:val="ListParagraph"/>
-        <w:numPr>
-          <w:ilvl w:val="0"/>
-          <w:numId w:val="5"/>
-        </w:numPr>
-        <w:spacing w:after="60" w:line="300"/>
-      </w:pPr>
-      <w:r>
-        <w:rPr>
-          <w:rFonts w:ascii="Malgun Gothic" w:cs="Malgun Gothic" w:eastAsia="Malgun Gothic" w:hAnsi="Malgun Gothic"/>
-        </w:rPr>
-        <w:t xml:space="preserve">바로 신고가 아니라 대화로 먼저 풀도록 단계를 나눴다.</w:t>
-      </w:r>
-    </w:p>
-    <w:p>
-      <w:pPr>
-        <w:pStyle w:val="Heading3"/>
-        <w:keepNext/>
-        <w:spacing w:after="100" w:before="200"/>
-      </w:pPr>
-      <w:r>
-        <w:rPr>
-          <w:rFonts w:ascii="Malgun Gothic" w:cs="Malgun Gothic" w:eastAsia="Malgun Gothic" w:hAnsi="Malgun Gothic"/>
-          <w:b/>
-          <w:bCs/>
-          <w:sz w:val="22"/>
-          <w:szCs w:val="22"/>
-        </w:rPr>
-        <w:t xml:space="preserve">먼저 인정하는 약점</w:t>
-      </w:r>
-    </w:p>
-    <w:p>
-      <w:pPr>
-        <w:pStyle w:val="ListParagraph"/>
-        <w:numPr>
-          <w:ilvl w:val="0"/>
-          <w:numId w:val="2"/>
-        </w:numPr>
-        <w:spacing w:after="60" w:line="300"/>
-      </w:pPr>
-      <w:r>
-        <w:rPr>
-          <w:rFonts w:ascii="Malgun Gothic" w:cs="Malgun Gothic" w:eastAsia="Malgun Gothic" w:hAnsi="Malgun Gothic"/>
-        </w:rPr>
-        <w:t xml:space="preserve">비교 기능은 경쟁 앱이 "받은 금액 입력" 칸 하나로 따라올 수 있다. 그래서 기록의 신뢰성을 키우는 쪽으로 간다.</w:t>
-      </w:r>
-    </w:p>
-    <w:p>
-      <w:pPr>
-        <w:pStyle w:val="ListParagraph"/>
-        <w:numPr>
-          <w:ilvl w:val="0"/>
-          <w:numId w:val="2"/>
-        </w:numPr>
-        <w:spacing w:after="60" w:line="300"/>
-      </w:pPr>
-      <w:r>
-        <w:rPr>
-          <w:rFonts w:ascii="Malgun Gothic" w:cs="Malgun Gothic" w:eastAsia="Malgun Gothic" w:hAnsi="Malgun Gothic"/>
-        </w:rPr>
-        <w:t xml:space="preserve">핵심 기능을 한 달에 한 번 써서 매일 열 이유가 약하다. 쉬는 틈 게임은 이를 보완하려는 시도이고, 광고 자리 후보이다.</w:t>
-      </w:r>
-    </w:p>
-    <w:p>
-      <w:pPr>
-        <w:pStyle w:val="ListParagraph"/>
-        <w:numPr>
-          <w:ilvl w:val="0"/>
-          <w:numId w:val="2"/>
-        </w:numPr>
-        <w:spacing w:after="60" w:line="300"/>
-      </w:pPr>
-      <w:r>
-        <w:rPr>
-          <w:rFonts w:ascii="Malgun Gothic" w:cs="Malgun Gothic" w:eastAsia="Malgun Gothic" w:hAnsi="Malgun Gothic"/>
-        </w:rPr>
-        <w:t xml:space="preserve">확인 번호는 "나중에 고치지 않았다"까지만 보여 주고 "그날 실제로 일했다"는 증명하지 못한다. 통장 내역·메시지와 함께 내야 한다고 앱에도 적어 두었다.</w:t>
-      </w:r>
-    </w:p>
-    <w:p>
-      <w:pPr>
-        <w:pStyle w:val="Heading2"/>
-        <w:keepNext/>
-        <w:spacing w:after="140" w:before="280"/>
-      </w:pPr>
-      <w:r>
-        <w:rPr>
-          <w:rFonts w:ascii="Malgun Gothic" w:cs="Malgun Gothic" w:eastAsia="Malgun Gothic" w:hAnsi="Malgun Gothic"/>
-          <w:b/>
-          <w:bCs/>
-          <w:color w:val="2A3193"/>
-          <w:sz w:val="25"/>
-          <w:szCs w:val="25"/>
-        </w:rPr>
-        <w:t xml:space="preserve">4.4 유저 확보 전략</w:t>
-      </w:r>
-    </w:p>
-    <w:p>
-      <w:pPr>
-        <w:pStyle w:val="ListParagraph"/>
-        <w:numPr>
-          <w:ilvl w:val="0"/>
-          <w:numId w:val="2"/>
-        </w:numPr>
-        <w:spacing w:after="60" w:line="300"/>
-      </w:pPr>
-      <w:r>
-        <w:rPr>
-          <w:rFonts w:ascii="Malgun Gothic" w:cs="Malgun Gothic" w:eastAsia="Malgun Gothic" w:hAnsi="Malgun Gothic"/>
-        </w:rPr>
-        <w:t xml:space="preserve">링크 하나로 설치되므로 대학 커뮤니티(에브리타임), 학과·동아리 단톡, 알바 커뮤니티에 링크로 전파한다.</w:t>
-      </w:r>
-    </w:p>
-    <w:p>
-      <w:pPr>
-        <w:pStyle w:val="ListParagraph"/>
-        <w:numPr>
-          <w:ilvl w:val="0"/>
-          <w:numId w:val="2"/>
-        </w:numPr>
-        <w:spacing w:after="60" w:line="300"/>
-      </w:pPr>
-      <w:r>
-        <w:rPr>
-          <w:rFonts w:ascii="Malgun Gothic" w:cs="Malgun Gothic" w:eastAsia="Malgun Gothic" w:hAnsi="Malgun Gothic"/>
-        </w:rPr>
-        <w:t xml:space="preserve">"주휴수당 계산법" 같은 짧은 영상으로 유입을 만든다.</w:t>
-      </w:r>
-    </w:p>
-    <w:p>
-      <w:pPr>
-        <w:pStyle w:val="ListParagraph"/>
-        <w:numPr>
-          <w:ilvl w:val="0"/>
-          <w:numId w:val="2"/>
-        </w:numPr>
-        <w:spacing w:after="60" w:line="300"/>
-      </w:pPr>
-      <w:r>
-        <w:rPr>
-          <w:rFonts w:ascii="Malgun Gothic" w:cs="Malgun Gothic" w:eastAsia="Malgun Gothic" w:hAnsi="Malgun Gothic"/>
-        </w:rPr>
-        <w:t xml:space="preserve">지표(앞으로 측정): 홈 화면 추가 → 첫 기록 → 한 달 뒤 받은 금액 입력 → 차액 발견 → 요청 보냄 → 실제로 받은 비율(인터뷰). 서버가 사용 로그를 모으지 않아 설문과 인터뷰로 잰다.</w:t>
-      </w:r>
-    </w:p>
-    <w:p>
-      <w:pPr>
-        <w:pStyle w:val="Heading1"/>
-        <w:keepNext/>
-        <w:pageBreakBefore/>
-        <w:spacing w:after="200" w:before="360"/>
-      </w:pPr>
-      <w:r>
-        <w:rPr>
-          <w:rFonts w:ascii="Malgun Gothic" w:cs="Malgun Gothic" w:eastAsia="Malgun Gothic" w:hAnsi="Malgun Gothic"/>
-          <w:b/>
-          <w:bCs/>
-          <w:color w:val="2A3193"/>
-          <w:sz w:val="32"/>
-          <w:szCs w:val="32"/>
-        </w:rPr>
-        <w:t xml:space="preserve">5. 남은 과제 및 기말 마일스톤</w:t>
-      </w:r>
-    </w:p>
-    <w:p>
-      <w:pPr>
-        <w:pStyle w:val="Heading2"/>
-        <w:keepNext/>
-        <w:spacing w:after="140" w:before="280"/>
-      </w:pPr>
-      <w:r>
-        <w:rPr>
-          <w:rFonts w:ascii="Malgun Gothic" w:cs="Malgun Gothic" w:eastAsia="Malgun Gothic" w:hAnsi="Malgun Gothic"/>
-          <w:b/>
-          <w:bCs/>
-          <w:color w:val="2A3193"/>
-          <w:sz w:val="25"/>
-          <w:szCs w:val="25"/>
-        </w:rPr>
-        <w:t xml:space="preserve">5.1 기말 전 추가 개발 계획</w:t>
-      </w:r>
-    </w:p>
-    <w:p>
-      <w:pPr>
-        <w:pStyle w:val="ListParagraph"/>
-        <w:numPr>
-          <w:ilvl w:val="0"/>
-          <w:numId w:val="6"/>
-        </w:numPr>
-        <w:spacing w:after="60" w:line="300"/>
-      </w:pPr>
-      <w:r>
-        <w:rPr>
-          <w:rFonts w:ascii="Malgun Gothic" w:cs="Malgun Gothic" w:eastAsia="Malgun Gothic" w:hAnsi="Malgun Gothic"/>
-        </w:rPr>
-        <w:t xml:space="preserve">실제 폰 검증: 아이폰과 갤럭시에서 기록 등록, PDF 저장, 백업 파일 저장, 사진 첨부, 오프라인 실행을 확인한다.</w:t>
-      </w:r>
-    </w:p>
-    <w:p>
-      <w:pPr>
-        <w:pStyle w:val="ListParagraph"/>
-        <w:numPr>
-          <w:ilvl w:val="0"/>
-          <w:numId w:val="6"/>
-        </w:numPr>
-        <w:spacing w:after="60" w:line="300"/>
-      </w:pPr>
-      <w:r>
-        <w:rPr>
-          <w:rFonts w:ascii="Malgun Gothic" w:cs="Malgun Gothic" w:eastAsia="Malgun Gothic" w:hAnsi="Malgun Gothic"/>
-        </w:rPr>
-        <w:t xml:space="preserve">사용자 피드백 반영: 정산 요청 문구의 톤, 화면 문구, 입력 흐름을 고친다.</w:t>
-      </w:r>
-    </w:p>
-    <w:p>
-      <w:pPr>
-        <w:pStyle w:val="ListParagraph"/>
-        <w:numPr>
-          <w:ilvl w:val="0"/>
-          <w:numId w:val="6"/>
-        </w:numPr>
-        <w:spacing w:after="60" w:line="300"/>
-      </w:pPr>
-      <w:r>
-        <w:rPr>
-          <w:rFonts w:ascii="Malgun Gothic" w:cs="Malgun Gothic" w:eastAsia="Malgun Gothic" w:hAnsi="Malgun Gothic"/>
-        </w:rPr>
-        <w:t xml:space="preserve">기록 등록 보강: 제3자가 기록 내용으로 확인 번호를 다시 계산해 볼 수 있는 확인 방법을 만든다.</w:t>
-      </w:r>
-    </w:p>
-    <w:p>
-      <w:pPr>
-        <w:pStyle w:val="ListParagraph"/>
-        <w:numPr>
-          <w:ilvl w:val="0"/>
-          <w:numId w:val="6"/>
-        </w:numPr>
-        <w:spacing w:after="60" w:line="300"/>
-      </w:pPr>
-      <w:r>
-        <w:rPr>
-          <w:rFonts w:ascii="Malgun Gothic" w:cs="Malgun Gothic" w:eastAsia="Malgun Gothic" w:hAnsi="Malgun Gothic"/>
-        </w:rPr>
-        <w:t xml:space="preserve">선택: 쉬는 틈 게임 화면 광고 실험(승인되면), 또는 새 게임 "동전 합치기"(퇴근하면 오늘 번 돈이 동전이 되어 쌓이는 방식).</w:t>
-      </w:r>
-    </w:p>
-    <w:p>
-      <w:pPr>
-        <w:pStyle w:val="ListParagraph"/>
-        <w:numPr>
-          <w:ilvl w:val="0"/>
-          <w:numId w:val="6"/>
-        </w:numPr>
-        <w:spacing w:after="60" w:line="300"/>
-      </w:pPr>
-      <w:r>
-        <w:rPr>
-          <w:rFonts w:ascii="Malgun Gothic" w:cs="Malgun Gothic" w:eastAsia="Malgun Gothic" w:hAnsi="Malgun Gothic"/>
-        </w:rPr>
-        <w:t xml:space="preserve">보류 유지: 입금 문자·명세서 사진 자동 인식, 푸시 알림, 로그인.</w:t>
-      </w:r>
-    </w:p>
-    <w:p>
-      <w:pPr>
-        <w:pStyle w:val="Heading2"/>
-        <w:keepNext/>
-        <w:spacing w:after="140" w:before="280"/>
-      </w:pPr>
-      <w:r>
-        <w:rPr>
-          <w:rFonts w:ascii="Malgun Gothic" w:cs="Malgun Gothic" w:eastAsia="Malgun Gothic" w:hAnsi="Malgun Gothic"/>
-          <w:b/>
-          <w:bCs/>
-          <w:color w:val="2A3193"/>
-          <w:sz w:val="25"/>
-          <w:szCs w:val="25"/>
-        </w:rPr>
-        <w:t xml:space="preserve">5.2 시장 검증·피드백 수집 계획</w:t>
-      </w:r>
-    </w:p>
-    <w:p>
-      <w:pPr>
-        <w:pStyle w:val="ListParagraph"/>
-        <w:numPr>
-          <w:ilvl w:val="0"/>
-          <w:numId w:val="2"/>
-        </w:numPr>
-        <w:spacing w:after="60" w:line="300"/>
-      </w:pPr>
-      <w:r>
-        <w:rPr>
-          <w:rFonts w:ascii="Malgun Gothic" w:cs="Malgun Gothic" w:eastAsia="Malgun Gothic" w:hAnsi="Malgun Gothic"/>
-          <w:b/>
-          <w:bCs/>
-        </w:rPr>
-        <w:t xml:space="preserve">링크 설문 (https://jihooni217.github.io/albaguard/survey.html): </w:t>
-      </w:r>
-      <w:r>
-        <w:rPr>
-          <w:rFonts w:ascii="Malgun Gothic" w:cs="Malgun Gothic" w:eastAsia="Malgun Gothic" w:hAnsi="Malgun Gothic"/>
-        </w:rPr>
-        <w:t xml:space="preserve">지금 알바 중, 예전에 함, 한 적 없음으로 갈라 20문항 안팎을 묻는다. 11월 중 30명 목표. 결과는 자동 집계 페이지에서 "N명 중 M명"으로 본다. 이름과 연락처는 받지 않는다.</w:t>
-      </w:r>
-    </w:p>
-    <w:p>
-      <w:pPr>
-        <w:pStyle w:val="ListParagraph"/>
-        <w:numPr>
-          <w:ilvl w:val="0"/>
-          <w:numId w:val="2"/>
-        </w:numPr>
-        <w:spacing w:after="60" w:line="300"/>
-      </w:pPr>
-      <w:r>
-        <w:rPr>
-          <w:rFonts w:ascii="Malgun Gothic" w:cs="Malgun Gothic" w:eastAsia="Malgun Gothic" w:hAnsi="Malgun Gothic"/>
-          <w:b/>
-          <w:bCs/>
-        </w:rPr>
-        <w:t xml:space="preserve">직접 인터뷰 5명: </w:t>
-      </w:r>
-      <w:r>
-        <w:rPr>
-          <w:rFonts w:ascii="Malgun Gothic" w:cs="Malgun Gothic" w:eastAsia="Malgun Gothic" w:hAnsi="Malgun Gothic"/>
-        </w:rPr>
-        <w:t xml:space="preserve">앱을 써 보게 하고 정산 요청 문구를 실제로 보낼 수 있을지, 확인 번호 설명이 이해되는지, 매달 받은 금액을 넣을 만한지 묻는다.</w:t>
-      </w:r>
-    </w:p>
-    <w:p>
-      <w:pPr>
-        <w:pStyle w:val="ListParagraph"/>
-        <w:numPr>
-          <w:ilvl w:val="0"/>
-          <w:numId w:val="2"/>
-        </w:numPr>
-        <w:spacing w:after="60" w:line="300"/>
-      </w:pPr>
-      <w:r>
-        <w:rPr>
-          <w:rFonts w:ascii="Malgun Gothic" w:cs="Malgun Gothic" w:eastAsia="Malgun Gothic" w:hAnsi="Malgun Gothic"/>
-          <w:b/>
-          <w:bCs/>
-        </w:rPr>
-        <w:t xml:space="preserve">지금까지: </w:t>
-      </w:r>
-      <w:r>
-        <w:rPr>
-          <w:rFonts w:ascii="Malgun Gothic" w:cs="Malgun Gothic" w:eastAsia="Malgun Gothic" w:hAnsi="Malgun Gothic"/>
-        </w:rPr>
-        <w:t xml:space="preserve">타겟 사용자 1명이 디자인 시안 12장 중 통장 구성을 골랐고("알바비는 직관적인 게 중요"), 친구 1명의 스케치로 아이콘을 정했고, 팀원 피드백으로 게임의 "근무 중에만" 조건을 풀었다(10월 25일). 링크 설문은 10월 23일에 공개했다. [발표 당일 응답 수를 적는다]</w:t>
-      </w:r>
-    </w:p>
-    <w:p>
-      <w:pPr>
-        <w:pStyle w:val="ListParagraph"/>
-        <w:numPr>
-          <w:ilvl w:val="0"/>
-          <w:numId w:val="2"/>
-        </w:numPr>
-        <w:spacing w:after="60" w:line="300"/>
-      </w:pPr>
-      <w:r>
-        <w:rPr>
-          <w:rFonts w:ascii="Malgun Gothic" w:cs="Malgun Gothic" w:eastAsia="Malgun Gothic" w:hAnsi="Malgun Gothic"/>
-        </w:rPr>
-        <w:t xml:space="preserve">정식 조사가 아니라 주변 의견이다. 사람 수로 적고 %는 응답이 30명을 넘을 때만 쓴다.</w:t>
-      </w:r>
-    </w:p>
-    <w:p>
-      <w:pPr>
-        <w:pStyle w:val="Heading2"/>
-        <w:keepNext/>
-        <w:spacing w:after="140" w:before="280"/>
-      </w:pPr>
-      <w:r>
-        <w:rPr>
-          <w:rFonts w:ascii="Malgun Gothic" w:cs="Malgun Gothic" w:eastAsia="Malgun Gothic" w:hAnsi="Malgun Gothic"/>
-          <w:b/>
-          <w:bCs/>
-          <w:color w:val="2A3193"/>
-          <w:sz w:val="25"/>
-          <w:szCs w:val="25"/>
-        </w:rPr>
-        <w:t xml:space="preserve">5.3 개발 일정 간트 차트</w:t>
+        <w:t xml:space="preserve">같은 기준으로 놓고 본 기능 비교</w:t>
+      </w:r>
+    </w:p>
+    <w:tbl>
+      <w:tblPr>
+        <w:tblW w:type="dxa" w:w="9026"/>
+        <w:tblBorders>
+          <w:top w:val="single" w:color="DCD9D0" w:sz="4"/>
+          <w:left w:val="single" w:color="DCD9D0" w:sz="4"/>
+          <w:bottom w:val="single" w:color="DCD9D0" w:sz="4"/>
+          <w:right w:val="single" w:color="DCD9D0" w:sz="4"/>
+          <w:insideH w:val="single" w:color="DCD9D0" w:sz="4"/>
+          <w:insideV w:val="single" w:color="DCD9D0" w:sz="4"/>
+        </w:tblBorders>
+        <w:tblLayout w:type="fixed"/>
+      </w:tblPr>
+      <w:tblGrid>
+        <w:gridCol w:w="1900"/>
+        <w:gridCol w:w="1180"/>
+        <w:gridCol w:w="1180"/>
+        <w:gridCol w:w="1180"/>
+        <w:gridCol w:w="1200"/>
+        <w:gridCol w:w="1200"/>
+        <w:gridCol w:w="1186"/>
+      </w:tblGrid>
+      <w:tr>
+        <w:trPr>
+          <w:tblHeader/>
+        </w:trPr>
+        <w:tc>
+          <w:tcPr>
+            <w:tcW w:type="dxa" w:w="1900"/>
+            <w:shd w:fill="F4F3EF" w:color="auto" w:val="clear"/>
+            <w:tcMar>
+              <w:top w:type="dxa" w:w="60"/>
+              <w:left w:type="dxa" w:w="100"/>
+              <w:bottom w:type="dxa" w:w="60"/>
+              <w:right w:type="dxa" w:w="100"/>
+            </w:tcMar>
+            <w:vAlign w:val="center"/>
+          </w:tcPr>
+          <w:p>
+            <w:pPr>
+              <w:spacing w:after="40" w:line="280"/>
+            </w:pPr>
+            <w:r>
+              <w:rPr>
+                <w:rFonts w:ascii="Malgun Gothic" w:cs="Malgun Gothic" w:eastAsia="Malgun Gothic" w:hAnsi="Malgun Gothic"/>
+                <w:b/>
+                <w:bCs/>
+                <w:color w:val="5D636D"/>
+                <w:sz w:val="19"/>
+                <w:szCs w:val="19"/>
+              </w:rPr>
+              <w:t xml:space="preserve"/>
+            </w:r>
+          </w:p>
+        </w:tc>
+        <w:tc>
+          <w:tcPr>
+            <w:tcW w:type="dxa" w:w="1180"/>
+            <w:shd w:fill="F4F3EF" w:color="auto" w:val="clear"/>
+            <w:tcMar>
+              <w:top w:type="dxa" w:w="60"/>
+              <w:left w:type="dxa" w:w="100"/>
+              <w:bottom w:type="dxa" w:w="60"/>
+              <w:right w:type="dxa" w:w="100"/>
+            </w:tcMar>
+            <w:vAlign w:val="center"/>
+          </w:tcPr>
+          <w:p>
+            <w:pPr>
+              <w:spacing w:after="40" w:line="280"/>
+              <w:jc w:val="center"/>
+            </w:pPr>
+            <w:r>
+              <w:rPr>
+                <w:rFonts w:ascii="Malgun Gothic" w:cs="Malgun Gothic" w:eastAsia="Malgun Gothic" w:hAnsi="Malgun Gothic"/>
+                <w:b/>
+                <w:bCs/>
+                <w:color w:val="5D636D"/>
+                <w:sz w:val="19"/>
+                <w:szCs w:val="19"/>
+              </w:rPr>
+              <w:t xml:space="preserve">메모 · 카톡</w:t>
+            </w:r>
+          </w:p>
+        </w:tc>
+        <w:tc>
+          <w:tcPr>
+            <w:tcW w:type="dxa" w:w="1180"/>
+            <w:shd w:fill="F4F3EF" w:color="auto" w:val="clear"/>
+            <w:tcMar>
+              <w:top w:type="dxa" w:w="60"/>
+              <w:left w:type="dxa" w:w="100"/>
+              <w:bottom w:type="dxa" w:w="60"/>
+              <w:right w:type="dxa" w:w="100"/>
+            </w:tcMar>
+            <w:vAlign w:val="center"/>
+          </w:tcPr>
+          <w:p>
+            <w:pPr>
+              <w:spacing w:after="40" w:line="280"/>
+              <w:jc w:val="center"/>
+            </w:pPr>
+            <w:r>
+              <w:rPr>
+                <w:rFonts w:ascii="Malgun Gothic" w:cs="Malgun Gothic" w:eastAsia="Malgun Gothic" w:hAnsi="Malgun Gothic"/>
+                <w:b/>
+                <w:bCs/>
+                <w:color w:val="5D636D"/>
+                <w:sz w:val="19"/>
+                <w:szCs w:val="19"/>
+              </w:rPr>
+              <w:t xml:space="preserve">하우머치</w:t>
+            </w:r>
+          </w:p>
+        </w:tc>
+        <w:tc>
+          <w:tcPr>
+            <w:tcW w:type="dxa" w:w="1180"/>
+            <w:shd w:fill="F4F3EF" w:color="auto" w:val="clear"/>
+            <w:tcMar>
+              <w:top w:type="dxa" w:w="60"/>
+              <w:left w:type="dxa" w:w="100"/>
+              <w:bottom w:type="dxa" w:w="60"/>
+              <w:right w:type="dxa" w:w="100"/>
+            </w:tcMar>
+            <w:vAlign w:val="center"/>
+          </w:tcPr>
+          <w:p>
+            <w:pPr>
+              <w:spacing w:after="40" w:line="280"/>
+              <w:jc w:val="center"/>
+            </w:pPr>
+            <w:r>
+              <w:rPr>
+                <w:rFonts w:ascii="Malgun Gothic" w:cs="Malgun Gothic" w:eastAsia="Malgun Gothic" w:hAnsi="Malgun Gothic"/>
+                <w:b/>
+                <w:bCs/>
+                <w:color w:val="5D636D"/>
+                <w:sz w:val="19"/>
+                <w:szCs w:val="19"/>
+              </w:rPr>
+              <w:t xml:space="preserve">기그</w:t>
+            </w:r>
+          </w:p>
+        </w:tc>
+        <w:tc>
+          <w:tcPr>
+            <w:tcW w:type="dxa" w:w="1200"/>
+            <w:shd w:fill="F4F3EF" w:color="auto" w:val="clear"/>
+            <w:tcMar>
+              <w:top w:type="dxa" w:w="60"/>
+              <w:left w:type="dxa" w:w="100"/>
+              <w:bottom w:type="dxa" w:w="60"/>
+              <w:right w:type="dxa" w:w="100"/>
+            </w:tcMar>
+            <w:vAlign w:val="center"/>
+          </w:tcPr>
+          <w:p>
+            <w:pPr>
+              <w:spacing w:after="40" w:line="280"/>
+              <w:jc w:val="center"/>
+            </w:pPr>
+            <w:r>
+              <w:rPr>
+                <w:rFonts w:ascii="Malgun Gothic" w:cs="Malgun Gothic" w:eastAsia="Malgun Gothic" w:hAnsi="Malgun Gothic"/>
+                <w:b/>
+                <w:bCs/>
+                <w:color w:val="5D636D"/>
+                <w:sz w:val="19"/>
+                <w:szCs w:val="19"/>
+              </w:rPr>
+              <w:t xml:space="preserve">알바천국 · 알바몬 계산기</w:t>
+            </w:r>
+          </w:p>
+        </w:tc>
+        <w:tc>
+          <w:tcPr>
+            <w:tcW w:type="dxa" w:w="1200"/>
+            <w:shd w:fill="F4F3EF" w:color="auto" w:val="clear"/>
+            <w:tcMar>
+              <w:top w:type="dxa" w:w="60"/>
+              <w:left w:type="dxa" w:w="100"/>
+              <w:bottom w:type="dxa" w:w="60"/>
+              <w:right w:type="dxa" w:w="100"/>
+            </w:tcMar>
+            <w:vAlign w:val="center"/>
+          </w:tcPr>
+          <w:p>
+            <w:pPr>
+              <w:spacing w:after="40" w:line="280"/>
+              <w:jc w:val="center"/>
+            </w:pPr>
+            <w:r>
+              <w:rPr>
+                <w:rFonts w:ascii="Malgun Gothic" w:cs="Malgun Gothic" w:eastAsia="Malgun Gothic" w:hAnsi="Malgun Gothic"/>
+                <w:b/>
+                <w:bCs/>
+                <w:color w:val="5D636D"/>
+                <w:sz w:val="19"/>
+                <w:szCs w:val="19"/>
+              </w:rPr>
+              <w:t xml:space="preserve">진정24 · 노동포털</w:t>
+            </w:r>
+          </w:p>
+        </w:tc>
+        <w:tc>
+          <w:tcPr>
+            <w:tcW w:type="dxa" w:w="1186"/>
+            <w:shd w:fill="F4F3EF" w:color="auto" w:val="clear"/>
+            <w:tcMar>
+              <w:top w:type="dxa" w:w="60"/>
+              <w:left w:type="dxa" w:w="100"/>
+              <w:bottom w:type="dxa" w:w="60"/>
+              <w:right w:type="dxa" w:w="100"/>
+            </w:tcMar>
+            <w:vAlign w:val="center"/>
+          </w:tcPr>
+          <w:p>
+            <w:pPr>
+              <w:spacing w:after="40" w:line="280"/>
+              <w:jc w:val="center"/>
+            </w:pPr>
+            <w:r>
+              <w:rPr>
+                <w:rFonts w:ascii="Malgun Gothic" w:cs="Malgun Gothic" w:eastAsia="Malgun Gothic" w:hAnsi="Malgun Gothic"/>
+                <w:b/>
+                <w:bCs/>
+                <w:color w:val="5D636D"/>
+                <w:sz w:val="19"/>
+                <w:szCs w:val="19"/>
+              </w:rPr>
+              <w:t xml:space="preserve">알바가드</w:t>
+            </w:r>
+          </w:p>
+        </w:tc>
+      </w:tr>
+      <w:tr>
+        <w:tc>
+          <w:tcPr>
+            <w:tcW w:type="dxa" w:w="1900"/>
+            <w:tcMar>
+              <w:top w:type="dxa" w:w="60"/>
+              <w:left w:type="dxa" w:w="100"/>
+              <w:bottom w:type="dxa" w:w="60"/>
+              <w:right w:type="dxa" w:w="100"/>
+            </w:tcMar>
+            <w:vAlign w:val="center"/>
+          </w:tcPr>
+          <w:p>
+            <w:pPr>
+              <w:spacing w:after="40" w:line="280"/>
+            </w:pPr>
+            <w:r>
+              <w:rPr>
+                <w:rFonts w:ascii="Malgun Gothic" w:cs="Malgun Gothic" w:eastAsia="Malgun Gothic" w:hAnsi="Malgun Gothic"/>
+                <w:b/>
+                <w:bCs/>
+                <w:sz w:val="19"/>
+                <w:szCs w:val="19"/>
+              </w:rPr>
+              <w:t xml:space="preserve">사장 없이 혼자 기록</w:t>
+            </w:r>
+          </w:p>
+        </w:tc>
+        <w:tc>
+          <w:tcPr>
+            <w:tcW w:type="dxa" w:w="1180"/>
+            <w:tcMar>
+              <w:top w:type="dxa" w:w="50"/>
+              <w:left w:type="dxa" w:w="60"/>
+              <w:bottom w:type="dxa" w:w="50"/>
+              <w:right w:type="dxa" w:w="60"/>
+            </w:tcMar>
+            <w:vAlign w:val="center"/>
+          </w:tcPr>
+          <w:p>
+            <w:pPr>
+              <w:spacing w:after="0" w:line="260"/>
+              <w:jc w:val="center"/>
+            </w:pPr>
+            <w:r>
+              <w:rPr>
+                <w:rFonts w:ascii="Malgun Gothic" w:cs="Malgun Gothic" w:eastAsia="Malgun Gothic" w:hAnsi="Malgun Gothic"/>
+                <w:b/>
+                <w:bCs/>
+                <w:color w:val="0F7A55"/>
+                <w:sz w:val="20"/>
+                <w:szCs w:val="20"/>
+              </w:rPr>
+              <w:t xml:space="preserve">O</w:t>
+            </w:r>
+          </w:p>
+        </w:tc>
+        <w:tc>
+          <w:tcPr>
+            <w:tcW w:type="dxa" w:w="1180"/>
+            <w:tcMar>
+              <w:top w:type="dxa" w:w="50"/>
+              <w:left w:type="dxa" w:w="60"/>
+              <w:bottom w:type="dxa" w:w="50"/>
+              <w:right w:type="dxa" w:w="60"/>
+            </w:tcMar>
+            <w:vAlign w:val="center"/>
+          </w:tcPr>
+          <w:p>
+            <w:pPr>
+              <w:spacing w:after="0" w:line="260"/>
+              <w:jc w:val="center"/>
+            </w:pPr>
+            <w:r>
+              <w:rPr>
+                <w:rFonts w:ascii="Malgun Gothic" w:cs="Malgun Gothic" w:eastAsia="Malgun Gothic" w:hAnsi="Malgun Gothic"/>
+                <w:b/>
+                <w:bCs/>
+                <w:color w:val="0F7A55"/>
+                <w:sz w:val="20"/>
+                <w:szCs w:val="20"/>
+              </w:rPr>
+              <w:t xml:space="preserve">O</w:t>
+            </w:r>
+          </w:p>
+        </w:tc>
+        <w:tc>
+          <w:tcPr>
+            <w:tcW w:type="dxa" w:w="1180"/>
+            <w:tcMar>
+              <w:top w:type="dxa" w:w="50"/>
+              <w:left w:type="dxa" w:w="60"/>
+              <w:bottom w:type="dxa" w:w="50"/>
+              <w:right w:type="dxa" w:w="60"/>
+            </w:tcMar>
+            <w:vAlign w:val="center"/>
+          </w:tcPr>
+          <w:p>
+            <w:pPr>
+              <w:spacing w:after="0" w:line="260"/>
+              <w:jc w:val="center"/>
+            </w:pPr>
+            <w:r>
+              <w:rPr>
+                <w:rFonts w:ascii="Malgun Gothic" w:cs="Malgun Gothic" w:eastAsia="Malgun Gothic" w:hAnsi="Malgun Gothic"/>
+                <w:b/>
+                <w:bCs/>
+                <w:color w:val="C2331C"/>
+                <w:sz w:val="20"/>
+                <w:szCs w:val="20"/>
+              </w:rPr>
+              <w:t xml:space="preserve">X</w:t>
+            </w:r>
+            <w:r>
+              <w:rPr>
+                <w:rFonts w:ascii="Malgun Gothic" w:cs="Malgun Gothic" w:eastAsia="Malgun Gothic" w:hAnsi="Malgun Gothic"/>
+                <w:color w:val="5D636D"/>
+                <w:sz w:val="15"/>
+                <w:szCs w:val="15"/>
+              </w:rPr>
+              <w:t xml:space="preserve"> 사장 가입</w:t>
+            </w:r>
+          </w:p>
+        </w:tc>
+        <w:tc>
+          <w:tcPr>
+            <w:tcW w:type="dxa" w:w="1200"/>
+            <w:tcMar>
+              <w:top w:type="dxa" w:w="50"/>
+              <w:left w:type="dxa" w:w="60"/>
+              <w:bottom w:type="dxa" w:w="50"/>
+              <w:right w:type="dxa" w:w="60"/>
+            </w:tcMar>
+            <w:vAlign w:val="center"/>
+          </w:tcPr>
+          <w:p>
+            <w:pPr>
+              <w:spacing w:after="0" w:line="260"/>
+              <w:jc w:val="center"/>
+            </w:pPr>
+            <w:r>
+              <w:rPr>
+                <w:rFonts w:ascii="Malgun Gothic" w:cs="Malgun Gothic" w:eastAsia="Malgun Gothic" w:hAnsi="Malgun Gothic"/>
+                <w:b/>
+                <w:bCs/>
+                <w:color w:val="C2331C"/>
+                <w:sz w:val="20"/>
+                <w:szCs w:val="20"/>
+              </w:rPr>
+              <w:t xml:space="preserve">X</w:t>
+            </w:r>
+          </w:p>
+        </w:tc>
+        <w:tc>
+          <w:tcPr>
+            <w:tcW w:type="dxa" w:w="1200"/>
+            <w:tcMar>
+              <w:top w:type="dxa" w:w="50"/>
+              <w:left w:type="dxa" w:w="60"/>
+              <w:bottom w:type="dxa" w:w="50"/>
+              <w:right w:type="dxa" w:w="60"/>
+            </w:tcMar>
+            <w:vAlign w:val="center"/>
+          </w:tcPr>
+          <w:p>
+            <w:pPr>
+              <w:spacing w:after="0" w:line="260"/>
+              <w:jc w:val="center"/>
+            </w:pPr>
+            <w:r>
+              <w:rPr>
+                <w:rFonts w:ascii="Malgun Gothic" w:cs="Malgun Gothic" w:eastAsia="Malgun Gothic" w:hAnsi="Malgun Gothic"/>
+                <w:b/>
+                <w:bCs/>
+                <w:color w:val="5D636D"/>
+                <w:sz w:val="16"/>
+                <w:szCs w:val="16"/>
+              </w:rPr>
+              <w:t xml:space="preserve">해당 없음</w:t>
+            </w:r>
+          </w:p>
+        </w:tc>
+        <w:tc>
+          <w:tcPr>
+            <w:tcW w:type="dxa" w:w="1186"/>
+            <w:shd w:fill="F4F3EF" w:color="auto" w:val="clear"/>
+            <w:tcMar>
+              <w:top w:type="dxa" w:w="50"/>
+              <w:left w:type="dxa" w:w="60"/>
+              <w:bottom w:type="dxa" w:w="50"/>
+              <w:right w:type="dxa" w:w="60"/>
+            </w:tcMar>
+            <w:vAlign w:val="center"/>
+          </w:tcPr>
+          <w:p>
+            <w:pPr>
+              <w:spacing w:after="0" w:line="260"/>
+              <w:jc w:val="center"/>
+            </w:pPr>
+            <w:r>
+              <w:rPr>
+                <w:rFonts w:ascii="Malgun Gothic" w:cs="Malgun Gothic" w:eastAsia="Malgun Gothic" w:hAnsi="Malgun Gothic"/>
+                <w:b/>
+                <w:bCs/>
+                <w:color w:val="0F7A55"/>
+                <w:sz w:val="20"/>
+                <w:szCs w:val="20"/>
+              </w:rPr>
+              <w:t xml:space="preserve">O</w:t>
+            </w:r>
+          </w:p>
+        </w:tc>
+      </w:tr>
+      <w:tr>
+        <w:tc>
+          <w:tcPr>
+            <w:tcW w:type="dxa" w:w="1900"/>
+            <w:tcMar>
+              <w:top w:type="dxa" w:w="60"/>
+              <w:left w:type="dxa" w:w="100"/>
+              <w:bottom w:type="dxa" w:w="60"/>
+              <w:right w:type="dxa" w:w="100"/>
+            </w:tcMar>
+            <w:vAlign w:val="center"/>
+          </w:tcPr>
+          <w:p>
+            <w:pPr>
+              <w:spacing w:after="40" w:line="280"/>
+            </w:pPr>
+            <w:r>
+              <w:rPr>
+                <w:rFonts w:ascii="Malgun Gothic" w:cs="Malgun Gothic" w:eastAsia="Malgun Gothic" w:hAnsi="Malgun Gothic"/>
+                <w:b/>
+                <w:bCs/>
+                <w:sz w:val="19"/>
+                <w:szCs w:val="19"/>
+              </w:rPr>
+              <w:t xml:space="preserve">예상 급여 계산</w:t>
+            </w:r>
+          </w:p>
+        </w:tc>
+        <w:tc>
+          <w:tcPr>
+            <w:tcW w:type="dxa" w:w="1180"/>
+            <w:tcMar>
+              <w:top w:type="dxa" w:w="50"/>
+              <w:left w:type="dxa" w:w="60"/>
+              <w:bottom w:type="dxa" w:w="50"/>
+              <w:right w:type="dxa" w:w="60"/>
+            </w:tcMar>
+            <w:vAlign w:val="center"/>
+          </w:tcPr>
+          <w:p>
+            <w:pPr>
+              <w:spacing w:after="0" w:line="260"/>
+              <w:jc w:val="center"/>
+            </w:pPr>
+            <w:r>
+              <w:rPr>
+                <w:rFonts w:ascii="Malgun Gothic" w:cs="Malgun Gothic" w:eastAsia="Malgun Gothic" w:hAnsi="Malgun Gothic"/>
+                <w:b/>
+                <w:bCs/>
+                <w:color w:val="C2331C"/>
+                <w:sz w:val="20"/>
+                <w:szCs w:val="20"/>
+              </w:rPr>
+              <w:t xml:space="preserve">X</w:t>
+            </w:r>
+          </w:p>
+        </w:tc>
+        <w:tc>
+          <w:tcPr>
+            <w:tcW w:type="dxa" w:w="1180"/>
+            <w:tcMar>
+              <w:top w:type="dxa" w:w="50"/>
+              <w:left w:type="dxa" w:w="60"/>
+              <w:bottom w:type="dxa" w:w="50"/>
+              <w:right w:type="dxa" w:w="60"/>
+            </w:tcMar>
+            <w:vAlign w:val="center"/>
+          </w:tcPr>
+          <w:p>
+            <w:pPr>
+              <w:spacing w:after="0" w:line="260"/>
+              <w:jc w:val="center"/>
+            </w:pPr>
+            <w:r>
+              <w:rPr>
+                <w:rFonts w:ascii="Malgun Gothic" w:cs="Malgun Gothic" w:eastAsia="Malgun Gothic" w:hAnsi="Malgun Gothic"/>
+                <w:b/>
+                <w:bCs/>
+                <w:color w:val="0F7A55"/>
+                <w:sz w:val="20"/>
+                <w:szCs w:val="20"/>
+              </w:rPr>
+              <w:t xml:space="preserve">O</w:t>
+            </w:r>
+          </w:p>
+        </w:tc>
+        <w:tc>
+          <w:tcPr>
+            <w:tcW w:type="dxa" w:w="1180"/>
+            <w:tcMar>
+              <w:top w:type="dxa" w:w="50"/>
+              <w:left w:type="dxa" w:w="60"/>
+              <w:bottom w:type="dxa" w:w="50"/>
+              <w:right w:type="dxa" w:w="60"/>
+            </w:tcMar>
+            <w:vAlign w:val="center"/>
+          </w:tcPr>
+          <w:p>
+            <w:pPr>
+              <w:spacing w:after="0" w:line="260"/>
+              <w:jc w:val="center"/>
+            </w:pPr>
+            <w:r>
+              <w:rPr>
+                <w:rFonts w:ascii="Malgun Gothic" w:cs="Malgun Gothic" w:eastAsia="Malgun Gothic" w:hAnsi="Malgun Gothic"/>
+                <w:b/>
+                <w:bCs/>
+                <w:color w:val="0F7A55"/>
+                <w:sz w:val="20"/>
+                <w:szCs w:val="20"/>
+              </w:rPr>
+              <w:t xml:space="preserve">O</w:t>
+            </w:r>
+          </w:p>
+        </w:tc>
+        <w:tc>
+          <w:tcPr>
+            <w:tcW w:type="dxa" w:w="1200"/>
+            <w:tcMar>
+              <w:top w:type="dxa" w:w="50"/>
+              <w:left w:type="dxa" w:w="60"/>
+              <w:bottom w:type="dxa" w:w="50"/>
+              <w:right w:type="dxa" w:w="60"/>
+            </w:tcMar>
+            <w:vAlign w:val="center"/>
+          </w:tcPr>
+          <w:p>
+            <w:pPr>
+              <w:spacing w:after="0" w:line="260"/>
+              <w:jc w:val="center"/>
+            </w:pPr>
+            <w:r>
+              <w:rPr>
+                <w:rFonts w:ascii="Malgun Gothic" w:cs="Malgun Gothic" w:eastAsia="Malgun Gothic" w:hAnsi="Malgun Gothic"/>
+                <w:b/>
+                <w:bCs/>
+                <w:color w:val="0F7A55"/>
+                <w:sz w:val="20"/>
+                <w:szCs w:val="20"/>
+              </w:rPr>
+              <w:t xml:space="preserve">O</w:t>
+            </w:r>
+            <w:r>
+              <w:rPr>
+                <w:rFonts w:ascii="Malgun Gothic" w:cs="Malgun Gothic" w:eastAsia="Malgun Gothic" w:hAnsi="Malgun Gothic"/>
+                <w:color w:val="5D636D"/>
+                <w:sz w:val="15"/>
+                <w:szCs w:val="15"/>
+              </w:rPr>
+              <w:t xml:space="preserve"> 일회성</w:t>
+            </w:r>
+          </w:p>
+        </w:tc>
+        <w:tc>
+          <w:tcPr>
+            <w:tcW w:type="dxa" w:w="1200"/>
+            <w:tcMar>
+              <w:top w:type="dxa" w:w="50"/>
+              <w:left w:type="dxa" w:w="60"/>
+              <w:bottom w:type="dxa" w:w="50"/>
+              <w:right w:type="dxa" w:w="60"/>
+            </w:tcMar>
+            <w:vAlign w:val="center"/>
+          </w:tcPr>
+          <w:p>
+            <w:pPr>
+              <w:spacing w:after="0" w:line="260"/>
+              <w:jc w:val="center"/>
+            </w:pPr>
+            <w:r>
+              <w:rPr>
+                <w:rFonts w:ascii="Malgun Gothic" w:cs="Malgun Gothic" w:eastAsia="Malgun Gothic" w:hAnsi="Malgun Gothic"/>
+                <w:b/>
+                <w:bCs/>
+                <w:color w:val="C2331C"/>
+                <w:sz w:val="20"/>
+                <w:szCs w:val="20"/>
+              </w:rPr>
+              <w:t xml:space="preserve">X</w:t>
+            </w:r>
+          </w:p>
+        </w:tc>
+        <w:tc>
+          <w:tcPr>
+            <w:tcW w:type="dxa" w:w="1186"/>
+            <w:shd w:fill="F4F3EF" w:color="auto" w:val="clear"/>
+            <w:tcMar>
+              <w:top w:type="dxa" w:w="50"/>
+              <w:left w:type="dxa" w:w="60"/>
+              <w:bottom w:type="dxa" w:w="50"/>
+              <w:right w:type="dxa" w:w="60"/>
+            </w:tcMar>
+            <w:vAlign w:val="center"/>
+          </w:tcPr>
+          <w:p>
+            <w:pPr>
+              <w:spacing w:after="0" w:line="260"/>
+              <w:jc w:val="center"/>
+            </w:pPr>
+            <w:r>
+              <w:rPr>
+                <w:rFonts w:ascii="Malgun Gothic" w:cs="Malgun Gothic" w:eastAsia="Malgun Gothic" w:hAnsi="Malgun Gothic"/>
+                <w:b/>
+                <w:bCs/>
+                <w:color w:val="0F7A55"/>
+                <w:sz w:val="20"/>
+                <w:szCs w:val="20"/>
+              </w:rPr>
+              <w:t xml:space="preserve">O</w:t>
+            </w:r>
+            <w:r>
+              <w:rPr>
+                <w:rFonts w:ascii="Malgun Gothic" w:cs="Malgun Gothic" w:eastAsia="Malgun Gothic" w:hAnsi="Malgun Gothic"/>
+                <w:color w:val="5D636D"/>
+                <w:sz w:val="15"/>
+                <w:szCs w:val="15"/>
+              </w:rPr>
+              <w:t xml:space="preserve"> 주휴 · 야간</w:t>
+            </w:r>
+          </w:p>
+        </w:tc>
+      </w:tr>
+      <w:tr>
+        <w:tc>
+          <w:tcPr>
+            <w:tcW w:type="dxa" w:w="1900"/>
+            <w:tcMar>
+              <w:top w:type="dxa" w:w="60"/>
+              <w:left w:type="dxa" w:w="100"/>
+              <w:bottom w:type="dxa" w:w="60"/>
+              <w:right w:type="dxa" w:w="100"/>
+            </w:tcMar>
+            <w:vAlign w:val="center"/>
+          </w:tcPr>
+          <w:p>
+            <w:pPr>
+              <w:spacing w:after="40" w:line="280"/>
+            </w:pPr>
+            <w:r>
+              <w:rPr>
+                <w:rFonts w:ascii="Malgun Gothic" w:cs="Malgun Gothic" w:eastAsia="Malgun Gothic" w:hAnsi="Malgun Gothic"/>
+                <w:b/>
+                <w:bCs/>
+                <w:sz w:val="19"/>
+                <w:szCs w:val="19"/>
+              </w:rPr>
+              <w:t xml:space="preserve">실제 입금액과 비교 · 차액</w:t>
+            </w:r>
+          </w:p>
+        </w:tc>
+        <w:tc>
+          <w:tcPr>
+            <w:tcW w:type="dxa" w:w="1180"/>
+            <w:tcMar>
+              <w:top w:type="dxa" w:w="50"/>
+              <w:left w:type="dxa" w:w="60"/>
+              <w:bottom w:type="dxa" w:w="50"/>
+              <w:right w:type="dxa" w:w="60"/>
+            </w:tcMar>
+            <w:vAlign w:val="center"/>
+          </w:tcPr>
+          <w:p>
+            <w:pPr>
+              <w:spacing w:after="0" w:line="260"/>
+              <w:jc w:val="center"/>
+            </w:pPr>
+            <w:r>
+              <w:rPr>
+                <w:rFonts w:ascii="Malgun Gothic" w:cs="Malgun Gothic" w:eastAsia="Malgun Gothic" w:hAnsi="Malgun Gothic"/>
+                <w:b/>
+                <w:bCs/>
+                <w:color w:val="C2331C"/>
+                <w:sz w:val="20"/>
+                <w:szCs w:val="20"/>
+              </w:rPr>
+              <w:t xml:space="preserve">X</w:t>
+            </w:r>
+          </w:p>
+        </w:tc>
+        <w:tc>
+          <w:tcPr>
+            <w:tcW w:type="dxa" w:w="1180"/>
+            <w:tcMar>
+              <w:top w:type="dxa" w:w="50"/>
+              <w:left w:type="dxa" w:w="60"/>
+              <w:bottom w:type="dxa" w:w="50"/>
+              <w:right w:type="dxa" w:w="60"/>
+            </w:tcMar>
+            <w:vAlign w:val="center"/>
+          </w:tcPr>
+          <w:p>
+            <w:pPr>
+              <w:spacing w:after="0" w:line="260"/>
+              <w:jc w:val="center"/>
+            </w:pPr>
+            <w:r>
+              <w:rPr>
+                <w:rFonts w:ascii="Malgun Gothic" w:cs="Malgun Gothic" w:eastAsia="Malgun Gothic" w:hAnsi="Malgun Gothic"/>
+                <w:b/>
+                <w:bCs/>
+                <w:color w:val="C2331C"/>
+                <w:sz w:val="20"/>
+                <w:szCs w:val="20"/>
+              </w:rPr>
+              <w:t xml:space="preserve">X</w:t>
+            </w:r>
+          </w:p>
+        </w:tc>
+        <w:tc>
+          <w:tcPr>
+            <w:tcW w:type="dxa" w:w="1180"/>
+            <w:tcMar>
+              <w:top w:type="dxa" w:w="50"/>
+              <w:left w:type="dxa" w:w="60"/>
+              <w:bottom w:type="dxa" w:w="50"/>
+              <w:right w:type="dxa" w:w="60"/>
+            </w:tcMar>
+            <w:vAlign w:val="center"/>
+          </w:tcPr>
+          <w:p>
+            <w:pPr>
+              <w:spacing w:after="0" w:line="260"/>
+              <w:jc w:val="center"/>
+            </w:pPr>
+            <w:r>
+              <w:rPr>
+                <w:rFonts w:ascii="Malgun Gothic" w:cs="Malgun Gothic" w:eastAsia="Malgun Gothic" w:hAnsi="Malgun Gothic"/>
+                <w:b/>
+                <w:bCs/>
+                <w:color w:val="C2331C"/>
+                <w:sz w:val="20"/>
+                <w:szCs w:val="20"/>
+              </w:rPr>
+              <w:t xml:space="preserve">X</w:t>
+            </w:r>
+          </w:p>
+        </w:tc>
+        <w:tc>
+          <w:tcPr>
+            <w:tcW w:type="dxa" w:w="1200"/>
+            <w:tcMar>
+              <w:top w:type="dxa" w:w="50"/>
+              <w:left w:type="dxa" w:w="60"/>
+              <w:bottom w:type="dxa" w:w="50"/>
+              <w:right w:type="dxa" w:w="60"/>
+            </w:tcMar>
+            <w:vAlign w:val="center"/>
+          </w:tcPr>
+          <w:p>
+            <w:pPr>
+              <w:spacing w:after="0" w:line="260"/>
+              <w:jc w:val="center"/>
+            </w:pPr>
+            <w:r>
+              <w:rPr>
+                <w:rFonts w:ascii="Malgun Gothic" w:cs="Malgun Gothic" w:eastAsia="Malgun Gothic" w:hAnsi="Malgun Gothic"/>
+                <w:b/>
+                <w:bCs/>
+                <w:color w:val="C2331C"/>
+                <w:sz w:val="20"/>
+                <w:szCs w:val="20"/>
+              </w:rPr>
+              <w:t xml:space="preserve">X</w:t>
+            </w:r>
+          </w:p>
+        </w:tc>
+        <w:tc>
+          <w:tcPr>
+            <w:tcW w:type="dxa" w:w="1200"/>
+            <w:tcMar>
+              <w:top w:type="dxa" w:w="50"/>
+              <w:left w:type="dxa" w:w="60"/>
+              <w:bottom w:type="dxa" w:w="50"/>
+              <w:right w:type="dxa" w:w="60"/>
+            </w:tcMar>
+            <w:vAlign w:val="center"/>
+          </w:tcPr>
+          <w:p>
+            <w:pPr>
+              <w:spacing w:after="0" w:line="260"/>
+              <w:jc w:val="center"/>
+            </w:pPr>
+            <w:r>
+              <w:rPr>
+                <w:rFonts w:ascii="Malgun Gothic" w:cs="Malgun Gothic" w:eastAsia="Malgun Gothic" w:hAnsi="Malgun Gothic"/>
+                <w:b/>
+                <w:bCs/>
+                <w:color w:val="C2331C"/>
+                <w:sz w:val="20"/>
+                <w:szCs w:val="20"/>
+              </w:rPr>
+              <w:t xml:space="preserve">X</w:t>
+            </w:r>
+          </w:p>
+        </w:tc>
+        <w:tc>
+          <w:tcPr>
+            <w:tcW w:type="dxa" w:w="1186"/>
+            <w:shd w:fill="F4F3EF" w:color="auto" w:val="clear"/>
+            <w:tcMar>
+              <w:top w:type="dxa" w:w="50"/>
+              <w:left w:type="dxa" w:w="60"/>
+              <w:bottom w:type="dxa" w:w="50"/>
+              <w:right w:type="dxa" w:w="60"/>
+            </w:tcMar>
+            <w:vAlign w:val="center"/>
+          </w:tcPr>
+          <w:p>
+            <w:pPr>
+              <w:spacing w:after="0" w:line="260"/>
+              <w:jc w:val="center"/>
+            </w:pPr>
+            <w:r>
+              <w:rPr>
+                <w:rFonts w:ascii="Malgun Gothic" w:cs="Malgun Gothic" w:eastAsia="Malgun Gothic" w:hAnsi="Malgun Gothic"/>
+                <w:b/>
+                <w:bCs/>
+                <w:color w:val="0F7A55"/>
+                <w:sz w:val="20"/>
+                <w:szCs w:val="20"/>
+              </w:rPr>
+              <w:t xml:space="preserve">O</w:t>
+            </w:r>
+          </w:p>
+        </w:tc>
+      </w:tr>
+      <w:tr>
+        <w:tc>
+          <w:tcPr>
+            <w:tcW w:type="dxa" w:w="1900"/>
+            <w:tcMar>
+              <w:top w:type="dxa" w:w="60"/>
+              <w:left w:type="dxa" w:w="100"/>
+              <w:bottom w:type="dxa" w:w="60"/>
+              <w:right w:type="dxa" w:w="100"/>
+            </w:tcMar>
+            <w:vAlign w:val="center"/>
+          </w:tcPr>
+          <w:p>
+            <w:pPr>
+              <w:spacing w:after="40" w:line="280"/>
+            </w:pPr>
+            <w:r>
+              <w:rPr>
+                <w:rFonts w:ascii="Malgun Gothic" w:cs="Malgun Gothic" w:eastAsia="Malgun Gothic" w:hAnsi="Malgun Gothic"/>
+                <w:b/>
+                <w:bCs/>
+                <w:sz w:val="19"/>
+                <w:szCs w:val="19"/>
+              </w:rPr>
+              <w:t xml:space="preserve">요청 문구 · 증빙 묶음</w:t>
+            </w:r>
+          </w:p>
+        </w:tc>
+        <w:tc>
+          <w:tcPr>
+            <w:tcW w:type="dxa" w:w="1180"/>
+            <w:tcMar>
+              <w:top w:type="dxa" w:w="50"/>
+              <w:left w:type="dxa" w:w="60"/>
+              <w:bottom w:type="dxa" w:w="50"/>
+              <w:right w:type="dxa" w:w="60"/>
+            </w:tcMar>
+            <w:vAlign w:val="center"/>
+          </w:tcPr>
+          <w:p>
+            <w:pPr>
+              <w:spacing w:after="0" w:line="260"/>
+              <w:jc w:val="center"/>
+            </w:pPr>
+            <w:r>
+              <w:rPr>
+                <w:rFonts w:ascii="Malgun Gothic" w:cs="Malgun Gothic" w:eastAsia="Malgun Gothic" w:hAnsi="Malgun Gothic"/>
+                <w:b/>
+                <w:bCs/>
+                <w:color w:val="C2331C"/>
+                <w:sz w:val="20"/>
+                <w:szCs w:val="20"/>
+              </w:rPr>
+              <w:t xml:space="preserve">X</w:t>
+            </w:r>
+          </w:p>
+        </w:tc>
+        <w:tc>
+          <w:tcPr>
+            <w:tcW w:type="dxa" w:w="1180"/>
+            <w:tcMar>
+              <w:top w:type="dxa" w:w="50"/>
+              <w:left w:type="dxa" w:w="60"/>
+              <w:bottom w:type="dxa" w:w="50"/>
+              <w:right w:type="dxa" w:w="60"/>
+            </w:tcMar>
+            <w:vAlign w:val="center"/>
+          </w:tcPr>
+          <w:p>
+            <w:pPr>
+              <w:spacing w:after="0" w:line="260"/>
+              <w:jc w:val="center"/>
+            </w:pPr>
+            <w:r>
+              <w:rPr>
+                <w:rFonts w:ascii="Malgun Gothic" w:cs="Malgun Gothic" w:eastAsia="Malgun Gothic" w:hAnsi="Malgun Gothic"/>
+                <w:b/>
+                <w:bCs/>
+                <w:color w:val="C2331C"/>
+                <w:sz w:val="20"/>
+                <w:szCs w:val="20"/>
+              </w:rPr>
+              <w:t xml:space="preserve">X</w:t>
+            </w:r>
+          </w:p>
+        </w:tc>
+        <w:tc>
+          <w:tcPr>
+            <w:tcW w:type="dxa" w:w="1180"/>
+            <w:tcMar>
+              <w:top w:type="dxa" w:w="50"/>
+              <w:left w:type="dxa" w:w="60"/>
+              <w:bottom w:type="dxa" w:w="50"/>
+              <w:right w:type="dxa" w:w="60"/>
+            </w:tcMar>
+            <w:vAlign w:val="center"/>
+          </w:tcPr>
+          <w:p>
+            <w:pPr>
+              <w:spacing w:after="0" w:line="260"/>
+              <w:jc w:val="center"/>
+            </w:pPr>
+            <w:r>
+              <w:rPr>
+                <w:rFonts w:ascii="Malgun Gothic" w:cs="Malgun Gothic" w:eastAsia="Malgun Gothic" w:hAnsi="Malgun Gothic"/>
+                <w:b/>
+                <w:bCs/>
+                <w:color w:val="C2331C"/>
+                <w:sz w:val="20"/>
+                <w:szCs w:val="20"/>
+              </w:rPr>
+              <w:t xml:space="preserve">X</w:t>
+            </w:r>
+          </w:p>
+        </w:tc>
+        <w:tc>
+          <w:tcPr>
+            <w:tcW w:type="dxa" w:w="1200"/>
+            <w:tcMar>
+              <w:top w:type="dxa" w:w="50"/>
+              <w:left w:type="dxa" w:w="60"/>
+              <w:bottom w:type="dxa" w:w="50"/>
+              <w:right w:type="dxa" w:w="60"/>
+            </w:tcMar>
+            <w:vAlign w:val="center"/>
+          </w:tcPr>
+          <w:p>
+            <w:pPr>
+              <w:spacing w:after="0" w:line="260"/>
+              <w:jc w:val="center"/>
+            </w:pPr>
+            <w:r>
+              <w:rPr>
+                <w:rFonts w:ascii="Malgun Gothic" w:cs="Malgun Gothic" w:eastAsia="Malgun Gothic" w:hAnsi="Malgun Gothic"/>
+                <w:b/>
+                <w:bCs/>
+                <w:color w:val="C2331C"/>
+                <w:sz w:val="20"/>
+                <w:szCs w:val="20"/>
+              </w:rPr>
+              <w:t xml:space="preserve">X</w:t>
+            </w:r>
+          </w:p>
+        </w:tc>
+        <w:tc>
+          <w:tcPr>
+            <w:tcW w:type="dxa" w:w="1200"/>
+            <w:tcMar>
+              <w:top w:type="dxa" w:w="50"/>
+              <w:left w:type="dxa" w:w="60"/>
+              <w:bottom w:type="dxa" w:w="50"/>
+              <w:right w:type="dxa" w:w="60"/>
+            </w:tcMar>
+            <w:vAlign w:val="center"/>
+          </w:tcPr>
+          <w:p>
+            <w:pPr>
+              <w:spacing w:after="0" w:line="260"/>
+              <w:jc w:val="center"/>
+            </w:pPr>
+            <w:r>
+              <w:rPr>
+                <w:rFonts w:ascii="Malgun Gothic" w:cs="Malgun Gothic" w:eastAsia="Malgun Gothic" w:hAnsi="Malgun Gothic"/>
+                <w:b/>
+                <w:bCs/>
+                <w:color w:val="C2331C"/>
+                <w:sz w:val="20"/>
+                <w:szCs w:val="20"/>
+              </w:rPr>
+              <w:t xml:space="preserve">X</w:t>
+            </w:r>
+            <w:r>
+              <w:rPr>
+                <w:rFonts w:ascii="Malgun Gothic" w:cs="Malgun Gothic" w:eastAsia="Malgun Gothic" w:hAnsi="Malgun Gothic"/>
+                <w:color w:val="5D636D"/>
+                <w:sz w:val="15"/>
+                <w:szCs w:val="15"/>
+              </w:rPr>
+              <w:t xml:space="preserve"> 진정서만</w:t>
+            </w:r>
+          </w:p>
+        </w:tc>
+        <w:tc>
+          <w:tcPr>
+            <w:tcW w:type="dxa" w:w="1186"/>
+            <w:shd w:fill="F4F3EF" w:color="auto" w:val="clear"/>
+            <w:tcMar>
+              <w:top w:type="dxa" w:w="50"/>
+              <w:left w:type="dxa" w:w="60"/>
+              <w:bottom w:type="dxa" w:w="50"/>
+              <w:right w:type="dxa" w:w="60"/>
+            </w:tcMar>
+            <w:vAlign w:val="center"/>
+          </w:tcPr>
+          <w:p>
+            <w:pPr>
+              <w:spacing w:after="0" w:line="260"/>
+              <w:jc w:val="center"/>
+            </w:pPr>
+            <w:r>
+              <w:rPr>
+                <w:rFonts w:ascii="Malgun Gothic" w:cs="Malgun Gothic" w:eastAsia="Malgun Gothic" w:hAnsi="Malgun Gothic"/>
+                <w:b/>
+                <w:bCs/>
+                <w:color w:val="0F7A55"/>
+                <w:sz w:val="20"/>
+                <w:szCs w:val="20"/>
+              </w:rPr>
+              <w:t xml:space="preserve">O</w:t>
+            </w:r>
+          </w:p>
+        </w:tc>
+      </w:tr>
+      <w:tr>
+        <w:tc>
+          <w:tcPr>
+            <w:tcW w:type="dxa" w:w="1900"/>
+            <w:tcMar>
+              <w:top w:type="dxa" w:w="60"/>
+              <w:left w:type="dxa" w:w="100"/>
+              <w:bottom w:type="dxa" w:w="60"/>
+              <w:right w:type="dxa" w:w="100"/>
+            </w:tcMar>
+            <w:vAlign w:val="center"/>
+          </w:tcPr>
+          <w:p>
+            <w:pPr>
+              <w:spacing w:after="40" w:line="280"/>
+            </w:pPr>
+            <w:r>
+              <w:rPr>
+                <w:rFonts w:ascii="Malgun Gothic" w:cs="Malgun Gothic" w:eastAsia="Malgun Gothic" w:hAnsi="Malgun Gothic"/>
+                <w:b/>
+                <w:bCs/>
+                <w:sz w:val="19"/>
+                <w:szCs w:val="19"/>
+              </w:rPr>
+              <w:t xml:space="preserve">수정 이력 · 등록 시각</w:t>
+            </w:r>
+          </w:p>
+        </w:tc>
+        <w:tc>
+          <w:tcPr>
+            <w:tcW w:type="dxa" w:w="1180"/>
+            <w:tcMar>
+              <w:top w:type="dxa" w:w="50"/>
+              <w:left w:type="dxa" w:w="60"/>
+              <w:bottom w:type="dxa" w:w="50"/>
+              <w:right w:type="dxa" w:w="60"/>
+            </w:tcMar>
+            <w:vAlign w:val="center"/>
+          </w:tcPr>
+          <w:p>
+            <w:pPr>
+              <w:spacing w:after="0" w:line="260"/>
+              <w:jc w:val="center"/>
+            </w:pPr>
+            <w:r>
+              <w:rPr>
+                <w:rFonts w:ascii="Malgun Gothic" w:cs="Malgun Gothic" w:eastAsia="Malgun Gothic" w:hAnsi="Malgun Gothic"/>
+                <w:b/>
+                <w:bCs/>
+                <w:color w:val="5D636D"/>
+                <w:sz w:val="20"/>
+                <w:szCs w:val="20"/>
+              </w:rPr>
+              <w:t xml:space="preserve">△</w:t>
+            </w:r>
+            <w:r>
+              <w:rPr>
+                <w:rFonts w:ascii="Malgun Gothic" w:cs="Malgun Gothic" w:eastAsia="Malgun Gothic" w:hAnsi="Malgun Gothic"/>
+                <w:color w:val="5D636D"/>
+                <w:sz w:val="15"/>
+                <w:szCs w:val="15"/>
+              </w:rPr>
+              <w:t xml:space="preserve"> 보낸 시각만</w:t>
+            </w:r>
+          </w:p>
+        </w:tc>
+        <w:tc>
+          <w:tcPr>
+            <w:tcW w:type="dxa" w:w="1180"/>
+            <w:tcMar>
+              <w:top w:type="dxa" w:w="50"/>
+              <w:left w:type="dxa" w:w="60"/>
+              <w:bottom w:type="dxa" w:w="50"/>
+              <w:right w:type="dxa" w:w="60"/>
+            </w:tcMar>
+            <w:vAlign w:val="center"/>
+          </w:tcPr>
+          <w:p>
+            <w:pPr>
+              <w:spacing w:after="0" w:line="260"/>
+              <w:jc w:val="center"/>
+            </w:pPr>
+            <w:r>
+              <w:rPr>
+                <w:rFonts w:ascii="Malgun Gothic" w:cs="Malgun Gothic" w:eastAsia="Malgun Gothic" w:hAnsi="Malgun Gothic"/>
+                <w:b/>
+                <w:bCs/>
+                <w:color w:val="C2331C"/>
+                <w:sz w:val="20"/>
+                <w:szCs w:val="20"/>
+              </w:rPr>
+              <w:t xml:space="preserve">X</w:t>
+            </w:r>
+          </w:p>
+        </w:tc>
+        <w:tc>
+          <w:tcPr>
+            <w:tcW w:type="dxa" w:w="1180"/>
+            <w:tcMar>
+              <w:top w:type="dxa" w:w="50"/>
+              <w:left w:type="dxa" w:w="60"/>
+              <w:bottom w:type="dxa" w:w="50"/>
+              <w:right w:type="dxa" w:w="60"/>
+            </w:tcMar>
+            <w:vAlign w:val="center"/>
+          </w:tcPr>
+          <w:p>
+            <w:pPr>
+              <w:spacing w:after="0" w:line="260"/>
+              <w:jc w:val="center"/>
+            </w:pPr>
+            <w:r>
+              <w:rPr>
+                <w:rFonts w:ascii="Malgun Gothic" w:cs="Malgun Gothic" w:eastAsia="Malgun Gothic" w:hAnsi="Malgun Gothic"/>
+                <w:b/>
+                <w:bCs/>
+                <w:color w:val="C2331C"/>
+                <w:sz w:val="20"/>
+                <w:szCs w:val="20"/>
+              </w:rPr>
+              <w:t xml:space="preserve">X</w:t>
+            </w:r>
+          </w:p>
+        </w:tc>
+        <w:tc>
+          <w:tcPr>
+            <w:tcW w:type="dxa" w:w="1200"/>
+            <w:tcMar>
+              <w:top w:type="dxa" w:w="50"/>
+              <w:left w:type="dxa" w:w="60"/>
+              <w:bottom w:type="dxa" w:w="50"/>
+              <w:right w:type="dxa" w:w="60"/>
+            </w:tcMar>
+            <w:vAlign w:val="center"/>
+          </w:tcPr>
+          <w:p>
+            <w:pPr>
+              <w:spacing w:after="0" w:line="260"/>
+              <w:jc w:val="center"/>
+            </w:pPr>
+            <w:r>
+              <w:rPr>
+                <w:rFonts w:ascii="Malgun Gothic" w:cs="Malgun Gothic" w:eastAsia="Malgun Gothic" w:hAnsi="Malgun Gothic"/>
+                <w:b/>
+                <w:bCs/>
+                <w:color w:val="C2331C"/>
+                <w:sz w:val="20"/>
+                <w:szCs w:val="20"/>
+              </w:rPr>
+              <w:t xml:space="preserve">X</w:t>
+            </w:r>
+          </w:p>
+        </w:tc>
+        <w:tc>
+          <w:tcPr>
+            <w:tcW w:type="dxa" w:w="1200"/>
+            <w:tcMar>
+              <w:top w:type="dxa" w:w="50"/>
+              <w:left w:type="dxa" w:w="60"/>
+              <w:bottom w:type="dxa" w:w="50"/>
+              <w:right w:type="dxa" w:w="60"/>
+            </w:tcMar>
+            <w:vAlign w:val="center"/>
+          </w:tcPr>
+          <w:p>
+            <w:pPr>
+              <w:spacing w:after="0" w:line="260"/>
+              <w:jc w:val="center"/>
+            </w:pPr>
+            <w:r>
+              <w:rPr>
+                <w:rFonts w:ascii="Malgun Gothic" w:cs="Malgun Gothic" w:eastAsia="Malgun Gothic" w:hAnsi="Malgun Gothic"/>
+                <w:b/>
+                <w:bCs/>
+                <w:color w:val="C2331C"/>
+                <w:sz w:val="20"/>
+                <w:szCs w:val="20"/>
+              </w:rPr>
+              <w:t xml:space="preserve">X</w:t>
+            </w:r>
+          </w:p>
+        </w:tc>
+        <w:tc>
+          <w:tcPr>
+            <w:tcW w:type="dxa" w:w="1186"/>
+            <w:shd w:fill="F4F3EF" w:color="auto" w:val="clear"/>
+            <w:tcMar>
+              <w:top w:type="dxa" w:w="50"/>
+              <w:left w:type="dxa" w:w="60"/>
+              <w:bottom w:type="dxa" w:w="50"/>
+              <w:right w:type="dxa" w:w="60"/>
+            </w:tcMar>
+            <w:vAlign w:val="center"/>
+          </w:tcPr>
+          <w:p>
+            <w:pPr>
+              <w:spacing w:after="0" w:line="260"/>
+              <w:jc w:val="center"/>
+            </w:pPr>
+            <w:r>
+              <w:rPr>
+                <w:rFonts w:ascii="Malgun Gothic" w:cs="Malgun Gothic" w:eastAsia="Malgun Gothic" w:hAnsi="Malgun Gothic"/>
+                <w:b/>
+                <w:bCs/>
+                <w:color w:val="0F7A55"/>
+                <w:sz w:val="20"/>
+                <w:szCs w:val="20"/>
+              </w:rPr>
+              <w:t xml:space="preserve">O</w:t>
+            </w:r>
+          </w:p>
+        </w:tc>
+      </w:tr>
+      <w:tr>
+        <w:tc>
+          <w:tcPr>
+            <w:tcW w:type="dxa" w:w="1900"/>
+            <w:tcMar>
+              <w:top w:type="dxa" w:w="60"/>
+              <w:left w:type="dxa" w:w="100"/>
+              <w:bottom w:type="dxa" w:w="60"/>
+              <w:right w:type="dxa" w:w="100"/>
+            </w:tcMar>
+            <w:vAlign w:val="center"/>
+          </w:tcPr>
+          <w:p>
+            <w:pPr>
+              <w:spacing w:after="40" w:line="280"/>
+            </w:pPr>
+            <w:r>
+              <w:rPr>
+                <w:rFonts w:ascii="Malgun Gothic" w:cs="Malgun Gothic" w:eastAsia="Malgun Gothic" w:hAnsi="Malgun Gothic"/>
+                <w:b/>
+                <w:bCs/>
+                <w:sz w:val="19"/>
+                <w:szCs w:val="19"/>
+              </w:rPr>
+              <w:t xml:space="preserve">진정 접수</w:t>
+            </w:r>
+          </w:p>
+        </w:tc>
+        <w:tc>
+          <w:tcPr>
+            <w:tcW w:type="dxa" w:w="1180"/>
+            <w:tcMar>
+              <w:top w:type="dxa" w:w="50"/>
+              <w:left w:type="dxa" w:w="60"/>
+              <w:bottom w:type="dxa" w:w="50"/>
+              <w:right w:type="dxa" w:w="60"/>
+            </w:tcMar>
+            <w:vAlign w:val="center"/>
+          </w:tcPr>
+          <w:p>
+            <w:pPr>
+              <w:spacing w:after="0" w:line="260"/>
+              <w:jc w:val="center"/>
+            </w:pPr>
+            <w:r>
+              <w:rPr>
+                <w:rFonts w:ascii="Malgun Gothic" w:cs="Malgun Gothic" w:eastAsia="Malgun Gothic" w:hAnsi="Malgun Gothic"/>
+                <w:b/>
+                <w:bCs/>
+                <w:color w:val="C2331C"/>
+                <w:sz w:val="20"/>
+                <w:szCs w:val="20"/>
+              </w:rPr>
+              <w:t xml:space="preserve">X</w:t>
+            </w:r>
+          </w:p>
+        </w:tc>
+        <w:tc>
+          <w:tcPr>
+            <w:tcW w:type="dxa" w:w="1180"/>
+            <w:tcMar>
+              <w:top w:type="dxa" w:w="50"/>
+              <w:left w:type="dxa" w:w="60"/>
+              <w:bottom w:type="dxa" w:w="50"/>
+              <w:right w:type="dxa" w:w="60"/>
+            </w:tcMar>
+            <w:vAlign w:val="center"/>
+          </w:tcPr>
+          <w:p>
+            <w:pPr>
+              <w:spacing w:after="0" w:line="260"/>
+              <w:jc w:val="center"/>
+            </w:pPr>
+            <w:r>
+              <w:rPr>
+                <w:rFonts w:ascii="Malgun Gothic" w:cs="Malgun Gothic" w:eastAsia="Malgun Gothic" w:hAnsi="Malgun Gothic"/>
+                <w:b/>
+                <w:bCs/>
+                <w:color w:val="C2331C"/>
+                <w:sz w:val="20"/>
+                <w:szCs w:val="20"/>
+              </w:rPr>
+              <w:t xml:space="preserve">X</w:t>
+            </w:r>
+          </w:p>
+        </w:tc>
+        <w:tc>
+          <w:tcPr>
+            <w:tcW w:type="dxa" w:w="1180"/>
+            <w:tcMar>
+              <w:top w:type="dxa" w:w="50"/>
+              <w:left w:type="dxa" w:w="60"/>
+              <w:bottom w:type="dxa" w:w="50"/>
+              <w:right w:type="dxa" w:w="60"/>
+            </w:tcMar>
+            <w:vAlign w:val="center"/>
+          </w:tcPr>
+          <w:p>
+            <w:pPr>
+              <w:spacing w:after="0" w:line="260"/>
+              <w:jc w:val="center"/>
+            </w:pPr>
+            <w:r>
+              <w:rPr>
+                <w:rFonts w:ascii="Malgun Gothic" w:cs="Malgun Gothic" w:eastAsia="Malgun Gothic" w:hAnsi="Malgun Gothic"/>
+                <w:b/>
+                <w:bCs/>
+                <w:color w:val="C2331C"/>
+                <w:sz w:val="20"/>
+                <w:szCs w:val="20"/>
+              </w:rPr>
+              <w:t xml:space="preserve">X</w:t>
+            </w:r>
+          </w:p>
+        </w:tc>
+        <w:tc>
+          <w:tcPr>
+            <w:tcW w:type="dxa" w:w="1200"/>
+            <w:tcMar>
+              <w:top w:type="dxa" w:w="50"/>
+              <w:left w:type="dxa" w:w="60"/>
+              <w:bottom w:type="dxa" w:w="50"/>
+              <w:right w:type="dxa" w:w="60"/>
+            </w:tcMar>
+            <w:vAlign w:val="center"/>
+          </w:tcPr>
+          <w:p>
+            <w:pPr>
+              <w:spacing w:after="0" w:line="260"/>
+              <w:jc w:val="center"/>
+            </w:pPr>
+            <w:r>
+              <w:rPr>
+                <w:rFonts w:ascii="Malgun Gothic" w:cs="Malgun Gothic" w:eastAsia="Malgun Gothic" w:hAnsi="Malgun Gothic"/>
+                <w:b/>
+                <w:bCs/>
+                <w:color w:val="C2331C"/>
+                <w:sz w:val="20"/>
+                <w:szCs w:val="20"/>
+              </w:rPr>
+              <w:t xml:space="preserve">X</w:t>
+            </w:r>
+          </w:p>
+        </w:tc>
+        <w:tc>
+          <w:tcPr>
+            <w:tcW w:type="dxa" w:w="1200"/>
+            <w:tcMar>
+              <w:top w:type="dxa" w:w="50"/>
+              <w:left w:type="dxa" w:w="60"/>
+              <w:bottom w:type="dxa" w:w="50"/>
+              <w:right w:type="dxa" w:w="60"/>
+            </w:tcMar>
+            <w:vAlign w:val="center"/>
+          </w:tcPr>
+          <w:p>
+            <w:pPr>
+              <w:spacing w:after="0" w:line="260"/>
+              <w:jc w:val="center"/>
+            </w:pPr>
+            <w:r>
+              <w:rPr>
+                <w:rFonts w:ascii="Malgun Gothic" w:cs="Malgun Gothic" w:eastAsia="Malgun Gothic" w:hAnsi="Malgun Gothic"/>
+                <w:b/>
+                <w:bCs/>
+                <w:color w:val="0F7A55"/>
+                <w:sz w:val="20"/>
+                <w:szCs w:val="20"/>
+              </w:rPr>
+              <w:t xml:space="preserve">O</w:t>
+            </w:r>
+          </w:p>
+        </w:tc>
+        <w:tc>
+          <w:tcPr>
+            <w:tcW w:type="dxa" w:w="1186"/>
+            <w:shd w:fill="F4F3EF" w:color="auto" w:val="clear"/>
+            <w:tcMar>
+              <w:top w:type="dxa" w:w="50"/>
+              <w:left w:type="dxa" w:w="60"/>
+              <w:bottom w:type="dxa" w:w="50"/>
+              <w:right w:type="dxa" w:w="60"/>
+            </w:tcMar>
+            <w:vAlign w:val="center"/>
+          </w:tcPr>
+          <w:p>
+            <w:pPr>
+              <w:spacing w:after="0" w:line="260"/>
+              <w:jc w:val="center"/>
+            </w:pPr>
+            <w:r>
+              <w:rPr>
+                <w:rFonts w:ascii="Malgun Gothic" w:cs="Malgun Gothic" w:eastAsia="Malgun Gothic" w:hAnsi="Malgun Gothic"/>
+                <w:b/>
+                <w:bCs/>
+                <w:color w:val="C2331C"/>
+                <w:sz w:val="20"/>
+                <w:szCs w:val="20"/>
+              </w:rPr>
+              <w:t xml:space="preserve">X</w:t>
+            </w:r>
+            <w:r>
+              <w:rPr>
+                <w:rFonts w:ascii="Malgun Gothic" w:cs="Malgun Gothic" w:eastAsia="Malgun Gothic" w:hAnsi="Malgun Gothic"/>
+                <w:color w:val="5D636D"/>
+                <w:sz w:val="15"/>
+                <w:szCs w:val="15"/>
+              </w:rPr>
+              <w:t xml:space="preserve"> 연결만</w:t>
+            </w:r>
+          </w:p>
+        </w:tc>
+      </w:tr>
+    </w:tbl>
+    <w:p>
+      <w:pPr>
+        <w:spacing w:after="120"/>
+      </w:pPr>
+    </w:p>
+    <w:p>
+      <w:pPr>
+        <w:spacing w:after="160" w:line="280"/>
+      </w:pPr>
+      <w:r>
+        <w:rPr>
+          <w:rFonts w:ascii="Malgun Gothic" w:cs="Malgun Gothic" w:eastAsia="Malgun Gothic" w:hAnsi="Malgun Gothic"/>
+          <w:color w:val="5D636D"/>
+          <w:sz w:val="18"/>
+          <w:szCs w:val="18"/>
+        </w:rPr>
+        <w:t xml:space="preserve">무료 앱의 진짜 경쟁자는 다른 앱이 아니라 메모장과 통장 확인이라 첫 열에 넣었다. 마지막 줄 진정 접수는 알바가드가 일부러 비운 칸이다. 1350과 노동포털로 연결만 한다.</w:t>
       </w:r>
     </w:p>
     <w:p>
@@ -5889,7 +9371,7 @@
       <w:r>
         <w:drawing>
           <wp:inline distT="0" distB="0" distL="0" distR="0">
-            <wp:extent cx="5715000" cy="2200275"/>
+            <wp:extent cx="4000500" cy="2581275"/>
             <wp:effectExtent t="0" r="0" b="0" l="0"/>
             <wp:docPr id="10" name=""/>
             <wp:cNvGraphicFramePr>
@@ -5914,7 +9396,7 @@
                   <pic:spPr bwMode="auto">
                     <a:xfrm>
                       <a:off x="0" y="0"/>
-                      <a:ext cx="5715000" cy="2200275"/>
+                      <a:ext cx="4000500" cy="2581275"/>
                     </a:xfrm>
                     <a:prstGeom prst="rect">
                       <a:avLst/>
@@ -5939,7 +9421,384 @@
           <w:sz w:val="18"/>
           <w:szCs w:val="18"/>
         </w:rPr>
-        <w:t xml:space="preserve">그림 4. 10월 27일부터 12월 15일까지 주 단위 일정</w:t>
+        <w:t xml:space="preserve">그림 3. 경쟁 서비스 포지션. 혼자 쓰면서 대응까지 가는 자리가 비어 있다</w:t>
+      </w:r>
+    </w:p>
+    <w:p>
+      <w:pPr>
+        <w:pStyle w:val="Heading3"/>
+        <w:keepNext/>
+        <w:spacing w:after="100" w:before="200"/>
+      </w:pPr>
+      <w:r>
+        <w:rPr>
+          <w:rFonts w:ascii="Malgun Gothic" w:cs="Malgun Gothic" w:eastAsia="Malgun Gothic" w:hAnsi="Malgun Gothic"/>
+          <w:b/>
+          <w:bCs/>
+          <w:sz w:val="22"/>
+          <w:szCs w:val="22"/>
+        </w:rPr>
+        <w:t xml:space="preserve">알바가드의 차별점</w:t>
+      </w:r>
+    </w:p>
+    <w:p>
+      <w:pPr>
+        <w:pStyle w:val="ListParagraph"/>
+        <w:numPr>
+          <w:ilvl w:val="0"/>
+          <w:numId w:val="5"/>
+        </w:numPr>
+        <w:spacing w:after="60" w:line="300"/>
+      </w:pPr>
+      <w:r>
+        <w:rPr>
+          <w:rFonts w:ascii="Malgun Gothic" w:cs="Malgun Gothic" w:eastAsia="Malgun Gothic" w:hAnsi="Malgun Gothic"/>
+        </w:rPr>
+        <w:t xml:space="preserve">사장 연동 없이 혼자 쓴다.</w:t>
+      </w:r>
+    </w:p>
+    <w:p>
+      <w:pPr>
+        <w:pStyle w:val="ListParagraph"/>
+        <w:numPr>
+          <w:ilvl w:val="0"/>
+          <w:numId w:val="5"/>
+        </w:numPr>
+        <w:spacing w:after="60" w:line="300"/>
+      </w:pPr>
+      <w:r>
+        <w:rPr>
+          <w:rFonts w:ascii="Malgun Gothic" w:cs="Malgun Gothic" w:eastAsia="Malgun Gothic" w:hAnsi="Malgun Gothic"/>
+        </w:rPr>
+        <w:t xml:space="preserve">실제 입금액과 비교해 차액을 찾고, 요청 문구와 증빙 묶음까지 한 흐름으로 잇는다 (네 서비스 모두 없음).</w:t>
+      </w:r>
+    </w:p>
+    <w:p>
+      <w:pPr>
+        <w:pStyle w:val="ListParagraph"/>
+        <w:numPr>
+          <w:ilvl w:val="0"/>
+          <w:numId w:val="5"/>
+        </w:numPr>
+        <w:spacing w:after="60" w:line="300"/>
+      </w:pPr>
+      <w:r>
+        <w:rPr>
+          <w:rFonts w:ascii="Malgun Gothic" w:cs="Malgun Gothic" w:eastAsia="Malgun Gothic" w:hAnsi="Malgun Gothic"/>
+        </w:rPr>
+        <w:t xml:space="preserve">수정 이력과 기록 등록(확인 번호·등록 시각)으로 "그때 기록한 그대로"를 제3자가 확인할 수 있다 (네 서비스 모두 없음).</w:t>
+      </w:r>
+    </w:p>
+    <w:p>
+      <w:pPr>
+        <w:pStyle w:val="ListParagraph"/>
+        <w:numPr>
+          <w:ilvl w:val="0"/>
+          <w:numId w:val="5"/>
+        </w:numPr>
+        <w:spacing w:after="60" w:line="300"/>
+      </w:pPr>
+      <w:r>
+        <w:rPr>
+          <w:rFonts w:ascii="Malgun Gothic" w:cs="Malgun Gothic" w:eastAsia="Malgun Gothic" w:hAnsi="Malgun Gothic"/>
+        </w:rPr>
+        <w:t xml:space="preserve">바로 신고가 아니라 대화로 먼저 풀도록 단계를 나눴다.</w:t>
+      </w:r>
+    </w:p>
+    <w:p>
+      <w:pPr>
+        <w:pStyle w:val="Heading3"/>
+        <w:keepNext/>
+        <w:spacing w:after="100" w:before="200"/>
+      </w:pPr>
+      <w:r>
+        <w:rPr>
+          <w:rFonts w:ascii="Malgun Gothic" w:cs="Malgun Gothic" w:eastAsia="Malgun Gothic" w:hAnsi="Malgun Gothic"/>
+          <w:b/>
+          <w:bCs/>
+          <w:sz w:val="22"/>
+          <w:szCs w:val="22"/>
+        </w:rPr>
+        <w:t xml:space="preserve">먼저 인정하는 약점</w:t>
+      </w:r>
+    </w:p>
+    <w:p>
+      <w:pPr>
+        <w:pStyle w:val="ListParagraph"/>
+        <w:numPr>
+          <w:ilvl w:val="0"/>
+          <w:numId w:val="2"/>
+        </w:numPr>
+        <w:spacing w:after="60" w:line="300"/>
+      </w:pPr>
+      <w:r>
+        <w:rPr>
+          <w:rFonts w:ascii="Malgun Gothic" w:cs="Malgun Gothic" w:eastAsia="Malgun Gothic" w:hAnsi="Malgun Gothic"/>
+        </w:rPr>
+        <w:t xml:space="preserve">비교 기능은 경쟁 앱이 "받은 금액 입력" 칸 하나로 따라올 수 있다. 그래서 기록의 신뢰성을 키우는 쪽으로 간다.</w:t>
+      </w:r>
+    </w:p>
+    <w:p>
+      <w:pPr>
+        <w:pStyle w:val="ListParagraph"/>
+        <w:numPr>
+          <w:ilvl w:val="0"/>
+          <w:numId w:val="2"/>
+        </w:numPr>
+        <w:spacing w:after="60" w:line="300"/>
+      </w:pPr>
+      <w:r>
+        <w:rPr>
+          <w:rFonts w:ascii="Malgun Gothic" w:cs="Malgun Gothic" w:eastAsia="Malgun Gothic" w:hAnsi="Malgun Gothic"/>
+        </w:rPr>
+        <w:t xml:space="preserve">핵심 기능을 한 달에 한 번 써서 매일 열 이유가 약하다. 쉬는 틈 게임은 이를 보완하려는 시도이고, 광고 자리 후보이다.</w:t>
+      </w:r>
+    </w:p>
+    <w:p>
+      <w:pPr>
+        <w:pStyle w:val="ListParagraph"/>
+        <w:numPr>
+          <w:ilvl w:val="0"/>
+          <w:numId w:val="2"/>
+        </w:numPr>
+        <w:spacing w:after="60" w:line="300"/>
+      </w:pPr>
+      <w:r>
+        <w:rPr>
+          <w:rFonts w:ascii="Malgun Gothic" w:cs="Malgun Gothic" w:eastAsia="Malgun Gothic" w:hAnsi="Malgun Gothic"/>
+        </w:rPr>
+        <w:t xml:space="preserve">확인 번호는 "나중에 고치지 않았다"까지만 보여 주고 "그날 실제로 일했다"는 증명하지 못한다. 통장 내역·메시지와 함께 내야 한다고 앱에도 적어 두었다.</w:t>
+      </w:r>
+    </w:p>
+    <w:p>
+      <w:pPr>
+        <w:pStyle w:val="Heading2"/>
+        <w:keepNext/>
+        <w:spacing w:after="140" w:before="280"/>
+      </w:pPr>
+      <w:r>
+        <w:rPr>
+          <w:rFonts w:ascii="Malgun Gothic" w:cs="Malgun Gothic" w:eastAsia="Malgun Gothic" w:hAnsi="Malgun Gothic"/>
+          <w:b/>
+          <w:bCs/>
+          <w:color w:val="2A3193"/>
+          <w:sz w:val="25"/>
+          <w:szCs w:val="25"/>
+        </w:rPr>
+        <w:t xml:space="preserve">4.4 유저 확보 전략</w:t>
+      </w:r>
+    </w:p>
+    <w:p>
+      <w:pPr>
+        <w:pStyle w:val="ListParagraph"/>
+        <w:numPr>
+          <w:ilvl w:val="0"/>
+          <w:numId w:val="2"/>
+        </w:numPr>
+        <w:spacing w:after="60" w:line="300"/>
+      </w:pPr>
+      <w:r>
+        <w:rPr>
+          <w:rFonts w:ascii="Malgun Gothic" w:cs="Malgun Gothic" w:eastAsia="Malgun Gothic" w:hAnsi="Malgun Gothic"/>
+        </w:rPr>
+        <w:t xml:space="preserve">링크 하나로 설치되므로 대학 커뮤니티(에브리타임), 학과·동아리 단톡, 알바 커뮤니티에 링크로 전파한다.</w:t>
+      </w:r>
+    </w:p>
+    <w:p>
+      <w:pPr>
+        <w:pStyle w:val="ListParagraph"/>
+        <w:numPr>
+          <w:ilvl w:val="0"/>
+          <w:numId w:val="2"/>
+        </w:numPr>
+        <w:spacing w:after="60" w:line="300"/>
+      </w:pPr>
+      <w:r>
+        <w:rPr>
+          <w:rFonts w:ascii="Malgun Gothic" w:cs="Malgun Gothic" w:eastAsia="Malgun Gothic" w:hAnsi="Malgun Gothic"/>
+        </w:rPr>
+        <w:t xml:space="preserve">"주휴수당 계산법" 같은 짧은 영상으로 유입을 만든다.</w:t>
+      </w:r>
+    </w:p>
+    <w:p>
+      <w:pPr>
+        <w:pStyle w:val="ListParagraph"/>
+        <w:numPr>
+          <w:ilvl w:val="0"/>
+          <w:numId w:val="2"/>
+        </w:numPr>
+        <w:spacing w:after="60" w:line="300"/>
+      </w:pPr>
+      <w:r>
+        <w:rPr>
+          <w:rFonts w:ascii="Malgun Gothic" w:cs="Malgun Gothic" w:eastAsia="Malgun Gothic" w:hAnsi="Malgun Gothic"/>
+        </w:rPr>
+        <w:t xml:space="preserve">지표(앞으로 측정): 홈 화면 추가 → 첫 기록 → 한 달 뒤 받은 금액 입력 → 차액 발견 → 요청 보냄 → 실제로 받은 비율(인터뷰). 서버가 사용 로그를 모으지 않아 설문과 인터뷰로 잰다.</w:t>
+      </w:r>
+    </w:p>
+    <w:p>
+      <w:pPr>
+        <w:pStyle w:val="Heading1"/>
+        <w:keepNext/>
+        <w:pageBreakBefore/>
+        <w:spacing w:after="200" w:before="360"/>
+      </w:pPr>
+      <w:r>
+        <w:rPr>
+          <w:rFonts w:ascii="Malgun Gothic" w:cs="Malgun Gothic" w:eastAsia="Malgun Gothic" w:hAnsi="Malgun Gothic"/>
+          <w:b/>
+          <w:bCs/>
+          <w:color w:val="2A3193"/>
+          <w:sz w:val="32"/>
+          <w:szCs w:val="32"/>
+        </w:rPr>
+        <w:t xml:space="preserve">5. 남은 과제 및 기말 마일스톤</w:t>
+      </w:r>
+    </w:p>
+    <w:p>
+      <w:pPr>
+        <w:pStyle w:val="Heading2"/>
+        <w:keepNext/>
+        <w:spacing w:after="140" w:before="280"/>
+      </w:pPr>
+      <w:r>
+        <w:rPr>
+          <w:rFonts w:ascii="Malgun Gothic" w:cs="Malgun Gothic" w:eastAsia="Malgun Gothic" w:hAnsi="Malgun Gothic"/>
+          <w:b/>
+          <w:bCs/>
+          <w:color w:val="2A3193"/>
+          <w:sz w:val="25"/>
+          <w:szCs w:val="25"/>
+        </w:rPr>
+        <w:t xml:space="preserve">5.1 기말 전 추가 개발 계획</w:t>
+      </w:r>
+    </w:p>
+    <w:p>
+      <w:pPr>
+        <w:pStyle w:val="ListParagraph"/>
+        <w:numPr>
+          <w:ilvl w:val="0"/>
+          <w:numId w:val="6"/>
+        </w:numPr>
+        <w:spacing w:after="60" w:line="300"/>
+      </w:pPr>
+      <w:r>
+        <w:rPr>
+          <w:rFonts w:ascii="Malgun Gothic" w:cs="Malgun Gothic" w:eastAsia="Malgun Gothic" w:hAnsi="Malgun Gothic"/>
+        </w:rPr>
+        <w:t xml:space="preserve">실제 폰 검증: 아이폰과 갤럭시에서 기록 등록, PDF 저장, 백업 파일 저장, 사진 첨부, 오프라인 실행을 확인한다.</w:t>
+      </w:r>
+    </w:p>
+    <w:p>
+      <w:pPr>
+        <w:pStyle w:val="ListParagraph"/>
+        <w:numPr>
+          <w:ilvl w:val="0"/>
+          <w:numId w:val="6"/>
+        </w:numPr>
+        <w:spacing w:after="60" w:line="300"/>
+      </w:pPr>
+      <w:r>
+        <w:rPr>
+          <w:rFonts w:ascii="Malgun Gothic" w:cs="Malgun Gothic" w:eastAsia="Malgun Gothic" w:hAnsi="Malgun Gothic"/>
+        </w:rPr>
+        <w:t xml:space="preserve">사용자 피드백 반영: 정산 요청 문구의 톤, 화면 문구, 입력 흐름을 고친다.</w:t>
+      </w:r>
+    </w:p>
+    <w:p>
+      <w:pPr>
+        <w:pStyle w:val="ListParagraph"/>
+        <w:numPr>
+          <w:ilvl w:val="0"/>
+          <w:numId w:val="6"/>
+        </w:numPr>
+        <w:spacing w:after="60" w:line="300"/>
+      </w:pPr>
+      <w:r>
+        <w:rPr>
+          <w:rFonts w:ascii="Malgun Gothic" w:cs="Malgun Gothic" w:eastAsia="Malgun Gothic" w:hAnsi="Malgun Gothic"/>
+        </w:rPr>
+        <w:t xml:space="preserve">기록 등록 보강: 제3자가 기록 내용으로 확인 번호를 다시 계산해 볼 수 있는 확인 방법을 만든다.</w:t>
+      </w:r>
+    </w:p>
+    <w:p>
+      <w:pPr>
+        <w:pStyle w:val="ListParagraph"/>
+        <w:numPr>
+          <w:ilvl w:val="0"/>
+          <w:numId w:val="6"/>
+        </w:numPr>
+        <w:spacing w:after="60" w:line="300"/>
+      </w:pPr>
+      <w:r>
+        <w:rPr>
+          <w:rFonts w:ascii="Malgun Gothic" w:cs="Malgun Gothic" w:eastAsia="Malgun Gothic" w:hAnsi="Malgun Gothic"/>
+        </w:rPr>
+        <w:t xml:space="preserve">광고 실험 또는 새 게임: 11월 23일에 설문의 광고 문항 결과로 하나를 정한다. "싫다"가 반을 넘으면 광고 실험을 보류하고 새 게임("동전 합치기", 퇴근하면 오늘 번 돈이 동전이 되어 쌓이는 방식)으로 간다.</w:t>
+      </w:r>
+    </w:p>
+    <w:p>
+      <w:pPr>
+        <w:pStyle w:val="ListParagraph"/>
+        <w:numPr>
+          <w:ilvl w:val="0"/>
+          <w:numId w:val="6"/>
+        </w:numPr>
+        <w:spacing w:after="60" w:line="300"/>
+      </w:pPr>
+      <w:r>
+        <w:rPr>
+          <w:rFonts w:ascii="Malgun Gothic" w:cs="Malgun Gothic" w:eastAsia="Malgun Gothic" w:hAnsi="Malgun Gothic"/>
+        </w:rPr>
+        <w:t xml:space="preserve">보류 유지: 입금 문자·명세서 사진 자동 인식, 푸시 알림, 로그인.</w:t>
+      </w:r>
+    </w:p>
+    <w:p>
+      <w:pPr>
+        <w:pStyle w:val="Heading2"/>
+        <w:keepNext/>
+        <w:spacing w:after="140" w:before="280"/>
+      </w:pPr>
+      <w:r>
+        <w:rPr>
+          <w:rFonts w:ascii="Malgun Gothic" w:cs="Malgun Gothic" w:eastAsia="Malgun Gothic" w:hAnsi="Malgun Gothic"/>
+          <w:b/>
+          <w:bCs/>
+          <w:color w:val="2A3193"/>
+          <w:sz w:val="25"/>
+          <w:szCs w:val="25"/>
+        </w:rPr>
+        <w:t xml:space="preserve">5.2 시장 검증·피드백 수집 계획</w:t>
+      </w:r>
+    </w:p>
+    <w:p>
+      <w:pPr>
+        <w:spacing w:after="120" w:line="320"/>
+      </w:pPr>
+      <w:r>
+        <w:rPr>
+          <w:rFonts w:ascii="Malgun Gothic" w:cs="Malgun Gothic" w:eastAsia="Malgun Gothic" w:hAnsi="Malgun Gothic"/>
+          <w:b/>
+          <w:bCs/>
+        </w:rPr>
+        <w:t xml:space="preserve">확인할 가설(9월 기획서): </w:t>
+      </w:r>
+      <w:r>
+        <w:rPr>
+          <w:rFonts w:ascii="Malgun Gothic" w:cs="Malgun Gothic" w:eastAsia="Malgun Gothic" w:hAnsi="Malgun Gothic"/>
+        </w:rPr>
+        <w:t xml:space="preserve">알바생은 자신의 근무 기록을 근거로 한 정산 요청 문구가 있으면, 사장에게 말을 꺼낼 수 있다고 느끼고 쓸 것이다.</w:t>
+      </w:r>
+    </w:p>
+    <w:p>
+      <w:pPr>
+        <w:spacing w:after="120" w:line="320"/>
+      </w:pPr>
+      <w:r>
+        <w:rPr>
+          <w:rFonts w:ascii="Malgun Gothic" w:cs="Malgun Gothic" w:eastAsia="Malgun Gothic" w:hAnsi="Malgun Gothic"/>
+        </w:rPr>
+        <w:t xml:space="preserve">기획서의 인터뷰 10~15명 계획을 링크 설문 30명 + 직접 인터뷰 5명으로 바꿨다. 수는 설문으로 채우고, 앱을 써 보게 하는 깊은 인터뷰는 5명으로 줄였다. 기준은 팀이 정한 목표이지 데이터가 아니며, 기말 발표에서 표의 마지막 칸에 결과를 채워 보고한다.</w:t>
       </w:r>
     </w:p>
     <w:tbl>
@@ -5956,9 +9815,10 @@
         <w:tblLayout w:type="fixed"/>
       </w:tblPr>
       <w:tblGrid>
-        <w:gridCol w:w="3600"/>
-        <w:gridCol w:w="2600"/>
-        <w:gridCol w:w="2826"/>
+        <w:gridCol w:w="2500"/>
+        <w:gridCol w:w="2400"/>
+        <w:gridCol w:w="1900"/>
+        <w:gridCol w:w="2226"/>
       </w:tblGrid>
       <w:tr>
         <w:trPr>
@@ -5966,7 +9826,7 @@
         </w:trPr>
         <w:tc>
           <w:tcPr>
-            <w:tcW w:type="dxa" w:w="3600"/>
+            <w:tcW w:type="dxa" w:w="2500"/>
             <w:shd w:fill="F4F3EF" w:color="auto" w:val="clear"/>
             <w:tcMar>
               <w:top w:type="dxa" w:w="60"/>
@@ -5989,13 +9849,13 @@
                 <w:sz w:val="19"/>
                 <w:szCs w:val="19"/>
               </w:rPr>
-              <w:t xml:space="preserve">작업</w:t>
-            </w:r>
-          </w:p>
-        </w:tc>
-        <w:tc>
-          <w:tcPr>
-            <w:tcW w:type="dxa" w:w="2600"/>
+              <w:t xml:space="preserve">재는 것</w:t>
+            </w:r>
+          </w:p>
+        </w:tc>
+        <w:tc>
+          <w:tcPr>
+            <w:tcW w:type="dxa" w:w="2400"/>
             <w:shd w:fill="F4F3EF" w:color="auto" w:val="clear"/>
             <w:tcMar>
               <w:top w:type="dxa" w:w="60"/>
@@ -6018,13 +9878,13 @@
                 <w:sz w:val="19"/>
                 <w:szCs w:val="19"/>
               </w:rPr>
-              <w:t xml:space="preserve">기간</w:t>
-            </w:r>
-          </w:p>
-        </w:tc>
-        <w:tc>
-          <w:tcPr>
-            <w:tcW w:type="dxa" w:w="2826"/>
+              <w:t xml:space="preserve">방법</w:t>
+            </w:r>
+          </w:p>
+        </w:tc>
+        <w:tc>
+          <w:tcPr>
+            <w:tcW w:type="dxa" w:w="1900"/>
             <w:shd w:fill="F4F3EF" w:color="auto" w:val="clear"/>
             <w:tcMar>
               <w:top w:type="dxa" w:w="60"/>
@@ -6047,7 +9907,36 @@
                 <w:sz w:val="19"/>
                 <w:szCs w:val="19"/>
               </w:rPr>
-              <w:t xml:space="preserve">담당</w:t>
+              <w:t xml:space="preserve">기준 (팀이 정함)</w:t>
+            </w:r>
+          </w:p>
+        </w:tc>
+        <w:tc>
+          <w:tcPr>
+            <w:tcW w:type="dxa" w:w="2226"/>
+            <w:shd w:fill="F4F3EF" w:color="auto" w:val="clear"/>
+            <w:tcMar>
+              <w:top w:type="dxa" w:w="60"/>
+              <w:left w:type="dxa" w:w="100"/>
+              <w:bottom w:type="dxa" w:w="60"/>
+              <w:right w:type="dxa" w:w="100"/>
+            </w:tcMar>
+            <w:vAlign w:val="center"/>
+          </w:tcPr>
+          <w:p>
+            <w:pPr>
+              <w:spacing w:after="40" w:line="280"/>
+            </w:pPr>
+            <w:r>
+              <w:rPr>
+                <w:rFonts w:ascii="Malgun Gothic" w:cs="Malgun Gothic" w:eastAsia="Malgun Gothic" w:hAnsi="Malgun Gothic"/>
+                <w:b/>
+                <w:bCs/>
+                <w:color w:val="5D636D"/>
+                <w:sz w:val="19"/>
+                <w:szCs w:val="19"/>
+              </w:rPr>
+              <w:t xml:space="preserve">못 미치면</w:t>
             </w:r>
           </w:p>
         </w:tc>
@@ -6055,82 +9944,109 @@
       <w:tr>
         <w:tc>
           <w:tcPr>
-            <w:tcW w:type="dxa" w:w="3600"/>
-            <w:tcMar>
-              <w:top w:type="dxa" w:w="60"/>
-              <w:left w:type="dxa" w:w="100"/>
-              <w:bottom w:type="dxa" w:w="60"/>
-              <w:right w:type="dxa" w:w="100"/>
-            </w:tcMar>
-            <w:vAlign w:val="center"/>
-          </w:tcPr>
-          <w:p>
-            <w:pPr>
-              <w:spacing w:after="40" w:line="280"/>
-            </w:pPr>
-            <w:r>
-              <w:rPr>
-                <w:rFonts w:ascii="Malgun Gothic" w:cs="Malgun Gothic" w:eastAsia="Malgun Gothic" w:hAnsi="Malgun Gothic"/>
-                <w:b w:val="false"/>
-                <w:bCs w:val="false"/>
-                <w:sz w:val="19"/>
-                <w:szCs w:val="19"/>
-              </w:rPr>
-              <w:t xml:space="preserve">1. 설문 수집·인터뷰</w:t>
-            </w:r>
-          </w:p>
-        </w:tc>
-        <w:tc>
-          <w:tcPr>
-            <w:tcW w:type="dxa" w:w="2600"/>
-            <w:tcMar>
-              <w:top w:type="dxa" w:w="60"/>
-              <w:left w:type="dxa" w:w="100"/>
-              <w:bottom w:type="dxa" w:w="60"/>
-              <w:right w:type="dxa" w:w="100"/>
-            </w:tcMar>
-            <w:vAlign w:val="center"/>
-          </w:tcPr>
-          <w:p>
-            <w:pPr>
-              <w:spacing w:after="40" w:line="280"/>
-            </w:pPr>
-            <w:r>
-              <w:rPr>
-                <w:rFonts w:ascii="Malgun Gothic" w:cs="Malgun Gothic" w:eastAsia="Malgun Gothic" w:hAnsi="Malgun Gothic"/>
-                <w:b w:val="false"/>
-                <w:bCs w:val="false"/>
-                <w:sz w:val="19"/>
-                <w:szCs w:val="19"/>
-              </w:rPr>
-              <w:t xml:space="preserve">10/27 ~ 11/9</w:t>
-            </w:r>
-          </w:p>
-        </w:tc>
-        <w:tc>
-          <w:tcPr>
-            <w:tcW w:type="dxa" w:w="2826"/>
-            <w:tcMar>
-              <w:top w:type="dxa" w:w="60"/>
-              <w:left w:type="dxa" w:w="100"/>
-              <w:bottom w:type="dxa" w:w="60"/>
-              <w:right w:type="dxa" w:w="100"/>
-            </w:tcMar>
-            <w:vAlign w:val="center"/>
-          </w:tcPr>
-          <w:p>
-            <w:pPr>
-              <w:spacing w:after="40" w:line="280"/>
-            </w:pPr>
-            <w:r>
-              <w:rPr>
-                <w:rFonts w:ascii="Malgun Gothic" w:cs="Malgun Gothic" w:eastAsia="Malgun Gothic" w:hAnsi="Malgun Gothic"/>
-                <w:b w:val="false"/>
-                <w:bCs w:val="false"/>
-                <w:sz w:val="19"/>
-                <w:szCs w:val="19"/>
-              </w:rPr>
-              <w:t xml:space="preserve">박명진(인터뷰), 손유호(설문 집계)</w:t>
+            <w:tcW w:type="dxa" w:w="2500"/>
+            <w:tcMar>
+              <w:top w:type="dxa" w:w="60"/>
+              <w:left w:type="dxa" w:w="100"/>
+              <w:bottom w:type="dxa" w:w="60"/>
+              <w:right w:type="dxa" w:w="100"/>
+            </w:tcMar>
+            <w:vAlign w:val="center"/>
+          </w:tcPr>
+          <w:p>
+            <w:pPr>
+              <w:spacing w:after="40" w:line="280"/>
+            </w:pPr>
+            <w:r>
+              <w:rPr>
+                <w:rFonts w:ascii="Malgun Gothic" w:cs="Malgun Gothic" w:eastAsia="Malgun Gothic" w:hAnsi="Malgun Gothic"/>
+                <w:b/>
+                <w:bCs/>
+                <w:sz w:val="19"/>
+                <w:szCs w:val="19"/>
+              </w:rPr>
+              <w:t xml:space="preserve">매달 받은 금액을 직접 넣는다</w:t>
+            </w:r>
+          </w:p>
+        </w:tc>
+        <w:tc>
+          <w:tcPr>
+            <w:tcW w:type="dxa" w:w="2400"/>
+            <w:tcMar>
+              <w:top w:type="dxa" w:w="60"/>
+              <w:left w:type="dxa" w:w="100"/>
+              <w:bottom w:type="dxa" w:w="60"/>
+              <w:right w:type="dxa" w:w="100"/>
+            </w:tcMar>
+            <w:vAlign w:val="center"/>
+          </w:tcPr>
+          <w:p>
+            <w:pPr>
+              <w:spacing w:after="40" w:line="280"/>
+            </w:pPr>
+            <w:r>
+              <w:rPr>
+                <w:rFonts w:ascii="Malgun Gothic" w:cs="Malgun Gothic" w:eastAsia="Malgun Gothic" w:hAnsi="Malgun Gothic"/>
+                <w:b w:val="false"/>
+                <w:bCs w:val="false"/>
+                <w:sz w:val="19"/>
+                <w:szCs w:val="19"/>
+              </w:rPr>
+              <w:t xml:space="preserve">인터뷰 5명(설문지 22번) + 링크 설문 "매달 받은 금액 직접 넣기"</w:t>
+            </w:r>
+          </w:p>
+        </w:tc>
+        <w:tc>
+          <w:tcPr>
+            <w:tcW w:type="dxa" w:w="1900"/>
+            <w:tcMar>
+              <w:top w:type="dxa" w:w="60"/>
+              <w:left w:type="dxa" w:w="100"/>
+              <w:bottom w:type="dxa" w:w="60"/>
+              <w:right w:type="dxa" w:w="100"/>
+            </w:tcMar>
+            <w:vAlign w:val="center"/>
+          </w:tcPr>
+          <w:p>
+            <w:pPr>
+              <w:spacing w:after="40" w:line="280"/>
+            </w:pPr>
+            <w:r>
+              <w:rPr>
+                <w:rFonts w:ascii="Malgun Gothic" w:cs="Malgun Gothic" w:eastAsia="Malgun Gothic" w:hAnsi="Malgun Gothic"/>
+                <w:b w:val="false"/>
+                <w:bCs w:val="false"/>
+                <w:sz w:val="19"/>
+                <w:szCs w:val="19"/>
+              </w:rPr>
+              <w:t xml:space="preserve">5명 중 3명 "넣겠다"</w:t>
+            </w:r>
+          </w:p>
+        </w:tc>
+        <w:tc>
+          <w:tcPr>
+            <w:tcW w:type="dxa" w:w="2226"/>
+            <w:tcMar>
+              <w:top w:type="dxa" w:w="60"/>
+              <w:left w:type="dxa" w:w="100"/>
+              <w:bottom w:type="dxa" w:w="60"/>
+              <w:right w:type="dxa" w:w="100"/>
+            </w:tcMar>
+            <w:vAlign w:val="center"/>
+          </w:tcPr>
+          <w:p>
+            <w:pPr>
+              <w:spacing w:after="40" w:line="280"/>
+            </w:pPr>
+            <w:r>
+              <w:rPr>
+                <w:rFonts w:ascii="Malgun Gothic" w:cs="Malgun Gothic" w:eastAsia="Malgun Gothic" w:hAnsi="Malgun Gothic"/>
+                <w:b w:val="false"/>
+                <w:bCs w:val="false"/>
+                <w:sz w:val="19"/>
+                <w:szCs w:val="19"/>
+              </w:rPr>
+              <w:t xml:space="preserve">보류한 입금 문자·명세서 자동 인식을 앞당긴다</w:t>
             </w:r>
           </w:p>
         </w:tc>
@@ -6138,82 +10054,109 @@
       <w:tr>
         <w:tc>
           <w:tcPr>
-            <w:tcW w:type="dxa" w:w="3600"/>
-            <w:tcMar>
-              <w:top w:type="dxa" w:w="60"/>
-              <w:left w:type="dxa" w:w="100"/>
-              <w:bottom w:type="dxa" w:w="60"/>
-              <w:right w:type="dxa" w:w="100"/>
-            </w:tcMar>
-            <w:vAlign w:val="center"/>
-          </w:tcPr>
-          <w:p>
-            <w:pPr>
-              <w:spacing w:after="40" w:line="280"/>
-            </w:pPr>
-            <w:r>
-              <w:rPr>
-                <w:rFonts w:ascii="Malgun Gothic" w:cs="Malgun Gothic" w:eastAsia="Malgun Gothic" w:hAnsi="Malgun Gothic"/>
-                <w:b w:val="false"/>
-                <w:bCs w:val="false"/>
-                <w:sz w:val="19"/>
-                <w:szCs w:val="19"/>
-              </w:rPr>
-              <w:t xml:space="preserve">2. 피드백 반영 1차 (문구·화면)</w:t>
-            </w:r>
-          </w:p>
-        </w:tc>
-        <w:tc>
-          <w:tcPr>
-            <w:tcW w:type="dxa" w:w="2600"/>
-            <w:tcMar>
-              <w:top w:type="dxa" w:w="60"/>
-              <w:left w:type="dxa" w:w="100"/>
-              <w:bottom w:type="dxa" w:w="60"/>
-              <w:right w:type="dxa" w:w="100"/>
-            </w:tcMar>
-            <w:vAlign w:val="center"/>
-          </w:tcPr>
-          <w:p>
-            <w:pPr>
-              <w:spacing w:after="40" w:line="280"/>
-            </w:pPr>
-            <w:r>
-              <w:rPr>
-                <w:rFonts w:ascii="Malgun Gothic" w:cs="Malgun Gothic" w:eastAsia="Malgun Gothic" w:hAnsi="Malgun Gothic"/>
-                <w:b w:val="false"/>
-                <w:bCs w:val="false"/>
-                <w:sz w:val="19"/>
-                <w:szCs w:val="19"/>
-              </w:rPr>
-              <w:t xml:space="preserve">11/10 ~ 11/23</w:t>
-            </w:r>
-          </w:p>
-        </w:tc>
-        <w:tc>
-          <w:tcPr>
-            <w:tcW w:type="dxa" w:w="2826"/>
-            <w:tcMar>
-              <w:top w:type="dxa" w:w="60"/>
-              <w:left w:type="dxa" w:w="100"/>
-              <w:bottom w:type="dxa" w:w="60"/>
-              <w:right w:type="dxa" w:w="100"/>
-            </w:tcMar>
-            <w:vAlign w:val="center"/>
-          </w:tcPr>
-          <w:p>
-            <w:pPr>
-              <w:spacing w:after="40" w:line="280"/>
-            </w:pPr>
-            <w:r>
-              <w:rPr>
-                <w:rFonts w:ascii="Malgun Gothic" w:cs="Malgun Gothic" w:eastAsia="Malgun Gothic" w:hAnsi="Malgun Gothic"/>
-                <w:b w:val="false"/>
-                <w:bCs w:val="false"/>
-                <w:sz w:val="19"/>
-                <w:szCs w:val="19"/>
-              </w:rPr>
-              <w:t xml:space="preserve">이지훈</w:t>
+            <w:tcW w:type="dxa" w:w="2500"/>
+            <w:tcMar>
+              <w:top w:type="dxa" w:w="60"/>
+              <w:left w:type="dxa" w:w="100"/>
+              <w:bottom w:type="dxa" w:w="60"/>
+              <w:right w:type="dxa" w:w="100"/>
+            </w:tcMar>
+            <w:vAlign w:val="center"/>
+          </w:tcPr>
+          <w:p>
+            <w:pPr>
+              <w:spacing w:after="40" w:line="280"/>
+            </w:pPr>
+            <w:r>
+              <w:rPr>
+                <w:rFonts w:ascii="Malgun Gothic" w:cs="Malgun Gothic" w:eastAsia="Malgun Gothic" w:hAnsi="Malgun Gothic"/>
+                <w:b/>
+                <w:bCs/>
+                <w:sz w:val="19"/>
+                <w:szCs w:val="19"/>
+              </w:rPr>
+              <w:t xml:space="preserve">만든 요청 문구를 실제로 보낼 수 있다</w:t>
+            </w:r>
+          </w:p>
+        </w:tc>
+        <w:tc>
+          <w:tcPr>
+            <w:tcW w:type="dxa" w:w="2400"/>
+            <w:tcMar>
+              <w:top w:type="dxa" w:w="60"/>
+              <w:left w:type="dxa" w:w="100"/>
+              <w:bottom w:type="dxa" w:w="60"/>
+              <w:right w:type="dxa" w:w="100"/>
+            </w:tcMar>
+            <w:vAlign w:val="center"/>
+          </w:tcPr>
+          <w:p>
+            <w:pPr>
+              <w:spacing w:after="40" w:line="280"/>
+            </w:pPr>
+            <w:r>
+              <w:rPr>
+                <w:rFonts w:ascii="Malgun Gothic" w:cs="Malgun Gothic" w:eastAsia="Malgun Gothic" w:hAnsi="Malgun Gothic"/>
+                <w:b w:val="false"/>
+                <w:bCs w:val="false"/>
+                <w:sz w:val="19"/>
+                <w:szCs w:val="19"/>
+              </w:rPr>
+              <w:t xml:space="preserve">인터뷰(문구를 보여 주고, 20번)</w:t>
+            </w:r>
+          </w:p>
+        </w:tc>
+        <w:tc>
+          <w:tcPr>
+            <w:tcW w:type="dxa" w:w="1900"/>
+            <w:tcMar>
+              <w:top w:type="dxa" w:w="60"/>
+              <w:left w:type="dxa" w:w="100"/>
+              <w:bottom w:type="dxa" w:w="60"/>
+              <w:right w:type="dxa" w:w="100"/>
+            </w:tcMar>
+            <w:vAlign w:val="center"/>
+          </w:tcPr>
+          <w:p>
+            <w:pPr>
+              <w:spacing w:after="40" w:line="280"/>
+            </w:pPr>
+            <w:r>
+              <w:rPr>
+                <w:rFonts w:ascii="Malgun Gothic" w:cs="Malgun Gothic" w:eastAsia="Malgun Gothic" w:hAnsi="Malgun Gothic"/>
+                <w:b w:val="false"/>
+                <w:bCs w:val="false"/>
+                <w:sz w:val="19"/>
+                <w:szCs w:val="19"/>
+              </w:rPr>
+              <w:t xml:space="preserve">5명 중 3명 "보내겠다"</w:t>
+            </w:r>
+          </w:p>
+        </w:tc>
+        <w:tc>
+          <w:tcPr>
+            <w:tcW w:type="dxa" w:w="2226"/>
+            <w:tcMar>
+              <w:top w:type="dxa" w:w="60"/>
+              <w:left w:type="dxa" w:w="100"/>
+              <w:bottom w:type="dxa" w:w="60"/>
+              <w:right w:type="dxa" w:w="100"/>
+            </w:tcMar>
+            <w:vAlign w:val="center"/>
+          </w:tcPr>
+          <w:p>
+            <w:pPr>
+              <w:spacing w:after="40" w:line="280"/>
+            </w:pPr>
+            <w:r>
+              <w:rPr>
+                <w:rFonts w:ascii="Malgun Gothic" w:cs="Malgun Gothic" w:eastAsia="Malgun Gothic" w:hAnsi="Malgun Gothic"/>
+                <w:b w:val="false"/>
+                <w:bCs w:val="false"/>
+                <w:sz w:val="19"/>
+                <w:szCs w:val="19"/>
+              </w:rPr>
+              <w:t xml:space="preserve">문구 톤·단계를 다시 짠다 (11/10~)</w:t>
             </w:r>
           </w:p>
         </w:tc>
@@ -6221,82 +10164,109 @@
       <w:tr>
         <w:tc>
           <w:tcPr>
-            <w:tcW w:type="dxa" w:w="3600"/>
-            <w:tcMar>
-              <w:top w:type="dxa" w:w="60"/>
-              <w:left w:type="dxa" w:w="100"/>
-              <w:bottom w:type="dxa" w:w="60"/>
-              <w:right w:type="dxa" w:w="100"/>
-            </w:tcMar>
-            <w:vAlign w:val="center"/>
-          </w:tcPr>
-          <w:p>
-            <w:pPr>
-              <w:spacing w:after="40" w:line="280"/>
-            </w:pPr>
-            <w:r>
-              <w:rPr>
-                <w:rFonts w:ascii="Malgun Gothic" w:cs="Malgun Gothic" w:eastAsia="Malgun Gothic" w:hAnsi="Malgun Gothic"/>
-                <w:b w:val="false"/>
-                <w:bCs w:val="false"/>
-                <w:sz w:val="19"/>
-                <w:szCs w:val="19"/>
-              </w:rPr>
-              <w:t xml:space="preserve">3. 실제 폰 검증 (아이폰·갤럭시)</w:t>
-            </w:r>
-          </w:p>
-        </w:tc>
-        <w:tc>
-          <w:tcPr>
-            <w:tcW w:type="dxa" w:w="2600"/>
-            <w:tcMar>
-              <w:top w:type="dxa" w:w="60"/>
-              <w:left w:type="dxa" w:w="100"/>
-              <w:bottom w:type="dxa" w:w="60"/>
-              <w:right w:type="dxa" w:w="100"/>
-            </w:tcMar>
-            <w:vAlign w:val="center"/>
-          </w:tcPr>
-          <w:p>
-            <w:pPr>
-              <w:spacing w:after="40" w:line="280"/>
-            </w:pPr>
-            <w:r>
-              <w:rPr>
-                <w:rFonts w:ascii="Malgun Gothic" w:cs="Malgun Gothic" w:eastAsia="Malgun Gothic" w:hAnsi="Malgun Gothic"/>
-                <w:b w:val="false"/>
-                <w:bCs w:val="false"/>
-                <w:sz w:val="19"/>
-                <w:szCs w:val="19"/>
-              </w:rPr>
-              <w:t xml:space="preserve">11/10 ~ 11/30</w:t>
-            </w:r>
-          </w:p>
-        </w:tc>
-        <w:tc>
-          <w:tcPr>
-            <w:tcW w:type="dxa" w:w="2826"/>
-            <w:tcMar>
-              <w:top w:type="dxa" w:w="60"/>
-              <w:left w:type="dxa" w:w="100"/>
-              <w:bottom w:type="dxa" w:w="60"/>
-              <w:right w:type="dxa" w:w="100"/>
-            </w:tcMar>
-            <w:vAlign w:val="center"/>
-          </w:tcPr>
-          <w:p>
-            <w:pPr>
-              <w:spacing w:after="40" w:line="280"/>
-            </w:pPr>
-            <w:r>
-              <w:rPr>
-                <w:rFonts w:ascii="Malgun Gothic" w:cs="Malgun Gothic" w:eastAsia="Malgun Gothic" w:hAnsi="Malgun Gothic"/>
-                <w:b w:val="false"/>
-                <w:bCs w:val="false"/>
-                <w:sz w:val="19"/>
-                <w:szCs w:val="19"/>
-              </w:rPr>
-              <w:t xml:space="preserve">이지훈, 박명진(갤럭시)</w:t>
+            <w:tcW w:type="dxa" w:w="2500"/>
+            <w:tcMar>
+              <w:top w:type="dxa" w:w="60"/>
+              <w:left w:type="dxa" w:w="100"/>
+              <w:bottom w:type="dxa" w:w="60"/>
+              <w:right w:type="dxa" w:w="100"/>
+            </w:tcMar>
+            <w:vAlign w:val="center"/>
+          </w:tcPr>
+          <w:p>
+            <w:pPr>
+              <w:spacing w:after="40" w:line="280"/>
+            </w:pPr>
+            <w:r>
+              <w:rPr>
+                <w:rFonts w:ascii="Malgun Gothic" w:cs="Malgun Gothic" w:eastAsia="Malgun Gothic" w:hAnsi="Malgun Gothic"/>
+                <w:b/>
+                <w:bCs/>
+                <w:sz w:val="19"/>
+                <w:szCs w:val="19"/>
+              </w:rPr>
+              <w:t xml:space="preserve">확인 번호 설명을 듣고 무엇인지 말할 수 있다</w:t>
+            </w:r>
+          </w:p>
+        </w:tc>
+        <w:tc>
+          <w:tcPr>
+            <w:tcW w:type="dxa" w:w="2400"/>
+            <w:tcMar>
+              <w:top w:type="dxa" w:w="60"/>
+              <w:left w:type="dxa" w:w="100"/>
+              <w:bottom w:type="dxa" w:w="60"/>
+              <w:right w:type="dxa" w:w="100"/>
+            </w:tcMar>
+            <w:vAlign w:val="center"/>
+          </w:tcPr>
+          <w:p>
+            <w:pPr>
+              <w:spacing w:after="40" w:line="280"/>
+            </w:pPr>
+            <w:r>
+              <w:rPr>
+                <w:rFonts w:ascii="Malgun Gothic" w:cs="Malgun Gothic" w:eastAsia="Malgun Gothic" w:hAnsi="Malgun Gothic"/>
+                <w:b w:val="false"/>
+                <w:bCs w:val="false"/>
+                <w:sz w:val="19"/>
+                <w:szCs w:val="19"/>
+              </w:rPr>
+              <w:t xml:space="preserve">인터뷰(21번)</w:t>
+            </w:r>
+          </w:p>
+        </w:tc>
+        <w:tc>
+          <w:tcPr>
+            <w:tcW w:type="dxa" w:w="1900"/>
+            <w:tcMar>
+              <w:top w:type="dxa" w:w="60"/>
+              <w:left w:type="dxa" w:w="100"/>
+              <w:bottom w:type="dxa" w:w="60"/>
+              <w:right w:type="dxa" w:w="100"/>
+            </w:tcMar>
+            <w:vAlign w:val="center"/>
+          </w:tcPr>
+          <w:p>
+            <w:pPr>
+              <w:spacing w:after="40" w:line="280"/>
+            </w:pPr>
+            <w:r>
+              <w:rPr>
+                <w:rFonts w:ascii="Malgun Gothic" w:cs="Malgun Gothic" w:eastAsia="Malgun Gothic" w:hAnsi="Malgun Gothic"/>
+                <w:b w:val="false"/>
+                <w:bCs w:val="false"/>
+                <w:sz w:val="19"/>
+                <w:szCs w:val="19"/>
+              </w:rPr>
+              <w:t xml:space="preserve">5명 중 4명</w:t>
+            </w:r>
+          </w:p>
+        </w:tc>
+        <w:tc>
+          <w:tcPr>
+            <w:tcW w:type="dxa" w:w="2226"/>
+            <w:tcMar>
+              <w:top w:type="dxa" w:w="60"/>
+              <w:left w:type="dxa" w:w="100"/>
+              <w:bottom w:type="dxa" w:w="60"/>
+              <w:right w:type="dxa" w:w="100"/>
+            </w:tcMar>
+            <w:vAlign w:val="center"/>
+          </w:tcPr>
+          <w:p>
+            <w:pPr>
+              <w:spacing w:after="40" w:line="280"/>
+            </w:pPr>
+            <w:r>
+              <w:rPr>
+                <w:rFonts w:ascii="Malgun Gothic" w:cs="Malgun Gothic" w:eastAsia="Malgun Gothic" w:hAnsi="Malgun Gothic"/>
+                <w:b w:val="false"/>
+                <w:bCs w:val="false"/>
+                <w:sz w:val="19"/>
+                <w:szCs w:val="19"/>
+              </w:rPr>
+              <w:t xml:space="preserve">설정·증빙 문구를 고친다</w:t>
             </w:r>
           </w:p>
         </w:tc>
@@ -6304,82 +10274,109 @@
       <w:tr>
         <w:tc>
           <w:tcPr>
-            <w:tcW w:type="dxa" w:w="3600"/>
-            <w:tcMar>
-              <w:top w:type="dxa" w:w="60"/>
-              <w:left w:type="dxa" w:w="100"/>
-              <w:bottom w:type="dxa" w:w="60"/>
-              <w:right w:type="dxa" w:w="100"/>
-            </w:tcMar>
-            <w:vAlign w:val="center"/>
-          </w:tcPr>
-          <w:p>
-            <w:pPr>
-              <w:spacing w:after="40" w:line="280"/>
-            </w:pPr>
-            <w:r>
-              <w:rPr>
-                <w:rFonts w:ascii="Malgun Gothic" w:cs="Malgun Gothic" w:eastAsia="Malgun Gothic" w:hAnsi="Malgun Gothic"/>
-                <w:b w:val="false"/>
-                <w:bCs w:val="false"/>
-                <w:sz w:val="19"/>
-                <w:szCs w:val="19"/>
-              </w:rPr>
-              <w:t xml:space="preserve">4. 기록 등록 보강 (제3자 확인 방법)</w:t>
-            </w:r>
-          </w:p>
-        </w:tc>
-        <w:tc>
-          <w:tcPr>
-            <w:tcW w:type="dxa" w:w="2600"/>
-            <w:tcMar>
-              <w:top w:type="dxa" w:w="60"/>
-              <w:left w:type="dxa" w:w="100"/>
-              <w:bottom w:type="dxa" w:w="60"/>
-              <w:right w:type="dxa" w:w="100"/>
-            </w:tcMar>
-            <w:vAlign w:val="center"/>
-          </w:tcPr>
-          <w:p>
-            <w:pPr>
-              <w:spacing w:after="40" w:line="280"/>
-            </w:pPr>
-            <w:r>
-              <w:rPr>
-                <w:rFonts w:ascii="Malgun Gothic" w:cs="Malgun Gothic" w:eastAsia="Malgun Gothic" w:hAnsi="Malgun Gothic"/>
-                <w:b w:val="false"/>
-                <w:bCs w:val="false"/>
-                <w:sz w:val="19"/>
-                <w:szCs w:val="19"/>
-              </w:rPr>
-              <w:t xml:space="preserve">11/17 ~ 12/7</w:t>
-            </w:r>
-          </w:p>
-        </w:tc>
-        <w:tc>
-          <w:tcPr>
-            <w:tcW w:type="dxa" w:w="2826"/>
-            <w:tcMar>
-              <w:top w:type="dxa" w:w="60"/>
-              <w:left w:type="dxa" w:w="100"/>
-              <w:bottom w:type="dxa" w:w="60"/>
-              <w:right w:type="dxa" w:w="100"/>
-            </w:tcMar>
-            <w:vAlign w:val="center"/>
-          </w:tcPr>
-          <w:p>
-            <w:pPr>
-              <w:spacing w:after="40" w:line="280"/>
-            </w:pPr>
-            <w:r>
-              <w:rPr>
-                <w:rFonts w:ascii="Malgun Gothic" w:cs="Malgun Gothic" w:eastAsia="Malgun Gothic" w:hAnsi="Malgun Gothic"/>
-                <w:b w:val="false"/>
-                <w:bCs w:val="false"/>
-                <w:sz w:val="19"/>
-                <w:szCs w:val="19"/>
-              </w:rPr>
-              <w:t xml:space="preserve">이지훈</w:t>
+            <w:tcW w:type="dxa" w:w="2500"/>
+            <w:tcMar>
+              <w:top w:type="dxa" w:w="60"/>
+              <w:left w:type="dxa" w:w="100"/>
+              <w:bottom w:type="dxa" w:w="60"/>
+              <w:right w:type="dxa" w:w="100"/>
+            </w:tcMar>
+            <w:vAlign w:val="center"/>
+          </w:tcPr>
+          <w:p>
+            <w:pPr>
+              <w:spacing w:after="40" w:line="280"/>
+            </w:pPr>
+            <w:r>
+              <w:rPr>
+                <w:rFonts w:ascii="Malgun Gothic" w:cs="Malgun Gothic" w:eastAsia="Malgun Gothic" w:hAnsi="Malgun Gothic"/>
+                <w:b/>
+                <w:bCs/>
+                <w:sz w:val="19"/>
+                <w:szCs w:val="19"/>
+              </w:rPr>
+              <w:t xml:space="preserve">타겟 중 주 15시간 이상이 다수다</w:t>
+            </w:r>
+          </w:p>
+        </w:tc>
+        <w:tc>
+          <w:tcPr>
+            <w:tcW w:type="dxa" w:w="2400"/>
+            <w:tcMar>
+              <w:top w:type="dxa" w:w="60"/>
+              <w:left w:type="dxa" w:w="100"/>
+              <w:bottom w:type="dxa" w:w="60"/>
+              <w:right w:type="dxa" w:w="100"/>
+            </w:tcMar>
+            <w:vAlign w:val="center"/>
+          </w:tcPr>
+          <w:p>
+            <w:pPr>
+              <w:spacing w:after="40" w:line="280"/>
+            </w:pPr>
+            <w:r>
+              <w:rPr>
+                <w:rFonts w:ascii="Malgun Gothic" w:cs="Malgun Gothic" w:eastAsia="Malgun Gothic" w:hAnsi="Malgun Gothic"/>
+                <w:b w:val="false"/>
+                <w:bCs w:val="false"/>
+                <w:sz w:val="19"/>
+                <w:szCs w:val="19"/>
+              </w:rPr>
+              <w:t xml:space="preserve">링크 설문 "주당 근무 시간"</w:t>
+            </w:r>
+          </w:p>
+        </w:tc>
+        <w:tc>
+          <w:tcPr>
+            <w:tcW w:type="dxa" w:w="1900"/>
+            <w:tcMar>
+              <w:top w:type="dxa" w:w="60"/>
+              <w:left w:type="dxa" w:w="100"/>
+              <w:bottom w:type="dxa" w:w="60"/>
+              <w:right w:type="dxa" w:w="100"/>
+            </w:tcMar>
+            <w:vAlign w:val="center"/>
+          </w:tcPr>
+          <w:p>
+            <w:pPr>
+              <w:spacing w:after="40" w:line="280"/>
+            </w:pPr>
+            <w:r>
+              <w:rPr>
+                <w:rFonts w:ascii="Malgun Gothic" w:cs="Malgun Gothic" w:eastAsia="Malgun Gothic" w:hAnsi="Malgun Gothic"/>
+                <w:b w:val="false"/>
+                <w:bCs w:val="false"/>
+                <w:sz w:val="19"/>
+                <w:szCs w:val="19"/>
+              </w:rPr>
+              <w:t xml:space="preserve">응답 30명을 넘을 때 비율로</w:t>
+            </w:r>
+          </w:p>
+        </w:tc>
+        <w:tc>
+          <w:tcPr>
+            <w:tcW w:type="dxa" w:w="2226"/>
+            <w:tcMar>
+              <w:top w:type="dxa" w:w="60"/>
+              <w:left w:type="dxa" w:w="100"/>
+              <w:bottom w:type="dxa" w:w="60"/>
+              <w:right w:type="dxa" w:w="100"/>
+            </w:tcMar>
+            <w:vAlign w:val="center"/>
+          </w:tcPr>
+          <w:p>
+            <w:pPr>
+              <w:spacing w:after="40" w:line="280"/>
+            </w:pPr>
+            <w:r>
+              <w:rPr>
+                <w:rFonts w:ascii="Malgun Gothic" w:cs="Malgun Gothic" w:eastAsia="Malgun Gothic" w:hAnsi="Malgun Gothic"/>
+                <w:b w:val="false"/>
+                <w:bCs w:val="false"/>
+                <w:sz w:val="19"/>
+                <w:szCs w:val="19"/>
+              </w:rPr>
+              <w:t xml:space="preserve">주휴수당 중심 메시지를 바꾼다</w:t>
             </w:r>
           </w:p>
         </w:tc>
@@ -6387,82 +10384,455 @@
       <w:tr>
         <w:tc>
           <w:tcPr>
-            <w:tcW w:type="dxa" w:w="3600"/>
-            <w:tcMar>
-              <w:top w:type="dxa" w:w="60"/>
-              <w:left w:type="dxa" w:w="100"/>
-              <w:bottom w:type="dxa" w:w="60"/>
-              <w:right w:type="dxa" w:w="100"/>
-            </w:tcMar>
-            <w:vAlign w:val="center"/>
-          </w:tcPr>
-          <w:p>
-            <w:pPr>
-              <w:spacing w:after="40" w:line="280"/>
-            </w:pPr>
-            <w:r>
-              <w:rPr>
-                <w:rFonts w:ascii="Malgun Gothic" w:cs="Malgun Gothic" w:eastAsia="Malgun Gothic" w:hAnsi="Malgun Gothic"/>
-                <w:b w:val="false"/>
-                <w:bCs w:val="false"/>
-                <w:sz w:val="19"/>
-                <w:szCs w:val="19"/>
-              </w:rPr>
-              <w:t xml:space="preserve">5. 게임 화면 광고 실험 또는 새 게임 (선택)</w:t>
-            </w:r>
-          </w:p>
-        </w:tc>
-        <w:tc>
-          <w:tcPr>
-            <w:tcW w:type="dxa" w:w="2600"/>
-            <w:tcMar>
-              <w:top w:type="dxa" w:w="60"/>
-              <w:left w:type="dxa" w:w="100"/>
-              <w:bottom w:type="dxa" w:w="60"/>
-              <w:right w:type="dxa" w:w="100"/>
-            </w:tcMar>
-            <w:vAlign w:val="center"/>
-          </w:tcPr>
-          <w:p>
-            <w:pPr>
-              <w:spacing w:after="40" w:line="280"/>
-            </w:pPr>
-            <w:r>
-              <w:rPr>
-                <w:rFonts w:ascii="Malgun Gothic" w:cs="Malgun Gothic" w:eastAsia="Malgun Gothic" w:hAnsi="Malgun Gothic"/>
-                <w:b w:val="false"/>
-                <w:bCs w:val="false"/>
-                <w:sz w:val="19"/>
-                <w:szCs w:val="19"/>
-              </w:rPr>
-              <w:t xml:space="preserve">11/24 ~ 12/7</w:t>
-            </w:r>
-          </w:p>
-        </w:tc>
-        <w:tc>
-          <w:tcPr>
-            <w:tcW w:type="dxa" w:w="2826"/>
-            <w:tcMar>
-              <w:top w:type="dxa" w:w="60"/>
-              <w:left w:type="dxa" w:w="100"/>
-              <w:bottom w:type="dxa" w:w="60"/>
-              <w:right w:type="dxa" w:w="100"/>
-            </w:tcMar>
-            <w:vAlign w:val="center"/>
-          </w:tcPr>
-          <w:p>
-            <w:pPr>
-              <w:spacing w:after="40" w:line="280"/>
-            </w:pPr>
-            <w:r>
-              <w:rPr>
-                <w:rFonts w:ascii="Malgun Gothic" w:cs="Malgun Gothic" w:eastAsia="Malgun Gothic" w:hAnsi="Malgun Gothic"/>
-                <w:b w:val="false"/>
-                <w:bCs w:val="false"/>
-                <w:sz w:val="19"/>
-                <w:szCs w:val="19"/>
-              </w:rPr>
-              <w:t xml:space="preserve">이지훈, 손유호</w:t>
+            <w:tcW w:type="dxa" w:w="2500"/>
+            <w:tcMar>
+              <w:top w:type="dxa" w:w="60"/>
+              <w:left w:type="dxa" w:w="100"/>
+              <w:bottom w:type="dxa" w:w="60"/>
+              <w:right w:type="dxa" w:w="100"/>
+            </w:tcMar>
+            <w:vAlign w:val="center"/>
+          </w:tcPr>
+          <w:p>
+            <w:pPr>
+              <w:spacing w:after="40" w:line="280"/>
+            </w:pPr>
+            <w:r>
+              <w:rPr>
+                <w:rFonts w:ascii="Malgun Gothic" w:cs="Malgun Gothic" w:eastAsia="Malgun Gothic" w:hAnsi="Malgun Gothic"/>
+                <w:b/>
+                <w:bCs/>
+                <w:sz w:val="19"/>
+                <w:szCs w:val="19"/>
+              </w:rPr>
+              <w:t xml:space="preserve">게임 화면 광고를 받아들인다</w:t>
+            </w:r>
+          </w:p>
+        </w:tc>
+        <w:tc>
+          <w:tcPr>
+            <w:tcW w:type="dxa" w:w="2400"/>
+            <w:tcMar>
+              <w:top w:type="dxa" w:w="60"/>
+              <w:left w:type="dxa" w:w="100"/>
+              <w:bottom w:type="dxa" w:w="60"/>
+              <w:right w:type="dxa" w:w="100"/>
+            </w:tcMar>
+            <w:vAlign w:val="center"/>
+          </w:tcPr>
+          <w:p>
+            <w:pPr>
+              <w:spacing w:after="40" w:line="280"/>
+            </w:pPr>
+            <w:r>
+              <w:rPr>
+                <w:rFonts w:ascii="Malgun Gothic" w:cs="Malgun Gothic" w:eastAsia="Malgun Gothic" w:hAnsi="Malgun Gothic"/>
+                <w:b w:val="false"/>
+                <w:bCs w:val="false"/>
+                <w:sz w:val="19"/>
+                <w:szCs w:val="19"/>
+              </w:rPr>
+              <w:t xml:space="preserve">링크 설문 "게임 화면 광고" + 인터뷰(23·24번)</w:t>
+            </w:r>
+          </w:p>
+        </w:tc>
+        <w:tc>
+          <w:tcPr>
+            <w:tcW w:type="dxa" w:w="1900"/>
+            <w:tcMar>
+              <w:top w:type="dxa" w:w="60"/>
+              <w:left w:type="dxa" w:w="100"/>
+              <w:bottom w:type="dxa" w:w="60"/>
+              <w:right w:type="dxa" w:w="100"/>
+            </w:tcMar>
+            <w:vAlign w:val="center"/>
+          </w:tcPr>
+          <w:p>
+            <w:pPr>
+              <w:spacing w:after="40" w:line="280"/>
+            </w:pPr>
+            <w:r>
+              <w:rPr>
+                <w:rFonts w:ascii="Malgun Gothic" w:cs="Malgun Gothic" w:eastAsia="Malgun Gothic" w:hAnsi="Malgun Gothic"/>
+                <w:b w:val="false"/>
+                <w:bCs w:val="false"/>
+                <w:sz w:val="19"/>
+                <w:szCs w:val="19"/>
+              </w:rPr>
+              <w:t xml:space="preserve">"싫다"가 반을 넘지 않는다</w:t>
+            </w:r>
+          </w:p>
+        </w:tc>
+        <w:tc>
+          <w:tcPr>
+            <w:tcW w:type="dxa" w:w="2226"/>
+            <w:tcMar>
+              <w:top w:type="dxa" w:w="60"/>
+              <w:left w:type="dxa" w:w="100"/>
+              <w:bottom w:type="dxa" w:w="60"/>
+              <w:right w:type="dxa" w:w="100"/>
+            </w:tcMar>
+            <w:vAlign w:val="center"/>
+          </w:tcPr>
+          <w:p>
+            <w:pPr>
+              <w:spacing w:after="40" w:line="280"/>
+            </w:pPr>
+            <w:r>
+              <w:rPr>
+                <w:rFonts w:ascii="Malgun Gothic" w:cs="Malgun Gothic" w:eastAsia="Malgun Gothic" w:hAnsi="Malgun Gothic"/>
+                <w:b w:val="false"/>
+                <w:bCs w:val="false"/>
+                <w:sz w:val="19"/>
+                <w:szCs w:val="19"/>
+              </w:rPr>
+              <w:t xml:space="preserve">11/23 광고 실험 대신 새 게임으로</w:t>
+            </w:r>
+          </w:p>
+        </w:tc>
+      </w:tr>
+    </w:tbl>
+    <w:p>
+      <w:pPr>
+        <w:spacing w:after="120"/>
+      </w:pPr>
+    </w:p>
+    <w:p>
+      <w:pPr>
+        <w:pStyle w:val="ListParagraph"/>
+        <w:numPr>
+          <w:ilvl w:val="0"/>
+          <w:numId w:val="2"/>
+        </w:numPr>
+        <w:spacing w:after="60" w:line="300"/>
+      </w:pPr>
+      <w:r>
+        <w:rPr>
+          <w:rFonts w:ascii="Malgun Gothic" w:cs="Malgun Gothic" w:eastAsia="Malgun Gothic" w:hAnsi="Malgun Gothic"/>
+          <w:b/>
+          <w:bCs/>
+        </w:rPr>
+        <w:t xml:space="preserve">링크 설문 (https://jihooni217.github.io/albaguard/survey.html): </w:t>
+      </w:r>
+      <w:r>
+        <w:rPr>
+          <w:rFonts w:ascii="Malgun Gothic" w:cs="Malgun Gothic" w:eastAsia="Malgun Gothic" w:hAnsi="Malgun Gothic"/>
+        </w:rPr>
+        <w:t xml:space="preserve">지금 알바 중, 예전에 함, 한 적 없음으로 갈라 20문항 안팎. 11월 16일까지 30명 목표. 이름과 연락처는 받지 않고, 결과는 자동 집계 페이지에서 "N명 중 M명"으로 본다. 모집은 학과·동아리 단톡, 에브리타임, 그리고 중간 발표 당일 수업 참석자에게 QR로 자유 참여를 요청한다(교수님 허락 뒤).</w:t>
+      </w:r>
+    </w:p>
+    <w:p>
+      <w:pPr>
+        <w:pStyle w:val="ListParagraph"/>
+        <w:numPr>
+          <w:ilvl w:val="0"/>
+          <w:numId w:val="2"/>
+        </w:numPr>
+        <w:spacing w:after="60" w:line="300"/>
+      </w:pPr>
+      <w:r>
+        <w:rPr>
+          <w:rFonts w:ascii="Malgun Gothic" w:cs="Malgun Gothic" w:eastAsia="Malgun Gothic" w:hAnsi="Malgun Gothic"/>
+          <w:b/>
+          <w:bCs/>
+        </w:rPr>
+        <w:t xml:space="preserve">직접 인터뷰 5명: </w:t>
+      </w:r>
+      <w:r>
+        <w:rPr>
+          <w:rFonts w:ascii="Malgun Gothic" w:cs="Malgun Gothic" w:eastAsia="Malgun Gothic" w:hAnsi="Malgun Gothic"/>
+        </w:rPr>
+        <w:t xml:space="preserve">팀원 셋의 지인 중 지금 알바 중인 사람. 11월 3일~9일, 1명당 20분. 앱을 써 보게 하고 위 표의 문항을 묻는다.</w:t>
+      </w:r>
+    </w:p>
+    <w:p>
+      <w:pPr>
+        <w:pStyle w:val="ListParagraph"/>
+        <w:numPr>
+          <w:ilvl w:val="0"/>
+          <w:numId w:val="2"/>
+        </w:numPr>
+        <w:spacing w:after="60" w:line="300"/>
+      </w:pPr>
+      <w:r>
+        <w:rPr>
+          <w:rFonts w:ascii="Malgun Gothic" w:cs="Malgun Gothic" w:eastAsia="Malgun Gothic" w:hAnsi="Malgun Gothic"/>
+          <w:b/>
+          <w:bCs/>
+        </w:rPr>
+        <w:t xml:space="preserve">해석 원칙: </w:t>
+      </w:r>
+      <w:r>
+        <w:rPr>
+          <w:rFonts w:ascii="Malgun Gothic" w:cs="Malgun Gothic" w:eastAsia="Malgun Gothic" w:hAnsi="Malgun Gothic"/>
+        </w:rPr>
+        <w:t xml:space="preserve">같은 사람이 여러 번 답하는 것을 막지 않는다(이름·기기 정보를 받지 않는 대신). 그래서 사람 수로만 적고, %는 응답이 30명을 넘을 때만 쓴다. 한 강의실의 답으로 결론을 크게 내리지 않는다.</w:t>
+      </w:r>
+    </w:p>
+    <w:p>
+      <w:pPr>
+        <w:pStyle w:val="ListParagraph"/>
+        <w:numPr>
+          <w:ilvl w:val="0"/>
+          <w:numId w:val="2"/>
+        </w:numPr>
+        <w:spacing w:after="60" w:line="300"/>
+      </w:pPr>
+      <w:r>
+        <w:rPr>
+          <w:rFonts w:ascii="Malgun Gothic" w:cs="Malgun Gothic" w:eastAsia="Malgun Gothic" w:hAnsi="Malgun Gothic"/>
+          <w:b/>
+          <w:bCs/>
+        </w:rPr>
+        <w:t xml:space="preserve">지금까지(정식 조사 아님): </w:t>
+      </w:r>
+      <w:r>
+        <w:rPr>
+          <w:rFonts w:ascii="Malgun Gothic" w:cs="Malgun Gothic" w:eastAsia="Malgun Gothic" w:hAnsi="Malgun Gothic"/>
+        </w:rPr>
+        <w:t xml:space="preserve">타겟 사용자 1명이 디자인 시안 12장 중 통장 구성을 골랐고("알바비는 직관적인 게 중요"), 팀원 의견으로 게임의 "근무 중에만" 조건을 풀었다(10월 25일). 링크 설문은 10월 23일에 공개했고, 10월 27일 오전 기준 응답 __명이다(발표 당일 결과 페이지에서 확인해 적는다. 0명이면 0명으로).</w:t>
+      </w:r>
+    </w:p>
+    <w:p>
+      <w:pPr>
+        <w:pStyle w:val="ListParagraph"/>
+        <w:numPr>
+          <w:ilvl w:val="0"/>
+          <w:numId w:val="2"/>
+        </w:numPr>
+        <w:spacing w:after="60" w:line="300"/>
+      </w:pPr>
+      <w:r>
+        <w:rPr>
+          <w:rFonts w:ascii="Malgun Gothic" w:cs="Malgun Gothic" w:eastAsia="Malgun Gothic" w:hAnsi="Malgun Gothic"/>
+          <w:b/>
+          <w:bCs/>
+        </w:rPr>
+        <w:t xml:space="preserve">왜 검증보다 개발이 먼저였나: </w:t>
+      </w:r>
+      <w:r>
+        <w:rPr>
+          <w:rFonts w:ascii="Malgun Gothic" w:cs="Malgun Gothic" w:eastAsia="Malgun Gothic" w:hAnsi="Malgun Gothic"/>
+        </w:rPr>
+        <w:t xml:space="preserve">링크로 배포되는 웹앱이라 만들어 보여 주는 것이 가장 싼 검증이었다. 9월에 경쟁 앱 네 개의 리뷰까지 읽고 빈자리를 확인한 뒤 10월 13일 정의서로 범위를 8개로 잘랐다. 설문에도 앱 캡처 3장을 넣고 "실제로 있다면 쓰겠나"를 묻는다.</w:t>
+      </w:r>
+    </w:p>
+    <w:p>
+      <w:pPr>
+        <w:pStyle w:val="Heading2"/>
+        <w:keepNext/>
+        <w:spacing w:after="140" w:before="280"/>
+      </w:pPr>
+      <w:r>
+        <w:rPr>
+          <w:rFonts w:ascii="Malgun Gothic" w:cs="Malgun Gothic" w:eastAsia="Malgun Gothic" w:hAnsi="Malgun Gothic"/>
+          <w:b/>
+          <w:bCs/>
+          <w:color w:val="2A3193"/>
+          <w:sz w:val="25"/>
+          <w:szCs w:val="25"/>
+        </w:rPr>
+        <w:t xml:space="preserve">5.3 개발 일정 간트 차트</w:t>
+      </w:r>
+    </w:p>
+    <w:p>
+      <w:pPr>
+        <w:keepNext/>
+        <w:spacing w:after="60" w:before="120"/>
+        <w:jc w:val="center"/>
+      </w:pPr>
+      <w:r>
+        <w:drawing>
+          <wp:inline distT="0" distB="0" distL="0" distR="0">
+            <wp:extent cx="5715000" cy="2333625"/>
+            <wp:effectExtent t="0" r="0" b="0" l="0"/>
+            <wp:docPr id="11" name=""/>
+            <wp:cNvGraphicFramePr>
+              <a:graphicFrameLocks xmlns:a="http://schemas.openxmlformats.org/drawingml/2006/main" noChangeAspect="1"/>
+            </wp:cNvGraphicFramePr>
+            <a:graphic xmlns:a="http://schemas.openxmlformats.org/drawingml/2006/main">
+              <a:graphicData uri="http://schemas.openxmlformats.org/drawingml/2006/picture">
+                <pic:pic xmlns:pic="http://schemas.openxmlformats.org/drawingml/2006/picture">
+                  <pic:nvPicPr>
+                    <pic:cNvPr id="0" name="" descr=""/>
+                    <pic:cNvPicPr>
+                      <a:picLocks noChangeAspect="1" noChangeArrowheads="1"/>
+                    </pic:cNvPicPr>
+                  </pic:nvPicPr>
+                  <pic:blipFill>
+                    <a:blip r:embed="rId17" cstate="none"/>
+                    <a:srcRect/>
+                    <a:stretch>
+                      <a:fillRect/>
+                    </a:stretch>
+                  </pic:blipFill>
+                  <pic:spPr bwMode="auto">
+                    <a:xfrm>
+                      <a:off x="0" y="0"/>
+                      <a:ext cx="5715000" cy="2333625"/>
+                    </a:xfrm>
+                    <a:prstGeom prst="rect">
+                      <a:avLst/>
+                    </a:prstGeom>
+                  </pic:spPr>
+                </pic:pic>
+              </a:graphicData>
+            </a:graphic>
+          </wp:inline>
+        </w:drawing>
+      </w:r>
+    </w:p>
+    <w:p>
+      <w:pPr>
+        <w:spacing w:after="240" w:before="60"/>
+        <w:jc w:val="center"/>
+      </w:pPr>
+      <w:r>
+        <w:rPr>
+          <w:rFonts w:ascii="Malgun Gothic" w:cs="Malgun Gothic" w:eastAsia="Malgun Gothic" w:hAnsi="Malgun Gothic"/>
+          <w:color w:val="5D636D"/>
+          <w:sz w:val="18"/>
+          <w:szCs w:val="18"/>
+        </w:rPr>
+        <w:t xml:space="preserve">그림 4. 10월 27일부터 12월 15일(화)까지 주 단위 일정. 빨간 마름모가 마일스톤</w:t>
+      </w:r>
+    </w:p>
+    <w:tbl>
+      <w:tblPr>
+        <w:tblW w:type="dxa" w:w="9026"/>
+        <w:tblBorders>
+          <w:top w:val="single" w:color="DCD9D0" w:sz="4"/>
+          <w:left w:val="single" w:color="DCD9D0" w:sz="4"/>
+          <w:bottom w:val="single" w:color="DCD9D0" w:sz="4"/>
+          <w:right w:val="single" w:color="DCD9D0" w:sz="4"/>
+          <w:insideH w:val="single" w:color="DCD9D0" w:sz="4"/>
+          <w:insideV w:val="single" w:color="DCD9D0" w:sz="4"/>
+        </w:tblBorders>
+        <w:tblLayout w:type="fixed"/>
+      </w:tblPr>
+      <w:tblGrid>
+        <w:gridCol w:w="3300"/>
+        <w:gridCol w:w="1700"/>
+        <w:gridCol w:w="2300"/>
+        <w:gridCol w:w="1726"/>
+      </w:tblGrid>
+      <w:tr>
+        <w:trPr>
+          <w:tblHeader/>
+        </w:trPr>
+        <w:tc>
+          <w:tcPr>
+            <w:tcW w:type="dxa" w:w="3300"/>
+            <w:shd w:fill="F4F3EF" w:color="auto" w:val="clear"/>
+            <w:tcMar>
+              <w:top w:type="dxa" w:w="60"/>
+              <w:left w:type="dxa" w:w="100"/>
+              <w:bottom w:type="dxa" w:w="60"/>
+              <w:right w:type="dxa" w:w="100"/>
+            </w:tcMar>
+            <w:vAlign w:val="center"/>
+          </w:tcPr>
+          <w:p>
+            <w:pPr>
+              <w:spacing w:after="40" w:line="280"/>
+            </w:pPr>
+            <w:r>
+              <w:rPr>
+                <w:rFonts w:ascii="Malgun Gothic" w:cs="Malgun Gothic" w:eastAsia="Malgun Gothic" w:hAnsi="Malgun Gothic"/>
+                <w:b/>
+                <w:bCs/>
+                <w:color w:val="5D636D"/>
+                <w:sz w:val="19"/>
+                <w:szCs w:val="19"/>
+              </w:rPr>
+              <w:t xml:space="preserve">작업</w:t>
+            </w:r>
+          </w:p>
+        </w:tc>
+        <w:tc>
+          <w:tcPr>
+            <w:tcW w:type="dxa" w:w="1700"/>
+            <w:shd w:fill="F4F3EF" w:color="auto" w:val="clear"/>
+            <w:tcMar>
+              <w:top w:type="dxa" w:w="60"/>
+              <w:left w:type="dxa" w:w="100"/>
+              <w:bottom w:type="dxa" w:w="60"/>
+              <w:right w:type="dxa" w:w="100"/>
+            </w:tcMar>
+            <w:vAlign w:val="center"/>
+          </w:tcPr>
+          <w:p>
+            <w:pPr>
+              <w:spacing w:after="40" w:line="280"/>
+            </w:pPr>
+            <w:r>
+              <w:rPr>
+                <w:rFonts w:ascii="Malgun Gothic" w:cs="Malgun Gothic" w:eastAsia="Malgun Gothic" w:hAnsi="Malgun Gothic"/>
+                <w:b/>
+                <w:bCs/>
+                <w:color w:val="5D636D"/>
+                <w:sz w:val="19"/>
+                <w:szCs w:val="19"/>
+              </w:rPr>
+              <w:t xml:space="preserve">기간</w:t>
+            </w:r>
+          </w:p>
+        </w:tc>
+        <w:tc>
+          <w:tcPr>
+            <w:tcW w:type="dxa" w:w="2300"/>
+            <w:shd w:fill="F4F3EF" w:color="auto" w:val="clear"/>
+            <w:tcMar>
+              <w:top w:type="dxa" w:w="60"/>
+              <w:left w:type="dxa" w:w="100"/>
+              <w:bottom w:type="dxa" w:w="60"/>
+              <w:right w:type="dxa" w:w="100"/>
+            </w:tcMar>
+            <w:vAlign w:val="center"/>
+          </w:tcPr>
+          <w:p>
+            <w:pPr>
+              <w:spacing w:after="40" w:line="280"/>
+            </w:pPr>
+            <w:r>
+              <w:rPr>
+                <w:rFonts w:ascii="Malgun Gothic" w:cs="Malgun Gothic" w:eastAsia="Malgun Gothic" w:hAnsi="Malgun Gothic"/>
+                <w:b/>
+                <w:bCs/>
+                <w:color w:val="5D636D"/>
+                <w:sz w:val="19"/>
+                <w:szCs w:val="19"/>
+              </w:rPr>
+              <w:t xml:space="preserve">담당</w:t>
+            </w:r>
+          </w:p>
+        </w:tc>
+        <w:tc>
+          <w:tcPr>
+            <w:tcW w:type="dxa" w:w="1726"/>
+            <w:shd w:fill="F4F3EF" w:color="auto" w:val="clear"/>
+            <w:tcMar>
+              <w:top w:type="dxa" w:w="60"/>
+              <w:left w:type="dxa" w:w="100"/>
+              <w:bottom w:type="dxa" w:w="60"/>
+              <w:right w:type="dxa" w:w="100"/>
+            </w:tcMar>
+            <w:vAlign w:val="center"/>
+          </w:tcPr>
+          <w:p>
+            <w:pPr>
+              <w:spacing w:after="40" w:line="280"/>
+            </w:pPr>
+            <w:r>
+              <w:rPr>
+                <w:rFonts w:ascii="Malgun Gothic" w:cs="Malgun Gothic" w:eastAsia="Malgun Gothic" w:hAnsi="Malgun Gothic"/>
+                <w:b/>
+                <w:bCs/>
+                <w:color w:val="5D636D"/>
+                <w:sz w:val="19"/>
+                <w:szCs w:val="19"/>
+              </w:rPr>
+              <w:t xml:space="preserve">마일스톤</w:t>
             </w:r>
           </w:p>
         </w:tc>
@@ -6470,34 +10840,694 @@
       <w:tr>
         <w:tc>
           <w:tcPr>
-            <w:tcW w:type="dxa" w:w="3600"/>
-            <w:tcMar>
-              <w:top w:type="dxa" w:w="60"/>
-              <w:left w:type="dxa" w:w="100"/>
-              <w:bottom w:type="dxa" w:w="60"/>
-              <w:right w:type="dxa" w:w="100"/>
-            </w:tcMar>
-            <w:vAlign w:val="center"/>
-          </w:tcPr>
-          <w:p>
-            <w:pPr>
-              <w:spacing w:after="40" w:line="280"/>
-            </w:pPr>
-            <w:r>
-              <w:rPr>
-                <w:rFonts w:ascii="Malgun Gothic" w:cs="Malgun Gothic" w:eastAsia="Malgun Gothic" w:hAnsi="Malgun Gothic"/>
-                <w:b w:val="false"/>
-                <w:bCs w:val="false"/>
-                <w:sz w:val="19"/>
-                <w:szCs w:val="19"/>
-              </w:rPr>
-              <w:t xml:space="preserve">6. 최종 보고서·발표 준비</w:t>
-            </w:r>
-          </w:p>
-        </w:tc>
-        <w:tc>
-          <w:tcPr>
-            <w:tcW w:type="dxa" w:w="2600"/>
+            <w:tcW w:type="dxa" w:w="3300"/>
+            <w:tcMar>
+              <w:top w:type="dxa" w:w="60"/>
+              <w:left w:type="dxa" w:w="100"/>
+              <w:bottom w:type="dxa" w:w="60"/>
+              <w:right w:type="dxa" w:w="100"/>
+            </w:tcMar>
+            <w:vAlign w:val="center"/>
+          </w:tcPr>
+          <w:p>
+            <w:pPr>
+              <w:spacing w:after="40" w:line="280"/>
+            </w:pPr>
+            <w:r>
+              <w:rPr>
+                <w:rFonts w:ascii="Malgun Gothic" w:cs="Malgun Gothic" w:eastAsia="Malgun Gothic" w:hAnsi="Malgun Gothic"/>
+                <w:b w:val="false"/>
+                <w:bCs w:val="false"/>
+                <w:sz w:val="19"/>
+                <w:szCs w:val="19"/>
+              </w:rPr>
+              <w:t xml:space="preserve">1. 설문 30명 수집·집계</w:t>
+            </w:r>
+          </w:p>
+        </w:tc>
+        <w:tc>
+          <w:tcPr>
+            <w:tcW w:type="dxa" w:w="1700"/>
+            <w:tcMar>
+              <w:top w:type="dxa" w:w="60"/>
+              <w:left w:type="dxa" w:w="100"/>
+              <w:bottom w:type="dxa" w:w="60"/>
+              <w:right w:type="dxa" w:w="100"/>
+            </w:tcMar>
+            <w:vAlign w:val="center"/>
+          </w:tcPr>
+          <w:p>
+            <w:pPr>
+              <w:spacing w:after="40" w:line="280"/>
+            </w:pPr>
+            <w:r>
+              <w:rPr>
+                <w:rFonts w:ascii="Malgun Gothic" w:cs="Malgun Gothic" w:eastAsia="Malgun Gothic" w:hAnsi="Malgun Gothic"/>
+                <w:b w:val="false"/>
+                <w:bCs w:val="false"/>
+                <w:sz w:val="19"/>
+                <w:szCs w:val="19"/>
+              </w:rPr>
+              <w:t xml:space="preserve">10/27 ~ 11/16</w:t>
+            </w:r>
+          </w:p>
+        </w:tc>
+        <w:tc>
+          <w:tcPr>
+            <w:tcW w:type="dxa" w:w="2300"/>
+            <w:tcMar>
+              <w:top w:type="dxa" w:w="60"/>
+              <w:left w:type="dxa" w:w="100"/>
+              <w:bottom w:type="dxa" w:w="60"/>
+              <w:right w:type="dxa" w:w="100"/>
+            </w:tcMar>
+            <w:vAlign w:val="center"/>
+          </w:tcPr>
+          <w:p>
+            <w:pPr>
+              <w:spacing w:after="40" w:line="280"/>
+            </w:pPr>
+            <w:r>
+              <w:rPr>
+                <w:rFonts w:ascii="Malgun Gothic" w:cs="Malgun Gothic" w:eastAsia="Malgun Gothic" w:hAnsi="Malgun Gothic"/>
+                <w:b w:val="false"/>
+                <w:bCs w:val="false"/>
+                <w:sz w:val="19"/>
+                <w:szCs w:val="19"/>
+              </w:rPr>
+              <w:t xml:space="preserve">손유호</w:t>
+            </w:r>
+          </w:p>
+        </w:tc>
+        <w:tc>
+          <w:tcPr>
+            <w:tcW w:type="dxa" w:w="1726"/>
+            <w:tcMar>
+              <w:top w:type="dxa" w:w="60"/>
+              <w:left w:type="dxa" w:w="100"/>
+              <w:bottom w:type="dxa" w:w="60"/>
+              <w:right w:type="dxa" w:w="100"/>
+            </w:tcMar>
+            <w:vAlign w:val="center"/>
+          </w:tcPr>
+          <w:p>
+            <w:pPr>
+              <w:spacing w:after="40" w:line="280"/>
+            </w:pPr>
+            <w:r>
+              <w:rPr>
+                <w:rFonts w:ascii="Malgun Gothic" w:cs="Malgun Gothic" w:eastAsia="Malgun Gothic" w:hAnsi="Malgun Gothic"/>
+                <w:b w:val="false"/>
+                <w:bCs w:val="false"/>
+                <w:sz w:val="19"/>
+                <w:szCs w:val="19"/>
+              </w:rPr>
+              <w:t xml:space="preserve">11/9 설문 1차 집계</w:t>
+            </w:r>
+          </w:p>
+        </w:tc>
+      </w:tr>
+      <w:tr>
+        <w:tc>
+          <w:tcPr>
+            <w:tcW w:type="dxa" w:w="3300"/>
+            <w:tcMar>
+              <w:top w:type="dxa" w:w="60"/>
+              <w:left w:type="dxa" w:w="100"/>
+              <w:bottom w:type="dxa" w:w="60"/>
+              <w:right w:type="dxa" w:w="100"/>
+            </w:tcMar>
+            <w:vAlign w:val="center"/>
+          </w:tcPr>
+          <w:p>
+            <w:pPr>
+              <w:spacing w:after="40" w:line="280"/>
+            </w:pPr>
+            <w:r>
+              <w:rPr>
+                <w:rFonts w:ascii="Malgun Gothic" w:cs="Malgun Gothic" w:eastAsia="Malgun Gothic" w:hAnsi="Malgun Gothic"/>
+                <w:b w:val="false"/>
+                <w:bCs w:val="false"/>
+                <w:sz w:val="19"/>
+                <w:szCs w:val="19"/>
+              </w:rPr>
+              <w:t xml:space="preserve">2. 직접 인터뷰 5명</w:t>
+            </w:r>
+          </w:p>
+        </w:tc>
+        <w:tc>
+          <w:tcPr>
+            <w:tcW w:type="dxa" w:w="1700"/>
+            <w:tcMar>
+              <w:top w:type="dxa" w:w="60"/>
+              <w:left w:type="dxa" w:w="100"/>
+              <w:bottom w:type="dxa" w:w="60"/>
+              <w:right w:type="dxa" w:w="100"/>
+            </w:tcMar>
+            <w:vAlign w:val="center"/>
+          </w:tcPr>
+          <w:p>
+            <w:pPr>
+              <w:spacing w:after="40" w:line="280"/>
+            </w:pPr>
+            <w:r>
+              <w:rPr>
+                <w:rFonts w:ascii="Malgun Gothic" w:cs="Malgun Gothic" w:eastAsia="Malgun Gothic" w:hAnsi="Malgun Gothic"/>
+                <w:b w:val="false"/>
+                <w:bCs w:val="false"/>
+                <w:sz w:val="19"/>
+                <w:szCs w:val="19"/>
+              </w:rPr>
+              <w:t xml:space="preserve">11/3 ~ 11/9</w:t>
+            </w:r>
+          </w:p>
+        </w:tc>
+        <w:tc>
+          <w:tcPr>
+            <w:tcW w:type="dxa" w:w="2300"/>
+            <w:tcMar>
+              <w:top w:type="dxa" w:w="60"/>
+              <w:left w:type="dxa" w:w="100"/>
+              <w:bottom w:type="dxa" w:w="60"/>
+              <w:right w:type="dxa" w:w="100"/>
+            </w:tcMar>
+            <w:vAlign w:val="center"/>
+          </w:tcPr>
+          <w:p>
+            <w:pPr>
+              <w:spacing w:after="40" w:line="280"/>
+            </w:pPr>
+            <w:r>
+              <w:rPr>
+                <w:rFonts w:ascii="Malgun Gothic" w:cs="Malgun Gothic" w:eastAsia="Malgun Gothic" w:hAnsi="Malgun Gothic"/>
+                <w:b w:val="false"/>
+                <w:bCs w:val="false"/>
+                <w:sz w:val="19"/>
+                <w:szCs w:val="19"/>
+              </w:rPr>
+              <w:t xml:space="preserve">박명진</w:t>
+            </w:r>
+          </w:p>
+        </w:tc>
+        <w:tc>
+          <w:tcPr>
+            <w:tcW w:type="dxa" w:w="1726"/>
+            <w:tcMar>
+              <w:top w:type="dxa" w:w="60"/>
+              <w:left w:type="dxa" w:w="100"/>
+              <w:bottom w:type="dxa" w:w="60"/>
+              <w:right w:type="dxa" w:w="100"/>
+            </w:tcMar>
+            <w:vAlign w:val="center"/>
+          </w:tcPr>
+          <w:p>
+            <w:pPr>
+              <w:spacing w:after="40" w:line="280"/>
+            </w:pPr>
+            <w:r>
+              <w:rPr>
+                <w:rFonts w:ascii="Malgun Gothic" w:cs="Malgun Gothic" w:eastAsia="Malgun Gothic" w:hAnsi="Malgun Gothic"/>
+                <w:b w:val="false"/>
+                <w:bCs w:val="false"/>
+                <w:sz w:val="19"/>
+                <w:szCs w:val="19"/>
+              </w:rPr>
+              <w:t xml:space="preserve">11/9 인터뷰 기록 5건</w:t>
+            </w:r>
+          </w:p>
+        </w:tc>
+      </w:tr>
+      <w:tr>
+        <w:tc>
+          <w:tcPr>
+            <w:tcW w:type="dxa" w:w="3300"/>
+            <w:tcMar>
+              <w:top w:type="dxa" w:w="60"/>
+              <w:left w:type="dxa" w:w="100"/>
+              <w:bottom w:type="dxa" w:w="60"/>
+              <w:right w:type="dxa" w:w="100"/>
+            </w:tcMar>
+            <w:vAlign w:val="center"/>
+          </w:tcPr>
+          <w:p>
+            <w:pPr>
+              <w:spacing w:after="40" w:line="280"/>
+            </w:pPr>
+            <w:r>
+              <w:rPr>
+                <w:rFonts w:ascii="Malgun Gothic" w:cs="Malgun Gothic" w:eastAsia="Malgun Gothic" w:hAnsi="Malgun Gothic"/>
+                <w:b w:val="false"/>
+                <w:bCs w:val="false"/>
+                <w:sz w:val="19"/>
+                <w:szCs w:val="19"/>
+              </w:rPr>
+              <w:t xml:space="preserve">3. 피드백 반영 1차 (문구·화면)</w:t>
+            </w:r>
+          </w:p>
+        </w:tc>
+        <w:tc>
+          <w:tcPr>
+            <w:tcW w:type="dxa" w:w="1700"/>
+            <w:tcMar>
+              <w:top w:type="dxa" w:w="60"/>
+              <w:left w:type="dxa" w:w="100"/>
+              <w:bottom w:type="dxa" w:w="60"/>
+              <w:right w:type="dxa" w:w="100"/>
+            </w:tcMar>
+            <w:vAlign w:val="center"/>
+          </w:tcPr>
+          <w:p>
+            <w:pPr>
+              <w:spacing w:after="40" w:line="280"/>
+            </w:pPr>
+            <w:r>
+              <w:rPr>
+                <w:rFonts w:ascii="Malgun Gothic" w:cs="Malgun Gothic" w:eastAsia="Malgun Gothic" w:hAnsi="Malgun Gothic"/>
+                <w:b w:val="false"/>
+                <w:bCs w:val="false"/>
+                <w:sz w:val="19"/>
+                <w:szCs w:val="19"/>
+              </w:rPr>
+              <w:t xml:space="preserve">11/10 ~ 11/23</w:t>
+            </w:r>
+          </w:p>
+        </w:tc>
+        <w:tc>
+          <w:tcPr>
+            <w:tcW w:type="dxa" w:w="2300"/>
+            <w:tcMar>
+              <w:top w:type="dxa" w:w="60"/>
+              <w:left w:type="dxa" w:w="100"/>
+              <w:bottom w:type="dxa" w:w="60"/>
+              <w:right w:type="dxa" w:w="100"/>
+            </w:tcMar>
+            <w:vAlign w:val="center"/>
+          </w:tcPr>
+          <w:p>
+            <w:pPr>
+              <w:spacing w:after="40" w:line="280"/>
+            </w:pPr>
+            <w:r>
+              <w:rPr>
+                <w:rFonts w:ascii="Malgun Gothic" w:cs="Malgun Gothic" w:eastAsia="Malgun Gothic" w:hAnsi="Malgun Gothic"/>
+                <w:b w:val="false"/>
+                <w:bCs w:val="false"/>
+                <w:sz w:val="19"/>
+                <w:szCs w:val="19"/>
+              </w:rPr>
+              <w:t xml:space="preserve">이지훈</w:t>
+            </w:r>
+          </w:p>
+        </w:tc>
+        <w:tc>
+          <w:tcPr>
+            <w:tcW w:type="dxa" w:w="1726"/>
+            <w:tcMar>
+              <w:top w:type="dxa" w:w="60"/>
+              <w:left w:type="dxa" w:w="100"/>
+              <w:bottom w:type="dxa" w:w="60"/>
+              <w:right w:type="dxa" w:w="100"/>
+            </w:tcMar>
+            <w:vAlign w:val="center"/>
+          </w:tcPr>
+          <w:p>
+            <w:pPr>
+              <w:spacing w:after="40" w:line="280"/>
+            </w:pPr>
+            <w:r>
+              <w:rPr>
+                <w:rFonts w:ascii="Malgun Gothic" w:cs="Malgun Gothic" w:eastAsia="Malgun Gothic" w:hAnsi="Malgun Gothic"/>
+                <w:b w:val="false"/>
+                <w:bCs w:val="false"/>
+                <w:sz w:val="19"/>
+                <w:szCs w:val="19"/>
+              </w:rPr>
+              <w:t xml:space="preserve">11/23 반영 배포</w:t>
+            </w:r>
+          </w:p>
+        </w:tc>
+      </w:tr>
+      <w:tr>
+        <w:tc>
+          <w:tcPr>
+            <w:tcW w:type="dxa" w:w="3300"/>
+            <w:tcMar>
+              <w:top w:type="dxa" w:w="60"/>
+              <w:left w:type="dxa" w:w="100"/>
+              <w:bottom w:type="dxa" w:w="60"/>
+              <w:right w:type="dxa" w:w="100"/>
+            </w:tcMar>
+            <w:vAlign w:val="center"/>
+          </w:tcPr>
+          <w:p>
+            <w:pPr>
+              <w:spacing w:after="40" w:line="280"/>
+            </w:pPr>
+            <w:r>
+              <w:rPr>
+                <w:rFonts w:ascii="Malgun Gothic" w:cs="Malgun Gothic" w:eastAsia="Malgun Gothic" w:hAnsi="Malgun Gothic"/>
+                <w:b w:val="false"/>
+                <w:bCs w:val="false"/>
+                <w:sz w:val="19"/>
+                <w:szCs w:val="19"/>
+              </w:rPr>
+              <w:t xml:space="preserve">4. 실제 폰 검증 (아이폰·갤럭시)</w:t>
+            </w:r>
+          </w:p>
+        </w:tc>
+        <w:tc>
+          <w:tcPr>
+            <w:tcW w:type="dxa" w:w="1700"/>
+            <w:tcMar>
+              <w:top w:type="dxa" w:w="60"/>
+              <w:left w:type="dxa" w:w="100"/>
+              <w:bottom w:type="dxa" w:w="60"/>
+              <w:right w:type="dxa" w:w="100"/>
+            </w:tcMar>
+            <w:vAlign w:val="center"/>
+          </w:tcPr>
+          <w:p>
+            <w:pPr>
+              <w:spacing w:after="40" w:line="280"/>
+            </w:pPr>
+            <w:r>
+              <w:rPr>
+                <w:rFonts w:ascii="Malgun Gothic" w:cs="Malgun Gothic" w:eastAsia="Malgun Gothic" w:hAnsi="Malgun Gothic"/>
+                <w:b w:val="false"/>
+                <w:bCs w:val="false"/>
+                <w:sz w:val="19"/>
+                <w:szCs w:val="19"/>
+              </w:rPr>
+              <w:t xml:space="preserve">11/10 ~ 11/30</w:t>
+            </w:r>
+          </w:p>
+        </w:tc>
+        <w:tc>
+          <w:tcPr>
+            <w:tcW w:type="dxa" w:w="2300"/>
+            <w:tcMar>
+              <w:top w:type="dxa" w:w="60"/>
+              <w:left w:type="dxa" w:w="100"/>
+              <w:bottom w:type="dxa" w:w="60"/>
+              <w:right w:type="dxa" w:w="100"/>
+            </w:tcMar>
+            <w:vAlign w:val="center"/>
+          </w:tcPr>
+          <w:p>
+            <w:pPr>
+              <w:spacing w:after="40" w:line="280"/>
+            </w:pPr>
+            <w:r>
+              <w:rPr>
+                <w:rFonts w:ascii="Malgun Gothic" w:cs="Malgun Gothic" w:eastAsia="Malgun Gothic" w:hAnsi="Malgun Gothic"/>
+                <w:b w:val="false"/>
+                <w:bCs w:val="false"/>
+                <w:sz w:val="19"/>
+                <w:szCs w:val="19"/>
+              </w:rPr>
+              <w:t xml:space="preserve">이지훈(아이폰) · 박명진(갤럭시 주관)</w:t>
+            </w:r>
+          </w:p>
+        </w:tc>
+        <w:tc>
+          <w:tcPr>
+            <w:tcW w:type="dxa" w:w="1726"/>
+            <w:tcMar>
+              <w:top w:type="dxa" w:w="60"/>
+              <w:left w:type="dxa" w:w="100"/>
+              <w:bottom w:type="dxa" w:w="60"/>
+              <w:right w:type="dxa" w:w="100"/>
+            </w:tcMar>
+            <w:vAlign w:val="center"/>
+          </w:tcPr>
+          <w:p>
+            <w:pPr>
+              <w:spacing w:after="40" w:line="280"/>
+            </w:pPr>
+            <w:r>
+              <w:rPr>
+                <w:rFonts w:ascii="Malgun Gothic" w:cs="Malgun Gothic" w:eastAsia="Malgun Gothic" w:hAnsi="Malgun Gothic"/>
+                <w:b w:val="false"/>
+                <w:bCs w:val="false"/>
+                <w:sz w:val="19"/>
+                <w:szCs w:val="19"/>
+              </w:rPr>
+              <w:t xml:space="preserve">11/30 검증 현황 표 채움</w:t>
+            </w:r>
+          </w:p>
+        </w:tc>
+      </w:tr>
+      <w:tr>
+        <w:tc>
+          <w:tcPr>
+            <w:tcW w:type="dxa" w:w="3300"/>
+            <w:tcMar>
+              <w:top w:type="dxa" w:w="60"/>
+              <w:left w:type="dxa" w:w="100"/>
+              <w:bottom w:type="dxa" w:w="60"/>
+              <w:right w:type="dxa" w:w="100"/>
+            </w:tcMar>
+            <w:vAlign w:val="center"/>
+          </w:tcPr>
+          <w:p>
+            <w:pPr>
+              <w:spacing w:after="40" w:line="280"/>
+            </w:pPr>
+            <w:r>
+              <w:rPr>
+                <w:rFonts w:ascii="Malgun Gothic" w:cs="Malgun Gothic" w:eastAsia="Malgun Gothic" w:hAnsi="Malgun Gothic"/>
+                <w:b w:val="false"/>
+                <w:bCs w:val="false"/>
+                <w:sz w:val="19"/>
+                <w:szCs w:val="19"/>
+              </w:rPr>
+              <w:t xml:space="preserve">5. 기록 등록 보강 (내용으로 번호 다시 계산)</w:t>
+            </w:r>
+          </w:p>
+        </w:tc>
+        <w:tc>
+          <w:tcPr>
+            <w:tcW w:type="dxa" w:w="1700"/>
+            <w:tcMar>
+              <w:top w:type="dxa" w:w="60"/>
+              <w:left w:type="dxa" w:w="100"/>
+              <w:bottom w:type="dxa" w:w="60"/>
+              <w:right w:type="dxa" w:w="100"/>
+            </w:tcMar>
+            <w:vAlign w:val="center"/>
+          </w:tcPr>
+          <w:p>
+            <w:pPr>
+              <w:spacing w:after="40" w:line="280"/>
+            </w:pPr>
+            <w:r>
+              <w:rPr>
+                <w:rFonts w:ascii="Malgun Gothic" w:cs="Malgun Gothic" w:eastAsia="Malgun Gothic" w:hAnsi="Malgun Gothic"/>
+                <w:b w:val="false"/>
+                <w:bCs w:val="false"/>
+                <w:sz w:val="19"/>
+                <w:szCs w:val="19"/>
+              </w:rPr>
+              <w:t xml:space="preserve">11/17 ~ 12/7</w:t>
+            </w:r>
+          </w:p>
+        </w:tc>
+        <w:tc>
+          <w:tcPr>
+            <w:tcW w:type="dxa" w:w="2300"/>
+            <w:tcMar>
+              <w:top w:type="dxa" w:w="60"/>
+              <w:left w:type="dxa" w:w="100"/>
+              <w:bottom w:type="dxa" w:w="60"/>
+              <w:right w:type="dxa" w:w="100"/>
+            </w:tcMar>
+            <w:vAlign w:val="center"/>
+          </w:tcPr>
+          <w:p>
+            <w:pPr>
+              <w:spacing w:after="40" w:line="280"/>
+            </w:pPr>
+            <w:r>
+              <w:rPr>
+                <w:rFonts w:ascii="Malgun Gothic" w:cs="Malgun Gothic" w:eastAsia="Malgun Gothic" w:hAnsi="Malgun Gothic"/>
+                <w:b w:val="false"/>
+                <w:bCs w:val="false"/>
+                <w:sz w:val="19"/>
+                <w:szCs w:val="19"/>
+              </w:rPr>
+              <w:t xml:space="preserve">이지훈</w:t>
+            </w:r>
+          </w:p>
+        </w:tc>
+        <w:tc>
+          <w:tcPr>
+            <w:tcW w:type="dxa" w:w="1726"/>
+            <w:tcMar>
+              <w:top w:type="dxa" w:w="60"/>
+              <w:left w:type="dxa" w:w="100"/>
+              <w:bottom w:type="dxa" w:w="60"/>
+              <w:right w:type="dxa" w:w="100"/>
+            </w:tcMar>
+            <w:vAlign w:val="center"/>
+          </w:tcPr>
+          <w:p>
+            <w:pPr>
+              <w:spacing w:after="40" w:line="280"/>
+            </w:pPr>
+            <w:r>
+              <w:rPr>
+                <w:rFonts w:ascii="Malgun Gothic" w:cs="Malgun Gothic" w:eastAsia="Malgun Gothic" w:hAnsi="Malgun Gothic"/>
+                <w:b w:val="false"/>
+                <w:bCs w:val="false"/>
+                <w:sz w:val="19"/>
+                <w:szCs w:val="19"/>
+              </w:rPr>
+              <w:t xml:space="preserve">12/7 보강 배포, 기능 동결</w:t>
+            </w:r>
+          </w:p>
+        </w:tc>
+      </w:tr>
+      <w:tr>
+        <w:tc>
+          <w:tcPr>
+            <w:tcW w:type="dxa" w:w="3300"/>
+            <w:tcMar>
+              <w:top w:type="dxa" w:w="60"/>
+              <w:left w:type="dxa" w:w="100"/>
+              <w:bottom w:type="dxa" w:w="60"/>
+              <w:right w:type="dxa" w:w="100"/>
+            </w:tcMar>
+            <w:vAlign w:val="center"/>
+          </w:tcPr>
+          <w:p>
+            <w:pPr>
+              <w:spacing w:after="40" w:line="280"/>
+            </w:pPr>
+            <w:r>
+              <w:rPr>
+                <w:rFonts w:ascii="Malgun Gothic" w:cs="Malgun Gothic" w:eastAsia="Malgun Gothic" w:hAnsi="Malgun Gothic"/>
+                <w:b w:val="false"/>
+                <w:bCs w:val="false"/>
+                <w:sz w:val="19"/>
+                <w:szCs w:val="19"/>
+              </w:rPr>
+              <w:t xml:space="preserve">6. 광고 실험 또는 새 게임</w:t>
+            </w:r>
+          </w:p>
+        </w:tc>
+        <w:tc>
+          <w:tcPr>
+            <w:tcW w:type="dxa" w:w="1700"/>
+            <w:tcMar>
+              <w:top w:type="dxa" w:w="60"/>
+              <w:left w:type="dxa" w:w="100"/>
+              <w:bottom w:type="dxa" w:w="60"/>
+              <w:right w:type="dxa" w:w="100"/>
+            </w:tcMar>
+            <w:vAlign w:val="center"/>
+          </w:tcPr>
+          <w:p>
+            <w:pPr>
+              <w:spacing w:after="40" w:line="280"/>
+            </w:pPr>
+            <w:r>
+              <w:rPr>
+                <w:rFonts w:ascii="Malgun Gothic" w:cs="Malgun Gothic" w:eastAsia="Malgun Gothic" w:hAnsi="Malgun Gothic"/>
+                <w:b w:val="false"/>
+                <w:bCs w:val="false"/>
+                <w:sz w:val="19"/>
+                <w:szCs w:val="19"/>
+              </w:rPr>
+              <w:t xml:space="preserve">11/24 ~ 12/7</w:t>
+            </w:r>
+          </w:p>
+        </w:tc>
+        <w:tc>
+          <w:tcPr>
+            <w:tcW w:type="dxa" w:w="2300"/>
+            <w:tcMar>
+              <w:top w:type="dxa" w:w="60"/>
+              <w:left w:type="dxa" w:w="100"/>
+              <w:bottom w:type="dxa" w:w="60"/>
+              <w:right w:type="dxa" w:w="100"/>
+            </w:tcMar>
+            <w:vAlign w:val="center"/>
+          </w:tcPr>
+          <w:p>
+            <w:pPr>
+              <w:spacing w:after="40" w:line="280"/>
+            </w:pPr>
+            <w:r>
+              <w:rPr>
+                <w:rFonts w:ascii="Malgun Gothic" w:cs="Malgun Gothic" w:eastAsia="Malgun Gothic" w:hAnsi="Malgun Gothic"/>
+                <w:b w:val="false"/>
+                <w:bCs w:val="false"/>
+                <w:sz w:val="19"/>
+                <w:szCs w:val="19"/>
+              </w:rPr>
+              <w:t xml:space="preserve">손유호(승인 신청) · 이지훈(코드)</w:t>
+            </w:r>
+          </w:p>
+        </w:tc>
+        <w:tc>
+          <w:tcPr>
+            <w:tcW w:type="dxa" w:w="1726"/>
+            <w:tcMar>
+              <w:top w:type="dxa" w:w="60"/>
+              <w:left w:type="dxa" w:w="100"/>
+              <w:bottom w:type="dxa" w:w="60"/>
+              <w:right w:type="dxa" w:w="100"/>
+            </w:tcMar>
+            <w:vAlign w:val="center"/>
+          </w:tcPr>
+          <w:p>
+            <w:pPr>
+              <w:spacing w:after="40" w:line="280"/>
+            </w:pPr>
+            <w:r>
+              <w:rPr>
+                <w:rFonts w:ascii="Malgun Gothic" w:cs="Malgun Gothic" w:eastAsia="Malgun Gothic" w:hAnsi="Malgun Gothic"/>
+                <w:b w:val="false"/>
+                <w:bCs w:val="false"/>
+                <w:sz w:val="19"/>
+                <w:szCs w:val="19"/>
+              </w:rPr>
+              <w:t xml:space="preserve">11/23 설문 결과로 결정</w:t>
+            </w:r>
+          </w:p>
+        </w:tc>
+      </w:tr>
+      <w:tr>
+        <w:tc>
+          <w:tcPr>
+            <w:tcW w:type="dxa" w:w="3300"/>
+            <w:tcMar>
+              <w:top w:type="dxa" w:w="60"/>
+              <w:left w:type="dxa" w:w="100"/>
+              <w:bottom w:type="dxa" w:w="60"/>
+              <w:right w:type="dxa" w:w="100"/>
+            </w:tcMar>
+            <w:vAlign w:val="center"/>
+          </w:tcPr>
+          <w:p>
+            <w:pPr>
+              <w:spacing w:after="40" w:line="280"/>
+            </w:pPr>
+            <w:r>
+              <w:rPr>
+                <w:rFonts w:ascii="Malgun Gothic" w:cs="Malgun Gothic" w:eastAsia="Malgun Gothic" w:hAnsi="Malgun Gothic"/>
+                <w:b w:val="false"/>
+                <w:bCs w:val="false"/>
+                <w:sz w:val="19"/>
+                <w:szCs w:val="19"/>
+              </w:rPr>
+              <w:t xml:space="preserve">7. 최종 보고서·발표 준비</w:t>
+            </w:r>
+          </w:p>
+        </w:tc>
+        <w:tc>
+          <w:tcPr>
+            <w:tcW w:type="dxa" w:w="1700"/>
             <w:tcMar>
               <w:top w:type="dxa" w:w="60"/>
               <w:left w:type="dxa" w:w="100"/>
@@ -6524,7 +11554,7 @@
         </w:tc>
         <w:tc>
           <w:tcPr>
-            <w:tcW w:type="dxa" w:w="2826"/>
+            <w:tcW w:type="dxa" w:w="2300"/>
             <w:tcMar>
               <w:top w:type="dxa" w:w="60"/>
               <w:left w:type="dxa" w:w="100"/>
@@ -6546,6 +11576,484 @@
                 <w:szCs w:val="19"/>
               </w:rPr>
               <w:t xml:space="preserve">전원 (편집 박명진, 시장·수익 손유호)</w:t>
+            </w:r>
+          </w:p>
+        </w:tc>
+        <w:tc>
+          <w:tcPr>
+            <w:tcW w:type="dxa" w:w="1726"/>
+            <w:tcMar>
+              <w:top w:type="dxa" w:w="60"/>
+              <w:left w:type="dxa" w:w="100"/>
+              <w:bottom w:type="dxa" w:w="60"/>
+              <w:right w:type="dxa" w:w="100"/>
+            </w:tcMar>
+            <w:vAlign w:val="center"/>
+          </w:tcPr>
+          <w:p>
+            <w:pPr>
+              <w:spacing w:after="40" w:line="280"/>
+            </w:pPr>
+            <w:r>
+              <w:rPr>
+                <w:rFonts w:ascii="Malgun Gothic" w:cs="Malgun Gothic" w:eastAsia="Malgun Gothic" w:hAnsi="Malgun Gothic"/>
+                <w:b w:val="false"/>
+                <w:bCs w:val="false"/>
+                <w:sz w:val="19"/>
+                <w:szCs w:val="19"/>
+              </w:rPr>
+              <w:t xml:space="preserve">12/15 기말 발표</w:t>
+            </w:r>
+          </w:p>
+        </w:tc>
+      </w:tr>
+    </w:tbl>
+    <w:p>
+      <w:pPr>
+        <w:spacing w:after="120"/>
+      </w:pPr>
+    </w:p>
+    <w:p>
+      <w:pPr>
+        <w:spacing w:after="120" w:line="320"/>
+      </w:pPr>
+      <w:r>
+        <w:rPr>
+          <w:rFonts w:ascii="Malgun Gothic" w:cs="Malgun Gothic" w:eastAsia="Malgun Gothic" w:hAnsi="Malgun Gothic"/>
+        </w:rPr>
+        <w:t xml:space="preserve">중간 발표 10월 27일(화) → 기말 발표 12월 15일(화) 예정. 12월 7일 이후에는 코드를 바꾸지 않고 보고서와 발표를 준비한다.</w:t>
+      </w:r>
+    </w:p>
+    <w:p>
+      <w:pPr>
+        <w:pStyle w:val="Heading2"/>
+        <w:keepNext/>
+        <w:spacing w:after="140" w:before="280"/>
+      </w:pPr>
+      <w:r>
+        <w:rPr>
+          <w:rFonts w:ascii="Malgun Gothic" w:cs="Malgun Gothic" w:eastAsia="Malgun Gothic" w:hAnsi="Malgun Gothic"/>
+          <w:b/>
+          <w:bCs/>
+          <w:color w:val="2A3193"/>
+          <w:sz w:val="25"/>
+          <w:szCs w:val="25"/>
+        </w:rPr>
+        <w:t xml:space="preserve">5.4 위험과 대안</w:t>
+      </w:r>
+    </w:p>
+    <w:tbl>
+      <w:tblPr>
+        <w:tblW w:type="dxa" w:w="9026"/>
+        <w:tblBorders>
+          <w:top w:val="single" w:color="DCD9D0" w:sz="4"/>
+          <w:left w:val="single" w:color="DCD9D0" w:sz="4"/>
+          <w:bottom w:val="single" w:color="DCD9D0" w:sz="4"/>
+          <w:right w:val="single" w:color="DCD9D0" w:sz="4"/>
+          <w:insideH w:val="single" w:color="DCD9D0" w:sz="4"/>
+          <w:insideV w:val="single" w:color="DCD9D0" w:sz="4"/>
+        </w:tblBorders>
+        <w:tblLayout w:type="fixed"/>
+      </w:tblPr>
+      <w:tblGrid>
+        <w:gridCol w:w="4000"/>
+        <w:gridCol w:w="5026"/>
+      </w:tblGrid>
+      <w:tr>
+        <w:trPr>
+          <w:tblHeader/>
+        </w:trPr>
+        <w:tc>
+          <w:tcPr>
+            <w:tcW w:type="dxa" w:w="4000"/>
+            <w:shd w:fill="F4F3EF" w:color="auto" w:val="clear"/>
+            <w:tcMar>
+              <w:top w:type="dxa" w:w="60"/>
+              <w:left w:type="dxa" w:w="100"/>
+              <w:bottom w:type="dxa" w:w="60"/>
+              <w:right w:type="dxa" w:w="100"/>
+            </w:tcMar>
+            <w:vAlign w:val="center"/>
+          </w:tcPr>
+          <w:p>
+            <w:pPr>
+              <w:spacing w:after="40" w:line="280"/>
+            </w:pPr>
+            <w:r>
+              <w:rPr>
+                <w:rFonts w:ascii="Malgun Gothic" w:cs="Malgun Gothic" w:eastAsia="Malgun Gothic" w:hAnsi="Malgun Gothic"/>
+                <w:b/>
+                <w:bCs/>
+                <w:color w:val="5D636D"/>
+                <w:sz w:val="19"/>
+                <w:szCs w:val="19"/>
+              </w:rPr>
+              <w:t xml:space="preserve">위험</w:t>
+            </w:r>
+          </w:p>
+        </w:tc>
+        <w:tc>
+          <w:tcPr>
+            <w:tcW w:type="dxa" w:w="5026"/>
+            <w:shd w:fill="F4F3EF" w:color="auto" w:val="clear"/>
+            <w:tcMar>
+              <w:top w:type="dxa" w:w="60"/>
+              <w:left w:type="dxa" w:w="100"/>
+              <w:bottom w:type="dxa" w:w="60"/>
+              <w:right w:type="dxa" w:w="100"/>
+            </w:tcMar>
+            <w:vAlign w:val="center"/>
+          </w:tcPr>
+          <w:p>
+            <w:pPr>
+              <w:spacing w:after="40" w:line="280"/>
+            </w:pPr>
+            <w:r>
+              <w:rPr>
+                <w:rFonts w:ascii="Malgun Gothic" w:cs="Malgun Gothic" w:eastAsia="Malgun Gothic" w:hAnsi="Malgun Gothic"/>
+                <w:b/>
+                <w:bCs/>
+                <w:color w:val="5D636D"/>
+                <w:sz w:val="19"/>
+                <w:szCs w:val="19"/>
+              </w:rPr>
+              <w:t xml:space="preserve">대안</w:t>
+            </w:r>
+          </w:p>
+        </w:tc>
+      </w:tr>
+      <w:tr>
+        <w:tc>
+          <w:tcPr>
+            <w:tcW w:type="dxa" w:w="4000"/>
+            <w:tcMar>
+              <w:top w:type="dxa" w:w="60"/>
+              <w:left w:type="dxa" w:w="100"/>
+              <w:bottom w:type="dxa" w:w="60"/>
+              <w:right w:type="dxa" w:w="100"/>
+            </w:tcMar>
+            <w:vAlign w:val="center"/>
+          </w:tcPr>
+          <w:p>
+            <w:pPr>
+              <w:spacing w:after="40" w:line="280"/>
+            </w:pPr>
+            <w:r>
+              <w:rPr>
+                <w:rFonts w:ascii="Malgun Gothic" w:cs="Malgun Gothic" w:eastAsia="Malgun Gothic" w:hAnsi="Malgun Gothic"/>
+                <w:b w:val="false"/>
+                <w:bCs w:val="false"/>
+                <w:sz w:val="19"/>
+                <w:szCs w:val="19"/>
+              </w:rPr>
+              <w:t xml:space="preserve">무료 요금제 서버가 일주일 요청이 없으면 멈춘다</w:t>
+            </w:r>
+          </w:p>
+        </w:tc>
+        <w:tc>
+          <w:tcPr>
+            <w:tcW w:type="dxa" w:w="5026"/>
+            <w:tcMar>
+              <w:top w:type="dxa" w:w="60"/>
+              <w:left w:type="dxa" w:w="100"/>
+              <w:bottom w:type="dxa" w:w="60"/>
+              <w:right w:type="dxa" w:w="100"/>
+            </w:tcMar>
+            <w:vAlign w:val="center"/>
+          </w:tcPr>
+          <w:p>
+            <w:pPr>
+              <w:spacing w:after="40" w:line="280"/>
+            </w:pPr>
+            <w:r>
+              <w:rPr>
+                <w:rFonts w:ascii="Malgun Gothic" w:cs="Malgun Gothic" w:eastAsia="Malgun Gothic" w:hAnsi="Malgun Gothic"/>
+                <w:b w:val="false"/>
+                <w:bCs w:val="false"/>
+                <w:sz w:val="19"/>
+                <w:szCs w:val="19"/>
+              </w:rPr>
+              <w:t xml:space="preserve">발표·시연 전날 대시보드에서 상태를 확인하고(잠들었으면 Restore) 앱에서 기록 하나를 남겨 끝까지 돌려 본다. 사용자가 생기면 유료 요금제로</w:t>
+            </w:r>
+          </w:p>
+        </w:tc>
+      </w:tr>
+      <w:tr>
+        <w:tc>
+          <w:tcPr>
+            <w:tcW w:type="dxa" w:w="4000"/>
+            <w:tcMar>
+              <w:top w:type="dxa" w:w="60"/>
+              <w:left w:type="dxa" w:w="100"/>
+              <w:bottom w:type="dxa" w:w="60"/>
+              <w:right w:type="dxa" w:w="100"/>
+            </w:tcMar>
+            <w:vAlign w:val="center"/>
+          </w:tcPr>
+          <w:p>
+            <w:pPr>
+              <w:spacing w:after="40" w:line="280"/>
+            </w:pPr>
+            <w:r>
+              <w:rPr>
+                <w:rFonts w:ascii="Malgun Gothic" w:cs="Malgun Gothic" w:eastAsia="Malgun Gothic" w:hAnsi="Malgun Gothic"/>
+                <w:b w:val="false"/>
+                <w:bCs w:val="false"/>
+                <w:sz w:val="19"/>
+                <w:szCs w:val="19"/>
+              </w:rPr>
+              <w:t xml:space="preserve">설문 30명이 안 모인다</w:t>
+            </w:r>
+          </w:p>
+        </w:tc>
+        <w:tc>
+          <w:tcPr>
+            <w:tcW w:type="dxa" w:w="5026"/>
+            <w:tcMar>
+              <w:top w:type="dxa" w:w="60"/>
+              <w:left w:type="dxa" w:w="100"/>
+              <w:bottom w:type="dxa" w:w="60"/>
+              <w:right w:type="dxa" w:w="100"/>
+            </w:tcMar>
+            <w:vAlign w:val="center"/>
+          </w:tcPr>
+          <w:p>
+            <w:pPr>
+              <w:spacing w:after="40" w:line="280"/>
+            </w:pPr>
+            <w:r>
+              <w:rPr>
+                <w:rFonts w:ascii="Malgun Gothic" w:cs="Malgun Gothic" w:eastAsia="Malgun Gothic" w:hAnsi="Malgun Gothic"/>
+                <w:b w:val="false"/>
+                <w:bCs w:val="false"/>
+                <w:sz w:val="19"/>
+                <w:szCs w:val="19"/>
+              </w:rPr>
+              <w:t xml:space="preserve">인터뷰를 5명에서 8명으로 늘리고, 결과는 사람 수로만 쓴다</w:t>
+            </w:r>
+          </w:p>
+        </w:tc>
+      </w:tr>
+      <w:tr>
+        <w:tc>
+          <w:tcPr>
+            <w:tcW w:type="dxa" w:w="4000"/>
+            <w:tcMar>
+              <w:top w:type="dxa" w:w="60"/>
+              <w:left w:type="dxa" w:w="100"/>
+              <w:bottom w:type="dxa" w:w="60"/>
+              <w:right w:type="dxa" w:w="100"/>
+            </w:tcMar>
+            <w:vAlign w:val="center"/>
+          </w:tcPr>
+          <w:p>
+            <w:pPr>
+              <w:spacing w:after="40" w:line="280"/>
+            </w:pPr>
+            <w:r>
+              <w:rPr>
+                <w:rFonts w:ascii="Malgun Gothic" w:cs="Malgun Gothic" w:eastAsia="Malgun Gothic" w:hAnsi="Malgun Gothic"/>
+                <w:b w:val="false"/>
+                <w:bCs w:val="false"/>
+                <w:sz w:val="19"/>
+                <w:szCs w:val="19"/>
+              </w:rPr>
+              <w:t xml:space="preserve">광고 승인이 안 난다</w:t>
+            </w:r>
+          </w:p>
+        </w:tc>
+        <w:tc>
+          <w:tcPr>
+            <w:tcW w:type="dxa" w:w="5026"/>
+            <w:tcMar>
+              <w:top w:type="dxa" w:w="60"/>
+              <w:left w:type="dxa" w:w="100"/>
+              <w:bottom w:type="dxa" w:w="60"/>
+              <w:right w:type="dxa" w:w="100"/>
+            </w:tcMar>
+            <w:vAlign w:val="center"/>
+          </w:tcPr>
+          <w:p>
+            <w:pPr>
+              <w:spacing w:after="40" w:line="280"/>
+            </w:pPr>
+            <w:r>
+              <w:rPr>
+                <w:rFonts w:ascii="Malgun Gothic" w:cs="Malgun Gothic" w:eastAsia="Malgun Gothic" w:hAnsi="Malgun Gothic"/>
+                <w:b w:val="false"/>
+                <w:bCs w:val="false"/>
+                <w:sz w:val="19"/>
+                <w:szCs w:val="19"/>
+              </w:rPr>
+              <w:t xml:space="preserve">선택 작업을 새 게임으로 바꾼다. 수익 모델은 가설로 유지</w:t>
+            </w:r>
+          </w:p>
+        </w:tc>
+      </w:tr>
+      <w:tr>
+        <w:tc>
+          <w:tcPr>
+            <w:tcW w:type="dxa" w:w="4000"/>
+            <w:tcMar>
+              <w:top w:type="dxa" w:w="60"/>
+              <w:left w:type="dxa" w:w="100"/>
+              <w:bottom w:type="dxa" w:w="60"/>
+              <w:right w:type="dxa" w:w="100"/>
+            </w:tcMar>
+            <w:vAlign w:val="center"/>
+          </w:tcPr>
+          <w:p>
+            <w:pPr>
+              <w:spacing w:after="40" w:line="280"/>
+            </w:pPr>
+            <w:r>
+              <w:rPr>
+                <w:rFonts w:ascii="Malgun Gothic" w:cs="Malgun Gothic" w:eastAsia="Malgun Gothic" w:hAnsi="Malgun Gothic"/>
+                <w:b w:val="false"/>
+                <w:bCs w:val="false"/>
+                <w:sz w:val="19"/>
+                <w:szCs w:val="19"/>
+              </w:rPr>
+              <w:t xml:space="preserve">실제 폰에서 PDF 저장·백업 저장이 안 된다</w:t>
+            </w:r>
+          </w:p>
+        </w:tc>
+        <w:tc>
+          <w:tcPr>
+            <w:tcW w:type="dxa" w:w="5026"/>
+            <w:tcMar>
+              <w:top w:type="dxa" w:w="60"/>
+              <w:left w:type="dxa" w:w="100"/>
+              <w:bottom w:type="dxa" w:w="60"/>
+              <w:right w:type="dxa" w:w="100"/>
+            </w:tcMar>
+            <w:vAlign w:val="center"/>
+          </w:tcPr>
+          <w:p>
+            <w:pPr>
+              <w:spacing w:after="40" w:line="280"/>
+            </w:pPr>
+            <w:r>
+              <w:rPr>
+                <w:rFonts w:ascii="Malgun Gothic" w:cs="Malgun Gothic" w:eastAsia="Malgun Gothic" w:hAnsi="Malgun Gothic"/>
+                <w:b w:val="false"/>
+                <w:bCs w:val="false"/>
+                <w:sz w:val="19"/>
+                <w:szCs w:val="19"/>
+              </w:rPr>
+              <w:t xml:space="preserve">11월 안에 원인을 찾아 고치고, 못 고치면 기말 보고서에 한계로 적는다</w:t>
+            </w:r>
+          </w:p>
+        </w:tc>
+      </w:tr>
+      <w:tr>
+        <w:tc>
+          <w:tcPr>
+            <w:tcW w:type="dxa" w:w="4000"/>
+            <w:tcMar>
+              <w:top w:type="dxa" w:w="60"/>
+              <w:left w:type="dxa" w:w="100"/>
+              <w:bottom w:type="dxa" w:w="60"/>
+              <w:right w:type="dxa" w:w="100"/>
+            </w:tcMar>
+            <w:vAlign w:val="center"/>
+          </w:tcPr>
+          <w:p>
+            <w:pPr>
+              <w:spacing w:after="40" w:line="280"/>
+            </w:pPr>
+            <w:r>
+              <w:rPr>
+                <w:rFonts w:ascii="Malgun Gothic" w:cs="Malgun Gothic" w:eastAsia="Malgun Gothic" w:hAnsi="Malgun Gothic"/>
+                <w:b w:val="false"/>
+                <w:bCs w:val="false"/>
+                <w:sz w:val="19"/>
+                <w:szCs w:val="19"/>
+              </w:rPr>
+              <w:t xml:space="preserve">기록 등록 보강이 12월 7일을 넘긴다</w:t>
+            </w:r>
+          </w:p>
+        </w:tc>
+        <w:tc>
+          <w:tcPr>
+            <w:tcW w:type="dxa" w:w="5026"/>
+            <w:tcMar>
+              <w:top w:type="dxa" w:w="60"/>
+              <w:left w:type="dxa" w:w="100"/>
+              <w:bottom w:type="dxa" w:w="60"/>
+              <w:right w:type="dxa" w:w="100"/>
+            </w:tcMar>
+            <w:vAlign w:val="center"/>
+          </w:tcPr>
+          <w:p>
+            <w:pPr>
+              <w:spacing w:after="40" w:line="280"/>
+            </w:pPr>
+            <w:r>
+              <w:rPr>
+                <w:rFonts w:ascii="Malgun Gothic" w:cs="Malgun Gothic" w:eastAsia="Malgun Gothic" w:hAnsi="Malgun Gothic"/>
+                <w:b w:val="false"/>
+                <w:bCs w:val="false"/>
+                <w:sz w:val="19"/>
+                <w:szCs w:val="19"/>
+              </w:rPr>
+              <w:t xml:space="preserve">보강을 기말 이후로 미루고, 지금 방식의 한계(3.1절)를 보고서에 그대로 둔다</w:t>
+            </w:r>
+          </w:p>
+        </w:tc>
+      </w:tr>
+      <w:tr>
+        <w:tc>
+          <w:tcPr>
+            <w:tcW w:type="dxa" w:w="4000"/>
+            <w:tcMar>
+              <w:top w:type="dxa" w:w="60"/>
+              <w:left w:type="dxa" w:w="100"/>
+              <w:bottom w:type="dxa" w:w="60"/>
+              <w:right w:type="dxa" w:w="100"/>
+            </w:tcMar>
+            <w:vAlign w:val="center"/>
+          </w:tcPr>
+          <w:p>
+            <w:pPr>
+              <w:spacing w:after="40" w:line="280"/>
+            </w:pPr>
+            <w:r>
+              <w:rPr>
+                <w:rFonts w:ascii="Malgun Gothic" w:cs="Malgun Gothic" w:eastAsia="Malgun Gothic" w:hAnsi="Malgun Gothic"/>
+                <w:b w:val="false"/>
+                <w:bCs w:val="false"/>
+                <w:sz w:val="19"/>
+                <w:szCs w:val="19"/>
+              </w:rPr>
+              <w:t xml:space="preserve">한 사람(팀장)에게 개발이 몰린다</w:t>
+            </w:r>
+          </w:p>
+        </w:tc>
+        <w:tc>
+          <w:tcPr>
+            <w:tcW w:type="dxa" w:w="5026"/>
+            <w:tcMar>
+              <w:top w:type="dxa" w:w="60"/>
+              <w:left w:type="dxa" w:w="100"/>
+              <w:bottom w:type="dxa" w:w="60"/>
+              <w:right w:type="dxa" w:w="100"/>
+            </w:tcMar>
+            <w:vAlign w:val="center"/>
+          </w:tcPr>
+          <w:p>
+            <w:pPr>
+              <w:spacing w:after="40" w:line="280"/>
+            </w:pPr>
+            <w:r>
+              <w:rPr>
+                <w:rFonts w:ascii="Malgun Gothic" w:cs="Malgun Gothic" w:eastAsia="Malgun Gothic" w:hAnsi="Malgun Gothic"/>
+                <w:b w:val="false"/>
+                <w:bCs w:val="false"/>
+                <w:sz w:val="19"/>
+                <w:szCs w:val="19"/>
+              </w:rPr>
+              <w:t xml:space="preserve">폰 검증과 광고 승인 신청은 팀원이 주관하고, 팀장은 피드백 반영과 기록 등록 보강만 맡는다</w:t>
             </w:r>
           </w:p>
         </w:tc>

--- a/docs/07_중간평가_보고서.docx
+++ b/docs/07_중간평가_보고서.docx
@@ -2899,7 +2899,7 @@
         <w:rPr>
           <w:rFonts w:ascii="Malgun Gothic" w:cs="Malgun Gothic" w:eastAsia="Malgun Gothic" w:hAnsi="Malgun Gothic"/>
         </w:rPr>
-        <w:t xml:space="preserve">서버에는 이름, 근무지, 시각, 금액이 가지 않는다. 기기 번호는 앱이 처음 열릴 때 만든 난수라 휴대전화 번호가 아니다. 확인 번호만으로는 내용을 되돌릴 수 없다.</w:t>
+        <w:t xml:space="preserve">서버에는 이름, 근무지, 시각, 금액이 가지 않는다. 기기 번호는 처음 기록을 등록할 때 앱이 만든 난수라 휴대전화 번호가 아니다. 확인 번호만으로는 내용을 되돌릴 수 없다.</w:t>
       </w:r>
     </w:p>
     <w:p>
@@ -4217,7 +4217,7 @@
         <w:rPr>
           <w:rFonts w:ascii="Malgun Gothic" w:cs="Malgun Gothic" w:eastAsia="Malgun Gothic" w:hAnsi="Malgun Gothic"/>
         </w:rPr>
-        <w:t xml:space="preserve">10월 5일부터 25일까지 저장소 커밋 146회, 모두 팀장. main에 올리면 자동 배포되므로 배포 횟수는 커밋 횟수와 같다.</w:t>
+        <w:t xml:space="preserve">10월 5일부터 25일까지 저장소 커밋 138회, 모두 팀장. main에 올리면 자동 배포되므로 배포 횟수는 커밋 횟수와 같다.</w:t>
       </w:r>
     </w:p>
     <w:p>
@@ -7179,7 +7179,7 @@
         <w:rPr>
           <w:rFonts w:ascii="Malgun Gothic" w:cs="Malgun Gothic" w:eastAsia="Malgun Gothic" w:hAnsi="Malgun Gothic"/>
         </w:rPr>
-        <w:t xml:space="preserve">2025년 9월 관계부처 합동 임금체불 근절 대책(대지급금 확대), 2025년 10월 23일 개정 근로기준법 시행(상습 체불 사업주 신용 제재 등)으로 체불 제재와 대지급금이 넓어지는 시점이라, 근거 자료를 갖추는 일의 가치가 커졌다. 최저임금은 2026년 10,320원, 2027년 10,700원으로 해마다 바뀌어 연도가 바뀌는 달은 계산 기준이 달라진다. 앱은 연도별 표로 그 달에 맞는 값을 쓴다.</w:t>
+        <w:t xml:space="preserve">2025년 9월 관계부처 합동 임금체불 근절 대책(대지급금 3개월분 → 6개월분), 2025년 10월 개정 근로기준법 시행(상습 체불 사업주 신용 제재·명단 공개 등)으로 체불 제재와 대지급금이 넓어지는 시점이라, 근거 자료를 갖추는 일의 가치가 커졌다. 최저임금은 2026년 10,320원, 2027년 10,700원으로 해마다 바뀌어 연도가 바뀌는 달은 계산 기준이 달라진다. 앱은 연도별 표로 그 달에 맞는 값을 쓴다.</w:t>
       </w:r>
     </w:p>
     <w:p>

--- a/docs/07_중간평가_보고서.docx
+++ b/docs/07_중간평가_보고서.docx
@@ -177,7 +177,7 @@
                 <w:sz w:val="19"/>
                 <w:szCs w:val="19"/>
               </w:rPr>
-              <w:t xml:space="preserve">미정 (후보: 기록조 · 온타임 · 페이체크 · 알바가드팀. 발표 뒤 확정)</w:t>
+              <w:t xml:space="preserve">알바가드 (앱 이름과 같게 정했다)</w:t>
             </w:r>
           </w:p>
         </w:tc>
@@ -1409,7 +1409,7 @@
         <w:rPr>
           <w:rFonts w:ascii="Malgun Gothic" w:cs="Malgun Gothic" w:eastAsia="Malgun Gothic" w:hAnsi="Malgun Gothic"/>
         </w:rPr>
-        <w:t xml:space="preserve">팀명은 아직 정하지 못했다. 후보는 기록조, 온타임, 페이체크, 알바가드팀 네 가지이고 발표 뒤 하나로 정한다.</w:t>
+        <w:t xml:space="preserve">팀명은 알바가드이다. 앱 이름과 같게 정해 설명이 필요 없게 했다.</w:t>
       </w:r>
     </w:p>
     <w:p>
@@ -7179,7 +7179,7 @@
         <w:rPr>
           <w:rFonts w:ascii="Malgun Gothic" w:cs="Malgun Gothic" w:eastAsia="Malgun Gothic" w:hAnsi="Malgun Gothic"/>
         </w:rPr>
-        <w:t xml:space="preserve">2025년 9월 관계부처 합동 임금체불 근절 대책(대지급금 3개월분 → 6개월분), 2025년 10월 개정 근로기준법 시행(상습 체불 사업주 신용 제재·명단 공개 등)으로 체불 제재와 대지급금이 넓어지는 시점이라, 근거 자료를 갖추는 일의 가치가 커졌다. 최저임금은 2026년 10,320원, 2027년 10,700원으로 해마다 바뀌어 연도가 바뀌는 달은 계산 기준이 달라진다. 앱은 연도별 표로 그 달에 맞는 값을 쓴다.</w:t>
+        <w:t xml:space="preserve">2025년 9월 관계부처 합동 임금체불 근절 대책(대지급금 3개월분 → 6개월분), 2025년 10월 개정 근로기준법 시행(상습 체불 사업주 신용 제재·명단 공개 등)으로 체불 제재와 대지급금이 넓어졌다. 근거를 남겨 둔 사람이 돌려받기 쉬워지는 때다. 최저임금은 2026년 10,320원, 2027년 10,700원으로 해마다 바뀌어 연도가 바뀌는 달은 계산 기준이 달라진다. 앱은 연도별 표로 그 달에 맞는 값을 쓴다.</w:t>
       </w:r>
     </w:p>
     <w:p>
@@ -7256,7 +7256,7 @@
         <w:rPr>
           <w:rFonts w:ascii="Malgun Gothic" w:cs="Malgun Gothic" w:eastAsia="Malgun Gothic" w:hAnsi="Malgun Gothic"/>
         </w:rPr>
-        <w:t xml:space="preserve">스도쿠, 틀린 그림 찾기, 블록 채우기 화면에만 붙인다. 웹앱이라 배너·전면 광고가 기본이고, 보상형은 Google H5 Games Ads 승인을 받으면 가능하다(아직 신청하지 않음). 광고 단가와 게임 체류 시간은 측정 전이라 매출 추정은 적지 않는다. 가설 확인은 설문의 "게임 화면 광고" 문항과, 승인 뒤 게임 화면 열람 수로 한다.</w:t>
+        <w:t xml:space="preserve">스도쿠, 틀린 그림 찾기, 블록 채우기 화면에만 붙인다. 웹앱이라 배너·전면 광고가 기본이고, 보상형은 Google H5 Games Ads 승인을 받으면 쓸 수 있다(아직 신청하지 않음). 광고 단가와 게임 체류 시간은 측정 전이라 매출 추정은 적지 않는다. 가설 확인은 설문의 "게임 화면 광고" 문항과, 승인 뒤 게임 화면 열람 수로 한다.</w:t>
       </w:r>
     </w:p>
     <w:p>
@@ -9486,7 +9486,7 @@
         <w:rPr>
           <w:rFonts w:ascii="Malgun Gothic" w:cs="Malgun Gothic" w:eastAsia="Malgun Gothic" w:hAnsi="Malgun Gothic"/>
         </w:rPr>
-        <w:t xml:space="preserve">수정 이력과 기록 등록(확인 번호·등록 시각)으로 "그때 기록한 그대로"를 제3자가 확인할 수 있다 (네 서비스 모두 없음).</w:t>
+        <w:t xml:space="preserve">수정 이력과 기록 등록(확인 번호·등록 시각)으로 "나중에 고치지 않았다"를 보여 준다. 지금은 서버 등록 시각까지, 내용 대조는 기말까지 (네 서비스 모두 없음).</w:t>
       </w:r>
     </w:p>
     <w:p>

--- a/docs/07_중간평가_보고서.docx
+++ b/docs/07_중간평가_보고서.docx
@@ -555,7 +555,7 @@
           <w:sz w:val="22"/>
           <w:szCs w:val="22"/>
         </w:rPr>
-        <w:t xml:space="preserve">평가 항목별 해당 절</w:t>
+        <w:t xml:space="preserve">교수님이 요구한 항목은 어디에 있나</w:t>
       </w:r>
     </w:p>
     <w:tbl>
@@ -572,8 +572,8 @@
         <w:tblLayout w:type="fixed"/>
       </w:tblPr>
       <w:tblGrid>
-        <w:gridCol w:w="4000"/>
-        <w:gridCol w:w="5026"/>
+        <w:gridCol w:w="3400"/>
+        <w:gridCol w:w="5626"/>
       </w:tblGrid>
       <w:tr>
         <w:trPr>
@@ -581,7 +581,7 @@
         </w:trPr>
         <w:tc>
           <w:tcPr>
-            <w:tcW w:type="dxa" w:w="4000"/>
+            <w:tcW w:type="dxa" w:w="3400"/>
             <w:shd w:fill="F4F3EF" w:color="auto" w:val="clear"/>
             <w:tcMar>
               <w:top w:type="dxa" w:w="60"/>
@@ -604,13 +604,13 @@
                 <w:sz w:val="19"/>
                 <w:szCs w:val="19"/>
               </w:rPr>
-              <w:t xml:space="preserve">항목</w:t>
-            </w:r>
-          </w:p>
-        </w:tc>
-        <w:tc>
-          <w:tcPr>
-            <w:tcW w:type="dxa" w:w="5026"/>
+              <w:t xml:space="preserve">요구 항목</w:t>
+            </w:r>
+          </w:p>
+        </w:tc>
+        <w:tc>
+          <w:tcPr>
+            <w:tcW w:type="dxa" w:w="5626"/>
             <w:shd w:fill="F4F3EF" w:color="auto" w:val="clear"/>
             <w:tcMar>
               <w:top w:type="dxa" w:w="60"/>
@@ -633,7 +633,7 @@
                 <w:sz w:val="19"/>
                 <w:szCs w:val="19"/>
               </w:rPr>
-              <w:t xml:space="preserve">절</w:t>
+              <w:t xml:space="preserve">보고서에서 찾을 곳</w:t>
             </w:r>
           </w:p>
         </w:tc>
@@ -641,7 +641,7 @@
       <w:tr>
         <w:tc>
           <w:tcPr>
-            <w:tcW w:type="dxa" w:w="4000"/>
+            <w:tcW w:type="dxa" w:w="3400"/>
             <w:tcMar>
               <w:top w:type="dxa" w:w="60"/>
               <w:left w:type="dxa" w:w="100"/>
@@ -668,28 +668,28 @@
         </w:tc>
         <w:tc>
           <w:tcPr>
-            <w:tcW w:type="dxa" w:w="5026"/>
-            <w:tcMar>
-              <w:top w:type="dxa" w:w="60"/>
-              <w:left w:type="dxa" w:w="100"/>
-              <w:bottom w:type="dxa" w:w="60"/>
-              <w:right w:type="dxa" w:w="100"/>
-            </w:tcMar>
-            <w:vAlign w:val="center"/>
-          </w:tcPr>
-          <w:p>
-            <w:pPr>
-              <w:spacing w:after="40" w:line="280"/>
-            </w:pPr>
-            <w:r>
-              <w:rPr>
-                <w:rFonts w:ascii="Malgun Gothic" w:cs="Malgun Gothic" w:eastAsia="Malgun Gothic" w:hAnsi="Malgun Gothic"/>
-                <w:b w:val="false"/>
-                <w:bCs w:val="false"/>
-                <w:sz w:val="19"/>
-                <w:szCs w:val="19"/>
-              </w:rPr>
-              <w:t xml:space="preserve">1.2</w:t>
+            <w:tcW w:type="dxa" w:w="5626"/>
+            <w:tcMar>
+              <w:top w:type="dxa" w:w="60"/>
+              <w:left w:type="dxa" w:w="100"/>
+              <w:bottom w:type="dxa" w:w="60"/>
+              <w:right w:type="dxa" w:w="100"/>
+            </w:tcMar>
+            <w:vAlign w:val="center"/>
+          </w:tcPr>
+          <w:p>
+            <w:pPr>
+              <w:spacing w:after="40" w:line="280"/>
+            </w:pPr>
+            <w:r>
+              <w:rPr>
+                <w:rFonts w:ascii="Malgun Gothic" w:cs="Malgun Gothic" w:eastAsia="Malgun Gothic" w:hAnsi="Malgun Gothic"/>
+                <w:b w:val="false"/>
+                <w:bCs w:val="false"/>
+                <w:sz w:val="19"/>
+                <w:szCs w:val="19"/>
+              </w:rPr>
+              <w:t xml:space="preserve">1.2절 팀명 및 팀원</w:t>
             </w:r>
           </w:p>
         </w:tc>
@@ -697,7 +697,7 @@
       <w:tr>
         <w:tc>
           <w:tcPr>
-            <w:tcW w:type="dxa" w:w="4000"/>
+            <w:tcW w:type="dxa" w:w="3400"/>
             <w:tcMar>
               <w:top w:type="dxa" w:w="60"/>
               <w:left w:type="dxa" w:w="100"/>
@@ -724,28 +724,28 @@
         </w:tc>
         <w:tc>
           <w:tcPr>
-            <w:tcW w:type="dxa" w:w="5026"/>
-            <w:tcMar>
-              <w:top w:type="dxa" w:w="60"/>
-              <w:left w:type="dxa" w:w="100"/>
-              <w:bottom w:type="dxa" w:w="60"/>
-              <w:right w:type="dxa" w:w="100"/>
-            </w:tcMar>
-            <w:vAlign w:val="center"/>
-          </w:tcPr>
-          <w:p>
-            <w:pPr>
-              <w:spacing w:after="40" w:line="280"/>
-            </w:pPr>
-            <w:r>
-              <w:rPr>
-                <w:rFonts w:ascii="Malgun Gothic" w:cs="Malgun Gothic" w:eastAsia="Malgun Gothic" w:hAnsi="Malgun Gothic"/>
-                <w:b w:val="false"/>
-                <w:bCs w:val="false"/>
-                <w:sz w:val="19"/>
-                <w:szCs w:val="19"/>
-              </w:rPr>
-              <w:t xml:space="preserve">4.3</w:t>
+            <w:tcW w:type="dxa" w:w="5626"/>
+            <w:tcMar>
+              <w:top w:type="dxa" w:w="60"/>
+              <w:left w:type="dxa" w:w="100"/>
+              <w:bottom w:type="dxa" w:w="60"/>
+              <w:right w:type="dxa" w:w="100"/>
+            </w:tcMar>
+            <w:vAlign w:val="center"/>
+          </w:tcPr>
+          <w:p>
+            <w:pPr>
+              <w:spacing w:after="40" w:line="280"/>
+            </w:pPr>
+            <w:r>
+              <w:rPr>
+                <w:rFonts w:ascii="Malgun Gothic" w:cs="Malgun Gothic" w:eastAsia="Malgun Gothic" w:hAnsi="Malgun Gothic"/>
+                <w:b w:val="false"/>
+                <w:bCs w:val="false"/>
+                <w:sz w:val="19"/>
+                <w:szCs w:val="19"/>
+              </w:rPr>
+              <w:t xml:space="preserve">4.3절 경쟁사 분석 및 차별점</w:t>
             </w:r>
           </w:p>
         </w:tc>
@@ -753,7 +753,7 @@
       <w:tr>
         <w:tc>
           <w:tcPr>
-            <w:tcW w:type="dxa" w:w="4000"/>
+            <w:tcW w:type="dxa" w:w="3400"/>
             <w:tcMar>
               <w:top w:type="dxa" w:w="60"/>
               <w:left w:type="dxa" w:w="100"/>
@@ -780,28 +780,28 @@
         </w:tc>
         <w:tc>
           <w:tcPr>
-            <w:tcW w:type="dxa" w:w="5026"/>
-            <w:tcMar>
-              <w:top w:type="dxa" w:w="60"/>
-              <w:left w:type="dxa" w:w="100"/>
-              <w:bottom w:type="dxa" w:w="60"/>
-              <w:right w:type="dxa" w:w="100"/>
-            </w:tcMar>
-            <w:vAlign w:val="center"/>
-          </w:tcPr>
-          <w:p>
-            <w:pPr>
-              <w:spacing w:after="40" w:line="280"/>
-            </w:pPr>
-            <w:r>
-              <w:rPr>
-                <w:rFonts w:ascii="Malgun Gothic" w:cs="Malgun Gothic" w:eastAsia="Malgun Gothic" w:hAnsi="Malgun Gothic"/>
-                <w:b w:val="false"/>
-                <w:bCs w:val="false"/>
-                <w:sz w:val="19"/>
-                <w:szCs w:val="19"/>
-              </w:rPr>
-              <w:t xml:space="preserve">3.1 그림 1</w:t>
+            <w:tcW w:type="dxa" w:w="5626"/>
+            <w:tcMar>
+              <w:top w:type="dxa" w:w="60"/>
+              <w:left w:type="dxa" w:w="100"/>
+              <w:bottom w:type="dxa" w:w="60"/>
+              <w:right w:type="dxa" w:w="100"/>
+            </w:tcMar>
+            <w:vAlign w:val="center"/>
+          </w:tcPr>
+          <w:p>
+            <w:pPr>
+              <w:spacing w:after="40" w:line="280"/>
+            </w:pPr>
+            <w:r>
+              <w:rPr>
+                <w:rFonts w:ascii="Malgun Gothic" w:cs="Malgun Gothic" w:eastAsia="Malgun Gothic" w:hAnsi="Malgun Gothic"/>
+                <w:b w:val="false"/>
+                <w:bCs w:val="false"/>
+                <w:sz w:val="19"/>
+                <w:szCs w:val="19"/>
+              </w:rPr>
+              <w:t xml:space="preserve">3.1절 시스템 아키텍처 (그림 1)</w:t>
             </w:r>
           </w:p>
         </w:tc>
@@ -809,7 +809,7 @@
       <w:tr>
         <w:tc>
           <w:tcPr>
-            <w:tcW w:type="dxa" w:w="4000"/>
+            <w:tcW w:type="dxa" w:w="3400"/>
             <w:tcMar>
               <w:top w:type="dxa" w:w="60"/>
               <w:left w:type="dxa" w:w="100"/>
@@ -836,28 +836,28 @@
         </w:tc>
         <w:tc>
           <w:tcPr>
-            <w:tcW w:type="dxa" w:w="5026"/>
-            <w:tcMar>
-              <w:top w:type="dxa" w:w="60"/>
-              <w:left w:type="dxa" w:w="100"/>
-              <w:bottom w:type="dxa" w:w="60"/>
-              <w:right w:type="dxa" w:w="100"/>
-            </w:tcMar>
-            <w:vAlign w:val="center"/>
-          </w:tcPr>
-          <w:p>
-            <w:pPr>
-              <w:spacing w:after="40" w:line="280"/>
-            </w:pPr>
-            <w:r>
-              <w:rPr>
-                <w:rFonts w:ascii="Malgun Gothic" w:cs="Malgun Gothic" w:eastAsia="Malgun Gothic" w:hAnsi="Malgun Gothic"/>
-                <w:b w:val="false"/>
-                <w:bCs w:val="false"/>
-                <w:sz w:val="19"/>
-                <w:szCs w:val="19"/>
-              </w:rPr>
-              <w:t xml:space="preserve">3.2 그림 2</w:t>
+            <w:tcW w:type="dxa" w:w="5626"/>
+            <w:tcMar>
+              <w:top w:type="dxa" w:w="60"/>
+              <w:left w:type="dxa" w:w="100"/>
+              <w:bottom w:type="dxa" w:w="60"/>
+              <w:right w:type="dxa" w:w="100"/>
+            </w:tcMar>
+            <w:vAlign w:val="center"/>
+          </w:tcPr>
+          <w:p>
+            <w:pPr>
+              <w:spacing w:after="40" w:line="280"/>
+            </w:pPr>
+            <w:r>
+              <w:rPr>
+                <w:rFonts w:ascii="Malgun Gothic" w:cs="Malgun Gothic" w:eastAsia="Malgun Gothic" w:hAnsi="Malgun Gothic"/>
+                <w:b w:val="false"/>
+                <w:bCs w:val="false"/>
+                <w:sz w:val="19"/>
+                <w:szCs w:val="19"/>
+              </w:rPr>
+              <w:t xml:space="preserve">3.2절 주요 구현 기능 (그림 2)</w:t>
             </w:r>
           </w:p>
         </w:tc>
@@ -865,7 +865,7 @@
       <w:tr>
         <w:tc>
           <w:tcPr>
-            <w:tcW w:type="dxa" w:w="4000"/>
+            <w:tcW w:type="dxa" w:w="3400"/>
             <w:tcMar>
               <w:top w:type="dxa" w:w="60"/>
               <w:left w:type="dxa" w:w="100"/>
@@ -892,28 +892,28 @@
         </w:tc>
         <w:tc>
           <w:tcPr>
-            <w:tcW w:type="dxa" w:w="5026"/>
-            <w:tcMar>
-              <w:top w:type="dxa" w:w="60"/>
-              <w:left w:type="dxa" w:w="100"/>
-              <w:bottom w:type="dxa" w:w="60"/>
-              <w:right w:type="dxa" w:w="100"/>
-            </w:tcMar>
-            <w:vAlign w:val="center"/>
-          </w:tcPr>
-          <w:p>
-            <w:pPr>
-              <w:spacing w:after="40" w:line="280"/>
-            </w:pPr>
-            <w:r>
-              <w:rPr>
-                <w:rFonts w:ascii="Malgun Gothic" w:cs="Malgun Gothic" w:eastAsia="Malgun Gothic" w:hAnsi="Malgun Gothic"/>
-                <w:b w:val="false"/>
-                <w:bCs w:val="false"/>
-                <w:sz w:val="19"/>
-                <w:szCs w:val="19"/>
-              </w:rPr>
-              <w:t xml:space="preserve">3.3</w:t>
+            <w:tcW w:type="dxa" w:w="5626"/>
+            <w:tcMar>
+              <w:top w:type="dxa" w:w="60"/>
+              <w:left w:type="dxa" w:w="100"/>
+              <w:bottom w:type="dxa" w:w="60"/>
+              <w:right w:type="dxa" w:w="100"/>
+            </w:tcMar>
+            <w:vAlign w:val="center"/>
+          </w:tcPr>
+          <w:p>
+            <w:pPr>
+              <w:spacing w:after="40" w:line="280"/>
+            </w:pPr>
+            <w:r>
+              <w:rPr>
+                <w:rFonts w:ascii="Malgun Gothic" w:cs="Malgun Gothic" w:eastAsia="Malgun Gothic" w:hAnsi="Malgun Gothic"/>
+                <w:b w:val="false"/>
+                <w:bCs w:val="false"/>
+                <w:sz w:val="19"/>
+                <w:szCs w:val="19"/>
+              </w:rPr>
+              <w:t xml:space="preserve">3.3절 MVP 현황: 화면 캡처와 설명</w:t>
             </w:r>
           </w:p>
         </w:tc>
@@ -921,7 +921,7 @@
       <w:tr>
         <w:tc>
           <w:tcPr>
-            <w:tcW w:type="dxa" w:w="4000"/>
+            <w:tcW w:type="dxa" w:w="3400"/>
             <w:tcMar>
               <w:top w:type="dxa" w:w="60"/>
               <w:left w:type="dxa" w:w="100"/>
@@ -948,28 +948,28 @@
         </w:tc>
         <w:tc>
           <w:tcPr>
-            <w:tcW w:type="dxa" w:w="5026"/>
-            <w:tcMar>
-              <w:top w:type="dxa" w:w="60"/>
-              <w:left w:type="dxa" w:w="100"/>
-              <w:bottom w:type="dxa" w:w="60"/>
-              <w:right w:type="dxa" w:w="100"/>
-            </w:tcMar>
-            <w:vAlign w:val="center"/>
-          </w:tcPr>
-          <w:p>
-            <w:pPr>
-              <w:spacing w:after="40" w:line="280"/>
-            </w:pPr>
-            <w:r>
-              <w:rPr>
-                <w:rFonts w:ascii="Malgun Gothic" w:cs="Malgun Gothic" w:eastAsia="Malgun Gothic" w:hAnsi="Malgun Gothic"/>
-                <w:b w:val="false"/>
-                <w:bCs w:val="false"/>
-                <w:sz w:val="19"/>
-                <w:szCs w:val="19"/>
-              </w:rPr>
-              <w:t xml:space="preserve">4.2</w:t>
+            <w:tcW w:type="dxa" w:w="5626"/>
+            <w:tcMar>
+              <w:top w:type="dxa" w:w="60"/>
+              <w:left w:type="dxa" w:w="100"/>
+              <w:bottom w:type="dxa" w:w="60"/>
+              <w:right w:type="dxa" w:w="100"/>
+            </w:tcMar>
+            <w:vAlign w:val="center"/>
+          </w:tcPr>
+          <w:p>
+            <w:pPr>
+              <w:spacing w:after="40" w:line="280"/>
+            </w:pPr>
+            <w:r>
+              <w:rPr>
+                <w:rFonts w:ascii="Malgun Gothic" w:cs="Malgun Gothic" w:eastAsia="Malgun Gothic" w:hAnsi="Malgun Gothic"/>
+                <w:b w:val="false"/>
+                <w:bCs w:val="false"/>
+                <w:sz w:val="19"/>
+                <w:szCs w:val="19"/>
+              </w:rPr>
+              <w:t xml:space="preserve">4.2절 수익 창출 구조</w:t>
             </w:r>
           </w:p>
         </w:tc>
@@ -977,7 +977,7 @@
       <w:tr>
         <w:tc>
           <w:tcPr>
-            <w:tcW w:type="dxa" w:w="4000"/>
+            <w:tcW w:type="dxa" w:w="3400"/>
             <w:tcMar>
               <w:top w:type="dxa" w:w="60"/>
               <w:left w:type="dxa" w:w="100"/>
@@ -1004,28 +1004,28 @@
         </w:tc>
         <w:tc>
           <w:tcPr>
-            <w:tcW w:type="dxa" w:w="5026"/>
-            <w:tcMar>
-              <w:top w:type="dxa" w:w="60"/>
-              <w:left w:type="dxa" w:w="100"/>
-              <w:bottom w:type="dxa" w:w="60"/>
-              <w:right w:type="dxa" w:w="100"/>
-            </w:tcMar>
-            <w:vAlign w:val="center"/>
-          </w:tcPr>
-          <w:p>
-            <w:pPr>
-              <w:spacing w:after="40" w:line="280"/>
-            </w:pPr>
-            <w:r>
-              <w:rPr>
-                <w:rFonts w:ascii="Malgun Gothic" w:cs="Malgun Gothic" w:eastAsia="Malgun Gothic" w:hAnsi="Malgun Gothic"/>
-                <w:b w:val="false"/>
-                <w:bCs w:val="false"/>
-                <w:sz w:val="19"/>
-                <w:szCs w:val="19"/>
-              </w:rPr>
-              <w:t xml:space="preserve">5.2</w:t>
+            <w:tcW w:type="dxa" w:w="5626"/>
+            <w:tcMar>
+              <w:top w:type="dxa" w:w="60"/>
+              <w:left w:type="dxa" w:w="100"/>
+              <w:bottom w:type="dxa" w:w="60"/>
+              <w:right w:type="dxa" w:w="100"/>
+            </w:tcMar>
+            <w:vAlign w:val="center"/>
+          </w:tcPr>
+          <w:p>
+            <w:pPr>
+              <w:spacing w:after="40" w:line="280"/>
+            </w:pPr>
+            <w:r>
+              <w:rPr>
+                <w:rFonts w:ascii="Malgun Gothic" w:cs="Malgun Gothic" w:eastAsia="Malgun Gothic" w:hAnsi="Malgun Gothic"/>
+                <w:b w:val="false"/>
+                <w:bCs w:val="false"/>
+                <w:sz w:val="19"/>
+                <w:szCs w:val="19"/>
+              </w:rPr>
+              <w:t xml:space="preserve">5.2절 시장 검증·피드백 수집 계획</w:t>
             </w:r>
           </w:p>
         </w:tc>
@@ -1033,7 +1033,7 @@
       <w:tr>
         <w:tc>
           <w:tcPr>
-            <w:tcW w:type="dxa" w:w="4000"/>
+            <w:tcW w:type="dxa" w:w="3400"/>
             <w:tcMar>
               <w:top w:type="dxa" w:w="60"/>
               <w:left w:type="dxa" w:w="100"/>
@@ -1060,28 +1060,28 @@
         </w:tc>
         <w:tc>
           <w:tcPr>
-            <w:tcW w:type="dxa" w:w="5026"/>
-            <w:tcMar>
-              <w:top w:type="dxa" w:w="60"/>
-              <w:left w:type="dxa" w:w="100"/>
-              <w:bottom w:type="dxa" w:w="60"/>
-              <w:right w:type="dxa" w:w="100"/>
-            </w:tcMar>
-            <w:vAlign w:val="center"/>
-          </w:tcPr>
-          <w:p>
-            <w:pPr>
-              <w:spacing w:after="40" w:line="280"/>
-            </w:pPr>
-            <w:r>
-              <w:rPr>
-                <w:rFonts w:ascii="Malgun Gothic" w:cs="Malgun Gothic" w:eastAsia="Malgun Gothic" w:hAnsi="Malgun Gothic"/>
-                <w:b w:val="false"/>
-                <w:bCs w:val="false"/>
-                <w:sz w:val="19"/>
-                <w:szCs w:val="19"/>
-              </w:rPr>
-              <w:t xml:space="preserve">5.3 그림 4</w:t>
+            <w:tcW w:type="dxa" w:w="5626"/>
+            <w:tcMar>
+              <w:top w:type="dxa" w:w="60"/>
+              <w:left w:type="dxa" w:w="100"/>
+              <w:bottom w:type="dxa" w:w="60"/>
+              <w:right w:type="dxa" w:w="100"/>
+            </w:tcMar>
+            <w:vAlign w:val="center"/>
+          </w:tcPr>
+          <w:p>
+            <w:pPr>
+              <w:spacing w:after="40" w:line="280"/>
+            </w:pPr>
+            <w:r>
+              <w:rPr>
+                <w:rFonts w:ascii="Malgun Gothic" w:cs="Malgun Gothic" w:eastAsia="Malgun Gothic" w:hAnsi="Malgun Gothic"/>
+                <w:b w:val="false"/>
+                <w:bCs w:val="false"/>
+                <w:sz w:val="19"/>
+                <w:szCs w:val="19"/>
+              </w:rPr>
+              <w:t xml:space="preserve">5.3절 개발 일정 간트 차트 (그림 4)</w:t>
             </w:r>
           </w:p>
         </w:tc>
@@ -1089,7 +1089,7 @@
       <w:tr>
         <w:tc>
           <w:tcPr>
-            <w:tcW w:type="dxa" w:w="4000"/>
+            <w:tcW w:type="dxa" w:w="3400"/>
             <w:tcMar>
               <w:top w:type="dxa" w:w="60"/>
               <w:left w:type="dxa" w:w="100"/>
@@ -1116,28 +1116,28 @@
         </w:tc>
         <w:tc>
           <w:tcPr>
-            <w:tcW w:type="dxa" w:w="5026"/>
-            <w:tcMar>
-              <w:top w:type="dxa" w:w="60"/>
-              <w:left w:type="dxa" w:w="100"/>
-              <w:bottom w:type="dxa" w:w="60"/>
-              <w:right w:type="dxa" w:w="100"/>
-            </w:tcMar>
-            <w:vAlign w:val="center"/>
-          </w:tcPr>
-          <w:p>
-            <w:pPr>
-              <w:spacing w:after="40" w:line="280"/>
-            </w:pPr>
-            <w:r>
-              <w:rPr>
-                <w:rFonts w:ascii="Malgun Gothic" w:cs="Malgun Gothic" w:eastAsia="Malgun Gothic" w:hAnsi="Malgun Gothic"/>
-                <w:b w:val="false"/>
-                <w:bCs w:val="false"/>
-                <w:sz w:val="19"/>
-                <w:szCs w:val="19"/>
-              </w:rPr>
-              <w:t xml:space="preserve">5.4</w:t>
+            <w:tcW w:type="dxa" w:w="5626"/>
+            <w:tcMar>
+              <w:top w:type="dxa" w:w="60"/>
+              <w:left w:type="dxa" w:w="100"/>
+              <w:bottom w:type="dxa" w:w="60"/>
+              <w:right w:type="dxa" w:w="100"/>
+            </w:tcMar>
+            <w:vAlign w:val="center"/>
+          </w:tcPr>
+          <w:p>
+            <w:pPr>
+              <w:spacing w:after="40" w:line="280"/>
+            </w:pPr>
+            <w:r>
+              <w:rPr>
+                <w:rFonts w:ascii="Malgun Gothic" w:cs="Malgun Gothic" w:eastAsia="Malgun Gothic" w:hAnsi="Malgun Gothic"/>
+                <w:b w:val="false"/>
+                <w:bCs w:val="false"/>
+                <w:sz w:val="19"/>
+                <w:szCs w:val="19"/>
+              </w:rPr>
+              <w:t xml:space="preserve">5.4절 위험과 대안</w:t>
             </w:r>
           </w:p>
         </w:tc>

--- a/docs/07_중간평가_보고서.docx
+++ b/docs/07_중간평가_보고서.docx
@@ -483,7 +483,7 @@
         <w:rPr>
           <w:rFonts w:ascii="Malgun Gothic" w:cs="Malgun Gothic" w:eastAsia="Malgun Gothic" w:hAnsi="Malgun Gothic"/>
         </w:rPr>
-        <w:t xml:space="preserve">10/13 MVP 기능 정의서의 포함 기능 8개가 모두 동작하는 수준으로 배포했다(2026.10). 완성도 평균 약 80%. 실제 폰 검증과 사용자 검증은 11월에 한다.</w:t>
+        <w:t xml:space="preserve">먼저 만들어 봤다. 웹앱이라 만드는 비용이 낮아 만들어 보여 주는 쪽을 첫 검증으로 택했다. 10/13 MVP 기능 정의서의 포함 기능 8개가 모두 동작하는 수준으로 배포했고(2026.10) 완성도 평균 약 80%. 실제 폰 검증과 사용자 검증은 11월에 한다.</w:t>
       </w:r>
     </w:p>
     <w:p>
@@ -542,611 +542,6 @@
         </w:rPr>
         <w:t xml:space="preserve">실제 폰 검증, 피드백 반영, 기록 내용으로 확인 번호를 다시 계산해 맞춰 보는 방법. 마일스톤은 5.3절.</w:t>
       </w:r>
-    </w:p>
-    <w:p>
-      <w:pPr>
-        <w:spacing w:after="120" w:before="240"/>
-      </w:pPr>
-      <w:r>
-        <w:rPr>
-          <w:rFonts w:ascii="Malgun Gothic" w:cs="Malgun Gothic" w:eastAsia="Malgun Gothic" w:hAnsi="Malgun Gothic"/>
-          <w:b/>
-          <w:bCs/>
-          <w:sz w:val="22"/>
-          <w:szCs w:val="22"/>
-        </w:rPr>
-        <w:t xml:space="preserve">교수님이 요구한 항목은 어디에 있나</w:t>
-      </w:r>
-    </w:p>
-    <w:tbl>
-      <w:tblPr>
-        <w:tblW w:type="dxa" w:w="9026"/>
-        <w:tblBorders>
-          <w:top w:val="single" w:color="DCD9D0" w:sz="4"/>
-          <w:left w:val="single" w:color="DCD9D0" w:sz="4"/>
-          <w:bottom w:val="single" w:color="DCD9D0" w:sz="4"/>
-          <w:right w:val="single" w:color="DCD9D0" w:sz="4"/>
-          <w:insideH w:val="single" w:color="DCD9D0" w:sz="4"/>
-          <w:insideV w:val="single" w:color="DCD9D0" w:sz="4"/>
-        </w:tblBorders>
-        <w:tblLayout w:type="fixed"/>
-      </w:tblPr>
-      <w:tblGrid>
-        <w:gridCol w:w="3400"/>
-        <w:gridCol w:w="5626"/>
-      </w:tblGrid>
-      <w:tr>
-        <w:trPr>
-          <w:tblHeader/>
-        </w:trPr>
-        <w:tc>
-          <w:tcPr>
-            <w:tcW w:type="dxa" w:w="3400"/>
-            <w:shd w:fill="F4F3EF" w:color="auto" w:val="clear"/>
-            <w:tcMar>
-              <w:top w:type="dxa" w:w="60"/>
-              <w:left w:type="dxa" w:w="100"/>
-              <w:bottom w:type="dxa" w:w="60"/>
-              <w:right w:type="dxa" w:w="100"/>
-            </w:tcMar>
-            <w:vAlign w:val="center"/>
-          </w:tcPr>
-          <w:p>
-            <w:pPr>
-              <w:spacing w:after="40" w:line="280"/>
-            </w:pPr>
-            <w:r>
-              <w:rPr>
-                <w:rFonts w:ascii="Malgun Gothic" w:cs="Malgun Gothic" w:eastAsia="Malgun Gothic" w:hAnsi="Malgun Gothic"/>
-                <w:b/>
-                <w:bCs/>
-                <w:color w:val="5D636D"/>
-                <w:sz w:val="19"/>
-                <w:szCs w:val="19"/>
-              </w:rPr>
-              <w:t xml:space="preserve">요구 항목</w:t>
-            </w:r>
-          </w:p>
-        </w:tc>
-        <w:tc>
-          <w:tcPr>
-            <w:tcW w:type="dxa" w:w="5626"/>
-            <w:shd w:fill="F4F3EF" w:color="auto" w:val="clear"/>
-            <w:tcMar>
-              <w:top w:type="dxa" w:w="60"/>
-              <w:left w:type="dxa" w:w="100"/>
-              <w:bottom w:type="dxa" w:w="60"/>
-              <w:right w:type="dxa" w:w="100"/>
-            </w:tcMar>
-            <w:vAlign w:val="center"/>
-          </w:tcPr>
-          <w:p>
-            <w:pPr>
-              <w:spacing w:after="40" w:line="280"/>
-            </w:pPr>
-            <w:r>
-              <w:rPr>
-                <w:rFonts w:ascii="Malgun Gothic" w:cs="Malgun Gothic" w:eastAsia="Malgun Gothic" w:hAnsi="Malgun Gothic"/>
-                <w:b/>
-                <w:bCs/>
-                <w:color w:val="5D636D"/>
-                <w:sz w:val="19"/>
-                <w:szCs w:val="19"/>
-              </w:rPr>
-              <w:t xml:space="preserve">보고서에서 찾을 곳</w:t>
-            </w:r>
-          </w:p>
-        </w:tc>
-      </w:tr>
-      <w:tr>
-        <w:tc>
-          <w:tcPr>
-            <w:tcW w:type="dxa" w:w="3400"/>
-            <w:tcMar>
-              <w:top w:type="dxa" w:w="60"/>
-              <w:left w:type="dxa" w:w="100"/>
-              <w:bottom w:type="dxa" w:w="60"/>
-              <w:right w:type="dxa" w:w="100"/>
-            </w:tcMar>
-            <w:vAlign w:val="center"/>
-          </w:tcPr>
-          <w:p>
-            <w:pPr>
-              <w:spacing w:after="40" w:line="280"/>
-            </w:pPr>
-            <w:r>
-              <w:rPr>
-                <w:rFonts w:ascii="Malgun Gothic" w:cs="Malgun Gothic" w:eastAsia="Malgun Gothic" w:hAnsi="Malgun Gothic"/>
-                <w:b w:val="false"/>
-                <w:bCs w:val="false"/>
-                <w:sz w:val="19"/>
-                <w:szCs w:val="19"/>
-              </w:rPr>
-              <w:t xml:space="preserve">팀명 · 팀원 R&amp;R</w:t>
-            </w:r>
-          </w:p>
-        </w:tc>
-        <w:tc>
-          <w:tcPr>
-            <w:tcW w:type="dxa" w:w="5626"/>
-            <w:tcMar>
-              <w:top w:type="dxa" w:w="60"/>
-              <w:left w:type="dxa" w:w="100"/>
-              <w:bottom w:type="dxa" w:w="60"/>
-              <w:right w:type="dxa" w:w="100"/>
-            </w:tcMar>
-            <w:vAlign w:val="center"/>
-          </w:tcPr>
-          <w:p>
-            <w:pPr>
-              <w:spacing w:after="40" w:line="280"/>
-            </w:pPr>
-            <w:r>
-              <w:rPr>
-                <w:rFonts w:ascii="Malgun Gothic" w:cs="Malgun Gothic" w:eastAsia="Malgun Gothic" w:hAnsi="Malgun Gothic"/>
-                <w:b w:val="false"/>
-                <w:bCs w:val="false"/>
-                <w:sz w:val="19"/>
-                <w:szCs w:val="19"/>
-              </w:rPr>
-              <w:t xml:space="preserve">1.2절 팀명 및 팀원</w:t>
-            </w:r>
-          </w:p>
-        </w:tc>
-      </w:tr>
-      <w:tr>
-        <w:tc>
-          <w:tcPr>
-            <w:tcW w:type="dxa" w:w="3400"/>
-            <w:tcMar>
-              <w:top w:type="dxa" w:w="60"/>
-              <w:left w:type="dxa" w:w="100"/>
-              <w:bottom w:type="dxa" w:w="60"/>
-              <w:right w:type="dxa" w:w="100"/>
-            </w:tcMar>
-            <w:vAlign w:val="center"/>
-          </w:tcPr>
-          <w:p>
-            <w:pPr>
-              <w:spacing w:after="40" w:line="280"/>
-            </w:pPr>
-            <w:r>
-              <w:rPr>
-                <w:rFonts w:ascii="Malgun Gothic" w:cs="Malgun Gothic" w:eastAsia="Malgun Gothic" w:hAnsi="Malgun Gothic"/>
-                <w:b w:val="false"/>
-                <w:bCs w:val="false"/>
-                <w:sz w:val="19"/>
-                <w:szCs w:val="19"/>
-              </w:rPr>
-              <w:t xml:space="preserve">차별점</w:t>
-            </w:r>
-          </w:p>
-        </w:tc>
-        <w:tc>
-          <w:tcPr>
-            <w:tcW w:type="dxa" w:w="5626"/>
-            <w:tcMar>
-              <w:top w:type="dxa" w:w="60"/>
-              <w:left w:type="dxa" w:w="100"/>
-              <w:bottom w:type="dxa" w:w="60"/>
-              <w:right w:type="dxa" w:w="100"/>
-            </w:tcMar>
-            <w:vAlign w:val="center"/>
-          </w:tcPr>
-          <w:p>
-            <w:pPr>
-              <w:spacing w:after="40" w:line="280"/>
-            </w:pPr>
-            <w:r>
-              <w:rPr>
-                <w:rFonts w:ascii="Malgun Gothic" w:cs="Malgun Gothic" w:eastAsia="Malgun Gothic" w:hAnsi="Malgun Gothic"/>
-                <w:b w:val="false"/>
-                <w:bCs w:val="false"/>
-                <w:sz w:val="19"/>
-                <w:szCs w:val="19"/>
-              </w:rPr>
-              <w:t xml:space="preserve">4.3절 경쟁사 분석 및 차별점</w:t>
-            </w:r>
-          </w:p>
-        </w:tc>
-      </w:tr>
-      <w:tr>
-        <w:tc>
-          <w:tcPr>
-            <w:tcW w:type="dxa" w:w="3400"/>
-            <w:tcMar>
-              <w:top w:type="dxa" w:w="60"/>
-              <w:left w:type="dxa" w:w="100"/>
-              <w:bottom w:type="dxa" w:w="60"/>
-              <w:right w:type="dxa" w:w="100"/>
-            </w:tcMar>
-            <w:vAlign w:val="center"/>
-          </w:tcPr>
-          <w:p>
-            <w:pPr>
-              <w:spacing w:after="40" w:line="280"/>
-            </w:pPr>
-            <w:r>
-              <w:rPr>
-                <w:rFonts w:ascii="Malgun Gothic" w:cs="Malgun Gothic" w:eastAsia="Malgun Gothic" w:hAnsi="Malgun Gothic"/>
-                <w:b w:val="false"/>
-                <w:bCs w:val="false"/>
-                <w:sz w:val="19"/>
-                <w:szCs w:val="19"/>
-              </w:rPr>
-              <w:t xml:space="preserve">시스템 구성도 · 데이터 흐름도</w:t>
-            </w:r>
-          </w:p>
-        </w:tc>
-        <w:tc>
-          <w:tcPr>
-            <w:tcW w:type="dxa" w:w="5626"/>
-            <w:tcMar>
-              <w:top w:type="dxa" w:w="60"/>
-              <w:left w:type="dxa" w:w="100"/>
-              <w:bottom w:type="dxa" w:w="60"/>
-              <w:right w:type="dxa" w:w="100"/>
-            </w:tcMar>
-            <w:vAlign w:val="center"/>
-          </w:tcPr>
-          <w:p>
-            <w:pPr>
-              <w:spacing w:after="40" w:line="280"/>
-            </w:pPr>
-            <w:r>
-              <w:rPr>
-                <w:rFonts w:ascii="Malgun Gothic" w:cs="Malgun Gothic" w:eastAsia="Malgun Gothic" w:hAnsi="Malgun Gothic"/>
-                <w:b w:val="false"/>
-                <w:bCs w:val="false"/>
-                <w:sz w:val="19"/>
-                <w:szCs w:val="19"/>
-              </w:rPr>
-              <w:t xml:space="preserve">3.1절 시스템 아키텍처 (그림 1)</w:t>
-            </w:r>
-          </w:p>
-        </w:tc>
-      </w:tr>
-      <w:tr>
-        <w:tc>
-          <w:tcPr>
-            <w:tcW w:type="dxa" w:w="3400"/>
-            <w:tcMar>
-              <w:top w:type="dxa" w:w="60"/>
-              <w:left w:type="dxa" w:w="100"/>
-              <w:bottom w:type="dxa" w:w="60"/>
-              <w:right w:type="dxa" w:w="100"/>
-            </w:tcMar>
-            <w:vAlign w:val="center"/>
-          </w:tcPr>
-          <w:p>
-            <w:pPr>
-              <w:spacing w:after="40" w:line="280"/>
-            </w:pPr>
-            <w:r>
-              <w:rPr>
-                <w:rFonts w:ascii="Malgun Gothic" w:cs="Malgun Gothic" w:eastAsia="Malgun Gothic" w:hAnsi="Malgun Gothic"/>
-                <w:b w:val="false"/>
-                <w:bCs w:val="false"/>
-                <w:sz w:val="19"/>
-                <w:szCs w:val="19"/>
-              </w:rPr>
-              <w:t xml:space="preserve">계획 대비 구현 비율</w:t>
-            </w:r>
-          </w:p>
-        </w:tc>
-        <w:tc>
-          <w:tcPr>
-            <w:tcW w:type="dxa" w:w="5626"/>
-            <w:tcMar>
-              <w:top w:type="dxa" w:w="60"/>
-              <w:left w:type="dxa" w:w="100"/>
-              <w:bottom w:type="dxa" w:w="60"/>
-              <w:right w:type="dxa" w:w="100"/>
-            </w:tcMar>
-            <w:vAlign w:val="center"/>
-          </w:tcPr>
-          <w:p>
-            <w:pPr>
-              <w:spacing w:after="40" w:line="280"/>
-            </w:pPr>
-            <w:r>
-              <w:rPr>
-                <w:rFonts w:ascii="Malgun Gothic" w:cs="Malgun Gothic" w:eastAsia="Malgun Gothic" w:hAnsi="Malgun Gothic"/>
-                <w:b w:val="false"/>
-                <w:bCs w:val="false"/>
-                <w:sz w:val="19"/>
-                <w:szCs w:val="19"/>
-              </w:rPr>
-              <w:t xml:space="preserve">3.2절 주요 구현 기능 (그림 2)</w:t>
-            </w:r>
-          </w:p>
-        </w:tc>
-      </w:tr>
-      <w:tr>
-        <w:tc>
-          <w:tcPr>
-            <w:tcW w:type="dxa" w:w="3400"/>
-            <w:tcMar>
-              <w:top w:type="dxa" w:w="60"/>
-              <w:left w:type="dxa" w:w="100"/>
-              <w:bottom w:type="dxa" w:w="60"/>
-              <w:right w:type="dxa" w:w="100"/>
-            </w:tcMar>
-            <w:vAlign w:val="center"/>
-          </w:tcPr>
-          <w:p>
-            <w:pPr>
-              <w:spacing w:after="40" w:line="280"/>
-            </w:pPr>
-            <w:r>
-              <w:rPr>
-                <w:rFonts w:ascii="Malgun Gothic" w:cs="Malgun Gothic" w:eastAsia="Malgun Gothic" w:hAnsi="Malgun Gothic"/>
-                <w:b w:val="false"/>
-                <w:bCs w:val="false"/>
-                <w:sz w:val="19"/>
-                <w:szCs w:val="19"/>
-              </w:rPr>
-              <w:t xml:space="preserve">MVP 화면 캡처</w:t>
-            </w:r>
-          </w:p>
-        </w:tc>
-        <w:tc>
-          <w:tcPr>
-            <w:tcW w:type="dxa" w:w="5626"/>
-            <w:tcMar>
-              <w:top w:type="dxa" w:w="60"/>
-              <w:left w:type="dxa" w:w="100"/>
-              <w:bottom w:type="dxa" w:w="60"/>
-              <w:right w:type="dxa" w:w="100"/>
-            </w:tcMar>
-            <w:vAlign w:val="center"/>
-          </w:tcPr>
-          <w:p>
-            <w:pPr>
-              <w:spacing w:after="40" w:line="280"/>
-            </w:pPr>
-            <w:r>
-              <w:rPr>
-                <w:rFonts w:ascii="Malgun Gothic" w:cs="Malgun Gothic" w:eastAsia="Malgun Gothic" w:hAnsi="Malgun Gothic"/>
-                <w:b w:val="false"/>
-                <w:bCs w:val="false"/>
-                <w:sz w:val="19"/>
-                <w:szCs w:val="19"/>
-              </w:rPr>
-              <w:t xml:space="preserve">3.3절 MVP 현황: 화면 캡처와 설명</w:t>
-            </w:r>
-          </w:p>
-        </w:tc>
-      </w:tr>
-      <w:tr>
-        <w:tc>
-          <w:tcPr>
-            <w:tcW w:type="dxa" w:w="3400"/>
-            <w:tcMar>
-              <w:top w:type="dxa" w:w="60"/>
-              <w:left w:type="dxa" w:w="100"/>
-              <w:bottom w:type="dxa" w:w="60"/>
-              <w:right w:type="dxa" w:w="100"/>
-            </w:tcMar>
-            <w:vAlign w:val="center"/>
-          </w:tcPr>
-          <w:p>
-            <w:pPr>
-              <w:spacing w:after="40" w:line="280"/>
-            </w:pPr>
-            <w:r>
-              <w:rPr>
-                <w:rFonts w:ascii="Malgun Gothic" w:cs="Malgun Gothic" w:eastAsia="Malgun Gothic" w:hAnsi="Malgun Gothic"/>
-                <w:b w:val="false"/>
-                <w:bCs w:val="false"/>
-                <w:sz w:val="19"/>
-                <w:szCs w:val="19"/>
-              </w:rPr>
-              <w:t xml:space="preserve">비즈니스 모델</w:t>
-            </w:r>
-          </w:p>
-        </w:tc>
-        <w:tc>
-          <w:tcPr>
-            <w:tcW w:type="dxa" w:w="5626"/>
-            <w:tcMar>
-              <w:top w:type="dxa" w:w="60"/>
-              <w:left w:type="dxa" w:w="100"/>
-              <w:bottom w:type="dxa" w:w="60"/>
-              <w:right w:type="dxa" w:w="100"/>
-            </w:tcMar>
-            <w:vAlign w:val="center"/>
-          </w:tcPr>
-          <w:p>
-            <w:pPr>
-              <w:spacing w:after="40" w:line="280"/>
-            </w:pPr>
-            <w:r>
-              <w:rPr>
-                <w:rFonts w:ascii="Malgun Gothic" w:cs="Malgun Gothic" w:eastAsia="Malgun Gothic" w:hAnsi="Malgun Gothic"/>
-                <w:b w:val="false"/>
-                <w:bCs w:val="false"/>
-                <w:sz w:val="19"/>
-                <w:szCs w:val="19"/>
-              </w:rPr>
-              <w:t xml:space="preserve">4.2절 수익 창출 구조</w:t>
-            </w:r>
-          </w:p>
-        </w:tc>
-      </w:tr>
-      <w:tr>
-        <w:tc>
-          <w:tcPr>
-            <w:tcW w:type="dxa" w:w="3400"/>
-            <w:tcMar>
-              <w:top w:type="dxa" w:w="60"/>
-              <w:left w:type="dxa" w:w="100"/>
-              <w:bottom w:type="dxa" w:w="60"/>
-              <w:right w:type="dxa" w:w="100"/>
-            </w:tcMar>
-            <w:vAlign w:val="center"/>
-          </w:tcPr>
-          <w:p>
-            <w:pPr>
-              <w:spacing w:after="40" w:line="280"/>
-            </w:pPr>
-            <w:r>
-              <w:rPr>
-                <w:rFonts w:ascii="Malgun Gothic" w:cs="Malgun Gothic" w:eastAsia="Malgun Gothic" w:hAnsi="Malgun Gothic"/>
-                <w:b w:val="false"/>
-                <w:bCs w:val="false"/>
-                <w:sz w:val="19"/>
-                <w:szCs w:val="19"/>
-              </w:rPr>
-              <w:t xml:space="preserve">피드백 수집 계획</w:t>
-            </w:r>
-          </w:p>
-        </w:tc>
-        <w:tc>
-          <w:tcPr>
-            <w:tcW w:type="dxa" w:w="5626"/>
-            <w:tcMar>
-              <w:top w:type="dxa" w:w="60"/>
-              <w:left w:type="dxa" w:w="100"/>
-              <w:bottom w:type="dxa" w:w="60"/>
-              <w:right w:type="dxa" w:w="100"/>
-            </w:tcMar>
-            <w:vAlign w:val="center"/>
-          </w:tcPr>
-          <w:p>
-            <w:pPr>
-              <w:spacing w:after="40" w:line="280"/>
-            </w:pPr>
-            <w:r>
-              <w:rPr>
-                <w:rFonts w:ascii="Malgun Gothic" w:cs="Malgun Gothic" w:eastAsia="Malgun Gothic" w:hAnsi="Malgun Gothic"/>
-                <w:b w:val="false"/>
-                <w:bCs w:val="false"/>
-                <w:sz w:val="19"/>
-                <w:szCs w:val="19"/>
-              </w:rPr>
-              <w:t xml:space="preserve">5.2절 시장 검증·피드백 수집 계획</w:t>
-            </w:r>
-          </w:p>
-        </w:tc>
-      </w:tr>
-      <w:tr>
-        <w:tc>
-          <w:tcPr>
-            <w:tcW w:type="dxa" w:w="3400"/>
-            <w:tcMar>
-              <w:top w:type="dxa" w:w="60"/>
-              <w:left w:type="dxa" w:w="100"/>
-              <w:bottom w:type="dxa" w:w="60"/>
-              <w:right w:type="dxa" w:w="100"/>
-            </w:tcMar>
-            <w:vAlign w:val="center"/>
-          </w:tcPr>
-          <w:p>
-            <w:pPr>
-              <w:spacing w:after="40" w:line="280"/>
-            </w:pPr>
-            <w:r>
-              <w:rPr>
-                <w:rFonts w:ascii="Malgun Gothic" w:cs="Malgun Gothic" w:eastAsia="Malgun Gothic" w:hAnsi="Malgun Gothic"/>
-                <w:b w:val="false"/>
-                <w:bCs w:val="false"/>
-                <w:sz w:val="19"/>
-                <w:szCs w:val="19"/>
-              </w:rPr>
-              <w:t xml:space="preserve">간트 차트 · 마일스톤</w:t>
-            </w:r>
-          </w:p>
-        </w:tc>
-        <w:tc>
-          <w:tcPr>
-            <w:tcW w:type="dxa" w:w="5626"/>
-            <w:tcMar>
-              <w:top w:type="dxa" w:w="60"/>
-              <w:left w:type="dxa" w:w="100"/>
-              <w:bottom w:type="dxa" w:w="60"/>
-              <w:right w:type="dxa" w:w="100"/>
-            </w:tcMar>
-            <w:vAlign w:val="center"/>
-          </w:tcPr>
-          <w:p>
-            <w:pPr>
-              <w:spacing w:after="40" w:line="280"/>
-            </w:pPr>
-            <w:r>
-              <w:rPr>
-                <w:rFonts w:ascii="Malgun Gothic" w:cs="Malgun Gothic" w:eastAsia="Malgun Gothic" w:hAnsi="Malgun Gothic"/>
-                <w:b w:val="false"/>
-                <w:bCs w:val="false"/>
-                <w:sz w:val="19"/>
-                <w:szCs w:val="19"/>
-              </w:rPr>
-              <w:t xml:space="preserve">5.3절 개발 일정 간트 차트 (그림 4)</w:t>
-            </w:r>
-          </w:p>
-        </w:tc>
-      </w:tr>
-      <w:tr>
-        <w:tc>
-          <w:tcPr>
-            <w:tcW w:type="dxa" w:w="3400"/>
-            <w:tcMar>
-              <w:top w:type="dxa" w:w="60"/>
-              <w:left w:type="dxa" w:w="100"/>
-              <w:bottom w:type="dxa" w:w="60"/>
-              <w:right w:type="dxa" w:w="100"/>
-            </w:tcMar>
-            <w:vAlign w:val="center"/>
-          </w:tcPr>
-          <w:p>
-            <w:pPr>
-              <w:spacing w:after="40" w:line="280"/>
-            </w:pPr>
-            <w:r>
-              <w:rPr>
-                <w:rFonts w:ascii="Malgun Gothic" w:cs="Malgun Gothic" w:eastAsia="Malgun Gothic" w:hAnsi="Malgun Gothic"/>
-                <w:b w:val="false"/>
-                <w:bCs w:val="false"/>
-                <w:sz w:val="19"/>
-                <w:szCs w:val="19"/>
-              </w:rPr>
-              <w:t xml:space="preserve">위험과 대안</w:t>
-            </w:r>
-          </w:p>
-        </w:tc>
-        <w:tc>
-          <w:tcPr>
-            <w:tcW w:type="dxa" w:w="5626"/>
-            <w:tcMar>
-              <w:top w:type="dxa" w:w="60"/>
-              <w:left w:type="dxa" w:w="100"/>
-              <w:bottom w:type="dxa" w:w="60"/>
-              <w:right w:type="dxa" w:w="100"/>
-            </w:tcMar>
-            <w:vAlign w:val="center"/>
-          </w:tcPr>
-          <w:p>
-            <w:pPr>
-              <w:spacing w:after="40" w:line="280"/>
-            </w:pPr>
-            <w:r>
-              <w:rPr>
-                <w:rFonts w:ascii="Malgun Gothic" w:cs="Malgun Gothic" w:eastAsia="Malgun Gothic" w:hAnsi="Malgun Gothic"/>
-                <w:b w:val="false"/>
-                <w:bCs w:val="false"/>
-                <w:sz w:val="19"/>
-                <w:szCs w:val="19"/>
-              </w:rPr>
-              <w:t xml:space="preserve">5.4절 위험과 대안</w:t>
-            </w:r>
-          </w:p>
-        </w:tc>
-      </w:tr>
-    </w:tbl>
-    <w:p>
-      <w:pPr>
-        <w:spacing w:after="120"/>
-      </w:pPr>
     </w:p>
     <w:p>
       <w:pPr>

--- a/docs/07_중간평가_보고서.docx
+++ b/docs/07_중간평가_보고서.docx
@@ -502,7 +502,7 @@
         <w:rPr>
           <w:rFonts w:ascii="Malgun Gothic" w:cs="Malgun Gothic" w:eastAsia="Malgun Gothic" w:hAnsi="Malgun Gothic"/>
         </w:rPr>
-        <w:t xml:space="preserve">링크 설문 30명, 직접 인터뷰 5명. 확인할 가설 하나와 재는 법 다섯, 기준과 못 미쳤을 때의 결정은 5.2절.</w:t>
+        <w:t xml:space="preserve">링크 설문 30명, 직접 인터뷰 5명. 확인할 가설 하나와 재는 법 다섯을 정했고, 못 미쳤을 때 무엇을 바꿀지도 적었다.</w:t>
       </w:r>
     </w:p>
     <w:p>
@@ -540,7 +540,7 @@
         <w:rPr>
           <w:rFonts w:ascii="Malgun Gothic" w:cs="Malgun Gothic" w:eastAsia="Malgun Gothic" w:hAnsi="Malgun Gothic"/>
         </w:rPr>
-        <w:t xml:space="preserve">실제 폰 검증, 피드백 반영, 기록 내용으로 확인 번호를 다시 계산해 맞춰 보는 방법. 마일스톤은 5.3절.</w:t>
+        <w:t xml:space="preserve">실제 폰 검증, 피드백 반영, 기록 내용으로 확인 번호를 다시 계산해 맞춰 보는 방법.</w:t>
       </w:r>
     </w:p>
     <w:p>
@@ -1260,7 +1260,7 @@
         <w:rPr>
           <w:rFonts w:ascii="Malgun Gothic" w:cs="Malgun Gothic" w:eastAsia="Malgun Gothic" w:hAnsi="Malgun Gothic"/>
         </w:rPr>
-        <w:t xml:space="preserve">기록을 남기거나 고칠 때마다 기록 내용으로 만든 확인 번호와 서버 등록 시각이 남는다. 근무지, 시각, 금액은 서버로 가지 않는다. 누구나 확인 페이지에서 그 번호가 서버에 등록된 시각을 볼 수 있다. 기록 내용에서 번호를 다시 계산해 "그 내용이 그 시각에 있었고 그 뒤 바뀌지 않았다"를 맞춰 보는 방법은 기말까지 만든다(3.2, 5.1). 지금은 앱과 백업 파일을 함께 봐야 하고, "그날 실제로 일했다"까지는 증명하지 못한다.</w:t>
+        <w:t xml:space="preserve">기록을 남기거나 고칠 때마다 기록 내용으로 만든 확인 번호와 서버 등록 시각이 남는다. 근무지, 시각, 금액은 서버로 가지 않는다. 누구나 확인 페이지에서 그 번호가 서버에 등록된 시각을 볼 수 있다. 기록 내용에서 번호를 다시 계산해 "그 내용이 그 시각에 있었고 그 뒤 바뀌지 않았다"를 맞춰 보는 방법은 기말까지 만든다. 지금은 앱과 백업 파일을 함께 봐야 하고, "그날 실제로 일했다"까지는 증명하지 못한다.</w:t>
       </w:r>
     </w:p>
     <w:p>
@@ -5052,7 +5052,7 @@
           <w:sz w:val="18"/>
           <w:szCs w:val="18"/>
         </w:rPr>
-        <w:t xml:space="preserve">"미확인" 칸이 5.1절과 5.3절의 실제 폰 검증 일정에 그대로 이어진다.</w:t>
+        <w:t xml:space="preserve">"미확인" 칸이 기말 전 실제 폰 검증 일정에 그대로 이어진다.</w:t>
       </w:r>
     </w:p>
     <w:p>
@@ -11392,7 +11392,7 @@
                 <w:sz w:val="19"/>
                 <w:szCs w:val="19"/>
               </w:rPr>
-              <w:t xml:space="preserve">보강을 기말 이후로 미루고, 지금 방식의 한계(3.1절)를 보고서에 그대로 둔다</w:t>
+              <w:t xml:space="preserve">보강을 기말 이후로 미루고, 지금 방식의 한계를 보고서에 그대로 둔다</w:t>
             </w:r>
           </w:p>
         </w:tc>

--- a/docs/07_중간평가_보고서.docx
+++ b/docs/07_중간평가_보고서.docx
@@ -71,6 +71,9 @@
         <w:gridCol w:w="6826"/>
       </w:tblGrid>
       <w:tr>
+        <w:trPr>
+          <w:cantSplit/>
+        </w:trPr>
         <w:tc>
           <w:tcPr>
             <w:tcW w:type="dxa" w:w="2200"/>
@@ -127,6 +130,9 @@
         </w:tc>
       </w:tr>
       <w:tr>
+        <w:trPr>
+          <w:cantSplit/>
+        </w:trPr>
         <w:tc>
           <w:tcPr>
             <w:tcW w:type="dxa" w:w="2200"/>
@@ -183,6 +189,9 @@
         </w:tc>
       </w:tr>
       <w:tr>
+        <w:trPr>
+          <w:cantSplit/>
+        </w:trPr>
         <w:tc>
           <w:tcPr>
             <w:tcW w:type="dxa" w:w="2200"/>
@@ -239,6 +248,9 @@
         </w:tc>
       </w:tr>
       <w:tr>
+        <w:trPr>
+          <w:cantSplit/>
+        </w:trPr>
         <w:tc>
           <w:tcPr>
             <w:tcW w:type="dxa" w:w="2200"/>
@@ -295,6 +307,9 @@
         </w:tc>
       </w:tr>
       <w:tr>
+        <w:trPr>
+          <w:cantSplit/>
+        </w:trPr>
         <w:tc>
           <w:tcPr>
             <w:tcW w:type="dxa" w:w="2200"/>
@@ -351,6 +366,9 @@
         </w:tc>
       </w:tr>
       <w:tr>
+        <w:trPr>
+          <w:cantSplit/>
+        </w:trPr>
         <w:tc>
           <w:tcPr>
             <w:tcW w:type="dxa" w:w="2200"/>
@@ -981,7 +999,7 @@
         <w:rPr>
           <w:rFonts w:ascii="Malgun Gothic" w:cs="Malgun Gothic" w:eastAsia="Malgun Gothic" w:hAnsi="Malgun Gothic"/>
         </w:rPr>
-        <w:t xml:space="preserve">노동절에 근무한 알바생 중 수당을 받는다는 응답은 38.5%였고, "안내받지 못해 모르겠다"가 33.2%였다 (알바천국, 749명, 2026.4). 수당 자체가 안내되지 않는다는 뜻이고, 주휴·야간 계산 기준을 아는지는 우리 설문 문항으로 직접 묻는다.</w:t>
+        <w:t xml:space="preserve">노동절에 근무한 알바생 중 수당을 받는다는 응답은 38.5%였고, "안내받지 못해 모르겠다"가 33.2%였다 (알바천국, 749명, 2026.4). 주휴·야간 계산 기준을 아는지는 우리 설문으로 직접 묻는다.</w:t>
       </w:r>
     </w:p>
     <w:p>
@@ -1164,7 +1182,7 @@
         <w:rPr>
           <w:rFonts w:ascii="Malgun Gothic" w:cs="Malgun Gothic" w:eastAsia="Malgun Gothic" w:hAnsi="Malgun Gothic"/>
         </w:rPr>
-        <w:t xml:space="preserve">출근·퇴근 버튼 하나로 기록한다. 기록을 고치면 수정 전후 시각, 수정 시점, 사유가 함께 남고, 삭제도 "삭제됨"으로 표시만 한다. 캘린더에서 예정 스케줄과 실제 근무를 비교해 연장, 대타, 단축을 표시한다.</w:t>
+        <w:t xml:space="preserve">출근·퇴근 버튼 하나로 기록한다. 기록을 고치면 수정 전후 시각, 수정 시점, 사유가 함께 남고, 삭제도 "삭제됨"으로 표시만 한다. 캘린더에서 예정과 실제를 비교해 연장·대타·단축을 표시한다.</w:t>
       </w:r>
     </w:p>
     <w:p>
@@ -1188,7 +1206,7 @@
         <w:rPr>
           <w:rFonts w:ascii="Malgun Gothic" w:cs="Malgun Gothic" w:eastAsia="Malgun Gothic" w:hAnsi="Malgun Gothic"/>
         </w:rPr>
-        <w:t xml:space="preserve">기본급, 주휴수당, 야간수당을 더해 "받았어야 할 돈"을 계산하고, 사용자가 넣은 "실제 받은 돈"과 비교해 차액을 보여 준다. 연도별 최저임금 표로 시급이 최저임금에 못 미치면 경고한다. 받은 금액을 아직 넣지 않은 달이 있으면 첫 화면에서 물어본다.</w:t>
+        <w:t xml:space="preserve">기본급, 주휴수당, 야간수당을 더해 "받았어야 할 돈"을 계산하고, 사용자가 넣은 "실제 받은 돈"과 비교해 차액을 보여 준다. 연도별 최저임금 표로 시급이 최저임금에 못 미치면 경고한다.</w:t>
       </w:r>
     </w:p>
     <w:p>
@@ -1236,7 +1254,7 @@
         <w:rPr>
           <w:rFonts w:ascii="Malgun Gothic" w:cs="Malgun Gothic" w:eastAsia="Malgun Gothic" w:hAnsi="Malgun Gothic"/>
         </w:rPr>
-        <w:t xml:space="preserve">근무 기록, 수정 이력, 계산 근거, 입금 내역, 첨부 사진(근무표·시급 근거·입금 내역), 정산 요청 이력, 기록 등록 확인의 7개 항목을 한 문서로 정리한다.</w:t>
+        <w:t xml:space="preserve">근무 기록, 수정 이력, 계산 근거, 입금 내역, 첨부 사진, 정산 요청 이력, 기록 등록 확인의 7개 항목을 한 문서로 정리한다.</w:t>
       </w:r>
     </w:p>
     <w:p>
@@ -1260,7 +1278,7 @@
         <w:rPr>
           <w:rFonts w:ascii="Malgun Gothic" w:cs="Malgun Gothic" w:eastAsia="Malgun Gothic" w:hAnsi="Malgun Gothic"/>
         </w:rPr>
-        <w:t xml:space="preserve">기록을 남기거나 고칠 때마다 기록 내용으로 만든 확인 번호와 서버 등록 시각이 남는다. 근무지, 시각, 금액은 서버로 가지 않는다. 누구나 확인 페이지에서 그 번호가 서버에 등록된 시각을 볼 수 있다. 기록 내용에서 번호를 다시 계산해 "그 내용이 그 시각에 있었고 그 뒤 바뀌지 않았다"를 맞춰 보는 방법은 기말까지 만든다. 지금은 앱과 백업 파일을 함께 봐야 하고, "그날 실제로 일했다"까지는 증명하지 못한다.</w:t>
+        <w:t xml:space="preserve">기록을 남기거나 고칠 때마다 기록 내용으로 만든 확인 번호와 서버 등록 시각이 남는다. 근무지, 시각, 금액은 서버로 가지 않는다. 누구나 확인 페이지에서 등록 시각을 볼 수 있다. 내용에서 번호를 다시 계산해 맞춰 보는 방법은 기말까지 만들며, "그날 실제로 일했다"까지는 증명하지 못한다.</w:t>
       </w:r>
     </w:p>
     <w:p>
@@ -1468,6 +1486,7 @@
       </w:tblGrid>
       <w:tr>
         <w:trPr>
+          <w:cantSplit/>
           <w:tblHeader/>
         </w:trPr>
         <w:tc>
@@ -1559,6 +1578,9 @@
         </w:tc>
       </w:tr>
       <w:tr>
+        <w:trPr>
+          <w:cantSplit/>
+        </w:trPr>
         <w:tc>
           <w:tcPr>
             <w:tcW w:type="dxa" w:w="1500"/>
@@ -1642,6 +1664,9 @@
         </w:tc>
       </w:tr>
       <w:tr>
+        <w:trPr>
+          <w:cantSplit/>
+        </w:trPr>
         <w:tc>
           <w:tcPr>
             <w:tcW w:type="dxa" w:w="1500"/>
@@ -1725,6 +1750,9 @@
         </w:tc>
       </w:tr>
       <w:tr>
+        <w:trPr>
+          <w:cantSplit/>
+        </w:trPr>
         <w:tc>
           <w:tcPr>
             <w:tcW w:type="dxa" w:w="1500"/>
@@ -1823,6 +1851,9 @@
         </w:tc>
       </w:tr>
       <w:tr>
+        <w:trPr>
+          <w:cantSplit/>
+        </w:trPr>
         <w:tc>
           <w:tcPr>
             <w:tcW w:type="dxa" w:w="1500"/>
@@ -1906,6 +1937,9 @@
         </w:tc>
       </w:tr>
       <w:tr>
+        <w:trPr>
+          <w:cantSplit/>
+        </w:trPr>
         <w:tc>
           <w:tcPr>
             <w:tcW w:type="dxa" w:w="1500"/>
@@ -1989,6 +2023,9 @@
         </w:tc>
       </w:tr>
       <w:tr>
+        <w:trPr>
+          <w:cantSplit/>
+        </w:trPr>
         <w:tc>
           <w:tcPr>
             <w:tcW w:type="dxa" w:w="1500"/>
@@ -2103,7 +2140,7 @@
       <w:r>
         <w:drawing>
           <wp:inline distT="0" distB="0" distL="0" distR="0">
-            <wp:extent cx="5715000" cy="2352675"/>
+            <wp:extent cx="5715000" cy="2857500"/>
             <wp:effectExtent t="0" r="0" b="0" l="0"/>
             <wp:docPr id="1" name=""/>
             <wp:cNvGraphicFramePr>
@@ -2128,7 +2165,7 @@
                   <pic:spPr bwMode="auto">
                     <a:xfrm>
                       <a:off x="0" y="0"/>
-                      <a:ext cx="5715000" cy="2352675"/>
+                      <a:ext cx="5715000" cy="2857500"/>
                     </a:xfrm>
                     <a:prstGeom prst="rect">
                       <a:avLst/>
@@ -2255,34 +2292,6 @@
     </w:p>
     <w:p>
       <w:pPr>
-        <w:spacing w:after="120" w:line="320"/>
-      </w:pPr>
-      <w:r>
-        <w:rPr>
-          <w:rFonts w:ascii="Malgun Gothic" w:cs="Malgun Gothic" w:eastAsia="Malgun Gothic" w:hAnsi="Malgun Gothic"/>
-        </w:rPr>
-        <w:t xml:space="preserve">확인 번호의 재료는 기록 번호, 근무지 번호(이름 아님), 출근·퇴근 시각, 입력 방식(버튼/나중에 입력), 추가 사유, 만든 시각, 삭제 여부, 수정 이력이다. 이것을 SHA-256으로 돌린 64자 중 앞 16자가 확인 번호이고, 번호에서 재료를 되돌릴 수 없다. 전송은 한 번에 하나씩이고, 실패하면 30초 뒤와 인터넷이 돌아올 때 다시 보낸다. 설문 응답은 같은 서버의 survey 표에 저장되고(알바 여부, 답 묶음, 서버 시각), 결과 페이지가 읽어 "몇 명 중 몇 명"으로 집계한다.</w:t>
-      </w:r>
-    </w:p>
-    <w:p>
-      <w:pPr>
-        <w:pStyle w:val="Heading3"/>
-        <w:keepNext/>
-        <w:spacing w:after="100" w:before="200"/>
-      </w:pPr>
-      <w:r>
-        <w:rPr>
-          <w:rFonts w:ascii="Malgun Gothic" w:cs="Malgun Gothic" w:eastAsia="Malgun Gothic" w:hAnsi="Malgun Gothic"/>
-          <w:b/>
-          <w:bCs/>
-          <w:sz w:val="22"/>
-          <w:szCs w:val="22"/>
-        </w:rPr>
-        <w:t xml:space="preserve">보안과 개인정보</w:t>
-      </w:r>
-    </w:p>
-    <w:p>
-      <w:pPr>
         <w:pStyle w:val="ListParagraph"/>
         <w:numPr>
           <w:ilvl w:val="0"/>
@@ -2294,7 +2303,7 @@
         <w:rPr>
           <w:rFonts w:ascii="Malgun Gothic" w:cs="Malgun Gothic" w:eastAsia="Malgun Gothic" w:hAnsi="Malgun Gothic"/>
         </w:rPr>
-        <w:t xml:space="preserve">서버에는 이름, 근무지, 시각, 금액이 가지 않는다. 기기 번호는 처음 기록을 등록할 때 앱이 만든 난수라 휴대전화 번호가 아니다. 확인 번호만으로는 내용을 되돌릴 수 없다.</w:t>
+        <w:t xml:space="preserve">확인 번호의 재료: 기록 번호, 근무지 번호(이름 아님), 출근·퇴근 시각, 입력 방식, 추가 사유, 만든 시각, 삭제 여부, 수정 이력. 이것을 SHA-256으로 돌린 64자 중 앞 16자가 확인 번호다. 번호에서 재료를 되돌릴 수 없다.</w:t>
       </w:r>
     </w:p>
     <w:p>
@@ -2310,7 +2319,7 @@
         <w:rPr>
           <w:rFonts w:ascii="Malgun Gothic" w:cs="Malgun Gothic" w:eastAsia="Malgun Gothic" w:hAnsi="Malgun Gothic"/>
         </w:rPr>
-        <w:t xml:space="preserve">코드에는 공개 키만 둔다. 공개 키로는 stamps와 survey 두 표 모두 넣기와 읽기만 되고 고치기·지우기는 거부된다(RLS, curl로 401 확인). 2000년 시각을 보내도 서버 시각으로 저장되는 것을 확인했다. 관리자 키는 받지도 쓰지도 않는다.</w:t>
+        <w:t xml:space="preserve">전송은 한 번에 하나씩. 실패하면 30초 뒤와 인터넷이 돌아올 때 다시 보낸다.</w:t>
       </w:r>
     </w:p>
     <w:p>
@@ -2326,7 +2335,7 @@
         <w:rPr>
           <w:rFonts w:ascii="Malgun Gothic" w:cs="Malgun Gothic" w:eastAsia="Malgun Gothic" w:hAnsi="Malgun Gothic"/>
         </w:rPr>
-        <w:t xml:space="preserve">기록 등록은 설정에서 끌 수 있고, 무엇이 서버로 가는지 설정 탭에 적어 두었다.</w:t>
+        <w:t xml:space="preserve">설문 응답은 같은 서버의 survey 표에 저장되고(알바 여부, 답 묶음, 서버 시각), 결과 페이지가 읽어 "몇 명 중 몇 명"으로 집계한다.</w:t>
       </w:r>
     </w:p>
     <w:p>
@@ -2343,7 +2352,7 @@
           <w:sz w:val="22"/>
           <w:szCs w:val="22"/>
         </w:rPr>
-        <w:t xml:space="preserve">알고 있는 한계</w:t>
+        <w:t xml:space="preserve">보안과 개인정보</w:t>
       </w:r>
     </w:p>
     <w:p>
@@ -2351,7 +2360,7 @@
         <w:pStyle w:val="ListParagraph"/>
         <w:numPr>
           <w:ilvl w:val="0"/>
-          <w:numId w:val="4"/>
+          <w:numId w:val="2"/>
         </w:numPr>
         <w:spacing w:after="60" w:line="300"/>
       </w:pPr>
@@ -2359,7 +2368,7 @@
         <w:rPr>
           <w:rFonts w:ascii="Malgun Gothic" w:cs="Malgun Gothic" w:eastAsia="Malgun Gothic" w:hAnsi="Malgun Gothic"/>
         </w:rPr>
-        <w:t xml:space="preserve">기록이 폰에만 있어 폰을 바꾸거나 브라우저 데이터를 지우면 사라진다. 지금은 백업 파일이 유일한 보호 수단이고, 2차 수익 모델(동기화·자동 백업 구독)이 이 자리에 있다.</w:t>
+        <w:t xml:space="preserve">서버에는 이름, 근무지, 시각, 금액이 가지 않는다. 기기 번호는 처음 기록을 등록할 때 앱이 만든 난수라 휴대전화 번호가 아니다. 확인 번호만으로는 내용을 되돌릴 수 없다.</w:t>
       </w:r>
     </w:p>
     <w:p>
@@ -2367,7 +2376,7 @@
         <w:pStyle w:val="ListParagraph"/>
         <w:numPr>
           <w:ilvl w:val="0"/>
-          <w:numId w:val="4"/>
+          <w:numId w:val="2"/>
         </w:numPr>
         <w:spacing w:after="60" w:line="300"/>
       </w:pPr>
@@ -2375,7 +2384,7 @@
         <w:rPr>
           <w:rFonts w:ascii="Malgun Gothic" w:cs="Malgun Gothic" w:eastAsia="Malgun Gothic" w:hAnsi="Malgun Gothic"/>
         </w:rPr>
-        <w:t xml:space="preserve">확인 번호만으로는 제3자가 내용을 되돌려 볼 수 없다. 11월 17일부터 증빙 PDF의 기록 내용으로 번호를 다시 계산해 서버 시각과 맞춰 보는 확인 방식을 만든다(계획).</w:t>
+        <w:t xml:space="preserve">코드에는 공개 키만 둔다. 공개 키로는 stamps와 survey 두 표 모두 넣기와 읽기만 되고 고치기·지우기는 거부된다(RLS, curl로 401 확인). 2000년 시각을 보내도 서버 시각으로 저장되는 것을 확인했다. 관리자 키는 받지도 쓰지도 않는다.</w:t>
       </w:r>
     </w:p>
     <w:p>
@@ -2383,7 +2392,7 @@
         <w:pStyle w:val="ListParagraph"/>
         <w:numPr>
           <w:ilvl w:val="0"/>
-          <w:numId w:val="4"/>
+          <w:numId w:val="2"/>
         </w:numPr>
         <w:spacing w:after="60" w:line="300"/>
       </w:pPr>
@@ -2391,7 +2400,24 @@
         <w:rPr>
           <w:rFonts w:ascii="Malgun Gothic" w:cs="Malgun Gothic" w:eastAsia="Malgun Gothic" w:hAnsi="Malgun Gothic"/>
         </w:rPr>
-        <w:t xml:space="preserve">프로젝트 운영자 권한으로는 서버 표를 고칠 수 있다. 그래서 지금 보여 주는 것은 "사용자가 나중에 고칠 수 없다"까지이고, 운영자와 무관한 외부 기관의 시점확인(공인 타임스탬프 등)은 비용이 들어 향후 계획으로 둔다.</w:t>
+        <w:t xml:space="preserve">기록 등록은 설정에서 끌 수 있고, 무엇이 서버로 가는지 설정 탭에 적어 두었다.</w:t>
+      </w:r>
+    </w:p>
+    <w:p>
+      <w:pPr>
+        <w:pStyle w:val="Heading3"/>
+        <w:keepNext/>
+        <w:spacing w:after="100" w:before="200"/>
+      </w:pPr>
+      <w:r>
+        <w:rPr>
+          <w:rFonts w:ascii="Malgun Gothic" w:cs="Malgun Gothic" w:eastAsia="Malgun Gothic" w:hAnsi="Malgun Gothic"/>
+          <w:b/>
+          <w:bCs/>
+          <w:sz w:val="22"/>
+          <w:szCs w:val="22"/>
+        </w:rPr>
+        <w:t xml:space="preserve">알고 있는 한계</w:t>
       </w:r>
     </w:p>
     <w:p>
@@ -2399,7 +2425,7 @@
         <w:pStyle w:val="ListParagraph"/>
         <w:numPr>
           <w:ilvl w:val="0"/>
-          <w:numId w:val="4"/>
+          <w:numId w:val="5"/>
         </w:numPr>
         <w:spacing w:after="60" w:line="300"/>
       </w:pPr>
@@ -2407,7 +2433,7 @@
         <w:rPr>
           <w:rFonts w:ascii="Malgun Gothic" w:cs="Malgun Gothic" w:eastAsia="Malgun Gothic" w:hAnsi="Malgun Gothic"/>
         </w:rPr>
-        <w:t xml:space="preserve">공개 키로 누구나 넣을 수 있으므로 쓸모없는 줄이 쌓일 수 있다. 앱 쪽에서 따로 막는 장치는 아직 없다.</w:t>
+        <w:t xml:space="preserve">기록이 폰에만 있어 폰을 바꾸거나 브라우저 데이터를 지우면 사라진다. 지금은 백업 파일이 유일한 보호 수단이고, 2차 수익 모델(동기화·자동 백업 구독)이 이 자리에 있다.</w:t>
       </w:r>
     </w:p>
     <w:p>
@@ -2415,7 +2441,55 @@
         <w:pStyle w:val="ListParagraph"/>
         <w:numPr>
           <w:ilvl w:val="0"/>
-          <w:numId w:val="4"/>
+          <w:numId w:val="5"/>
+        </w:numPr>
+        <w:spacing w:after="60" w:line="300"/>
+      </w:pPr>
+      <w:r>
+        <w:rPr>
+          <w:rFonts w:ascii="Malgun Gothic" w:cs="Malgun Gothic" w:eastAsia="Malgun Gothic" w:hAnsi="Malgun Gothic"/>
+        </w:rPr>
+        <w:t xml:space="preserve">확인 번호만으로는 제3자가 내용을 되돌려 볼 수 없다. 11월 17일부터 증빙 PDF의 기록 내용으로 번호를 다시 계산해 서버 시각과 맞춰 보는 확인 방식을 만든다(계획).</w:t>
+      </w:r>
+    </w:p>
+    <w:p>
+      <w:pPr>
+        <w:pStyle w:val="ListParagraph"/>
+        <w:numPr>
+          <w:ilvl w:val="0"/>
+          <w:numId w:val="5"/>
+        </w:numPr>
+        <w:spacing w:after="60" w:line="300"/>
+      </w:pPr>
+      <w:r>
+        <w:rPr>
+          <w:rFonts w:ascii="Malgun Gothic" w:cs="Malgun Gothic" w:eastAsia="Malgun Gothic" w:hAnsi="Malgun Gothic"/>
+        </w:rPr>
+        <w:t xml:space="preserve">프로젝트 운영자 권한으로는 서버 표를 고칠 수 있다. 그래서 지금 보여 주는 것은 "사용자가 나중에 고칠 수 없다"까지이고, 운영자와 무관한 외부 기관의 시점확인(공인 타임스탬프 등)은 비용이 들어 향후 계획으로 둔다.</w:t>
+      </w:r>
+    </w:p>
+    <w:p>
+      <w:pPr>
+        <w:pStyle w:val="ListParagraph"/>
+        <w:numPr>
+          <w:ilvl w:val="0"/>
+          <w:numId w:val="5"/>
+        </w:numPr>
+        <w:spacing w:after="60" w:line="300"/>
+      </w:pPr>
+      <w:r>
+        <w:rPr>
+          <w:rFonts w:ascii="Malgun Gothic" w:cs="Malgun Gothic" w:eastAsia="Malgun Gothic" w:hAnsi="Malgun Gothic"/>
+        </w:rPr>
+        <w:t xml:space="preserve">공개 키로 누구나 넣을 수 있으므로 쓸모없는 줄이 쌓일 수 있다. 앱 쪽에서 따로 막는 장치는 아직 없다.</w:t>
+      </w:r>
+    </w:p>
+    <w:p>
+      <w:pPr>
+        <w:pStyle w:val="ListParagraph"/>
+        <w:numPr>
+          <w:ilvl w:val="0"/>
+          <w:numId w:val="5"/>
         </w:numPr>
         <w:spacing w:after="60" w:line="300"/>
       </w:pPr>
@@ -2470,17 +2544,18 @@
         <w:tblLayout w:type="fixed"/>
       </w:tblPr>
       <w:tblGrid>
-        <w:gridCol w:w="3300"/>
-        <w:gridCol w:w="1300"/>
+        <w:gridCol w:w="3100"/>
+        <w:gridCol w:w="1500"/>
         <w:gridCol w:w="4426"/>
       </w:tblGrid>
       <w:tr>
         <w:trPr>
+          <w:cantSplit/>
           <w:tblHeader/>
         </w:trPr>
         <w:tc>
           <w:tcPr>
-            <w:tcW w:type="dxa" w:w="3300"/>
+            <w:tcW w:type="dxa" w:w="3100"/>
             <w:shd w:fill="F4F3EF" w:color="auto" w:val="clear"/>
             <w:tcMar>
               <w:top w:type="dxa" w:w="60"/>
@@ -2509,7 +2584,7 @@
         </w:tc>
         <w:tc>
           <w:tcPr>
-            <w:tcW w:type="dxa" w:w="1300"/>
+            <w:tcW w:type="dxa" w:w="1500"/>
             <w:shd w:fill="F4F3EF" w:color="auto" w:val="clear"/>
             <w:tcMar>
               <w:top w:type="dxa" w:w="60"/>
@@ -2567,9 +2642,12 @@
         </w:tc>
       </w:tr>
       <w:tr>
-        <w:tc>
-          <w:tcPr>
-            <w:tcW w:type="dxa" w:w="3300"/>
+        <w:trPr>
+          <w:cantSplit/>
+        </w:trPr>
+        <w:tc>
+          <w:tcPr>
+            <w:tcW w:type="dxa" w:w="3100"/>
             <w:tcMar>
               <w:top w:type="dxa" w:w="60"/>
               <w:left w:type="dxa" w:w="100"/>
@@ -2596,7 +2674,7 @@
         </w:tc>
         <w:tc>
           <w:tcPr>
-            <w:tcW w:type="dxa" w:w="1300"/>
+            <w:tcW w:type="dxa" w:w="1500"/>
             <w:tcMar>
               <w:top w:type="dxa" w:w="60"/>
               <w:left w:type="dxa" w:w="100"/>
@@ -2650,9 +2728,12 @@
         </w:tc>
       </w:tr>
       <w:tr>
-        <w:tc>
-          <w:tcPr>
-            <w:tcW w:type="dxa" w:w="3300"/>
+        <w:trPr>
+          <w:cantSplit/>
+        </w:trPr>
+        <w:tc>
+          <w:tcPr>
+            <w:tcW w:type="dxa" w:w="3100"/>
             <w:tcMar>
               <w:top w:type="dxa" w:w="60"/>
               <w:left w:type="dxa" w:w="100"/>
@@ -2679,7 +2760,7 @@
         </w:tc>
         <w:tc>
           <w:tcPr>
-            <w:tcW w:type="dxa" w:w="1300"/>
+            <w:tcW w:type="dxa" w:w="1500"/>
             <w:tcMar>
               <w:top w:type="dxa" w:w="60"/>
               <w:left w:type="dxa" w:w="100"/>
@@ -2733,9 +2814,12 @@
         </w:tc>
       </w:tr>
       <w:tr>
-        <w:tc>
-          <w:tcPr>
-            <w:tcW w:type="dxa" w:w="3300"/>
+        <w:trPr>
+          <w:cantSplit/>
+        </w:trPr>
+        <w:tc>
+          <w:tcPr>
+            <w:tcW w:type="dxa" w:w="3100"/>
             <w:tcMar>
               <w:top w:type="dxa" w:w="60"/>
               <w:left w:type="dxa" w:w="100"/>
@@ -2762,7 +2846,7 @@
         </w:tc>
         <w:tc>
           <w:tcPr>
-            <w:tcW w:type="dxa" w:w="1300"/>
+            <w:tcW w:type="dxa" w:w="1500"/>
             <w:tcMar>
               <w:top w:type="dxa" w:w="60"/>
               <w:left w:type="dxa" w:w="100"/>
@@ -2816,9 +2900,12 @@
         </w:tc>
       </w:tr>
       <w:tr>
-        <w:tc>
-          <w:tcPr>
-            <w:tcW w:type="dxa" w:w="3300"/>
+        <w:trPr>
+          <w:cantSplit/>
+        </w:trPr>
+        <w:tc>
+          <w:tcPr>
+            <w:tcW w:type="dxa" w:w="3100"/>
             <w:tcMar>
               <w:top w:type="dxa" w:w="60"/>
               <w:left w:type="dxa" w:w="100"/>
@@ -2845,7 +2932,7 @@
         </w:tc>
         <w:tc>
           <w:tcPr>
-            <w:tcW w:type="dxa" w:w="1300"/>
+            <w:tcW w:type="dxa" w:w="1500"/>
             <w:tcMar>
               <w:top w:type="dxa" w:w="60"/>
               <w:left w:type="dxa" w:w="100"/>
@@ -2899,9 +2986,12 @@
         </w:tc>
       </w:tr>
       <w:tr>
-        <w:tc>
-          <w:tcPr>
-            <w:tcW w:type="dxa" w:w="3300"/>
+        <w:trPr>
+          <w:cantSplit/>
+        </w:trPr>
+        <w:tc>
+          <w:tcPr>
+            <w:tcW w:type="dxa" w:w="3100"/>
             <w:tcMar>
               <w:top w:type="dxa" w:w="60"/>
               <w:left w:type="dxa" w:w="100"/>
@@ -2928,7 +3018,7 @@
         </w:tc>
         <w:tc>
           <w:tcPr>
-            <w:tcW w:type="dxa" w:w="1300"/>
+            <w:tcW w:type="dxa" w:w="1500"/>
             <w:tcMar>
               <w:top w:type="dxa" w:w="60"/>
               <w:left w:type="dxa" w:w="100"/>
@@ -2982,9 +3072,12 @@
         </w:tc>
       </w:tr>
       <w:tr>
-        <w:tc>
-          <w:tcPr>
-            <w:tcW w:type="dxa" w:w="3300"/>
+        <w:trPr>
+          <w:cantSplit/>
+        </w:trPr>
+        <w:tc>
+          <w:tcPr>
+            <w:tcW w:type="dxa" w:w="3100"/>
             <w:tcMar>
               <w:top w:type="dxa" w:w="60"/>
               <w:left w:type="dxa" w:w="100"/>
@@ -3011,7 +3104,7 @@
         </w:tc>
         <w:tc>
           <w:tcPr>
-            <w:tcW w:type="dxa" w:w="1300"/>
+            <w:tcW w:type="dxa" w:w="1500"/>
             <w:tcMar>
               <w:top w:type="dxa" w:w="60"/>
               <w:left w:type="dxa" w:w="100"/>
@@ -3065,9 +3158,12 @@
         </w:tc>
       </w:tr>
       <w:tr>
-        <w:tc>
-          <w:tcPr>
-            <w:tcW w:type="dxa" w:w="3300"/>
+        <w:trPr>
+          <w:cantSplit/>
+        </w:trPr>
+        <w:tc>
+          <w:tcPr>
+            <w:tcW w:type="dxa" w:w="3100"/>
             <w:tcMar>
               <w:top w:type="dxa" w:w="60"/>
               <w:left w:type="dxa" w:w="100"/>
@@ -3094,7 +3190,7 @@
         </w:tc>
         <w:tc>
           <w:tcPr>
-            <w:tcW w:type="dxa" w:w="1300"/>
+            <w:tcW w:type="dxa" w:w="1500"/>
             <w:tcMar>
               <w:top w:type="dxa" w:w="60"/>
               <w:left w:type="dxa" w:w="100"/>
@@ -3148,9 +3244,12 @@
         </w:tc>
       </w:tr>
       <w:tr>
-        <w:tc>
-          <w:tcPr>
-            <w:tcW w:type="dxa" w:w="3300"/>
+        <w:trPr>
+          <w:cantSplit/>
+        </w:trPr>
+        <w:tc>
+          <w:tcPr>
+            <w:tcW w:type="dxa" w:w="3100"/>
             <w:tcMar>
               <w:top w:type="dxa" w:w="60"/>
               <w:left w:type="dxa" w:w="100"/>
@@ -3177,7 +3276,7 @@
         </w:tc>
         <w:tc>
           <w:tcPr>
-            <w:tcW w:type="dxa" w:w="1300"/>
+            <w:tcW w:type="dxa" w:w="1500"/>
             <w:tcMar>
               <w:top w:type="dxa" w:w="60"/>
               <w:left w:type="dxa" w:w="100"/>
@@ -3231,9 +3330,12 @@
         </w:tc>
       </w:tr>
       <w:tr>
-        <w:tc>
-          <w:tcPr>
-            <w:tcW w:type="dxa" w:w="3300"/>
+        <w:trPr>
+          <w:cantSplit/>
+        </w:trPr>
+        <w:tc>
+          <w:tcPr>
+            <w:tcW w:type="dxa" w:w="3100"/>
             <w:tcMar>
               <w:top w:type="dxa" w:w="60"/>
               <w:left w:type="dxa" w:w="100"/>
@@ -3260,7 +3362,7 @@
         </w:tc>
         <w:tc>
           <w:tcPr>
-            <w:tcW w:type="dxa" w:w="1300"/>
+            <w:tcW w:type="dxa" w:w="1500"/>
             <w:tcMar>
               <w:top w:type="dxa" w:w="60"/>
               <w:left w:type="dxa" w:w="100"/>
@@ -3314,9 +3416,12 @@
         </w:tc>
       </w:tr>
       <w:tr>
-        <w:tc>
-          <w:tcPr>
-            <w:tcW w:type="dxa" w:w="3300"/>
+        <w:trPr>
+          <w:cantSplit/>
+        </w:trPr>
+        <w:tc>
+          <w:tcPr>
+            <w:tcW w:type="dxa" w:w="3100"/>
             <w:tcMar>
               <w:top w:type="dxa" w:w="60"/>
               <w:left w:type="dxa" w:w="100"/>
@@ -3343,7 +3448,7 @@
         </w:tc>
         <w:tc>
           <w:tcPr>
-            <w:tcW w:type="dxa" w:w="1300"/>
+            <w:tcW w:type="dxa" w:w="1500"/>
             <w:tcMar>
               <w:top w:type="dxa" w:w="60"/>
               <w:left w:type="dxa" w:w="100"/>
@@ -3397,9 +3502,12 @@
         </w:tc>
       </w:tr>
       <w:tr>
-        <w:tc>
-          <w:tcPr>
-            <w:tcW w:type="dxa" w:w="3300"/>
+        <w:trPr>
+          <w:cantSplit/>
+        </w:trPr>
+        <w:tc>
+          <w:tcPr>
+            <w:tcW w:type="dxa" w:w="3100"/>
             <w:tcMar>
               <w:top w:type="dxa" w:w="60"/>
               <w:left w:type="dxa" w:w="100"/>
@@ -3426,7 +3534,7 @@
         </w:tc>
         <w:tc>
           <w:tcPr>
-            <w:tcW w:type="dxa" w:w="1300"/>
+            <w:tcW w:type="dxa" w:w="1500"/>
             <w:tcMar>
               <w:top w:type="dxa" w:w="60"/>
               <w:left w:type="dxa" w:w="100"/>
@@ -3502,68 +3610,6 @@
           <w:rFonts w:ascii="Malgun Gothic" w:cs="Malgun Gothic" w:eastAsia="Malgun Gothic" w:hAnsi="Malgun Gothic"/>
         </w:rPr>
         <w:t xml:space="preserve">MVP 기능 정의서의 포함 기능 8개가 모두 동작하는 수준으로 배포되었다. 세부 완성도 평균 약 80%. 실제 사용자 검증은 시작 단계이다.</w:t>
-      </w:r>
-    </w:p>
-    <w:p>
-      <w:pPr>
-        <w:keepNext/>
-        <w:spacing w:after="60" w:before="120"/>
-        <w:jc w:val="center"/>
-      </w:pPr>
-      <w:r>
-        <w:drawing>
-          <wp:inline distT="0" distB="0" distL="0" distR="0">
-            <wp:extent cx="5715000" cy="2333625"/>
-            <wp:effectExtent t="0" r="0" b="0" l="0"/>
-            <wp:docPr id="2" name=""/>
-            <wp:cNvGraphicFramePr>
-              <a:graphicFrameLocks xmlns:a="http://schemas.openxmlformats.org/drawingml/2006/main" noChangeAspect="1"/>
-            </wp:cNvGraphicFramePr>
-            <a:graphic xmlns:a="http://schemas.openxmlformats.org/drawingml/2006/main">
-              <a:graphicData uri="http://schemas.openxmlformats.org/drawingml/2006/picture">
-                <pic:pic xmlns:pic="http://schemas.openxmlformats.org/drawingml/2006/picture">
-                  <pic:nvPicPr>
-                    <pic:cNvPr id="0" name="" descr=""/>
-                    <pic:cNvPicPr>
-                      <a:picLocks noChangeAspect="1" noChangeArrowheads="1"/>
-                    </pic:cNvPicPr>
-                  </pic:nvPicPr>
-                  <pic:blipFill>
-                    <a:blip r:embed="rId8" cstate="none"/>
-                    <a:srcRect/>
-                    <a:stretch>
-                      <a:fillRect/>
-                    </a:stretch>
-                  </pic:blipFill>
-                  <pic:spPr bwMode="auto">
-                    <a:xfrm>
-                      <a:off x="0" y="0"/>
-                      <a:ext cx="5715000" cy="2333625"/>
-                    </a:xfrm>
-                    <a:prstGeom prst="rect">
-                      <a:avLst/>
-                    </a:prstGeom>
-                  </pic:spPr>
-                </pic:pic>
-              </a:graphicData>
-            </a:graphic>
-          </wp:inline>
-        </w:drawing>
-      </w:r>
-    </w:p>
-    <w:p>
-      <w:pPr>
-        <w:spacing w:after="240" w:before="60"/>
-        <w:jc w:val="center"/>
-      </w:pPr>
-      <w:r>
-        <w:rPr>
-          <w:rFonts w:ascii="Malgun Gothic" w:cs="Malgun Gothic" w:eastAsia="Malgun Gothic" w:hAnsi="Malgun Gothic"/>
-          <w:color w:val="5D636D"/>
-          <w:sz w:val="18"/>
-          <w:szCs w:val="18"/>
-        </w:rPr>
-        <w:t xml:space="preserve">그림 2. 기능별 완성도</w:t>
       </w:r>
     </w:p>
     <w:p>
@@ -3646,19 +3692,20 @@
         <w:tblLayout w:type="fixed"/>
       </w:tblPr>
       <w:tblGrid>
-        <w:gridCol w:w="3000"/>
-        <w:gridCol w:w="1600"/>
-        <w:gridCol w:w="1600"/>
-        <w:gridCol w:w="1400"/>
-        <w:gridCol w:w="1426"/>
+        <w:gridCol w:w="2700"/>
+        <w:gridCol w:w="1500"/>
+        <w:gridCol w:w="1500"/>
+        <w:gridCol w:w="1100"/>
+        <w:gridCol w:w="2226"/>
       </w:tblGrid>
       <w:tr>
         <w:trPr>
+          <w:cantSplit/>
           <w:tblHeader/>
         </w:trPr>
         <w:tc>
           <w:tcPr>
-            <w:tcW w:type="dxa" w:w="3000"/>
+            <w:tcW w:type="dxa" w:w="2700"/>
             <w:shd w:fill="F4F3EF" w:color="auto" w:val="clear"/>
             <w:tcMar>
               <w:top w:type="dxa" w:w="60"/>
@@ -3687,7 +3734,7 @@
         </w:tc>
         <w:tc>
           <w:tcPr>
-            <w:tcW w:type="dxa" w:w="1600"/>
+            <w:tcW w:type="dxa" w:w="1500"/>
             <w:shd w:fill="F4F3EF" w:color="auto" w:val="clear"/>
             <w:tcMar>
               <w:top w:type="dxa" w:w="60"/>
@@ -3716,7 +3763,7 @@
         </w:tc>
         <w:tc>
           <w:tcPr>
-            <w:tcW w:type="dxa" w:w="1600"/>
+            <w:tcW w:type="dxa" w:w="1500"/>
             <w:shd w:fill="F4F3EF" w:color="auto" w:val="clear"/>
             <w:tcMar>
               <w:top w:type="dxa" w:w="60"/>
@@ -3745,7 +3792,7 @@
         </w:tc>
         <w:tc>
           <w:tcPr>
-            <w:tcW w:type="dxa" w:w="1400"/>
+            <w:tcW w:type="dxa" w:w="1100"/>
             <w:shd w:fill="F4F3EF" w:color="auto" w:val="clear"/>
             <w:tcMar>
               <w:top w:type="dxa" w:w="60"/>
@@ -3774,7 +3821,7 @@
         </w:tc>
         <w:tc>
           <w:tcPr>
-            <w:tcW w:type="dxa" w:w="1426"/>
+            <w:tcW w:type="dxa" w:w="2226"/>
             <w:shd w:fill="F4F3EF" w:color="auto" w:val="clear"/>
             <w:tcMar>
               <w:top w:type="dxa" w:w="60"/>
@@ -3803,9 +3850,12 @@
         </w:tc>
       </w:tr>
       <w:tr>
-        <w:tc>
-          <w:tcPr>
-            <w:tcW w:type="dxa" w:w="3000"/>
+        <w:trPr>
+          <w:cantSplit/>
+        </w:trPr>
+        <w:tc>
+          <w:tcPr>
+            <w:tcW w:type="dxa" w:w="2700"/>
             <w:tcMar>
               <w:top w:type="dxa" w:w="60"/>
               <w:left w:type="dxa" w:w="100"/>
@@ -3832,7 +3882,7 @@
         </w:tc>
         <w:tc>
           <w:tcPr>
-            <w:tcW w:type="dxa" w:w="1600"/>
+            <w:tcW w:type="dxa" w:w="1500"/>
             <w:tcMar>
               <w:top w:type="dxa" w:w="60"/>
               <w:left w:type="dxa" w:w="100"/>
@@ -3859,7 +3909,7 @@
         </w:tc>
         <w:tc>
           <w:tcPr>
-            <w:tcW w:type="dxa" w:w="1600"/>
+            <w:tcW w:type="dxa" w:w="1500"/>
             <w:tcMar>
               <w:top w:type="dxa" w:w="60"/>
               <w:left w:type="dxa" w:w="100"/>
@@ -3886,7 +3936,7 @@
         </w:tc>
         <w:tc>
           <w:tcPr>
-            <w:tcW w:type="dxa" w:w="1400"/>
+            <w:tcW w:type="dxa" w:w="1100"/>
             <w:tcMar>
               <w:top w:type="dxa" w:w="60"/>
               <w:left w:type="dxa" w:w="100"/>
@@ -3913,36 +3963,39 @@
         </w:tc>
         <w:tc>
           <w:tcPr>
-            <w:tcW w:type="dxa" w:w="1426"/>
-            <w:tcMar>
-              <w:top w:type="dxa" w:w="60"/>
-              <w:left w:type="dxa" w:w="100"/>
-              <w:bottom w:type="dxa" w:w="60"/>
-              <w:right w:type="dxa" w:w="100"/>
-            </w:tcMar>
-            <w:vAlign w:val="center"/>
-          </w:tcPr>
-          <w:p>
-            <w:pPr>
-              <w:spacing w:after="40" w:line="280"/>
-            </w:pPr>
-            <w:r>
-              <w:rPr>
-                <w:rFonts w:ascii="Malgun Gothic" w:cs="Malgun Gothic" w:eastAsia="Malgun Gothic" w:hAnsi="Malgun Gothic"/>
-                <w:b w:val="false"/>
-                <w:bCs w:val="false"/>
-                <w:sz w:val="19"/>
-                <w:szCs w:val="19"/>
-              </w:rPr>
-              <w:t xml:space="preserve">삼성 인터넷·Chrome 메뉴 이름 미확인</w:t>
+            <w:tcW w:type="dxa" w:w="2226"/>
+            <w:tcMar>
+              <w:top w:type="dxa" w:w="60"/>
+              <w:left w:type="dxa" w:w="100"/>
+              <w:bottom w:type="dxa" w:w="60"/>
+              <w:right w:type="dxa" w:w="100"/>
+            </w:tcMar>
+            <w:vAlign w:val="center"/>
+          </w:tcPr>
+          <w:p>
+            <w:pPr>
+              <w:spacing w:after="40" w:line="280"/>
+            </w:pPr>
+            <w:r>
+              <w:rPr>
+                <w:rFonts w:ascii="Malgun Gothic" w:cs="Malgun Gothic" w:eastAsia="Malgun Gothic" w:hAnsi="Malgun Gothic"/>
+                <w:b w:val="false"/>
+                <w:bCs w:val="false"/>
+                <w:sz w:val="19"/>
+                <w:szCs w:val="19"/>
+              </w:rPr>
+              <w:t xml:space="preserve">갤럭시 메뉴 이름 미확인</w:t>
             </w:r>
           </w:p>
         </w:tc>
       </w:tr>
       <w:tr>
-        <w:tc>
-          <w:tcPr>
-            <w:tcW w:type="dxa" w:w="3000"/>
+        <w:trPr>
+          <w:cantSplit/>
+        </w:trPr>
+        <w:tc>
+          <w:tcPr>
+            <w:tcW w:type="dxa" w:w="2700"/>
             <w:tcMar>
               <w:top w:type="dxa" w:w="60"/>
               <w:left w:type="dxa" w:w="100"/>
@@ -3969,7 +4022,7 @@
         </w:tc>
         <w:tc>
           <w:tcPr>
-            <w:tcW w:type="dxa" w:w="1600"/>
+            <w:tcW w:type="dxa" w:w="1500"/>
             <w:tcMar>
               <w:top w:type="dxa" w:w="60"/>
               <w:left w:type="dxa" w:w="100"/>
@@ -3996,7 +4049,7 @@
         </w:tc>
         <w:tc>
           <w:tcPr>
-            <w:tcW w:type="dxa" w:w="1600"/>
+            <w:tcW w:type="dxa" w:w="1500"/>
             <w:tcMar>
               <w:top w:type="dxa" w:w="60"/>
               <w:left w:type="dxa" w:w="100"/>
@@ -4023,7 +4076,7 @@
         </w:tc>
         <w:tc>
           <w:tcPr>
-            <w:tcW w:type="dxa" w:w="1400"/>
+            <w:tcW w:type="dxa" w:w="1100"/>
             <w:tcMar>
               <w:top w:type="dxa" w:w="60"/>
               <w:left w:type="dxa" w:w="100"/>
@@ -4050,7 +4103,7 @@
         </w:tc>
         <w:tc>
           <w:tcPr>
-            <w:tcW w:type="dxa" w:w="1426"/>
+            <w:tcW w:type="dxa" w:w="2226"/>
             <w:tcMar>
               <w:top w:type="dxa" w:w="60"/>
               <w:left w:type="dxa" w:w="100"/>
@@ -4077,9 +4130,12 @@
         </w:tc>
       </w:tr>
       <w:tr>
-        <w:tc>
-          <w:tcPr>
-            <w:tcW w:type="dxa" w:w="3000"/>
+        <w:trPr>
+          <w:cantSplit/>
+        </w:trPr>
+        <w:tc>
+          <w:tcPr>
+            <w:tcW w:type="dxa" w:w="2700"/>
             <w:tcMar>
               <w:top w:type="dxa" w:w="60"/>
               <w:left w:type="dxa" w:w="100"/>
@@ -4106,7 +4162,7 @@
         </w:tc>
         <w:tc>
           <w:tcPr>
-            <w:tcW w:type="dxa" w:w="1600"/>
+            <w:tcW w:type="dxa" w:w="1500"/>
             <w:tcMar>
               <w:top w:type="dxa" w:w="60"/>
               <w:left w:type="dxa" w:w="100"/>
@@ -4133,7 +4189,7 @@
         </w:tc>
         <w:tc>
           <w:tcPr>
-            <w:tcW w:type="dxa" w:w="1600"/>
+            <w:tcW w:type="dxa" w:w="1500"/>
             <w:tcMar>
               <w:top w:type="dxa" w:w="60"/>
               <w:left w:type="dxa" w:w="100"/>
@@ -4160,7 +4216,7 @@
         </w:tc>
         <w:tc>
           <w:tcPr>
-            <w:tcW w:type="dxa" w:w="1400"/>
+            <w:tcW w:type="dxa" w:w="1100"/>
             <w:tcMar>
               <w:top w:type="dxa" w:w="60"/>
               <w:left w:type="dxa" w:w="100"/>
@@ -4187,7 +4243,7 @@
         </w:tc>
         <w:tc>
           <w:tcPr>
-            <w:tcW w:type="dxa" w:w="1426"/>
+            <w:tcW w:type="dxa" w:w="2226"/>
             <w:tcMar>
               <w:top w:type="dxa" w:w="60"/>
               <w:left w:type="dxa" w:w="100"/>
@@ -4214,9 +4270,12 @@
         </w:tc>
       </w:tr>
       <w:tr>
-        <w:tc>
-          <w:tcPr>
-            <w:tcW w:type="dxa" w:w="3000"/>
+        <w:trPr>
+          <w:cantSplit/>
+        </w:trPr>
+        <w:tc>
+          <w:tcPr>
+            <w:tcW w:type="dxa" w:w="2700"/>
             <w:tcMar>
               <w:top w:type="dxa" w:w="60"/>
               <w:left w:type="dxa" w:w="100"/>
@@ -4243,7 +4302,7 @@
         </w:tc>
         <w:tc>
           <w:tcPr>
-            <w:tcW w:type="dxa" w:w="1600"/>
+            <w:tcW w:type="dxa" w:w="1500"/>
             <w:tcMar>
               <w:top w:type="dxa" w:w="60"/>
               <w:left w:type="dxa" w:w="100"/>
@@ -4270,7 +4329,7 @@
         </w:tc>
         <w:tc>
           <w:tcPr>
-            <w:tcW w:type="dxa" w:w="1600"/>
+            <w:tcW w:type="dxa" w:w="1500"/>
             <w:tcMar>
               <w:top w:type="dxa" w:w="60"/>
               <w:left w:type="dxa" w:w="100"/>
@@ -4297,7 +4356,7 @@
         </w:tc>
         <w:tc>
           <w:tcPr>
-            <w:tcW w:type="dxa" w:w="1400"/>
+            <w:tcW w:type="dxa" w:w="1100"/>
             <w:tcMar>
               <w:top w:type="dxa" w:w="60"/>
               <w:left w:type="dxa" w:w="100"/>
@@ -4324,7 +4383,7 @@
         </w:tc>
         <w:tc>
           <w:tcPr>
-            <w:tcW w:type="dxa" w:w="1426"/>
+            <w:tcW w:type="dxa" w:w="2226"/>
             <w:tcMar>
               <w:top w:type="dxa" w:w="60"/>
               <w:left w:type="dxa" w:w="100"/>
@@ -4351,9 +4410,12 @@
         </w:tc>
       </w:tr>
       <w:tr>
-        <w:tc>
-          <w:tcPr>
-            <w:tcW w:type="dxa" w:w="3000"/>
+        <w:trPr>
+          <w:cantSplit/>
+        </w:trPr>
+        <w:tc>
+          <w:tcPr>
+            <w:tcW w:type="dxa" w:w="2700"/>
             <w:tcMar>
               <w:top w:type="dxa" w:w="60"/>
               <w:left w:type="dxa" w:w="100"/>
@@ -4380,7 +4442,7 @@
         </w:tc>
         <w:tc>
           <w:tcPr>
-            <w:tcW w:type="dxa" w:w="1600"/>
+            <w:tcW w:type="dxa" w:w="1500"/>
             <w:tcMar>
               <w:top w:type="dxa" w:w="60"/>
               <w:left w:type="dxa" w:w="100"/>
@@ -4407,7 +4469,7 @@
         </w:tc>
         <w:tc>
           <w:tcPr>
-            <w:tcW w:type="dxa" w:w="1600"/>
+            <w:tcW w:type="dxa" w:w="1500"/>
             <w:tcMar>
               <w:top w:type="dxa" w:w="60"/>
               <w:left w:type="dxa" w:w="100"/>
@@ -4434,7 +4496,7 @@
         </w:tc>
         <w:tc>
           <w:tcPr>
-            <w:tcW w:type="dxa" w:w="1400"/>
+            <w:tcW w:type="dxa" w:w="1100"/>
             <w:tcMar>
               <w:top w:type="dxa" w:w="60"/>
               <w:left w:type="dxa" w:w="100"/>
@@ -4461,7 +4523,7 @@
         </w:tc>
         <w:tc>
           <w:tcPr>
-            <w:tcW w:type="dxa" w:w="1426"/>
+            <w:tcW w:type="dxa" w:w="2226"/>
             <w:tcMar>
               <w:top w:type="dxa" w:w="60"/>
               <w:left w:type="dxa" w:w="100"/>
@@ -4488,9 +4550,12 @@
         </w:tc>
       </w:tr>
       <w:tr>
-        <w:tc>
-          <w:tcPr>
-            <w:tcW w:type="dxa" w:w="3000"/>
+        <w:trPr>
+          <w:cantSplit/>
+        </w:trPr>
+        <w:tc>
+          <w:tcPr>
+            <w:tcW w:type="dxa" w:w="2700"/>
             <w:tcMar>
               <w:top w:type="dxa" w:w="60"/>
               <w:left w:type="dxa" w:w="100"/>
@@ -4517,7 +4582,7 @@
         </w:tc>
         <w:tc>
           <w:tcPr>
-            <w:tcW w:type="dxa" w:w="1600"/>
+            <w:tcW w:type="dxa" w:w="1500"/>
             <w:tcMar>
               <w:top w:type="dxa" w:w="60"/>
               <w:left w:type="dxa" w:w="100"/>
@@ -4544,7 +4609,7 @@
         </w:tc>
         <w:tc>
           <w:tcPr>
-            <w:tcW w:type="dxa" w:w="1600"/>
+            <w:tcW w:type="dxa" w:w="1500"/>
             <w:tcMar>
               <w:top w:type="dxa" w:w="60"/>
               <w:left w:type="dxa" w:w="100"/>
@@ -4571,7 +4636,7 @@
         </w:tc>
         <w:tc>
           <w:tcPr>
-            <w:tcW w:type="dxa" w:w="1400"/>
+            <w:tcW w:type="dxa" w:w="1100"/>
             <w:tcMar>
               <w:top w:type="dxa" w:w="60"/>
               <w:left w:type="dxa" w:w="100"/>
@@ -4598,7 +4663,7 @@
         </w:tc>
         <w:tc>
           <w:tcPr>
-            <w:tcW w:type="dxa" w:w="1426"/>
+            <w:tcW w:type="dxa" w:w="2226"/>
             <w:tcMar>
               <w:top w:type="dxa" w:w="60"/>
               <w:left w:type="dxa" w:w="100"/>
@@ -4625,9 +4690,12 @@
         </w:tc>
       </w:tr>
       <w:tr>
-        <w:tc>
-          <w:tcPr>
-            <w:tcW w:type="dxa" w:w="3000"/>
+        <w:trPr>
+          <w:cantSplit/>
+        </w:trPr>
+        <w:tc>
+          <w:tcPr>
+            <w:tcW w:type="dxa" w:w="2700"/>
             <w:tcMar>
               <w:top w:type="dxa" w:w="60"/>
               <w:left w:type="dxa" w:w="100"/>
@@ -4654,7 +4722,7 @@
         </w:tc>
         <w:tc>
           <w:tcPr>
-            <w:tcW w:type="dxa" w:w="1600"/>
+            <w:tcW w:type="dxa" w:w="1500"/>
             <w:tcMar>
               <w:top w:type="dxa" w:w="60"/>
               <w:left w:type="dxa" w:w="100"/>
@@ -4681,7 +4749,7 @@
         </w:tc>
         <w:tc>
           <w:tcPr>
-            <w:tcW w:type="dxa" w:w="1600"/>
+            <w:tcW w:type="dxa" w:w="1500"/>
             <w:tcMar>
               <w:top w:type="dxa" w:w="60"/>
               <w:left w:type="dxa" w:w="100"/>
@@ -4708,7 +4776,7 @@
         </w:tc>
         <w:tc>
           <w:tcPr>
-            <w:tcW w:type="dxa" w:w="1400"/>
+            <w:tcW w:type="dxa" w:w="1100"/>
             <w:tcMar>
               <w:top w:type="dxa" w:w="60"/>
               <w:left w:type="dxa" w:w="100"/>
@@ -4735,7 +4803,7 @@
         </w:tc>
         <w:tc>
           <w:tcPr>
-            <w:tcW w:type="dxa" w:w="1426"/>
+            <w:tcW w:type="dxa" w:w="2226"/>
             <w:tcMar>
               <w:top w:type="dxa" w:w="60"/>
               <w:left w:type="dxa" w:w="100"/>
@@ -4762,9 +4830,12 @@
         </w:tc>
       </w:tr>
       <w:tr>
-        <w:tc>
-          <w:tcPr>
-            <w:tcW w:type="dxa" w:w="3000"/>
+        <w:trPr>
+          <w:cantSplit/>
+        </w:trPr>
+        <w:tc>
+          <w:tcPr>
+            <w:tcW w:type="dxa" w:w="2700"/>
             <w:tcMar>
               <w:top w:type="dxa" w:w="60"/>
               <w:left w:type="dxa" w:w="100"/>
@@ -4791,7 +4862,7 @@
         </w:tc>
         <w:tc>
           <w:tcPr>
-            <w:tcW w:type="dxa" w:w="1600"/>
+            <w:tcW w:type="dxa" w:w="1500"/>
             <w:tcMar>
               <w:top w:type="dxa" w:w="60"/>
               <w:left w:type="dxa" w:w="100"/>
@@ -4818,7 +4889,7 @@
         </w:tc>
         <w:tc>
           <w:tcPr>
-            <w:tcW w:type="dxa" w:w="1600"/>
+            <w:tcW w:type="dxa" w:w="1500"/>
             <w:tcMar>
               <w:top w:type="dxa" w:w="60"/>
               <w:left w:type="dxa" w:w="100"/>
@@ -4845,7 +4916,7 @@
         </w:tc>
         <w:tc>
           <w:tcPr>
-            <w:tcW w:type="dxa" w:w="1400"/>
+            <w:tcW w:type="dxa" w:w="1100"/>
             <w:tcMar>
               <w:top w:type="dxa" w:w="60"/>
               <w:left w:type="dxa" w:w="100"/>
@@ -4872,7 +4943,7 @@
         </w:tc>
         <w:tc>
           <w:tcPr>
-            <w:tcW w:type="dxa" w:w="1426"/>
+            <w:tcW w:type="dxa" w:w="2226"/>
             <w:tcMar>
               <w:top w:type="dxa" w:w="60"/>
               <w:left w:type="dxa" w:w="100"/>
@@ -4899,9 +4970,12 @@
         </w:tc>
       </w:tr>
       <w:tr>
-        <w:tc>
-          <w:tcPr>
-            <w:tcW w:type="dxa" w:w="3000"/>
+        <w:trPr>
+          <w:cantSplit/>
+        </w:trPr>
+        <w:tc>
+          <w:tcPr>
+            <w:tcW w:type="dxa" w:w="2700"/>
             <w:tcMar>
               <w:top w:type="dxa" w:w="60"/>
               <w:left w:type="dxa" w:w="100"/>
@@ -4928,7 +5002,7 @@
         </w:tc>
         <w:tc>
           <w:tcPr>
-            <w:tcW w:type="dxa" w:w="1600"/>
+            <w:tcW w:type="dxa" w:w="1500"/>
             <w:tcMar>
               <w:top w:type="dxa" w:w="60"/>
               <w:left w:type="dxa" w:w="100"/>
@@ -4955,7 +5029,7 @@
         </w:tc>
         <w:tc>
           <w:tcPr>
-            <w:tcW w:type="dxa" w:w="1600"/>
+            <w:tcW w:type="dxa" w:w="1500"/>
             <w:tcMar>
               <w:top w:type="dxa" w:w="60"/>
               <w:left w:type="dxa" w:w="100"/>
@@ -4982,7 +5056,7 @@
         </w:tc>
         <w:tc>
           <w:tcPr>
-            <w:tcW w:type="dxa" w:w="1400"/>
+            <w:tcW w:type="dxa" w:w="1100"/>
             <w:tcMar>
               <w:top w:type="dxa" w:w="60"/>
               <w:left w:type="dxa" w:w="100"/>
@@ -5009,7 +5083,7 @@
         </w:tc>
         <w:tc>
           <w:tcPr>
-            <w:tcW w:type="dxa" w:w="1426"/>
+            <w:tcW w:type="dxa" w:w="2226"/>
             <w:tcMar>
               <w:top w:type="dxa" w:w="60"/>
               <w:left w:type="dxa" w:w="100"/>
@@ -5103,6 +5177,83 @@
         <w:gridCol w:w="3008"/>
       </w:tblGrid>
       <w:tr>
+        <w:tc>
+          <w:tcPr>
+            <w:tcW w:type="dxa" w:w="3008"/>
+            <w:tcBorders>
+              <w:top w:val="none" w:color="FFFFFF" w:sz="0"/>
+              <w:left w:val="none" w:color="FFFFFF" w:sz="0"/>
+              <w:bottom w:val="none" w:color="FFFFFF" w:sz="0"/>
+              <w:right w:val="none" w:color="FFFFFF" w:sz="0"/>
+            </w:tcBorders>
+            <w:tcMar>
+              <w:top w:type="dxa" w:w="60"/>
+              <w:left w:type="dxa" w:w="60"/>
+              <w:bottom w:type="dxa" w:w="60"/>
+              <w:right w:type="dxa" w:w="60"/>
+            </w:tcMar>
+          </w:tcPr>
+          <w:p>
+            <w:pPr>
+              <w:jc w:val="center"/>
+            </w:pPr>
+            <w:r>
+              <w:drawing>
+                <wp:inline distT="0" distB="0" distL="0" distR="0">
+                  <wp:extent cx="1571625" cy="3400425"/>
+                  <wp:effectExtent t="0" r="0" b="0" l="0"/>
+                  <wp:docPr id="2" name=""/>
+                  <wp:cNvGraphicFramePr>
+                    <a:graphicFrameLocks xmlns:a="http://schemas.openxmlformats.org/drawingml/2006/main" noChangeAspect="1"/>
+                  </wp:cNvGraphicFramePr>
+                  <a:graphic xmlns:a="http://schemas.openxmlformats.org/drawingml/2006/main">
+                    <a:graphicData uri="http://schemas.openxmlformats.org/drawingml/2006/picture">
+                      <pic:pic xmlns:pic="http://schemas.openxmlformats.org/drawingml/2006/picture">
+                        <pic:nvPicPr>
+                          <pic:cNvPr id="0" name="" descr=""/>
+                          <pic:cNvPicPr>
+                            <a:picLocks noChangeAspect="1" noChangeArrowheads="1"/>
+                          </pic:cNvPicPr>
+                        </pic:nvPicPr>
+                        <pic:blipFill>
+                          <a:blip r:embed="rId8" cstate="none"/>
+                          <a:srcRect/>
+                          <a:stretch>
+                            <a:fillRect/>
+                          </a:stretch>
+                        </pic:blipFill>
+                        <pic:spPr bwMode="auto">
+                          <a:xfrm>
+                            <a:off x="0" y="0"/>
+                            <a:ext cx="1571625" cy="3400425"/>
+                          </a:xfrm>
+                          <a:prstGeom prst="rect">
+                            <a:avLst/>
+                          </a:prstGeom>
+                        </pic:spPr>
+                      </pic:pic>
+                    </a:graphicData>
+                  </a:graphic>
+                </wp:inline>
+              </w:drawing>
+            </w:r>
+          </w:p>
+          <w:p>
+            <w:pPr>
+              <w:spacing w:before="60"/>
+              <w:jc w:val="center"/>
+            </w:pPr>
+            <w:r>
+              <w:rPr>
+                <w:rFonts w:ascii="Malgun Gothic" w:cs="Malgun Gothic" w:eastAsia="Malgun Gothic" w:hAnsi="Malgun Gothic"/>
+                <w:color w:val="5D636D"/>
+                <w:sz w:val="17"/>
+                <w:szCs w:val="17"/>
+              </w:rPr>
+              <w:t xml:space="preserve">첫 화면(근무 기록)</w:t>
+            </w:r>
+          </w:p>
+        </w:tc>
         <w:tc>
           <w:tcPr>
             <w:tcW w:type="dxa" w:w="3008"/>
@@ -5176,7 +5327,7 @@
                 <w:sz w:val="17"/>
                 <w:szCs w:val="17"/>
               </w:rPr>
-              <w:t xml:space="preserve">첫 화면(근무 기록)</w:t>
+              <w:t xml:space="preserve">캘린더</w:t>
             </w:r>
           </w:p>
         </w:tc>
@@ -5253,13 +5404,112 @@
                 <w:sz w:val="17"/>
                 <w:szCs w:val="17"/>
               </w:rPr>
-              <w:t xml:space="preserve">캘린더</w:t>
-            </w:r>
-          </w:p>
-        </w:tc>
-        <w:tc>
-          <w:tcPr>
-            <w:tcW w:type="dxa" w:w="3008"/>
+              <w:t xml:space="preserve">급여 비교</w:t>
+            </w:r>
+          </w:p>
+        </w:tc>
+      </w:tr>
+    </w:tbl>
+    <w:p>
+      <w:pPr>
+        <w:spacing w:after="120"/>
+      </w:pPr>
+    </w:p>
+    <w:p>
+      <w:pPr>
+        <w:pStyle w:val="ListParagraph"/>
+        <w:numPr>
+          <w:ilvl w:val="0"/>
+          <w:numId w:val="2"/>
+        </w:numPr>
+        <w:spacing w:after="60" w:line="300"/>
+      </w:pPr>
+      <w:r>
+        <w:rPr>
+          <w:rFonts w:ascii="Malgun Gothic" w:cs="Malgun Gothic" w:eastAsia="Malgun Gothic" w:hAnsi="Malgun Gothic"/>
+          <w:b/>
+          <w:bCs/>
+        </w:rPr>
+        <w:t xml:space="preserve">첫 화면: </w:t>
+      </w:r>
+      <w:r>
+        <w:rPr>
+          <w:rFonts w:ascii="Malgun Gothic" w:cs="Malgun Gothic" w:eastAsia="Malgun Gothic" w:hAnsi="Malgun Gothic"/>
+        </w:rPr>
+        <w:t xml:space="preserve">이번 달 받을 돈과 일한 시간, 출근 버튼, 알림(받은 금액 확인, 덜 받은 급여, 주휴수당 대상), 내역이 통장처럼 쌓인다.</w:t>
+      </w:r>
+    </w:p>
+    <w:p>
+      <w:pPr>
+        <w:pStyle w:val="ListParagraph"/>
+        <w:numPr>
+          <w:ilvl w:val="0"/>
+          <w:numId w:val="2"/>
+        </w:numPr>
+        <w:spacing w:after="60" w:line="300"/>
+      </w:pPr>
+      <w:r>
+        <w:rPr>
+          <w:rFonts w:ascii="Malgun Gothic" w:cs="Malgun Gothic" w:eastAsia="Malgun Gothic" w:hAnsi="Malgun Gothic"/>
+          <w:b/>
+          <w:bCs/>
+        </w:rPr>
+        <w:t xml:space="preserve">캘린더: </w:t>
+      </w:r>
+      <w:r>
+        <w:rPr>
+          <w:rFonts w:ascii="Malgun Gothic" w:cs="Malgun Gothic" w:eastAsia="Malgun Gothic" w:hAnsi="Malgun Gothic"/>
+        </w:rPr>
+        <w:t xml:space="preserve">예정 스케줄과 실제 근무를 비교해 연장·대타만 글자로 표시한다. 고른 날은 예정, 실제, 차이 세 줄로 보여 준다.</w:t>
+      </w:r>
+    </w:p>
+    <w:p>
+      <w:pPr>
+        <w:pStyle w:val="ListParagraph"/>
+        <w:numPr>
+          <w:ilvl w:val="0"/>
+          <w:numId w:val="2"/>
+        </w:numPr>
+        <w:spacing w:after="60" w:line="300"/>
+      </w:pPr>
+      <w:r>
+        <w:rPr>
+          <w:rFonts w:ascii="Malgun Gothic" w:cs="Malgun Gothic" w:eastAsia="Malgun Gothic" w:hAnsi="Malgun Gothic"/>
+          <w:b/>
+          <w:bCs/>
+        </w:rPr>
+        <w:t xml:space="preserve">급여 비교: </w:t>
+      </w:r>
+      <w:r>
+        <w:rPr>
+          <w:rFonts w:ascii="Malgun Gothic" w:cs="Malgun Gothic" w:eastAsia="Malgun Gothic" w:hAnsi="Malgun Gothic"/>
+        </w:rPr>
+        <w:t xml:space="preserve">"받았어야 할 돈" 아래에 "실제로 얼마 받았나요?"를 먼저 묻는다. 넣으면 덜 받은 돈이 빨간 숫자로 바뀌고 계산 내역이 아래에 온다.</w:t>
+      </w:r>
+    </w:p>
+    <w:tbl>
+      <w:tblPr>
+        <w:tblW w:type="dxa" w:w="9026"/>
+        <w:tblBorders>
+          <w:top w:val="none" w:color="FFFFFF" w:sz="0"/>
+          <w:left w:val="none" w:color="FFFFFF" w:sz="0"/>
+          <w:bottom w:val="none" w:color="FFFFFF" w:sz="0"/>
+          <w:right w:val="none" w:color="FFFFFF" w:sz="0"/>
+          <w:insideH w:val="none" w:color="FFFFFF" w:sz="0"/>
+          <w:insideV w:val="none" w:color="FFFFFF" w:sz="0"/>
+        </w:tblBorders>
+        <w:tblLayout w:type="fixed"/>
+      </w:tblPr>
+      <w:tblGrid>
+        <w:gridCol w:w="2256"/>
+        <w:gridCol w:w="2256"/>
+        <w:gridCol w:w="2256"/>
+        <w:gridCol w:w="2256"/>
+      </w:tblGrid>
+      <w:tr>
+        <w:tc>
+          <w:tcPr>
+            <w:tcW w:type="dxa" w:w="2256"/>
             <w:tcBorders>
               <w:top w:val="none" w:color="FFFFFF" w:sz="0"/>
               <w:left w:val="none" w:color="FFFFFF" w:sz="0"/>
@@ -5280,7 +5530,7 @@
             <w:r>
               <w:drawing>
                 <wp:inline distT="0" distB="0" distL="0" distR="0">
-                  <wp:extent cx="1571625" cy="3400425"/>
+                  <wp:extent cx="1285875" cy="2781300"/>
                   <wp:effectExtent t="0" r="0" b="0" l="0"/>
                   <wp:docPr id="5" name=""/>
                   <wp:cNvGraphicFramePr>
@@ -5305,7 +5555,7 @@
                         <pic:spPr bwMode="auto">
                           <a:xfrm>
                             <a:off x="0" y="0"/>
-                            <a:ext cx="1571625" cy="3400425"/>
+                            <a:ext cx="1285875" cy="2781300"/>
                           </a:xfrm>
                           <a:prstGeom prst="rect">
                             <a:avLst/>
@@ -5330,109 +5580,10 @@
                 <w:sz w:val="17"/>
                 <w:szCs w:val="17"/>
               </w:rPr>
-              <w:t xml:space="preserve">급여 비교</w:t>
-            </w:r>
-          </w:p>
-        </w:tc>
-      </w:tr>
-    </w:tbl>
-    <w:p>
-      <w:pPr>
-        <w:spacing w:after="120"/>
-      </w:pPr>
-    </w:p>
-    <w:p>
-      <w:pPr>
-        <w:pStyle w:val="ListParagraph"/>
-        <w:numPr>
-          <w:ilvl w:val="0"/>
-          <w:numId w:val="2"/>
-        </w:numPr>
-        <w:spacing w:after="60" w:line="300"/>
-      </w:pPr>
-      <w:r>
-        <w:rPr>
-          <w:rFonts w:ascii="Malgun Gothic" w:cs="Malgun Gothic" w:eastAsia="Malgun Gothic" w:hAnsi="Malgun Gothic"/>
-          <w:b/>
-          <w:bCs/>
-        </w:rPr>
-        <w:t xml:space="preserve">첫 화면: </w:t>
-      </w:r>
-      <w:r>
-        <w:rPr>
-          <w:rFonts w:ascii="Malgun Gothic" w:cs="Malgun Gothic" w:eastAsia="Malgun Gothic" w:hAnsi="Malgun Gothic"/>
-        </w:rPr>
-        <w:t xml:space="preserve">이번 달 받을 돈과 일한 시간, 출근 버튼, 알림(받은 금액 확인, 덜 받은 급여, 주휴수당 대상), 내역이 통장처럼 쌓인다.</w:t>
-      </w:r>
-    </w:p>
-    <w:p>
-      <w:pPr>
-        <w:pStyle w:val="ListParagraph"/>
-        <w:numPr>
-          <w:ilvl w:val="0"/>
-          <w:numId w:val="2"/>
-        </w:numPr>
-        <w:spacing w:after="60" w:line="300"/>
-      </w:pPr>
-      <w:r>
-        <w:rPr>
-          <w:rFonts w:ascii="Malgun Gothic" w:cs="Malgun Gothic" w:eastAsia="Malgun Gothic" w:hAnsi="Malgun Gothic"/>
-          <w:b/>
-          <w:bCs/>
-        </w:rPr>
-        <w:t xml:space="preserve">캘린더: </w:t>
-      </w:r>
-      <w:r>
-        <w:rPr>
-          <w:rFonts w:ascii="Malgun Gothic" w:cs="Malgun Gothic" w:eastAsia="Malgun Gothic" w:hAnsi="Malgun Gothic"/>
-        </w:rPr>
-        <w:t xml:space="preserve">예정 스케줄과 실제 근무를 비교해 연장·대타만 글자로 표시한다. 고른 날은 예정, 실제, 차이 세 줄로 보여 준다.</w:t>
-      </w:r>
-    </w:p>
-    <w:p>
-      <w:pPr>
-        <w:pStyle w:val="ListParagraph"/>
-        <w:numPr>
-          <w:ilvl w:val="0"/>
-          <w:numId w:val="2"/>
-        </w:numPr>
-        <w:spacing w:after="60" w:line="300"/>
-      </w:pPr>
-      <w:r>
-        <w:rPr>
-          <w:rFonts w:ascii="Malgun Gothic" w:cs="Malgun Gothic" w:eastAsia="Malgun Gothic" w:hAnsi="Malgun Gothic"/>
-          <w:b/>
-          <w:bCs/>
-        </w:rPr>
-        <w:t xml:space="preserve">급여 비교: </w:t>
-      </w:r>
-      <w:r>
-        <w:rPr>
-          <w:rFonts w:ascii="Malgun Gothic" w:cs="Malgun Gothic" w:eastAsia="Malgun Gothic" w:hAnsi="Malgun Gothic"/>
-        </w:rPr>
-        <w:t xml:space="preserve">"받았어야 할 돈" 아래에 "실제로 얼마 받았나요?"를 먼저 묻는다. 넣으면 덜 받은 돈이 빨간 숫자로 바뀌고 계산 내역이 아래에 온다.</w:t>
-      </w:r>
-    </w:p>
-    <w:tbl>
-      <w:tblPr>
-        <w:tblW w:type="dxa" w:w="9026"/>
-        <w:tblBorders>
-          <w:top w:val="none" w:color="FFFFFF" w:sz="0"/>
-          <w:left w:val="none" w:color="FFFFFF" w:sz="0"/>
-          <w:bottom w:val="none" w:color="FFFFFF" w:sz="0"/>
-          <w:right w:val="none" w:color="FFFFFF" w:sz="0"/>
-          <w:insideH w:val="none" w:color="FFFFFF" w:sz="0"/>
-          <w:insideV w:val="none" w:color="FFFFFF" w:sz="0"/>
-        </w:tblBorders>
-        <w:tblLayout w:type="fixed"/>
-      </w:tblPr>
-      <w:tblGrid>
-        <w:gridCol w:w="2256"/>
-        <w:gridCol w:w="2256"/>
-        <w:gridCol w:w="2256"/>
-        <w:gridCol w:w="2256"/>
-      </w:tblGrid>
-      <w:tr>
+              <w:t xml:space="preserve">정산 요청</w:t>
+            </w:r>
+          </w:p>
+        </w:tc>
         <w:tc>
           <w:tcPr>
             <w:tcW w:type="dxa" w:w="2256"/>
@@ -5506,7 +5657,7 @@
                 <w:sz w:val="17"/>
                 <w:szCs w:val="17"/>
               </w:rPr>
-              <w:t xml:space="preserve">정산 요청</w:t>
+              <w:t xml:space="preserve">증빙 묶음 PDF</w:t>
             </w:r>
           </w:p>
         </w:tc>
@@ -5583,7 +5734,7 @@
                 <w:sz w:val="17"/>
                 <w:szCs w:val="17"/>
               </w:rPr>
-              <w:t xml:space="preserve">증빙 묶음 PDF</w:t>
+              <w:t xml:space="preserve">확인 페이지</w:t>
             </w:r>
           </w:p>
         </w:tc>
@@ -5660,83 +5811,6 @@
                 <w:sz w:val="17"/>
                 <w:szCs w:val="17"/>
               </w:rPr>
-              <w:t xml:space="preserve">확인 페이지</w:t>
-            </w:r>
-          </w:p>
-        </w:tc>
-        <w:tc>
-          <w:tcPr>
-            <w:tcW w:type="dxa" w:w="2256"/>
-            <w:tcBorders>
-              <w:top w:val="none" w:color="FFFFFF" w:sz="0"/>
-              <w:left w:val="none" w:color="FFFFFF" w:sz="0"/>
-              <w:bottom w:val="none" w:color="FFFFFF" w:sz="0"/>
-              <w:right w:val="none" w:color="FFFFFF" w:sz="0"/>
-            </w:tcBorders>
-            <w:tcMar>
-              <w:top w:type="dxa" w:w="60"/>
-              <w:left w:type="dxa" w:w="60"/>
-              <w:bottom w:type="dxa" w:w="60"/>
-              <w:right w:type="dxa" w:w="60"/>
-            </w:tcMar>
-          </w:tcPr>
-          <w:p>
-            <w:pPr>
-              <w:jc w:val="center"/>
-            </w:pPr>
-            <w:r>
-              <w:drawing>
-                <wp:inline distT="0" distB="0" distL="0" distR="0">
-                  <wp:extent cx="1285875" cy="2781300"/>
-                  <wp:effectExtent t="0" r="0" b="0" l="0"/>
-                  <wp:docPr id="9" name=""/>
-                  <wp:cNvGraphicFramePr>
-                    <a:graphicFrameLocks xmlns:a="http://schemas.openxmlformats.org/drawingml/2006/main" noChangeAspect="1"/>
-                  </wp:cNvGraphicFramePr>
-                  <a:graphic xmlns:a="http://schemas.openxmlformats.org/drawingml/2006/main">
-                    <a:graphicData uri="http://schemas.openxmlformats.org/drawingml/2006/picture">
-                      <pic:pic xmlns:pic="http://schemas.openxmlformats.org/drawingml/2006/picture">
-                        <pic:nvPicPr>
-                          <pic:cNvPr id="0" name="" descr=""/>
-                          <pic:cNvPicPr>
-                            <a:picLocks noChangeAspect="1" noChangeArrowheads="1"/>
-                          </pic:cNvPicPr>
-                        </pic:nvPicPr>
-                        <pic:blipFill>
-                          <a:blip r:embed="rId15" cstate="none"/>
-                          <a:srcRect/>
-                          <a:stretch>
-                            <a:fillRect/>
-                          </a:stretch>
-                        </pic:blipFill>
-                        <pic:spPr bwMode="auto">
-                          <a:xfrm>
-                            <a:off x="0" y="0"/>
-                            <a:ext cx="1285875" cy="2781300"/>
-                          </a:xfrm>
-                          <a:prstGeom prst="rect">
-                            <a:avLst/>
-                          </a:prstGeom>
-                        </pic:spPr>
-                      </pic:pic>
-                    </a:graphicData>
-                  </a:graphic>
-                </wp:inline>
-              </w:drawing>
-            </w:r>
-          </w:p>
-          <w:p>
-            <w:pPr>
-              <w:spacing w:before="60"/>
-              <w:jc w:val="center"/>
-            </w:pPr>
-            <w:r>
-              <w:rPr>
-                <w:rFonts w:ascii="Malgun Gothic" w:cs="Malgun Gothic" w:eastAsia="Malgun Gothic" w:hAnsi="Malgun Gothic"/>
-                <w:color w:val="5D636D"/>
-                <w:sz w:val="17"/>
-                <w:szCs w:val="17"/>
-              </w:rPr>
               <w:t xml:space="preserve">설정</w:t>
             </w:r>
           </w:p>
@@ -5915,6 +5989,7 @@
       </w:tblGrid>
       <w:tr>
         <w:trPr>
+          <w:cantSplit/>
           <w:tblHeader/>
         </w:trPr>
         <w:tc>
@@ -6006,6 +6081,9 @@
         </w:tc>
       </w:tr>
       <w:tr>
+        <w:trPr>
+          <w:cantSplit/>
+        </w:trPr>
         <w:tc>
           <w:tcPr>
             <w:tcW w:type="dxa" w:w="2400"/>
@@ -6119,6 +6197,9 @@
         </w:tc>
       </w:tr>
       <w:tr>
+        <w:trPr>
+          <w:cantSplit/>
+        </w:trPr>
         <w:tc>
           <w:tcPr>
             <w:tcW w:type="dxa" w:w="2400"/>
@@ -6202,6 +6283,9 @@
         </w:tc>
       </w:tr>
       <w:tr>
+        <w:trPr>
+          <w:cantSplit/>
+        </w:trPr>
         <w:tc>
           <w:tcPr>
             <w:tcW w:type="dxa" w:w="2400"/>
@@ -6285,6 +6369,9 @@
         </w:tc>
       </w:tr>
       <w:tr>
+        <w:trPr>
+          <w:cantSplit/>
+        </w:trPr>
         <w:tc>
           <w:tcPr>
             <w:tcW w:type="dxa" w:w="2400"/>
@@ -6368,6 +6455,9 @@
         </w:tc>
       </w:tr>
       <w:tr>
+        <w:trPr>
+          <w:cantSplit/>
+        </w:trPr>
         <w:tc>
           <w:tcPr>
             <w:tcW w:type="dxa" w:w="2400"/>
@@ -6451,6 +6541,9 @@
         </w:tc>
       </w:tr>
       <w:tr>
+        <w:trPr>
+          <w:cantSplit/>
+        </w:trPr>
         <w:tc>
           <w:tcPr>
             <w:tcW w:type="dxa" w:w="2400"/>
@@ -6549,13 +6642,55 @@
           <w:b/>
           <w:bCs/>
         </w:rPr>
-        <w:t xml:space="preserve">타겟 규모(어림): </w:t>
-      </w:r>
-      <w:r>
-        <w:rPr>
-          <w:rFonts w:ascii="Malgun Gothic" w:cs="Malgun Gothic" w:eastAsia="Malgun Gothic" w:hAnsi="Malgun Gothic"/>
-        </w:rPr>
-        <w:t xml:space="preserve">재적학생 약 307만 명(대학원 포함) → 알바 경험 67~88% → 지금 알바 중: 미상 → 주 15시간 이상: 미상. 알바 경험률은 학교 단위 조사(동의대 316명 중 88%, 동국대 200명 중 67.5%)에서 나온 값이라 전국 대표값은 아니고, 경험 기준 상한을 어림하면 약 210만~270만 명이다. 뒤 두 칸은 11월 설문(주당 근무 시간 문항)으로 채운다. 알바천국 설문은 플랫폼 이용자 대상이라 임금 문제를 겪은 쪽으로 치우쳤을 수 있어, 전국 통계(고용노동부 체불액)와 우리 설문을 함께 본다.</w:t>
+        <w:t xml:space="preserve">타겟 규모(어림)</w:t>
+      </w:r>
+    </w:p>
+    <w:p>
+      <w:pPr>
+        <w:pStyle w:val="ListParagraph"/>
+        <w:numPr>
+          <w:ilvl w:val="0"/>
+          <w:numId w:val="2"/>
+        </w:numPr>
+        <w:spacing w:after="60" w:line="300"/>
+      </w:pPr>
+      <w:r>
+        <w:rPr>
+          <w:rFonts w:ascii="Malgun Gothic" w:cs="Malgun Gothic" w:eastAsia="Malgun Gothic" w:hAnsi="Malgun Gothic"/>
+        </w:rPr>
+        <w:t xml:space="preserve">재적학생 약 307만 명(대학원 포함) → 알바 경험 67~88% → 지금 알바 중: 미상 → 주 15시간 이상: 미상. 경험 기준 상한은 약 210만~270만 명이다.</w:t>
+      </w:r>
+    </w:p>
+    <w:p>
+      <w:pPr>
+        <w:pStyle w:val="ListParagraph"/>
+        <w:numPr>
+          <w:ilvl w:val="0"/>
+          <w:numId w:val="2"/>
+        </w:numPr>
+        <w:spacing w:after="60" w:line="300"/>
+      </w:pPr>
+      <w:r>
+        <w:rPr>
+          <w:rFonts w:ascii="Malgun Gothic" w:cs="Malgun Gothic" w:eastAsia="Malgun Gothic" w:hAnsi="Malgun Gothic"/>
+        </w:rPr>
+        <w:t xml:space="preserve">알바 경험률은 학교 단위 조사(동의대 316명 중 88%, 동국대 200명 중 67.5%)에서 나온 값이라 전국 대표값이 아니다. 뒤 두 칸은 11월 설문의 "주당 근무 시간" 문항으로 채운다.</w:t>
+      </w:r>
+    </w:p>
+    <w:p>
+      <w:pPr>
+        <w:pStyle w:val="ListParagraph"/>
+        <w:numPr>
+          <w:ilvl w:val="0"/>
+          <w:numId w:val="2"/>
+        </w:numPr>
+        <w:spacing w:after="60" w:line="300"/>
+      </w:pPr>
+      <w:r>
+        <w:rPr>
+          <w:rFonts w:ascii="Malgun Gothic" w:cs="Malgun Gothic" w:eastAsia="Malgun Gothic" w:hAnsi="Malgun Gothic"/>
+        </w:rPr>
+        <w:t xml:space="preserve">알바천국 설문은 플랫폼 이용자 대상이라 임금 문제를 겪은 쪽으로 치우쳤을 수 있다. 그래서 전국 통계(고용노동부 체불액)와 우리 설문을 함께 본다.</w:t>
       </w:r>
     </w:p>
     <w:p>
@@ -6764,6 +6899,7 @@
       </w:tblGrid>
       <w:tr>
         <w:trPr>
+          <w:cantSplit/>
           <w:tblHeader/>
         </w:trPr>
         <w:tc>
@@ -6855,6 +6991,9 @@
         </w:tc>
       </w:tr>
       <w:tr>
+        <w:trPr>
+          <w:cantSplit/>
+        </w:trPr>
         <w:tc>
           <w:tcPr>
             <w:tcW w:type="dxa" w:w="2000"/>
@@ -6938,6 +7077,9 @@
         </w:tc>
       </w:tr>
       <w:tr>
+        <w:trPr>
+          <w:cantSplit/>
+        </w:trPr>
         <w:tc>
           <w:tcPr>
             <w:tcW w:type="dxa" w:w="2000"/>
@@ -7021,6 +7163,9 @@
         </w:tc>
       </w:tr>
       <w:tr>
+        <w:trPr>
+          <w:cantSplit/>
+        </w:trPr>
         <w:tc>
           <w:tcPr>
             <w:tcW w:type="dxa" w:w="2000"/>
@@ -7104,6 +7249,9 @@
         </w:tc>
       </w:tr>
       <w:tr>
+        <w:trPr>
+          <w:cantSplit/>
+        </w:trPr>
         <w:tc>
           <w:tcPr>
             <w:tcW w:type="dxa" w:w="2000"/>
@@ -8766,9 +8914,9 @@
       <w:r>
         <w:drawing>
           <wp:inline distT="0" distB="0" distL="0" distR="0">
-            <wp:extent cx="4000500" cy="2581275"/>
+            <wp:extent cx="4953000" cy="3200400"/>
             <wp:effectExtent t="0" r="0" b="0" l="0"/>
-            <wp:docPr id="10" name=""/>
+            <wp:docPr id="9" name=""/>
             <wp:cNvGraphicFramePr>
               <a:graphicFrameLocks xmlns:a="http://schemas.openxmlformats.org/drawingml/2006/main" noChangeAspect="1"/>
             </wp:cNvGraphicFramePr>
@@ -8782,7 +8930,7 @@
                     </pic:cNvPicPr>
                   </pic:nvPicPr>
                   <pic:blipFill>
-                    <a:blip r:embed="rId16" cstate="none"/>
+                    <a:blip r:embed="rId15" cstate="none"/>
                     <a:srcRect/>
                     <a:stretch>
                       <a:fillRect/>
@@ -8791,7 +8939,7 @@
                   <pic:spPr bwMode="auto">
                     <a:xfrm>
                       <a:off x="0" y="0"/>
-                      <a:ext cx="4000500" cy="2581275"/>
+                      <a:ext cx="4953000" cy="3200400"/>
                     </a:xfrm>
                     <a:prstGeom prst="rect">
                       <a:avLst/>
@@ -8816,7 +8964,7 @@
           <w:sz w:val="18"/>
           <w:szCs w:val="18"/>
         </w:rPr>
-        <w:t xml:space="preserve">그림 3. 경쟁 서비스 포지션. 혼자 쓰면서 대응까지 가는 자리가 비어 있다</w:t>
+        <w:t xml:space="preserve">그림 2. 경쟁 서비스 포지션. 혼자 쓰면서 대응까지 가는 자리가 비어 있다</w:t>
       </w:r>
     </w:p>
     <w:p>
@@ -8841,7 +8989,7 @@
         <w:pStyle w:val="ListParagraph"/>
         <w:numPr>
           <w:ilvl w:val="0"/>
-          <w:numId w:val="5"/>
+          <w:numId w:val="6"/>
         </w:numPr>
         <w:spacing w:after="60" w:line="300"/>
       </w:pPr>
@@ -8857,7 +9005,7 @@
         <w:pStyle w:val="ListParagraph"/>
         <w:numPr>
           <w:ilvl w:val="0"/>
-          <w:numId w:val="5"/>
+          <w:numId w:val="6"/>
         </w:numPr>
         <w:spacing w:after="60" w:line="300"/>
       </w:pPr>
@@ -8873,7 +9021,7 @@
         <w:pStyle w:val="ListParagraph"/>
         <w:numPr>
           <w:ilvl w:val="0"/>
-          <w:numId w:val="5"/>
+          <w:numId w:val="6"/>
         </w:numPr>
         <w:spacing w:after="60" w:line="300"/>
       </w:pPr>
@@ -8889,7 +9037,7 @@
         <w:pStyle w:val="ListParagraph"/>
         <w:numPr>
           <w:ilvl w:val="0"/>
-          <w:numId w:val="5"/>
+          <w:numId w:val="6"/>
         </w:numPr>
         <w:spacing w:after="60" w:line="300"/>
       </w:pPr>
@@ -9073,7 +9221,7 @@
         <w:pStyle w:val="ListParagraph"/>
         <w:numPr>
           <w:ilvl w:val="0"/>
-          <w:numId w:val="6"/>
+          <w:numId w:val="7"/>
         </w:numPr>
         <w:spacing w:after="60" w:line="300"/>
       </w:pPr>
@@ -9089,7 +9237,7 @@
         <w:pStyle w:val="ListParagraph"/>
         <w:numPr>
           <w:ilvl w:val="0"/>
-          <w:numId w:val="6"/>
+          <w:numId w:val="7"/>
         </w:numPr>
         <w:spacing w:after="60" w:line="300"/>
       </w:pPr>
@@ -9105,7 +9253,7 @@
         <w:pStyle w:val="ListParagraph"/>
         <w:numPr>
           <w:ilvl w:val="0"/>
-          <w:numId w:val="6"/>
+          <w:numId w:val="7"/>
         </w:numPr>
         <w:spacing w:after="60" w:line="300"/>
       </w:pPr>
@@ -9121,7 +9269,7 @@
         <w:pStyle w:val="ListParagraph"/>
         <w:numPr>
           <w:ilvl w:val="0"/>
-          <w:numId w:val="6"/>
+          <w:numId w:val="7"/>
         </w:numPr>
         <w:spacing w:after="60" w:line="300"/>
       </w:pPr>
@@ -9137,7 +9285,7 @@
         <w:pStyle w:val="ListParagraph"/>
         <w:numPr>
           <w:ilvl w:val="0"/>
-          <w:numId w:val="6"/>
+          <w:numId w:val="7"/>
         </w:numPr>
         <w:spacing w:after="60" w:line="300"/>
       </w:pPr>
@@ -9217,6 +9365,7 @@
       </w:tblGrid>
       <w:tr>
         <w:trPr>
+          <w:cantSplit/>
           <w:tblHeader/>
         </w:trPr>
         <w:tc>
@@ -9337,6 +9486,9 @@
         </w:tc>
       </w:tr>
       <w:tr>
+        <w:trPr>
+          <w:cantSplit/>
+        </w:trPr>
         <w:tc>
           <w:tcPr>
             <w:tcW w:type="dxa" w:w="2500"/>
@@ -9447,6 +9599,9 @@
         </w:tc>
       </w:tr>
       <w:tr>
+        <w:trPr>
+          <w:cantSplit/>
+        </w:trPr>
         <w:tc>
           <w:tcPr>
             <w:tcW w:type="dxa" w:w="2500"/>
@@ -9557,6 +9712,9 @@
         </w:tc>
       </w:tr>
       <w:tr>
+        <w:trPr>
+          <w:cantSplit/>
+        </w:trPr>
         <w:tc>
           <w:tcPr>
             <w:tcW w:type="dxa" w:w="2500"/>
@@ -9667,6 +9825,9 @@
         </w:tc>
       </w:tr>
       <w:tr>
+        <w:trPr>
+          <w:cantSplit/>
+        </w:trPr>
         <w:tc>
           <w:tcPr>
             <w:tcW w:type="dxa" w:w="2500"/>
@@ -9777,6 +9938,9 @@
         </w:tc>
       </w:tr>
       <w:tr>
+        <w:trPr>
+          <w:cantSplit/>
+        </w:trPr>
         <w:tc>
           <w:tcPr>
             <w:tcW w:type="dxa" w:w="2500"/>
@@ -9913,7 +10077,7 @@
         <w:rPr>
           <w:rFonts w:ascii="Malgun Gothic" w:cs="Malgun Gothic" w:eastAsia="Malgun Gothic" w:hAnsi="Malgun Gothic"/>
         </w:rPr>
-        <w:t xml:space="preserve">지금 알바 중, 예전에 함, 한 적 없음으로 갈라 20문항 안팎. 11월 16일까지 30명 목표. 이름과 연락처는 받지 않고, 결과는 자동 집계 페이지에서 "N명 중 M명"으로 본다. 모집은 학과·동아리 단톡, 에브리타임, 그리고 중간 발표 당일 수업 참석자에게 QR로 자유 참여를 요청한다(교수님 허락 뒤).</w:t>
+        <w:t xml:space="preserve">지금 알바 중, 예전에 함, 한 적 없음으로 갈라 20문항 안팎. 11월 16일까지 30명 목표. 이름과 연락처는 받지 않는다. 모집은 학과·동아리 단톡, 에브리타임, 그리고 중간 발표 당일 참석자에게 QR로 자유 참여를 요청한다(교수님 허락 뒤).</w:t>
       </w:r>
     </w:p>
     <w:p>
@@ -9985,7 +10149,7 @@
         <w:rPr>
           <w:rFonts w:ascii="Malgun Gothic" w:cs="Malgun Gothic" w:eastAsia="Malgun Gothic" w:hAnsi="Malgun Gothic"/>
         </w:rPr>
-        <w:t xml:space="preserve">타겟 사용자 1명이 디자인 시안 12장 중 통장 구성을 골랐고("알바비는 직관적인 게 중요"), 팀원 의견으로 게임의 "근무 중에만" 조건을 풀었다(10월 25일). 링크 설문은 10월 23일에 공개했고, 10월 27일 오전 기준 응답 __명이다(발표 당일 결과 페이지에서 확인해 적는다. 0명이면 0명으로).</w:t>
+        <w:t xml:space="preserve">타겟 사용자 1명이 디자인 시안 12장 중 통장 구성을 골랐다("알바비는 직관적인 게 중요"). 팀원 의견으로 게임의 "근무 중에만" 조건을 풀었다(10월 25일). 링크 설문은 10월 23일에 공개했고, 10월 27일 오전 기준 응답 __명이다.</w:t>
       </w:r>
     </w:p>
     <w:p>
@@ -10016,7 +10180,8 @@
       <w:pPr>
         <w:pStyle w:val="Heading2"/>
         <w:keepNext/>
-        <w:spacing w:after="140" w:before="280"/>
+        <w:pageBreakBefore/>
+        <w:spacing w:after="140" w:before="0"/>
       </w:pPr>
       <w:r>
         <w:rPr>
@@ -10030,52 +10195,2173 @@
         <w:t xml:space="preserve">5.3 개발 일정 간트 차트</w:t>
       </w:r>
     </w:p>
-    <w:p>
-      <w:pPr>
-        <w:keepNext/>
-        <w:spacing w:after="60" w:before="120"/>
-        <w:jc w:val="center"/>
-      </w:pPr>
-      <w:r>
-        <w:drawing>
-          <wp:inline distT="0" distB="0" distL="0" distR="0">
-            <wp:extent cx="5715000" cy="2333625"/>
-            <wp:effectExtent t="0" r="0" b="0" l="0"/>
-            <wp:docPr id="11" name=""/>
-            <wp:cNvGraphicFramePr>
-              <a:graphicFrameLocks xmlns:a="http://schemas.openxmlformats.org/drawingml/2006/main" noChangeAspect="1"/>
-            </wp:cNvGraphicFramePr>
-            <a:graphic xmlns:a="http://schemas.openxmlformats.org/drawingml/2006/main">
-              <a:graphicData uri="http://schemas.openxmlformats.org/drawingml/2006/picture">
-                <pic:pic xmlns:pic="http://schemas.openxmlformats.org/drawingml/2006/picture">
-                  <pic:nvPicPr>
-                    <pic:cNvPr id="0" name="" descr=""/>
-                    <pic:cNvPicPr>
-                      <a:picLocks noChangeAspect="1" noChangeArrowheads="1"/>
-                    </pic:cNvPicPr>
-                  </pic:nvPicPr>
-                  <pic:blipFill>
-                    <a:blip r:embed="rId17" cstate="none"/>
-                    <a:srcRect/>
-                    <a:stretch>
-                      <a:fillRect/>
-                    </a:stretch>
-                  </pic:blipFill>
-                  <pic:spPr bwMode="auto">
-                    <a:xfrm>
-                      <a:off x="0" y="0"/>
-                      <a:ext cx="5715000" cy="2333625"/>
-                    </a:xfrm>
-                    <a:prstGeom prst="rect">
-                      <a:avLst/>
-                    </a:prstGeom>
-                  </pic:spPr>
-                </pic:pic>
-              </a:graphicData>
-            </a:graphic>
-          </wp:inline>
-        </w:drawing>
-      </w:r>
+    <w:tbl>
+      <w:tblPr>
+        <w:tblW w:type="dxa" w:w="9026"/>
+        <w:tblBorders>
+          <w:top w:val="single" w:color="DCD9D0" w:sz="4"/>
+          <w:left w:val="single" w:color="DCD9D0" w:sz="4"/>
+          <w:bottom w:val="single" w:color="DCD9D0" w:sz="4"/>
+          <w:right w:val="single" w:color="DCD9D0" w:sz="4"/>
+          <w:insideH w:val="single" w:color="DCD9D0" w:sz="4"/>
+          <w:insideV w:val="single" w:color="DCD9D0" w:sz="4"/>
+        </w:tblBorders>
+        <w:tblLayout w:type="fixed"/>
+      </w:tblPr>
+      <w:tblGrid>
+        <w:gridCol w:w="2000"/>
+        <w:gridCol w:w="1300"/>
+        <w:gridCol w:w="818"/>
+        <w:gridCol w:w="818"/>
+        <w:gridCol w:w="818"/>
+        <w:gridCol w:w="818"/>
+        <w:gridCol w:w="818"/>
+        <w:gridCol w:w="818"/>
+        <w:gridCol w:w="818"/>
+      </w:tblGrid>
+      <w:tr>
+        <w:trPr>
+          <w:tblHeader/>
+        </w:trPr>
+        <w:tc>
+          <w:tcPr>
+            <w:tcW w:type="dxa" w:w="2000"/>
+            <w:shd w:fill="F4F3EF" w:color="auto" w:val="clear"/>
+            <w:tcMar>
+              <w:top w:type="dxa" w:w="60"/>
+              <w:left w:type="dxa" w:w="100"/>
+              <w:bottom w:type="dxa" w:w="60"/>
+              <w:right w:type="dxa" w:w="100"/>
+            </w:tcMar>
+            <w:vAlign w:val="center"/>
+          </w:tcPr>
+          <w:p>
+            <w:pPr>
+              <w:spacing w:after="40" w:line="280"/>
+            </w:pPr>
+            <w:r>
+              <w:rPr>
+                <w:rFonts w:ascii="Malgun Gothic" w:cs="Malgun Gothic" w:eastAsia="Malgun Gothic" w:hAnsi="Malgun Gothic"/>
+                <w:b/>
+                <w:bCs/>
+                <w:color w:val="5D636D"/>
+                <w:sz w:val="19"/>
+                <w:szCs w:val="19"/>
+              </w:rPr>
+              <w:t xml:space="preserve">작업</w:t>
+            </w:r>
+          </w:p>
+        </w:tc>
+        <w:tc>
+          <w:tcPr>
+            <w:tcW w:type="dxa" w:w="1300"/>
+            <w:shd w:fill="F4F3EF" w:color="auto" w:val="clear"/>
+            <w:tcMar>
+              <w:top w:type="dxa" w:w="60"/>
+              <w:left w:type="dxa" w:w="100"/>
+              <w:bottom w:type="dxa" w:w="60"/>
+              <w:right w:type="dxa" w:w="100"/>
+            </w:tcMar>
+            <w:vAlign w:val="center"/>
+          </w:tcPr>
+          <w:p>
+            <w:pPr>
+              <w:spacing w:after="40" w:line="280"/>
+            </w:pPr>
+            <w:r>
+              <w:rPr>
+                <w:rFonts w:ascii="Malgun Gothic" w:cs="Malgun Gothic" w:eastAsia="Malgun Gothic" w:hAnsi="Malgun Gothic"/>
+                <w:b/>
+                <w:bCs/>
+                <w:color w:val="5D636D"/>
+                <w:sz w:val="19"/>
+                <w:szCs w:val="19"/>
+              </w:rPr>
+              <w:t xml:space="preserve">담당</w:t>
+            </w:r>
+          </w:p>
+        </w:tc>
+        <w:tc>
+          <w:tcPr>
+            <w:tcW w:type="dxa" w:w="818"/>
+            <w:shd w:fill="F4F3EF" w:color="auto" w:val="clear"/>
+            <w:tcMar>
+              <w:top w:type="dxa" w:w="60"/>
+              <w:left w:type="dxa" w:w="100"/>
+              <w:bottom w:type="dxa" w:w="60"/>
+              <w:right w:type="dxa" w:w="100"/>
+            </w:tcMar>
+            <w:vAlign w:val="center"/>
+          </w:tcPr>
+          <w:p>
+            <w:pPr>
+              <w:spacing w:after="40" w:line="280"/>
+              <w:jc w:val="center"/>
+            </w:pPr>
+            <w:r>
+              <w:rPr>
+                <w:rFonts w:ascii="Malgun Gothic" w:cs="Malgun Gothic" w:eastAsia="Malgun Gothic" w:hAnsi="Malgun Gothic"/>
+                <w:b/>
+                <w:bCs/>
+                <w:color w:val="5D636D"/>
+                <w:sz w:val="19"/>
+                <w:szCs w:val="19"/>
+              </w:rPr>
+              <w:t xml:space="preserve">10/27</w:t>
+            </w:r>
+          </w:p>
+        </w:tc>
+        <w:tc>
+          <w:tcPr>
+            <w:tcW w:type="dxa" w:w="818"/>
+            <w:shd w:fill="F4F3EF" w:color="auto" w:val="clear"/>
+            <w:tcMar>
+              <w:top w:type="dxa" w:w="60"/>
+              <w:left w:type="dxa" w:w="100"/>
+              <w:bottom w:type="dxa" w:w="60"/>
+              <w:right w:type="dxa" w:w="100"/>
+            </w:tcMar>
+            <w:vAlign w:val="center"/>
+          </w:tcPr>
+          <w:p>
+            <w:pPr>
+              <w:spacing w:after="40" w:line="280"/>
+              <w:jc w:val="center"/>
+            </w:pPr>
+            <w:r>
+              <w:rPr>
+                <w:rFonts w:ascii="Malgun Gothic" w:cs="Malgun Gothic" w:eastAsia="Malgun Gothic" w:hAnsi="Malgun Gothic"/>
+                <w:b/>
+                <w:bCs/>
+                <w:color w:val="5D636D"/>
+                <w:sz w:val="19"/>
+                <w:szCs w:val="19"/>
+              </w:rPr>
+              <w:t xml:space="preserve">11/3</w:t>
+            </w:r>
+          </w:p>
+        </w:tc>
+        <w:tc>
+          <w:tcPr>
+            <w:tcW w:type="dxa" w:w="818"/>
+            <w:shd w:fill="F4F3EF" w:color="auto" w:val="clear"/>
+            <w:tcMar>
+              <w:top w:type="dxa" w:w="60"/>
+              <w:left w:type="dxa" w:w="100"/>
+              <w:bottom w:type="dxa" w:w="60"/>
+              <w:right w:type="dxa" w:w="100"/>
+            </w:tcMar>
+            <w:vAlign w:val="center"/>
+          </w:tcPr>
+          <w:p>
+            <w:pPr>
+              <w:spacing w:after="40" w:line="280"/>
+              <w:jc w:val="center"/>
+            </w:pPr>
+            <w:r>
+              <w:rPr>
+                <w:rFonts w:ascii="Malgun Gothic" w:cs="Malgun Gothic" w:eastAsia="Malgun Gothic" w:hAnsi="Malgun Gothic"/>
+                <w:b/>
+                <w:bCs/>
+                <w:color w:val="5D636D"/>
+                <w:sz w:val="19"/>
+                <w:szCs w:val="19"/>
+              </w:rPr>
+              <w:t xml:space="preserve">11/10</w:t>
+            </w:r>
+          </w:p>
+        </w:tc>
+        <w:tc>
+          <w:tcPr>
+            <w:tcW w:type="dxa" w:w="818"/>
+            <w:shd w:fill="F4F3EF" w:color="auto" w:val="clear"/>
+            <w:tcMar>
+              <w:top w:type="dxa" w:w="60"/>
+              <w:left w:type="dxa" w:w="100"/>
+              <w:bottom w:type="dxa" w:w="60"/>
+              <w:right w:type="dxa" w:w="100"/>
+            </w:tcMar>
+            <w:vAlign w:val="center"/>
+          </w:tcPr>
+          <w:p>
+            <w:pPr>
+              <w:spacing w:after="40" w:line="280"/>
+              <w:jc w:val="center"/>
+            </w:pPr>
+            <w:r>
+              <w:rPr>
+                <w:rFonts w:ascii="Malgun Gothic" w:cs="Malgun Gothic" w:eastAsia="Malgun Gothic" w:hAnsi="Malgun Gothic"/>
+                <w:b/>
+                <w:bCs/>
+                <w:color w:val="5D636D"/>
+                <w:sz w:val="19"/>
+                <w:szCs w:val="19"/>
+              </w:rPr>
+              <w:t xml:space="preserve">11/17</w:t>
+            </w:r>
+          </w:p>
+        </w:tc>
+        <w:tc>
+          <w:tcPr>
+            <w:tcW w:type="dxa" w:w="818"/>
+            <w:shd w:fill="F4F3EF" w:color="auto" w:val="clear"/>
+            <w:tcMar>
+              <w:top w:type="dxa" w:w="60"/>
+              <w:left w:type="dxa" w:w="100"/>
+              <w:bottom w:type="dxa" w:w="60"/>
+              <w:right w:type="dxa" w:w="100"/>
+            </w:tcMar>
+            <w:vAlign w:val="center"/>
+          </w:tcPr>
+          <w:p>
+            <w:pPr>
+              <w:spacing w:after="40" w:line="280"/>
+              <w:jc w:val="center"/>
+            </w:pPr>
+            <w:r>
+              <w:rPr>
+                <w:rFonts w:ascii="Malgun Gothic" w:cs="Malgun Gothic" w:eastAsia="Malgun Gothic" w:hAnsi="Malgun Gothic"/>
+                <w:b/>
+                <w:bCs/>
+                <w:color w:val="5D636D"/>
+                <w:sz w:val="19"/>
+                <w:szCs w:val="19"/>
+              </w:rPr>
+              <w:t xml:space="preserve">11/24</w:t>
+            </w:r>
+          </w:p>
+        </w:tc>
+        <w:tc>
+          <w:tcPr>
+            <w:tcW w:type="dxa" w:w="818"/>
+            <w:shd w:fill="F4F3EF" w:color="auto" w:val="clear"/>
+            <w:tcMar>
+              <w:top w:type="dxa" w:w="60"/>
+              <w:left w:type="dxa" w:w="100"/>
+              <w:bottom w:type="dxa" w:w="60"/>
+              <w:right w:type="dxa" w:w="100"/>
+            </w:tcMar>
+            <w:vAlign w:val="center"/>
+          </w:tcPr>
+          <w:p>
+            <w:pPr>
+              <w:spacing w:after="40" w:line="280"/>
+              <w:jc w:val="center"/>
+            </w:pPr>
+            <w:r>
+              <w:rPr>
+                <w:rFonts w:ascii="Malgun Gothic" w:cs="Malgun Gothic" w:eastAsia="Malgun Gothic" w:hAnsi="Malgun Gothic"/>
+                <w:b/>
+                <w:bCs/>
+                <w:color w:val="5D636D"/>
+                <w:sz w:val="19"/>
+                <w:szCs w:val="19"/>
+              </w:rPr>
+              <w:t xml:space="preserve">12/1</w:t>
+            </w:r>
+          </w:p>
+        </w:tc>
+        <w:tc>
+          <w:tcPr>
+            <w:tcW w:type="dxa" w:w="818"/>
+            <w:shd w:fill="F4F3EF" w:color="auto" w:val="clear"/>
+            <w:tcMar>
+              <w:top w:type="dxa" w:w="60"/>
+              <w:left w:type="dxa" w:w="100"/>
+              <w:bottom w:type="dxa" w:w="60"/>
+              <w:right w:type="dxa" w:w="100"/>
+            </w:tcMar>
+            <w:vAlign w:val="center"/>
+          </w:tcPr>
+          <w:p>
+            <w:pPr>
+              <w:spacing w:after="40" w:line="280"/>
+              <w:jc w:val="center"/>
+            </w:pPr>
+            <w:r>
+              <w:rPr>
+                <w:rFonts w:ascii="Malgun Gothic" w:cs="Malgun Gothic" w:eastAsia="Malgun Gothic" w:hAnsi="Malgun Gothic"/>
+                <w:b/>
+                <w:bCs/>
+                <w:color w:val="5D636D"/>
+                <w:sz w:val="19"/>
+                <w:szCs w:val="19"/>
+              </w:rPr>
+              <w:t xml:space="preserve">12/8</w:t>
+            </w:r>
+          </w:p>
+        </w:tc>
+      </w:tr>
+      <w:tr>
+        <w:trPr>
+          <w:cantSplit/>
+        </w:trPr>
+        <w:tc>
+          <w:tcPr>
+            <w:tcW w:type="dxa" w:w="2000"/>
+            <w:tcMar>
+              <w:top w:type="dxa" w:w="60"/>
+              <w:left w:type="dxa" w:w="100"/>
+              <w:bottom w:type="dxa" w:w="60"/>
+              <w:right w:type="dxa" w:w="100"/>
+            </w:tcMar>
+            <w:vAlign w:val="center"/>
+          </w:tcPr>
+          <w:p>
+            <w:pPr>
+              <w:spacing w:after="40" w:line="280"/>
+            </w:pPr>
+            <w:r>
+              <w:rPr>
+                <w:rFonts w:ascii="Malgun Gothic" w:cs="Malgun Gothic" w:eastAsia="Malgun Gothic" w:hAnsi="Malgun Gothic"/>
+                <w:b/>
+                <w:bCs/>
+                <w:sz w:val="19"/>
+                <w:szCs w:val="19"/>
+              </w:rPr>
+              <w:t xml:space="preserve">설문 30명 수집·집계</w:t>
+            </w:r>
+          </w:p>
+        </w:tc>
+        <w:tc>
+          <w:tcPr>
+            <w:tcW w:type="dxa" w:w="1300"/>
+            <w:tcMar>
+              <w:top w:type="dxa" w:w="60"/>
+              <w:left w:type="dxa" w:w="100"/>
+              <w:bottom w:type="dxa" w:w="60"/>
+              <w:right w:type="dxa" w:w="100"/>
+            </w:tcMar>
+            <w:vAlign w:val="center"/>
+          </w:tcPr>
+          <w:p>
+            <w:pPr>
+              <w:spacing w:after="40" w:line="280"/>
+            </w:pPr>
+            <w:r>
+              <w:rPr>
+                <w:rFonts w:ascii="Malgun Gothic" w:cs="Malgun Gothic" w:eastAsia="Malgun Gothic" w:hAnsi="Malgun Gothic"/>
+                <w:b w:val="false"/>
+                <w:bCs w:val="false"/>
+                <w:sz w:val="19"/>
+                <w:szCs w:val="19"/>
+              </w:rPr>
+              <w:t xml:space="preserve">손유호</w:t>
+            </w:r>
+          </w:p>
+        </w:tc>
+        <w:tc>
+          <w:tcPr>
+            <w:tcW w:type="dxa" w:w="818"/>
+            <w:shd w:fill="2A3193" w:color="auto" w:val="clear"/>
+            <w:tcMar>
+              <w:top w:type="dxa" w:w="40"/>
+              <w:left w:type="dxa" w:w="40"/>
+              <w:bottom w:type="dxa" w:w="40"/>
+              <w:right w:type="dxa" w:w="40"/>
+            </w:tcMar>
+          </w:tcPr>
+          <w:p>
+            <w:pPr>
+              <w:spacing w:after="0"/>
+            </w:pPr>
+            <w:r>
+              <w:rPr>
+                <w:rFonts w:ascii="Malgun Gothic" w:cs="Malgun Gothic" w:eastAsia="Malgun Gothic" w:hAnsi="Malgun Gothic"/>
+                <w:sz w:val="14"/>
+                <w:szCs w:val="14"/>
+              </w:rPr>
+              <w:t xml:space="preserve"> </w:t>
+            </w:r>
+          </w:p>
+        </w:tc>
+        <w:tc>
+          <w:tcPr>
+            <w:tcW w:type="dxa" w:w="818"/>
+            <w:shd w:fill="2A3193" w:color="auto" w:val="clear"/>
+            <w:tcMar>
+              <w:top w:type="dxa" w:w="40"/>
+              <w:left w:type="dxa" w:w="40"/>
+              <w:bottom w:type="dxa" w:w="40"/>
+              <w:right w:type="dxa" w:w="40"/>
+            </w:tcMar>
+          </w:tcPr>
+          <w:p>
+            <w:pPr>
+              <w:spacing w:after="0"/>
+            </w:pPr>
+            <w:r>
+              <w:rPr>
+                <w:rFonts w:ascii="Malgun Gothic" w:cs="Malgun Gothic" w:eastAsia="Malgun Gothic" w:hAnsi="Malgun Gothic"/>
+                <w:sz w:val="14"/>
+                <w:szCs w:val="14"/>
+              </w:rPr>
+              <w:t xml:space="preserve"> </w:t>
+            </w:r>
+          </w:p>
+        </w:tc>
+        <w:tc>
+          <w:tcPr>
+            <w:tcW w:type="dxa" w:w="818"/>
+            <w:shd w:fill="2A3193" w:color="auto" w:val="clear"/>
+            <w:tcMar>
+              <w:top w:type="dxa" w:w="40"/>
+              <w:left w:type="dxa" w:w="40"/>
+              <w:bottom w:type="dxa" w:w="40"/>
+              <w:right w:type="dxa" w:w="40"/>
+            </w:tcMar>
+          </w:tcPr>
+          <w:p>
+            <w:pPr>
+              <w:spacing w:after="0"/>
+            </w:pPr>
+            <w:r>
+              <w:rPr>
+                <w:rFonts w:ascii="Malgun Gothic" w:cs="Malgun Gothic" w:eastAsia="Malgun Gothic" w:hAnsi="Malgun Gothic"/>
+                <w:sz w:val="14"/>
+                <w:szCs w:val="14"/>
+              </w:rPr>
+              <w:t xml:space="preserve"> </w:t>
+            </w:r>
+          </w:p>
+        </w:tc>
+        <w:tc>
+          <w:tcPr>
+            <w:tcW w:type="dxa" w:w="818"/>
+            <w:tcMar>
+              <w:top w:type="dxa" w:w="40"/>
+              <w:left w:type="dxa" w:w="40"/>
+              <w:bottom w:type="dxa" w:w="40"/>
+              <w:right w:type="dxa" w:w="40"/>
+            </w:tcMar>
+          </w:tcPr>
+          <w:p>
+            <w:pPr>
+              <w:spacing w:after="0"/>
+            </w:pPr>
+            <w:r>
+              <w:rPr>
+                <w:rFonts w:ascii="Malgun Gothic" w:cs="Malgun Gothic" w:eastAsia="Malgun Gothic" w:hAnsi="Malgun Gothic"/>
+                <w:sz w:val="14"/>
+                <w:szCs w:val="14"/>
+              </w:rPr>
+              <w:t xml:space="preserve"> </w:t>
+            </w:r>
+          </w:p>
+        </w:tc>
+        <w:tc>
+          <w:tcPr>
+            <w:tcW w:type="dxa" w:w="818"/>
+            <w:tcMar>
+              <w:top w:type="dxa" w:w="40"/>
+              <w:left w:type="dxa" w:w="40"/>
+              <w:bottom w:type="dxa" w:w="40"/>
+              <w:right w:type="dxa" w:w="40"/>
+            </w:tcMar>
+          </w:tcPr>
+          <w:p>
+            <w:pPr>
+              <w:spacing w:after="0"/>
+            </w:pPr>
+            <w:r>
+              <w:rPr>
+                <w:rFonts w:ascii="Malgun Gothic" w:cs="Malgun Gothic" w:eastAsia="Malgun Gothic" w:hAnsi="Malgun Gothic"/>
+                <w:sz w:val="14"/>
+                <w:szCs w:val="14"/>
+              </w:rPr>
+              <w:t xml:space="preserve"> </w:t>
+            </w:r>
+          </w:p>
+        </w:tc>
+        <w:tc>
+          <w:tcPr>
+            <w:tcW w:type="dxa" w:w="818"/>
+            <w:tcMar>
+              <w:top w:type="dxa" w:w="40"/>
+              <w:left w:type="dxa" w:w="40"/>
+              <w:bottom w:type="dxa" w:w="40"/>
+              <w:right w:type="dxa" w:w="40"/>
+            </w:tcMar>
+          </w:tcPr>
+          <w:p>
+            <w:pPr>
+              <w:spacing w:after="0"/>
+            </w:pPr>
+            <w:r>
+              <w:rPr>
+                <w:rFonts w:ascii="Malgun Gothic" w:cs="Malgun Gothic" w:eastAsia="Malgun Gothic" w:hAnsi="Malgun Gothic"/>
+                <w:sz w:val="14"/>
+                <w:szCs w:val="14"/>
+              </w:rPr>
+              <w:t xml:space="preserve"> </w:t>
+            </w:r>
+          </w:p>
+        </w:tc>
+        <w:tc>
+          <w:tcPr>
+            <w:tcW w:type="dxa" w:w="818"/>
+            <w:tcMar>
+              <w:top w:type="dxa" w:w="40"/>
+              <w:left w:type="dxa" w:w="40"/>
+              <w:bottom w:type="dxa" w:w="40"/>
+              <w:right w:type="dxa" w:w="40"/>
+            </w:tcMar>
+          </w:tcPr>
+          <w:p>
+            <w:pPr>
+              <w:spacing w:after="0"/>
+            </w:pPr>
+            <w:r>
+              <w:rPr>
+                <w:rFonts w:ascii="Malgun Gothic" w:cs="Malgun Gothic" w:eastAsia="Malgun Gothic" w:hAnsi="Malgun Gothic"/>
+                <w:sz w:val="14"/>
+                <w:szCs w:val="14"/>
+              </w:rPr>
+              <w:t xml:space="preserve"> </w:t>
+            </w:r>
+          </w:p>
+        </w:tc>
+      </w:tr>
+      <w:tr>
+        <w:trPr>
+          <w:cantSplit/>
+        </w:trPr>
+        <w:tc>
+          <w:tcPr>
+            <w:tcW w:type="dxa" w:w="2000"/>
+            <w:tcMar>
+              <w:top w:type="dxa" w:w="60"/>
+              <w:left w:type="dxa" w:w="100"/>
+              <w:bottom w:type="dxa" w:w="60"/>
+              <w:right w:type="dxa" w:w="100"/>
+            </w:tcMar>
+            <w:vAlign w:val="center"/>
+          </w:tcPr>
+          <w:p>
+            <w:pPr>
+              <w:spacing w:after="40" w:line="280"/>
+            </w:pPr>
+            <w:r>
+              <w:rPr>
+                <w:rFonts w:ascii="Malgun Gothic" w:cs="Malgun Gothic" w:eastAsia="Malgun Gothic" w:hAnsi="Malgun Gothic"/>
+                <w:b/>
+                <w:bCs/>
+                <w:sz w:val="19"/>
+                <w:szCs w:val="19"/>
+              </w:rPr>
+              <w:t xml:space="preserve">직접 인터뷰 5명</w:t>
+            </w:r>
+          </w:p>
+        </w:tc>
+        <w:tc>
+          <w:tcPr>
+            <w:tcW w:type="dxa" w:w="1300"/>
+            <w:tcMar>
+              <w:top w:type="dxa" w:w="60"/>
+              <w:left w:type="dxa" w:w="100"/>
+              <w:bottom w:type="dxa" w:w="60"/>
+              <w:right w:type="dxa" w:w="100"/>
+            </w:tcMar>
+            <w:vAlign w:val="center"/>
+          </w:tcPr>
+          <w:p>
+            <w:pPr>
+              <w:spacing w:after="40" w:line="280"/>
+            </w:pPr>
+            <w:r>
+              <w:rPr>
+                <w:rFonts w:ascii="Malgun Gothic" w:cs="Malgun Gothic" w:eastAsia="Malgun Gothic" w:hAnsi="Malgun Gothic"/>
+                <w:b w:val="false"/>
+                <w:bCs w:val="false"/>
+                <w:sz w:val="19"/>
+                <w:szCs w:val="19"/>
+              </w:rPr>
+              <w:t xml:space="preserve">박명진</w:t>
+            </w:r>
+          </w:p>
+        </w:tc>
+        <w:tc>
+          <w:tcPr>
+            <w:tcW w:type="dxa" w:w="818"/>
+            <w:tcMar>
+              <w:top w:type="dxa" w:w="40"/>
+              <w:left w:type="dxa" w:w="40"/>
+              <w:bottom w:type="dxa" w:w="40"/>
+              <w:right w:type="dxa" w:w="40"/>
+            </w:tcMar>
+          </w:tcPr>
+          <w:p>
+            <w:pPr>
+              <w:spacing w:after="0"/>
+            </w:pPr>
+            <w:r>
+              <w:rPr>
+                <w:rFonts w:ascii="Malgun Gothic" w:cs="Malgun Gothic" w:eastAsia="Malgun Gothic" w:hAnsi="Malgun Gothic"/>
+                <w:sz w:val="14"/>
+                <w:szCs w:val="14"/>
+              </w:rPr>
+              <w:t xml:space="preserve"> </w:t>
+            </w:r>
+          </w:p>
+        </w:tc>
+        <w:tc>
+          <w:tcPr>
+            <w:tcW w:type="dxa" w:w="818"/>
+            <w:shd w:fill="2A3193" w:color="auto" w:val="clear"/>
+            <w:tcMar>
+              <w:top w:type="dxa" w:w="40"/>
+              <w:left w:type="dxa" w:w="40"/>
+              <w:bottom w:type="dxa" w:w="40"/>
+              <w:right w:type="dxa" w:w="40"/>
+            </w:tcMar>
+          </w:tcPr>
+          <w:p>
+            <w:pPr>
+              <w:spacing w:after="0"/>
+            </w:pPr>
+            <w:r>
+              <w:rPr>
+                <w:rFonts w:ascii="Malgun Gothic" w:cs="Malgun Gothic" w:eastAsia="Malgun Gothic" w:hAnsi="Malgun Gothic"/>
+                <w:sz w:val="14"/>
+                <w:szCs w:val="14"/>
+              </w:rPr>
+              <w:t xml:space="preserve"> </w:t>
+            </w:r>
+          </w:p>
+        </w:tc>
+        <w:tc>
+          <w:tcPr>
+            <w:tcW w:type="dxa" w:w="818"/>
+            <w:tcMar>
+              <w:top w:type="dxa" w:w="40"/>
+              <w:left w:type="dxa" w:w="40"/>
+              <w:bottom w:type="dxa" w:w="40"/>
+              <w:right w:type="dxa" w:w="40"/>
+            </w:tcMar>
+          </w:tcPr>
+          <w:p>
+            <w:pPr>
+              <w:spacing w:after="0"/>
+            </w:pPr>
+            <w:r>
+              <w:rPr>
+                <w:rFonts w:ascii="Malgun Gothic" w:cs="Malgun Gothic" w:eastAsia="Malgun Gothic" w:hAnsi="Malgun Gothic"/>
+                <w:sz w:val="14"/>
+                <w:szCs w:val="14"/>
+              </w:rPr>
+              <w:t xml:space="preserve"> </w:t>
+            </w:r>
+          </w:p>
+        </w:tc>
+        <w:tc>
+          <w:tcPr>
+            <w:tcW w:type="dxa" w:w="818"/>
+            <w:tcMar>
+              <w:top w:type="dxa" w:w="40"/>
+              <w:left w:type="dxa" w:w="40"/>
+              <w:bottom w:type="dxa" w:w="40"/>
+              <w:right w:type="dxa" w:w="40"/>
+            </w:tcMar>
+          </w:tcPr>
+          <w:p>
+            <w:pPr>
+              <w:spacing w:after="0"/>
+            </w:pPr>
+            <w:r>
+              <w:rPr>
+                <w:rFonts w:ascii="Malgun Gothic" w:cs="Malgun Gothic" w:eastAsia="Malgun Gothic" w:hAnsi="Malgun Gothic"/>
+                <w:sz w:val="14"/>
+                <w:szCs w:val="14"/>
+              </w:rPr>
+              <w:t xml:space="preserve"> </w:t>
+            </w:r>
+          </w:p>
+        </w:tc>
+        <w:tc>
+          <w:tcPr>
+            <w:tcW w:type="dxa" w:w="818"/>
+            <w:tcMar>
+              <w:top w:type="dxa" w:w="40"/>
+              <w:left w:type="dxa" w:w="40"/>
+              <w:bottom w:type="dxa" w:w="40"/>
+              <w:right w:type="dxa" w:w="40"/>
+            </w:tcMar>
+          </w:tcPr>
+          <w:p>
+            <w:pPr>
+              <w:spacing w:after="0"/>
+            </w:pPr>
+            <w:r>
+              <w:rPr>
+                <w:rFonts w:ascii="Malgun Gothic" w:cs="Malgun Gothic" w:eastAsia="Malgun Gothic" w:hAnsi="Malgun Gothic"/>
+                <w:sz w:val="14"/>
+                <w:szCs w:val="14"/>
+              </w:rPr>
+              <w:t xml:space="preserve"> </w:t>
+            </w:r>
+          </w:p>
+        </w:tc>
+        <w:tc>
+          <w:tcPr>
+            <w:tcW w:type="dxa" w:w="818"/>
+            <w:tcMar>
+              <w:top w:type="dxa" w:w="40"/>
+              <w:left w:type="dxa" w:w="40"/>
+              <w:bottom w:type="dxa" w:w="40"/>
+              <w:right w:type="dxa" w:w="40"/>
+            </w:tcMar>
+          </w:tcPr>
+          <w:p>
+            <w:pPr>
+              <w:spacing w:after="0"/>
+            </w:pPr>
+            <w:r>
+              <w:rPr>
+                <w:rFonts w:ascii="Malgun Gothic" w:cs="Malgun Gothic" w:eastAsia="Malgun Gothic" w:hAnsi="Malgun Gothic"/>
+                <w:sz w:val="14"/>
+                <w:szCs w:val="14"/>
+              </w:rPr>
+              <w:t xml:space="preserve"> </w:t>
+            </w:r>
+          </w:p>
+        </w:tc>
+        <w:tc>
+          <w:tcPr>
+            <w:tcW w:type="dxa" w:w="818"/>
+            <w:tcMar>
+              <w:top w:type="dxa" w:w="40"/>
+              <w:left w:type="dxa" w:w="40"/>
+              <w:bottom w:type="dxa" w:w="40"/>
+              <w:right w:type="dxa" w:w="40"/>
+            </w:tcMar>
+          </w:tcPr>
+          <w:p>
+            <w:pPr>
+              <w:spacing w:after="0"/>
+            </w:pPr>
+            <w:r>
+              <w:rPr>
+                <w:rFonts w:ascii="Malgun Gothic" w:cs="Malgun Gothic" w:eastAsia="Malgun Gothic" w:hAnsi="Malgun Gothic"/>
+                <w:sz w:val="14"/>
+                <w:szCs w:val="14"/>
+              </w:rPr>
+              <w:t xml:space="preserve"> </w:t>
+            </w:r>
+          </w:p>
+        </w:tc>
+      </w:tr>
+      <w:tr>
+        <w:trPr>
+          <w:cantSplit/>
+        </w:trPr>
+        <w:tc>
+          <w:tcPr>
+            <w:tcW w:type="dxa" w:w="2000"/>
+            <w:tcMar>
+              <w:top w:type="dxa" w:w="60"/>
+              <w:left w:type="dxa" w:w="100"/>
+              <w:bottom w:type="dxa" w:w="60"/>
+              <w:right w:type="dxa" w:w="100"/>
+            </w:tcMar>
+            <w:vAlign w:val="center"/>
+          </w:tcPr>
+          <w:p>
+            <w:pPr>
+              <w:spacing w:after="40" w:line="280"/>
+            </w:pPr>
+            <w:r>
+              <w:rPr>
+                <w:rFonts w:ascii="Malgun Gothic" w:cs="Malgun Gothic" w:eastAsia="Malgun Gothic" w:hAnsi="Malgun Gothic"/>
+                <w:b/>
+                <w:bCs/>
+                <w:sz w:val="19"/>
+                <w:szCs w:val="19"/>
+              </w:rPr>
+              <w:t xml:space="preserve">피드백 반영 1차</w:t>
+            </w:r>
+          </w:p>
+        </w:tc>
+        <w:tc>
+          <w:tcPr>
+            <w:tcW w:type="dxa" w:w="1300"/>
+            <w:tcMar>
+              <w:top w:type="dxa" w:w="60"/>
+              <w:left w:type="dxa" w:w="100"/>
+              <w:bottom w:type="dxa" w:w="60"/>
+              <w:right w:type="dxa" w:w="100"/>
+            </w:tcMar>
+            <w:vAlign w:val="center"/>
+          </w:tcPr>
+          <w:p>
+            <w:pPr>
+              <w:spacing w:after="40" w:line="280"/>
+            </w:pPr>
+            <w:r>
+              <w:rPr>
+                <w:rFonts w:ascii="Malgun Gothic" w:cs="Malgun Gothic" w:eastAsia="Malgun Gothic" w:hAnsi="Malgun Gothic"/>
+                <w:b w:val="false"/>
+                <w:bCs w:val="false"/>
+                <w:sz w:val="19"/>
+                <w:szCs w:val="19"/>
+              </w:rPr>
+              <w:t xml:space="preserve">이지훈</w:t>
+            </w:r>
+          </w:p>
+        </w:tc>
+        <w:tc>
+          <w:tcPr>
+            <w:tcW w:type="dxa" w:w="818"/>
+            <w:tcMar>
+              <w:top w:type="dxa" w:w="40"/>
+              <w:left w:type="dxa" w:w="40"/>
+              <w:bottom w:type="dxa" w:w="40"/>
+              <w:right w:type="dxa" w:w="40"/>
+            </w:tcMar>
+          </w:tcPr>
+          <w:p>
+            <w:pPr>
+              <w:spacing w:after="0"/>
+            </w:pPr>
+            <w:r>
+              <w:rPr>
+                <w:rFonts w:ascii="Malgun Gothic" w:cs="Malgun Gothic" w:eastAsia="Malgun Gothic" w:hAnsi="Malgun Gothic"/>
+                <w:sz w:val="14"/>
+                <w:szCs w:val="14"/>
+              </w:rPr>
+              <w:t xml:space="preserve"> </w:t>
+            </w:r>
+          </w:p>
+        </w:tc>
+        <w:tc>
+          <w:tcPr>
+            <w:tcW w:type="dxa" w:w="818"/>
+            <w:tcMar>
+              <w:top w:type="dxa" w:w="40"/>
+              <w:left w:type="dxa" w:w="40"/>
+              <w:bottom w:type="dxa" w:w="40"/>
+              <w:right w:type="dxa" w:w="40"/>
+            </w:tcMar>
+          </w:tcPr>
+          <w:p>
+            <w:pPr>
+              <w:spacing w:after="0"/>
+            </w:pPr>
+            <w:r>
+              <w:rPr>
+                <w:rFonts w:ascii="Malgun Gothic" w:cs="Malgun Gothic" w:eastAsia="Malgun Gothic" w:hAnsi="Malgun Gothic"/>
+                <w:sz w:val="14"/>
+                <w:szCs w:val="14"/>
+              </w:rPr>
+              <w:t xml:space="preserve"> </w:t>
+            </w:r>
+          </w:p>
+        </w:tc>
+        <w:tc>
+          <w:tcPr>
+            <w:tcW w:type="dxa" w:w="818"/>
+            <w:shd w:fill="2A3193" w:color="auto" w:val="clear"/>
+            <w:tcMar>
+              <w:top w:type="dxa" w:w="40"/>
+              <w:left w:type="dxa" w:w="40"/>
+              <w:bottom w:type="dxa" w:w="40"/>
+              <w:right w:type="dxa" w:w="40"/>
+            </w:tcMar>
+          </w:tcPr>
+          <w:p>
+            <w:pPr>
+              <w:spacing w:after="0"/>
+            </w:pPr>
+            <w:r>
+              <w:rPr>
+                <w:rFonts w:ascii="Malgun Gothic" w:cs="Malgun Gothic" w:eastAsia="Malgun Gothic" w:hAnsi="Malgun Gothic"/>
+                <w:sz w:val="14"/>
+                <w:szCs w:val="14"/>
+              </w:rPr>
+              <w:t xml:space="preserve"> </w:t>
+            </w:r>
+          </w:p>
+        </w:tc>
+        <w:tc>
+          <w:tcPr>
+            <w:tcW w:type="dxa" w:w="818"/>
+            <w:shd w:fill="2A3193" w:color="auto" w:val="clear"/>
+            <w:tcMar>
+              <w:top w:type="dxa" w:w="40"/>
+              <w:left w:type="dxa" w:w="40"/>
+              <w:bottom w:type="dxa" w:w="40"/>
+              <w:right w:type="dxa" w:w="40"/>
+            </w:tcMar>
+          </w:tcPr>
+          <w:p>
+            <w:pPr>
+              <w:spacing w:after="0"/>
+            </w:pPr>
+            <w:r>
+              <w:rPr>
+                <w:rFonts w:ascii="Malgun Gothic" w:cs="Malgun Gothic" w:eastAsia="Malgun Gothic" w:hAnsi="Malgun Gothic"/>
+                <w:sz w:val="14"/>
+                <w:szCs w:val="14"/>
+              </w:rPr>
+              <w:t xml:space="preserve"> </w:t>
+            </w:r>
+          </w:p>
+        </w:tc>
+        <w:tc>
+          <w:tcPr>
+            <w:tcW w:type="dxa" w:w="818"/>
+            <w:tcMar>
+              <w:top w:type="dxa" w:w="40"/>
+              <w:left w:type="dxa" w:w="40"/>
+              <w:bottom w:type="dxa" w:w="40"/>
+              <w:right w:type="dxa" w:w="40"/>
+            </w:tcMar>
+          </w:tcPr>
+          <w:p>
+            <w:pPr>
+              <w:spacing w:after="0"/>
+            </w:pPr>
+            <w:r>
+              <w:rPr>
+                <w:rFonts w:ascii="Malgun Gothic" w:cs="Malgun Gothic" w:eastAsia="Malgun Gothic" w:hAnsi="Malgun Gothic"/>
+                <w:sz w:val="14"/>
+                <w:szCs w:val="14"/>
+              </w:rPr>
+              <w:t xml:space="preserve"> </w:t>
+            </w:r>
+          </w:p>
+        </w:tc>
+        <w:tc>
+          <w:tcPr>
+            <w:tcW w:type="dxa" w:w="818"/>
+            <w:tcMar>
+              <w:top w:type="dxa" w:w="40"/>
+              <w:left w:type="dxa" w:w="40"/>
+              <w:bottom w:type="dxa" w:w="40"/>
+              <w:right w:type="dxa" w:w="40"/>
+            </w:tcMar>
+          </w:tcPr>
+          <w:p>
+            <w:pPr>
+              <w:spacing w:after="0"/>
+            </w:pPr>
+            <w:r>
+              <w:rPr>
+                <w:rFonts w:ascii="Malgun Gothic" w:cs="Malgun Gothic" w:eastAsia="Malgun Gothic" w:hAnsi="Malgun Gothic"/>
+                <w:sz w:val="14"/>
+                <w:szCs w:val="14"/>
+              </w:rPr>
+              <w:t xml:space="preserve"> </w:t>
+            </w:r>
+          </w:p>
+        </w:tc>
+        <w:tc>
+          <w:tcPr>
+            <w:tcW w:type="dxa" w:w="818"/>
+            <w:tcMar>
+              <w:top w:type="dxa" w:w="40"/>
+              <w:left w:type="dxa" w:w="40"/>
+              <w:bottom w:type="dxa" w:w="40"/>
+              <w:right w:type="dxa" w:w="40"/>
+            </w:tcMar>
+          </w:tcPr>
+          <w:p>
+            <w:pPr>
+              <w:spacing w:after="0"/>
+            </w:pPr>
+            <w:r>
+              <w:rPr>
+                <w:rFonts w:ascii="Malgun Gothic" w:cs="Malgun Gothic" w:eastAsia="Malgun Gothic" w:hAnsi="Malgun Gothic"/>
+                <w:sz w:val="14"/>
+                <w:szCs w:val="14"/>
+              </w:rPr>
+              <w:t xml:space="preserve"> </w:t>
+            </w:r>
+          </w:p>
+        </w:tc>
+      </w:tr>
+      <w:tr>
+        <w:trPr>
+          <w:cantSplit/>
+        </w:trPr>
+        <w:tc>
+          <w:tcPr>
+            <w:tcW w:type="dxa" w:w="2000"/>
+            <w:tcMar>
+              <w:top w:type="dxa" w:w="60"/>
+              <w:left w:type="dxa" w:w="100"/>
+              <w:bottom w:type="dxa" w:w="60"/>
+              <w:right w:type="dxa" w:w="100"/>
+            </w:tcMar>
+            <w:vAlign w:val="center"/>
+          </w:tcPr>
+          <w:p>
+            <w:pPr>
+              <w:spacing w:after="40" w:line="280"/>
+            </w:pPr>
+            <w:r>
+              <w:rPr>
+                <w:rFonts w:ascii="Malgun Gothic" w:cs="Malgun Gothic" w:eastAsia="Malgun Gothic" w:hAnsi="Malgun Gothic"/>
+                <w:b/>
+                <w:bCs/>
+                <w:sz w:val="19"/>
+                <w:szCs w:val="19"/>
+              </w:rPr>
+              <w:t xml:space="preserve">실제 폰 검증</w:t>
+            </w:r>
+          </w:p>
+        </w:tc>
+        <w:tc>
+          <w:tcPr>
+            <w:tcW w:type="dxa" w:w="1300"/>
+            <w:tcMar>
+              <w:top w:type="dxa" w:w="60"/>
+              <w:left w:type="dxa" w:w="100"/>
+              <w:bottom w:type="dxa" w:w="60"/>
+              <w:right w:type="dxa" w:w="100"/>
+            </w:tcMar>
+            <w:vAlign w:val="center"/>
+          </w:tcPr>
+          <w:p>
+            <w:pPr>
+              <w:spacing w:after="40" w:line="280"/>
+            </w:pPr>
+            <w:r>
+              <w:rPr>
+                <w:rFonts w:ascii="Malgun Gothic" w:cs="Malgun Gothic" w:eastAsia="Malgun Gothic" w:hAnsi="Malgun Gothic"/>
+                <w:b w:val="false"/>
+                <w:bCs w:val="false"/>
+                <w:sz w:val="19"/>
+                <w:szCs w:val="19"/>
+              </w:rPr>
+              <w:t xml:space="preserve">이지훈·박명진</w:t>
+            </w:r>
+          </w:p>
+        </w:tc>
+        <w:tc>
+          <w:tcPr>
+            <w:tcW w:type="dxa" w:w="818"/>
+            <w:tcMar>
+              <w:top w:type="dxa" w:w="40"/>
+              <w:left w:type="dxa" w:w="40"/>
+              <w:bottom w:type="dxa" w:w="40"/>
+              <w:right w:type="dxa" w:w="40"/>
+            </w:tcMar>
+          </w:tcPr>
+          <w:p>
+            <w:pPr>
+              <w:spacing w:after="0"/>
+            </w:pPr>
+            <w:r>
+              <w:rPr>
+                <w:rFonts w:ascii="Malgun Gothic" w:cs="Malgun Gothic" w:eastAsia="Malgun Gothic" w:hAnsi="Malgun Gothic"/>
+                <w:sz w:val="14"/>
+                <w:szCs w:val="14"/>
+              </w:rPr>
+              <w:t xml:space="preserve"> </w:t>
+            </w:r>
+          </w:p>
+        </w:tc>
+        <w:tc>
+          <w:tcPr>
+            <w:tcW w:type="dxa" w:w="818"/>
+            <w:tcMar>
+              <w:top w:type="dxa" w:w="40"/>
+              <w:left w:type="dxa" w:w="40"/>
+              <w:bottom w:type="dxa" w:w="40"/>
+              <w:right w:type="dxa" w:w="40"/>
+            </w:tcMar>
+          </w:tcPr>
+          <w:p>
+            <w:pPr>
+              <w:spacing w:after="0"/>
+            </w:pPr>
+            <w:r>
+              <w:rPr>
+                <w:rFonts w:ascii="Malgun Gothic" w:cs="Malgun Gothic" w:eastAsia="Malgun Gothic" w:hAnsi="Malgun Gothic"/>
+                <w:sz w:val="14"/>
+                <w:szCs w:val="14"/>
+              </w:rPr>
+              <w:t xml:space="preserve"> </w:t>
+            </w:r>
+          </w:p>
+        </w:tc>
+        <w:tc>
+          <w:tcPr>
+            <w:tcW w:type="dxa" w:w="818"/>
+            <w:shd w:fill="2A3193" w:color="auto" w:val="clear"/>
+            <w:tcMar>
+              <w:top w:type="dxa" w:w="40"/>
+              <w:left w:type="dxa" w:w="40"/>
+              <w:bottom w:type="dxa" w:w="40"/>
+              <w:right w:type="dxa" w:w="40"/>
+            </w:tcMar>
+          </w:tcPr>
+          <w:p>
+            <w:pPr>
+              <w:spacing w:after="0"/>
+            </w:pPr>
+            <w:r>
+              <w:rPr>
+                <w:rFonts w:ascii="Malgun Gothic" w:cs="Malgun Gothic" w:eastAsia="Malgun Gothic" w:hAnsi="Malgun Gothic"/>
+                <w:sz w:val="14"/>
+                <w:szCs w:val="14"/>
+              </w:rPr>
+              <w:t xml:space="preserve"> </w:t>
+            </w:r>
+          </w:p>
+        </w:tc>
+        <w:tc>
+          <w:tcPr>
+            <w:tcW w:type="dxa" w:w="818"/>
+            <w:shd w:fill="2A3193" w:color="auto" w:val="clear"/>
+            <w:tcMar>
+              <w:top w:type="dxa" w:w="40"/>
+              <w:left w:type="dxa" w:w="40"/>
+              <w:bottom w:type="dxa" w:w="40"/>
+              <w:right w:type="dxa" w:w="40"/>
+            </w:tcMar>
+          </w:tcPr>
+          <w:p>
+            <w:pPr>
+              <w:spacing w:after="0"/>
+            </w:pPr>
+            <w:r>
+              <w:rPr>
+                <w:rFonts w:ascii="Malgun Gothic" w:cs="Malgun Gothic" w:eastAsia="Malgun Gothic" w:hAnsi="Malgun Gothic"/>
+                <w:sz w:val="14"/>
+                <w:szCs w:val="14"/>
+              </w:rPr>
+              <w:t xml:space="preserve"> </w:t>
+            </w:r>
+          </w:p>
+        </w:tc>
+        <w:tc>
+          <w:tcPr>
+            <w:tcW w:type="dxa" w:w="818"/>
+            <w:shd w:fill="2A3193" w:color="auto" w:val="clear"/>
+            <w:tcMar>
+              <w:top w:type="dxa" w:w="40"/>
+              <w:left w:type="dxa" w:w="40"/>
+              <w:bottom w:type="dxa" w:w="40"/>
+              <w:right w:type="dxa" w:w="40"/>
+            </w:tcMar>
+          </w:tcPr>
+          <w:p>
+            <w:pPr>
+              <w:spacing w:after="0"/>
+            </w:pPr>
+            <w:r>
+              <w:rPr>
+                <w:rFonts w:ascii="Malgun Gothic" w:cs="Malgun Gothic" w:eastAsia="Malgun Gothic" w:hAnsi="Malgun Gothic"/>
+                <w:sz w:val="14"/>
+                <w:szCs w:val="14"/>
+              </w:rPr>
+              <w:t xml:space="preserve"> </w:t>
+            </w:r>
+          </w:p>
+        </w:tc>
+        <w:tc>
+          <w:tcPr>
+            <w:tcW w:type="dxa" w:w="818"/>
+            <w:tcMar>
+              <w:top w:type="dxa" w:w="40"/>
+              <w:left w:type="dxa" w:w="40"/>
+              <w:bottom w:type="dxa" w:w="40"/>
+              <w:right w:type="dxa" w:w="40"/>
+            </w:tcMar>
+          </w:tcPr>
+          <w:p>
+            <w:pPr>
+              <w:spacing w:after="0"/>
+            </w:pPr>
+            <w:r>
+              <w:rPr>
+                <w:rFonts w:ascii="Malgun Gothic" w:cs="Malgun Gothic" w:eastAsia="Malgun Gothic" w:hAnsi="Malgun Gothic"/>
+                <w:sz w:val="14"/>
+                <w:szCs w:val="14"/>
+              </w:rPr>
+              <w:t xml:space="preserve"> </w:t>
+            </w:r>
+          </w:p>
+        </w:tc>
+        <w:tc>
+          <w:tcPr>
+            <w:tcW w:type="dxa" w:w="818"/>
+            <w:tcMar>
+              <w:top w:type="dxa" w:w="40"/>
+              <w:left w:type="dxa" w:w="40"/>
+              <w:bottom w:type="dxa" w:w="40"/>
+              <w:right w:type="dxa" w:w="40"/>
+            </w:tcMar>
+          </w:tcPr>
+          <w:p>
+            <w:pPr>
+              <w:spacing w:after="0"/>
+            </w:pPr>
+            <w:r>
+              <w:rPr>
+                <w:rFonts w:ascii="Malgun Gothic" w:cs="Malgun Gothic" w:eastAsia="Malgun Gothic" w:hAnsi="Malgun Gothic"/>
+                <w:sz w:val="14"/>
+                <w:szCs w:val="14"/>
+              </w:rPr>
+              <w:t xml:space="preserve"> </w:t>
+            </w:r>
+          </w:p>
+        </w:tc>
+      </w:tr>
+      <w:tr>
+        <w:trPr>
+          <w:cantSplit/>
+        </w:trPr>
+        <w:tc>
+          <w:tcPr>
+            <w:tcW w:type="dxa" w:w="2000"/>
+            <w:tcMar>
+              <w:top w:type="dxa" w:w="60"/>
+              <w:left w:type="dxa" w:w="100"/>
+              <w:bottom w:type="dxa" w:w="60"/>
+              <w:right w:type="dxa" w:w="100"/>
+            </w:tcMar>
+            <w:vAlign w:val="center"/>
+          </w:tcPr>
+          <w:p>
+            <w:pPr>
+              <w:spacing w:after="40" w:line="280"/>
+            </w:pPr>
+            <w:r>
+              <w:rPr>
+                <w:rFonts w:ascii="Malgun Gothic" w:cs="Malgun Gothic" w:eastAsia="Malgun Gothic" w:hAnsi="Malgun Gothic"/>
+                <w:b/>
+                <w:bCs/>
+                <w:sz w:val="19"/>
+                <w:szCs w:val="19"/>
+              </w:rPr>
+              <w:t xml:space="preserve">기록 등록 보강</w:t>
+            </w:r>
+          </w:p>
+        </w:tc>
+        <w:tc>
+          <w:tcPr>
+            <w:tcW w:type="dxa" w:w="1300"/>
+            <w:tcMar>
+              <w:top w:type="dxa" w:w="60"/>
+              <w:left w:type="dxa" w:w="100"/>
+              <w:bottom w:type="dxa" w:w="60"/>
+              <w:right w:type="dxa" w:w="100"/>
+            </w:tcMar>
+            <w:vAlign w:val="center"/>
+          </w:tcPr>
+          <w:p>
+            <w:pPr>
+              <w:spacing w:after="40" w:line="280"/>
+            </w:pPr>
+            <w:r>
+              <w:rPr>
+                <w:rFonts w:ascii="Malgun Gothic" w:cs="Malgun Gothic" w:eastAsia="Malgun Gothic" w:hAnsi="Malgun Gothic"/>
+                <w:b w:val="false"/>
+                <w:bCs w:val="false"/>
+                <w:sz w:val="19"/>
+                <w:szCs w:val="19"/>
+              </w:rPr>
+              <w:t xml:space="preserve">이지훈</w:t>
+            </w:r>
+          </w:p>
+        </w:tc>
+        <w:tc>
+          <w:tcPr>
+            <w:tcW w:type="dxa" w:w="818"/>
+            <w:tcMar>
+              <w:top w:type="dxa" w:w="40"/>
+              <w:left w:type="dxa" w:w="40"/>
+              <w:bottom w:type="dxa" w:w="40"/>
+              <w:right w:type="dxa" w:w="40"/>
+            </w:tcMar>
+          </w:tcPr>
+          <w:p>
+            <w:pPr>
+              <w:spacing w:after="0"/>
+            </w:pPr>
+            <w:r>
+              <w:rPr>
+                <w:rFonts w:ascii="Malgun Gothic" w:cs="Malgun Gothic" w:eastAsia="Malgun Gothic" w:hAnsi="Malgun Gothic"/>
+                <w:sz w:val="14"/>
+                <w:szCs w:val="14"/>
+              </w:rPr>
+              <w:t xml:space="preserve"> </w:t>
+            </w:r>
+          </w:p>
+        </w:tc>
+        <w:tc>
+          <w:tcPr>
+            <w:tcW w:type="dxa" w:w="818"/>
+            <w:tcMar>
+              <w:top w:type="dxa" w:w="40"/>
+              <w:left w:type="dxa" w:w="40"/>
+              <w:bottom w:type="dxa" w:w="40"/>
+              <w:right w:type="dxa" w:w="40"/>
+            </w:tcMar>
+          </w:tcPr>
+          <w:p>
+            <w:pPr>
+              <w:spacing w:after="0"/>
+            </w:pPr>
+            <w:r>
+              <w:rPr>
+                <w:rFonts w:ascii="Malgun Gothic" w:cs="Malgun Gothic" w:eastAsia="Malgun Gothic" w:hAnsi="Malgun Gothic"/>
+                <w:sz w:val="14"/>
+                <w:szCs w:val="14"/>
+              </w:rPr>
+              <w:t xml:space="preserve"> </w:t>
+            </w:r>
+          </w:p>
+        </w:tc>
+        <w:tc>
+          <w:tcPr>
+            <w:tcW w:type="dxa" w:w="818"/>
+            <w:tcMar>
+              <w:top w:type="dxa" w:w="40"/>
+              <w:left w:type="dxa" w:w="40"/>
+              <w:bottom w:type="dxa" w:w="40"/>
+              <w:right w:type="dxa" w:w="40"/>
+            </w:tcMar>
+          </w:tcPr>
+          <w:p>
+            <w:pPr>
+              <w:spacing w:after="0"/>
+            </w:pPr>
+            <w:r>
+              <w:rPr>
+                <w:rFonts w:ascii="Malgun Gothic" w:cs="Malgun Gothic" w:eastAsia="Malgun Gothic" w:hAnsi="Malgun Gothic"/>
+                <w:sz w:val="14"/>
+                <w:szCs w:val="14"/>
+              </w:rPr>
+              <w:t xml:space="preserve"> </w:t>
+            </w:r>
+          </w:p>
+        </w:tc>
+        <w:tc>
+          <w:tcPr>
+            <w:tcW w:type="dxa" w:w="818"/>
+            <w:shd w:fill="2A3193" w:color="auto" w:val="clear"/>
+            <w:tcMar>
+              <w:top w:type="dxa" w:w="40"/>
+              <w:left w:type="dxa" w:w="40"/>
+              <w:bottom w:type="dxa" w:w="40"/>
+              <w:right w:type="dxa" w:w="40"/>
+            </w:tcMar>
+          </w:tcPr>
+          <w:p>
+            <w:pPr>
+              <w:spacing w:after="0"/>
+            </w:pPr>
+            <w:r>
+              <w:rPr>
+                <w:rFonts w:ascii="Malgun Gothic" w:cs="Malgun Gothic" w:eastAsia="Malgun Gothic" w:hAnsi="Malgun Gothic"/>
+                <w:sz w:val="14"/>
+                <w:szCs w:val="14"/>
+              </w:rPr>
+              <w:t xml:space="preserve"> </w:t>
+            </w:r>
+          </w:p>
+        </w:tc>
+        <w:tc>
+          <w:tcPr>
+            <w:tcW w:type="dxa" w:w="818"/>
+            <w:shd w:fill="2A3193" w:color="auto" w:val="clear"/>
+            <w:tcMar>
+              <w:top w:type="dxa" w:w="40"/>
+              <w:left w:type="dxa" w:w="40"/>
+              <w:bottom w:type="dxa" w:w="40"/>
+              <w:right w:type="dxa" w:w="40"/>
+            </w:tcMar>
+          </w:tcPr>
+          <w:p>
+            <w:pPr>
+              <w:spacing w:after="0"/>
+            </w:pPr>
+            <w:r>
+              <w:rPr>
+                <w:rFonts w:ascii="Malgun Gothic" w:cs="Malgun Gothic" w:eastAsia="Malgun Gothic" w:hAnsi="Malgun Gothic"/>
+                <w:sz w:val="14"/>
+                <w:szCs w:val="14"/>
+              </w:rPr>
+              <w:t xml:space="preserve"> </w:t>
+            </w:r>
+          </w:p>
+        </w:tc>
+        <w:tc>
+          <w:tcPr>
+            <w:tcW w:type="dxa" w:w="818"/>
+            <w:shd w:fill="2A3193" w:color="auto" w:val="clear"/>
+            <w:tcMar>
+              <w:top w:type="dxa" w:w="40"/>
+              <w:left w:type="dxa" w:w="40"/>
+              <w:bottom w:type="dxa" w:w="40"/>
+              <w:right w:type="dxa" w:w="40"/>
+            </w:tcMar>
+          </w:tcPr>
+          <w:p>
+            <w:pPr>
+              <w:spacing w:after="0"/>
+            </w:pPr>
+            <w:r>
+              <w:rPr>
+                <w:rFonts w:ascii="Malgun Gothic" w:cs="Malgun Gothic" w:eastAsia="Malgun Gothic" w:hAnsi="Malgun Gothic"/>
+                <w:sz w:val="14"/>
+                <w:szCs w:val="14"/>
+              </w:rPr>
+              <w:t xml:space="preserve"> </w:t>
+            </w:r>
+          </w:p>
+        </w:tc>
+        <w:tc>
+          <w:tcPr>
+            <w:tcW w:type="dxa" w:w="818"/>
+            <w:tcMar>
+              <w:top w:type="dxa" w:w="40"/>
+              <w:left w:type="dxa" w:w="40"/>
+              <w:bottom w:type="dxa" w:w="40"/>
+              <w:right w:type="dxa" w:w="40"/>
+            </w:tcMar>
+          </w:tcPr>
+          <w:p>
+            <w:pPr>
+              <w:spacing w:after="0"/>
+            </w:pPr>
+            <w:r>
+              <w:rPr>
+                <w:rFonts w:ascii="Malgun Gothic" w:cs="Malgun Gothic" w:eastAsia="Malgun Gothic" w:hAnsi="Malgun Gothic"/>
+                <w:sz w:val="14"/>
+                <w:szCs w:val="14"/>
+              </w:rPr>
+              <w:t xml:space="preserve"> </w:t>
+            </w:r>
+          </w:p>
+        </w:tc>
+      </w:tr>
+      <w:tr>
+        <w:trPr>
+          <w:cantSplit/>
+        </w:trPr>
+        <w:tc>
+          <w:tcPr>
+            <w:tcW w:type="dxa" w:w="2000"/>
+            <w:tcMar>
+              <w:top w:type="dxa" w:w="60"/>
+              <w:left w:type="dxa" w:w="100"/>
+              <w:bottom w:type="dxa" w:w="60"/>
+              <w:right w:type="dxa" w:w="100"/>
+            </w:tcMar>
+            <w:vAlign w:val="center"/>
+          </w:tcPr>
+          <w:p>
+            <w:pPr>
+              <w:spacing w:after="40" w:line="280"/>
+            </w:pPr>
+            <w:r>
+              <w:rPr>
+                <w:rFonts w:ascii="Malgun Gothic" w:cs="Malgun Gothic" w:eastAsia="Malgun Gothic" w:hAnsi="Malgun Gothic"/>
+                <w:b/>
+                <w:bCs/>
+                <w:sz w:val="19"/>
+                <w:szCs w:val="19"/>
+              </w:rPr>
+              <w:t xml:space="preserve">광고 실험 또는 새 게임</w:t>
+            </w:r>
+          </w:p>
+        </w:tc>
+        <w:tc>
+          <w:tcPr>
+            <w:tcW w:type="dxa" w:w="1300"/>
+            <w:tcMar>
+              <w:top w:type="dxa" w:w="60"/>
+              <w:left w:type="dxa" w:w="100"/>
+              <w:bottom w:type="dxa" w:w="60"/>
+              <w:right w:type="dxa" w:w="100"/>
+            </w:tcMar>
+            <w:vAlign w:val="center"/>
+          </w:tcPr>
+          <w:p>
+            <w:pPr>
+              <w:spacing w:after="40" w:line="280"/>
+            </w:pPr>
+            <w:r>
+              <w:rPr>
+                <w:rFonts w:ascii="Malgun Gothic" w:cs="Malgun Gothic" w:eastAsia="Malgun Gothic" w:hAnsi="Malgun Gothic"/>
+                <w:b w:val="false"/>
+                <w:bCs w:val="false"/>
+                <w:sz w:val="19"/>
+                <w:szCs w:val="19"/>
+              </w:rPr>
+              <w:t xml:space="preserve">손유호·이지훈</w:t>
+            </w:r>
+          </w:p>
+        </w:tc>
+        <w:tc>
+          <w:tcPr>
+            <w:tcW w:type="dxa" w:w="818"/>
+            <w:tcMar>
+              <w:top w:type="dxa" w:w="40"/>
+              <w:left w:type="dxa" w:w="40"/>
+              <w:bottom w:type="dxa" w:w="40"/>
+              <w:right w:type="dxa" w:w="40"/>
+            </w:tcMar>
+          </w:tcPr>
+          <w:p>
+            <w:pPr>
+              <w:spacing w:after="0"/>
+            </w:pPr>
+            <w:r>
+              <w:rPr>
+                <w:rFonts w:ascii="Malgun Gothic" w:cs="Malgun Gothic" w:eastAsia="Malgun Gothic" w:hAnsi="Malgun Gothic"/>
+                <w:sz w:val="14"/>
+                <w:szCs w:val="14"/>
+              </w:rPr>
+              <w:t xml:space="preserve"> </w:t>
+            </w:r>
+          </w:p>
+        </w:tc>
+        <w:tc>
+          <w:tcPr>
+            <w:tcW w:type="dxa" w:w="818"/>
+            <w:tcMar>
+              <w:top w:type="dxa" w:w="40"/>
+              <w:left w:type="dxa" w:w="40"/>
+              <w:bottom w:type="dxa" w:w="40"/>
+              <w:right w:type="dxa" w:w="40"/>
+            </w:tcMar>
+          </w:tcPr>
+          <w:p>
+            <w:pPr>
+              <w:spacing w:after="0"/>
+            </w:pPr>
+            <w:r>
+              <w:rPr>
+                <w:rFonts w:ascii="Malgun Gothic" w:cs="Malgun Gothic" w:eastAsia="Malgun Gothic" w:hAnsi="Malgun Gothic"/>
+                <w:sz w:val="14"/>
+                <w:szCs w:val="14"/>
+              </w:rPr>
+              <w:t xml:space="preserve"> </w:t>
+            </w:r>
+          </w:p>
+        </w:tc>
+        <w:tc>
+          <w:tcPr>
+            <w:tcW w:type="dxa" w:w="818"/>
+            <w:tcMar>
+              <w:top w:type="dxa" w:w="40"/>
+              <w:left w:type="dxa" w:w="40"/>
+              <w:bottom w:type="dxa" w:w="40"/>
+              <w:right w:type="dxa" w:w="40"/>
+            </w:tcMar>
+          </w:tcPr>
+          <w:p>
+            <w:pPr>
+              <w:spacing w:after="0"/>
+            </w:pPr>
+            <w:r>
+              <w:rPr>
+                <w:rFonts w:ascii="Malgun Gothic" w:cs="Malgun Gothic" w:eastAsia="Malgun Gothic" w:hAnsi="Malgun Gothic"/>
+                <w:sz w:val="14"/>
+                <w:szCs w:val="14"/>
+              </w:rPr>
+              <w:t xml:space="preserve"> </w:t>
+            </w:r>
+          </w:p>
+        </w:tc>
+        <w:tc>
+          <w:tcPr>
+            <w:tcW w:type="dxa" w:w="818"/>
+            <w:tcMar>
+              <w:top w:type="dxa" w:w="40"/>
+              <w:left w:type="dxa" w:w="40"/>
+              <w:bottom w:type="dxa" w:w="40"/>
+              <w:right w:type="dxa" w:w="40"/>
+            </w:tcMar>
+          </w:tcPr>
+          <w:p>
+            <w:pPr>
+              <w:spacing w:after="0"/>
+            </w:pPr>
+            <w:r>
+              <w:rPr>
+                <w:rFonts w:ascii="Malgun Gothic" w:cs="Malgun Gothic" w:eastAsia="Malgun Gothic" w:hAnsi="Malgun Gothic"/>
+                <w:sz w:val="14"/>
+                <w:szCs w:val="14"/>
+              </w:rPr>
+              <w:t xml:space="preserve"> </w:t>
+            </w:r>
+          </w:p>
+        </w:tc>
+        <w:tc>
+          <w:tcPr>
+            <w:tcW w:type="dxa" w:w="818"/>
+            <w:shd w:fill="2A3193" w:color="auto" w:val="clear"/>
+            <w:tcMar>
+              <w:top w:type="dxa" w:w="40"/>
+              <w:left w:type="dxa" w:w="40"/>
+              <w:bottom w:type="dxa" w:w="40"/>
+              <w:right w:type="dxa" w:w="40"/>
+            </w:tcMar>
+          </w:tcPr>
+          <w:p>
+            <w:pPr>
+              <w:spacing w:after="0"/>
+            </w:pPr>
+            <w:r>
+              <w:rPr>
+                <w:rFonts w:ascii="Malgun Gothic" w:cs="Malgun Gothic" w:eastAsia="Malgun Gothic" w:hAnsi="Malgun Gothic"/>
+                <w:sz w:val="14"/>
+                <w:szCs w:val="14"/>
+              </w:rPr>
+              <w:t xml:space="preserve"> </w:t>
+            </w:r>
+          </w:p>
+        </w:tc>
+        <w:tc>
+          <w:tcPr>
+            <w:tcW w:type="dxa" w:w="818"/>
+            <w:shd w:fill="2A3193" w:color="auto" w:val="clear"/>
+            <w:tcMar>
+              <w:top w:type="dxa" w:w="40"/>
+              <w:left w:type="dxa" w:w="40"/>
+              <w:bottom w:type="dxa" w:w="40"/>
+              <w:right w:type="dxa" w:w="40"/>
+            </w:tcMar>
+          </w:tcPr>
+          <w:p>
+            <w:pPr>
+              <w:spacing w:after="0"/>
+            </w:pPr>
+            <w:r>
+              <w:rPr>
+                <w:rFonts w:ascii="Malgun Gothic" w:cs="Malgun Gothic" w:eastAsia="Malgun Gothic" w:hAnsi="Malgun Gothic"/>
+                <w:sz w:val="14"/>
+                <w:szCs w:val="14"/>
+              </w:rPr>
+              <w:t xml:space="preserve"> </w:t>
+            </w:r>
+          </w:p>
+        </w:tc>
+        <w:tc>
+          <w:tcPr>
+            <w:tcW w:type="dxa" w:w="818"/>
+            <w:tcMar>
+              <w:top w:type="dxa" w:w="40"/>
+              <w:left w:type="dxa" w:w="40"/>
+              <w:bottom w:type="dxa" w:w="40"/>
+              <w:right w:type="dxa" w:w="40"/>
+            </w:tcMar>
+          </w:tcPr>
+          <w:p>
+            <w:pPr>
+              <w:spacing w:after="0"/>
+            </w:pPr>
+            <w:r>
+              <w:rPr>
+                <w:rFonts w:ascii="Malgun Gothic" w:cs="Malgun Gothic" w:eastAsia="Malgun Gothic" w:hAnsi="Malgun Gothic"/>
+                <w:sz w:val="14"/>
+                <w:szCs w:val="14"/>
+              </w:rPr>
+              <w:t xml:space="preserve"> </w:t>
+            </w:r>
+          </w:p>
+        </w:tc>
+      </w:tr>
+      <w:tr>
+        <w:trPr>
+          <w:cantSplit/>
+        </w:trPr>
+        <w:tc>
+          <w:tcPr>
+            <w:tcW w:type="dxa" w:w="2000"/>
+            <w:tcMar>
+              <w:top w:type="dxa" w:w="60"/>
+              <w:left w:type="dxa" w:w="100"/>
+              <w:bottom w:type="dxa" w:w="60"/>
+              <w:right w:type="dxa" w:w="100"/>
+            </w:tcMar>
+            <w:vAlign w:val="center"/>
+          </w:tcPr>
+          <w:p>
+            <w:pPr>
+              <w:spacing w:after="40" w:line="280"/>
+            </w:pPr>
+            <w:r>
+              <w:rPr>
+                <w:rFonts w:ascii="Malgun Gothic" w:cs="Malgun Gothic" w:eastAsia="Malgun Gothic" w:hAnsi="Malgun Gothic"/>
+                <w:b/>
+                <w:bCs/>
+                <w:sz w:val="19"/>
+                <w:szCs w:val="19"/>
+              </w:rPr>
+              <w:t xml:space="preserve">최종 보고서·발표 준비</w:t>
+            </w:r>
+          </w:p>
+        </w:tc>
+        <w:tc>
+          <w:tcPr>
+            <w:tcW w:type="dxa" w:w="1300"/>
+            <w:tcMar>
+              <w:top w:type="dxa" w:w="60"/>
+              <w:left w:type="dxa" w:w="100"/>
+              <w:bottom w:type="dxa" w:w="60"/>
+              <w:right w:type="dxa" w:w="100"/>
+            </w:tcMar>
+            <w:vAlign w:val="center"/>
+          </w:tcPr>
+          <w:p>
+            <w:pPr>
+              <w:spacing w:after="40" w:line="280"/>
+            </w:pPr>
+            <w:r>
+              <w:rPr>
+                <w:rFonts w:ascii="Malgun Gothic" w:cs="Malgun Gothic" w:eastAsia="Malgun Gothic" w:hAnsi="Malgun Gothic"/>
+                <w:b w:val="false"/>
+                <w:bCs w:val="false"/>
+                <w:sz w:val="19"/>
+                <w:szCs w:val="19"/>
+              </w:rPr>
+              <w:t xml:space="preserve">전원</w:t>
+            </w:r>
+          </w:p>
+        </w:tc>
+        <w:tc>
+          <w:tcPr>
+            <w:tcW w:type="dxa" w:w="818"/>
+            <w:tcMar>
+              <w:top w:type="dxa" w:w="40"/>
+              <w:left w:type="dxa" w:w="40"/>
+              <w:bottom w:type="dxa" w:w="40"/>
+              <w:right w:type="dxa" w:w="40"/>
+            </w:tcMar>
+          </w:tcPr>
+          <w:p>
+            <w:pPr>
+              <w:spacing w:after="0"/>
+            </w:pPr>
+            <w:r>
+              <w:rPr>
+                <w:rFonts w:ascii="Malgun Gothic" w:cs="Malgun Gothic" w:eastAsia="Malgun Gothic" w:hAnsi="Malgun Gothic"/>
+                <w:sz w:val="14"/>
+                <w:szCs w:val="14"/>
+              </w:rPr>
+              <w:t xml:space="preserve"> </w:t>
+            </w:r>
+          </w:p>
+        </w:tc>
+        <w:tc>
+          <w:tcPr>
+            <w:tcW w:type="dxa" w:w="818"/>
+            <w:tcMar>
+              <w:top w:type="dxa" w:w="40"/>
+              <w:left w:type="dxa" w:w="40"/>
+              <w:bottom w:type="dxa" w:w="40"/>
+              <w:right w:type="dxa" w:w="40"/>
+            </w:tcMar>
+          </w:tcPr>
+          <w:p>
+            <w:pPr>
+              <w:spacing w:after="0"/>
+            </w:pPr>
+            <w:r>
+              <w:rPr>
+                <w:rFonts w:ascii="Malgun Gothic" w:cs="Malgun Gothic" w:eastAsia="Malgun Gothic" w:hAnsi="Malgun Gothic"/>
+                <w:sz w:val="14"/>
+                <w:szCs w:val="14"/>
+              </w:rPr>
+              <w:t xml:space="preserve"> </w:t>
+            </w:r>
+          </w:p>
+        </w:tc>
+        <w:tc>
+          <w:tcPr>
+            <w:tcW w:type="dxa" w:w="818"/>
+            <w:tcMar>
+              <w:top w:type="dxa" w:w="40"/>
+              <w:left w:type="dxa" w:w="40"/>
+              <w:bottom w:type="dxa" w:w="40"/>
+              <w:right w:type="dxa" w:w="40"/>
+            </w:tcMar>
+          </w:tcPr>
+          <w:p>
+            <w:pPr>
+              <w:spacing w:after="0"/>
+            </w:pPr>
+            <w:r>
+              <w:rPr>
+                <w:rFonts w:ascii="Malgun Gothic" w:cs="Malgun Gothic" w:eastAsia="Malgun Gothic" w:hAnsi="Malgun Gothic"/>
+                <w:sz w:val="14"/>
+                <w:szCs w:val="14"/>
+              </w:rPr>
+              <w:t xml:space="preserve"> </w:t>
+            </w:r>
+          </w:p>
+        </w:tc>
+        <w:tc>
+          <w:tcPr>
+            <w:tcW w:type="dxa" w:w="818"/>
+            <w:tcMar>
+              <w:top w:type="dxa" w:w="40"/>
+              <w:left w:type="dxa" w:w="40"/>
+              <w:bottom w:type="dxa" w:w="40"/>
+              <w:right w:type="dxa" w:w="40"/>
+            </w:tcMar>
+          </w:tcPr>
+          <w:p>
+            <w:pPr>
+              <w:spacing w:after="0"/>
+            </w:pPr>
+            <w:r>
+              <w:rPr>
+                <w:rFonts w:ascii="Malgun Gothic" w:cs="Malgun Gothic" w:eastAsia="Malgun Gothic" w:hAnsi="Malgun Gothic"/>
+                <w:sz w:val="14"/>
+                <w:szCs w:val="14"/>
+              </w:rPr>
+              <w:t xml:space="preserve"> </w:t>
+            </w:r>
+          </w:p>
+        </w:tc>
+        <w:tc>
+          <w:tcPr>
+            <w:tcW w:type="dxa" w:w="818"/>
+            <w:tcMar>
+              <w:top w:type="dxa" w:w="40"/>
+              <w:left w:type="dxa" w:w="40"/>
+              <w:bottom w:type="dxa" w:w="40"/>
+              <w:right w:type="dxa" w:w="40"/>
+            </w:tcMar>
+          </w:tcPr>
+          <w:p>
+            <w:pPr>
+              <w:spacing w:after="0"/>
+            </w:pPr>
+            <w:r>
+              <w:rPr>
+                <w:rFonts w:ascii="Malgun Gothic" w:cs="Malgun Gothic" w:eastAsia="Malgun Gothic" w:hAnsi="Malgun Gothic"/>
+                <w:sz w:val="14"/>
+                <w:szCs w:val="14"/>
+              </w:rPr>
+              <w:t xml:space="preserve"> </w:t>
+            </w:r>
+          </w:p>
+        </w:tc>
+        <w:tc>
+          <w:tcPr>
+            <w:tcW w:type="dxa" w:w="818"/>
+            <w:shd w:fill="0F7A55" w:color="auto" w:val="clear"/>
+            <w:tcMar>
+              <w:top w:type="dxa" w:w="40"/>
+              <w:left w:type="dxa" w:w="40"/>
+              <w:bottom w:type="dxa" w:w="40"/>
+              <w:right w:type="dxa" w:w="40"/>
+            </w:tcMar>
+          </w:tcPr>
+          <w:p>
+            <w:pPr>
+              <w:spacing w:after="0"/>
+            </w:pPr>
+            <w:r>
+              <w:rPr>
+                <w:rFonts w:ascii="Malgun Gothic" w:cs="Malgun Gothic" w:eastAsia="Malgun Gothic" w:hAnsi="Malgun Gothic"/>
+                <w:sz w:val="14"/>
+                <w:szCs w:val="14"/>
+              </w:rPr>
+              <w:t xml:space="preserve"> </w:t>
+            </w:r>
+          </w:p>
+        </w:tc>
+        <w:tc>
+          <w:tcPr>
+            <w:tcW w:type="dxa" w:w="818"/>
+            <w:shd w:fill="0F7A55" w:color="auto" w:val="clear"/>
+            <w:tcMar>
+              <w:top w:type="dxa" w:w="40"/>
+              <w:left w:type="dxa" w:w="40"/>
+              <w:bottom w:type="dxa" w:w="40"/>
+              <w:right w:type="dxa" w:w="40"/>
+            </w:tcMar>
+          </w:tcPr>
+          <w:p>
+            <w:pPr>
+              <w:spacing w:after="0"/>
+            </w:pPr>
+            <w:r>
+              <w:rPr>
+                <w:rFonts w:ascii="Malgun Gothic" w:cs="Malgun Gothic" w:eastAsia="Malgun Gothic" w:hAnsi="Malgun Gothic"/>
+                <w:sz w:val="14"/>
+                <w:szCs w:val="14"/>
+              </w:rPr>
+              <w:t xml:space="preserve"> </w:t>
+            </w:r>
+          </w:p>
+        </w:tc>
+      </w:tr>
+      <w:tr>
+        <w:tc>
+          <w:tcPr>
+            <w:tcW w:type="dxa" w:w="2000"/>
+            <w:tcMar>
+              <w:top w:type="dxa" w:w="60"/>
+              <w:left w:type="dxa" w:w="100"/>
+              <w:bottom w:type="dxa" w:w="60"/>
+              <w:right w:type="dxa" w:w="100"/>
+            </w:tcMar>
+            <w:vAlign w:val="center"/>
+          </w:tcPr>
+          <w:p>
+            <w:pPr>
+              <w:spacing w:after="40" w:line="280"/>
+            </w:pPr>
+            <w:r>
+              <w:rPr>
+                <w:rFonts w:ascii="Malgun Gothic" w:cs="Malgun Gothic" w:eastAsia="Malgun Gothic" w:hAnsi="Malgun Gothic"/>
+                <w:b/>
+                <w:bCs/>
+                <w:color w:val="C2331C"/>
+                <w:sz w:val="19"/>
+                <w:szCs w:val="19"/>
+              </w:rPr>
+              <w:t xml:space="preserve">마일스톤</w:t>
+            </w:r>
+          </w:p>
+        </w:tc>
+        <w:tc>
+          <w:tcPr>
+            <w:tcW w:type="dxa" w:w="1300"/>
+            <w:tcMar>
+              <w:top w:type="dxa" w:w="60"/>
+              <w:left w:type="dxa" w:w="100"/>
+              <w:bottom w:type="dxa" w:w="60"/>
+              <w:right w:type="dxa" w:w="100"/>
+            </w:tcMar>
+            <w:vAlign w:val="center"/>
+          </w:tcPr>
+          <w:p>
+            <w:pPr>
+              <w:spacing w:after="40" w:line="280"/>
+            </w:pPr>
+            <w:r>
+              <w:rPr>
+                <w:rFonts w:ascii="Malgun Gothic" w:cs="Malgun Gothic" w:eastAsia="Malgun Gothic" w:hAnsi="Malgun Gothic"/>
+                <w:b w:val="false"/>
+                <w:bCs w:val="false"/>
+                <w:sz w:val="19"/>
+                <w:szCs w:val="19"/>
+              </w:rPr>
+              <w:t xml:space="preserve"/>
+            </w:r>
+          </w:p>
+        </w:tc>
+        <w:tc>
+          <w:tcPr>
+            <w:tcW w:type="dxa" w:w="818"/>
+            <w:tcMar>
+              <w:top w:type="dxa" w:w="60"/>
+              <w:left w:type="dxa" w:w="100"/>
+              <w:bottom w:type="dxa" w:w="60"/>
+              <w:right w:type="dxa" w:w="100"/>
+            </w:tcMar>
+            <w:vAlign w:val="center"/>
+          </w:tcPr>
+          <w:p>
+            <w:pPr>
+              <w:spacing w:after="40" w:line="280"/>
+              <w:jc w:val="center"/>
+            </w:pPr>
+            <w:r>
+              <w:rPr>
+                <w:rFonts w:ascii="Malgun Gothic" w:cs="Malgun Gothic" w:eastAsia="Malgun Gothic" w:hAnsi="Malgun Gothic"/>
+                <w:b/>
+                <w:bCs/>
+                <w:color w:val="C2331C"/>
+                <w:sz w:val="19"/>
+                <w:szCs w:val="19"/>
+              </w:rPr>
+              <w:t xml:space="preserve"/>
+            </w:r>
+          </w:p>
+        </w:tc>
+        <w:tc>
+          <w:tcPr>
+            <w:tcW w:type="dxa" w:w="818"/>
+            <w:tcMar>
+              <w:top w:type="dxa" w:w="60"/>
+              <w:left w:type="dxa" w:w="100"/>
+              <w:bottom w:type="dxa" w:w="60"/>
+              <w:right w:type="dxa" w:w="100"/>
+            </w:tcMar>
+            <w:vAlign w:val="center"/>
+          </w:tcPr>
+          <w:p>
+            <w:pPr>
+              <w:spacing w:after="40" w:line="280"/>
+              <w:jc w:val="center"/>
+            </w:pPr>
+            <w:r>
+              <w:rPr>
+                <w:rFonts w:ascii="Malgun Gothic" w:cs="Malgun Gothic" w:eastAsia="Malgun Gothic" w:hAnsi="Malgun Gothic"/>
+                <w:b/>
+                <w:bCs/>
+                <w:color w:val="C2331C"/>
+                <w:sz w:val="19"/>
+                <w:szCs w:val="19"/>
+              </w:rPr>
+              <w:t xml:space="preserve">◆ 11/9</w:t>
+            </w:r>
+          </w:p>
+        </w:tc>
+        <w:tc>
+          <w:tcPr>
+            <w:tcW w:type="dxa" w:w="818"/>
+            <w:tcMar>
+              <w:top w:type="dxa" w:w="60"/>
+              <w:left w:type="dxa" w:w="100"/>
+              <w:bottom w:type="dxa" w:w="60"/>
+              <w:right w:type="dxa" w:w="100"/>
+            </w:tcMar>
+            <w:vAlign w:val="center"/>
+          </w:tcPr>
+          <w:p>
+            <w:pPr>
+              <w:spacing w:after="40" w:line="280"/>
+              <w:jc w:val="center"/>
+            </w:pPr>
+            <w:r>
+              <w:rPr>
+                <w:rFonts w:ascii="Malgun Gothic" w:cs="Malgun Gothic" w:eastAsia="Malgun Gothic" w:hAnsi="Malgun Gothic"/>
+                <w:b/>
+                <w:bCs/>
+                <w:color w:val="C2331C"/>
+                <w:sz w:val="19"/>
+                <w:szCs w:val="19"/>
+              </w:rPr>
+              <w:t xml:space="preserve"/>
+            </w:r>
+          </w:p>
+        </w:tc>
+        <w:tc>
+          <w:tcPr>
+            <w:tcW w:type="dxa" w:w="818"/>
+            <w:tcMar>
+              <w:top w:type="dxa" w:w="60"/>
+              <w:left w:type="dxa" w:w="100"/>
+              <w:bottom w:type="dxa" w:w="60"/>
+              <w:right w:type="dxa" w:w="100"/>
+            </w:tcMar>
+            <w:vAlign w:val="center"/>
+          </w:tcPr>
+          <w:p>
+            <w:pPr>
+              <w:spacing w:after="40" w:line="280"/>
+              <w:jc w:val="center"/>
+            </w:pPr>
+            <w:r>
+              <w:rPr>
+                <w:rFonts w:ascii="Malgun Gothic" w:cs="Malgun Gothic" w:eastAsia="Malgun Gothic" w:hAnsi="Malgun Gothic"/>
+                <w:b/>
+                <w:bCs/>
+                <w:color w:val="C2331C"/>
+                <w:sz w:val="19"/>
+                <w:szCs w:val="19"/>
+              </w:rPr>
+              <w:t xml:space="preserve">◆ 11/23</w:t>
+            </w:r>
+          </w:p>
+        </w:tc>
+        <w:tc>
+          <w:tcPr>
+            <w:tcW w:type="dxa" w:w="818"/>
+            <w:tcMar>
+              <w:top w:type="dxa" w:w="60"/>
+              <w:left w:type="dxa" w:w="100"/>
+              <w:bottom w:type="dxa" w:w="60"/>
+              <w:right w:type="dxa" w:w="100"/>
+            </w:tcMar>
+            <w:vAlign w:val="center"/>
+          </w:tcPr>
+          <w:p>
+            <w:pPr>
+              <w:spacing w:after="40" w:line="280"/>
+              <w:jc w:val="center"/>
+            </w:pPr>
+            <w:r>
+              <w:rPr>
+                <w:rFonts w:ascii="Malgun Gothic" w:cs="Malgun Gothic" w:eastAsia="Malgun Gothic" w:hAnsi="Malgun Gothic"/>
+                <w:b/>
+                <w:bCs/>
+                <w:color w:val="C2331C"/>
+                <w:sz w:val="19"/>
+                <w:szCs w:val="19"/>
+              </w:rPr>
+              <w:t xml:space="preserve">◆ 11/30</w:t>
+            </w:r>
+          </w:p>
+        </w:tc>
+        <w:tc>
+          <w:tcPr>
+            <w:tcW w:type="dxa" w:w="818"/>
+            <w:tcMar>
+              <w:top w:type="dxa" w:w="60"/>
+              <w:left w:type="dxa" w:w="100"/>
+              <w:bottom w:type="dxa" w:w="60"/>
+              <w:right w:type="dxa" w:w="100"/>
+            </w:tcMar>
+            <w:vAlign w:val="center"/>
+          </w:tcPr>
+          <w:p>
+            <w:pPr>
+              <w:spacing w:after="40" w:line="280"/>
+              <w:jc w:val="center"/>
+            </w:pPr>
+            <w:r>
+              <w:rPr>
+                <w:rFonts w:ascii="Malgun Gothic" w:cs="Malgun Gothic" w:eastAsia="Malgun Gothic" w:hAnsi="Malgun Gothic"/>
+                <w:b/>
+                <w:bCs/>
+                <w:color w:val="C2331C"/>
+                <w:sz w:val="19"/>
+                <w:szCs w:val="19"/>
+              </w:rPr>
+              <w:t xml:space="preserve">◆ 12/7</w:t>
+            </w:r>
+          </w:p>
+        </w:tc>
+        <w:tc>
+          <w:tcPr>
+            <w:tcW w:type="dxa" w:w="818"/>
+            <w:tcMar>
+              <w:top w:type="dxa" w:w="60"/>
+              <w:left w:type="dxa" w:w="100"/>
+              <w:bottom w:type="dxa" w:w="60"/>
+              <w:right w:type="dxa" w:w="100"/>
+            </w:tcMar>
+            <w:vAlign w:val="center"/>
+          </w:tcPr>
+          <w:p>
+            <w:pPr>
+              <w:spacing w:after="40" w:line="280"/>
+              <w:jc w:val="center"/>
+            </w:pPr>
+            <w:r>
+              <w:rPr>
+                <w:rFonts w:ascii="Malgun Gothic" w:cs="Malgun Gothic" w:eastAsia="Malgun Gothic" w:hAnsi="Malgun Gothic"/>
+                <w:b/>
+                <w:bCs/>
+                <w:color w:val="C2331C"/>
+                <w:sz w:val="19"/>
+                <w:szCs w:val="19"/>
+              </w:rPr>
+              <w:t xml:space="preserve">◆ 12/15</w:t>
+            </w:r>
+          </w:p>
+        </w:tc>
+      </w:tr>
+    </w:tbl>
+    <w:p>
+      <w:pPr>
+        <w:spacing w:after="120"/>
+      </w:pPr>
     </w:p>
     <w:p>
       <w:pPr>
@@ -10089,7 +12375,7 @@
           <w:sz w:val="18"/>
           <w:szCs w:val="18"/>
         </w:rPr>
-        <w:t xml:space="preserve">그림 4. 10월 27일부터 12월 15일(화)까지 주 단위 일정. 빨간 마름모가 마일스톤</w:t>
+        <w:t xml:space="preserve">그림 3. 10월 27일부터 12월 15일(화)까지 주 단위 일정. 칠한 칸이 작업 기간, ◆가 마일스톤</w:t>
       </w:r>
     </w:p>
     <w:tbl>
@@ -10113,6 +12399,7 @@
       </w:tblGrid>
       <w:tr>
         <w:trPr>
+          <w:cantSplit/>
           <w:tblHeader/>
         </w:trPr>
         <w:tc>
@@ -10233,6 +12520,9 @@
         </w:tc>
       </w:tr>
       <w:tr>
+        <w:trPr>
+          <w:cantSplit/>
+        </w:trPr>
         <w:tc>
           <w:tcPr>
             <w:tcW w:type="dxa" w:w="3300"/>
@@ -10343,6 +12633,9 @@
         </w:tc>
       </w:tr>
       <w:tr>
+        <w:trPr>
+          <w:cantSplit/>
+        </w:trPr>
         <w:tc>
           <w:tcPr>
             <w:tcW w:type="dxa" w:w="3300"/>
@@ -10453,6 +12746,9 @@
         </w:tc>
       </w:tr>
       <w:tr>
+        <w:trPr>
+          <w:cantSplit/>
+        </w:trPr>
         <w:tc>
           <w:tcPr>
             <w:tcW w:type="dxa" w:w="3300"/>
@@ -10563,6 +12859,9 @@
         </w:tc>
       </w:tr>
       <w:tr>
+        <w:trPr>
+          <w:cantSplit/>
+        </w:trPr>
         <w:tc>
           <w:tcPr>
             <w:tcW w:type="dxa" w:w="3300"/>
@@ -10673,6 +12972,9 @@
         </w:tc>
       </w:tr>
       <w:tr>
+        <w:trPr>
+          <w:cantSplit/>
+        </w:trPr>
         <w:tc>
           <w:tcPr>
             <w:tcW w:type="dxa" w:w="3300"/>
@@ -10783,6 +13085,9 @@
         </w:tc>
       </w:tr>
       <w:tr>
+        <w:trPr>
+          <w:cantSplit/>
+        </w:trPr>
         <w:tc>
           <w:tcPr>
             <w:tcW w:type="dxa" w:w="3300"/>
@@ -10893,6 +13198,9 @@
         </w:tc>
       </w:tr>
       <w:tr>
+        <w:trPr>
+          <w:cantSplit/>
+        </w:trPr>
         <w:tc>
           <w:tcPr>
             <w:tcW w:type="dxa" w:w="3300"/>
@@ -11016,7 +13324,7 @@
         <w:rPr>
           <w:rFonts w:ascii="Malgun Gothic" w:cs="Malgun Gothic" w:eastAsia="Malgun Gothic" w:hAnsi="Malgun Gothic"/>
         </w:rPr>
-        <w:t xml:space="preserve">중간 발표 10월 27일(화) → 기말 발표 12월 15일(화) 예정. 12월 7일 이후에는 코드를 바꾸지 않고 보고서와 발표를 준비한다.</w:t>
+        <w:t xml:space="preserve">12월 7일 이후에는 코드를 바꾸지 않고 보고서와 발표를 준비한다.</w:t>
       </w:r>
     </w:p>
     <w:p>
@@ -11056,6 +13364,7 @@
       </w:tblGrid>
       <w:tr>
         <w:trPr>
+          <w:cantSplit/>
           <w:tblHeader/>
         </w:trPr>
         <w:tc>
@@ -11118,6 +13427,9 @@
         </w:tc>
       </w:tr>
       <w:tr>
+        <w:trPr>
+          <w:cantSplit/>
+        </w:trPr>
         <w:tc>
           <w:tcPr>
             <w:tcW w:type="dxa" w:w="4000"/>
@@ -11174,6 +13486,9 @@
         </w:tc>
       </w:tr>
       <w:tr>
+        <w:trPr>
+          <w:cantSplit/>
+        </w:trPr>
         <w:tc>
           <w:tcPr>
             <w:tcW w:type="dxa" w:w="4000"/>
@@ -11230,6 +13545,9 @@
         </w:tc>
       </w:tr>
       <w:tr>
+        <w:trPr>
+          <w:cantSplit/>
+        </w:trPr>
         <w:tc>
           <w:tcPr>
             <w:tcW w:type="dxa" w:w="4000"/>
@@ -11286,6 +13604,9 @@
         </w:tc>
       </w:tr>
       <w:tr>
+        <w:trPr>
+          <w:cantSplit/>
+        </w:trPr>
         <w:tc>
           <w:tcPr>
             <w:tcW w:type="dxa" w:w="4000"/>
@@ -11342,6 +13663,9 @@
         </w:tc>
       </w:tr>
       <w:tr>
+        <w:trPr>
+          <w:cantSplit/>
+        </w:trPr>
         <w:tc>
           <w:tcPr>
             <w:tcW w:type="dxa" w:w="4000"/>
@@ -11398,6 +13722,9 @@
         </w:tc>
       </w:tr>
       <w:tr>
+        <w:trPr>
+          <w:cantSplit/>
+        </w:trPr>
         <w:tc>
           <w:tcPr>
             <w:tcW w:type="dxa" w:w="4000"/>
@@ -11940,6 +14267,12 @@
     </w:lvlOverride>
   </w:num>
   <w:num w:numId="6">
+    <w:abstractNumId w:val="3"/>
+    <w:lvlOverride w:ilvl="0">
+      <w:startOverride w:val="1"/>
+    </w:lvlOverride>
+  </w:num>
+  <w:num w:numId="7">
     <w:abstractNumId w:val="3"/>
     <w:lvlOverride w:ilvl="0">
       <w:startOverride w:val="1"/>

--- a/docs/07_중간평가_보고서.docx
+++ b/docs/07_중간평가_보고서.docx
@@ -838,7 +838,7 @@
         <w:rPr>
           <w:rFonts w:ascii="Malgun Gothic" w:cs="Malgun Gothic" w:eastAsia="Malgun Gothic" w:hAnsi="Malgun Gothic"/>
         </w:rPr>
-        <w:t xml:space="preserve">팀장 이지훈 (컴퓨터소프트웨어 22학번): 기획, 개발, 배포, 문서 작성. 앞으로 기록 등록 보강과 기술 검증</w:t>
+        <w:t xml:space="preserve">팀장 이지훈 (컴퓨터소프트웨어 22학번): 기획, 개발, 배포, 문서 작성. 기록 등록 보강과 아이폰 검증</w:t>
       </w:r>
     </w:p>
     <w:p>
@@ -854,7 +854,7 @@
         <w:rPr>
           <w:rFonts w:ascii="Malgun Gothic" w:cs="Malgun Gothic" w:eastAsia="Malgun Gothic" w:hAnsi="Malgun Gothic"/>
         </w:rPr>
-        <w:t xml:space="preserve">팀원 손유호 (컴퓨터소프트웨어 __학번): 시장·경쟁사 조사, 비즈니스 모델, 설문 집계 (10월 27일부터)</w:t>
+        <w:t xml:space="preserve">팀원 손유호 (컴퓨터소프트웨어 __학번): 시장·경쟁사 조사, 비즈니스 모델, 설문 30명 수집·집계, 인터뷰 3명, 광고 승인 신청</w:t>
       </w:r>
     </w:p>
     <w:p>
@@ -870,7 +870,7 @@
         <w:rPr>
           <w:rFonts w:ascii="Malgun Gothic" w:cs="Malgun Gothic" w:eastAsia="Malgun Gothic" w:hAnsi="Malgun Gothic"/>
         </w:rPr>
-        <w:t xml:space="preserve">팀원 박명진 (컴퓨터소프트웨어 __학번): 사용자 인터뷰·검증, 일정 관리, 보고서 편집, 기기 테스트 (10월 27일부터)</w:t>
+        <w:t xml:space="preserve">팀원 박명진 (컴퓨터소프트웨어 __학번): 인터뷰 2명, 갤럭시 설치·테스트, 일정 관리, 보고서 편집</w:t>
       </w:r>
     </w:p>
     <w:p>
@@ -884,7 +884,7 @@
           <w:sz w:val="18"/>
           <w:szCs w:val="18"/>
         </w:rPr>
-        <w:t xml:space="preserve">지금까지의 기획·개발·배포는 팀장이 맡았고, 중간 발표 이후의 역할을 위와 같이 나누었다. 발표 분담도 같다(팀장 ①~⑤와 시연, 손유호 ⑥, 박명진 ⑦⑧).</w:t>
+        <w:t xml:space="preserve">발표 분담은 역할과 같다(팀장 ①~⑤와 시연, 손유호 ⑥, 박명진 ⑦⑧).</w:t>
       </w:r>
     </w:p>
     <w:p>
@@ -10101,7 +10101,7 @@
         <w:rPr>
           <w:rFonts w:ascii="Malgun Gothic" w:cs="Malgun Gothic" w:eastAsia="Malgun Gothic" w:hAnsi="Malgun Gothic"/>
         </w:rPr>
-        <w:t xml:space="preserve">팀원 셋의 지인 중 지금 알바 중인 사람. 11월 3일~9일, 1명당 20분. 앱을 써 보게 하고 위 표의 문항을 묻는다.</w:t>
+        <w:t xml:space="preserve">팀원 셋의 지인 중 지금 알바 중인 사람. 11월 3일~9일, 1명당 20분. 손유호 3명, 박명진 2명. 앱을 써 보게 하고 위 표의 문항을 묻는다.</w:t>
       </w:r>
     </w:p>
     <w:p>
@@ -10776,7 +10776,7 @@
                 <w:sz w:val="19"/>
                 <w:szCs w:val="19"/>
               </w:rPr>
-              <w:t xml:space="preserve">박명진</w:t>
+              <w:t xml:space="preserve">손유호 3·박명진 2</w:t>
             </w:r>
           </w:p>
         </w:tc>
@@ -12713,7 +12713,7 @@
                 <w:sz w:val="19"/>
                 <w:szCs w:val="19"/>
               </w:rPr>
-              <w:t xml:space="preserve">박명진</w:t>
+              <w:t xml:space="preserve">손유호 3명 · 박명진 2명</w:t>
             </w:r>
           </w:p>
         </w:tc>
@@ -13331,7 +13331,8 @@
       <w:pPr>
         <w:pStyle w:val="Heading2"/>
         <w:keepNext/>
-        <w:spacing w:after="140" w:before="280"/>
+        <w:pageBreakBefore/>
+        <w:spacing w:after="140" w:before="0"/>
       </w:pPr>
       <w:r>
         <w:rPr>
@@ -13480,7 +13481,7 @@
                 <w:sz w:val="19"/>
                 <w:szCs w:val="19"/>
               </w:rPr>
-              <w:t xml:space="preserve">발표·시연 전날 대시보드에서 상태를 확인하고(잠들었으면 Restore) 앱에서 기록 하나를 남겨 끝까지 돌려 본다. 사용자가 생기면 유료 요금제로</w:t>
+              <w:t xml:space="preserve">발표 전날 앱에서 기록 하나를 남겨 서버를 깨우고 끝까지 돌려 본다. 사용자가 생기면 유료 요금제로</w:t>
             </w:r>
           </w:p>
         </w:tc>
@@ -13539,7 +13540,7 @@
                 <w:sz w:val="19"/>
                 <w:szCs w:val="19"/>
               </w:rPr>
-              <w:t xml:space="preserve">인터뷰를 5명에서 8명으로 늘리고, 결과는 사람 수로만 쓴다</w:t>
+              <w:t xml:space="preserve">인터뷰를 5명에서 8명으로 늘리고, 결과는 사람 수로 쓴다</w:t>
             </w:r>
           </w:p>
         </w:tc>
@@ -13598,7 +13599,7 @@
                 <w:sz w:val="19"/>
                 <w:szCs w:val="19"/>
               </w:rPr>
-              <w:t xml:space="preserve">선택 작업을 새 게임으로 바꾼다. 수익 모델은 가설로 유지</w:t>
+              <w:t xml:space="preserve">선택 작업을 새 게임으로 바꾼다. 수익 모델은 가설로 둔다</w:t>
             </w:r>
           </w:p>
         </w:tc>
@@ -13657,7 +13658,7 @@
                 <w:sz w:val="19"/>
                 <w:szCs w:val="19"/>
               </w:rPr>
-              <w:t xml:space="preserve">11월 안에 원인을 찾아 고치고, 못 고치면 기말 보고서에 한계로 적는다</w:t>
+              <w:t xml:space="preserve">11월 안에 고치고, 못 고치면 기말 보고서에 한계로 적는다</w:t>
             </w:r>
           </w:p>
         </w:tc>

--- a/docs/07_중간평가_보고서.docx
+++ b/docs/07_중간평가_보고서.docx
@@ -854,7 +854,7 @@
         <w:rPr>
           <w:rFonts w:ascii="Malgun Gothic" w:cs="Malgun Gothic" w:eastAsia="Malgun Gothic" w:hAnsi="Malgun Gothic"/>
         </w:rPr>
-        <w:t xml:space="preserve">팀원 손유호 (컴퓨터소프트웨어 __학번): 시장·경쟁사 조사, 비즈니스 모델, 설문 30명 수집·집계, 인터뷰 3명, 광고 승인 신청</w:t>
+        <w:t xml:space="preserve">팀원 손유호 (컴퓨터소프트웨어 __학번): 수업 시간의 계획서 일부 작성(지금까지). 시장·경쟁사 조사, 비즈니스 모델, 설문 30명 수집·집계, 인터뷰 3명, 광고 승인 신청</w:t>
       </w:r>
     </w:p>
     <w:p>

--- a/docs/07_중간평가_보고서.docx
+++ b/docs/07_중간평가_보고서.docx
@@ -854,7 +854,7 @@
         <w:rPr>
           <w:rFonts w:ascii="Malgun Gothic" w:cs="Malgun Gothic" w:eastAsia="Malgun Gothic" w:hAnsi="Malgun Gothic"/>
         </w:rPr>
-        <w:t xml:space="preserve">팀원 손유호 (컴퓨터소프트웨어 __학번): 수업 시간의 계획서 일부 작성(지금까지). 시장·경쟁사 조사, 비즈니스 모델, 설문 30명 수집·집계, 인터뷰 3명, 광고 승인 신청</w:t>
+        <w:t xml:space="preserve">팀원 손유호 (컴퓨터소프트웨어 __학번): 시장·경쟁사 조사, 비즈니스 모델, 설문 30명 수집·집계, 인터뷰 3명, 광고 승인 신청</w:t>
       </w:r>
     </w:p>
     <w:p>

--- a/docs/07_중간평가_보고서.docx
+++ b/docs/07_중간평가_보고서.docx
@@ -3658,7 +3658,7 @@
         <w:rPr>
           <w:rFonts w:ascii="Malgun Gothic" w:cs="Malgun Gothic" w:eastAsia="Malgun Gothic" w:hAnsi="Malgun Gothic"/>
         </w:rPr>
-        <w:t xml:space="preserve">10월 5일부터 25일까지 저장소 커밋 138회, 모두 팀장. main에 올리면 자동 배포되므로 배포 횟수는 커밋 횟수와 같다.</w:t>
+        <w:t xml:space="preserve">10월 5일부터 25일까지 저장소 커밋 152회, 모두 팀장. main에 올릴 때마다 자동 배포되어 배포 실행도 151회다(GitHub Actions 기록, 10월 26일 기준).</w:t>
       </w:r>
     </w:p>
     <w:p>
@@ -6658,7 +6658,7 @@
         <w:rPr>
           <w:rFonts w:ascii="Malgun Gothic" w:cs="Malgun Gothic" w:eastAsia="Malgun Gothic" w:hAnsi="Malgun Gothic"/>
         </w:rPr>
-        <w:t xml:space="preserve">재적학생 약 307만 명(대학원 포함) → 알바 경험 67~88% → 지금 알바 중: 미상 → 주 15시간 이상: 미상. 경험 기준 상한은 약 210만~270만 명이다.</w:t>
+        <w:t xml:space="preserve">재적학생 약 307만 명(대학원 포함) → 알바 경험 67~89% → 지금 알바 중: 미상 → 주 15시간 이상: 미상. 경험 기준 상한은 약 210만~270만 명이다.</w:t>
       </w:r>
     </w:p>
     <w:p>
@@ -6674,7 +6674,7 @@
         <w:rPr>
           <w:rFonts w:ascii="Malgun Gothic" w:cs="Malgun Gothic" w:eastAsia="Malgun Gothic" w:hAnsi="Malgun Gothic"/>
         </w:rPr>
-        <w:t xml:space="preserve">알바 경험률은 학교 단위 조사(동의대 316명 중 88%, 동국대 200명 중 67.5%)에서 나온 값이라 전국 대표값이 아니다. 뒤 두 칸은 11월 설문의 "주당 근무 시간" 문항으로 채운다.</w:t>
+        <w:t xml:space="preserve">알바 경험률은 알바몬 설문(대학생 1,193명 중 여름방학 알바 경험 88.9%, 2023.9)과 동대신문 설문(대학생 200명 중 1개월 이상 알바 경험 67.5%, 연도 미상)에서 가져온 값이라 전국 대표값이 아니다. 뒤 두 칸은 11월 설문의 "주당 근무 시간" 문항으로 채운다.</w:t>
       </w:r>
     </w:p>
     <w:p>
@@ -6709,7 +6709,7 @@
         <w:rPr>
           <w:rFonts w:ascii="Malgun Gothic" w:cs="Malgun Gothic" w:eastAsia="Malgun Gothic" w:hAnsi="Malgun Gothic"/>
         </w:rPr>
-        <w:t xml:space="preserve">2025년 9월 관계부처 합동 임금체불 근절 대책(대지급금 3개월분 → 6개월분), 2025년 10월 개정 근로기준법 시행(상습 체불 사업주 신용 제재·명단 공개 등)으로 체불 제재와 대지급금이 넓어졌다. 근거를 남겨 둔 사람이 돌려받기 쉬워지는 때다. 최저임금은 2026년 10,320원, 2027년 10,700원으로 해마다 바뀌어 연도가 바뀌는 달은 계산 기준이 달라진다. 앱은 연도별 표로 그 달에 맞는 값을 쓴다.</w:t>
+        <w:t xml:space="preserve">2025년 9월 관계부처 합동 임금체불 근절 대책(대지급금 3개월분 → 6개월분), 2025년 10월 23일 개정 근로기준법 시행(상습 체불 사업주 신용 제재·명단 공개 등)으로 체불 제재와 대지급금이 넓어졌다. 근거를 남겨 둔 사람이 돌려받기 쉬워지는 때다. 최저임금은 2026년 10,320원, 2027년 10,700원으로 해마다 바뀌어 연도가 바뀌는 달은 계산 기준이 달라진다. 앱은 연도별 표로 그 달에 맞는 값을 쓴다.</w:t>
       </w:r>
     </w:p>
     <w:p>
@@ -6786,7 +6786,7 @@
         <w:rPr>
           <w:rFonts w:ascii="Malgun Gothic" w:cs="Malgun Gothic" w:eastAsia="Malgun Gothic" w:hAnsi="Malgun Gothic"/>
         </w:rPr>
-        <w:t xml:space="preserve">스도쿠, 틀린 그림 찾기, 블록 채우기 화면에만 붙인다. 웹앱이라 배너·전면 광고가 기본이고, 보상형은 Google H5 Games Ads 승인을 받으면 쓸 수 있다(아직 신청하지 않음). 광고 단가와 게임 체류 시간은 측정 전이라 매출 추정은 적지 않는다. 가설 확인은 설문의 "게임 화면 광고" 문항과, 승인 뒤 게임 화면 열람 수로 한다.</w:t>
+        <w:t xml:space="preserve">스도쿠, 틀린 그림 찾기, 블록 채우기 화면에만 붙인다. 웹앱이라 배너·전면 광고가 기본이고, 보상형은 Google H5 Games Ads 승인을 받으면 쓸 수 있다(신청제 베타이고 AdSense 계정 승인이 먼저 필요하다. 아직 신청하지 않음). 광고 단가와 게임 체류 시간은 측정 전이라 매출 추정은 적지 않는다. 가설 확인은 설문의 "게임 화면 광고" 문항과, 승인 뒤 게임 화면 열람 수로 한다.</w:t>
       </w:r>
     </w:p>
     <w:p>
@@ -13901,36 +13901,7 @@
         <w:rPr>
           <w:rFonts w:ascii="Malgun Gothic" w:cs="Malgun Gothic" w:eastAsia="Malgun Gothic" w:hAnsi="Malgun Gothic"/>
         </w:rPr>
-        <w:t xml:space="preserve">각 앱(하우머치, 기그, 알바천국·알바몬, 진정24, 노동포털) 공식 소개와 사용자 리뷰, 2026.9 기준</w:t>
-      </w:r>
-    </w:p>
-    <w:p>
-      <w:pPr>
-        <w:pStyle w:val="Heading2"/>
-        <w:keepNext/>
-        <w:spacing w:after="140" w:before="280"/>
-      </w:pPr>
-      <w:r>
-        <w:rPr>
-          <w:rFonts w:ascii="Malgun Gothic" w:cs="Malgun Gothic" w:eastAsia="Malgun Gothic" w:hAnsi="Malgun Gothic"/>
-          <w:b/>
-          <w:bCs/>
-          <w:color w:val="2A3193"/>
-          <w:sz w:val="25"/>
-          <w:szCs w:val="25"/>
-        </w:rPr>
-        <w:t xml:space="preserve">B. 설문 문항 (요약)</w:t>
-      </w:r>
-    </w:p>
-    <w:p>
-      <w:pPr>
-        <w:spacing w:after="120" w:line="320"/>
-      </w:pPr>
-      <w:r>
-        <w:rPr>
-          <w:rFonts w:ascii="Malgun Gothic" w:cs="Malgun Gothic" w:eastAsia="Malgun Gothic" w:hAnsi="Malgun Gothic"/>
-        </w:rPr>
-        <w:t xml:space="preserve">첫 질문(지금 알바 중 / 예전에 했음 / 한 적 없음)으로 갈라서 해당 문항만 한 번에 하나씩 나온다. 알바 경험자 20문항, 미경험자 12문항.</w:t>
+        <w:t xml:space="preserve">알바몬 대학생 여름방학 알바 설문(1,193명, 2023.9), 동대신문 대학생 알바 설문(200명)</w:t>
       </w:r>
     </w:p>
     <w:p>
@@ -13946,7 +13917,36 @@
         <w:rPr>
           <w:rFonts w:ascii="Malgun Gothic" w:cs="Malgun Gothic" w:eastAsia="Malgun Gothic" w:hAnsi="Malgun Gothic"/>
         </w:rPr>
-        <w:t xml:space="preserve">기본: 알바 종류, 주당 시간, 시급과 주휴수당 지급 여부, 근로계약서, 급여 확인 방법, 출퇴근 기록 방법</w:t>
+        <w:t xml:space="preserve">각 앱(하우머치·기그·알바천국·알바몬·진정24·노동포털) 소개와 리뷰, 2026.9</w:t>
+      </w:r>
+    </w:p>
+    <w:p>
+      <w:pPr>
+        <w:pStyle w:val="Heading2"/>
+        <w:keepNext/>
+        <w:spacing w:after="140" w:before="280"/>
+      </w:pPr>
+      <w:r>
+        <w:rPr>
+          <w:rFonts w:ascii="Malgun Gothic" w:cs="Malgun Gothic" w:eastAsia="Malgun Gothic" w:hAnsi="Malgun Gothic"/>
+          <w:b/>
+          <w:bCs/>
+          <w:color w:val="2A3193"/>
+          <w:sz w:val="25"/>
+          <w:szCs w:val="25"/>
+        </w:rPr>
+        <w:t xml:space="preserve">B. 설문 문항 (요약)</w:t>
+      </w:r>
+    </w:p>
+    <w:p>
+      <w:pPr>
+        <w:spacing w:after="120" w:line="320"/>
+      </w:pPr>
+      <w:r>
+        <w:rPr>
+          <w:rFonts w:ascii="Malgun Gothic" w:cs="Malgun Gothic" w:eastAsia="Malgun Gothic" w:hAnsi="Malgun Gothic"/>
+        </w:rPr>
+        <w:t xml:space="preserve">첫 질문(지금 알바 중 / 예전에 했음 / 한 적 없음)으로 갈라서 해당 문항만 한 번에 하나씩 나온다. 알바 경험자 20문항, 미경험자 12문항.</w:t>
       </w:r>
     </w:p>
     <w:p>
@@ -13962,7 +13962,7 @@
         <w:rPr>
           <w:rFonts w:ascii="Malgun Gothic" w:cs="Malgun Gothic" w:eastAsia="Malgun Gothic" w:hAnsi="Malgun Gothic"/>
         </w:rPr>
-        <w:t xml:space="preserve">겪은 일: 적게 받은 것 같았던 적, 직접 계산해 본 적, 그때 어떻게 했는지, 말 못 한 이유</w:t>
+        <w:t xml:space="preserve">기본: 알바 종류, 주당 시간, 시급과 주휴수당 지급 여부, 근로계약서, 급여 확인 방법, 출퇴근 기록 방법</w:t>
       </w:r>
     </w:p>
     <w:p>
@@ -13978,7 +13978,7 @@
         <w:rPr>
           <w:rFonts w:ascii="Malgun Gothic" w:cs="Malgun Gothic" w:eastAsia="Malgun Gothic" w:hAnsi="Malgun Gothic"/>
         </w:rPr>
-        <w:t xml:space="preserve">생각(모두): 주변에서 들은 이야기, 급여날 생각보다 적은 돈이 들어온다면, 가장 걱정될 것, 주휴·야간수당 계산 자신</w:t>
+        <w:t xml:space="preserve">겪은 일: 적게 받은 것 같았던 적, 직접 계산해 본 적, 그때 어떻게 했는지, 말 못 한 이유</w:t>
       </w:r>
     </w:p>
     <w:p>
@@ -13994,21 +13994,23 @@
         <w:rPr>
           <w:rFonts w:ascii="Malgun Gothic" w:cs="Malgun Gothic" w:eastAsia="Malgun Gothic" w:hAnsi="Malgun Gothic"/>
         </w:rPr>
+        <w:t xml:space="preserve">생각(모두): 주변에서 들은 이야기, 급여날 생각보다 적은 돈이 들어온다면, 가장 걱정될 것, 주휴·야간수당 계산 자신</w:t>
+      </w:r>
+    </w:p>
+    <w:p>
+      <w:pPr>
+        <w:pStyle w:val="ListParagraph"/>
+        <w:numPr>
+          <w:ilvl w:val="0"/>
+          <w:numId w:val="2"/>
+        </w:numPr>
+        <w:spacing w:after="60" w:line="300"/>
+      </w:pPr>
+      <w:r>
+        <w:rPr>
+          <w:rFonts w:ascii="Malgun Gothic" w:cs="Malgun Gothic" w:eastAsia="Malgun Gothic" w:hAnsi="Malgun Gothic"/>
+        </w:rPr>
         <w:t xml:space="preserve">앱을 본 뒤: 가장 쓸모 있어 보이는 기능, 안 쓸 것 같은 기능, 매달 받은 금액 직접 넣기, 게임 화면 광고, 디자인, 실제로 있다면 쓸지, 자유 의견</w:t>
-      </w:r>
-    </w:p>
-    <w:p>
-      <w:pPr>
-        <w:spacing w:after="160" w:line="280"/>
-      </w:pPr>
-      <w:r>
-        <w:rPr>
-          <w:rFonts w:ascii="Malgun Gothic" w:cs="Malgun Gothic" w:eastAsia="Malgun Gothic" w:hAnsi="Malgun Gothic"/>
-          <w:color w:val="5D636D"/>
-          <w:sz w:val="18"/>
-          <w:szCs w:val="18"/>
-        </w:rPr>
-        <w:t xml:space="preserve">문항 전체는 저장소의 docs/05_인터뷰_설문지.md와 public/survey.html에 있다.</w:t>
       </w:r>
     </w:p>
     <w:p>
@@ -14040,7 +14042,7 @@
           <w:sz w:val="18"/>
           <w:szCs w:val="18"/>
         </w:rPr>
-        <w:t xml:space="preserve">이 보고서와 앱의 증빙 자료는 본인이 적은 기록을 정리한 참고 자료이며, 법적 효력이나 증거 인정이 보장되지 않는다(판단은 근로감독관과 법원). 앱은 법률 자문이나 신고 대행을 하지 않고, 진정은 1350과 노동포털로 연결만 한다.</w:t>
+        <w:t xml:space="preserve">이 보고서와 앱의 증빙 자료는 본인이 적은 기록을 정리한 참고 자료이며, 법적 효력이나 증거 인정이 보장되지 않는다(판단은 근로감독관과 법원). 앱은 법률 자문·신고 대행을 하지 않고, 진정은 1350·노동포털로 연결만 한다.</w:t>
       </w:r>
     </w:p>
     <w:sectPr>

--- a/docs/07_중간평가_보고서.docx
+++ b/docs/07_중간평가_보고서.docx
@@ -463,7 +463,7 @@
         <w:rPr>
           <w:rFonts w:ascii="Malgun Gothic" w:cs="Malgun Gothic" w:eastAsia="Malgun Gothic" w:hAnsi="Malgun Gothic"/>
         </w:rPr>
-        <w:t xml:space="preserve">알바생은 주휴·야간을 더한 급여를 계산하기 어렵고(수당 안내 못 받음 33.2%), 덜 받아도 통장 총액만 봐서 알아채기 어렵고(임금 문제 경험 48.0%), 알아도 근거가 없어 말을 꺼내지 못한다(최저시급 미달 경험자 중 무대응 49.3%).</w:t>
+        <w:t xml:space="preserve">알바생은 주휴·야간을 더한 급여를 계산하기 어렵고(수당 안내 못 받음 33.2%), 덜 받는 일이 흔한데(임금 문제 경험 48.0%) 통장 총액만 봐서 알아채기 어렵고, 알아도 근거가 없어 말을 꺼내지 못한다(최저시급 미달 경험자 중 무대응 49.3%).</w:t>
       </w:r>
     </w:p>
     <w:p>
@@ -1064,7 +1064,7 @@
         <w:rPr>
           <w:rFonts w:ascii="Malgun Gothic" w:cs="Malgun Gothic" w:eastAsia="Malgun Gothic" w:hAnsi="Malgun Gothic"/>
         </w:rPr>
-        <w:t xml:space="preserve">알바생 2,457명 중 48.0%가 임금 관련 문제를 겪었고, 가장 많은 유형이 주휴수당 등 수당의 미지급·지연 37.3%, 전체 임금 지연·미지급 32.8%, 약속보다 적게 지급 23.9%였다 (알바천국, 2025.1).</w:t>
+        <w:t xml:space="preserve">알바생 2,457명 중 48.0%가 임금 관련 문제를 겪었고, 가장 많은 유형이 주휴수당 등 수당의 미지급·지연 37.3%, 전체 임금 지연·미지급 32.8%, 약속보다 적게 지급 23.9%였다 (알바천국, 2025.1). 알아챈 사람의 비율이라 덜 받는 일이 흔하다는 근거로만 쓴다.</w:t>
       </w:r>
     </w:p>
     <w:p>
@@ -1080,7 +1080,7 @@
         <w:rPr>
           <w:rFonts w:ascii="Malgun Gothic" w:cs="Malgun Gothic" w:eastAsia="Malgun Gothic" w:hAnsi="Malgun Gothic"/>
         </w:rPr>
-        <w:t xml:space="preserve">최저시급 미달을 겪은 응답자의 49%(근로계약서 미작성)가 계약서를 아예 쓰지 않았다 (알바천국, 응답 1,804명, 2026.6). 시급이 얼마로 약속됐는지 증명할 문서가 없다.</w:t>
+        <w:t xml:space="preserve">최저시급 미달을 겪은 응답자의 49%는 근로계약서를 아예 쓰지 않았다 (알바천국, 응답 1,804명, 2026.6). 시급이 얼마로 약속됐는지 증명할 문서가 없다.</w:t>
       </w:r>
     </w:p>
     <w:p>
@@ -1113,7 +1113,7 @@
         <w:rPr>
           <w:rFonts w:ascii="Malgun Gothic" w:cs="Malgun Gothic" w:eastAsia="Malgun Gothic" w:hAnsi="Malgun Gothic"/>
         </w:rPr>
-        <w:t xml:space="preserve">최저시급 미달 경험자 중 49.3%(무대응)가 아무 대응도 하지 않았고, 사장과 직접 협의한 경우는 27.1%, 신고 등 공식 절차를 쓴 경우는 9.9%였다 (알바천국, 2026.6).</w:t>
+        <w:t xml:space="preserve">최저시급 미달 경험자 중 49.3%는 아무 대응도 하지 않았고, 사장과 직접 협의한 경우는 27.1%, 신고 등 공식 절차를 쓴 경우는 9.9%였다 (알바천국, 2026.6).</w:t>
       </w:r>
     </w:p>
     <w:p>
@@ -1377,7 +1377,7 @@
         <w:rPr>
           <w:rFonts w:ascii="Malgun Gothic" w:cs="Malgun Gothic" w:eastAsia="Malgun Gothic" w:hAnsi="Malgun Gothic"/>
         </w:rPr>
-        <w:t xml:space="preserve">주 15시간 이상 일하는 만 19~26세 시급제 알바 대학생 (카페·편의점·음식점, 주 3~5일 근무).</w:t>
+        <w:t xml:space="preserve">주 15시간 이상(주휴수당이 생기는 선) 일하는 만 19~26세 시급제 알바 대학생 (카페·편의점·음식점, 주 3~5일).</w:t>
       </w:r>
     </w:p>
     <w:p>
@@ -1409,7 +1409,7 @@
         <w:rPr>
           <w:rFonts w:ascii="Malgun Gothic" w:cs="Malgun Gothic" w:eastAsia="Malgun Gothic" w:hAnsi="Malgun Gothic"/>
         </w:rPr>
-        <w:t xml:space="preserve">얼리 어답터: 주휴수당 대상인데 못 받고 있거나 주휴·야간 지급 여부를 모르는 대학생, 곧 그만두거나 최근 그만둔 학생.</w:t>
+        <w:t xml:space="preserve">얼리 어답터: 주휴·야간 지급 여부를 모르거나 곧 그만두는(최근 그만둔) 대학생.</w:t>
       </w:r>
     </w:p>
     <w:p>
@@ -1877,7 +1877,7 @@
                 <w:sz w:val="19"/>
                 <w:szCs w:val="19"/>
               </w:rPr>
-              <w:t xml:space="preserve">인프라</w:t>
+              <w:t xml:space="preserve">클라우드·인프라</w:t>
             </w:r>
           </w:p>
         </w:tc>
@@ -2049,7 +2049,7 @@
                 <w:sz w:val="19"/>
                 <w:szCs w:val="19"/>
               </w:rPr>
-              <w:t xml:space="preserve">데이터 분석</w:t>
+              <w:t xml:space="preserve">SaaS·데이터 분석</w:t>
             </w:r>
           </w:p>
         </w:tc>
@@ -2527,7 +2527,7 @@
         <w:rPr>
           <w:rFonts w:ascii="Malgun Gothic" w:cs="Malgun Gothic" w:eastAsia="Malgun Gothic" w:hAnsi="Malgun Gothic"/>
         </w:rPr>
-        <w:t xml:space="preserve">기능마다 [완료] / [진행 중 N%] / [설계]로 적었다. 100%는 쓰지 않고 남은 일을 같이 적었다. 계획 기준은 10월 13일 MVP 기능 정의서의 포함 기능 8개와 제외 기능 6개(금액 자동 인식, 푸시 알림, AI 문구, 미니게임 광고·랭킹, 로그인·사장 연동, 진정서·유료화)이다. %는 구현, 실제 폰 확인, 사용자 검증을 100으로 보고 남은 일만큼 뺀 자체 평가다. 동작은 모두 컴퓨터의 폰 크기 화면에서 확인했고, 실제 폰은 설치까지 확인했다.</w:t>
+        <w:t xml:space="preserve">기능마다 [진행 중 N%] / [설계]로 적었다. [완료]는 실제 폰 확인과 사용자 검증까지 마친 뒤에만 쓰기로 해 지금은 한 줄도 없고, 100%도 쓰지 않았다. 남은 일을 같이 적었다. 계획 기준은 10월 13일 MVP 기능 정의서의 포함 기능 8개와 제외 기능 6개(금액 자동 인식, 푸시 알림, AI 문구, 미니게임 광고·랭킹, 로그인·사장 연동, 진정서·유료화)이다. %는 구현, 실제 폰 확인, 사용자 검증을 100으로 보고 남은 일만큼 뺀 자체 평가다. 동작은 모두 컴퓨터의 폰 크기 화면에서 확인했고, 실제 폰은 설치까지 확인했다.</w:t>
       </w:r>
     </w:p>
     <w:tbl>
@@ -2980,7 +2980,7 @@
                 <w:sz w:val="19"/>
                 <w:szCs w:val="19"/>
               </w:rPr>
-              <w:t xml:space="preserve">동작한다. 입금 문자·명세서 사진 자동 인식은 보류했다.</w:t>
+              <w:t xml:space="preserve">동작한다. 받은 금액을 매달 직접 넣을지(가설 1)의 검증이 남았다. 사진 자동 인식은 계획대로 제외.</w:t>
             </w:r>
           </w:p>
         </w:tc>
@@ -3642,7 +3642,7 @@
         <w:rPr>
           <w:rFonts w:ascii="Malgun Gothic" w:cs="Malgun Gothic" w:eastAsia="Malgun Gothic" w:hAnsi="Malgun Gothic"/>
         </w:rPr>
-        <w:t xml:space="preserve">9월: 기획서와 경쟁 앱 네 개의 공식 소개·리뷰 조사 → 10월 5일 첫 커밋(근무 기록) → 10월 7일 아이폰 설치 확인, 앱 아이콘 → 10월 13일 기록 등록(서버 등록)과 MVP 기능 정의서 → 10월 23일 링크 설문 페이지 → 10월 25일 현재.</w:t>
+        <w:t xml:space="preserve">9월: 기획서(기능 4개)와 경쟁 앱 네 개의 공식 소개·리뷰 조사 → 10월 5일 첫 커밋(근무 기록) → 10월 7일 아이폰 설치 확인, 앱 아이콘 → 10월 13일 기록 등록(서버 등록)과 MVP 기능 정의서(포함 기능을 8개로 고정, 이후 추가 없음) → 10월 23일 링크 설문 페이지 → 10월 25일 현재.</w:t>
       </w:r>
     </w:p>
     <w:p>
@@ -5891,7 +5891,7 @@
         <w:rPr>
           <w:rFonts w:ascii="Malgun Gothic" w:cs="Malgun Gothic" w:eastAsia="Malgun Gothic" w:hAnsi="Malgun Gothic"/>
         </w:rPr>
-        <w:t xml:space="preserve">확인 번호를 넣으면 서버 등록 시각이 나온다. 앱 데이터 없이 동작하는 별도 페이지라 제3자도 열 수 있다.</w:t>
+        <w:t xml:space="preserve">확인 번호를 넣으면 서버 등록 시각이 나온다. 앱 데이터 없이 동작하는 별도 페이지라 제3자도 열 수 있다. 캡처의 번호 0cc0cecf6cb2954c는 2026년 10월 25일에 실제로 등록된 것이고, https://jihooni217.github.io/albaguard/verify.html?h=0cc0cecf6cb2954c 를 열면 같은 결과를 볼 수 있다.</w:t>
       </w:r>
     </w:p>
     <w:p>
@@ -6674,7 +6674,7 @@
         <w:rPr>
           <w:rFonts w:ascii="Malgun Gothic" w:cs="Malgun Gothic" w:eastAsia="Malgun Gothic" w:hAnsi="Malgun Gothic"/>
         </w:rPr>
-        <w:t xml:space="preserve">알바 경험률은 알바몬 설문(대학생 1,193명 중 여름방학 알바 경험 88.9%, 2023.9)과 동대신문 설문(대학생 200명 중 1개월 이상 알바 경험 67.5%, 연도 미상)에서 가져온 값이라 전국 대표값이 아니다. 뒤 두 칸은 11월 설문의 "주당 근무 시간" 문항으로 채운다.</w:t>
+        <w:t xml:space="preserve">알바 경험률은 알바몬 설문(대학생 1,193명 중 여름방학 알바 경험 88.9%, 2023.9)과 동대신문 설문(대학생 200명 중 1개월 이상 알바 경험 67.5%, 연도 미상)에서 가져온 값이라 전국 대표값이 아니다. 뒤 두 칸을 채울 공식 통계는 찾지 못했다. 11월 설문의 "주당 근무 시간" 문항은 주휴수당 중심 메시지를 정하는 참고값이고, 시장 규모 추정에는 쓰지 않는다.</w:t>
       </w:r>
     </w:p>
     <w:p>
@@ -6738,7 +6738,18 @@
         <w:rPr>
           <w:rFonts w:ascii="Malgun Gothic" w:cs="Malgun Gothic" w:eastAsia="Malgun Gothic" w:hAnsi="Malgun Gothic"/>
         </w:rPr>
-        <w:t xml:space="preserve">핵심 기능은 한 달에 한 번, 급여일에 쓴다. 매일 열 이유를 만들려고 쉬는 틈 게임을 넣었고, 그 화면이 광고 자리다. 게임은 핵심 화면과 분리되어 설정에서 숨길 수 있고, 게임 기록은 증빙·요청 문서에 섞이지 않는다.</w:t>
+        <w:t xml:space="preserve">구독·수수료·광고·판매 네 가지 중 광고를 1차, 구독을 2차로 골랐다. 수수료는 앱 안에서 돈이 오가는 거래가 없어 맞지 않고, 판매는 팔 것이 정산 문구와 증빙 문서뿐이라 돈을 받고 문서를 만드는 꼴이 되어 하지 않는다.</w:t>
+      </w:r>
+    </w:p>
+    <w:p>
+      <w:pPr>
+        <w:spacing w:after="120" w:line="320"/>
+      </w:pPr>
+      <w:r>
+        <w:rPr>
+          <w:rFonts w:ascii="Malgun Gothic" w:cs="Malgun Gothic" w:eastAsia="Malgun Gothic" w:hAnsi="Malgun Gothic"/>
+        </w:rPr>
+        <w:t xml:space="preserve">출퇴근 버튼은 일하는 날마다 누르지만, 덜 받은 돈을 찾는 보람은 급여일에 한 번 온다. 그 사이에도 앱에 머물 이유를 만들려고 쉬는 틈 게임을 넣었고, 그 화면이 광고 자리다. 게임은 핵심 화면과 분리되어 설정에서 숨길 수 있고, 게임 기록은 증빙·요청 문서에 섞이지 않는다.</w:t>
       </w:r>
     </w:p>
     <w:p>
@@ -8964,7 +8975,7 @@
           <w:sz w:val="18"/>
           <w:szCs w:val="18"/>
         </w:rPr>
-        <w:t xml:space="preserve">그림 2. 경쟁 서비스 포지션. 혼자 쓰면서 대응까지 가는 자리가 비어 있다</w:t>
+        <w:t xml:space="preserve">그림 2. 경쟁 서비스 포지션. 혼자 쓰면서 대응까지 가는 칸에는 알바가드뿐이다</w:t>
       </w:r>
     </w:p>
     <w:p>
@@ -9078,7 +9089,7 @@
         <w:rPr>
           <w:rFonts w:ascii="Malgun Gothic" w:cs="Malgun Gothic" w:eastAsia="Malgun Gothic" w:hAnsi="Malgun Gothic"/>
         </w:rPr>
-        <w:t xml:space="preserve">비교 기능은 경쟁 앱이 "받은 금액 입력" 칸 하나로 따라올 수 있다. 그래서 기록의 신뢰성을 키우는 쪽으로 간다.</w:t>
+        <w:t xml:space="preserve">비교 기능은 경쟁 앱이 "받은 금액 입력" 칸 하나로 따라올 수 있다. 기록 등록은 칸 하나가 아니라 기록 구조(사유 없이 못 고침, 삭제도 흔적, 고치면 다시 등록)라서 따라오려면 기록을 자유롭게 고치던 방식부터 바꿔야 한다. 그래서 이쪽을 키운다.</w:t>
       </w:r>
     </w:p>
     <w:p>
@@ -9094,7 +9105,7 @@
         <w:rPr>
           <w:rFonts w:ascii="Malgun Gothic" w:cs="Malgun Gothic" w:eastAsia="Malgun Gothic" w:hAnsi="Malgun Gothic"/>
         </w:rPr>
-        <w:t xml:space="preserve">핵심 기능을 한 달에 한 번 써서 매일 열 이유가 약하다. 쉬는 틈 게임은 이를 보완하려는 시도이고, 광고 자리 후보이다.</w:t>
+        <w:t xml:space="preserve">출퇴근은 일하는 날마다 누르지만 덜 받은 돈을 찾는 보람은 급여일에 한 번이라, 그 사이 열 동기가 약하다. 쉬는 틈 게임은 이를 보완하려는 시도이고, 광고 자리 후보이다.</w:t>
       </w:r>
     </w:p>
     <w:p>
@@ -9905,7 +9916,7 @@
                 <w:sz w:val="19"/>
                 <w:szCs w:val="19"/>
               </w:rPr>
-              <w:t xml:space="preserve">응답 30명을 넘을 때 비율로</w:t>
+              <w:t xml:space="preserve">응답 30명을 넘을 때, 지금 알바 중인 응답자의 반 이상</w:t>
             </w:r>
           </w:p>
         </w:tc>

--- a/docs/07_중간평가_보고서.docx
+++ b/docs/07_중간평가_보고서.docx
@@ -501,7 +501,7 @@
         <w:rPr>
           <w:rFonts w:ascii="Malgun Gothic" w:cs="Malgun Gothic" w:eastAsia="Malgun Gothic" w:hAnsi="Malgun Gothic"/>
         </w:rPr>
-        <w:t xml:space="preserve">먼저 만들어 봤다. 웹앱이라 만드는 비용이 낮아 만들어 보여 주는 쪽을 첫 검증으로 택했다. 10/13 MVP 기능 정의서의 포함 기능 8개가 모두 동작하는 수준으로 배포했고(2026.10) 완성도 평균 약 80%. 실제 폰 검증과 사용자 검증은 11월에 한다.</w:t>
+        <w:t xml:space="preserve">먼저 만들어 봤다. 웹앱이라 빨리 만들 수 있어, 화면을 보여 주며 묻는 쪽을 첫 검증으로 택했다. 10/13 MVP 기능 정의서의 포함 기능 8개가 모두 동작하는 수준으로 배포했고(2026.10) 완성도 평균 약 80%. 실제 폰 검증과 사용자 검증은 11월에 한다.</w:t>
       </w:r>
     </w:p>
     <w:p>
@@ -520,7 +520,7 @@
         <w:rPr>
           <w:rFonts w:ascii="Malgun Gothic" w:cs="Malgun Gothic" w:eastAsia="Malgun Gothic" w:hAnsi="Malgun Gothic"/>
         </w:rPr>
-        <w:t xml:space="preserve">링크 설문 30명, 직접 인터뷰 5명. 확인할 가설 하나와 재는 법 다섯을 정했고, 못 미쳤을 때 무엇을 바꿀지도 적었다.</w:t>
+        <w:t xml:space="preserve">링크 설문 30명, 직접 인터뷰 5명. 가설 하나를 다섯 가지 항목으로 확인하고, 못 미쳤을 때 무엇을 바꿀지도 적었다.</w:t>
       </w:r>
     </w:p>
     <w:p>
@@ -10184,7 +10184,7 @@
         <w:rPr>
           <w:rFonts w:ascii="Malgun Gothic" w:cs="Malgun Gothic" w:eastAsia="Malgun Gothic" w:hAnsi="Malgun Gothic"/>
         </w:rPr>
-        <w:t xml:space="preserve">링크로 배포되는 웹앱이라 만들어 보여 주는 것이 가장 싼 검증이었다. 9월에 경쟁 앱 네 개의 리뷰까지 읽고 빈자리를 확인한 뒤 10월 13일 정의서로 범위를 8개로 잘랐다. 설문에도 앱 캡처 3장을 넣고 "실제로 있다면 쓰겠나"를 묻는다.</w:t>
+        <w:t xml:space="preserve">링크로 배포되는 웹앱이라 빨리 만들 수 있었고, 말로 설명하기보다 화면을 보여 주며 물어야 정확한 답을 듣는다고 봤다. 9월에 경쟁 앱 네 개의 리뷰까지 읽고 빈자리를 확인한 뒤 10월 13일 정의서로 범위를 8개로 잘랐다. 설문에도 앱 캡처 3장을 넣고 "실제로 있다면 쓰겠나"를 묻는다.</w:t>
       </w:r>
     </w:p>
     <w:p>

--- a/docs/07_중간평가_보고서.docx
+++ b/docs/07_중간평가_보고서.docx
@@ -9187,7 +9187,7 @@
         <w:rPr>
           <w:rFonts w:ascii="Malgun Gothic" w:cs="Malgun Gothic" w:eastAsia="Malgun Gothic" w:hAnsi="Malgun Gothic"/>
         </w:rPr>
-        <w:t xml:space="preserve">지표(앞으로 측정): 홈 화면 추가 → 첫 기록 → 한 달 뒤 받은 금액 입력 → 차액 발견 → 요청 보냄 → 실제로 받은 비율(인터뷰). 서버가 사용 로그를 모으지 않아 설문과 인터뷰로 잰다.</w:t>
+        <w:t xml:space="preserve">지표(앞으로 측정): 홈 화면 추가 → 첫 기록 → 한 달 뒤 받은 금액 입력 → 차액 발견 → 요청 보냄 → 실제로 받은 비율(인터뷰). 서버가 사용 로그를 모으지 않아 설문과 인터뷰로 확인한다.</w:t>
       </w:r>
     </w:p>
     <w:p>
@@ -9404,7 +9404,7 @@
                 <w:sz w:val="19"/>
                 <w:szCs w:val="19"/>
               </w:rPr>
-              <w:t xml:space="preserve">재는 것</w:t>
+              <w:t xml:space="preserve">확인할 것</w:t>
             </w:r>
           </w:p>
         </w:tc>

--- a/docs/07_중간평가_보고서.docx
+++ b/docs/07_중간평가_보고서.docx
@@ -6821,7 +6821,7 @@
         <w:rPr>
           <w:rFonts w:ascii="Malgun Gothic" w:cs="Malgun Gothic" w:eastAsia="Malgun Gothic" w:hAnsi="Malgun Gothic"/>
         </w:rPr>
-        <w:t xml:space="preserve">여러 폰 동기화, 자동 백업처럼 "기록이 폰에만 있다"는 약점을 돈 내고 없애는 선택 기능. 원하는 사람만 쓰므로 "근무 내용은 폰 안에만" 원칙과 충돌하지 않는다. 문서·법률과는 무관하다.</w:t>
+        <w:t xml:space="preserve">여러 폰 동기화, 자동 백업처럼 폰을 바꾸거나 잃어버려도 기록이 남게 하는 선택 기능. 원하는 사람만 쓰므로 "근무 내용은 폰 안에만" 원칙과 충돌하지 않는다. 문서·법률과는 무관하다.</w:t>
       </w:r>
     </w:p>
     <w:p>

--- a/docs/07_중간평가_보고서.docx
+++ b/docs/07_중간평가_보고서.docx
@@ -501,7 +501,7 @@
         <w:rPr>
           <w:rFonts w:ascii="Malgun Gothic" w:cs="Malgun Gothic" w:eastAsia="Malgun Gothic" w:hAnsi="Malgun Gothic"/>
         </w:rPr>
-        <w:t xml:space="preserve">먼저 만들어 봤다. 웹앱이라 빨리 만들 수 있어, 화면을 보여 주며 묻는 쪽을 첫 검증으로 택했다. 10/13 MVP 기능 정의서의 포함 기능 8개가 모두 동작하는 수준으로 배포했고(2026.10) 완성도 평균 약 80%. 실제 폰 검증과 사용자 검증은 11월에 한다.</w:t>
+        <w:t xml:space="preserve">웹앱이라 빨리 만들 수 있어, 화면을 보여 주며 묻는 쪽을 첫 검증으로 택했다. MVP 기능 정의서(10/13)의 기능 8개가 모두 동작하는 상태로 배포했고, 완성도는 평균 약 80%다. 실제 폰 검증과 사용자 검증은 11월에 한다.</w:t>
       </w:r>
     </w:p>
     <w:p>
@@ -558,7 +558,7 @@
         <w:rPr>
           <w:rFonts w:ascii="Malgun Gothic" w:cs="Malgun Gothic" w:eastAsia="Malgun Gothic" w:hAnsi="Malgun Gothic"/>
         </w:rPr>
-        <w:t xml:space="preserve">실제 폰 검증, 피드백 반영, 기록 내용으로 확인 번호를 다시 계산해 맞춰 보는 방법.</w:t>
+        <w:t xml:space="preserve">실제 폰 검증과 피드백 반영을 하고, 기록 내용으로 확인 번호를 다시 계산해 맞춰 보는 방법을 만든다.</w:t>
       </w:r>
     </w:p>
     <w:p>
@@ -822,7 +822,7 @@
         <w:rPr>
           <w:rFonts w:ascii="Malgun Gothic" w:cs="Malgun Gothic" w:eastAsia="Malgun Gothic" w:hAnsi="Malgun Gothic"/>
         </w:rPr>
-        <w:t xml:space="preserve">팀명은 알바가드이다. 앱 이름과 같게 정해 설명이 필요 없게 했다.</w:t>
+        <w:t xml:space="preserve">팀명은 앱 이름과 같은 알바가드로 정했다.</w:t>
       </w:r>
     </w:p>
     <w:p>
@@ -1064,7 +1064,7 @@
         <w:rPr>
           <w:rFonts w:ascii="Malgun Gothic" w:cs="Malgun Gothic" w:eastAsia="Malgun Gothic" w:hAnsi="Malgun Gothic"/>
         </w:rPr>
-        <w:t xml:space="preserve">알바생 2,457명 중 48.0%가 임금 관련 문제를 겪었고, 가장 많은 유형이 주휴수당 등 수당의 미지급·지연 37.3%, 전체 임금 지연·미지급 32.8%, 약속보다 적게 지급 23.9%였다 (알바천국, 2025.1). 알아챈 사람의 비율이라 덜 받는 일이 흔하다는 근거로만 쓴다.</w:t>
+        <w:t xml:space="preserve">알바생 2,457명 중 48.0%가 임금 관련 문제를 겪었고, 가장 많은 유형이 주휴수당 등 수당의 미지급·지연 37.3%, 전체 임금 지연·미지급 32.8%, 약속보다 적게 지급 23.9%였다 (알바천국, 2025.1). 이 비율은 문제를 알아챈 사람만 센 것이라, 덜 받는 일이 흔하다는 근거로만 쓴다.</w:t>
       </w:r>
     </w:p>
     <w:p>
@@ -1845,7 +1845,7 @@
                 <w:sz w:val="19"/>
                 <w:szCs w:val="19"/>
               </w:rPr>
-              <w:t xml:space="preserve">기록 소유권은 사용자에게 둔다. 공개 키로는 서버 표에 넣기와 읽기만 되고 수정·삭제는 거부된다(RLS). 등록 시각은 트리거가 서버 시각으로 강제한다. 운영자 조작까지 막는 것은 아니다(외부 시점확인은 계획).</w:t>
+              <w:t xml:space="preserve">기록은 사용자 폰에 둔다. 공개 키로는 서버 표에 넣기와 읽기만 되고 수정·삭제는 거부된다(RLS). 등록 시각은 트리거가 서버 시각으로 강제한다. 운영자 조작까지 막는 것은 아니다(외부 시점확인은 계획).</w:t>
             </w:r>
           </w:p>
         </w:tc>
@@ -2303,7 +2303,7 @@
         <w:rPr>
           <w:rFonts w:ascii="Malgun Gothic" w:cs="Malgun Gothic" w:eastAsia="Malgun Gothic" w:hAnsi="Malgun Gothic"/>
         </w:rPr>
-        <w:t xml:space="preserve">확인 번호의 재료: 기록 번호, 근무지 번호(이름 아님), 출근·퇴근 시각, 입력 방식, 추가 사유, 만든 시각, 삭제 여부, 수정 이력. 이것을 SHA-256으로 돌린 64자 중 앞 16자가 확인 번호다. 번호에서 재료를 되돌릴 수 없다.</w:t>
+        <w:t xml:space="preserve">확인 번호의 재료: 기록 번호, 근무지 번호(이름 아님), 출근·퇴근 시각, 입력 방식, 추가 사유, 만든 시각, 삭제 여부, 수정 이력. 이것으로 SHA-256 값(64자)을 만들고, 앞 16자를 확인 번호로 쓴다. 번호에서 재료를 되돌릴 수 없다.</w:t>
       </w:r>
     </w:p>
     <w:p>
@@ -2433,7 +2433,7 @@
         <w:rPr>
           <w:rFonts w:ascii="Malgun Gothic" w:cs="Malgun Gothic" w:eastAsia="Malgun Gothic" w:hAnsi="Malgun Gothic"/>
         </w:rPr>
-        <w:t xml:space="preserve">기록이 폰에만 있어 폰을 바꾸거나 브라우저 데이터를 지우면 사라진다. 지금은 백업 파일이 유일한 보호 수단이고, 2차 수익 모델(동기화·자동 백업 구독)이 이 자리에 있다.</w:t>
+        <w:t xml:space="preserve">기록이 폰에만 있어 폰을 바꾸거나 브라우저 데이터를 지우면 사라진다. 지금은 백업 파일이 유일한 보호 수단이다. 2차 수익 모델로 생각하는 동기화·자동 백업 구독이 이 문제를 푸는 기능이다.</w:t>
       </w:r>
     </w:p>
     <w:p>
@@ -2722,7 +2722,7 @@
                 <w:sz w:val="19"/>
                 <w:szCs w:val="19"/>
               </w:rPr>
-              <w:t xml:space="preserve">동작한다. 실제 폰에서 몇 주 이상 써 본 검증이 남았다.</w:t>
+              <w:t xml:space="preserve">동작한다. 실제 폰에서 몇 주 이상 써 보는 검증이 남았다.</w:t>
             </w:r>
           </w:p>
         </w:tc>
@@ -3555,7 +3555,7 @@
                 <w:sz w:val="19"/>
                 <w:szCs w:val="19"/>
               </w:rPr>
-              <w:t xml:space="preserve">설계 제외</w:t>
+              <w:t xml:space="preserve">제외</w:t>
             </w:r>
           </w:p>
         </w:tc>
@@ -5126,7 +5126,7 @@
           <w:sz w:val="18"/>
           <w:szCs w:val="18"/>
         </w:rPr>
-        <w:t xml:space="preserve">"미확인" 칸이 기말 전 실제 폰 검증 일정에 그대로 이어진다.</w:t>
+        <w:t xml:space="preserve">"미확인" 칸은 11월 실제 폰 검증에서 채운다.</w:t>
       </w:r>
     </w:p>
     <w:p>
@@ -6738,7 +6738,7 @@
         <w:rPr>
           <w:rFonts w:ascii="Malgun Gothic" w:cs="Malgun Gothic" w:eastAsia="Malgun Gothic" w:hAnsi="Malgun Gothic"/>
         </w:rPr>
-        <w:t xml:space="preserve">구독·수수료·광고·판매 네 가지 중 광고를 1차, 구독을 2차로 골랐다. 수수료는 앱 안에서 돈이 오가는 거래가 없어 맞지 않고, 판매는 팔 것이 정산 문구와 증빙 문서뿐이라 돈을 받고 문서를 만드는 꼴이 되어 하지 않는다.</w:t>
+        <w:t xml:space="preserve">구독·수수료·광고·판매 네 가지 중 광고를 1차, 구독을 2차로 골랐다. 수수료는 앱 안에서 돈이 오가는 거래가 없어 맞지 않고, 판매는 팔 것이 정산 문구와 증빙 문서뿐이라 돈을 받고 문서를 만들어 주는 셈이 되어 하지 않는다.</w:t>
       </w:r>
     </w:p>
     <w:p>
@@ -8913,7 +8913,7 @@
           <w:sz w:val="18"/>
           <w:szCs w:val="18"/>
         </w:rPr>
-        <w:t xml:space="preserve">무료 앱의 진짜 경쟁자는 다른 앱이 아니라 메모장과 통장 확인이라 첫 열에 넣었다. 마지막 줄 진정 접수는 알바가드가 일부러 비운 칸이다. 1350과 노동포털로 연결만 한다.</w:t>
+        <w:t xml:space="preserve">무료 앱이 실제로 겨루는 상대는 다른 앱보다 메모장과 통장 확인이라 첫 열에 넣었다. 마지막 줄 진정 접수는 알바가드가 일부러 비운 칸이다. 1350과 노동포털로 연결만 한다.</w:t>
       </w:r>
     </w:p>
     <w:p>
@@ -9040,7 +9040,7 @@
         <w:rPr>
           <w:rFonts w:ascii="Malgun Gothic" w:cs="Malgun Gothic" w:eastAsia="Malgun Gothic" w:hAnsi="Malgun Gothic"/>
         </w:rPr>
-        <w:t xml:space="preserve">수정 이력과 기록 등록(확인 번호·등록 시각)으로 "나중에 고치지 않았다"를 보여 준다. 지금은 서버 등록 시각까지, 내용 대조는 기말까지 (네 서비스 모두 없음).</w:t>
+        <w:t xml:space="preserve">수정 이력과 기록 등록(확인 번호·등록 시각)으로 "나중에 고치지 않았다"를 보여 준다. 지금은 서버 등록 시각까지 보여 주고, 내용 대조는 기말까지 만든다 (네 서비스 모두 없음).</w:t>
       </w:r>
     </w:p>
     <w:p>
@@ -9073,7 +9073,7 @@
           <w:sz w:val="22"/>
           <w:szCs w:val="22"/>
         </w:rPr>
-        <w:t xml:space="preserve">먼저 인정하는 약점</w:t>
+        <w:t xml:space="preserve">약점</w:t>
       </w:r>
     </w:p>
     <w:p>
@@ -9105,7 +9105,7 @@
         <w:rPr>
           <w:rFonts w:ascii="Malgun Gothic" w:cs="Malgun Gothic" w:eastAsia="Malgun Gothic" w:hAnsi="Malgun Gothic"/>
         </w:rPr>
-        <w:t xml:space="preserve">출퇴근은 일하는 날마다 누르지만 덜 받은 돈을 찾는 보람은 급여일에 한 번이라, 그 사이 열 동기가 약하다. 쉬는 틈 게임은 이를 보완하려는 시도이고, 광고 자리 후보이다.</w:t>
+        <w:t xml:space="preserve">출퇴근은 일하는 날마다 누르지만 덜 받은 돈을 찾는 보람은 급여일에 한 번이라, 그 사이에 앱을 열 이유가 약하다. 쉬는 틈 게임은 이를 보완하려는 시도이고, 광고 자리 후보이다.</w:t>
       </w:r>
     </w:p>
     <w:p>
@@ -9352,7 +9352,7 @@
         <w:rPr>
           <w:rFonts w:ascii="Malgun Gothic" w:cs="Malgun Gothic" w:eastAsia="Malgun Gothic" w:hAnsi="Malgun Gothic"/>
         </w:rPr>
-        <w:t xml:space="preserve">기획서의 인터뷰 10~15명 계획을 링크 설문 30명 + 직접 인터뷰 5명으로 바꿨다. 수는 설문으로 채우고, 앱을 써 보게 하는 깊은 인터뷰는 5명으로 줄였다. 기준은 팀이 정한 목표이지 데이터가 아니며, 기말 발표에서 표의 마지막 칸에 결과를 채워 보고한다.</w:t>
+        <w:t xml:space="preserve">기획서의 인터뷰 10~15명 계획을 링크 설문 30명 + 직접 인터뷰 5명으로 바꿨다. 사람 수는 설문으로 채우고, 앱을 써 보게 하는 깊은 인터뷰는 5명으로 줄였다. 기준은 팀이 정한 목표이지 데이터가 아니며, 기말 발표에서 표의 마지막 칸에 결과를 채워 보고한다.</w:t>
       </w:r>
     </w:p>
     <w:tbl>

--- a/docs/07_중간평가_보고서.docx
+++ b/docs/07_중간평가_보고서.docx
@@ -3609,7 +3609,7 @@
         <w:rPr>
           <w:rFonts w:ascii="Malgun Gothic" w:cs="Malgun Gothic" w:eastAsia="Malgun Gothic" w:hAnsi="Malgun Gothic"/>
         </w:rPr>
-        <w:t xml:space="preserve">MVP 기능 정의서의 포함 기능 8개가 모두 동작하는 수준으로 배포되었다. 세부 완성도 평균 약 80%. 실제 사용자 검증은 시작 단계이다.</w:t>
+        <w:t xml:space="preserve">MVP 기능 정의서의 포함 기능 8개가 모두 동작하는 수준으로 배포되었다. 세부 완성도는 평균 약 80%이고, 실제 사용자 검증은 11월에 시작한다.</w:t>
       </w:r>
     </w:p>
     <w:p>
@@ -6749,7 +6749,7 @@
         <w:rPr>
           <w:rFonts w:ascii="Malgun Gothic" w:cs="Malgun Gothic" w:eastAsia="Malgun Gothic" w:hAnsi="Malgun Gothic"/>
         </w:rPr>
-        <w:t xml:space="preserve">출퇴근 버튼은 일하는 날마다 누르지만, 덜 받은 돈을 찾는 보람은 급여일에 한 번 온다. 그 사이에도 앱에 머물 이유를 만들려고 쉬는 틈 게임을 넣었고, 그 화면이 광고 자리다. 게임은 핵심 화면과 분리되어 설정에서 숨길 수 있고, 게임 기록은 증빙·요청 문서에 섞이지 않는다.</w:t>
+        <w:t xml:space="preserve">출퇴근 버튼은 일하는 날마다 누르지만, 받은 돈을 확인하는 건 급여일에 한 번이다. 그 사이에도 앱을 열 이유를 만들려고 쉬는 틈 게임을 넣었고, 그 화면이 광고 자리다. 게임은 핵심 화면과 분리되어 설정에서 숨길 수 있고, 게임 기록은 증빙·요청 문서에 섞이지 않는다.</w:t>
       </w:r>
     </w:p>
     <w:p>
@@ -9105,7 +9105,7 @@
         <w:rPr>
           <w:rFonts w:ascii="Malgun Gothic" w:cs="Malgun Gothic" w:eastAsia="Malgun Gothic" w:hAnsi="Malgun Gothic"/>
         </w:rPr>
-        <w:t xml:space="preserve">출퇴근은 일하는 날마다 누르지만 덜 받은 돈을 찾는 보람은 급여일에 한 번이라, 그 사이에 앱을 열 이유가 약하다. 쉬는 틈 게임은 이를 보완하려는 시도이고, 광고 자리 후보이다.</w:t>
+        <w:t xml:space="preserve">출퇴근은 일하는 날마다 누르지만 받은 돈을 확인하는 건 급여일에 한 번이라, 그 사이에 앱을 열 이유가 약하다. 쉬는 틈 게임은 이를 보완하려는 시도이고, 광고 자리 후보이다.</w:t>
       </w:r>
     </w:p>
     <w:p>
@@ -9155,7 +9155,7 @@
         <w:rPr>
           <w:rFonts w:ascii="Malgun Gothic" w:cs="Malgun Gothic" w:eastAsia="Malgun Gothic" w:hAnsi="Malgun Gothic"/>
         </w:rPr>
-        <w:t xml:space="preserve">링크 하나로 설치되므로 대학 커뮤니티(에브리타임), 학과·동아리 단톡, 알바 커뮤니티에 링크로 전파한다.</w:t>
+        <w:t xml:space="preserve">링크 하나로 설치되므로 대학 커뮤니티(에브리타임), 학과·동아리 단톡, 알바 커뮤니티에 링크를 올린다.</w:t>
       </w:r>
     </w:p>
     <w:p>

--- a/docs/07_중간평가_보고서.docx
+++ b/docs/07_중간평가_보고서.docx
@@ -637,7 +637,7 @@
           <w:sz w:val="19"/>
           <w:szCs w:val="19"/>
         </w:rPr>
-        <w:t xml:space="preserve">   2.1 배경 및 문제점  2.2 해결 방안(SW 솔루션)  2.3 핵심 타겟 고객</w:t>
+        <w:t xml:space="preserve">   2.1 배경 및 문제점  2.2 해결 방안(SW 솔루션)  2.3 핵심 타깃 고객</w:t>
       </w:r>
     </w:p>
     <w:p>
@@ -1129,7 +1129,7 @@
         <w:rPr>
           <w:rFonts w:ascii="Malgun Gothic" w:cs="Malgun Gothic" w:eastAsia="Malgun Gothic" w:hAnsi="Malgun Gothic"/>
         </w:rPr>
-        <w:t xml:space="preserve">관계가 불편해질 걱정, 금액이 작다는 생각, 근거가 없다는 점이 겹친다. 메모장에 적은 기록은 "나중에 지어낸 것 아니냐"는 말 한마디에 무너진다. 신고 창구가 없어서가 아니라, 말을 꺼낼 근거와 시점이 마땅치 않아 문제가 덮인다.</w:t>
+        <w:t xml:space="preserve">관계가 불편해질 걱정, 금액이 작다는 생각, 근거가 없다는 점이 겹친다. 메모장에 적은 기록은 "나중에 지어낸 것 아니냐?"라는 말 한마디에 무너진다. 신고 창구가 없어서가 아니라, 말을 꺼낼 근거와 시점이 마땅치 않아 문제가 덮인다.</w:t>
       </w:r>
     </w:p>
     <w:p>
@@ -1361,7 +1361,7 @@
           <w:sz w:val="25"/>
           <w:szCs w:val="25"/>
         </w:rPr>
-        <w:t xml:space="preserve">2.3 핵심 타겟 고객</w:t>
+        <w:t xml:space="preserve">2.3 핵심 타깃 고객</w:t>
       </w:r>
     </w:p>
     <w:p>
@@ -1845,7 +1845,7 @@
                 <w:sz w:val="19"/>
                 <w:szCs w:val="19"/>
               </w:rPr>
-              <w:t xml:space="preserve">기록은 사용자 폰에 둔다. 공개 키로는 서버 표에 넣기와 읽기만 되고 수정·삭제는 거부된다(RLS). 등록 시각은 트리거가 서버 시각으로 강제한다. 운영자 조작까지 막는 것은 아니다(외부 시점확인은 계획).</w:t>
+              <w:t xml:space="preserve">기록은 사용자 폰에 둔다. 공개키로는 서버 표에 넣기와 읽기만 되고 수정·삭제는 거부된다(RLS). 등록 시각은 트리거가 서버 시각으로 강제한다. 운영자 조작까지 막는 것은 아니다(외부 시점 확인은 계획).</w:t>
             </w:r>
           </w:p>
         </w:tc>
@@ -2384,7 +2384,7 @@
         <w:rPr>
           <w:rFonts w:ascii="Malgun Gothic" w:cs="Malgun Gothic" w:eastAsia="Malgun Gothic" w:hAnsi="Malgun Gothic"/>
         </w:rPr>
-        <w:t xml:space="preserve">코드에는 공개 키만 둔다. 공개 키로는 stamps와 survey 두 표 모두 넣기와 읽기만 되고 고치기·지우기는 거부된다(RLS, curl로 401 확인). 2000년 시각을 보내도 서버 시각으로 저장되는 것을 확인했다. 관리자 키는 받지도 쓰지도 않는다.</w:t>
+        <w:t xml:space="preserve">코드에는 공개키만 둔다. 공개키로는 stamps와 survey 두 표 모두 넣기와 읽기만 되고 고치기·지우기는 거부된다(RLS, curl로 401 확인). 2000년 시각을 보내도 서버 시각으로 저장되는 것을 확인했다. 관리자 키는 받지도 쓰지도 않는다.</w:t>
       </w:r>
     </w:p>
     <w:p>
@@ -2465,7 +2465,7 @@
         <w:rPr>
           <w:rFonts w:ascii="Malgun Gothic" w:cs="Malgun Gothic" w:eastAsia="Malgun Gothic" w:hAnsi="Malgun Gothic"/>
         </w:rPr>
-        <w:t xml:space="preserve">프로젝트 운영자 권한으로는 서버 표를 고칠 수 있다. 그래서 지금 보여 주는 것은 "사용자가 나중에 고칠 수 없다"까지이고, 운영자와 무관한 외부 기관의 시점확인(공인 타임스탬프 등)은 비용이 들어 향후 계획으로 둔다.</w:t>
+        <w:t xml:space="preserve">프로젝트 운영자 권한으로는 서버 표를 고칠 수 있다. 그래서 지금 보여 주는 것은 "사용자가 나중에 고칠 수 없다"까지이고, 운영자와 무관한 외부 기관의 시점 확인(공인 타임스탬프 등)은 비용이 들어 향후 계획으로 둔다.</w:t>
       </w:r>
     </w:p>
     <w:p>
@@ -2481,7 +2481,7 @@
         <w:rPr>
           <w:rFonts w:ascii="Malgun Gothic" w:cs="Malgun Gothic" w:eastAsia="Malgun Gothic" w:hAnsi="Malgun Gothic"/>
         </w:rPr>
-        <w:t xml:space="preserve">공개 키로 누구나 넣을 수 있으므로 쓸모없는 줄이 쌓일 수 있다. 앱 쪽에서 따로 막는 장치는 아직 없다.</w:t>
+        <w:t xml:space="preserve">공개키로 누구나 넣을 수 있으므로 쓸모없는 줄이 쌓일 수 있다. 앱 쪽에서 따로 막는 장치는 아직 없다.</w:t>
       </w:r>
     </w:p>
     <w:p>
@@ -2497,7 +2497,7 @@
         <w:rPr>
           <w:rFonts w:ascii="Malgun Gothic" w:cs="Malgun Gothic" w:eastAsia="Malgun Gothic" w:hAnsi="Malgun Gothic"/>
         </w:rPr>
-        <w:t xml:space="preserve">무료 요금제 서버는 일주일 요청이 없으면 멈춘다. 멈춘 동안의 기록은 앱 대기열에 있다가 깨어나면 보내지고, 사용자가 늘면 유료 요금제로 바꾼다.</w:t>
+        <w:t xml:space="preserve">무료 요금제 서버는 일주일 요청이 없으면 멈춘다. 멈춰 있는 동안의 기록은 앱 대기열에 있다가 깨어나면 보내지고, 사용자가 늘면 유료 요금제로 바꾼다.</w:t>
       </w:r>
     </w:p>
     <w:p>
@@ -5929,7 +5929,7 @@
           <w:sz w:val="18"/>
           <w:szCs w:val="18"/>
         </w:rPr>
-        <w:t xml:space="preserve">디자인은 타겟 사용자(급여 계산 앱을 쓰는 친구)가 시안 12장 중 고른 통장 구성을 적용했다. 잉크 남색은 "기록을 잉크로 남긴다"는 뜻이다. 화면 캡처는 2026년 10월 25일 기준 예시 데이터이고, 모두 배포 주소에서 지금 열린다.</w:t>
+        <w:t xml:space="preserve">디자인은 타깃 사용자(급여 계산 앱을 쓰는 친구)가 시안 12장 중 고른 통장 구성을 적용했다. 잉크 남색은 "기록을 잉크로 남긴다"라는 뜻이다. 화면 캡처는 2026년 10월 25일 기준 예시 데이터이고, 모두 배포 주소에서 지금 열린다.</w:t>
       </w:r>
     </w:p>
     <w:p>
@@ -6642,7 +6642,7 @@
           <w:b/>
           <w:bCs/>
         </w:rPr>
-        <w:t xml:space="preserve">타겟 규모(어림)</w:t>
+        <w:t xml:space="preserve">타깃 규모(어림)</w:t>
       </w:r>
     </w:p>
     <w:p>
@@ -6674,7 +6674,7 @@
         <w:rPr>
           <w:rFonts w:ascii="Malgun Gothic" w:cs="Malgun Gothic" w:eastAsia="Malgun Gothic" w:hAnsi="Malgun Gothic"/>
         </w:rPr>
-        <w:t xml:space="preserve">알바 경험률은 알바몬 설문(대학생 1,193명 중 여름방학 알바 경험 88.9%, 2023.9)과 동대신문 설문(대학생 200명 중 1개월 이상 알바 경험 67.5%, 연도 미상)에서 가져온 값이라 전국 대표값이 아니다. 뒤 두 칸을 채울 공식 통계는 찾지 못했다. 11월 설문의 "주당 근무 시간" 문항은 주휴수당 중심 메시지를 정하는 참고값이고, 시장 규모 추정에는 쓰지 않는다.</w:t>
+        <w:t xml:space="preserve">알바 경험률은 알바몬 설문(대학생 1,193명 중 여름방학 알바 경험 88.9%, 2023.9)과 동대신문 설문(대학생 200명 중 1개월 이상 알바 경험 67.5%, 연도 미상)에서 가져온 값이라 전국 대푯값이 아니다. 뒤 두 칸을 채울 공식 통계는 찾지 못했다. 11월 설문의 "주당 근무 시간" 문항은 주휴수당 중심 메시지를 정하는 참고값이고, 시장 규모 추정에는 쓰지 않는다.</w:t>
       </w:r>
     </w:p>
     <w:p>
@@ -6709,7 +6709,7 @@
         <w:rPr>
           <w:rFonts w:ascii="Malgun Gothic" w:cs="Malgun Gothic" w:eastAsia="Malgun Gothic" w:hAnsi="Malgun Gothic"/>
         </w:rPr>
-        <w:t xml:space="preserve">2025년 9월 관계부처 합동 임금체불 근절 대책(대지급금 3개월분 → 6개월분), 2025년 10월 23일 개정 근로기준법 시행(상습 체불 사업주 신용 제재·명단 공개 등)으로 체불 제재와 대지급금이 넓어졌다. 근거를 남겨 둔 사람이 돌려받기 쉬워지는 때다. 최저임금은 2026년 10,320원, 2027년 10,700원으로 해마다 바뀌어 연도가 바뀌는 달은 계산 기준이 달라진다. 앱은 연도별 표로 그 달에 맞는 값을 쓴다.</w:t>
+        <w:t xml:space="preserve">2025년 9월 관계부처 합동 임금체불 근절 대책(대지급금 3개월분 → 6개월분), 2025년 10월 23일 개정 근로기준법 시행(상습 체불 사업주 신용 제재·명단 공개 등)으로 체불 제재와 대지급금이 넓어졌다. 근거를 남겨 둔 사람이 돌려받기 쉬워지는 때다. 최저임금은 2026년 10,320원, 2027년 10,700원으로 해마다 바뀌어 연도가 바뀌는 달은 계산 기준이 달라진다. 앱은 연도별 표로 그달에 맞는 값을 쓴다.</w:t>
       </w:r>
     </w:p>
     <w:p>
@@ -6797,7 +6797,7 @@
         <w:rPr>
           <w:rFonts w:ascii="Malgun Gothic" w:cs="Malgun Gothic" w:eastAsia="Malgun Gothic" w:hAnsi="Malgun Gothic"/>
         </w:rPr>
-        <w:t xml:space="preserve">스도쿠, 틀린 그림 찾기, 블록 채우기 화면에만 붙인다. 웹앱이라 배너·전면 광고가 기본이고, 보상형은 Google H5 Games Ads 승인을 받으면 쓸 수 있다(신청제 베타이고 AdSense 계정 승인이 먼저 필요하다. 아직 신청하지 않음). 광고 단가와 게임 체류 시간은 측정 전이라 매출 추정은 적지 않는다. 가설 확인은 설문의 "게임 화면 광고" 문항과, 승인 뒤 게임 화면 열람 수로 한다.</w:t>
+        <w:t xml:space="preserve">스도쿠, 틀린 그림 찾기, 블록 채우기 화면에만 붙인다. 웹앱이라 배너·전면 광고가 기본이고, 보상형은 Google H5 Games Ads 승인을 받으면 쓸 수 있다(신청제 베타이고 AdSense 계정 승인이 먼저 필요하다. 아직 신청하지 않음). 광고 단가와 게임 체류 시간은 측정 전이라 매출 추정은 적지 않는다. 가설 확인은 설문의 "게임 화면 광고" 문항과 승인 뒤 게임 화면 열람 수로 한다.</w:t>
       </w:r>
     </w:p>
     <w:p>
@@ -6845,7 +6845,7 @@
         <w:rPr>
           <w:rFonts w:ascii="Malgun Gothic" w:cs="Malgun Gothic" w:eastAsia="Malgun Gothic" w:hAnsi="Malgun Gothic"/>
         </w:rPr>
-        <w:t xml:space="preserve">정산 요청 문구, 내용증명 초안, 증빙 묶음의 유료화. 돈을 받고 문서를 만들어 주면 변호사법·공인노무사법 문제에 가까워진다(웹 조사 기준, 전문가 검토 아님).</w:t>
+        <w:t xml:space="preserve">정산 요청 문구, 내용증명 초안, 증빙 묶음의 유료화. 돈을 받고 문서를 만들어 주면, 변호사법·공인노무사법 문제에 가까워진다(웹 조사 기준, 전문가 검토 아님).</w:t>
       </w:r>
     </w:p>
     <w:p>
@@ -9105,7 +9105,7 @@
         <w:rPr>
           <w:rFonts w:ascii="Malgun Gothic" w:cs="Malgun Gothic" w:eastAsia="Malgun Gothic" w:hAnsi="Malgun Gothic"/>
         </w:rPr>
-        <w:t xml:space="preserve">출퇴근은 일하는 날마다 누르지만 받은 돈을 확인하는 건 급여일에 한 번이라, 그 사이에 앱을 열 이유가 약하다. 쉬는 틈 게임은 이를 보완하려는 시도이고, 광고 자리 후보이다.</w:t>
+        <w:t xml:space="preserve">출퇴근은 일하는 날마다 누르지만, 받은 돈을 확인하는 건 급여일에 한 번이라, 그 사이에 앱을 열 이유가 약하다. 쉬는 틈 게임은 이를 보완하려는 시도이고, 광고 자리 후보이다.</w:t>
       </w:r>
     </w:p>
     <w:p>
@@ -9862,7 +9862,7 @@
                 <w:sz w:val="19"/>
                 <w:szCs w:val="19"/>
               </w:rPr>
-              <w:t xml:space="preserve">타겟 중 주 15시간 이상이 다수다</w:t>
+              <w:t xml:space="preserve">타깃 중 주 15시간 이상이 다수다</w:t>
             </w:r>
           </w:p>
         </w:tc>
@@ -10088,7 +10088,7 @@
         <w:rPr>
           <w:rFonts w:ascii="Malgun Gothic" w:cs="Malgun Gothic" w:eastAsia="Malgun Gothic" w:hAnsi="Malgun Gothic"/>
         </w:rPr>
-        <w:t xml:space="preserve">지금 알바 중, 예전에 함, 한 적 없음으로 갈라 20문항 안팎. 11월 16일까지 30명 목표. 이름과 연락처는 받지 않는다. 모집은 학과·동아리 단톡, 에브리타임, 그리고 중간 발표 당일 참석자에게 QR로 자유 참여를 요청한다(교수님 허락 뒤).</w:t>
+        <w:t xml:space="preserve">"지금 알바 중", "예전에 함", "한 적 없음"으로 갈라 20문항 안팎. 11월 16일까지 30명 목표. 이름과 연락처는 받지 않는다. 모집은 학과·동아리 단톡, 에브리타임, 그리고 중간발표 당일 참석자에게 QR로 자유 참여를 요청한다(교수님 허락 뒤).</w:t>
       </w:r>
     </w:p>
     <w:p>
@@ -10160,7 +10160,7 @@
         <w:rPr>
           <w:rFonts w:ascii="Malgun Gothic" w:cs="Malgun Gothic" w:eastAsia="Malgun Gothic" w:hAnsi="Malgun Gothic"/>
         </w:rPr>
-        <w:t xml:space="preserve">타겟 사용자 1명이 디자인 시안 12장 중 통장 구성을 골랐다("알바비는 직관적인 게 중요"). 팀원 의견으로 게임의 "근무 중에만" 조건을 풀었다(10월 25일). 링크 설문은 10월 23일에 공개했고, 10월 27일 오전 기준 응답 __명이다.</w:t>
+        <w:t xml:space="preserve">타깃 사용자 1명이 디자인 시안 12장 중 통장 구성을 골랐다("알바비는 직관적인 게 중요"). 팀원 의견으로 게임의 "근무 중에만" 조건을 풀었다(10월 25일). 링크 설문은 10월 23일에 공개했고, 10월 27일 오전 기준 응답 __명이다.</w:t>
       </w:r>
     </w:p>
     <w:p>
@@ -12977,7 +12977,7 @@
                 <w:sz w:val="19"/>
                 <w:szCs w:val="19"/>
               </w:rPr>
-              <w:t xml:space="preserve">11/30 검증 현황 표 채움</w:t>
+              <w:t xml:space="preserve">11/30 검증 현황표 채움</w:t>
             </w:r>
           </w:p>
         </w:tc>

--- a/docs/07_중간평가_보고서.docx
+++ b/docs/07_중간평가_보고서.docx
@@ -3442,7 +3442,7 @@
                 <w:sz w:val="19"/>
                 <w:szCs w:val="19"/>
               </w:rPr>
-              <w:t xml:space="preserve">입금 문자·급여명세서 사진 금액 자동 인식</w:t>
+              <w:t xml:space="preserve">입금 문자·급여 명세서 사진 금액 자동 인식</w:t>
             </w:r>
           </w:p>
         </w:tc>
@@ -9749,7 +9749,7 @@
                 <w:sz w:val="19"/>
                 <w:szCs w:val="19"/>
               </w:rPr>
-              <w:t xml:space="preserve">확인 번호 설명을 듣고 무엇인지 말할 수 있다</w:t>
+              <w:t xml:space="preserve">확인 번호 설명을 듣고, 무엇인지 말할 수 있다</w:t>
             </w:r>
           </w:p>
         </w:tc>

--- a/docs/07_중간평가_보고서.docx
+++ b/docs/07_중간평가_보고서.docx
@@ -1604,7 +1604,7 @@
                 <w:sz w:val="19"/>
                 <w:szCs w:val="19"/>
               </w:rPr>
-              <w:t xml:space="preserve">프론트엔드</w:t>
+              <w:t xml:space="preserve">프런트엔드</w:t>
             </w:r>
           </w:p>
         </w:tc>

--- a/docs/07_중간평가_보고서.docx
+++ b/docs/07_중간평가_보고서.docx
@@ -1278,7 +1278,7 @@
         <w:rPr>
           <w:rFonts w:ascii="Malgun Gothic" w:cs="Malgun Gothic" w:eastAsia="Malgun Gothic" w:hAnsi="Malgun Gothic"/>
         </w:rPr>
-        <w:t xml:space="preserve">기록을 남기거나 고칠 때마다 기록 내용으로 만든 확인 번호와 서버 등록 시각이 남는다. 근무지, 시각, 금액은 서버로 가지 않는다. 누구나 확인 페이지에서 등록 시각을 볼 수 있다. 내용에서 번호를 다시 계산해 맞춰 보는 방법은 기말까지 만들며, "그날 실제로 일했다"까지는 증명하지 못한다.</w:t>
+        <w:t xml:space="preserve">기록을 남기거나 고칠 때마다 기록 내용으로 만든 확인 번호와 서버 등록 시각이 남는다. 근무지, 시각, 금액은 서버로 가지 않는다. 누구나 확인 페이지에서 등록 시각을 볼 수 있다. "그날 실제로 일했다"까지는 증명하지 못한다.</w:t>
       </w:r>
     </w:p>
     <w:p>
@@ -2521,13 +2521,74 @@
     </w:p>
     <w:p>
       <w:pPr>
-        <w:spacing w:after="120" w:line="320"/>
-      </w:pPr>
-      <w:r>
-        <w:rPr>
-          <w:rFonts w:ascii="Malgun Gothic" w:cs="Malgun Gothic" w:eastAsia="Malgun Gothic" w:hAnsi="Malgun Gothic"/>
-        </w:rPr>
-        <w:t xml:space="preserve">기능마다 [진행 중 N%] / [설계]로 적었다. [완료]는 실제 폰 확인과 사용자 검증까지 마친 뒤에만 쓰기로 해 지금은 한 줄도 없고, 100%도 쓰지 않았다. 남은 일을 같이 적었다. 계획 기준은 10월 13일 MVP 기능 정의서의 포함 기능 8개와 제외 기능 6개(금액 자동 인식, 푸시 알림, AI 문구, 미니게임 광고·랭킹, 로그인·사장 연동, 진정서·유료화)이다. %는 구현, 실제 폰 확인, 사용자 검증을 100으로 보고 남은 일만큼 뺀 자체 평가다. 동작은 모두 컴퓨터의 폰 크기 화면에서 확인했고, 실제 폰은 설치까지 확인했다.</w:t>
+        <w:pStyle w:val="ListParagraph"/>
+        <w:numPr>
+          <w:ilvl w:val="0"/>
+          <w:numId w:val="2"/>
+        </w:numPr>
+        <w:spacing w:after="60" w:line="300"/>
+      </w:pPr>
+      <w:r>
+        <w:rPr>
+          <w:rFonts w:ascii="Malgun Gothic" w:cs="Malgun Gothic" w:eastAsia="Malgun Gothic" w:hAnsi="Malgun Gothic"/>
+          <w:b/>
+          <w:bCs/>
+        </w:rPr>
+        <w:t xml:space="preserve">표기: </w:t>
+      </w:r>
+      <w:r>
+        <w:rPr>
+          <w:rFonts w:ascii="Malgun Gothic" w:cs="Malgun Gothic" w:eastAsia="Malgun Gothic" w:hAnsi="Malgun Gothic"/>
+        </w:rPr>
+        <w:t xml:space="preserve">[진행 중 N%] / [설계]. [완료]와 100%는 실제 폰 확인과 사용자 검증까지 마친 뒤에만 쓰기로 해 아직 없다.</w:t>
+      </w:r>
+    </w:p>
+    <w:p>
+      <w:pPr>
+        <w:pStyle w:val="ListParagraph"/>
+        <w:numPr>
+          <w:ilvl w:val="0"/>
+          <w:numId w:val="2"/>
+        </w:numPr>
+        <w:spacing w:after="60" w:line="300"/>
+      </w:pPr>
+      <w:r>
+        <w:rPr>
+          <w:rFonts w:ascii="Malgun Gothic" w:cs="Malgun Gothic" w:eastAsia="Malgun Gothic" w:hAnsi="Malgun Gothic"/>
+          <w:b/>
+          <w:bCs/>
+        </w:rPr>
+        <w:t xml:space="preserve">계획 기준: </w:t>
+      </w:r>
+      <w:r>
+        <w:rPr>
+          <w:rFonts w:ascii="Malgun Gothic" w:cs="Malgun Gothic" w:eastAsia="Malgun Gothic" w:hAnsi="Malgun Gothic"/>
+        </w:rPr>
+        <w:t xml:space="preserve">10월 13일 MVP 기능 정의서의 포함 기능 8개. 제외 기능 6개는 금액 자동 인식, 푸시 알림, AI 문구, 미니게임 광고·랭킹, 로그인·사장 연동, 진정서·유료화다.</w:t>
+      </w:r>
+    </w:p>
+    <w:p>
+      <w:pPr>
+        <w:pStyle w:val="ListParagraph"/>
+        <w:numPr>
+          <w:ilvl w:val="0"/>
+          <w:numId w:val="2"/>
+        </w:numPr>
+        <w:spacing w:after="60" w:line="300"/>
+      </w:pPr>
+      <w:r>
+        <w:rPr>
+          <w:rFonts w:ascii="Malgun Gothic" w:cs="Malgun Gothic" w:eastAsia="Malgun Gothic" w:hAnsi="Malgun Gothic"/>
+          <w:b/>
+          <w:bCs/>
+        </w:rPr>
+        <w:t xml:space="preserve">% 기준: </w:t>
+      </w:r>
+      <w:r>
+        <w:rPr>
+          <w:rFonts w:ascii="Malgun Gothic" w:cs="Malgun Gothic" w:eastAsia="Malgun Gothic" w:hAnsi="Malgun Gothic"/>
+        </w:rPr>
+        <w:t xml:space="preserve">구현, 실제 폰 확인, 사용자 검증을 100으로 보고 남은 일만큼 뺀 자체 평가다. 동작은 컴퓨터의 폰 크기 화면에서, 실제 폰은 설치까지 확인했다.</w:t>
       </w:r>
     </w:p>
     <w:tbl>
@@ -9040,7 +9101,7 @@
         <w:rPr>
           <w:rFonts w:ascii="Malgun Gothic" w:cs="Malgun Gothic" w:eastAsia="Malgun Gothic" w:hAnsi="Malgun Gothic"/>
         </w:rPr>
-        <w:t xml:space="preserve">수정 이력과 기록 등록(확인 번호·등록 시각)으로 "나중에 고치지 않았다"를 보여 준다. 지금은 서버 등록 시각까지 보여 주고, 내용 대조는 기말까지 만든다 (네 서비스 모두 없음).</w:t>
+        <w:t xml:space="preserve">수정 이력과 기록 등록(확인 번호·등록 시각)으로 "나중에 고치지 않았다"를 보여 준다 (네 서비스 모두 없음).</w:t>
       </w:r>
     </w:p>
     <w:p>

--- a/docs/07_중간평가_보고서.docx
+++ b/docs/07_중간평가_보고서.docx
@@ -183,7 +183,7 @@
                 <w:sz w:val="19"/>
                 <w:szCs w:val="19"/>
               </w:rPr>
-              <w:t xml:space="preserve">알바가드 (앱 이름과 같게 정했다)</w:t>
+              <w:t xml:space="preserve">알바가드 (앱 이름과 같게 정함)</w:t>
             </w:r>
           </w:p>
         </w:tc>
@@ -463,7 +463,7 @@
         <w:rPr>
           <w:rFonts w:ascii="Malgun Gothic" w:cs="Malgun Gothic" w:eastAsia="Malgun Gothic" w:hAnsi="Malgun Gothic"/>
         </w:rPr>
-        <w:t xml:space="preserve">알바생은 주휴·야간을 더한 급여를 계산하기 어렵고(수당 안내 못 받음 33.2%), 덜 받는 일이 흔한데(임금 문제 경험 48.0%) 통장 총액만 봐서 알아채기 어렵고, 알아도 근거가 없어 말을 꺼내지 못한다(최저시급 미달 경험자 중 무대응 49.3%).</w:t>
+        <w:t xml:space="preserve">알바생은 주휴·야간을 더한 급여 계산이 어려움(수당 안내 못 받음 33.2%). 덜 받는 일이 흔하지만(임금 문제 경험 48.0%) 통장 총액만 봐서 알아채기 어렵고, 알아도 근거가 없어 말을 꺼내지 못함(최저시급 미달 경험자 중 무대응 49.3%)</w:t>
       </w:r>
     </w:p>
     <w:p>
@@ -482,7 +482,7 @@
         <w:rPr>
           <w:rFonts w:ascii="Malgun Gothic" w:cs="Malgun Gothic" w:eastAsia="Malgun Gothic" w:hAnsi="Malgun Gothic"/>
         </w:rPr>
-        <w:t xml:space="preserve">사장 연동 없이 혼자 쓰는 모바일 웹앱. 출퇴근 기록 → 받았어야 할 돈과 실제 입금액 비교 → 요청 문구와 증빙 묶음. 기록마다 확인 번호와 서버 등록 시각이 남는다.</w:t>
+        <w:t xml:space="preserve">사장 연동 없이 혼자 쓰는 모바일 웹앱. 출퇴근 기록 → 받았어야 할 돈과 실제 입금액 비교 → 요청 문구와 증빙 묶음. 기록마다 확인 번호와 서버 등록 시각이 남음</w:t>
       </w:r>
     </w:p>
     <w:p>
@@ -501,7 +501,7 @@
         <w:rPr>
           <w:rFonts w:ascii="Malgun Gothic" w:cs="Malgun Gothic" w:eastAsia="Malgun Gothic" w:hAnsi="Malgun Gothic"/>
         </w:rPr>
-        <w:t xml:space="preserve">웹앱이라 빨리 만들 수 있어, 화면을 보여 주며 묻는 쪽을 첫 검증으로 택했다. MVP 기능 정의서(10/13)의 기능 8개가 모두 동작하는 상태로 배포했고, 완성도는 평균 약 80%다. 실제 폰 검증과 사용자 검증은 11월에 한다.</w:t>
+        <w:t xml:space="preserve">웹앱이라 빨리 만들 수 있어, 화면을 보여 주며 묻는 쪽을 첫 검증으로 택함. MVP 기능 정의서(10/13)의 기능 8개가 모두 동작하는 상태로 배포, 완성도 평균 약 80%. 실제 폰 검증과 사용자 검증은 11월</w:t>
       </w:r>
     </w:p>
     <w:p>
@@ -520,7 +520,7 @@
         <w:rPr>
           <w:rFonts w:ascii="Malgun Gothic" w:cs="Malgun Gothic" w:eastAsia="Malgun Gothic" w:hAnsi="Malgun Gothic"/>
         </w:rPr>
-        <w:t xml:space="preserve">링크 설문 30명, 직접 인터뷰 5명. 가설 하나를 다섯 가지 항목으로 확인하고, 못 미쳤을 때 무엇을 바꿀지도 적었다.</w:t>
+        <w:t xml:space="preserve">링크 설문 30명, 직접 인터뷰 5명. 가설 하나를 다섯 가지 항목으로 확인하고, 못 미쳤을 때 바꿀 것도 정해 둠</w:t>
       </w:r>
     </w:p>
     <w:p>
@@ -539,7 +539,7 @@
         <w:rPr>
           <w:rFonts w:ascii="Malgun Gothic" w:cs="Malgun Gothic" w:eastAsia="Malgun Gothic" w:hAnsi="Malgun Gothic"/>
         </w:rPr>
-        <w:t xml:space="preserve">핵심 화면은 무료·광고 없음. 쉬는 틈 게임 화면 광고가 1차 가설, 편의 기능 구독이 2차 후보. 문서 유료화는 하지 않는다.</w:t>
+        <w:t xml:space="preserve">핵심 화면은 무료·광고 없음. 쉬는 틈 게임 화면 광고가 1차 가설, 편의 기능 구독이 2차 후보. 문서 유료화는 하지 않음</w:t>
       </w:r>
     </w:p>
     <w:p>
@@ -558,7 +558,7 @@
         <w:rPr>
           <w:rFonts w:ascii="Malgun Gothic" w:cs="Malgun Gothic" w:eastAsia="Malgun Gothic" w:hAnsi="Malgun Gothic"/>
         </w:rPr>
-        <w:t xml:space="preserve">실제 폰 검증과 피드백 반영을 하고, 기록 내용으로 확인 번호를 다시 계산해 맞춰 보는 방법을 만든다.</w:t>
+        <w:t xml:space="preserve">실제 폰 검증과 피드백 반영, 기록 내용으로 확인 번호를 다시 계산해 맞춰 보는 방법 개발</w:t>
       </w:r>
     </w:p>
     <w:p>
@@ -822,7 +822,7 @@
         <w:rPr>
           <w:rFonts w:ascii="Malgun Gothic" w:cs="Malgun Gothic" w:eastAsia="Malgun Gothic" w:hAnsi="Malgun Gothic"/>
         </w:rPr>
-        <w:t xml:space="preserve">팀명은 앱 이름과 같은 알바가드로 정했다.</w:t>
+        <w:t xml:space="preserve">팀명: 알바가드 (앱 이름과 같게 정함)</w:t>
       </w:r>
     </w:p>
     <w:p>
@@ -884,7 +884,7 @@
           <w:sz w:val="18"/>
           <w:szCs w:val="18"/>
         </w:rPr>
-        <w:t xml:space="preserve">발표 분담은 역할과 같다(팀장 ①~⑤와 시연, 손유호 ⑥, 박명진 ⑦⑧).</w:t>
+        <w:t xml:space="preserve">발표 분담은 역할과 같음(팀장 ①~⑤와 시연, 손유호 ⑥, 박명진 ⑦⑧)</w:t>
       </w:r>
     </w:p>
     <w:p>
@@ -913,7 +913,7 @@
         <w:rPr>
           <w:rFonts w:ascii="Malgun Gothic" w:cs="Malgun Gothic" w:eastAsia="Malgun Gothic" w:hAnsi="Malgun Gothic"/>
         </w:rPr>
-        <w:t xml:space="preserve">시급제 아르바이트 대학생이 사장 연동 없이 혼자 출퇴근을 기록하고, 그 기록으로 계산한 급여와 실제 입금액을 비교해 덜 받은 돈을 찾고, 사장님께 보낼 정산 요청 문구와 증빙 자료까지 만들어 주는 모바일 웹앱.</w:t>
+        <w:t xml:space="preserve">시급제 아르바이트 대학생이 사장 연동 없이 혼자 출퇴근을 기록하고, 그 기록으로 계산한 급여와 실제 입금액을 비교해 덜 받은 돈을 찾고, 사장님께 보낼 정산 요청 문구와 증빙 자료까지 만들어 주는 모바일 웹앱</w:t>
       </w:r>
     </w:p>
     <w:p>
@@ -967,7 +967,7 @@
           <w:sz w:val="22"/>
           <w:szCs w:val="22"/>
         </w:rPr>
-        <w:t xml:space="preserve">문제 1. 얼마를 받아야 하는지 계산하기 어렵다</w:t>
+        <w:t xml:space="preserve">문제 1. 얼마를 받아야 하는지 계산하기 어려움</w:t>
       </w:r>
     </w:p>
     <w:p>
@@ -983,7 +983,7 @@
         <w:rPr>
           <w:rFonts w:ascii="Malgun Gothic" w:cs="Malgun Gothic" w:eastAsia="Malgun Gothic" w:hAnsi="Malgun Gothic"/>
         </w:rPr>
-        <w:t xml:space="preserve">주휴수당(주 15시간 이상 일하고 개근한 주)과 야간수당(22시~06시, 5인 이상 사업장)은 조건이 있어 알바생이 스스로 판단하기 어렵다.</w:t>
+        <w:t xml:space="preserve">주휴수당(주 15시간 이상 일하고 개근한 주)과 야간수당(22시~06시, 5인 이상 사업장)은 조건이 있어 알바생이 스스로 판단하기 어려움</w:t>
       </w:r>
     </w:p>
     <w:p>
@@ -999,7 +999,7 @@
         <w:rPr>
           <w:rFonts w:ascii="Malgun Gothic" w:cs="Malgun Gothic" w:eastAsia="Malgun Gothic" w:hAnsi="Malgun Gothic"/>
         </w:rPr>
-        <w:t xml:space="preserve">노동절에 근무한 알바생 중 수당을 받는다는 응답은 38.5%였고, "안내받지 못해 모르겠다"가 33.2%였다 (알바천국, 749명, 2026.4). 주휴·야간 계산 기준을 아는지는 우리 설문으로 직접 묻는다.</w:t>
+        <w:t xml:space="preserve">노동절에 근무한 알바생 중 수당을 받는다는 응답 38.5%, "안내받지 못해 모르겠다" 33.2% (알바천국, 749명, 2026.4). 주휴·야간 계산 기준을 아는지는 우리 설문으로 직접 물음</w:t>
       </w:r>
     </w:p>
     <w:p>
@@ -1015,7 +1015,7 @@
         <w:rPr>
           <w:rFonts w:ascii="Malgun Gothic" w:cs="Malgun Gothic" w:eastAsia="Malgun Gothic" w:hAnsi="Malgun Gothic"/>
         </w:rPr>
-        <w:t xml:space="preserve">급여 계산기는 여러 곳에 있지만, 넣을 근무 기록이 없으면 계산기도 쓸 수 없다.</w:t>
+        <w:t xml:space="preserve">급여 계산기는 여러 곳에 있지만, 넣을 근무 기록이 없으면 계산기도 쓸 수 없음</w:t>
       </w:r>
     </w:p>
     <w:p>
@@ -1032,7 +1032,7 @@
           <w:sz w:val="22"/>
           <w:szCs w:val="22"/>
         </w:rPr>
-        <w:t xml:space="preserve">문제 2. 덜 받아도 알아채기 어렵고, 증명할 수단이 없다</w:t>
+        <w:t xml:space="preserve">문제 2. 덜 받아도 알아채기 어렵고, 증명할 수단이 없음</w:t>
       </w:r>
     </w:p>
     <w:p>
@@ -1048,7 +1048,7 @@
         <w:rPr>
           <w:rFonts w:ascii="Malgun Gothic" w:cs="Malgun Gothic" w:eastAsia="Malgun Gothic" w:hAnsi="Malgun Gothic"/>
         </w:rPr>
-        <w:t xml:space="preserve">급여가 들어오면 통장 총액만 보고 넘어간다.</w:t>
+        <w:t xml:space="preserve">급여가 들어오면 통장 총액만 보고 넘어감</w:t>
       </w:r>
     </w:p>
     <w:p>
@@ -1064,7 +1064,7 @@
         <w:rPr>
           <w:rFonts w:ascii="Malgun Gothic" w:cs="Malgun Gothic" w:eastAsia="Malgun Gothic" w:hAnsi="Malgun Gothic"/>
         </w:rPr>
-        <w:t xml:space="preserve">알바생 2,457명 중 48.0%가 임금 관련 문제를 겪었고, 가장 많은 유형이 주휴수당 등 수당의 미지급·지연 37.3%, 전체 임금 지연·미지급 32.8%, 약속보다 적게 지급 23.9%였다 (알바천국, 2025.1). 이 비율은 문제를 알아챈 사람만 센 것이라, 덜 받는 일이 흔하다는 근거로만 쓴다.</w:t>
+        <w:t xml:space="preserve">알바생 2,457명 중 48.0%가 임금 관련 문제를 겪음. 가장 많은 유형은 주휴수당 등 수당의 미지급·지연 37.3%, 전체 임금 지연·미지급 32.8%, 약속보다 적게 지급 23.9% (알바천국, 2025.1). 문제를 알아챈 사람만 센 비율이라, 덜 받는 일이 흔하다는 근거로만 씀</w:t>
       </w:r>
     </w:p>
     <w:p>
@@ -1080,7 +1080,7 @@
         <w:rPr>
           <w:rFonts w:ascii="Malgun Gothic" w:cs="Malgun Gothic" w:eastAsia="Malgun Gothic" w:hAnsi="Malgun Gothic"/>
         </w:rPr>
-        <w:t xml:space="preserve">최저시급 미달을 겪은 응답자의 49%는 근로계약서를 아예 쓰지 않았다 (알바천국, 응답 1,804명, 2026.6). 시급이 얼마로 약속됐는지 증명할 문서가 없다.</w:t>
+        <w:t xml:space="preserve">최저시급 미달을 겪은 응답자의 49%는 근로계약서를 아예 쓰지 않음 (알바천국, 응답 1,804명, 2026.6). 시급이 얼마로 약속됐는지 증명할 문서가 없음</w:t>
       </w:r>
     </w:p>
     <w:p>
@@ -1097,7 +1097,7 @@
           <w:sz w:val="22"/>
           <w:szCs w:val="22"/>
         </w:rPr>
-        <w:t xml:space="preserve">문제 3. 알아도 말을 꺼내기 어렵다</w:t>
+        <w:t xml:space="preserve">문제 3. 알아도 말을 꺼내기 어려움</w:t>
       </w:r>
     </w:p>
     <w:p>
@@ -1113,7 +1113,7 @@
         <w:rPr>
           <w:rFonts w:ascii="Malgun Gothic" w:cs="Malgun Gothic" w:eastAsia="Malgun Gothic" w:hAnsi="Malgun Gothic"/>
         </w:rPr>
-        <w:t xml:space="preserve">최저시급 미달 경험자 중 49.3%는 아무 대응도 하지 않았고, 사장과 직접 협의한 경우는 27.1%, 신고 등 공식 절차를 쓴 경우는 9.9%였다 (알바천국, 2026.6).</w:t>
+        <w:t xml:space="preserve">최저시급 미달 경험자 중 49.3%는 아무 대응도 하지 않음. 사장과 직접 협의 27.1%, 신고 등 공식 절차 9.9% (알바천국, 2026.6)</w:t>
       </w:r>
     </w:p>
     <w:p>
@@ -1129,7 +1129,7 @@
         <w:rPr>
           <w:rFonts w:ascii="Malgun Gothic" w:cs="Malgun Gothic" w:eastAsia="Malgun Gothic" w:hAnsi="Malgun Gothic"/>
         </w:rPr>
-        <w:t xml:space="preserve">관계가 불편해질 걱정, 금액이 작다는 생각, 근거가 없다는 점이 겹친다. 메모장에 적은 기록은 "나중에 지어낸 것 아니냐?"라는 말 한마디에 무너진다. 신고 창구가 없어서가 아니라, 말을 꺼낼 근거와 시점이 마땅치 않아 문제가 덮인다.</w:t>
+        <w:t xml:space="preserve">관계가 불편해질 걱정, 금액이 작다는 생각, 근거가 없다는 점이 겹침. 메모장에 적은 기록은 "나중에 지어낸 것 아니냐?"라는 말 한마디에 무너짐. 신고 창구가 없어서가 아니라, 말을 꺼낼 근거와 시점이 마땅치 않아 문제가 덮임</w:t>
       </w:r>
     </w:p>
     <w:p>
@@ -1158,7 +1158,7 @@
         <w:rPr>
           <w:rFonts w:ascii="Malgun Gothic" w:cs="Malgun Gothic" w:eastAsia="Malgun Gothic" w:hAnsi="Malgun Gothic"/>
         </w:rPr>
-        <w:t xml:space="preserve">기록, 비교, 요청의 세 단계를 앱 하나로 잇는다. 신고 창구를 새로 만드는 것이 아니라 신고 이전 단계를 채운다.</w:t>
+        <w:t xml:space="preserve">기록, 비교, 요청의 세 단계를 앱 하나로 이음. 신고 창구를 새로 만드는 것이 아니라 신고 이전 단계를 채움</w:t>
       </w:r>
     </w:p>
     <w:p>
@@ -1182,7 +1182,7 @@
         <w:rPr>
           <w:rFonts w:ascii="Malgun Gothic" w:cs="Malgun Gothic" w:eastAsia="Malgun Gothic" w:hAnsi="Malgun Gothic"/>
         </w:rPr>
-        <w:t xml:space="preserve">출근·퇴근 버튼 하나로 기록한다. 기록을 고치면 수정 전후 시각, 수정 시점, 사유가 함께 남고, 삭제도 "삭제됨"으로 표시만 한다. 캘린더에서 예정과 실제를 비교해 연장·대타·단축을 표시한다.</w:t>
+        <w:t xml:space="preserve">출근·퇴근 버튼 하나로 기록. 고치면 수정 전후 시각, 수정 시점, 사유가 함께 남고, 삭제도 "삭제됨" 표시만 함. 캘린더에서 예정과 실제를 비교해 연장·대타·단축 표시</w:t>
       </w:r>
     </w:p>
     <w:p>
@@ -1206,7 +1206,7 @@
         <w:rPr>
           <w:rFonts w:ascii="Malgun Gothic" w:cs="Malgun Gothic" w:eastAsia="Malgun Gothic" w:hAnsi="Malgun Gothic"/>
         </w:rPr>
-        <w:t xml:space="preserve">기본급, 주휴수당, 야간수당을 더해 "받았어야 할 돈"을 계산하고, 사용자가 넣은 "실제 받은 돈"과 비교해 차액을 보여 준다. 연도별 최저임금 표로 시급이 최저임금에 못 미치면 경고한다.</w:t>
+        <w:t xml:space="preserve">기본급, 주휴수당, 야간수당을 더해 "받았어야 할 돈"을 계산하고, 사용자가 넣은 "실제 받은 돈"과의 차액을 보여 줌. 시급이 그해 최저임금에 못 미치면 경고(연도별 최저임금 표)</w:t>
       </w:r>
     </w:p>
     <w:p>
@@ -1230,7 +1230,7 @@
         <w:rPr>
           <w:rFonts w:ascii="Malgun Gothic" w:cs="Malgun Gothic" w:eastAsia="Malgun Gothic" w:hAnsi="Malgun Gothic"/>
         </w:rPr>
-        <w:t xml:space="preserve">1단계는 사장님께 보낼 정중한 메시지(날짜별 기록과 계산 근거 포함), 2단계는 내용증명 초안, 3단계는 진정 절차 안내(고용노동부 1350 전화, 노동포털 연결)이다. 바로 신고로 가지 않고 대화로 먼저 풀도록 설계했다.</w:t>
+        <w:t xml:space="preserve">1단계 사장님께 보낼 정중한 메시지(날짜별 기록과 계산 근거 포함), 2단계 내용증명 초안, 3단계 진정 절차 안내(고용노동부 1350 전화, 노동포털 연결). 바로 신고로 가지 않고 대화로 먼저 풀도록 설계</w:t>
       </w:r>
     </w:p>
     <w:p>
@@ -1254,7 +1254,7 @@
         <w:rPr>
           <w:rFonts w:ascii="Malgun Gothic" w:cs="Malgun Gothic" w:eastAsia="Malgun Gothic" w:hAnsi="Malgun Gothic"/>
         </w:rPr>
-        <w:t xml:space="preserve">근무 기록, 수정 이력, 계산 근거, 입금 내역, 첨부 사진, 정산 요청 이력, 기록 등록 확인의 7개 항목을 한 문서로 정리한다.</w:t>
+        <w:t xml:space="preserve">근무 기록, 수정 이력, 계산 근거, 입금 내역, 첨부 사진, 정산 요청 이력, 기록 등록 확인의 7개 항목을 한 문서로 정리</w:t>
       </w:r>
     </w:p>
     <w:p>
@@ -1278,7 +1278,7 @@
         <w:rPr>
           <w:rFonts w:ascii="Malgun Gothic" w:cs="Malgun Gothic" w:eastAsia="Malgun Gothic" w:hAnsi="Malgun Gothic"/>
         </w:rPr>
-        <w:t xml:space="preserve">기록을 남기거나 고칠 때마다 기록 내용으로 만든 확인 번호와 서버 등록 시각이 남는다. 근무지, 시각, 금액은 서버로 가지 않는다. 누구나 확인 페이지에서 등록 시각을 볼 수 있다. "그날 실제로 일했다"까지는 증명하지 못한다.</w:t>
+        <w:t xml:space="preserve">기록을 남기거나 고칠 때마다 기록 내용으로 만든 확인 번호와 서버 등록 시각이 남음. 근무지, 시각, 금액은 서버로 가지 않음. 누구나 확인 페이지에서 등록 시각 확인 가능. "그날 실제로 일했다"까지는 증명하지 못함</w:t>
       </w:r>
     </w:p>
     <w:p>
@@ -1311,7 +1311,7 @@
         <w:rPr>
           <w:rFonts w:ascii="Malgun Gothic" w:cs="Malgun Gothic" w:eastAsia="Malgun Gothic" w:hAnsi="Malgun Gothic"/>
         </w:rPr>
-        <w:t xml:space="preserve">사장 연동 없음, 로그인 없음. 근무 내용은 폰 안에만 둔다.</w:t>
+        <w:t xml:space="preserve">사장 연동 없음, 로그인 없음. 근무 내용은 폰 안에만 둠</w:t>
       </w:r>
     </w:p>
     <w:p>
@@ -1327,7 +1327,7 @@
         <w:rPr>
           <w:rFonts w:ascii="Malgun Gothic" w:cs="Malgun Gothic" w:eastAsia="Malgun Gothic" w:hAnsi="Malgun Gothic"/>
         </w:rPr>
-        <w:t xml:space="preserve">법적 효력을 보장한다고 말하지 않는다. 근로감독관과 법원이 판단할 자료를 정리해 준다(앱 안의 문서에도 적음).</w:t>
+        <w:t xml:space="preserve">법적 효력을 보장한다고 말하지 않음. 근로감독관과 법원이 판단할 자료를 정리해 줌(앱 안의 문서에도 적음)</w:t>
       </w:r>
     </w:p>
     <w:p>
@@ -1343,7 +1343,7 @@
         <w:rPr>
           <w:rFonts w:ascii="Malgun Gothic" w:cs="Malgun Gothic" w:eastAsia="Malgun Gothic" w:hAnsi="Malgun Gothic"/>
         </w:rPr>
-        <w:t xml:space="preserve">진정서는 만들지 않는다. 신고 창구로 연결까지만.</w:t>
+        <w:t xml:space="preserve">진정서는 만들지 않음. 신고 창구로 연결까지만</w:t>
       </w:r>
     </w:p>
     <w:p>
@@ -1377,7 +1377,7 @@
         <w:rPr>
           <w:rFonts w:ascii="Malgun Gothic" w:cs="Malgun Gothic" w:eastAsia="Malgun Gothic" w:hAnsi="Malgun Gothic"/>
         </w:rPr>
-        <w:t xml:space="preserve">주 15시간 이상(주휴수당이 생기는 선) 일하는 만 19~26세 시급제 알바 대학생 (카페·편의점·음식점, 주 3~5일).</w:t>
+        <w:t xml:space="preserve">주 15시간 이상(주휴수당이 생기는 선) 일하는 만 19~26세 시급제 알바 대학생 (카페·편의점·음식점, 주 3~5일)</w:t>
       </w:r>
     </w:p>
     <w:p>
@@ -1393,7 +1393,7 @@
         <w:rPr>
           <w:rFonts w:ascii="Malgun Gothic" w:cs="Malgun Gothic" w:eastAsia="Malgun Gothic" w:hAnsi="Malgun Gothic"/>
         </w:rPr>
-        <w:t xml:space="preserve">근로계약서가 없거나 사본이 없고, 입금 총액만 확인하며, 사장에게 정산 문제를 꺼내기 부담스러워한다.</w:t>
+        <w:t xml:space="preserve">근로계약서가 없거나 사본이 없고, 입금 총액만 확인하며, 사장에게 정산 문제를 꺼내기 부담스러워함</w:t>
       </w:r>
     </w:p>
     <w:p>
@@ -1409,7 +1409,7 @@
         <w:rPr>
           <w:rFonts w:ascii="Malgun Gothic" w:cs="Malgun Gothic" w:eastAsia="Malgun Gothic" w:hAnsi="Malgun Gothic"/>
         </w:rPr>
-        <w:t xml:space="preserve">얼리 어답터: 주휴·야간 지급 여부를 모르거나 곧 그만두는(최근 그만둔) 대학생.</w:t>
+        <w:t xml:space="preserve">얼리 어답터: 주휴·야간 지급 여부를 모르거나 곧 그만두는(최근 그만둔) 대학생</w:t>
       </w:r>
     </w:p>
     <w:p>
@@ -1658,7 +1658,7 @@
                 <w:sz w:val="19"/>
                 <w:szCs w:val="19"/>
               </w:rPr>
-              <w:t xml:space="preserve">스토어 심사 없이 링크로 배포한다. 사용자 의견을 듣고 바로 고쳐 다시 배포할 수 있다.</w:t>
+              <w:t xml:space="preserve">스토어 심사 없이 링크로 배포. 사용자 의견을 듣고 바로 고쳐 다시 배포 가능</w:t>
             </w:r>
           </w:p>
         </w:tc>
@@ -1744,7 +1744,7 @@
                 <w:sz w:val="19"/>
                 <w:szCs w:val="19"/>
               </w:rPr>
-              <w:t xml:space="preserve">근무 내용이 폰 밖으로 나가지 않게 한다. 서버는 확인 번호 등록과 설문 수집에만 쓴다.</w:t>
+              <w:t xml:space="preserve">근무 내용이 폰 밖으로 나가지 않게 함. 서버는 확인 번호 등록과 설문 수집에만 씀</w:t>
             </w:r>
           </w:p>
         </w:tc>
@@ -1845,7 +1845,7 @@
                 <w:sz w:val="19"/>
                 <w:szCs w:val="19"/>
               </w:rPr>
-              <w:t xml:space="preserve">기록은 사용자 폰에 둔다. 공개키로는 서버 표에 넣기와 읽기만 되고 수정·삭제는 거부된다(RLS). 등록 시각은 트리거가 서버 시각으로 강제한다. 운영자 조작까지 막는 것은 아니다(외부 시점 확인은 계획).</w:t>
+              <w:t xml:space="preserve">기록은 사용자 폰에 둠. 공개키로는 서버 표에 넣기와 읽기만 되고 수정·삭제는 거부(RLS). 등록 시각은 트리거가 서버 시각으로 강제. 운영자 조작까지 막지는 못함(외부 시점 확인은 계획)</w:t>
             </w:r>
           </w:p>
         </w:tc>
@@ -1931,7 +1931,7 @@
                 <w:sz w:val="19"/>
                 <w:szCs w:val="19"/>
               </w:rPr>
-              <w:t xml:space="preserve">main 브랜치에 올리면 자동으로 빌드·배포된다.</w:t>
+              <w:t xml:space="preserve">main 브랜치에 올리면 자동 빌드·배포</w:t>
             </w:r>
           </w:p>
         </w:tc>
@@ -2017,7 +2017,7 @@
                 <w:sz w:val="19"/>
                 <w:szCs w:val="19"/>
               </w:rPr>
-              <w:t xml:space="preserve">배포된 앱은 API 키 없이 정해진 문구로 동작한다. 기록 내용을 밖으로 보내지 않으려고 기본은 끈다.</w:t>
+              <w:t xml:space="preserve">배포된 앱은 API 키 없이 정해진 문구로 동작. 기록 내용을 밖으로 보내지 않으려고 기본은 끔</w:t>
             </w:r>
           </w:p>
         </w:tc>
@@ -2103,7 +2103,7 @@
                 <w:sz w:val="19"/>
                 <w:szCs w:val="19"/>
               </w:rPr>
-              <w:t xml:space="preserve">로그인이 없어 사용 로그 대신 설문과 인터뷰로 측정한다.</w:t>
+              <w:t xml:space="preserve">로그인이 없어 사용 로그 대신 설문과 인터뷰로 측정</w:t>
             </w:r>
           </w:p>
         </w:tc>
@@ -2190,7 +2190,7 @@
           <w:sz w:val="18"/>
           <w:szCs w:val="18"/>
         </w:rPr>
-        <w:t xml:space="preserve">그림 1. 시스템 구성도와 데이터 흐름. 근무 내용은 폰 안에, 서버에는 확인 번호와 등록 시각만 간다</w:t>
+        <w:t xml:space="preserve">그림 1. 시스템 구성도와 데이터 흐름. 근무 내용은 폰 안에, 서버에는 확인 번호와 등록 시각만 감</w:t>
       </w:r>
     </w:p>
     <w:p>
@@ -2223,7 +2223,7 @@
         <w:rPr>
           <w:rFonts w:ascii="Malgun Gothic" w:cs="Malgun Gothic" w:eastAsia="Malgun Gothic" w:hAnsi="Malgun Gothic"/>
         </w:rPr>
-        <w:t xml:space="preserve">출근 버튼: 기록 번호를 만들고, 출근 시각 기록의 확인 번호를 서버에 등록한다.</w:t>
+        <w:t xml:space="preserve">출근 버튼: 기록 번호를 만들고, 출근 시각 기록의 확인 번호를 서버에 등록</w:t>
       </w:r>
     </w:p>
     <w:p>
@@ -2239,7 +2239,7 @@
         <w:rPr>
           <w:rFonts w:ascii="Malgun Gothic" w:cs="Malgun Gothic" w:eastAsia="Malgun Gothic" w:hAnsi="Malgun Gothic"/>
         </w:rPr>
-        <w:t xml:space="preserve">퇴근 버튼: 완성된 기록의 확인 번호를 서버에 등록한다.</w:t>
+        <w:t xml:space="preserve">퇴근 버튼: 완성된 기록의 확인 번호를 서버에 등록</w:t>
       </w:r>
     </w:p>
     <w:p>
@@ -2255,7 +2255,7 @@
         <w:rPr>
           <w:rFonts w:ascii="Malgun Gothic" w:cs="Malgun Gothic" w:eastAsia="Malgun Gothic" w:hAnsi="Malgun Gothic"/>
         </w:rPr>
-        <w:t xml:space="preserve">수정·삭제: 수정 이력이 붙은 새 내용의 확인 번호를 다시 등록한다. 같은 기록에 줄이 여러 개면 그만큼 고쳐진 것이다.</w:t>
+        <w:t xml:space="preserve">수정·삭제: 수정 이력이 붙은 새 내용의 확인 번호를 다시 등록. 같은 기록에 줄이 여러 개면 그만큼 고쳐진 것</w:t>
       </w:r>
     </w:p>
     <w:p>
@@ -2271,7 +2271,7 @@
         <w:rPr>
           <w:rFonts w:ascii="Malgun Gothic" w:cs="Malgun Gothic" w:eastAsia="Malgun Gothic" w:hAnsi="Malgun Gothic"/>
         </w:rPr>
-        <w:t xml:space="preserve">인터넷이 없으면 대기열에 두었다가 연결되면 보낸다.</w:t>
+        <w:t xml:space="preserve">인터넷이 없으면 대기열에 두었다가 연결되면 전송</w:t>
       </w:r>
     </w:p>
     <w:p>
@@ -2287,7 +2287,7 @@
         <w:rPr>
           <w:rFonts w:ascii="Malgun Gothic" w:cs="Malgun Gothic" w:eastAsia="Malgun Gothic" w:hAnsi="Malgun Gothic"/>
         </w:rPr>
-        <w:t xml:space="preserve">증빙 묶음 PDF 7번 표에 기록별 확인 번호와 등록 시각이 들어간다.</w:t>
+        <w:t xml:space="preserve">증빙 묶음 PDF 7번 표에 기록별 확인 번호와 등록 시각이 들어감</w:t>
       </w:r>
     </w:p>
     <w:p>
@@ -2303,7 +2303,7 @@
         <w:rPr>
           <w:rFonts w:ascii="Malgun Gothic" w:cs="Malgun Gothic" w:eastAsia="Malgun Gothic" w:hAnsi="Malgun Gothic"/>
         </w:rPr>
-        <w:t xml:space="preserve">확인 번호의 재료: 기록 번호, 근무지 번호(이름 아님), 출근·퇴근 시각, 입력 방식, 추가 사유, 만든 시각, 삭제 여부, 수정 이력. 이것으로 SHA-256 값(64자)을 만들고, 앞 16자를 확인 번호로 쓴다. 번호에서 재료를 되돌릴 수 없다.</w:t>
+        <w:t xml:space="preserve">확인 번호의 재료: 기록 번호, 근무지 번호(이름 아님), 출근·퇴근 시각, 입력 방식, 추가 사유, 만든 시각, 삭제 여부, 수정 이력. 이것으로 SHA-256 값(64자)을 만들고, 앞 16자를 확인 번호로 씀. 번호에서 재료를 되돌릴 수 없음</w:t>
       </w:r>
     </w:p>
     <w:p>
@@ -2319,7 +2319,7 @@
         <w:rPr>
           <w:rFonts w:ascii="Malgun Gothic" w:cs="Malgun Gothic" w:eastAsia="Malgun Gothic" w:hAnsi="Malgun Gothic"/>
         </w:rPr>
-        <w:t xml:space="preserve">전송은 한 번에 하나씩. 실패하면 30초 뒤와 인터넷이 돌아올 때 다시 보낸다.</w:t>
+        <w:t xml:space="preserve">전송은 한 번에 하나씩. 실패하면 30초 뒤와 인터넷이 돌아올 때 다시 보냄</w:t>
       </w:r>
     </w:p>
     <w:p>
@@ -2335,7 +2335,7 @@
         <w:rPr>
           <w:rFonts w:ascii="Malgun Gothic" w:cs="Malgun Gothic" w:eastAsia="Malgun Gothic" w:hAnsi="Malgun Gothic"/>
         </w:rPr>
-        <w:t xml:space="preserve">설문 응답은 같은 서버의 survey 표에 저장되고(알바 여부, 답 묶음, 서버 시각), 결과 페이지가 읽어 "몇 명 중 몇 명"으로 집계한다.</w:t>
+        <w:t xml:space="preserve">설문 응답은 같은 서버의 survey 표에 저장(알바 여부, 답 묶음, 서버 시각). 결과 페이지가 읽어 "몇 명 중 몇 명"으로 집계</w:t>
       </w:r>
     </w:p>
     <w:p>
@@ -2368,7 +2368,7 @@
         <w:rPr>
           <w:rFonts w:ascii="Malgun Gothic" w:cs="Malgun Gothic" w:eastAsia="Malgun Gothic" w:hAnsi="Malgun Gothic"/>
         </w:rPr>
-        <w:t xml:space="preserve">서버에는 이름, 근무지, 시각, 금액이 가지 않는다. 기기 번호는 처음 기록을 등록할 때 앱이 만든 난수라 휴대전화 번호가 아니다. 확인 번호만으로는 내용을 되돌릴 수 없다.</w:t>
+        <w:t xml:space="preserve">서버에는 이름, 근무지, 시각, 금액이 가지 않음. 기기 번호는 처음 기록을 등록할 때 앱이 만든 난수라 휴대전화 번호가 아님. 확인 번호만으로는 내용을 되돌릴 수 없음</w:t>
       </w:r>
     </w:p>
     <w:p>
@@ -2384,7 +2384,7 @@
         <w:rPr>
           <w:rFonts w:ascii="Malgun Gothic" w:cs="Malgun Gothic" w:eastAsia="Malgun Gothic" w:hAnsi="Malgun Gothic"/>
         </w:rPr>
-        <w:t xml:space="preserve">코드에는 공개키만 둔다. 공개키로는 stamps와 survey 두 표 모두 넣기와 읽기만 되고 고치기·지우기는 거부된다(RLS, curl로 401 확인). 2000년 시각을 보내도 서버 시각으로 저장되는 것을 확인했다. 관리자 키는 받지도 쓰지도 않는다.</w:t>
+        <w:t xml:space="preserve">코드에는 공개키만 둠. 공개키로는 stamps와 survey 두 표 모두 넣기와 읽기만 되고 고치기·지우기는 거부(RLS, curl로 401 확인). 2000년 시각을 보내도 서버 시각으로 저장되는 것 확인. 관리자 키는 받지도 쓰지도 않음</w:t>
       </w:r>
     </w:p>
     <w:p>
@@ -2400,7 +2400,7 @@
         <w:rPr>
           <w:rFonts w:ascii="Malgun Gothic" w:cs="Malgun Gothic" w:eastAsia="Malgun Gothic" w:hAnsi="Malgun Gothic"/>
         </w:rPr>
-        <w:t xml:space="preserve">기록 등록은 설정에서 끌 수 있고, 무엇이 서버로 가는지 설정 탭에 적어 두었다.</w:t>
+        <w:t xml:space="preserve">기록 등록은 설정에서 끌 수 있고, 무엇이 서버로 가는지 설정 탭에 적어 둠</w:t>
       </w:r>
     </w:p>
     <w:p>
@@ -2433,7 +2433,7 @@
         <w:rPr>
           <w:rFonts w:ascii="Malgun Gothic" w:cs="Malgun Gothic" w:eastAsia="Malgun Gothic" w:hAnsi="Malgun Gothic"/>
         </w:rPr>
-        <w:t xml:space="preserve">기록이 폰에만 있어 폰을 바꾸거나 브라우저 데이터를 지우면 사라진다. 지금은 백업 파일이 유일한 보호 수단이다. 2차 수익 모델로 생각하는 동기화·자동 백업 구독이 이 문제를 푸는 기능이다.</w:t>
+        <w:t xml:space="preserve">기록이 폰에만 있어 폰을 바꾸거나 브라우저 데이터를 지우면 사라짐. 지금은 백업 파일이 유일한 보호 수단. 2차 수익 모델로 생각하는 동기화·자동 백업 구독이 이 문제를 푸는 기능</w:t>
       </w:r>
     </w:p>
     <w:p>
@@ -2449,7 +2449,7 @@
         <w:rPr>
           <w:rFonts w:ascii="Malgun Gothic" w:cs="Malgun Gothic" w:eastAsia="Malgun Gothic" w:hAnsi="Malgun Gothic"/>
         </w:rPr>
-        <w:t xml:space="preserve">확인 번호만으로는 제3자가 내용을 되돌려 볼 수 없다. 11월 17일부터 증빙 PDF의 기록 내용으로 번호를 다시 계산해 서버 시각과 맞춰 보는 확인 방식을 만든다(계획).</w:t>
+        <w:t xml:space="preserve">확인 번호만으로는 제3자가 내용을 되돌려 볼 수 없음. 11월 17일부터 증빙 PDF의 기록 내용으로 번호를 다시 계산해 서버 시각과 맞춰 보는 확인 방식을 만들 계획</w:t>
       </w:r>
     </w:p>
     <w:p>
@@ -2465,7 +2465,7 @@
         <w:rPr>
           <w:rFonts w:ascii="Malgun Gothic" w:cs="Malgun Gothic" w:eastAsia="Malgun Gothic" w:hAnsi="Malgun Gothic"/>
         </w:rPr>
-        <w:t xml:space="preserve">프로젝트 운영자 권한으로는 서버 표를 고칠 수 있다. 그래서 지금 보여 주는 것은 "사용자가 나중에 고칠 수 없다"까지이고, 운영자와 무관한 외부 기관의 시점 확인(공인 타임스탬프 등)은 비용이 들어 향후 계획으로 둔다.</w:t>
+        <w:t xml:space="preserve">프로젝트 운영자 권한으로는 서버 표를 고칠 수 있음. 그래서 지금 보여 주는 것은 "사용자가 나중에 고칠 수 없다"까지. 운영자와 무관한 외부 기관의 시점 확인(공인 타임스탬프 등)은 비용이 들어 향후 계획</w:t>
       </w:r>
     </w:p>
     <w:p>
@@ -2481,7 +2481,7 @@
         <w:rPr>
           <w:rFonts w:ascii="Malgun Gothic" w:cs="Malgun Gothic" w:eastAsia="Malgun Gothic" w:hAnsi="Malgun Gothic"/>
         </w:rPr>
-        <w:t xml:space="preserve">공개키로 누구나 넣을 수 있으므로 쓸모없는 줄이 쌓일 수 있다. 앱 쪽에서 따로 막는 장치는 아직 없다.</w:t>
+        <w:t xml:space="preserve">공개키로 누구나 넣을 수 있어 쓸모없는 줄이 쌓일 수 있음. 앱 쪽에서 따로 막는 장치는 아직 없음</w:t>
       </w:r>
     </w:p>
     <w:p>
@@ -2497,7 +2497,7 @@
         <w:rPr>
           <w:rFonts w:ascii="Malgun Gothic" w:cs="Malgun Gothic" w:eastAsia="Malgun Gothic" w:hAnsi="Malgun Gothic"/>
         </w:rPr>
-        <w:t xml:space="preserve">무료 요금제 서버는 일주일 요청이 없으면 멈춘다. 멈춰 있는 동안의 기록은 앱 대기열에 있다가 깨어나면 보내지고, 사용자가 늘면 유료 요금제로 바꾼다.</w:t>
+        <w:t xml:space="preserve">무료 요금제 서버는 일주일 요청이 없으면 멈춤. 멈춰 있는 동안의 기록은 앱 대기열에 있다가 깨어나면 전송. 사용자가 늘면 유료 요금제로 전환</w:t>
       </w:r>
     </w:p>
     <w:p>
@@ -2540,7 +2540,7 @@
         <w:rPr>
           <w:rFonts w:ascii="Malgun Gothic" w:cs="Malgun Gothic" w:eastAsia="Malgun Gothic" w:hAnsi="Malgun Gothic"/>
         </w:rPr>
-        <w:t xml:space="preserve">[진행 중 N%] / [설계]. [완료]와 100%는 실제 폰 확인과 사용자 검증까지 마친 뒤에만 쓰기로 해 아직 없다.</w:t>
+        <w:t xml:space="preserve">[진행 중 N%] / [설계]. [완료]와 100%는 실제 폰 확인과 사용자 검증까지 마친 뒤에만 쓰기로 해 아직 없음</w:t>
       </w:r>
     </w:p>
     <w:p>
@@ -2564,7 +2564,7 @@
         <w:rPr>
           <w:rFonts w:ascii="Malgun Gothic" w:cs="Malgun Gothic" w:eastAsia="Malgun Gothic" w:hAnsi="Malgun Gothic"/>
         </w:rPr>
-        <w:t xml:space="preserve">10월 13일 MVP 기능 정의서의 포함 기능 8개. 제외 기능 6개는 금액 자동 인식, 푸시 알림, AI 문구, 미니게임 광고·랭킹, 로그인·사장 연동, 진정서·유료화다.</w:t>
+        <w:t xml:space="preserve">10월 13일 MVP 기능 정의서의 포함 기능 8개. 제외 기능 6개는 금액 자동 인식, 푸시 알림, AI 문구, 미니게임 광고·랭킹, 로그인·사장 연동, 진정서·유료화</w:t>
       </w:r>
     </w:p>
     <w:p>
@@ -2588,7 +2588,7 @@
         <w:rPr>
           <w:rFonts w:ascii="Malgun Gothic" w:cs="Malgun Gothic" w:eastAsia="Malgun Gothic" w:hAnsi="Malgun Gothic"/>
         </w:rPr>
-        <w:t xml:space="preserve">구현, 실제 폰 확인, 사용자 검증을 100으로 보고 남은 일만큼 뺀 자체 평가다. 동작은 컴퓨터의 폰 크기 화면에서, 실제 폰은 설치까지 확인했다.</w:t>
+        <w:t xml:space="preserve">구현, 실제 폰 확인, 사용자 검증을 100으로 보고 남은 일만큼 뺀 자체 평가. 동작은 컴퓨터의 폰 크기 화면에서, 실제 폰은 설치까지 확인</w:t>
       </w:r>
     </w:p>
     <w:tbl>
@@ -2783,7 +2783,7 @@
                 <w:sz w:val="19"/>
                 <w:szCs w:val="19"/>
               </w:rPr>
-              <w:t xml:space="preserve">동작한다. 실제 폰에서 몇 주 이상 써 보는 검증이 남았다.</w:t>
+              <w:t xml:space="preserve">동작함. 실제 폰에서 몇 주 이상 써 보는 검증이 남음</w:t>
             </w:r>
           </w:p>
         </w:tc>
@@ -2869,7 +2869,7 @@
                 <w:sz w:val="19"/>
                 <w:szCs w:val="19"/>
               </w:rPr>
-              <w:t xml:space="preserve">동작한다. 반복 스케줄 입력 편의 기능이 없다.</w:t>
+              <w:t xml:space="preserve">동작함. 반복 스케줄 입력 편의 기능 없음</w:t>
             </w:r>
           </w:p>
         </w:tc>
@@ -2955,7 +2955,7 @@
                 <w:sz w:val="19"/>
                 <w:szCs w:val="19"/>
               </w:rPr>
-              <w:t xml:space="preserve">동작한다. 연장근로 가산은 반영하지 않았다(화면에 표시).</w:t>
+              <w:t xml:space="preserve">동작함. 연장근로 가산은 반영하지 않음(화면에 표시)</w:t>
             </w:r>
           </w:p>
         </w:tc>
@@ -3041,7 +3041,7 @@
                 <w:sz w:val="19"/>
                 <w:szCs w:val="19"/>
               </w:rPr>
-              <w:t xml:space="preserve">동작한다. 받은 금액을 매달 직접 넣을지(가설 1)의 검증이 남았다. 사진 자동 인식은 계획대로 제외.</w:t>
+              <w:t xml:space="preserve">동작함. 사용자가 받은 금액을 매달 직접 넣을지 검증이 남음. 사진 자동 인식은 계획대로 제외</w:t>
             </w:r>
           </w:p>
         </w:tc>
@@ -3127,7 +3127,7 @@
                 <w:sz w:val="19"/>
                 <w:szCs w:val="19"/>
               </w:rPr>
-              <w:t xml:space="preserve">동작한다. 문구 톤을 사용자에게 검증하지 못했다. AI 문구는 선택 사항이다.</w:t>
+              <w:t xml:space="preserve">동작함. 문구 톤의 사용자 검증 전. AI 문구는 선택 사항</w:t>
             </w:r>
           </w:p>
         </w:tc>
@@ -3213,7 +3213,7 @@
                 <w:sz w:val="19"/>
                 <w:szCs w:val="19"/>
               </w:rPr>
-              <w:t xml:space="preserve">동작한다. 실제 폰에서 PDF 저장 확인이 필요하다.</w:t>
+              <w:t xml:space="preserve">동작함. 실제 폰에서 PDF 저장 확인 필요</w:t>
             </w:r>
           </w:p>
         </w:tc>
@@ -3299,7 +3299,7 @@
                 <w:sz w:val="19"/>
                 <w:szCs w:val="19"/>
               </w:rPr>
-              <w:t xml:space="preserve">컴퓨터에서 출근·퇴근·수정 모두 등록되는 것을 확인했다. 실제 폰 확인과, 제3자가 내용으로 번호를 다시 계산해 볼 방법이 남았다.</w:t>
+              <w:t xml:space="preserve">컴퓨터에서 출근·퇴근·수정 모두 등록 확인. 실제 폰 확인과, 제3자가 내용으로 번호를 다시 계산해 볼 방법이 남음</w:t>
             </w:r>
           </w:p>
         </w:tc>
@@ -3385,7 +3385,7 @@
                 <w:sz w:val="19"/>
                 <w:szCs w:val="19"/>
               </w:rPr>
-              <w:t xml:space="preserve">동작한다. 실제 폰에서 파일 저장 확인이 필요하다.</w:t>
+              <w:t xml:space="preserve">동작함. 실제 폰에서 파일 저장 확인 필요</w:t>
             </w:r>
           </w:p>
         </w:tc>
@@ -3471,7 +3471,7 @@
                 <w:sz w:val="19"/>
                 <w:szCs w:val="19"/>
               </w:rPr>
-              <w:t xml:space="preserve">검증 대상이 아니다. 게임 기록은 증빙·요청 문서에 섞이지 않는다.</w:t>
+              <w:t xml:space="preserve">검증 대상 아님. 게임 기록은 증빙·요청 문서에 섞이지 않음</w:t>
             </w:r>
           </w:p>
         </w:tc>
@@ -3557,7 +3557,7 @@
                 <w:sz w:val="19"/>
                 <w:szCs w:val="19"/>
               </w:rPr>
-              <w:t xml:space="preserve">API 키 없이 폰 안에서 하기 어려워 보류했다. 향후 계획.</w:t>
+              <w:t xml:space="preserve">API 키 없이 폰 안에서 하기 어려워 보류. 향후 계획</w:t>
             </w:r>
           </w:p>
         </w:tc>
@@ -3643,7 +3643,7 @@
                 <w:sz w:val="19"/>
                 <w:szCs w:val="19"/>
               </w:rPr>
-              <w:t xml:space="preserve">서버가 입금을 알 수 없어 "앱을 열면 알려 준다"로 대체했다.</w:t>
+              <w:t xml:space="preserve">서버가 입금을 알 수 없어 "앱을 열면 알려 줌"으로 대체</w:t>
             </w:r>
           </w:p>
         </w:tc>
@@ -3670,7 +3670,7 @@
         <w:rPr>
           <w:rFonts w:ascii="Malgun Gothic" w:cs="Malgun Gothic" w:eastAsia="Malgun Gothic" w:hAnsi="Malgun Gothic"/>
         </w:rPr>
-        <w:t xml:space="preserve">MVP 기능 정의서의 포함 기능 8개가 모두 동작하는 수준으로 배포되었다. 세부 완성도는 평균 약 80%이고, 실제 사용자 검증은 11월에 시작한다.</w:t>
+        <w:t xml:space="preserve">MVP 기능 정의서의 포함 기능 8개가 모두 동작하는 수준으로 배포. 세부 완성도 평균 약 80%, 실제 사용자 검증은 11월 시작</w:t>
       </w:r>
     </w:p>
     <w:p>
@@ -3703,7 +3703,7 @@
         <w:rPr>
           <w:rFonts w:ascii="Malgun Gothic" w:cs="Malgun Gothic" w:eastAsia="Malgun Gothic" w:hAnsi="Malgun Gothic"/>
         </w:rPr>
-        <w:t xml:space="preserve">9월: 기획서(기능 4개)와 경쟁 앱 네 개의 공식 소개·리뷰 조사 → 10월 5일 첫 커밋(근무 기록) → 10월 7일 아이폰 설치 확인, 앱 아이콘 → 10월 13일 기록 등록(서버 등록)과 MVP 기능 정의서(포함 기능을 8개로 고정, 이후 추가 없음) → 10월 23일 링크 설문 페이지 → 10월 25일 현재.</w:t>
+        <w:t xml:space="preserve">9월: 기획서(기능 4개)와 경쟁 앱 네 개의 공식 소개·리뷰 조사 → 10월 5일 첫 커밋(근무 기록) → 10월 7일 아이폰 설치 확인, 앱 아이콘 → 10월 13일 기록 등록(서버 등록)과 MVP 기능 정의서(포함 기능을 8개로 고정, 이후 추가 없음) → 10월 23일 링크 설문 페이지 → 10월 25일 현재</w:t>
       </w:r>
     </w:p>
     <w:p>
@@ -3719,7 +3719,7 @@
         <w:rPr>
           <w:rFonts w:ascii="Malgun Gothic" w:cs="Malgun Gothic" w:eastAsia="Malgun Gothic" w:hAnsi="Malgun Gothic"/>
         </w:rPr>
-        <w:t xml:space="preserve">10월 5일부터 25일까지 저장소 커밋 152회, 모두 팀장. main에 올릴 때마다 자동 배포되어 배포 실행도 151회다(GitHub Actions 기록, 10월 26일 기준).</w:t>
+        <w:t xml:space="preserve">10월 5일부터 25일까지 저장소 커밋 152회, 모두 팀장. main에 올릴 때마다 자동 배포되어 배포 실행도 151회(GitHub Actions 기록, 10월 26일 기준)</w:t>
       </w:r>
     </w:p>
     <w:p>
@@ -5187,7 +5187,7 @@
           <w:sz w:val="18"/>
           <w:szCs w:val="18"/>
         </w:rPr>
-        <w:t xml:space="preserve">"미확인" 칸은 11월 실제 폰 검증에서 채운다.</w:t>
+        <w:t xml:space="preserve">"미확인" 칸은 11월 실제 폰 검증에서 채움</w:t>
       </w:r>
     </w:p>
     <w:p>
@@ -5216,7 +5216,7 @@
         <w:rPr>
           <w:rFonts w:ascii="Malgun Gothic" w:cs="Malgun Gothic" w:eastAsia="Malgun Gothic" w:hAnsi="Malgun Gothic"/>
         </w:rPr>
-        <w:t xml:space="preserve">배포 주소 https://jihooni217.github.io/albaguard/ (저장소 github.com/jihooni217/albaguard). 폰 브라우저에서 "홈 화면에 추가"로 설치해 앱처럼 쓴다.</w:t>
+        <w:t xml:space="preserve">배포 주소 https://jihooni217.github.io/albaguard/ (저장소 github.com/jihooni217/albaguard). 폰 브라우저에서 "홈 화면에 추가"로 설치해 앱처럼 사용</w:t>
       </w:r>
     </w:p>
     <w:tbl>
@@ -5497,7 +5497,7 @@
         <w:rPr>
           <w:rFonts w:ascii="Malgun Gothic" w:cs="Malgun Gothic" w:eastAsia="Malgun Gothic" w:hAnsi="Malgun Gothic"/>
         </w:rPr>
-        <w:t xml:space="preserve">이번 달 받을 돈과 일한 시간, 출근 버튼, 알림(받은 금액 확인, 덜 받은 급여, 주휴수당 대상), 내역이 통장처럼 쌓인다.</w:t>
+        <w:t xml:space="preserve">이번 달 받을 돈과 일한 시간, 출근 버튼, 알림(받은 금액 확인, 덜 받은 급여, 주휴수당 대상). 내역이 통장처럼 쌓임</w:t>
       </w:r>
     </w:p>
     <w:p>
@@ -5521,7 +5521,7 @@
         <w:rPr>
           <w:rFonts w:ascii="Malgun Gothic" w:cs="Malgun Gothic" w:eastAsia="Malgun Gothic" w:hAnsi="Malgun Gothic"/>
         </w:rPr>
-        <w:t xml:space="preserve">예정 스케줄과 실제 근무를 비교해 연장·대타만 글자로 표시한다. 고른 날은 예정, 실제, 차이 세 줄로 보여 준다.</w:t>
+        <w:t xml:space="preserve">예정 스케줄과 실제 근무를 비교해, 예정과 다른 날(연장·대타·단축 등)만 글자로 표시. 고른 날은 예정, 실제, 차이 세 줄</w:t>
       </w:r>
     </w:p>
     <w:p>
@@ -5545,7 +5545,7 @@
         <w:rPr>
           <w:rFonts w:ascii="Malgun Gothic" w:cs="Malgun Gothic" w:eastAsia="Malgun Gothic" w:hAnsi="Malgun Gothic"/>
         </w:rPr>
-        <w:t xml:space="preserve">"받았어야 할 돈" 아래에 "실제로 얼마 받았나요?"를 먼저 묻는다. 넣으면 덜 받은 돈이 빨간 숫자로 바뀌고 계산 내역이 아래에 온다.</w:t>
+        <w:t xml:space="preserve">"받았어야 할 돈" 아래에서 "실제로 얼마 받았나요?"를 먼저 물음. 넣으면 덜 받은 돈이 빨간 숫자로 바뀌고 계산 내역이 아래에 옴</w:t>
       </w:r>
     </w:p>
     <w:tbl>
@@ -5904,7 +5904,7 @@
         <w:rPr>
           <w:rFonts w:ascii="Malgun Gothic" w:cs="Malgun Gothic" w:eastAsia="Malgun Gothic" w:hAnsi="Malgun Gothic"/>
         </w:rPr>
-        <w:t xml:space="preserve">덜 받은 돈과 근거, 1~3단계. 메시지를 복사하고 보낸 날짜를 남길 수 있다. 14일이 지나도 덜 받은 상태면 다음 단계를 권한다.</w:t>
+        <w:t xml:space="preserve">덜 받은 돈과 근거, 1~3단계. 메시지를 복사하고 보낸 날짜를 남길 수 있음. 14일이 지나도 덜 받은 상태면 다음 단계를 권함</w:t>
       </w:r>
     </w:p>
     <w:p>
@@ -5928,7 +5928,7 @@
         <w:rPr>
           <w:rFonts w:ascii="Malgun Gothic" w:cs="Malgun Gothic" w:eastAsia="Malgun Gothic" w:hAnsi="Malgun Gothic"/>
         </w:rPr>
-        <w:t xml:space="preserve">근무 기록, 수정 이력, 계산 근거, 입금 내역, 첨부 사진, 정산 요청 이력, 기록 등록 확인. 맨 아래에 법적 효력을 보장하지 않는다는 안내가 인쇄된다.</w:t>
+        <w:t xml:space="preserve">근무 기록, 수정 이력, 계산 근거, 입금 내역, 첨부 사진, 정산 요청 이력, 기록 등록 확인. 맨 아래에 법적 효력을 보장하지 않는다는 안내가 인쇄됨</w:t>
       </w:r>
     </w:p>
     <w:p>
@@ -5952,7 +5952,7 @@
         <w:rPr>
           <w:rFonts w:ascii="Malgun Gothic" w:cs="Malgun Gothic" w:eastAsia="Malgun Gothic" w:hAnsi="Malgun Gothic"/>
         </w:rPr>
-        <w:t xml:space="preserve">확인 번호를 넣으면 서버 등록 시각이 나온다. 앱 데이터 없이 동작하는 별도 페이지라 제3자도 열 수 있다. 캡처의 번호 0cc0cecf6cb2954c는 2026년 10월 25일에 실제로 등록된 것이고, https://jihooni217.github.io/albaguard/verify.html?h=0cc0cecf6cb2954c 를 열면 같은 결과를 볼 수 있다.</w:t>
+        <w:t xml:space="preserve">확인 번호를 넣으면 서버 등록 시각이 나옴. 앱 데이터 없이 동작하는 별도 페이지라 제3자도 열 수 있음. 캡처의 번호 0cc0cecf6cb2954c는 2026년 10월 25일에 실제로 등록된 것이고, https://jihooni217.github.io/albaguard/verify.html?h=0cc0cecf6cb2954c 에서 같은 결과 확인 가능</w:t>
       </w:r>
     </w:p>
     <w:p>
@@ -5976,7 +5976,7 @@
         <w:rPr>
           <w:rFonts w:ascii="Malgun Gothic" w:cs="Malgun Gothic" w:eastAsia="Malgun Gothic" w:hAnsi="Malgun Gothic"/>
         </w:rPr>
-        <w:t xml:space="preserve">근무지, 화면 밝기, 쉬는 틈 게임 보이기, 기록 등록 건수와 켜기·끄기, 무엇이 서버로 가는지, 백업 파일 만들기·불러오기.</w:t>
+        <w:t xml:space="preserve">근무지, 화면 밝기, 쉬는 틈 게임 보이기, 기록 등록 건수와 켜기·끄기, 무엇이 서버로 가는지, 백업 파일 만들기·불러오기</w:t>
       </w:r>
     </w:p>
     <w:p>
@@ -5990,7 +5990,7 @@
           <w:sz w:val="18"/>
           <w:szCs w:val="18"/>
         </w:rPr>
-        <w:t xml:space="preserve">디자인은 타깃 사용자(급여 계산 앱을 쓰는 친구)가 시안 12장 중 고른 통장 구성을 적용했다. 잉크 남색은 "기록을 잉크로 남긴다"라는 뜻이다. 화면 캡처는 2026년 10월 25일 기준 예시 데이터이고, 모두 배포 주소에서 지금 열린다.</w:t>
+        <w:t xml:space="preserve">디자인은 타깃 사용자(급여 계산 앱을 쓰는 친구)가 시안 12장 중 고른 통장 구성을 적용. 잉크 남색은 "기록을 잉크로 남긴다"라는 뜻. 화면 캡처는 2026년 10월 25일 기준 예시 데이터이고, 모두 배포 주소에서 바로 열 수 있음</w:t>
       </w:r>
     </w:p>
     <w:p>
@@ -6424,7 +6424,7 @@
                 <w:sz w:val="19"/>
                 <w:szCs w:val="19"/>
               </w:rPr>
-              <w:t xml:space="preserve">5인 미만 6,130억, 5~29인 7,882억. 카페·편의점·음식점 같은 영세 사업장이 여기에 있다</w:t>
+              <w:t xml:space="preserve">5인 미만 6,130억, 5~29인 7,882억. 카페·편의점·음식점은 대개 이 규모</w:t>
             </w:r>
           </w:p>
         </w:tc>
@@ -6719,7 +6719,7 @@
         <w:rPr>
           <w:rFonts w:ascii="Malgun Gothic" w:cs="Malgun Gothic" w:eastAsia="Malgun Gothic" w:hAnsi="Malgun Gothic"/>
         </w:rPr>
-        <w:t xml:space="preserve">재적학생 약 307만 명(대학원 포함) → 알바 경험 67~89% → 지금 알바 중: 미상 → 주 15시간 이상: 미상. 경험 기준 상한은 약 210만~270만 명이다.</w:t>
+        <w:t xml:space="preserve">재적학생 약 307만 명(대학원 포함) → 알바 경험 67~89% → 지금 알바 중: 미상 → 주 15시간 이상: 미상. 경험 기준 상한은 약 210만~270만 명</w:t>
       </w:r>
     </w:p>
     <w:p>
@@ -6735,7 +6735,7 @@
         <w:rPr>
           <w:rFonts w:ascii="Malgun Gothic" w:cs="Malgun Gothic" w:eastAsia="Malgun Gothic" w:hAnsi="Malgun Gothic"/>
         </w:rPr>
-        <w:t xml:space="preserve">알바 경험률은 알바몬 설문(대학생 1,193명 중 여름방학 알바 경험 88.9%, 2023.9)과 동대신문 설문(대학생 200명 중 1개월 이상 알바 경험 67.5%, 연도 미상)에서 가져온 값이라 전국 대푯값이 아니다. 뒤 두 칸을 채울 공식 통계는 찾지 못했다. 11월 설문의 "주당 근무 시간" 문항은 주휴수당 중심 메시지를 정하는 참고값이고, 시장 규모 추정에는 쓰지 않는다.</w:t>
+        <w:t xml:space="preserve">알바 경험률은 알바몬 설문(대학생 1,193명 중 여름방학 알바 경험 88.9%, 2023.9)과 동대신문 설문(대학생 200명 중 1개월 이상 알바 경험 67.5%, 연도 미상)의 값이라 전국 대푯값이 아님. 뒤 두 칸을 채울 공식 통계는 찾지 못함. 11월 설문의 "주당 근무 시간" 문항은 주휴수당 중심 메시지를 정하는 참고값이고, 시장 규모 추정에는 쓰지 않음</w:t>
       </w:r>
     </w:p>
     <w:p>
@@ -6751,7 +6751,7 @@
         <w:rPr>
           <w:rFonts w:ascii="Malgun Gothic" w:cs="Malgun Gothic" w:eastAsia="Malgun Gothic" w:hAnsi="Malgun Gothic"/>
         </w:rPr>
-        <w:t xml:space="preserve">알바천국 설문은 플랫폼 이용자 대상이라 임금 문제를 겪은 쪽으로 치우쳤을 수 있다. 그래서 전국 통계(고용노동부 체불액)와 우리 설문을 함께 본다.</w:t>
+        <w:t xml:space="preserve">알바천국 설문은 플랫폼 이용자 대상이라 임금 문제를 겪은 쪽으로 치우쳤을 수 있음. 그래서 전국 통계(고용노동부 체불액)와 우리 설문을 함께 봄</w:t>
       </w:r>
     </w:p>
     <w:p>
@@ -6764,53 +6764,7 @@
           <w:b/>
           <w:bCs/>
         </w:rPr>
-        <w:t xml:space="preserve">타이밍: </w:t>
-      </w:r>
-      <w:r>
-        <w:rPr>
-          <w:rFonts w:ascii="Malgun Gothic" w:cs="Malgun Gothic" w:eastAsia="Malgun Gothic" w:hAnsi="Malgun Gothic"/>
-        </w:rPr>
-        <w:t xml:space="preserve">2025년 9월 관계부처 합동 임금체불 근절 대책(대지급금 3개월분 → 6개월분), 2025년 10월 23일 개정 근로기준법 시행(상습 체불 사업주 신용 제재·명단 공개 등)으로 체불 제재와 대지급금이 넓어졌다. 근거를 남겨 둔 사람이 돌려받기 쉬워지는 때다. 최저임금은 2026년 10,320원, 2027년 10,700원으로 해마다 바뀌어 연도가 바뀌는 달은 계산 기준이 달라진다. 앱은 연도별 표로 그달에 맞는 값을 쓴다.</w:t>
-      </w:r>
-    </w:p>
-    <w:p>
-      <w:pPr>
-        <w:pStyle w:val="Heading2"/>
-        <w:keepNext/>
-        <w:spacing w:after="140" w:before="280"/>
-      </w:pPr>
-      <w:r>
-        <w:rPr>
-          <w:rFonts w:ascii="Malgun Gothic" w:cs="Malgun Gothic" w:eastAsia="Malgun Gothic" w:hAnsi="Malgun Gothic"/>
-          <w:b/>
-          <w:bCs/>
-          <w:color w:val="2A3193"/>
-          <w:sz w:val="25"/>
-          <w:szCs w:val="25"/>
-        </w:rPr>
-        <w:t xml:space="preserve">4.2 수익 창출 구조</w:t>
-      </w:r>
-    </w:p>
-    <w:p>
-      <w:pPr>
-        <w:spacing w:after="120" w:line="320"/>
-      </w:pPr>
-      <w:r>
-        <w:rPr>
-          <w:rFonts w:ascii="Malgun Gothic" w:cs="Malgun Gothic" w:eastAsia="Malgun Gothic" w:hAnsi="Malgun Gothic"/>
-        </w:rPr>
-        <w:t xml:space="preserve">구독·수수료·광고·판매 네 가지 중 광고를 1차, 구독을 2차로 골랐다. 수수료는 앱 안에서 돈이 오가는 거래가 없어 맞지 않고, 판매는 팔 것이 정산 문구와 증빙 문서뿐이라 돈을 받고 문서를 만들어 주는 셈이 되어 하지 않는다.</w:t>
-      </w:r>
-    </w:p>
-    <w:p>
-      <w:pPr>
-        <w:spacing w:after="120" w:line="320"/>
-      </w:pPr>
-      <w:r>
-        <w:rPr>
-          <w:rFonts w:ascii="Malgun Gothic" w:cs="Malgun Gothic" w:eastAsia="Malgun Gothic" w:hAnsi="Malgun Gothic"/>
-        </w:rPr>
-        <w:t xml:space="preserve">출퇴근 버튼은 일하는 날마다 누르지만, 받은 돈을 확인하는 건 급여일에 한 번이다. 그 사이에도 앱을 열 이유를 만들려고 쉬는 틈 게임을 넣었고, 그 화면이 광고 자리다. 게임은 핵심 화면과 분리되어 설정에서 숨길 수 있고, 게임 기록은 증빙·요청 문서에 섞이지 않는다.</w:t>
+        <w:t xml:space="preserve">타이밍</w:t>
       </w:r>
     </w:p>
     <w:p>
@@ -6825,16 +6779,8 @@
       <w:r>
         <w:rPr>
           <w:rFonts w:ascii="Malgun Gothic" w:cs="Malgun Gothic" w:eastAsia="Malgun Gothic" w:hAnsi="Malgun Gothic"/>
-          <w:b/>
-          <w:bCs/>
-        </w:rPr>
-        <w:t xml:space="preserve">핵심 화면은 무료, 광고 없음. </w:t>
-      </w:r>
-      <w:r>
-        <w:rPr>
-          <w:rFonts w:ascii="Malgun Gothic" w:cs="Malgun Gothic" w:eastAsia="Malgun Gothic" w:hAnsi="Malgun Gothic"/>
-        </w:rPr>
-        <w:t xml:space="preserve">기록, 비교, 요청, 증빙처럼 신뢰가 핵심인 화면에는 광고를 섞지 않는다. 사장님께 보낼 문서를 만드는 화면에 광고가 보이면 신뢰가 깎인다.</w:t>
+        </w:rPr>
+        <w:t xml:space="preserve">2025년 9월 관계부처 합동 임금체불 근절 대책(대지급금 3개월분 → 6개월분), 2025년 10월 23일 개정 근로기준법 시행(상습 체불 사업주 신용 제재·명단 공개 등)으로 체불 제재와 대지급금이 넓어짐</w:t>
       </w:r>
     </w:p>
     <w:p>
@@ -6849,16 +6795,26 @@
       <w:r>
         <w:rPr>
           <w:rFonts w:ascii="Malgun Gothic" w:cs="Malgun Gothic" w:eastAsia="Malgun Gothic" w:hAnsi="Malgun Gothic"/>
+        </w:rPr>
+        <w:t xml:space="preserve">최저임금은 2026년 10,320원, 2027년 10,700원으로 해마다 바뀌어, 연도가 바뀌는 달은 계산 기준이 달라짐. 앱은 연도별 표로 그달에 맞는 값을 씀</w:t>
+      </w:r>
+    </w:p>
+    <w:p>
+      <w:pPr>
+        <w:pStyle w:val="Heading2"/>
+        <w:keepNext/>
+        <w:spacing w:after="140" w:before="280"/>
+      </w:pPr>
+      <w:r>
+        <w:rPr>
+          <w:rFonts w:ascii="Malgun Gothic" w:cs="Malgun Gothic" w:eastAsia="Malgun Gothic" w:hAnsi="Malgun Gothic"/>
           <w:b/>
           <w:bCs/>
-        </w:rPr>
-        <w:t xml:space="preserve">1차(가설): 쉬는 틈 게임 화면 광고. </w:t>
-      </w:r>
-      <w:r>
-        <w:rPr>
-          <w:rFonts w:ascii="Malgun Gothic" w:cs="Malgun Gothic" w:eastAsia="Malgun Gothic" w:hAnsi="Malgun Gothic"/>
-        </w:rPr>
-        <w:t xml:space="preserve">스도쿠, 틀린 그림 찾기, 블록 채우기 화면에만 붙인다. 웹앱이라 배너·전면 광고가 기본이고, 보상형은 Google H5 Games Ads 승인을 받으면 쓸 수 있다(신청제 베타이고 AdSense 계정 승인이 먼저 필요하다. 아직 신청하지 않음). 광고 단가와 게임 체류 시간은 측정 전이라 매출 추정은 적지 않는다. 가설 확인은 설문의 "게임 화면 광고" 문항과 승인 뒤 게임 화면 열람 수로 한다.</w:t>
+          <w:color w:val="2A3193"/>
+          <w:sz w:val="25"/>
+          <w:szCs w:val="25"/>
+        </w:rPr>
+        <w:t xml:space="preserve">4.2 수익 창출 구조</w:t>
       </w:r>
     </w:p>
     <w:p>
@@ -6873,16 +6829,8 @@
       <w:r>
         <w:rPr>
           <w:rFonts w:ascii="Malgun Gothic" w:cs="Malgun Gothic" w:eastAsia="Malgun Gothic" w:hAnsi="Malgun Gothic"/>
-          <w:b/>
-          <w:bCs/>
-        </w:rPr>
-        <w:t xml:space="preserve">2차(후보): 편의 기능 구독. </w:t>
-      </w:r>
-      <w:r>
-        <w:rPr>
-          <w:rFonts w:ascii="Malgun Gothic" w:cs="Malgun Gothic" w:eastAsia="Malgun Gothic" w:hAnsi="Malgun Gothic"/>
-        </w:rPr>
-        <w:t xml:space="preserve">여러 폰 동기화, 자동 백업처럼 폰을 바꾸거나 잃어버려도 기록이 남게 하는 선택 기능. 원하는 사람만 쓰므로 "근무 내용은 폰 안에만" 원칙과 충돌하지 않는다. 문서·법률과는 무관하다.</w:t>
+        </w:rPr>
+        <w:t xml:space="preserve">구독·수수료·광고·판매 네 가지 중 광고를 1차, 구독을 2차로 선택. 수수료는 앱 안에서 돈이 오가는 거래가 없어 맞지 않음. 판매는 팔 것이 정산 문구와 증빙 문서뿐이라 돈을 받고 문서를 만들어 주는 셈이 되어 하지 않음</w:t>
       </w:r>
     </w:p>
     <w:p>
@@ -6897,16 +6845,8 @@
       <w:r>
         <w:rPr>
           <w:rFonts w:ascii="Malgun Gothic" w:cs="Malgun Gothic" w:eastAsia="Malgun Gothic" w:hAnsi="Malgun Gothic"/>
-          <w:b/>
-          <w:bCs/>
-        </w:rPr>
-        <w:t xml:space="preserve">하지 않는 것: </w:t>
-      </w:r>
-      <w:r>
-        <w:rPr>
-          <w:rFonts w:ascii="Malgun Gothic" w:cs="Malgun Gothic" w:eastAsia="Malgun Gothic" w:hAnsi="Malgun Gothic"/>
-        </w:rPr>
-        <w:t xml:space="preserve">정산 요청 문구, 내용증명 초안, 증빙 묶음의 유료화. 돈을 받고 문서를 만들어 주면, 변호사법·공인노무사법 문제에 가까워진다(웹 조사 기준, 전문가 검토 아님).</w:t>
+        </w:rPr>
+        <w:t xml:space="preserve">출퇴근 버튼은 일하는 날마다 누르지만, 받은 돈을 확인하는 건 급여일에 한 번. 그 사이에도 앱을 열 이유로 쉬는 틈 게임을 넣었고, 그 화면이 광고 자리. 게임은 핵심 화면과 분리되어 설정에서 숨길 수 있고, 게임 기록은 증빙·요청 문서에 섞이지 않음</w:t>
       </w:r>
     </w:p>
     <w:p>
@@ -6924,20 +6864,117 @@
           <w:b/>
           <w:bCs/>
         </w:rPr>
+        <w:t xml:space="preserve">핵심 화면은 무료, 광고 없음. </w:t>
+      </w:r>
+      <w:r>
+        <w:rPr>
+          <w:rFonts w:ascii="Malgun Gothic" w:cs="Malgun Gothic" w:eastAsia="Malgun Gothic" w:hAnsi="Malgun Gothic"/>
+        </w:rPr>
+        <w:t xml:space="preserve">기록, 비교, 요청, 증빙처럼 믿고 써야 하는 화면에는 광고를 섞지 않음. 사장님께 보낼 문서를 만드는 화면에 광고가 보이면 신뢰가 깎임</w:t>
+      </w:r>
+    </w:p>
+    <w:p>
+      <w:pPr>
+        <w:pStyle w:val="ListParagraph"/>
+        <w:numPr>
+          <w:ilvl w:val="0"/>
+          <w:numId w:val="2"/>
+        </w:numPr>
+        <w:spacing w:after="60" w:line="300"/>
+      </w:pPr>
+      <w:r>
+        <w:rPr>
+          <w:rFonts w:ascii="Malgun Gothic" w:cs="Malgun Gothic" w:eastAsia="Malgun Gothic" w:hAnsi="Malgun Gothic"/>
+          <w:b/>
+          <w:bCs/>
+        </w:rPr>
+        <w:t xml:space="preserve">1차(가설): 쉬는 틈 게임 화면 광고. </w:t>
+      </w:r>
+      <w:r>
+        <w:rPr>
+          <w:rFonts w:ascii="Malgun Gothic" w:cs="Malgun Gothic" w:eastAsia="Malgun Gothic" w:hAnsi="Malgun Gothic"/>
+        </w:rPr>
+        <w:t xml:space="preserve">스도쿠, 틀린 그림 찾기, 블록 채우기 화면에만 붙임. 웹앱이라 배너·전면 광고가 기본이고, 보상형은 Google H5 Games Ads 승인을 받으면 사용 가능(신청제 베타이고 AdSense 계정 승인이 먼저 필요. 아직 신청 전). 광고 단가와 게임 체류 시간은 측정 전이라 매출 추정은 적지 않음. 가설 확인은 설문의 "게임 화면 광고" 문항과 승인 뒤 게임 화면 열람 수로 함</w:t>
+      </w:r>
+    </w:p>
+    <w:p>
+      <w:pPr>
+        <w:pStyle w:val="ListParagraph"/>
+        <w:numPr>
+          <w:ilvl w:val="0"/>
+          <w:numId w:val="2"/>
+        </w:numPr>
+        <w:spacing w:after="60" w:line="300"/>
+      </w:pPr>
+      <w:r>
+        <w:rPr>
+          <w:rFonts w:ascii="Malgun Gothic" w:cs="Malgun Gothic" w:eastAsia="Malgun Gothic" w:hAnsi="Malgun Gothic"/>
+          <w:b/>
+          <w:bCs/>
+        </w:rPr>
+        <w:t xml:space="preserve">2차(후보): 편의 기능 구독. </w:t>
+      </w:r>
+      <w:r>
+        <w:rPr>
+          <w:rFonts w:ascii="Malgun Gothic" w:cs="Malgun Gothic" w:eastAsia="Malgun Gothic" w:hAnsi="Malgun Gothic"/>
+        </w:rPr>
+        <w:t xml:space="preserve">여러 폰 동기화, 자동 백업처럼 폰을 바꾸거나 잃어버려도 기록이 남게 하는 선택 기능. 원하는 사람만 쓰므로 "근무 내용은 폰 안에만" 원칙과 충돌하지 않음. 문서·법률과는 무관</w:t>
+      </w:r>
+    </w:p>
+    <w:p>
+      <w:pPr>
+        <w:pStyle w:val="ListParagraph"/>
+        <w:numPr>
+          <w:ilvl w:val="0"/>
+          <w:numId w:val="2"/>
+        </w:numPr>
+        <w:spacing w:after="60" w:line="300"/>
+      </w:pPr>
+      <w:r>
+        <w:rPr>
+          <w:rFonts w:ascii="Malgun Gothic" w:cs="Malgun Gothic" w:eastAsia="Malgun Gothic" w:hAnsi="Malgun Gothic"/>
+          <w:b/>
+          <w:bCs/>
+        </w:rPr>
+        <w:t xml:space="preserve">하지 않는 것: </w:t>
+      </w:r>
+      <w:r>
+        <w:rPr>
+          <w:rFonts w:ascii="Malgun Gothic" w:cs="Malgun Gothic" w:eastAsia="Malgun Gothic" w:hAnsi="Malgun Gothic"/>
+        </w:rPr>
+        <w:t xml:space="preserve">정산 요청 문구, 내용증명 초안, 증빙 묶음의 유료화. 돈을 받고 문서를 만들어 주면 변호사법·공인노무사법 문제에 가까워짐(웹 조사 기준, 전문가 검토 아님)</w:t>
+      </w:r>
+    </w:p>
+    <w:p>
+      <w:pPr>
+        <w:pStyle w:val="ListParagraph"/>
+        <w:numPr>
+          <w:ilvl w:val="0"/>
+          <w:numId w:val="2"/>
+        </w:numPr>
+        <w:spacing w:after="60" w:line="300"/>
+      </w:pPr>
+      <w:r>
+        <w:rPr>
+          <w:rFonts w:ascii="Malgun Gothic" w:cs="Malgun Gothic" w:eastAsia="Malgun Gothic" w:hAnsi="Malgun Gothic"/>
+          <w:b/>
+          <w:bCs/>
+        </w:rPr>
         <w:t xml:space="preserve">비용: </w:t>
       </w:r>
       <w:r>
         <w:rPr>
           <w:rFonts w:ascii="Malgun Gothic" w:cs="Malgun Gothic" w:eastAsia="Malgun Gothic" w:hAnsi="Malgun Gothic"/>
         </w:rPr>
-        <w:t xml:space="preserve">지금은 서버 0원(Supabase 무료 요금제), 배포 0원(GitHub Pages), 광고 신청 0원이고 인건비는 팀 3명이다. 수익이 0이어도 서비스는 돌아간다. 사용자가 생기면 유료 요금제로 바꾼다.</w:t>
+        <w:t xml:space="preserve">지금은 서버 0원(Supabase 무료 요금제), 배포 0원(GitHub Pages), 광고 신청 0원, 인건비는 팀 3명. 수익이 0이어도 서비스는 돌아감. 사용자가 생기면 유료 요금제로 전환</w:t>
       </w:r>
     </w:p>
     <w:p>
       <w:pPr>
         <w:pStyle w:val="Heading2"/>
         <w:keepNext/>
-        <w:spacing w:after="140" w:before="280"/>
+        <w:pageBreakBefore/>
+        <w:spacing w:after="140" w:before="0"/>
       </w:pPr>
       <w:r>
         <w:rPr>
@@ -7143,7 +7180,7 @@
                 <w:sz w:val="19"/>
                 <w:szCs w:val="19"/>
               </w:rPr>
-              <w:t xml:space="preserve">예상 급여를 보여 주는 데서 멈춘다. 실제 입금액 비교와 체불 대응이 없다.</w:t>
+              <w:t xml:space="preserve">예상 급여를 보여 주는 데서 멈춤. 실제 입금액 비교와 체불 대응 없음</w:t>
             </w:r>
           </w:p>
         </w:tc>
@@ -7229,7 +7266,7 @@
                 <w:sz w:val="19"/>
                 <w:szCs w:val="19"/>
               </w:rPr>
-              <w:t xml:space="preserve">사장과 연결해야 핵심 기능이 작동한다. 소규모 매장은 연결이 안 된다는 리뷰가 있다.</w:t>
+              <w:t xml:space="preserve">사장과 연결해야 핵심 기능이 작동. 소규모 매장은 연결이 안 된다는 리뷰가 있음</w:t>
             </w:r>
           </w:p>
         </w:tc>
@@ -7315,7 +7352,7 @@
                 <w:sz w:val="19"/>
                 <w:szCs w:val="19"/>
               </w:rPr>
-              <w:t xml:space="preserve">기록이 남지 않는다.</w:t>
+              <w:t xml:space="preserve">기록이 남지 않음</w:t>
             </w:r>
           </w:p>
         </w:tc>
@@ -7401,7 +7438,7 @@
                 <w:sz w:val="19"/>
                 <w:szCs w:val="19"/>
               </w:rPr>
-              <w:t xml:space="preserve">증거를 이미 갖춘 사람만 쓸 수 있다. 재직 중인 학생에게는 마지막 수단이다.</w:t>
+              <w:t xml:space="preserve">증거를 이미 갖춘 사람만 쓸 수 있음. 재직 중인 학생에게는 마지막 수단</w:t>
             </w:r>
           </w:p>
         </w:tc>
@@ -7423,7 +7460,7 @@
           <w:sz w:val="18"/>
           <w:szCs w:val="18"/>
         </w:rPr>
-        <w:t xml:space="preserve">각 앱 공식 소개와 사용자 리뷰(2026년 9월 기준)를 참고했다.</w:t>
+        <w:t xml:space="preserve">각 앱 공식 소개와 사용자 리뷰(2026년 9월 기준) 참고</w:t>
       </w:r>
     </w:p>
     <w:p>
@@ -7680,6 +7717,9 @@
         </w:tc>
       </w:tr>
       <w:tr>
+        <w:trPr>
+          <w:cantSplit/>
+        </w:trPr>
         <w:tc>
           <w:tcPr>
             <w:tcW w:type="dxa" w:w="1900"/>
@@ -7893,6 +7933,9 @@
         </w:tc>
       </w:tr>
       <w:tr>
+        <w:trPr>
+          <w:cantSplit/>
+        </w:trPr>
         <w:tc>
           <w:tcPr>
             <w:tcW w:type="dxa" w:w="1900"/>
@@ -8115,6 +8158,9 @@
         </w:tc>
       </w:tr>
       <w:tr>
+        <w:trPr>
+          <w:cantSplit/>
+        </w:trPr>
         <w:tc>
           <w:tcPr>
             <w:tcW w:type="dxa" w:w="1900"/>
@@ -8319,6 +8365,9 @@
         </w:tc>
       </w:tr>
       <w:tr>
+        <w:trPr>
+          <w:cantSplit/>
+        </w:trPr>
         <w:tc>
           <w:tcPr>
             <w:tcW w:type="dxa" w:w="1900"/>
@@ -8532,6 +8581,9 @@
         </w:tc>
       </w:tr>
       <w:tr>
+        <w:trPr>
+          <w:cantSplit/>
+        </w:trPr>
         <w:tc>
           <w:tcPr>
             <w:tcW w:type="dxa" w:w="1900"/>
@@ -8745,6 +8797,9 @@
         </w:tc>
       </w:tr>
       <w:tr>
+        <w:trPr>
+          <w:cantSplit/>
+        </w:trPr>
         <w:tc>
           <w:tcPr>
             <w:tcW w:type="dxa" w:w="1900"/>
@@ -8974,7 +9029,7 @@
           <w:sz w:val="18"/>
           <w:szCs w:val="18"/>
         </w:rPr>
-        <w:t xml:space="preserve">무료 앱이 실제로 겨루는 상대는 다른 앱보다 메모장과 통장 확인이라 첫 열에 넣었다. 마지막 줄 진정 접수는 알바가드가 일부러 비운 칸이다. 1350과 노동포털로 연결만 한다.</w:t>
+        <w:t xml:space="preserve">무료 앱이 실제로 겨루는 상대는 다른 앱이 아니라 메모장과 통장 확인이라 첫 열에 넣음. 마지막 줄 진정 접수는 알바가드가 일부러 비운 칸(1350과 노동포털로 연결만 함)</w:t>
       </w:r>
     </w:p>
     <w:p>
@@ -9036,7 +9091,7 @@
           <w:sz w:val="18"/>
           <w:szCs w:val="18"/>
         </w:rPr>
-        <w:t xml:space="preserve">그림 2. 경쟁 서비스 포지션. 혼자 쓰면서 대응까지 가는 칸에는 알바가드뿐이다</w:t>
+        <w:t xml:space="preserve">그림 2. 경쟁 서비스 포지션. 혼자 쓰면서 대응까지 가는 칸에는 알바가드뿐</w:t>
       </w:r>
     </w:p>
     <w:p>
@@ -9069,7 +9124,7 @@
         <w:rPr>
           <w:rFonts w:ascii="Malgun Gothic" w:cs="Malgun Gothic" w:eastAsia="Malgun Gothic" w:hAnsi="Malgun Gothic"/>
         </w:rPr>
-        <w:t xml:space="preserve">사장 연동 없이 혼자 쓴다.</w:t>
+        <w:t xml:space="preserve">사장 연동 없이 혼자 씀</w:t>
       </w:r>
     </w:p>
     <w:p>
@@ -9085,7 +9140,7 @@
         <w:rPr>
           <w:rFonts w:ascii="Malgun Gothic" w:cs="Malgun Gothic" w:eastAsia="Malgun Gothic" w:hAnsi="Malgun Gothic"/>
         </w:rPr>
-        <w:t xml:space="preserve">실제 입금액과 비교해 차액을 찾고, 요청 문구와 증빙 묶음까지 한 흐름으로 잇는다 (네 서비스 모두 없음).</w:t>
+        <w:t xml:space="preserve">실제 입금액과 비교해 차액을 찾고, 요청 문구와 증빙 묶음까지 한 흐름으로 이음 (네 서비스 모두 없음)</w:t>
       </w:r>
     </w:p>
     <w:p>
@@ -9101,7 +9156,7 @@
         <w:rPr>
           <w:rFonts w:ascii="Malgun Gothic" w:cs="Malgun Gothic" w:eastAsia="Malgun Gothic" w:hAnsi="Malgun Gothic"/>
         </w:rPr>
-        <w:t xml:space="preserve">수정 이력과 기록 등록(확인 번호·등록 시각)으로 "나중에 고치지 않았다"를 보여 준다 (네 서비스 모두 없음).</w:t>
+        <w:t xml:space="preserve">수정 이력과 기록 등록(확인 번호·등록 시각)으로 "나중에 고치지 않았다"를 보여 줌 (네 서비스 모두 없음)</w:t>
       </w:r>
     </w:p>
     <w:p>
@@ -9117,7 +9172,7 @@
         <w:rPr>
           <w:rFonts w:ascii="Malgun Gothic" w:cs="Malgun Gothic" w:eastAsia="Malgun Gothic" w:hAnsi="Malgun Gothic"/>
         </w:rPr>
-        <w:t xml:space="preserve">바로 신고가 아니라 대화로 먼저 풀도록 단계를 나눴다.</w:t>
+        <w:t xml:space="preserve">바로 신고가 아니라 대화로 먼저 풀도록 단계를 나눔</w:t>
       </w:r>
     </w:p>
     <w:p>
@@ -9150,7 +9205,7 @@
         <w:rPr>
           <w:rFonts w:ascii="Malgun Gothic" w:cs="Malgun Gothic" w:eastAsia="Malgun Gothic" w:hAnsi="Malgun Gothic"/>
         </w:rPr>
-        <w:t xml:space="preserve">비교 기능은 경쟁 앱이 "받은 금액 입력" 칸 하나로 따라올 수 있다. 기록 등록은 칸 하나가 아니라 기록 구조(사유 없이 못 고침, 삭제도 흔적, 고치면 다시 등록)라서 따라오려면 기록을 자유롭게 고치던 방식부터 바꿔야 한다. 그래서 이쪽을 키운다.</w:t>
+        <w:t xml:space="preserve">비교 기능은 경쟁 앱이 "받은 금액 입력" 칸 하나로 따라올 수 있음. 기록 등록은 칸 하나가 아니라 기록 구조(사유 없이 못 고침, 삭제도 흔적, 고치면 다시 등록)라서, 따라오려면 기록을 자유롭게 고치던 방식부터 바꿔야 함. 그래서 이쪽을 키움</w:t>
       </w:r>
     </w:p>
     <w:p>
@@ -9166,7 +9221,7 @@
         <w:rPr>
           <w:rFonts w:ascii="Malgun Gothic" w:cs="Malgun Gothic" w:eastAsia="Malgun Gothic" w:hAnsi="Malgun Gothic"/>
         </w:rPr>
-        <w:t xml:space="preserve">출퇴근은 일하는 날마다 누르지만, 받은 돈을 확인하는 건 급여일에 한 번이라, 그 사이에 앱을 열 이유가 약하다. 쉬는 틈 게임은 이를 보완하려는 시도이고, 광고 자리 후보이다.</w:t>
+        <w:t xml:space="preserve">출퇴근은 일하는 날마다 누르지만 받은 돈을 확인하는 건 급여일에 한 번이라, 그 사이에 앱을 열 이유가 약함. 쉬는 틈 게임은 이를 보완하려는 시도이자 광고 자리 후보</w:t>
       </w:r>
     </w:p>
     <w:p>
@@ -9182,7 +9237,7 @@
         <w:rPr>
           <w:rFonts w:ascii="Malgun Gothic" w:cs="Malgun Gothic" w:eastAsia="Malgun Gothic" w:hAnsi="Malgun Gothic"/>
         </w:rPr>
-        <w:t xml:space="preserve">확인 번호는 "나중에 고치지 않았다"까지만 보여 주고 "그날 실제로 일했다"는 증명하지 못한다. 통장 내역·메시지와 함께 내야 한다고 앱에도 적어 두었다.</w:t>
+        <w:t xml:space="preserve">확인 번호는 "나중에 고치지 않았다"까지만 보여 주고 "그날 실제로 일했다"는 증명하지 못함. 통장 내역·메시지와 함께 내야 한다고 앱에도 적어 둠</w:t>
       </w:r>
     </w:p>
     <w:p>
@@ -9216,7 +9271,7 @@
         <w:rPr>
           <w:rFonts w:ascii="Malgun Gothic" w:cs="Malgun Gothic" w:eastAsia="Malgun Gothic" w:hAnsi="Malgun Gothic"/>
         </w:rPr>
-        <w:t xml:space="preserve">링크 하나로 설치되므로 대학 커뮤니티(에브리타임), 학과·동아리 단톡, 알바 커뮤니티에 링크를 올린다.</w:t>
+        <w:t xml:space="preserve">링크 하나로 설치되므로 대학 커뮤니티(에브리타임), 학과·동아리 단톡, 알바 커뮤니티에 링크 게시</w:t>
       </w:r>
     </w:p>
     <w:p>
@@ -9232,7 +9287,7 @@
         <w:rPr>
           <w:rFonts w:ascii="Malgun Gothic" w:cs="Malgun Gothic" w:eastAsia="Malgun Gothic" w:hAnsi="Malgun Gothic"/>
         </w:rPr>
-        <w:t xml:space="preserve">"주휴수당 계산법" 같은 짧은 영상으로 유입을 만든다.</w:t>
+        <w:t xml:space="preserve">"주휴수당 계산법" 같은 짧은 영상으로 유입 확보</w:t>
       </w:r>
     </w:p>
     <w:p>
@@ -9248,7 +9303,7 @@
         <w:rPr>
           <w:rFonts w:ascii="Malgun Gothic" w:cs="Malgun Gothic" w:eastAsia="Malgun Gothic" w:hAnsi="Malgun Gothic"/>
         </w:rPr>
-        <w:t xml:space="preserve">지표(앞으로 측정): 홈 화면 추가 → 첫 기록 → 한 달 뒤 받은 금액 입력 → 차액 발견 → 요청 보냄 → 실제로 받은 비율(인터뷰). 서버가 사용 로그를 모으지 않아 설문과 인터뷰로 확인한다.</w:t>
+        <w:t xml:space="preserve">지표(앞으로 측정): 홈 화면 추가 → 첫 기록 → 한 달 뒤 받은 금액 입력 → 차액 발견 → 요청 보냄 → 실제로 받은 비율(인터뷰). 서버가 사용 로그를 모으지 않아 설문과 인터뷰로 확인</w:t>
       </w:r>
     </w:p>
     <w:p>
@@ -9301,7 +9356,7 @@
         <w:rPr>
           <w:rFonts w:ascii="Malgun Gothic" w:cs="Malgun Gothic" w:eastAsia="Malgun Gothic" w:hAnsi="Malgun Gothic"/>
         </w:rPr>
-        <w:t xml:space="preserve">실제 폰 검증: 아이폰과 갤럭시에서 기록 등록, PDF 저장, 백업 파일 저장, 사진 첨부, 오프라인 실행을 확인한다.</w:t>
+        <w:t xml:space="preserve">실제 폰 검증: 아이폰과 갤럭시에서 기록 등록, PDF 저장, 백업 파일 저장, 사진 첨부, 오프라인 실행 확인</w:t>
       </w:r>
     </w:p>
     <w:p>
@@ -9317,7 +9372,7 @@
         <w:rPr>
           <w:rFonts w:ascii="Malgun Gothic" w:cs="Malgun Gothic" w:eastAsia="Malgun Gothic" w:hAnsi="Malgun Gothic"/>
         </w:rPr>
-        <w:t xml:space="preserve">사용자 피드백 반영: 정산 요청 문구의 톤, 화면 문구, 입력 흐름을 고친다.</w:t>
+        <w:t xml:space="preserve">사용자 피드백 반영: 정산 요청 문구의 톤, 화면 문구, 입력 흐름 수정</w:t>
       </w:r>
     </w:p>
     <w:p>
@@ -9333,7 +9388,7 @@
         <w:rPr>
           <w:rFonts w:ascii="Malgun Gothic" w:cs="Malgun Gothic" w:eastAsia="Malgun Gothic" w:hAnsi="Malgun Gothic"/>
         </w:rPr>
-        <w:t xml:space="preserve">기록 등록 보강: 제3자가 기록 내용으로 확인 번호를 다시 계산해 볼 수 있는 확인 방법을 만든다.</w:t>
+        <w:t xml:space="preserve">기록 등록 보강: 제3자가 기록 내용으로 확인 번호를 다시 계산해 볼 수 있는 확인 방법 개발</w:t>
       </w:r>
     </w:p>
     <w:p>
@@ -9349,7 +9404,7 @@
         <w:rPr>
           <w:rFonts w:ascii="Malgun Gothic" w:cs="Malgun Gothic" w:eastAsia="Malgun Gothic" w:hAnsi="Malgun Gothic"/>
         </w:rPr>
-        <w:t xml:space="preserve">광고 실험 또는 새 게임: 11월 23일에 설문의 광고 문항 결과로 하나를 정한다. "싫다"가 반을 넘으면 광고 실험을 보류하고 새 게임("동전 합치기", 퇴근하면 오늘 번 돈이 동전이 되어 쌓이는 방식)으로 간다.</w:t>
+        <w:t xml:space="preserve">광고 실험 또는 새 게임: 11월 23일에 설문의 광고 문항 결과로 하나를 정함. "싫다"가 반을 넘으면 광고 실험을 보류하고 새 게임("동전 합치기", 퇴근하면 오늘 번 돈이 동전이 되어 쌓이는 방식)으로 전환</w:t>
       </w:r>
     </w:p>
     <w:p>
@@ -9365,7 +9420,7 @@
         <w:rPr>
           <w:rFonts w:ascii="Malgun Gothic" w:cs="Malgun Gothic" w:eastAsia="Malgun Gothic" w:hAnsi="Malgun Gothic"/>
         </w:rPr>
-        <w:t xml:space="preserve">보류 유지: 입금 문자·명세서 사진 자동 인식, 푸시 알림, 로그인.</w:t>
+        <w:t xml:space="preserve">보류 유지: 입금 문자·명세서 사진 자동 인식, 푸시 알림, 로그인</w:t>
       </w:r>
     </w:p>
     <w:p>
@@ -9402,18 +9457,39 @@
         <w:rPr>
           <w:rFonts w:ascii="Malgun Gothic" w:cs="Malgun Gothic" w:eastAsia="Malgun Gothic" w:hAnsi="Malgun Gothic"/>
         </w:rPr>
-        <w:t xml:space="preserve">알바생은 자신의 근무 기록을 근거로 한 정산 요청 문구가 있으면, 사장에게 말을 꺼낼 수 있다고 느끼고 쓸 것이다.</w:t>
-      </w:r>
-    </w:p>
-    <w:p>
-      <w:pPr>
-        <w:spacing w:after="120" w:line="320"/>
-      </w:pPr>
-      <w:r>
-        <w:rPr>
-          <w:rFonts w:ascii="Malgun Gothic" w:cs="Malgun Gothic" w:eastAsia="Malgun Gothic" w:hAnsi="Malgun Gothic"/>
-        </w:rPr>
-        <w:t xml:space="preserve">기획서의 인터뷰 10~15명 계획을 링크 설문 30명 + 직접 인터뷰 5명으로 바꿨다. 사람 수는 설문으로 채우고, 앱을 써 보게 하는 깊은 인터뷰는 5명으로 줄였다. 기준은 팀이 정한 목표이지 데이터가 아니며, 기말 발표에서 표의 마지막 칸에 결과를 채워 보고한다.</w:t>
+        <w:t xml:space="preserve">알바생은 자신의 근무 기록을 근거로 한 정산 요청 문구가 있으면, 사장에게 말을 꺼낼 수 있다고 느끼고 쓸 것이다</w:t>
+      </w:r>
+    </w:p>
+    <w:p>
+      <w:pPr>
+        <w:pStyle w:val="ListParagraph"/>
+        <w:numPr>
+          <w:ilvl w:val="0"/>
+          <w:numId w:val="2"/>
+        </w:numPr>
+        <w:spacing w:after="60" w:line="300"/>
+      </w:pPr>
+      <w:r>
+        <w:rPr>
+          <w:rFonts w:ascii="Malgun Gothic" w:cs="Malgun Gothic" w:eastAsia="Malgun Gothic" w:hAnsi="Malgun Gothic"/>
+        </w:rPr>
+        <w:t xml:space="preserve">기획서의 인터뷰 10~15명 계획을 링크 설문 30명 + 직접 인터뷰 5명으로 바꿈. 사람 수는 설문으로 채우고, 앱을 써 보게 하는 깊은 인터뷰는 5명으로 줄임</w:t>
+      </w:r>
+    </w:p>
+    <w:p>
+      <w:pPr>
+        <w:pStyle w:val="ListParagraph"/>
+        <w:numPr>
+          <w:ilvl w:val="0"/>
+          <w:numId w:val="2"/>
+        </w:numPr>
+        <w:spacing w:after="60" w:line="300"/>
+      </w:pPr>
+      <w:r>
+        <w:rPr>
+          <w:rFonts w:ascii="Malgun Gothic" w:cs="Malgun Gothic" w:eastAsia="Malgun Gothic" w:hAnsi="Malgun Gothic"/>
+        </w:rPr>
+        <w:t xml:space="preserve">기준은 팀이 정한 목표이지 데이터가 아님. 기말 발표에서 결과를 채워 보고</w:t>
       </w:r>
     </w:p>
     <w:tbl>
@@ -9584,7 +9660,7 @@
                 <w:sz w:val="19"/>
                 <w:szCs w:val="19"/>
               </w:rPr>
-              <w:t xml:space="preserve">매달 받은 금액을 직접 넣는다</w:t>
+              <w:t xml:space="preserve">매달 받은 금액을 직접 넣음</w:t>
             </w:r>
           </w:p>
         </w:tc>
@@ -9665,7 +9741,7 @@
                 <w:sz w:val="19"/>
                 <w:szCs w:val="19"/>
               </w:rPr>
-              <w:t xml:space="preserve">보류한 입금 문자·명세서 자동 인식을 앞당긴다</w:t>
+              <w:t xml:space="preserve">보류한 입금 문자·명세서 자동 인식을 앞당김</w:t>
             </w:r>
           </w:p>
         </w:tc>
@@ -9697,7 +9773,7 @@
                 <w:sz w:val="19"/>
                 <w:szCs w:val="19"/>
               </w:rPr>
-              <w:t xml:space="preserve">만든 요청 문구를 실제로 보낼 수 있다</w:t>
+              <w:t xml:space="preserve">만든 요청 문구를 실제로 보낼 수 있음</w:t>
             </w:r>
           </w:p>
         </w:tc>
@@ -9778,7 +9854,7 @@
                 <w:sz w:val="19"/>
                 <w:szCs w:val="19"/>
               </w:rPr>
-              <w:t xml:space="preserve">문구 톤·단계를 다시 짠다 (11/10~)</w:t>
+              <w:t xml:space="preserve">문구 톤·단계를 다시 짬 (11/10~)</w:t>
             </w:r>
           </w:p>
         </w:tc>
@@ -9810,7 +9886,7 @@
                 <w:sz w:val="19"/>
                 <w:szCs w:val="19"/>
               </w:rPr>
-              <w:t xml:space="preserve">확인 번호 설명을 듣고, 무엇인지 말할 수 있다</w:t>
+              <w:t xml:space="preserve">확인 번호 설명을 듣고, 무엇인지 말할 수 있음</w:t>
             </w:r>
           </w:p>
         </w:tc>
@@ -9891,7 +9967,7 @@
                 <w:sz w:val="19"/>
                 <w:szCs w:val="19"/>
               </w:rPr>
-              <w:t xml:space="preserve">설정·증빙 문구를 고친다</w:t>
+              <w:t xml:space="preserve">설정·증빙 문구 수정</w:t>
             </w:r>
           </w:p>
         </w:tc>
@@ -9923,7 +9999,7 @@
                 <w:sz w:val="19"/>
                 <w:szCs w:val="19"/>
               </w:rPr>
-              <w:t xml:space="preserve">타깃 중 주 15시간 이상이 다수다</w:t>
+              <w:t xml:space="preserve">타깃 중 주 15시간 이상이 다수</w:t>
             </w:r>
           </w:p>
         </w:tc>
@@ -9977,7 +10053,7 @@
                 <w:sz w:val="19"/>
                 <w:szCs w:val="19"/>
               </w:rPr>
-              <w:t xml:space="preserve">응답 30명을 넘을 때, 지금 알바 중인 응답자의 반 이상</w:t>
+              <w:t xml:space="preserve">응답 30명 이상일 때, 지금 알바 중인 응답자의 반 이상</w:t>
             </w:r>
           </w:p>
         </w:tc>
@@ -10004,7 +10080,7 @@
                 <w:sz w:val="19"/>
                 <w:szCs w:val="19"/>
               </w:rPr>
-              <w:t xml:space="preserve">주휴수당 중심 메시지를 바꾼다</w:t>
+              <w:t xml:space="preserve">주휴수당 중심 메시지 변경</w:t>
             </w:r>
           </w:p>
         </w:tc>
@@ -10036,7 +10112,7 @@
                 <w:sz w:val="19"/>
                 <w:szCs w:val="19"/>
               </w:rPr>
-              <w:t xml:space="preserve">게임 화면 광고를 받아들인다</w:t>
+              <w:t xml:space="preserve">게임 화면 광고를 받아들임</w:t>
             </w:r>
           </w:p>
         </w:tc>
@@ -10090,7 +10166,7 @@
                 <w:sz w:val="19"/>
                 <w:szCs w:val="19"/>
               </w:rPr>
-              <w:t xml:space="preserve">"싫다"가 반을 넘지 않는다</w:t>
+              <w:t xml:space="preserve">"싫다"가 반 미만</w:t>
             </w:r>
           </w:p>
         </w:tc>
@@ -10149,7 +10225,7 @@
         <w:rPr>
           <w:rFonts w:ascii="Malgun Gothic" w:cs="Malgun Gothic" w:eastAsia="Malgun Gothic" w:hAnsi="Malgun Gothic"/>
         </w:rPr>
-        <w:t xml:space="preserve">"지금 알바 중", "예전에 함", "한 적 없음"으로 갈라 20문항 안팎. 11월 16일까지 30명 목표. 이름과 연락처는 받지 않는다. 모집은 학과·동아리 단톡, 에브리타임, 그리고 중간발표 당일 참석자에게 QR로 자유 참여를 요청한다(교수님 허락 뒤).</w:t>
+        <w:t xml:space="preserve">"지금 알바 중", "예전에 함", "한 적 없음"으로 갈라 20문항 안팎. 11월 16일까지 30명 목표. 이름과 연락처는 받지 않음. 모집은 학과·동아리 단톡, 에브리타임, 그리고 중간발표 당일 참석자에게 QR로 자유 참여 요청(교수님 허락 뒤)</w:t>
       </w:r>
     </w:p>
     <w:p>
@@ -10173,7 +10249,7 @@
         <w:rPr>
           <w:rFonts w:ascii="Malgun Gothic" w:cs="Malgun Gothic" w:eastAsia="Malgun Gothic" w:hAnsi="Malgun Gothic"/>
         </w:rPr>
-        <w:t xml:space="preserve">팀원 셋의 지인 중 지금 알바 중인 사람. 11월 3일~9일, 1명당 20분. 손유호 3명, 박명진 2명. 앱을 써 보게 하고 위 표의 문항을 묻는다.</w:t>
+        <w:t xml:space="preserve">팀원 셋의 지인 중 지금 알바 중인 사람. 11월 3일~9일, 1명당 20분. 손유호 3명, 박명진 2명. 앱을 써 보게 하고 위 표의 문항을 물음</w:t>
       </w:r>
     </w:p>
     <w:p>
@@ -10197,7 +10273,7 @@
         <w:rPr>
           <w:rFonts w:ascii="Malgun Gothic" w:cs="Malgun Gothic" w:eastAsia="Malgun Gothic" w:hAnsi="Malgun Gothic"/>
         </w:rPr>
-        <w:t xml:space="preserve">같은 사람이 여러 번 답하는 것을 막지 않는다(이름·기기 정보를 받지 않는 대신). 그래서 사람 수로만 적고, %는 응답이 30명을 넘을 때만 쓴다. 한 강의실의 답으로 결론을 크게 내리지 않는다.</w:t>
+        <w:t xml:space="preserve">같은 사람의 중복 응답을 막지 않음(이름·기기 정보를 받지 않는 대신). 그래서 사람 수로만 적고, %는 응답이 30명을 넘을 때만 씀. 한 강의실의 답으로 결론을 크게 내리지 않음</w:t>
       </w:r>
     </w:p>
     <w:p>
@@ -10221,7 +10297,7 @@
         <w:rPr>
           <w:rFonts w:ascii="Malgun Gothic" w:cs="Malgun Gothic" w:eastAsia="Malgun Gothic" w:hAnsi="Malgun Gothic"/>
         </w:rPr>
-        <w:t xml:space="preserve">타깃 사용자 1명이 디자인 시안 12장 중 통장 구성을 골랐다("알바비는 직관적인 게 중요"). 팀원 의견으로 게임의 "근무 중에만" 조건을 풀었다(10월 25일). 링크 설문은 10월 23일에 공개했고, 10월 27일 오전 기준 응답 __명이다.</w:t>
+        <w:t xml:space="preserve">타깃 사용자 1명이 디자인 시안 12장 중 통장 구성을 고름("알바비는 직관적인 게 중요"). 팀원 의견으로 게임의 "근무 중에만" 조건을 풂(10월 25일). 링크 설문은 10월 23일 공개, 10월 27일 오전 기준 응답 __명</w:t>
       </w:r>
     </w:p>
     <w:p>
@@ -10245,7 +10321,7 @@
         <w:rPr>
           <w:rFonts w:ascii="Malgun Gothic" w:cs="Malgun Gothic" w:eastAsia="Malgun Gothic" w:hAnsi="Malgun Gothic"/>
         </w:rPr>
-        <w:t xml:space="preserve">링크로 배포되는 웹앱이라 빨리 만들 수 있었고, 말로 설명하기보다 화면을 보여 주며 물어야 정확한 답을 듣는다고 봤다. 9월에 경쟁 앱 네 개의 리뷰까지 읽고 빈자리를 확인한 뒤 10월 13일 정의서로 범위를 8개로 잘랐다. 설문에도 앱 캡처 3장을 넣고 "실제로 있다면 쓰겠나"를 묻는다.</w:t>
+        <w:t xml:space="preserve">링크로 배포되는 웹앱이라 빨리 만들 수 있었고, 말로 설명하기보다 화면을 보여 주며 물어야 정확한 답을 듣는다고 판단. 9월에 경쟁 앱 네 개의 리뷰까지 읽고 빈자리를 확인한 뒤 10월 13일 정의서로 범위를 8개로 자름. 설문에도 앱 캡처 3장을 넣고 "실제로 있다면 쓰겠나"를 물음</w:t>
       </w:r>
     </w:p>
     <w:p>
@@ -13396,7 +13472,7 @@
         <w:rPr>
           <w:rFonts w:ascii="Malgun Gothic" w:cs="Malgun Gothic" w:eastAsia="Malgun Gothic" w:hAnsi="Malgun Gothic"/>
         </w:rPr>
-        <w:t xml:space="preserve">12월 7일 이후에는 코드를 바꾸지 않고 보고서와 발표를 준비한다.</w:t>
+        <w:t xml:space="preserve">12월 7일 이후에는 코드를 바꾸지 않고 보고서와 발표만 준비</w:t>
       </w:r>
     </w:p>
     <w:p>
@@ -13526,7 +13602,7 @@
                 <w:sz w:val="19"/>
                 <w:szCs w:val="19"/>
               </w:rPr>
-              <w:t xml:space="preserve">무료 요금제 서버가 일주일 요청이 없으면 멈춘다</w:t>
+              <w:t xml:space="preserve">무료 요금제 서버가 일주일 요청이 없으면 멈춤</w:t>
             </w:r>
           </w:p>
         </w:tc>
@@ -13553,7 +13629,7 @@
                 <w:sz w:val="19"/>
                 <w:szCs w:val="19"/>
               </w:rPr>
-              <w:t xml:space="preserve">발표 전날 앱에서 기록 하나를 남겨 서버를 깨우고 끝까지 돌려 본다. 사용자가 생기면 유료 요금제로</w:t>
+              <w:t xml:space="preserve">발표 전날 앱에서 기록 하나를 남겨 서버를 깨우고 끝까지 돌려 봄. 사용자가 생기면 유료 요금제로</w:t>
             </w:r>
           </w:p>
         </w:tc>
@@ -13585,7 +13661,7 @@
                 <w:sz w:val="19"/>
                 <w:szCs w:val="19"/>
               </w:rPr>
-              <w:t xml:space="preserve">설문 30명이 안 모인다</w:t>
+              <w:t xml:space="preserve">설문 30명이 안 모임</w:t>
             </w:r>
           </w:p>
         </w:tc>
@@ -13612,7 +13688,7 @@
                 <w:sz w:val="19"/>
                 <w:szCs w:val="19"/>
               </w:rPr>
-              <w:t xml:space="preserve">인터뷰를 5명에서 8명으로 늘리고, 결과는 사람 수로 쓴다</w:t>
+              <w:t xml:space="preserve">인터뷰를 5명에서 8명으로 늘리고, 결과는 사람 수로 씀</w:t>
             </w:r>
           </w:p>
         </w:tc>
@@ -13644,7 +13720,7 @@
                 <w:sz w:val="19"/>
                 <w:szCs w:val="19"/>
               </w:rPr>
-              <w:t xml:space="preserve">광고 승인이 안 난다</w:t>
+              <w:t xml:space="preserve">광고 승인이 안 남</w:t>
             </w:r>
           </w:p>
         </w:tc>
@@ -13671,7 +13747,7 @@
                 <w:sz w:val="19"/>
                 <w:szCs w:val="19"/>
               </w:rPr>
-              <w:t xml:space="preserve">선택 작업을 새 게임으로 바꾼다. 수익 모델은 가설로 둔다</w:t>
+              <w:t xml:space="preserve">선택 작업을 새 게임으로 바꿈. 수익 모델은 가설로 둠</w:t>
             </w:r>
           </w:p>
         </w:tc>
@@ -13703,7 +13779,7 @@
                 <w:sz w:val="19"/>
                 <w:szCs w:val="19"/>
               </w:rPr>
-              <w:t xml:space="preserve">실제 폰에서 PDF 저장·백업 저장이 안 된다</w:t>
+              <w:t xml:space="preserve">실제 폰에서 PDF 저장·백업 저장이 안 됨</w:t>
             </w:r>
           </w:p>
         </w:tc>
@@ -13730,7 +13806,7 @@
                 <w:sz w:val="19"/>
                 <w:szCs w:val="19"/>
               </w:rPr>
-              <w:t xml:space="preserve">11월 안에 고치고, 못 고치면 기말 보고서에 한계로 적는다</w:t>
+              <w:t xml:space="preserve">11월 안에 고치고, 못 고치면 기말 보고서에 한계로 적음</w:t>
             </w:r>
           </w:p>
         </w:tc>
@@ -13762,7 +13838,7 @@
                 <w:sz w:val="19"/>
                 <w:szCs w:val="19"/>
               </w:rPr>
-              <w:t xml:space="preserve">기록 등록 보강이 12월 7일을 넘긴다</w:t>
+              <w:t xml:space="preserve">기록 등록 보강이 12월 7일을 넘김</w:t>
             </w:r>
           </w:p>
         </w:tc>
@@ -13789,7 +13865,7 @@
                 <w:sz w:val="19"/>
                 <w:szCs w:val="19"/>
               </w:rPr>
-              <w:t xml:space="preserve">보강을 기말 이후로 미루고, 지금 방식의 한계를 보고서에 그대로 둔다</w:t>
+              <w:t xml:space="preserve">보강을 기말 이후로 미루고, 지금 방식의 한계를 보고서에 그대로 둠</w:t>
             </w:r>
           </w:p>
         </w:tc>
@@ -13821,7 +13897,7 @@
                 <w:sz w:val="19"/>
                 <w:szCs w:val="19"/>
               </w:rPr>
-              <w:t xml:space="preserve">한 사람(팀장)에게 개발이 몰린다</w:t>
+              <w:t xml:space="preserve">한 사람(팀장)에게 개발이 몰림</w:t>
             </w:r>
           </w:p>
         </w:tc>
@@ -13848,7 +13924,7 @@
                 <w:sz w:val="19"/>
                 <w:szCs w:val="19"/>
               </w:rPr>
-              <w:t xml:space="preserve">폰 검증과 광고 승인 신청은 팀원이 주관하고, 팀장은 피드백 반영과 기록 등록 보강만 맡는다</w:t>
+              <w:t xml:space="preserve">폰 검증과 광고 승인 신청은 팀원이 주관하고, 팀장은 피드백 반영과 기록 등록 보강만 맡음</w:t>
             </w:r>
           </w:p>
         </w:tc>
@@ -14018,7 +14094,7 @@
         <w:rPr>
           <w:rFonts w:ascii="Malgun Gothic" w:cs="Malgun Gothic" w:eastAsia="Malgun Gothic" w:hAnsi="Malgun Gothic"/>
         </w:rPr>
-        <w:t xml:space="preserve">첫 질문(지금 알바 중 / 예전에 했음 / 한 적 없음)으로 갈라서 해당 문항만 한 번에 하나씩 나온다. 알바 경험자 20문항, 미경험자 12문항.</w:t>
+        <w:t xml:space="preserve">첫 질문(지금 알바 중 / 예전에 했음 / 한 적 없음)으로 갈라서 해당 문항만 한 번에 하나씩 나옴. 알바 경험자 20문항, 미경험자 12문항</w:t>
       </w:r>
     </w:p>
     <w:p>
@@ -14114,7 +14190,7 @@
           <w:sz w:val="18"/>
           <w:szCs w:val="18"/>
         </w:rPr>
-        <w:t xml:space="preserve">이 보고서와 앱의 증빙 자료는 본인이 적은 기록을 정리한 참고 자료이며, 법적 효력이나 증거 인정이 보장되지 않는다(판단은 근로감독관과 법원). 앱은 법률 자문·신고 대행을 하지 않고, 진정은 1350·노동포털로 연결만 한다.</w:t>
+        <w:t xml:space="preserve">이 보고서와 앱의 증빙 자료는 본인이 적은 기록을 정리한 참고 자료이며, 법적 효력이나 증거 인정이 보장되지 않음(판단은 근로감독관과 법원). 앱은 법률 자문·신고 대행을 하지 않고, 진정은 1350·노동포털로 연결만 함</w:t>
       </w:r>
     </w:p>
     <w:sectPr>

--- a/docs/07_중간평가_보고서.docx
+++ b/docs/07_중간평가_보고서.docx
@@ -463,7 +463,7 @@
         <w:rPr>
           <w:rFonts w:ascii="Malgun Gothic" w:cs="Malgun Gothic" w:eastAsia="Malgun Gothic" w:hAnsi="Malgun Gothic"/>
         </w:rPr>
-        <w:t xml:space="preserve">알바생은 주휴·야간을 더한 급여 계산이 어려움(수당 안내 못 받음 33.2%). 덜 받는 일이 흔하지만(임금 문제 경험 48.0%) 통장 총액만 봐서 알아채기 어렵고, 알아도 근거가 없어 말을 꺼내지 못함(최저시급 미달 경험자 중 무대응 49.3%)</w:t>
+        <w:t xml:space="preserve">알바생은 주휴·야간을 더한 급여 계산이 어려움(노동절 수당 안내 못 받음 33.2%). 덜 받는 일이 흔하지만(임금 문제 경험 48.0%) 통장 총액만 봐서 알아채기 어렵고, 알아도 근거가 없어 말을 꺼내지 못함(최저시급 미달 경험자 중 무대응 49.3%)</w:t>
       </w:r>
     </w:p>
     <w:p>
@@ -2190,7 +2190,7 @@
           <w:sz w:val="18"/>
           <w:szCs w:val="18"/>
         </w:rPr>
-        <w:t xml:space="preserve">그림 1. 시스템 구성도와 데이터 흐름. 근무 내용은 폰 안에, 서버에는 확인 번호와 등록 시각만 감</w:t>
+        <w:t xml:space="preserve">그림 1. 시스템 구성도와 데이터 흐름. 근무 내용은 폰 안에, 서버에는 확인 번호 · 기록 번호 · 무작위 기기 번호만 감</w:t>
       </w:r>
     </w:p>
     <w:p>
@@ -2255,7 +2255,7 @@
         <w:rPr>
           <w:rFonts w:ascii="Malgun Gothic" w:cs="Malgun Gothic" w:eastAsia="Malgun Gothic" w:hAnsi="Malgun Gothic"/>
         </w:rPr>
-        <w:t xml:space="preserve">수정·삭제: 수정 이력이 붙은 새 내용의 확인 번호를 다시 등록. 같은 기록에 줄이 여러 개면 그만큼 고쳐진 것</w:t>
+        <w:t xml:space="preserve">수정·삭제: 수정 이력이 붙은 새 내용의 확인 번호를 다시 등록. 증빙 묶음 7번 표에서 같은 기록의 "기록 내용" 줄이 여러 개면 그만큼 고쳐진 것</w:t>
       </w:r>
     </w:p>
     <w:p>
@@ -2368,7 +2368,7 @@
         <w:rPr>
           <w:rFonts w:ascii="Malgun Gothic" w:cs="Malgun Gothic" w:eastAsia="Malgun Gothic" w:hAnsi="Malgun Gothic"/>
         </w:rPr>
-        <w:t xml:space="preserve">서버에는 이름, 근무지, 시각, 금액이 가지 않음. 기기 번호는 처음 기록을 등록할 때 앱이 만든 난수라 휴대전화 번호가 아님. 확인 번호만으로는 내용을 되돌릴 수 없음</w:t>
+        <w:t xml:space="preserve">서버에는 이름, 근무지, 시각, 금액이 가지 않음. 기기 번호는 처음 기록을 등록할 때 앱이 만든 난수라 휴대전화 번호가 아님</w:t>
       </w:r>
     </w:p>
     <w:p>
@@ -2449,7 +2449,7 @@
         <w:rPr>
           <w:rFonts w:ascii="Malgun Gothic" w:cs="Malgun Gothic" w:eastAsia="Malgun Gothic" w:hAnsi="Malgun Gothic"/>
         </w:rPr>
-        <w:t xml:space="preserve">확인 번호만으로는 제3자가 내용을 되돌려 볼 수 없음. 11월 17일부터 증빙 PDF의 기록 내용으로 번호를 다시 계산해 서버 시각과 맞춰 보는 확인 방식을 만들 계획</w:t>
+        <w:t xml:space="preserve">기록 내용과 확인 번호가 맞는지 제3자가 직접 맞춰 볼 방법이 아직 없음. 11월 17일부터 증빙 PDF의 기록 내용으로 번호를 다시 계산해 서버 시각과 맞춰 보는 확인 방식을 만들 계획</w:t>
       </w:r>
     </w:p>
     <w:p>
@@ -6780,7 +6780,7 @@
         <w:rPr>
           <w:rFonts w:ascii="Malgun Gothic" w:cs="Malgun Gothic" w:eastAsia="Malgun Gothic" w:hAnsi="Malgun Gothic"/>
         </w:rPr>
-        <w:t xml:space="preserve">2025년 9월 관계부처 합동 임금체불 근절 대책(대지급금 3개월분 → 6개월분), 2025년 10월 23일 개정 근로기준법 시행(상습 체불 사업주 신용 제재·명단 공개 등)으로 체불 제재와 대지급금이 넓어짐</w:t>
+        <w:t xml:space="preserve">2025년 9월 관계부처 합동 임금체불 근절 대책(대지급금 3개월분 → 6개월분), 2025년 10월 23일 개정 근로기준법 시행(상습 체불 사업주 신용 제재·명단 공개 등)으로 체불 제재가 세지고 대지급금 범위가 넓어짐</w:t>
       </w:r>
     </w:p>
     <w:p>

--- a/docs/07_중간평가_보고서.docx
+++ b/docs/07_중간평가_보고서.docx
@@ -1845,7 +1845,7 @@
                 <w:sz w:val="19"/>
                 <w:szCs w:val="19"/>
               </w:rPr>
-              <w:t xml:space="preserve">기록은 사용자 폰에 둠. 공개키로는 서버 표에 넣기와 읽기만 되고 수정·삭제는 거부(RLS). 등록 시각은 트리거가 서버 시각으로 강제. 운영자 조작까지 막지는 못함(외부 시점 확인은 계획)</w:t>
+              <w:t xml:space="preserve">기록은 사용자 폰에 둠. 서버는 넣기·읽기만(RLS), 등록 시각은 서버가 찍음</w:t>
             </w:r>
           </w:p>
         </w:tc>
@@ -2558,13 +2558,13 @@
           <w:b/>
           <w:bCs/>
         </w:rPr>
-        <w:t xml:space="preserve">계획 기준: </w:t>
-      </w:r>
-      <w:r>
-        <w:rPr>
-          <w:rFonts w:ascii="Malgun Gothic" w:cs="Malgun Gothic" w:eastAsia="Malgun Gothic" w:hAnsi="Malgun Gothic"/>
-        </w:rPr>
-        <w:t xml:space="preserve">10월 13일 MVP 기능 정의서의 포함 기능 8개. 제외 기능 6개는 금액 자동 인식, 푸시 알림, AI 문구, 미니게임 광고·랭킹, 로그인·사장 연동, 진정서·유료화</w:t>
+        <w:t xml:space="preserve">계획 대비 구현 비율: </w:t>
+      </w:r>
+      <w:r>
+        <w:rPr>
+          <w:rFonts w:ascii="Malgun Gothic" w:cs="Malgun Gothic" w:eastAsia="Malgun Gothic" w:hAnsi="Malgun Gothic"/>
+        </w:rPr>
+        <w:t xml:space="preserve">10월 13일 MVP 기능 정의서의 포함 기능 8개가 모두 동작, 완성도 평균 약 80%. 제외 기능 6개는 금액 자동 인식, 푸시 알림, AI 문구, 미니게임 광고·랭킹, 로그인·사장 연동, 진정서·유료화</w:t>
       </w:r>
     </w:p>
     <w:p>
@@ -3653,25 +3653,6 @@
       <w:pPr>
         <w:spacing w:after="120"/>
       </w:pPr>
-    </w:p>
-    <w:p>
-      <w:pPr>
-        <w:spacing w:after="120" w:line="320"/>
-      </w:pPr>
-      <w:r>
-        <w:rPr>
-          <w:rFonts w:ascii="Malgun Gothic" w:cs="Malgun Gothic" w:eastAsia="Malgun Gothic" w:hAnsi="Malgun Gothic"/>
-          <w:b/>
-          <w:bCs/>
-        </w:rPr>
-        <w:t xml:space="preserve">계획 대비 구현 비율: </w:t>
-      </w:r>
-      <w:r>
-        <w:rPr>
-          <w:rFonts w:ascii="Malgun Gothic" w:cs="Malgun Gothic" w:eastAsia="Malgun Gothic" w:hAnsi="Malgun Gothic"/>
-        </w:rPr>
-        <w:t xml:space="preserve">MVP 기능 정의서의 포함 기능 8개가 모두 동작하는 수준으로 배포. 세부 완성도 평균 약 80%, 실제 사용자 검증은 11월 시작</w:t>
-      </w:r>
     </w:p>
     <w:p>
       <w:pPr>
@@ -9221,7 +9202,7 @@
         <w:rPr>
           <w:rFonts w:ascii="Malgun Gothic" w:cs="Malgun Gothic" w:eastAsia="Malgun Gothic" w:hAnsi="Malgun Gothic"/>
         </w:rPr>
-        <w:t xml:space="preserve">출퇴근은 일하는 날마다 누르지만 받은 돈을 확인하는 건 급여일에 한 번이라, 그 사이에 앱을 열 이유가 약함. 쉬는 틈 게임은 이를 보완하려는 시도이자 광고 자리 후보</w:t>
+        <w:t xml:space="preserve">급여일 사이에 앱을 열 이유가 약함. 쉬는 틈 게임은 이를 보완하려는 시도이자 광고 자리 후보</w:t>
       </w:r>
     </w:p>
     <w:p>

--- a/docs/07_중간평가_보고서.docx
+++ b/docs/07_중간평가_보고서.docx
@@ -10254,7 +10254,7 @@
         <w:rPr>
           <w:rFonts w:ascii="Malgun Gothic" w:cs="Malgun Gothic" w:eastAsia="Malgun Gothic" w:hAnsi="Malgun Gothic"/>
         </w:rPr>
-        <w:t xml:space="preserve">같은 사람의 중복 응답을 막지 않음(이름·기기 정보를 받지 않는 대신). 그래서 사람 수로만 적고, %는 응답이 30명을 넘을 때만 씀. 한 강의실의 답으로 결론을 크게 내리지 않음</w:t>
+        <w:t xml:space="preserve">같은 사람의 중복 응답을 막지 않음(이름·기기 정보를 받지 않는 대신). 그래서 사람 수로만 적고, %는 응답이 30명 이상일 때만 씀. 한 강의실의 답으로 결론을 크게 내리지 않음</w:t>
       </w:r>
     </w:p>
     <w:p>

--- a/docs/07_중간평가_보고서.docx
+++ b/docs/07_중간평가_보고서.docx
@@ -870,7 +870,7 @@
         <w:rPr>
           <w:rFonts w:ascii="Malgun Gothic" w:cs="Malgun Gothic" w:eastAsia="Malgun Gothic" w:hAnsi="Malgun Gothic"/>
         </w:rPr>
-        <w:t xml:space="preserve">팀원 박명진 (컴퓨터소프트웨어 __학번): 인터뷰 2명, 갤럭시 설치·테스트, 일정 관리, 보고서 편집</w:t>
+        <w:t xml:space="preserve">팀원 박명진 (컴퓨터소프트웨어 18학번): 인터뷰 2명, 갤럭시 설치·테스트, 일정 관리, 보고서 편집</w:t>
       </w:r>
     </w:p>
     <w:p>

--- a/docs/07_중간평가_보고서.docx
+++ b/docs/07_중간평가_보고서.docx
@@ -854,7 +854,7 @@
         <w:rPr>
           <w:rFonts w:ascii="Malgun Gothic" w:cs="Malgun Gothic" w:eastAsia="Malgun Gothic" w:hAnsi="Malgun Gothic"/>
         </w:rPr>
-        <w:t xml:space="preserve">팀원 손유호 (컴퓨터소프트웨어 __학번): 시장·경쟁사 조사, 비즈니스 모델, 설문 30명 수집·집계, 인터뷰 3명, 광고 승인 신청</w:t>
+        <w:t xml:space="preserve">팀원 손유호 (컴퓨터소프트웨어 20학번): 시장·경쟁사 조사, 비즈니스 모델, 설문 30명 수집·집계, 인터뷰 3명, 광고 승인 신청</w:t>
       </w:r>
     </w:p>
     <w:p>

--- a/docs/07_중간평가_보고서.docx
+++ b/docs/07_중간평가_보고서.docx
@@ -520,7 +520,7 @@
         <w:rPr>
           <w:rFonts w:ascii="Malgun Gothic" w:cs="Malgun Gothic" w:eastAsia="Malgun Gothic" w:hAnsi="Malgun Gothic"/>
         </w:rPr>
-        <w:t xml:space="preserve">링크 설문 30명, 직접 인터뷰 5명. 가설 하나를 다섯 가지 항목으로 확인하고, 못 미쳤을 때 바꿀 것도 정해 둠</w:t>
+        <w:t xml:space="preserve">링크 설문 30명, 직접 인터뷰 5명. 가설 하나를 다섯 가지 항목으로 확인하고, 못 미쳤을 때 바꿀 것도 정해 둠. 10월 26일 기준 설문 12명 응답(매달 금액 넣기 10명, 광고 "싫다" 4명)</w:t>
       </w:r>
     </w:p>
     <w:p>
@@ -9454,23 +9454,7 @@
         <w:rPr>
           <w:rFonts w:ascii="Malgun Gothic" w:cs="Malgun Gothic" w:eastAsia="Malgun Gothic" w:hAnsi="Malgun Gothic"/>
         </w:rPr>
-        <w:t xml:space="preserve">기획서의 인터뷰 10~15명 계획을 링크 설문 30명 + 직접 인터뷰 5명으로 바꿈. 사람 수는 설문으로 채우고, 앱을 써 보게 하는 깊은 인터뷰는 5명으로 줄임</w:t>
-      </w:r>
-    </w:p>
-    <w:p>
-      <w:pPr>
-        <w:pStyle w:val="ListParagraph"/>
-        <w:numPr>
-          <w:ilvl w:val="0"/>
-          <w:numId w:val="2"/>
-        </w:numPr>
-        <w:spacing w:after="60" w:line="300"/>
-      </w:pPr>
-      <w:r>
-        <w:rPr>
-          <w:rFonts w:ascii="Malgun Gothic" w:cs="Malgun Gothic" w:eastAsia="Malgun Gothic" w:hAnsi="Malgun Gothic"/>
-        </w:rPr>
-        <w:t xml:space="preserve">기준은 팀이 정한 목표이지 데이터가 아님. 기말 발표에서 결과를 채워 보고</w:t>
+        <w:t xml:space="preserve">기획서의 인터뷰 10~15명 계획을 링크 설문 30명 + 직접 인터뷰 5명으로 바꿈. 기준은 팀이 정한 목표이지 데이터가 아님</w:t>
       </w:r>
     </w:p>
     <w:tbl>
@@ -9487,10 +9471,11 @@
         <w:tblLayout w:type="fixed"/>
       </w:tblPr>
       <w:tblGrid>
-        <w:gridCol w:w="2500"/>
-        <w:gridCol w:w="2400"/>
         <w:gridCol w:w="1900"/>
-        <w:gridCol w:w="2226"/>
+        <w:gridCol w:w="1900"/>
+        <w:gridCol w:w="1900"/>
+        <w:gridCol w:w="1700"/>
+        <w:gridCol w:w="1626"/>
       </w:tblGrid>
       <w:tr>
         <w:trPr>
@@ -9499,7 +9484,7 @@
         </w:trPr>
         <w:tc>
           <w:tcPr>
-            <w:tcW w:type="dxa" w:w="2500"/>
+            <w:tcW w:type="dxa" w:w="1900"/>
             <w:shd w:fill="F4F3EF" w:color="auto" w:val="clear"/>
             <w:tcMar>
               <w:top w:type="dxa" w:w="60"/>
@@ -9528,7 +9513,7 @@
         </w:tc>
         <w:tc>
           <w:tcPr>
-            <w:tcW w:type="dxa" w:w="2400"/>
+            <w:tcW w:type="dxa" w:w="1900"/>
             <w:shd w:fill="F4F3EF" w:color="auto" w:val="clear"/>
             <w:tcMar>
               <w:top w:type="dxa" w:w="60"/>
@@ -9586,7 +9571,7 @@
         </w:tc>
         <w:tc>
           <w:tcPr>
-            <w:tcW w:type="dxa" w:w="2226"/>
+            <w:tcW w:type="dxa" w:w="1700"/>
             <w:shd w:fill="F4F3EF" w:color="auto" w:val="clear"/>
             <w:tcMar>
               <w:top w:type="dxa" w:w="60"/>
@@ -9610,6 +9595,35 @@
                 <w:szCs w:val="19"/>
               </w:rPr>
               <w:t xml:space="preserve">못 미치면</w:t>
+            </w:r>
+          </w:p>
+        </w:tc>
+        <w:tc>
+          <w:tcPr>
+            <w:tcW w:type="dxa" w:w="1626"/>
+            <w:shd w:fill="F4F3EF" w:color="auto" w:val="clear"/>
+            <w:tcMar>
+              <w:top w:type="dxa" w:w="60"/>
+              <w:left w:type="dxa" w:w="100"/>
+              <w:bottom w:type="dxa" w:w="60"/>
+              <w:right w:type="dxa" w:w="100"/>
+            </w:tcMar>
+            <w:vAlign w:val="center"/>
+          </w:tcPr>
+          <w:p>
+            <w:pPr>
+              <w:spacing w:after="40" w:line="280"/>
+            </w:pPr>
+            <w:r>
+              <w:rPr>
+                <w:rFonts w:ascii="Malgun Gothic" w:cs="Malgun Gothic" w:eastAsia="Malgun Gothic" w:hAnsi="Malgun Gothic"/>
+                <w:b/>
+                <w:bCs/>
+                <w:color w:val="5D636D"/>
+                <w:sz w:val="19"/>
+                <w:szCs w:val="19"/>
+              </w:rPr>
+              <w:t xml:space="preserve">중간 결과 (10/26, 12명)</w:t>
             </w:r>
           </w:p>
         </w:tc>
@@ -9620,7 +9634,7 @@
         </w:trPr>
         <w:tc>
           <w:tcPr>
-            <w:tcW w:type="dxa" w:w="2500"/>
+            <w:tcW w:type="dxa" w:w="1900"/>
             <w:tcMar>
               <w:top w:type="dxa" w:w="60"/>
               <w:left w:type="dxa" w:w="100"/>
@@ -9647,7 +9661,7 @@
         </w:tc>
         <w:tc>
           <w:tcPr>
-            <w:tcW w:type="dxa" w:w="2400"/>
+            <w:tcW w:type="dxa" w:w="1900"/>
             <w:tcMar>
               <w:top w:type="dxa" w:w="60"/>
               <w:left w:type="dxa" w:w="100"/>
@@ -9701,7 +9715,7 @@
         </w:tc>
         <w:tc>
           <w:tcPr>
-            <w:tcW w:type="dxa" w:w="2226"/>
+            <w:tcW w:type="dxa" w:w="1700"/>
             <w:tcMar>
               <w:top w:type="dxa" w:w="60"/>
               <w:left w:type="dxa" w:w="100"/>
@@ -9723,6 +9737,33 @@
                 <w:szCs w:val="19"/>
               </w:rPr>
               <w:t xml:space="preserve">보류한 입금 문자·명세서 자동 인식을 앞당김</w:t>
+            </w:r>
+          </w:p>
+        </w:tc>
+        <w:tc>
+          <w:tcPr>
+            <w:tcW w:type="dxa" w:w="1626"/>
+            <w:tcMar>
+              <w:top w:type="dxa" w:w="60"/>
+              <w:left w:type="dxa" w:w="100"/>
+              <w:bottom w:type="dxa" w:w="60"/>
+              <w:right w:type="dxa" w:w="100"/>
+            </w:tcMar>
+            <w:vAlign w:val="center"/>
+          </w:tcPr>
+          <w:p>
+            <w:pPr>
+              <w:spacing w:after="40" w:line="280"/>
+            </w:pPr>
+            <w:r>
+              <w:rPr>
+                <w:rFonts w:ascii="Malgun Gothic" w:cs="Malgun Gothic" w:eastAsia="Malgun Gothic" w:hAnsi="Malgun Gothic"/>
+                <w:b w:val="false"/>
+                <w:bCs w:val="false"/>
+                <w:sz w:val="19"/>
+                <w:szCs w:val="19"/>
+              </w:rPr>
+              <w:t xml:space="preserve">설문 10명 "넣겠다"(할 만 4, 귀찮지만 6)</w:t>
             </w:r>
           </w:p>
         </w:tc>
@@ -9733,7 +9774,7 @@
         </w:trPr>
         <w:tc>
           <w:tcPr>
-            <w:tcW w:type="dxa" w:w="2500"/>
+            <w:tcW w:type="dxa" w:w="1900"/>
             <w:tcMar>
               <w:top w:type="dxa" w:w="60"/>
               <w:left w:type="dxa" w:w="100"/>
@@ -9760,7 +9801,7 @@
         </w:tc>
         <w:tc>
           <w:tcPr>
-            <w:tcW w:type="dxa" w:w="2400"/>
+            <w:tcW w:type="dxa" w:w="1900"/>
             <w:tcMar>
               <w:top w:type="dxa" w:w="60"/>
               <w:left w:type="dxa" w:w="100"/>
@@ -9814,7 +9855,7 @@
         </w:tc>
         <w:tc>
           <w:tcPr>
-            <w:tcW w:type="dxa" w:w="2226"/>
+            <w:tcW w:type="dxa" w:w="1700"/>
             <w:tcMar>
               <w:top w:type="dxa" w:w="60"/>
               <w:left w:type="dxa" w:w="100"/>
@@ -9836,6 +9877,33 @@
                 <w:szCs w:val="19"/>
               </w:rPr>
               <w:t xml:space="preserve">문구 톤·단계를 다시 짬 (11/10~)</w:t>
+            </w:r>
+          </w:p>
+        </w:tc>
+        <w:tc>
+          <w:tcPr>
+            <w:tcW w:type="dxa" w:w="1626"/>
+            <w:tcMar>
+              <w:top w:type="dxa" w:w="60"/>
+              <w:left w:type="dxa" w:w="100"/>
+              <w:bottom w:type="dxa" w:w="60"/>
+              <w:right w:type="dxa" w:w="100"/>
+            </w:tcMar>
+            <w:vAlign w:val="center"/>
+          </w:tcPr>
+          <w:p>
+            <w:pPr>
+              <w:spacing w:after="40" w:line="280"/>
+            </w:pPr>
+            <w:r>
+              <w:rPr>
+                <w:rFonts w:ascii="Malgun Gothic" w:cs="Malgun Gothic" w:eastAsia="Malgun Gothic" w:hAnsi="Malgun Gothic"/>
+                <w:b w:val="false"/>
+                <w:bCs w:val="false"/>
+                <w:sz w:val="19"/>
+                <w:szCs w:val="19"/>
+              </w:rPr>
+              <w:t xml:space="preserve">11월 인터뷰</w:t>
             </w:r>
           </w:p>
         </w:tc>
@@ -9846,7 +9914,7 @@
         </w:trPr>
         <w:tc>
           <w:tcPr>
-            <w:tcW w:type="dxa" w:w="2500"/>
+            <w:tcW w:type="dxa" w:w="1900"/>
             <w:tcMar>
               <w:top w:type="dxa" w:w="60"/>
               <w:left w:type="dxa" w:w="100"/>
@@ -9867,13 +9935,13 @@
                 <w:sz w:val="19"/>
                 <w:szCs w:val="19"/>
               </w:rPr>
-              <w:t xml:space="preserve">확인 번호 설명을 듣고, 무엇인지 말할 수 있음</w:t>
-            </w:r>
-          </w:p>
-        </w:tc>
-        <w:tc>
-          <w:tcPr>
-            <w:tcW w:type="dxa" w:w="2400"/>
+              <w:t xml:space="preserve">확인 번호 설명을 이해함</w:t>
+            </w:r>
+          </w:p>
+        </w:tc>
+        <w:tc>
+          <w:tcPr>
+            <w:tcW w:type="dxa" w:w="1900"/>
             <w:tcMar>
               <w:top w:type="dxa" w:w="60"/>
               <w:left w:type="dxa" w:w="100"/>
@@ -9927,7 +9995,7 @@
         </w:tc>
         <w:tc>
           <w:tcPr>
-            <w:tcW w:type="dxa" w:w="2226"/>
+            <w:tcW w:type="dxa" w:w="1700"/>
             <w:tcMar>
               <w:top w:type="dxa" w:w="60"/>
               <w:left w:type="dxa" w:w="100"/>
@@ -9949,6 +10017,33 @@
                 <w:szCs w:val="19"/>
               </w:rPr>
               <w:t xml:space="preserve">설정·증빙 문구 수정</w:t>
+            </w:r>
+          </w:p>
+        </w:tc>
+        <w:tc>
+          <w:tcPr>
+            <w:tcW w:type="dxa" w:w="1626"/>
+            <w:tcMar>
+              <w:top w:type="dxa" w:w="60"/>
+              <w:left w:type="dxa" w:w="100"/>
+              <w:bottom w:type="dxa" w:w="60"/>
+              <w:right w:type="dxa" w:w="100"/>
+            </w:tcMar>
+            <w:vAlign w:val="center"/>
+          </w:tcPr>
+          <w:p>
+            <w:pPr>
+              <w:spacing w:after="40" w:line="280"/>
+            </w:pPr>
+            <w:r>
+              <w:rPr>
+                <w:rFonts w:ascii="Malgun Gothic" w:cs="Malgun Gothic" w:eastAsia="Malgun Gothic" w:hAnsi="Malgun Gothic"/>
+                <w:b w:val="false"/>
+                <w:bCs w:val="false"/>
+                <w:sz w:val="19"/>
+                <w:szCs w:val="19"/>
+              </w:rPr>
+              <w:t xml:space="preserve">11월 인터뷰</w:t>
             </w:r>
           </w:p>
         </w:tc>
@@ -9959,7 +10054,7 @@
         </w:trPr>
         <w:tc>
           <w:tcPr>
-            <w:tcW w:type="dxa" w:w="2500"/>
+            <w:tcW w:type="dxa" w:w="1900"/>
             <w:tcMar>
               <w:top w:type="dxa" w:w="60"/>
               <w:left w:type="dxa" w:w="100"/>
@@ -9986,7 +10081,7 @@
         </w:tc>
         <w:tc>
           <w:tcPr>
-            <w:tcW w:type="dxa" w:w="2400"/>
+            <w:tcW w:type="dxa" w:w="1900"/>
             <w:tcMar>
               <w:top w:type="dxa" w:w="60"/>
               <w:left w:type="dxa" w:w="100"/>
@@ -10034,13 +10129,13 @@
                 <w:sz w:val="19"/>
                 <w:szCs w:val="19"/>
               </w:rPr>
-              <w:t xml:space="preserve">응답 30명 이상일 때, 지금 알바 중인 응답자의 반 이상</w:t>
-            </w:r>
-          </w:p>
-        </w:tc>
-        <w:tc>
-          <w:tcPr>
-            <w:tcW w:type="dxa" w:w="2226"/>
+              <w:t xml:space="preserve">30명 이상 · 알바 중인 응답자의 반 이상</w:t>
+            </w:r>
+          </w:p>
+        </w:tc>
+        <w:tc>
+          <w:tcPr>
+            <w:tcW w:type="dxa" w:w="1700"/>
             <w:tcMar>
               <w:top w:type="dxa" w:w="60"/>
               <w:left w:type="dxa" w:w="100"/>
@@ -10062,6 +10157,33 @@
                 <w:szCs w:val="19"/>
               </w:rPr>
               <w:t xml:space="preserve">주휴수당 중심 메시지 변경</w:t>
+            </w:r>
+          </w:p>
+        </w:tc>
+        <w:tc>
+          <w:tcPr>
+            <w:tcW w:type="dxa" w:w="1626"/>
+            <w:tcMar>
+              <w:top w:type="dxa" w:w="60"/>
+              <w:left w:type="dxa" w:w="100"/>
+              <w:bottom w:type="dxa" w:w="60"/>
+              <w:right w:type="dxa" w:w="100"/>
+            </w:tcMar>
+            <w:vAlign w:val="center"/>
+          </w:tcPr>
+          <w:p>
+            <w:pPr>
+              <w:spacing w:after="40" w:line="280"/>
+            </w:pPr>
+            <w:r>
+              <w:rPr>
+                <w:rFonts w:ascii="Malgun Gothic" w:cs="Malgun Gothic" w:eastAsia="Malgun Gothic" w:hAnsi="Malgun Gothic"/>
+                <w:b w:val="false"/>
+                <w:bCs w:val="false"/>
+                <w:sz w:val="19"/>
+                <w:szCs w:val="19"/>
+              </w:rPr>
+              <w:t xml:space="preserve">지금 알바 중 2명뿐이라 보류</w:t>
             </w:r>
           </w:p>
         </w:tc>
@@ -10072,7 +10194,7 @@
         </w:trPr>
         <w:tc>
           <w:tcPr>
-            <w:tcW w:type="dxa" w:w="2500"/>
+            <w:tcW w:type="dxa" w:w="1900"/>
             <w:tcMar>
               <w:top w:type="dxa" w:w="60"/>
               <w:left w:type="dxa" w:w="100"/>
@@ -10099,7 +10221,7 @@
         </w:tc>
         <w:tc>
           <w:tcPr>
-            <w:tcW w:type="dxa" w:w="2400"/>
+            <w:tcW w:type="dxa" w:w="1900"/>
             <w:tcMar>
               <w:top w:type="dxa" w:w="60"/>
               <w:left w:type="dxa" w:w="100"/>
@@ -10153,7 +10275,7 @@
         </w:tc>
         <w:tc>
           <w:tcPr>
-            <w:tcW w:type="dxa" w:w="2226"/>
+            <w:tcW w:type="dxa" w:w="1700"/>
             <w:tcMar>
               <w:top w:type="dxa" w:w="60"/>
               <w:left w:type="dxa" w:w="100"/>
@@ -10175,6 +10297,33 @@
                 <w:szCs w:val="19"/>
               </w:rPr>
               <w:t xml:space="preserve">11/23 광고 실험 대신 새 게임으로</w:t>
+            </w:r>
+          </w:p>
+        </w:tc>
+        <w:tc>
+          <w:tcPr>
+            <w:tcW w:type="dxa" w:w="1626"/>
+            <w:tcMar>
+              <w:top w:type="dxa" w:w="60"/>
+              <w:left w:type="dxa" w:w="100"/>
+              <w:bottom w:type="dxa" w:w="60"/>
+              <w:right w:type="dxa" w:w="100"/>
+            </w:tcMar>
+            <w:vAlign w:val="center"/>
+          </w:tcPr>
+          <w:p>
+            <w:pPr>
+              <w:spacing w:after="40" w:line="280"/>
+            </w:pPr>
+            <w:r>
+              <w:rPr>
+                <w:rFonts w:ascii="Malgun Gothic" w:cs="Malgun Gothic" w:eastAsia="Malgun Gothic" w:hAnsi="Malgun Gothic"/>
+                <w:b w:val="false"/>
+                <w:bCs w:val="false"/>
+                <w:sz w:val="19"/>
+                <w:szCs w:val="19"/>
+              </w:rPr>
+              <w:t xml:space="preserve">"싫다" 4명</w:t>
             </w:r>
           </w:p>
         </w:tc>
@@ -10206,7 +10355,7 @@
         <w:rPr>
           <w:rFonts w:ascii="Malgun Gothic" w:cs="Malgun Gothic" w:eastAsia="Malgun Gothic" w:hAnsi="Malgun Gothic"/>
         </w:rPr>
-        <w:t xml:space="preserve">"지금 알바 중", "예전에 함", "한 적 없음"으로 갈라 20문항 안팎. 11월 16일까지 30명 목표. 이름과 연락처는 받지 않음. 모집은 학과·동아리 단톡, 에브리타임, 그리고 중간발표 당일 참석자에게 QR로 자유 참여 요청(교수님 허락 뒤)</w:t>
+        <w:t xml:space="preserve">"지금 알바 중", "예전에 함", "한 적 없음"으로 갈라 20문항 안팎. 11월 16일까지 30명 목표. 이름과 연락처는 받지 않음. 모집은 학과·동아리 단톡, 에브리타임, 중간발표 당일 QR(교수님 허락 뒤)</w:t>
       </w:r>
     </w:p>
     <w:p>
@@ -10230,7 +10379,7 @@
         <w:rPr>
           <w:rFonts w:ascii="Malgun Gothic" w:cs="Malgun Gothic" w:eastAsia="Malgun Gothic" w:hAnsi="Malgun Gothic"/>
         </w:rPr>
-        <w:t xml:space="preserve">팀원 셋의 지인 중 지금 알바 중인 사람. 11월 3일~9일, 1명당 20분. 손유호 3명, 박명진 2명. 앱을 써 보게 하고 위 표의 문항을 물음</w:t>
+        <w:t xml:space="preserve">지금 알바 중인 지인, 11월 3일~9일, 1명당 20분(손유호 3명, 박명진 2명). 앱을 써 보게 하고 위 표의 문항을 물음</w:t>
       </w:r>
     </w:p>
     <w:p>
@@ -10254,7 +10403,7 @@
         <w:rPr>
           <w:rFonts w:ascii="Malgun Gothic" w:cs="Malgun Gothic" w:eastAsia="Malgun Gothic" w:hAnsi="Malgun Gothic"/>
         </w:rPr>
-        <w:t xml:space="preserve">같은 사람의 중복 응답을 막지 않음(이름·기기 정보를 받지 않는 대신). 그래서 사람 수로만 적고, %는 응답이 30명 이상일 때만 씀. 한 강의실의 답으로 결론을 크게 내리지 않음</w:t>
+        <w:t xml:space="preserve">중복 응답을 막지 않아(이름·기기 정보를 받지 않음) 사람 수로만 적고, %는 응답이 30명 이상일 때만 씀</w:t>
       </w:r>
     </w:p>
     <w:p>
@@ -10278,7 +10427,7 @@
         <w:rPr>
           <w:rFonts w:ascii="Malgun Gothic" w:cs="Malgun Gothic" w:eastAsia="Malgun Gothic" w:hAnsi="Malgun Gothic"/>
         </w:rPr>
-        <w:t xml:space="preserve">타깃 사용자 1명이 디자인 시안 12장 중 통장 구성을 고름("알바비는 직관적인 게 중요"). 팀원 의견으로 게임의 "근무 중에만" 조건을 풂(10월 25일). 링크 설문은 10월 23일 공개, 10월 27일 오전 기준 응답 __명</w:t>
+        <w:t xml:space="preserve">타깃 사용자 1명이 디자인 시안 12장 중 통장 구성을 고름("알바비는 직관적인 게 중요"). 팀원 의견으로 게임의 "근무 중에만" 조건을 풂(10월 25일). 링크 설문은 10월 23일 공개, 10월 26일 기준 12명 응답</w:t>
       </w:r>
     </w:p>
     <w:p>
@@ -10296,13 +10445,37 @@
           <w:b/>
           <w:bCs/>
         </w:rPr>
+        <w:t xml:space="preserve">설문 중간 결과 (12명, 정식 조사 아님): </w:t>
+      </w:r>
+      <w:r>
+        <w:rPr>
+          <w:rFonts w:ascii="Malgun Gothic" w:cs="Malgun Gothic" w:eastAsia="Malgun Gothic" w:hAnsi="Malgun Gothic"/>
+        </w:rPr>
+        <w:t xml:space="preserve">지금 알바 중 2명, 예전에 했음 9명, 한 적 없음 1명. 급여 때 "내 계산이 맞는지"가 걱정 8명(12명 중), 통장 총액만 봄 7명(11명 중), "실제로 있다면 안 쓴다" 0명. 가장 쓸모 있는 기능은 덜 받은 돈 알려 주기 6명, 출퇴근 기록 4명, 정산 요청 메시지·기록 등록 0명. 안 쓸 기능 1위는 미니게임 6명. 요청 문구와 확인 번호는 인터뷰에서 보여 주고 반응을 봄</w:t>
+      </w:r>
+    </w:p>
+    <w:p>
+      <w:pPr>
+        <w:pStyle w:val="ListParagraph"/>
+        <w:numPr>
+          <w:ilvl w:val="0"/>
+          <w:numId w:val="2"/>
+        </w:numPr>
+        <w:spacing w:after="60" w:line="300"/>
+      </w:pPr>
+      <w:r>
+        <w:rPr>
+          <w:rFonts w:ascii="Malgun Gothic" w:cs="Malgun Gothic" w:eastAsia="Malgun Gothic" w:hAnsi="Malgun Gothic"/>
+          <w:b/>
+          <w:bCs/>
+        </w:rPr>
         <w:t xml:space="preserve">왜 검증보다 개발이 먼저였나: </w:t>
       </w:r>
       <w:r>
         <w:rPr>
           <w:rFonts w:ascii="Malgun Gothic" w:cs="Malgun Gothic" w:eastAsia="Malgun Gothic" w:hAnsi="Malgun Gothic"/>
         </w:rPr>
-        <w:t xml:space="preserve">링크로 배포되는 웹앱이라 빨리 만들 수 있었고, 말로 설명하기보다 화면을 보여 주며 물어야 정확한 답을 듣는다고 판단. 9월에 경쟁 앱 네 개의 리뷰까지 읽고 빈자리를 확인한 뒤 10월 13일 정의서로 범위를 8개로 자름. 설문에도 앱 캡처 3장을 넣고 "실제로 있다면 쓰겠나"를 물음</w:t>
+        <w:t xml:space="preserve">링크로 배포되는 웹앱이라 빨리 만들 수 있었고, 화면을 보여 주며 물어야 정확한 답을 듣는다고 판단(설문에도 앱 캡처 3장)</w:t>
       </w:r>
     </w:p>
     <w:p>

--- a/docs/07_중간평가_보고서.docx
+++ b/docs/07_중간평가_보고서.docx
@@ -9438,7 +9438,7 @@
         <w:rPr>
           <w:rFonts w:ascii="Malgun Gothic" w:cs="Malgun Gothic" w:eastAsia="Malgun Gothic" w:hAnsi="Malgun Gothic"/>
         </w:rPr>
-        <w:t xml:space="preserve">알바생은 자신의 근무 기록을 근거로 한 정산 요청 문구가 있으면, 사장에게 말을 꺼낼 수 있다고 느끼고 쓸 것이다</w:t>
+        <w:t xml:space="preserve">알바생은 자신의 근무 기록을 근거로 한 정산 요청 문구가 있으면, 사장에게 말을 꺼낼 수 있다고 느끼고 쓸 것</w:t>
       </w:r>
     </w:p>
     <w:p>

--- a/docs/07_중간평가_보고서.docx
+++ b/docs/07_중간평가_보고서.docx
@@ -501,7 +501,7 @@
         <w:rPr>
           <w:rFonts w:ascii="Malgun Gothic" w:cs="Malgun Gothic" w:eastAsia="Malgun Gothic" w:hAnsi="Malgun Gothic"/>
         </w:rPr>
-        <w:t xml:space="preserve">웹앱이라 빨리 만들 수 있어, 화면을 보여 주며 묻는 쪽을 첫 검증으로 택함. MVP 기능 정의서(10/13)의 기능 8개가 모두 동작하는 상태로 배포, 완성도 평균 약 80%. 실제 폰 검증과 사용자 검증은 11월</w:t>
+        <w:t xml:space="preserve">웹앱이라 빨리 만들 수 있어, 화면을 보여 주며 묻는 쪽을 첫 검증으로 택함. MVP 기능 정의서(10/13)의 기능 8개가 모두 동작하는 상태로 배포, 완성도 평균 약 80%. 실제 폰 검증과 인터뷰는 11월</w:t>
       </w:r>
     </w:p>
     <w:p>
@@ -999,7 +999,7 @@
         <w:rPr>
           <w:rFonts w:ascii="Malgun Gothic" w:cs="Malgun Gothic" w:eastAsia="Malgun Gothic" w:hAnsi="Malgun Gothic"/>
         </w:rPr>
-        <w:t xml:space="preserve">노동절에 근무한 알바생 중 수당을 받는다는 응답 38.5%, "안내받지 못해 모르겠다" 33.2% (알바천국, 749명, 2026.4). 주휴·야간 계산 기준을 아는지는 우리 설문으로 직접 물음</w:t>
+        <w:t xml:space="preserve">노동절에 근무한 알바생 중 수당을 받는다는 응답 38.5%, "안내받지 못해 모르겠다" 33.2% (알바천국, 749명, 2026.4). 우리 설문(10월 26일, 12명)에서도 주휴·야간 계산에 자신 있다는 사람은 4명</w:t>
       </w:r>
     </w:p>
     <w:p>
@@ -6875,7 +6875,7 @@
         <w:rPr>
           <w:rFonts w:ascii="Malgun Gothic" w:cs="Malgun Gothic" w:eastAsia="Malgun Gothic" w:hAnsi="Malgun Gothic"/>
         </w:rPr>
-        <w:t xml:space="preserve">스도쿠, 틀린 그림 찾기, 블록 채우기 화면에만 붙임. 웹앱이라 배너·전면 광고가 기본이고, 보상형은 Google H5 Games Ads 승인을 받으면 사용 가능(신청제 베타이고 AdSense 계정 승인이 먼저 필요. 아직 신청 전). 광고 단가와 게임 체류 시간은 측정 전이라 매출 추정은 적지 않음. 가설 확인은 설문의 "게임 화면 광고" 문항과 승인 뒤 게임 화면 열람 수로 함</w:t>
+        <w:t xml:space="preserve">스도쿠, 틀린 그림 찾기, 블록 채우기 화면에만 붙임. 웹앱이라 배너·전면 광고가 기본이고, 보상형은 Google H5 Games Ads 승인을 받으면 사용 가능(신청제 베타이고 AdSense 계정 승인이 먼저 필요. 아직 신청 전). 광고 단가와 게임 체류 시간은 측정 전이라 매출 추정은 적지 않음. 가설 확인은 설문의 "게임 화면 광고" 문항(10월 26일 기준 12명 중 "싫다" 4명)과 승인 뒤 게임 화면 열람 수로 함</w:t>
       </w:r>
     </w:p>
     <w:p>
@@ -9202,7 +9202,7 @@
         <w:rPr>
           <w:rFonts w:ascii="Malgun Gothic" w:cs="Malgun Gothic" w:eastAsia="Malgun Gothic" w:hAnsi="Malgun Gothic"/>
         </w:rPr>
-        <w:t xml:space="preserve">급여일 사이에 앱을 열 이유가 약함. 쉬는 틈 게임은 이를 보완하려는 시도이자 광고 자리 후보</w:t>
+        <w:t xml:space="preserve">급여일 사이에 앱을 열 이유가 약함. 쉬는 틈 게임은 이를 보완하려는 시도이자 광고 자리 후보이지만, 설문에서 "안 쓸 것 같은 기능" 1위(12명 중 6명)</w:t>
       </w:r>
     </w:p>
     <w:p>

--- a/docs/07_중간평가_보고서.docx
+++ b/docs/07_중간평가_보고서.docx
@@ -999,7 +999,7 @@
         <w:rPr>
           <w:rFonts w:ascii="Malgun Gothic" w:cs="Malgun Gothic" w:eastAsia="Malgun Gothic" w:hAnsi="Malgun Gothic"/>
         </w:rPr>
-        <w:t xml:space="preserve">노동절에 근무한 알바생 중 수당을 받는다는 응답 38.5%, "안내받지 못해 모르겠다" 33.2% (알바천국, 749명, 2026.4). 우리 설문(10월 26일, 12명)에서도 주휴·야간 계산에 자신 있다는 사람은 4명</w:t>
+        <w:t xml:space="preserve">노동절에 근무한 알바생 중 수당을 받는다는 응답 38.5%, "안내받지 못해 모르겠다" 33.2% (알바천국, 749명, 2026.4). 우리 설문(10월 26일, 12명)에서도 주휴·야간 계산에 자신 있다는 사람은 12명 중 4명</w:t>
       </w:r>
     </w:p>
     <w:p>

--- a/docs/07_중간평가_보고서.docx
+++ b/docs/07_중간평가_보고서.docx
@@ -3700,7 +3700,7 @@
         <w:rPr>
           <w:rFonts w:ascii="Malgun Gothic" w:cs="Malgun Gothic" w:eastAsia="Malgun Gothic" w:hAnsi="Malgun Gothic"/>
         </w:rPr>
-        <w:t xml:space="preserve">10월 5일부터 25일까지 저장소 커밋 152회, 모두 팀장. main에 올릴 때마다 자동 배포되어 배포 실행도 151회(GitHub Actions 기록, 10월 26일 기준)</w:t>
+        <w:t xml:space="preserve">10월 5일부터 25일까지 저장소 커밋 152회, 모두 팀장. main에 올리면 자동 배포되어 같은 기간 배포 실행은 144회(한 번에 여러 커밋을 올리면 배포는 한 번, GitHub Actions 기록)</w:t>
       </w:r>
     </w:p>
     <w:p>

--- a/docs/07_중간평가_보고서.docx
+++ b/docs/07_중간평가_보고서.docx
@@ -520,7 +520,7 @@
         <w:rPr>
           <w:rFonts w:ascii="Malgun Gothic" w:cs="Malgun Gothic" w:eastAsia="Malgun Gothic" w:hAnsi="Malgun Gothic"/>
         </w:rPr>
-        <w:t xml:space="preserve">링크 설문 30명, 직접 인터뷰 5명. 가설 하나를 다섯 가지 항목으로 확인하고, 못 미쳤을 때 바꿀 것도 정해 둠. 10월 26일 기준 설문 12명 응답(매달 금액 넣기 10명, 광고 "싫다" 4명)</w:t>
+        <w:t xml:space="preserve">링크 설문 30명, 직접 인터뷰 5명. 가설 하나를 다섯 가지 항목으로 확인하고, 못 미쳤을 때 바꿀 것도 정해 둠. 10월 26일 기준 설문 13명 응답(매달 금액 넣기 11명, 광고 "싫다" 4명)</w:t>
       </w:r>
     </w:p>
     <w:p>
@@ -999,7 +999,7 @@
         <w:rPr>
           <w:rFonts w:ascii="Malgun Gothic" w:cs="Malgun Gothic" w:eastAsia="Malgun Gothic" w:hAnsi="Malgun Gothic"/>
         </w:rPr>
-        <w:t xml:space="preserve">노동절에 근무한 알바생 중 수당을 받는다는 응답 38.5%, "안내받지 못해 모르겠다" 33.2% (알바천국, 749명, 2026.4). 우리 설문(10월 26일, 12명)에서도 주휴·야간 계산에 자신 있다는 사람은 12명 중 4명</w:t>
+        <w:t xml:space="preserve">노동절에 근무한 알바생 중 수당을 받는다는 응답 38.5%, "안내받지 못해 모르겠다" 33.2% (알바천국, 749명, 2026.4). 우리 설문(10월 26일, 13명)에서도 주휴·야간 계산에 자신 있다는 사람은 13명 중 4명</w:t>
       </w:r>
     </w:p>
     <w:p>
@@ -6875,7 +6875,7 @@
         <w:rPr>
           <w:rFonts w:ascii="Malgun Gothic" w:cs="Malgun Gothic" w:eastAsia="Malgun Gothic" w:hAnsi="Malgun Gothic"/>
         </w:rPr>
-        <w:t xml:space="preserve">스도쿠, 틀린 그림 찾기, 블록 채우기 화면에만 붙임. 웹앱이라 배너·전면 광고가 기본이고, 보상형은 Google H5 Games Ads 승인을 받으면 사용 가능(신청제 베타이고 AdSense 계정 승인이 먼저 필요. 아직 신청 전). 광고 단가와 게임 체류 시간은 측정 전이라 매출 추정은 적지 않음. 가설 확인은 설문의 "게임 화면 광고" 문항(10월 26일 기준 12명 중 "싫다" 4명)과 승인 뒤 게임 화면 열람 수로 함</w:t>
+        <w:t xml:space="preserve">스도쿠, 틀린 그림 찾기, 블록 채우기 화면에만 붙임. 웹앱이라 배너·전면 광고가 기본이고, 보상형은 Google H5 Games Ads 승인을 받으면 사용 가능(신청제 베타이고 AdSense 계정 승인이 먼저 필요. 아직 신청 전). 광고 단가와 게임 체류 시간은 측정 전이라 매출 추정은 적지 않음. 가설 확인은 설문의 "게임 화면 광고" 문항(10월 26일 기준 13명 중 "싫다" 4명)과 승인 뒤 게임 화면 열람 수로 함</w:t>
       </w:r>
     </w:p>
     <w:p>
@@ -9202,7 +9202,7 @@
         <w:rPr>
           <w:rFonts w:ascii="Malgun Gothic" w:cs="Malgun Gothic" w:eastAsia="Malgun Gothic" w:hAnsi="Malgun Gothic"/>
         </w:rPr>
-        <w:t xml:space="preserve">급여일 사이에 앱을 열 이유가 약함. 쉬는 틈 게임은 이를 보완하려는 시도이자 광고 자리 후보이지만, 설문에서 "안 쓸 것 같은 기능" 1위(12명 중 6명)</w:t>
+        <w:t xml:space="preserve">급여일 사이에 앱을 열 이유가 약함. 쉬는 틈 게임은 이를 보완하려는 시도이자 광고 자리 후보이지만, 설문에서 "안 쓸 것 같은 기능" 1위(13명 중 6명)</w:t>
       </w:r>
     </w:p>
     <w:p>
@@ -9623,7 +9623,7 @@
                 <w:sz w:val="19"/>
                 <w:szCs w:val="19"/>
               </w:rPr>
-              <w:t xml:space="preserve">중간 결과 (10/26, 12명)</w:t>
+              <w:t xml:space="preserve">중간 결과 (10/26, 13명)</w:t>
             </w:r>
           </w:p>
         </w:tc>
@@ -9763,7 +9763,7 @@
                 <w:sz w:val="19"/>
                 <w:szCs w:val="19"/>
               </w:rPr>
-              <w:t xml:space="preserve">설문 10명 "넣겠다"(할 만 4, 귀찮지만 6)</w:t>
+              <w:t xml:space="preserve">설문 11명 "넣겠다"(할 만 4, 귀찮지만 7)</w:t>
             </w:r>
           </w:p>
         </w:tc>
@@ -10427,7 +10427,7 @@
         <w:rPr>
           <w:rFonts w:ascii="Malgun Gothic" w:cs="Malgun Gothic" w:eastAsia="Malgun Gothic" w:hAnsi="Malgun Gothic"/>
         </w:rPr>
-        <w:t xml:space="preserve">타깃 사용자 1명이 디자인 시안 12장 중 통장 구성을 고름("알바비는 직관적인 게 중요"). 팀원 의견으로 게임의 "근무 중에만" 조건을 풂(10월 25일). 링크 설문은 10월 23일 공개, 10월 26일 기준 12명 응답</w:t>
+        <w:t xml:space="preserve">타깃 사용자 1명이 디자인 시안 12장 중 통장 구성을 고름("알바비는 직관적인 게 중요"). 팀원 의견으로 게임의 "근무 중에만" 조건을 풂(10월 25일). 링크 설문은 10월 23일 공개, 10월 26일 기준 13명 응답</w:t>
       </w:r>
     </w:p>
     <w:p>
@@ -10445,13 +10445,13 @@
           <w:b/>
           <w:bCs/>
         </w:rPr>
-        <w:t xml:space="preserve">설문 중간 결과 (12명, 정식 조사 아님): </w:t>
-      </w:r>
-      <w:r>
-        <w:rPr>
-          <w:rFonts w:ascii="Malgun Gothic" w:cs="Malgun Gothic" w:eastAsia="Malgun Gothic" w:hAnsi="Malgun Gothic"/>
-        </w:rPr>
-        <w:t xml:space="preserve">지금 알바 중 2명, 예전에 했음 9명, 한 적 없음 1명. 급여 때 "내 계산이 맞는지"가 걱정 8명(12명 중), 통장 총액만 봄 7명(11명 중), "실제로 있다면 안 쓴다" 0명. 가장 쓸모 있는 기능은 덜 받은 돈 알려 주기 6명, 출퇴근 기록 4명, 정산 요청 메시지·기록 등록 0명. 안 쓸 기능 1위는 미니게임 6명. 요청 문구와 확인 번호는 인터뷰에서 보여 주고 반응을 봄</w:t>
+        <w:t xml:space="preserve">설문 중간 결과 (13명, 정식 조사 아님): </w:t>
+      </w:r>
+      <w:r>
+        <w:rPr>
+          <w:rFonts w:ascii="Malgun Gothic" w:cs="Malgun Gothic" w:eastAsia="Malgun Gothic" w:hAnsi="Malgun Gothic"/>
+        </w:rPr>
+        <w:t xml:space="preserve">지금 알바 중 2명, 예전에 했음 10명, 한 적 없음 1명. 급여 때 "내 계산이 맞는지"가 걱정 8명(13명 중), 통장 총액만 봄 7명(12명 중), "실제로 있다면 안 쓴다" 0명. 가장 쓸모 있는 기능은 덜 받은 돈 알려 주기 7명, 출퇴근 기록 4명, 정산 요청 메시지·기록 등록 0명. 안 쓸 기능 1위는 미니게임 6명. 요청 문구와 확인 번호는 인터뷰에서 보여 주고 반응을 봄</w:t>
       </w:r>
     </w:p>
     <w:p>

--- a/docs/07_중간평가_보고서.docx
+++ b/docs/07_중간평가_보고서.docx
@@ -9137,7 +9137,7 @@
         <w:rPr>
           <w:rFonts w:ascii="Malgun Gothic" w:cs="Malgun Gothic" w:eastAsia="Malgun Gothic" w:hAnsi="Malgun Gothic"/>
         </w:rPr>
-        <w:t xml:space="preserve">수정 이력과 기록 등록(확인 번호·등록 시각)으로 "나중에 고치지 않았다"를 보여 줌 (네 서비스 모두 없음)</w:t>
+        <w:t xml:space="preserve">수정 이력과 기록 등록(확인 번호·등록 시각)을 남김. 지금은 번호가 서버에 들어온 시각까지 확인되고, 기록 내용과 번호를 맞춰 보는 방법은 기말까지 만듦 (네 서비스 모두 없음)</w:t>
       </w:r>
     </w:p>
     <w:p>
@@ -9903,7 +9903,7 @@
                 <w:sz w:val="19"/>
                 <w:szCs w:val="19"/>
               </w:rPr>
-              <w:t xml:space="preserve">11월 인터뷰</w:t>
+              <w:t xml:space="preserve">가장 쓸모 0명 · 11월 인터뷰</w:t>
             </w:r>
           </w:p>
         </w:tc>
@@ -10043,7 +10043,7 @@
                 <w:sz w:val="19"/>
                 <w:szCs w:val="19"/>
               </w:rPr>
-              <w:t xml:space="preserve">11월 인터뷰</w:t>
+              <w:t xml:space="preserve">가장 쓸모 0명 · 11월 인터뷰</w:t>
             </w:r>
           </w:p>
         </w:tc>
@@ -10323,7 +10323,7 @@
                 <w:sz w:val="19"/>
                 <w:szCs w:val="19"/>
               </w:rPr>
-              <w:t xml:space="preserve">"싫다" 4명</w:t>
+              <w:t xml:space="preserve">"싫다" 4명 · 안 쓸 기능 1위(6명)</w:t>
             </w:r>
           </w:p>
         </w:tc>
@@ -10475,7 +10475,7 @@
         <w:rPr>
           <w:rFonts w:ascii="Malgun Gothic" w:cs="Malgun Gothic" w:eastAsia="Malgun Gothic" w:hAnsi="Malgun Gothic"/>
         </w:rPr>
-        <w:t xml:space="preserve">링크로 배포되는 웹앱이라 빨리 만들 수 있었고, 화면을 보여 주며 물어야 정확한 답을 듣는다고 판단(설문에도 앱 캡처 3장)</w:t>
+        <w:t xml:space="preserve">웹앱이라 빨리 만들 수 있고, 화면을 보여 주며 묻는 쪽이 답이 정확하다고 판단</w:t>
       </w:r>
     </w:p>
     <w:p>
@@ -14078,7 +14078,7 @@
                 <w:sz w:val="19"/>
                 <w:szCs w:val="19"/>
               </w:rPr>
-              <w:t xml:space="preserve">폰 검증과 광고 승인 신청은 팀원이 주관하고, 팀장은 피드백 반영과 기록 등록 보강만 맡음</w:t>
+              <w:t xml:space="preserve">갤럭시 검증과 광고 승인 신청은 팀원이 주관하고, 팀장은 피드백 반영, 기록 등록 보강, 아이폰 확인만 맡음</w:t>
             </w:r>
           </w:p>
         </w:tc>

--- a/docs/07_중간평가_보고서.docx
+++ b/docs/07_중간평가_보고서.docx
@@ -6716,7 +6716,7 @@
         <w:rPr>
           <w:rFonts w:ascii="Malgun Gothic" w:cs="Malgun Gothic" w:eastAsia="Malgun Gothic" w:hAnsi="Malgun Gothic"/>
         </w:rPr>
-        <w:t xml:space="preserve">알바 경험률은 알바몬 설문(대학생 1,193명 중 여름방학 알바 경험 88.9%, 2023.9)과 동대신문 설문(대학생 200명 중 1개월 이상 알바 경험 67.5%, 연도 미상)의 값이라 전국 대푯값이 아님. 뒤 두 칸을 채울 공식 통계는 찾지 못함. 11월 설문의 "주당 근무 시간" 문항은 주휴수당 중심 메시지를 정하는 참고값이고, 시장 규모 추정에는 쓰지 않음</w:t>
+        <w:t xml:space="preserve">알바 경험률은 알바몬 설문(대학생 1,193명 중 여름방학 알바 경험 88.9%, 2023.9)과 동대신문 설문(대학생 200명 중 1개월 이상 알바 경험 67.5%, 연도 미상)의 값이라 전국 대푯값이 아님. 뒤 두 칸을 채울 공식 통계는 찾지 못함. 11월 설문의 "주당 근무 시간" 문항은 주휴수당 중심 메시지를 정하는 참고 값이고, 시장 규모 추정에는 쓰지 않음</w:t>
       </w:r>
     </w:p>
     <w:p>
@@ -9218,7 +9218,7 @@
         <w:rPr>
           <w:rFonts w:ascii="Malgun Gothic" w:cs="Malgun Gothic" w:eastAsia="Malgun Gothic" w:hAnsi="Malgun Gothic"/>
         </w:rPr>
-        <w:t xml:space="preserve">확인 번호는 "나중에 고치지 않았다"까지만 보여 주고 "그날 실제로 일했다"는 증명하지 못함. 통장 내역·메시지와 함께 내야 한다고 앱에도 적어 둠</w:t>
+        <w:t xml:space="preserve">확인 번호는 "나중에 고치지 않았다"까지만 보여 주고 "그날 실제로 일했다"까지는 증명하지 못함. 통장 내역·메시지와 함께 내야 한다고 앱에도 적어 둠</w:t>
       </w:r>
     </w:p>
     <w:p>

--- a/docs/07_중간평가_보고서.docx
+++ b/docs/07_중간평가_보고서.docx
@@ -183,7 +183,7 @@
                 <w:sz w:val="19"/>
                 <w:szCs w:val="19"/>
               </w:rPr>
-              <w:t xml:space="preserve">알바가드 (앱 이름과 같게 정함)</w:t>
+              <w:t xml:space="preserve">알바가드</w:t>
             </w:r>
           </w:p>
         </w:tc>
@@ -822,7 +822,7 @@
         <w:rPr>
           <w:rFonts w:ascii="Malgun Gothic" w:cs="Malgun Gothic" w:eastAsia="Malgun Gothic" w:hAnsi="Malgun Gothic"/>
         </w:rPr>
-        <w:t xml:space="preserve">팀명: 알바가드 (앱 이름과 같게 정함)</w:t>
+        <w:t xml:space="preserve">팀명: 알바가드</w:t>
       </w:r>
     </w:p>
     <w:p>

--- a/docs/07_중간평가_보고서.docx
+++ b/docs/07_중간평가_보고서.docx
@@ -1032,7 +1032,7 @@
           <w:sz w:val="22"/>
           <w:szCs w:val="22"/>
         </w:rPr>
-        <w:t xml:space="preserve">문제 2. 덜 받아도 알아채기 어렵고, 증명할 수단이 없음</w:t>
+        <w:t xml:space="preserve">문제 2. 덜 받아도 알아채기 어렵고, 증명할 수단이 마땅치 않음</w:t>
       </w:r>
     </w:p>
     <w:p>
@@ -2401,6 +2401,22 @@
           <w:rFonts w:ascii="Malgun Gothic" w:cs="Malgun Gothic" w:eastAsia="Malgun Gothic" w:hAnsi="Malgun Gothic"/>
         </w:rPr>
         <w:t xml:space="preserve">기록 등록은 설정에서 끌 수 있고, 무엇이 서버로 가는지 설정 탭에 적어 둠</w:t>
+      </w:r>
+    </w:p>
+    <w:p>
+      <w:pPr>
+        <w:pStyle w:val="ListParagraph"/>
+        <w:numPr>
+          <w:ilvl w:val="0"/>
+          <w:numId w:val="2"/>
+        </w:numPr>
+        <w:spacing w:after="60" w:line="300"/>
+      </w:pPr>
+      <w:r>
+        <w:rPr>
+          <w:rFonts w:ascii="Malgun Gothic" w:cs="Malgun Gothic" w:eastAsia="Malgun Gothic" w:hAnsi="Malgun Gothic"/>
+        </w:rPr>
+        <w:t xml:space="preserve">개인정보 처리방침 페이지(privacy.html)를 두고 설정 탭 · 확인 페이지 · 설문 첫 화면에서 연결함. 서버로 가는 항목, 보관 기간, 처리 위탁(Supabase, 서울 지역), 삭제 요청 방법을 적음(법률 검토 아님)</w:t>
       </w:r>
     </w:p>
     <w:p>

--- a/docs/07_중간평가_보고서.docx
+++ b/docs/07_중간평가_보고서.docx
@@ -9284,7 +9284,7 @@
         <w:rPr>
           <w:rFonts w:ascii="Malgun Gothic" w:cs="Malgun Gothic" w:eastAsia="Malgun Gothic" w:hAnsi="Malgun Gothic"/>
         </w:rPr>
-        <w:t xml:space="preserve">"주휴수당 계산법" 같은 짧은 영상으로 유입 확보</w:t>
+        <w:t xml:space="preserve">"주휴수당 계산법" 같은 쇼츠 · 릴스(짧은 영상)로 유입 확보</w:t>
       </w:r>
     </w:p>
     <w:p>

--- a/docs/07_중간평가_보고서.docx
+++ b/docs/07_중간평가_보고서.docx
@@ -884,7 +884,7 @@
           <w:sz w:val="18"/>
           <w:szCs w:val="18"/>
         </w:rPr>
-        <w:t xml:space="preserve">발표 분담은 역할과 같음(팀장 ①~⑤와 시연, 손유호 ⑥, 박명진 ⑦⑧)</w:t>
+        <w:t xml:space="preserve">발표 분담: 팀장 ①~⑤(시연 포함)와 마무리, 손유호 ⑥, 박명진 ⑦⑧. 팀원 두 명은 발표한 부분이 앞으로 맡을 일과 같음</w:t>
       </w:r>
     </w:p>
     <w:p>
@@ -2416,7 +2416,7 @@
         <w:rPr>
           <w:rFonts w:ascii="Malgun Gothic" w:cs="Malgun Gothic" w:eastAsia="Malgun Gothic" w:hAnsi="Malgun Gothic"/>
         </w:rPr>
-        <w:t xml:space="preserve">개인정보 처리방침 페이지(privacy.html)를 두고 설정 탭 · 확인 페이지 · 설문 첫 화면에서 연결함. 서버로 가는 항목, 보관 기간, 처리 위탁(Supabase, 서울 지역), 삭제 요청 방법을 적음(법률 검토 아님)</w:t>
+        <w:t xml:space="preserve">개인정보 처리방침 페이지(privacy.html)를 두고 설정 탭 · 확인 페이지 · 설문 첫 화면에서 연결함. 서버로 가는 항목, 보관 기간, 자료 저장소(Supabase, 서울 지역), 삭제 요청 방법을 적음(법률 검토 아님)</w:t>
       </w:r>
     </w:p>
     <w:p>
@@ -6827,7 +6827,7 @@
         <w:rPr>
           <w:rFonts w:ascii="Malgun Gothic" w:cs="Malgun Gothic" w:eastAsia="Malgun Gothic" w:hAnsi="Malgun Gothic"/>
         </w:rPr>
-        <w:t xml:space="preserve">구독·수수료·광고·판매 네 가지 중 광고를 1차, 구독을 2차로 선택. 수수료는 앱 안에서 돈이 오가는 거래가 없어 맞지 않음. 판매는 팔 것이 정산 문구와 증빙 문서뿐이라 돈을 받고 문서를 만들어 주는 셈이 되어 하지 않음</w:t>
+        <w:t xml:space="preserve">구독·수수료·광고·판매 네 가지 중 광고를 1차, 구독을 2차로 선택. 수수료는 앱 안에서 돈이 오가는 거래가 없어 맞지 않음. 판매는 팔 수 있는 것이 정산 문구와 증빙 문서뿐인데, 돈을 받고 문서를 만들어 주면 변호사법·공인노무사법 문제가 생길 수 있어 하지 않음</w:t>
       </w:r>
     </w:p>
     <w:p>
@@ -10371,7 +10371,7 @@
         <w:rPr>
           <w:rFonts w:ascii="Malgun Gothic" w:cs="Malgun Gothic" w:eastAsia="Malgun Gothic" w:hAnsi="Malgun Gothic"/>
         </w:rPr>
-        <w:t xml:space="preserve">"지금 알바 중", "예전에 함", "한 적 없음"으로 갈라 20문항 안팎. 11월 16일까지 30명 목표. 이름과 연락처는 받지 않음. 모집은 학과·동아리 단톡, 에브리타임, 중간발표 당일 QR(교수님 허락 뒤)</w:t>
+        <w:t xml:space="preserve">"지금 알바 중", "예전에 함", "한 적 없음"으로 갈라 20문항 안팎. 11월 16일까지 30명 목표. 이름과 연락처는 받지 않음. 모집은 학과·동아리 단톡, 에브리타임</w:t>
       </w:r>
     </w:p>
     <w:p>

--- a/docs/07_중간평가_보고서.docx
+++ b/docs/07_중간평가_보고서.docx
@@ -5949,7 +5949,7 @@
         <w:rPr>
           <w:rFonts w:ascii="Malgun Gothic" w:cs="Malgun Gothic" w:eastAsia="Malgun Gothic" w:hAnsi="Malgun Gothic"/>
         </w:rPr>
-        <w:t xml:space="preserve">확인 번호를 넣으면 서버 등록 시각이 나옴. 앱 데이터 없이 동작하는 별도 페이지라 제3자도 열 수 있음. 캡처의 번호 0cc0cecf6cb2954c는 2026년 10월 25일에 실제로 등록된 것이고, https://jihooni217.github.io/albaguard/verify.html?h=0cc0cecf6cb2954c 에서 같은 결과 확인 가능</w:t>
+        <w:t xml:space="preserve">확인 번호를 넣으면 서버 등록 시각이 나옴. 앱 데이터 없이 동작하는 별도 페이지라 제3자도 열 수 있음. 캡처의 번호 289ad066f1632c51는 2026년 10월 27일에 실제로 등록된 것이고, https://jihooni217.github.io/albaguard/verify.html?h=289ad066f1632c51 에서 같은 결과 확인 가능</w:t>
       </w:r>
     </w:p>
     <w:p>
@@ -5987,7 +5987,7 @@
           <w:sz w:val="18"/>
           <w:szCs w:val="18"/>
         </w:rPr>
-        <w:t xml:space="preserve">디자인은 타깃 사용자(급여 계산 앱을 쓰는 친구)가 시안 12장 중 고른 통장 구성을 적용. 잉크 남색은 "기록을 잉크로 남긴다"라는 뜻. 화면 캡처는 2026년 10월 25일 기준 예시 데이터이고, 모두 배포 주소에서 바로 열 수 있음</w:t>
+        <w:t xml:space="preserve">디자인은 타깃 사용자(급여 계산 앱을 쓰는 친구)가 시안 12장 중 고른 통장 구성을 적용. 잉크 남색은 "기록을 잉크로 남긴다"라는 뜻. 화면 캡처는 2026년 10월 27일 기준 예시 데이터이고, 모두 배포 주소에서 바로 열 수 있음</w:t>
       </w:r>
     </w:p>
     <w:p>
